--- a/docs/Developer Guide.docx
+++ b/docs/Developer Guide.docx
@@ -40,7 +40,7 @@
       <w:pPr>
         <w:pStyle w:val="NormalWeb"/>
         <w:shd w:val="clear" w:color="auto" w:fill="EEF2F8"/>
-        <w:divId w:val="1556045214"/>
+        <w:divId w:val="1098523763"/>
         <w:rPr>
           <w:rFonts w:ascii="Calibri" w:hAnsi="Calibri" w:cs="Calibri"/>
           <w:color w:val="404040"/>
@@ -8446,7 +8446,102 @@
         <w:rPr>
           <w:rFonts w:ascii="Calibri" w:eastAsia="Times New Roman" w:hAnsi="Calibri" w:cs="Calibri"/>
         </w:rPr>
-        <w:t>Coming next</w:t>
+        <w:t>Chapter 6: The first Admin account</w:t>
+      </w:r>
+    </w:p>
+    <w:p>
+      <w:pPr>
+        <w:pStyle w:val="NormalWeb"/>
+        <w:rPr>
+          <w:rFonts w:ascii="Calibri" w:hAnsi="Calibri" w:cs="Calibri"/>
+          <w:color w:val="1A1A1A"/>
+          <w:sz w:val="22"/>
+          <w:szCs w:val="22"/>
+        </w:rPr>
+      </w:pPr>
+      <w:r>
+        <w:rPr>
+          <w:rFonts w:ascii="Calibri" w:hAnsi="Calibri" w:cs="Calibri"/>
+          <w:color w:val="1A1A1A"/>
+          <w:sz w:val="22"/>
+          <w:szCs w:val="22"/>
+        </w:rPr>
+        <w:t xml:space="preserve">The app has no sign-up screen (only Admins create accounts), so the very first Admin is added directly in the database, once. Open pgAdmin, click </w:t>
+      </w:r>
+      <w:r>
+        <w:rPr>
+          <w:rStyle w:val="HTMLCode"/>
+          <w:color w:val="1A1A1A"/>
+        </w:rPr>
+        <w:t>construction_db</w:t>
+      </w:r>
+      <w:r>
+        <w:rPr>
+          <w:rFonts w:ascii="Calibri" w:hAnsi="Calibri" w:cs="Calibri"/>
+          <w:color w:val="1A1A1A"/>
+          <w:sz w:val="22"/>
+          <w:szCs w:val="22"/>
+        </w:rPr>
+        <w:t xml:space="preserve">, then </w:t>
+      </w:r>
+      <w:r>
+        <w:rPr>
+          <w:rStyle w:val="Strong"/>
+          <w:rFonts w:ascii="Calibri" w:hAnsi="Calibri" w:cs="Calibri"/>
+          <w:color w:val="1A1A1A"/>
+          <w:sz w:val="22"/>
+          <w:szCs w:val="22"/>
+        </w:rPr>
+        <w:t>Tools &gt; Query Tool</w:t>
+      </w:r>
+      <w:r>
+        <w:rPr>
+          <w:rFonts w:ascii="Calibri" w:hAnsi="Calibri" w:cs="Calibri"/>
+          <w:color w:val="1A1A1A"/>
+          <w:sz w:val="22"/>
+          <w:szCs w:val="22"/>
+        </w:rPr>
+        <w:t>, and run (with your own username, name and password):</w:t>
+      </w:r>
+    </w:p>
+    <w:p>
+      <w:pPr>
+        <w:pStyle w:val="HTMLPreformatted"/>
+        <w:rPr>
+          <w:color w:val="1A1A1A"/>
+          <w:sz w:val="19"/>
+          <w:szCs w:val="19"/>
+          <w:shd w:val="clear" w:color="auto" w:fill="F2F2F2"/>
+        </w:rPr>
+      </w:pPr>
+      <w:r>
+        <w:rPr>
+          <w:color w:val="1A1A1A"/>
+          <w:sz w:val="19"/>
+          <w:szCs w:val="19"/>
+          <w:shd w:val="clear" w:color="auto" w:fill="F2F2F2"/>
+        </w:rPr>
+        <w:t>INSERT INTO users (username, password_hash, full_name, level)</w:t>
+      </w:r>
+    </w:p>
+    <w:p>
+      <w:pPr>
+        <w:pStyle w:val="HTMLPreformatted"/>
+        <w:rPr>
+          <w:color w:val="1A1A1A"/>
+          <w:sz w:val="19"/>
+          <w:szCs w:val="19"/>
+          <w:shd w:val="clear" w:color="auto" w:fill="F2F2F2"/>
+        </w:rPr>
+      </w:pPr>
+      <w:r>
+        <w:rPr>
+          <w:color w:val="1A1A1A"/>
+          <w:sz w:val="19"/>
+          <w:szCs w:val="19"/>
+          <w:shd w:val="clear" w:color="auto" w:fill="F2F2F2"/>
+        </w:rPr>
+        <w:t>VALUES ('YourUsername', crypt('YourPassword', gen_salt('bf', 11)), 'Your Full Name', 'Admin');</w:t>
       </w:r>
     </w:p>
     <w:p>
@@ -8465,12 +8560,35 @@
       </w:pPr>
       <w:r>
         <w:rPr>
+          <w:rStyle w:val="HTMLCode"/>
+          <w:color w:val="1A1A1A"/>
+        </w:rPr>
+        <w:t>crypt(..., gen_salt('bf', 11))</w:t>
+      </w:r>
+      <w:r>
+        <w:rPr>
           <w:rFonts w:ascii="Calibri" w:eastAsia="Times New Roman" w:hAnsi="Calibri" w:cs="Calibri"/>
           <w:color w:val="1A1A1A"/>
           <w:sz w:val="22"/>
           <w:szCs w:val="22"/>
         </w:rPr>
-        <w:t>Chapter 6: First Admin account</w:t>
+        <w:t xml:space="preserve"> stores a bcrypt hash (cost 11), never the password itself. The hash starts with </w:t>
+      </w:r>
+      <w:r>
+        <w:rPr>
+          <w:rStyle w:val="HTMLCode"/>
+          <w:color w:val="1A1A1A"/>
+        </w:rPr>
+        <w:t>$2a$11$</w:t>
+      </w:r>
+      <w:r>
+        <w:rPr>
+          <w:rFonts w:ascii="Calibri" w:eastAsia="Times New Roman" w:hAnsi="Calibri" w:cs="Calibri"/>
+          <w:color w:val="1A1A1A"/>
+          <w:sz w:val="22"/>
+          <w:szCs w:val="22"/>
+        </w:rPr>
+        <w:t>.</w:t>
       </w:r>
     </w:p>
     <w:p>
@@ -8489,21 +8607,19 @@
       </w:pPr>
       <w:r>
         <w:rPr>
+          <w:rStyle w:val="HTMLCode"/>
+          <w:color w:val="1A1A1A"/>
+        </w:rPr>
+        <w:t>department</w:t>
+      </w:r>
+      <w:r>
+        <w:rPr>
           <w:rFonts w:ascii="Calibri" w:eastAsia="Times New Roman" w:hAnsi="Calibri" w:cs="Calibri"/>
           <w:color w:val="1A1A1A"/>
           <w:sz w:val="22"/>
           <w:szCs w:val="22"/>
         </w:rPr>
-        <w:t>Chapter 7: Connecting the desktop app to the database (connection settings, "</w:t>
-      </w:r>
-      <w:r>
-        <w:rPr>
-          <w:rFonts w:ascii="Calibri" w:eastAsia="Times New Roman" w:hAnsi="Calibri" w:cs="Calibri"/>
-          <w:color w:val="1A1A1A"/>
-          <w:sz w:val="22"/>
-          <w:szCs w:val="22"/>
-        </w:rPr>
-        <w:t>Database Settings" screen)</w:t>
+        <w:t xml:space="preserve"> is left empty because Admins don't belong to one.</w:t>
       </w:r>
     </w:p>
     <w:p>
@@ -8527,14 +8643,200 @@
           <w:sz w:val="22"/>
           <w:szCs w:val="22"/>
         </w:rPr>
-        <w:t>Chapter 8: The Login window and Main Window</w:t>
+        <w:t xml:space="preserve">The real password is </w:t>
+      </w:r>
+      <w:r>
+        <w:rPr>
+          <w:rStyle w:val="Strong"/>
+          <w:rFonts w:ascii="Calibri" w:eastAsia="Times New Roman" w:hAnsi="Calibri" w:cs="Calibri"/>
+          <w:color w:val="1A1A1A"/>
+          <w:sz w:val="22"/>
+          <w:szCs w:val="22"/>
+        </w:rPr>
+        <w:t>never</w:t>
+      </w:r>
+      <w:r>
+        <w:rPr>
+          <w:rFonts w:ascii="Calibri" w:eastAsia="Times New Roman" w:hAnsi="Calibri" w:cs="Calibri"/>
+          <w:color w:val="1A1A1A"/>
+          <w:sz w:val="22"/>
+          <w:szCs w:val="22"/>
+        </w:rPr>
+        <w:t xml:space="preserve"> written in a script file or saved in Git.</w:t>
+      </w:r>
+    </w:p>
+    <w:p>
+      <w:pPr>
+        <w:pStyle w:val="NormalWeb"/>
+        <w:rPr>
+          <w:rFonts w:ascii="Calibri" w:hAnsi="Calibri" w:cs="Calibri"/>
+          <w:color w:val="1A1A1A"/>
+          <w:sz w:val="22"/>
+          <w:szCs w:val="22"/>
+        </w:rPr>
+      </w:pPr>
+      <w:r>
+        <w:rPr>
+          <w:rFonts w:ascii="Calibri" w:hAnsi="Calibri" w:cs="Calibri"/>
+          <w:color w:val="1A1A1A"/>
+          <w:sz w:val="22"/>
+          <w:szCs w:val="22"/>
+        </w:rPr>
+        <w:t xml:space="preserve">Check it worked (the last column must be </w:t>
+      </w:r>
+      <w:r>
+        <w:rPr>
+          <w:rStyle w:val="HTMLCode"/>
+          <w:color w:val="1A1A1A"/>
+        </w:rPr>
+        <w:t>t</w:t>
+      </w:r>
+      <w:r>
+        <w:rPr>
+          <w:rFonts w:ascii="Calibri" w:hAnsi="Calibri" w:cs="Calibri"/>
+          <w:color w:val="1A1A1A"/>
+          <w:sz w:val="22"/>
+          <w:szCs w:val="22"/>
+        </w:rPr>
+        <w:t xml:space="preserve"> for true):</w:t>
+      </w:r>
+    </w:p>
+    <w:p>
+      <w:pPr>
+        <w:pStyle w:val="HTMLPreformatted"/>
+        <w:rPr>
+          <w:color w:val="1A1A1A"/>
+          <w:sz w:val="19"/>
+          <w:szCs w:val="19"/>
+          <w:shd w:val="clear" w:color="auto" w:fill="F2F2F2"/>
+        </w:rPr>
+      </w:pPr>
+      <w:r>
+        <w:rPr>
+          <w:color w:val="1A1A1A"/>
+          <w:sz w:val="19"/>
+          <w:szCs w:val="19"/>
+          <w:shd w:val="clear" w:color="auto" w:fill="F2F2F2"/>
+        </w:rPr>
+        <w:t>SELECT username, level, status, password_hash = crypt('YourPassword', password_hash) AS password_works</w:t>
+      </w:r>
+    </w:p>
+    <w:p>
+      <w:pPr>
+        <w:pStyle w:val="HTMLPreformatted"/>
+        <w:rPr>
+          <w:color w:val="1A1A1A"/>
+          <w:sz w:val="19"/>
+          <w:szCs w:val="19"/>
+          <w:shd w:val="clear" w:color="auto" w:fill="F2F2F2"/>
+        </w:rPr>
+      </w:pPr>
+      <w:r>
+        <w:rPr>
+          <w:color w:val="1A1A1A"/>
+          <w:sz w:val="19"/>
+          <w:szCs w:val="19"/>
+          <w:shd w:val="clear" w:color="auto" w:fill="F2F2F2"/>
+        </w:rPr>
+        <w:t>FROM users;</w:t>
+      </w:r>
+    </w:p>
+    <w:p>
+      <w:pPr>
+        <w:pStyle w:val="NormalWeb"/>
+        <w:rPr>
+          <w:rFonts w:ascii="Calibri" w:hAnsi="Calibri" w:cs="Calibri"/>
+          <w:color w:val="1A1A1A"/>
+          <w:sz w:val="22"/>
+          <w:szCs w:val="22"/>
+        </w:rPr>
+      </w:pPr>
+      <w:r>
+        <w:rPr>
+          <w:rFonts w:ascii="Calibri" w:hAnsi="Calibri" w:cs="Calibri"/>
+          <w:color w:val="1A1A1A"/>
+          <w:sz w:val="22"/>
+          <w:szCs w:val="22"/>
+        </w:rPr>
+        <w:t>After this, every other account is created by an Admin inside the app (User Accounts page).</w:t>
+      </w:r>
+    </w:p>
+    <w:p>
+      <w:pPr>
+        <w:pStyle w:val="Heading1"/>
+        <w:rPr>
+          <w:rFonts w:ascii="Calibri" w:eastAsia="Times New Roman" w:hAnsi="Calibri" w:cs="Calibri"/>
+        </w:rPr>
+      </w:pPr>
+      <w:r>
+        <w:rPr>
+          <w:rFonts w:ascii="Calibri" w:eastAsia="Times New Roman" w:hAnsi="Calibri" w:cs="Calibri"/>
+        </w:rPr>
+        <w:t>Coming next</w:t>
       </w:r>
     </w:p>
     <w:p>
       <w:pPr>
         <w:numPr>
           <w:ilvl w:val="0"/>
-          <w:numId w:val="4"/>
+          <w:numId w:val="5"/>
+        </w:numPr>
+        <w:spacing w:before="100" w:beforeAutospacing="1" w:after="100" w:afterAutospacing="1"/>
+        <w:rPr>
+          <w:rFonts w:ascii="Calibri" w:eastAsia="Times New Roman" w:hAnsi="Calibri" w:cs="Calibri"/>
+          <w:color w:val="1A1A1A"/>
+          <w:sz w:val="22"/>
+          <w:szCs w:val="22"/>
+        </w:rPr>
+      </w:pPr>
+      <w:r>
+        <w:rPr>
+          <w:rFonts w:ascii="Calibri" w:eastAsia="Times New Roman" w:hAnsi="Calibri" w:cs="Calibri"/>
+          <w:color w:val="1A1A1A"/>
+          <w:sz w:val="22"/>
+          <w:szCs w:val="22"/>
+        </w:rPr>
+        <w:t xml:space="preserve">Chapter 7: Connecting the desktop app to the database (connection settings, "Database Settings" </w:t>
+      </w:r>
+      <w:r>
+        <w:rPr>
+          <w:rFonts w:ascii="Calibri" w:eastAsia="Times New Roman" w:hAnsi="Calibri" w:cs="Calibri"/>
+          <w:color w:val="1A1A1A"/>
+          <w:sz w:val="22"/>
+          <w:szCs w:val="22"/>
+        </w:rPr>
+        <w:t>screen)</w:t>
+      </w:r>
+    </w:p>
+    <w:p>
+      <w:pPr>
+        <w:numPr>
+          <w:ilvl w:val="0"/>
+          <w:numId w:val="5"/>
+        </w:numPr>
+        <w:spacing w:before="100" w:beforeAutospacing="1" w:after="100" w:afterAutospacing="1"/>
+        <w:rPr>
+          <w:rFonts w:ascii="Calibri" w:eastAsia="Times New Roman" w:hAnsi="Calibri" w:cs="Calibri"/>
+          <w:color w:val="1A1A1A"/>
+          <w:sz w:val="22"/>
+          <w:szCs w:val="22"/>
+        </w:rPr>
+      </w:pPr>
+      <w:r>
+        <w:rPr>
+          <w:rFonts w:ascii="Calibri" w:eastAsia="Times New Roman" w:hAnsi="Calibri" w:cs="Calibri"/>
+          <w:color w:val="1A1A1A"/>
+          <w:sz w:val="22"/>
+          <w:szCs w:val="22"/>
+        </w:rPr>
+        <w:t>Chapter 8: The Login window and Main Window</w:t>
+      </w:r>
+    </w:p>
+    <w:p>
+      <w:pPr>
+        <w:numPr>
+          <w:ilvl w:val="0"/>
+          <w:numId w:val="5"/>
         </w:numPr>
         <w:spacing w:before="100" w:beforeAutospacing="1" w:after="100" w:afterAutospacing="1"/>
         <w:rPr>
@@ -8567,9 +8869,9 @@
 <file path=word/numbering.xml><?xml version="1.0" encoding="utf-8"?>
 <w:numbering xmlns:wpc="http://schemas.microsoft.com/office/word/2010/wordprocessingCanvas" xmlns:cx="http://schemas.microsoft.com/office/drawing/2014/chartex" xmlns:cx1="http://schemas.microsoft.com/office/drawing/2015/9/8/chartex" xmlns:cx2="http://schemas.microsoft.com/office/drawing/2015/10/21/chartex" xmlns:cx3="http://schemas.microsoft.com/office/drawing/2016/5/9/chartex" xmlns:cx4="http://schemas.microsoft.com/office/drawing/2016/5/10/chartex" xmlns:cx5="http://schemas.microsoft.com/office/drawing/2016/5/11/chartex" xmlns:cx6="http://schemas.microsoft.com/office/drawing/2016/5/12/chartex" xmlns:cx7="http://schemas.microsoft.com/office/drawing/2016/5/13/chartex" xmlns:cx8="http://schemas.microsoft.com/office/drawing/2016/5/14/chartex" xmlns:mc="http://schemas.openxmlformats.org/markup-compatibility/2006" xmlns:aink="http://schemas.microsoft.com/office/drawing/2016/ink" xmlns:am3d="http://schemas.microsoft.com/office/drawing/2017/model3d" xmlns:o="urn:schemas-microsoft-com:office:office" xmlns:oel="http://schemas.microsoft.com/office/2019/extlst" xmlns:r="http://schemas.openxmlformats.org/officeDocument/2006/relationships" xmlns:m="http://schemas.openxmlformats.org/officeDocument/2006/math" xmlns:v="urn:schemas-microsoft-com:vml" xmlns:wp14="http://schemas.microsoft.com/office/word/2010/wordprocessingDrawing" xmlns:wp="http://schemas.openxmlformats.org/drawingml/2006/wordprocessingDrawing" xmlns:w10="urn:schemas-microsoft-com:office:word" xmlns:w="http://schemas.openxmlformats.org/wordprocessingml/2006/main" xmlns:w14="http://schemas.microsoft.com/office/word/2010/wordml" xmlns:w15="http://schemas.microsoft.com/office/word/2012/wordml" xmlns:w16cex="http://schemas.microsoft.com/office/word/2018/wordml/cex" xmlns:w16cid="http://schemas.microsoft.com/office/word/2016/wordml/cid" xmlns:w16="http://schemas.microsoft.com/office/word/2018/wordml" xmlns:w16du="http://schemas.microsoft.com/office/word/2023/wordml/word16du" xmlns:w16sdtdh="http://schemas.microsoft.com/office/word/2020/wordml/sdtdatahash" xmlns:w16sdtfl="http://schemas.microsoft.com/office/word/2024/wordml/sdtformatlock" xmlns:w16se="http://schemas.microsoft.com/office/word/2015/wordml/symex" xmlns:wpg="http://schemas.microsoft.com/office/word/2010/wordprocessingGroup" xmlns:wpi="http://schemas.microsoft.com/office/word/2010/wordprocessingInk" xmlns:wne="http://schemas.microsoft.com/office/word/2006/wordml" xmlns:wps="http://schemas.microsoft.com/office/word/2010/wordprocessingShape" mc:Ignorable="w14 w15 w16se w16cid w16 w16cex w16sdtdh w16sdtfl w16du wp14">
   <w:abstractNum w:abstractNumId="0" w15:restartNumberingAfterBreak="0">
-    <w:nsid w:val="12CF3636"/>
+    <w:nsid w:val="181D33B6"/>
     <w:multiLevelType w:val="multilevel"/>
-    <w:tmpl w:val="C4707934"/>
+    <w:tmpl w:val="F710BA5C"/>
     <w:lvl w:ilvl="0">
       <w:start w:val="1"/>
       <w:numFmt w:val="bullet"/>
@@ -8716,9 +9018,9 @@
     </w:lvl>
   </w:abstractNum>
   <w:abstractNum w:abstractNumId="1" w15:restartNumberingAfterBreak="0">
-    <w:nsid w:val="1D520FBF"/>
+    <w:nsid w:val="564029C7"/>
     <w:multiLevelType w:val="multilevel"/>
-    <w:tmpl w:val="9AFEADD4"/>
+    <w:tmpl w:val="F342C4D2"/>
     <w:lvl w:ilvl="0">
       <w:start w:val="1"/>
       <w:numFmt w:val="bullet"/>
@@ -8865,9 +9167,9 @@
     </w:lvl>
   </w:abstractNum>
   <w:abstractNum w:abstractNumId="2" w15:restartNumberingAfterBreak="0">
-    <w:nsid w:val="4F8C701A"/>
+    <w:nsid w:val="5771636A"/>
     <w:multiLevelType w:val="multilevel"/>
-    <w:tmpl w:val="A55416F4"/>
+    <w:tmpl w:val="67BE6B98"/>
     <w:lvl w:ilvl="0">
       <w:start w:val="1"/>
       <w:numFmt w:val="bullet"/>
@@ -9014,9 +9316,9 @@
     </w:lvl>
   </w:abstractNum>
   <w:abstractNum w:abstractNumId="3" w15:restartNumberingAfterBreak="0">
-    <w:nsid w:val="790B69DF"/>
+    <w:nsid w:val="5D140D2D"/>
     <w:multiLevelType w:val="multilevel"/>
-    <w:tmpl w:val="A4721E88"/>
+    <w:tmpl w:val="4E08E8C4"/>
     <w:lvl w:ilvl="0">
       <w:start w:val="1"/>
       <w:numFmt w:val="bullet"/>
@@ -9162,17 +9464,169 @@
       </w:rPr>
     </w:lvl>
   </w:abstractNum>
-  <w:num w:numId="1" w16cid:durableId="314990647">
+  <w:abstractNum w:abstractNumId="4" w15:restartNumberingAfterBreak="0">
+    <w:nsid w:val="7EBB2785"/>
+    <w:multiLevelType w:val="multilevel"/>
+    <w:tmpl w:val="B1FA3C7E"/>
+    <w:lvl w:ilvl="0">
+      <w:start w:val="1"/>
+      <w:numFmt w:val="bullet"/>
+      <w:lvlText w:val=""/>
+      <w:lvlJc w:val="left"/>
+      <w:pPr>
+        <w:tabs>
+          <w:tab w:val="num" w:pos="720"/>
+        </w:tabs>
+        <w:ind w:left="720" w:hanging="360"/>
+      </w:pPr>
+      <w:rPr>
+        <w:rFonts w:ascii="Symbol" w:hAnsi="Symbol" w:hint="default"/>
+        <w:sz w:val="20"/>
+      </w:rPr>
+    </w:lvl>
+    <w:lvl w:ilvl="1" w:tentative="1">
+      <w:start w:val="1"/>
+      <w:numFmt w:val="bullet"/>
+      <w:lvlText w:val="o"/>
+      <w:lvlJc w:val="left"/>
+      <w:pPr>
+        <w:tabs>
+          <w:tab w:val="num" w:pos="1440"/>
+        </w:tabs>
+        <w:ind w:left="1440" w:hanging="360"/>
+      </w:pPr>
+      <w:rPr>
+        <w:rFonts w:ascii="Courier New" w:hAnsi="Courier New" w:hint="default"/>
+        <w:sz w:val="20"/>
+      </w:rPr>
+    </w:lvl>
+    <w:lvl w:ilvl="2" w:tentative="1">
+      <w:start w:val="1"/>
+      <w:numFmt w:val="bullet"/>
+      <w:lvlText w:val=""/>
+      <w:lvlJc w:val="left"/>
+      <w:pPr>
+        <w:tabs>
+          <w:tab w:val="num" w:pos="2160"/>
+        </w:tabs>
+        <w:ind w:left="2160" w:hanging="360"/>
+      </w:pPr>
+      <w:rPr>
+        <w:rFonts w:ascii="Wingdings" w:hAnsi="Wingdings" w:hint="default"/>
+        <w:sz w:val="20"/>
+      </w:rPr>
+    </w:lvl>
+    <w:lvl w:ilvl="3" w:tentative="1">
+      <w:start w:val="1"/>
+      <w:numFmt w:val="bullet"/>
+      <w:lvlText w:val=""/>
+      <w:lvlJc w:val="left"/>
+      <w:pPr>
+        <w:tabs>
+          <w:tab w:val="num" w:pos="2880"/>
+        </w:tabs>
+        <w:ind w:left="2880" w:hanging="360"/>
+      </w:pPr>
+      <w:rPr>
+        <w:rFonts w:ascii="Wingdings" w:hAnsi="Wingdings" w:hint="default"/>
+        <w:sz w:val="20"/>
+      </w:rPr>
+    </w:lvl>
+    <w:lvl w:ilvl="4" w:tentative="1">
+      <w:start w:val="1"/>
+      <w:numFmt w:val="bullet"/>
+      <w:lvlText w:val=""/>
+      <w:lvlJc w:val="left"/>
+      <w:pPr>
+        <w:tabs>
+          <w:tab w:val="num" w:pos="3600"/>
+        </w:tabs>
+        <w:ind w:left="3600" w:hanging="360"/>
+      </w:pPr>
+      <w:rPr>
+        <w:rFonts w:ascii="Wingdings" w:hAnsi="Wingdings" w:hint="default"/>
+        <w:sz w:val="20"/>
+      </w:rPr>
+    </w:lvl>
+    <w:lvl w:ilvl="5" w:tentative="1">
+      <w:start w:val="1"/>
+      <w:numFmt w:val="bullet"/>
+      <w:lvlText w:val=""/>
+      <w:lvlJc w:val="left"/>
+      <w:pPr>
+        <w:tabs>
+          <w:tab w:val="num" w:pos="4320"/>
+        </w:tabs>
+        <w:ind w:left="4320" w:hanging="360"/>
+      </w:pPr>
+      <w:rPr>
+        <w:rFonts w:ascii="Wingdings" w:hAnsi="Wingdings" w:hint="default"/>
+        <w:sz w:val="20"/>
+      </w:rPr>
+    </w:lvl>
+    <w:lvl w:ilvl="6" w:tentative="1">
+      <w:start w:val="1"/>
+      <w:numFmt w:val="bullet"/>
+      <w:lvlText w:val=""/>
+      <w:lvlJc w:val="left"/>
+      <w:pPr>
+        <w:tabs>
+          <w:tab w:val="num" w:pos="5040"/>
+        </w:tabs>
+        <w:ind w:left="5040" w:hanging="360"/>
+      </w:pPr>
+      <w:rPr>
+        <w:rFonts w:ascii="Wingdings" w:hAnsi="Wingdings" w:hint="default"/>
+        <w:sz w:val="20"/>
+      </w:rPr>
+    </w:lvl>
+    <w:lvl w:ilvl="7" w:tentative="1">
+      <w:start w:val="1"/>
+      <w:numFmt w:val="bullet"/>
+      <w:lvlText w:val=""/>
+      <w:lvlJc w:val="left"/>
+      <w:pPr>
+        <w:tabs>
+          <w:tab w:val="num" w:pos="5760"/>
+        </w:tabs>
+        <w:ind w:left="5760" w:hanging="360"/>
+      </w:pPr>
+      <w:rPr>
+        <w:rFonts w:ascii="Wingdings" w:hAnsi="Wingdings" w:hint="default"/>
+        <w:sz w:val="20"/>
+      </w:rPr>
+    </w:lvl>
+    <w:lvl w:ilvl="8" w:tentative="1">
+      <w:start w:val="1"/>
+      <w:numFmt w:val="bullet"/>
+      <w:lvlText w:val=""/>
+      <w:lvlJc w:val="left"/>
+      <w:pPr>
+        <w:tabs>
+          <w:tab w:val="num" w:pos="6480"/>
+        </w:tabs>
+        <w:ind w:left="6480" w:hanging="360"/>
+      </w:pPr>
+      <w:rPr>
+        <w:rFonts w:ascii="Wingdings" w:hAnsi="Wingdings" w:hint="default"/>
+        <w:sz w:val="20"/>
+      </w:rPr>
+    </w:lvl>
+  </w:abstractNum>
+  <w:num w:numId="1" w16cid:durableId="274597745">
+    <w:abstractNumId w:val="4"/>
+  </w:num>
+  <w:num w:numId="2" w16cid:durableId="2100368097">
     <w:abstractNumId w:val="0"/>
   </w:num>
-  <w:num w:numId="2" w16cid:durableId="1273051361">
+  <w:num w:numId="3" w16cid:durableId="751584719">
     <w:abstractNumId w:val="3"/>
   </w:num>
-  <w:num w:numId="3" w16cid:durableId="112795113">
+  <w:num w:numId="4" w16cid:durableId="658463084">
+    <w:abstractNumId w:val="1"/>
+  </w:num>
+  <w:num w:numId="5" w16cid:durableId="568228041">
     <w:abstractNumId w:val="2"/>
-  </w:num>
-  <w:num w:numId="4" w16cid:durableId="502010301">
-    <w:abstractNumId w:val="1"/>
   </w:num>
 </w:numbering>
 </file>

--- a/docs/Developer Guide.docx
+++ b/docs/Developer Guide.docx
@@ -72,7 +72,7 @@
       <w:pPr>
         <w:pStyle w:val="NormalWeb"/>
         <w:shd w:val="clear" w:color="auto" w:fill="EEF2F8"/>
-        <w:divId w:val="1317999931"/>
+        <w:divId w:val="76832569"/>
         <w:rPr>
           <w:rFonts w:ascii="Calibri" w:hAnsi="Calibri" w:cs="Calibri"/>
           <w:color w:val="404040"/>
@@ -3558,7 +3558,6 @@
           <w:szCs w:val="19"/>
           <w:shd w:val="clear" w:color="auto" w:fill="F2F2F2"/>
         </w:rPr>
-        <w:lastRenderedPageBreak/>
         <w:t>INSERT INTO users (username, password_hash, full_name, level)</w:t>
       </w:r>
     </w:p>
@@ -4457,7 +4456,6 @@
         <w:rPr>
           <w:rFonts w:ascii="Calibri" w:eastAsia="Times New Roman" w:hAnsi="Calibri" w:cs="Calibri"/>
         </w:rPr>
-        <w:lastRenderedPageBreak/>
         <w:t>3.3 Main window</w:t>
       </w:r>
     </w:p>
@@ -5898,7 +5896,6 @@
                 <w:rStyle w:val="HTMLCode"/>
                 <w:color w:val="1A1A1A"/>
               </w:rPr>
-              <w:lastRenderedPageBreak/>
               <w:t>ExcelExport</w:t>
             </w:r>
           </w:p>
@@ -6137,7 +6134,23 @@
                 <w:sz w:val="22"/>
                 <w:szCs w:val="22"/>
               </w:rPr>
-              <w:t xml:space="preserve"> shows the wait cursor.</w:t>
+              <w:t xml:space="preserve"> shows the wait cursor; </w:t>
+            </w:r>
+            <w:r>
+              <w:rPr>
+                <w:rStyle w:val="HTMLCode"/>
+                <w:color w:val="1A1A1A"/>
+              </w:rPr>
+              <w:t>SelectRow</w:t>
+            </w:r>
+            <w:r>
+              <w:rPr>
+                <w:rFonts w:ascii="Calibri" w:eastAsia="Times New Roman" w:hAnsi="Calibri" w:cs="Calibri"/>
+                <w:color w:val="1A1A1A"/>
+                <w:sz w:val="22"/>
+                <w:szCs w:val="22"/>
+              </w:rPr>
+              <w:t xml:space="preserve"> highlights the record just saved after the table reloads.</w:t>
             </w:r>
           </w:p>
         </w:tc>
@@ -6201,6 +6214,46 @@
           <w:shd w:val="clear" w:color="auto" w:fill="F2F2F2"/>
         </w:rPr>
         <w:t>Responsive.OnTypingPause(txtProjectSearch, () =&gt; LoadProjectsAsync());</w:t>
+      </w:r>
+    </w:p>
+    <w:p>
+      <w:pPr>
+        <w:pStyle w:val="NormalWeb"/>
+        <w:rPr>
+          <w:rFonts w:ascii="Calibri" w:hAnsi="Calibri" w:cs="Calibri"/>
+          <w:color w:val="1A1A1A"/>
+          <w:sz w:val="22"/>
+          <w:szCs w:val="22"/>
+        </w:rPr>
+      </w:pPr>
+      <w:r>
+        <w:rPr>
+          <w:rFonts w:ascii="Calibri" w:hAnsi="Calibri" w:cs="Calibri"/>
+          <w:color w:val="1A1A1A"/>
+          <w:sz w:val="22"/>
+          <w:szCs w:val="22"/>
+        </w:rPr>
+        <w:t>and after a save, the reload highlights the saved record again:</w:t>
+      </w:r>
+    </w:p>
+    <w:p>
+      <w:pPr>
+        <w:pStyle w:val="HTMLPreformatted"/>
+        <w:rPr>
+          <w:color w:val="1A1A1A"/>
+          <w:sz w:val="19"/>
+          <w:szCs w:val="19"/>
+          <w:shd w:val="clear" w:color="auto" w:fill="F2F2F2"/>
+        </w:rPr>
+      </w:pPr>
+      <w:r>
+        <w:rPr>
+          <w:color w:val="1A1A1A"/>
+          <w:sz w:val="19"/>
+          <w:szCs w:val="19"/>
+          <w:shd w:val="clear" w:color="auto" w:fill="F2F2F2"/>
+        </w:rPr>
+        <w:t>Responsive.SelectRow(dgvProjects, (ProjectRow row) =&gt; row.ProjectId == id);</w:t>
       </w:r>
     </w:p>
     <w:p>
@@ -6294,71 +6347,39 @@
           <w:sz w:val="22"/>
           <w:szCs w:val="22"/>
         </w:rPr>
-        <w:t>Control names follow the UI Elements Guide (</w:t>
+        <w:t xml:space="preserve">To clear a dropdown, set </w:t>
       </w:r>
       <w:r>
         <w:rPr>
           <w:rStyle w:val="HTMLCode"/>
           <w:color w:val="1A1A1A"/>
         </w:rPr>
-        <w:t>btn</w:t>
-      </w:r>
-      <w:r>
-        <w:rPr>
-          <w:rFonts w:ascii="Calibri" w:eastAsia="Times New Roman" w:hAnsi="Calibri" w:cs="Calibri"/>
-          <w:color w:val="1A1A1A"/>
-          <w:sz w:val="22"/>
-          <w:szCs w:val="22"/>
-        </w:rPr>
-        <w:t xml:space="preserve">, </w:t>
+        <w:t>SelectedIndex = -1</w:t>
+      </w:r>
+      <w:r>
+        <w:rPr>
+          <w:rFonts w:ascii="Calibri" w:eastAsia="Times New Roman" w:hAnsi="Calibri" w:cs="Calibri"/>
+          <w:color w:val="1A1A1A"/>
+          <w:sz w:val="22"/>
+          <w:szCs w:val="22"/>
+        </w:rPr>
+        <w:t xml:space="preserve">, not </w:t>
       </w:r>
       <w:r>
         <w:rPr>
           <w:rStyle w:val="HTMLCode"/>
           <w:color w:val="1A1A1A"/>
         </w:rPr>
-        <w:t>txt</w:t>
-      </w:r>
-      <w:r>
-        <w:rPr>
-          <w:rFonts w:ascii="Calibri" w:eastAsia="Times New Roman" w:hAnsi="Calibri" w:cs="Calibri"/>
-          <w:color w:val="1A1A1A"/>
-          <w:sz w:val="22"/>
-          <w:szCs w:val="22"/>
-        </w:rPr>
-        <w:t xml:space="preserve">, </w:t>
-      </w:r>
-      <w:r>
-        <w:rPr>
-          <w:rStyle w:val="HTMLCode"/>
-          <w:color w:val="1A1A1A"/>
-        </w:rPr>
-        <w:t>cbo</w:t>
-      </w:r>
-      <w:r>
-        <w:rPr>
-          <w:rFonts w:ascii="Calibri" w:eastAsia="Times New Roman" w:hAnsi="Calibri" w:cs="Calibri"/>
-          <w:color w:val="1A1A1A"/>
-          <w:sz w:val="22"/>
-          <w:szCs w:val="22"/>
-        </w:rPr>
-        <w:t xml:space="preserve">, </w:t>
-      </w:r>
-      <w:r>
-        <w:rPr>
-          <w:rStyle w:val="HTMLCode"/>
-          <w:color w:val="1A1A1A"/>
-        </w:rPr>
-        <w:t>dgv</w:t>
-      </w:r>
-      <w:r>
-        <w:rPr>
-          <w:rFonts w:ascii="Calibri" w:eastAsia="Times New Roman" w:hAnsi="Calibri" w:cs="Calibri"/>
-          <w:color w:val="1A1A1A"/>
-          <w:sz w:val="22"/>
-          <w:szCs w:val="22"/>
-        </w:rPr>
-        <w:t>...).</w:t>
+        <w:t>Text = ""</w:t>
+      </w:r>
+      <w:r>
+        <w:rPr>
+          <w:rFonts w:ascii="Calibri" w:eastAsia="Times New Roman" w:hAnsi="Calibri" w:cs="Calibri"/>
+          <w:color w:val="1A1A1A"/>
+          <w:sz w:val="22"/>
+          <w:szCs w:val="22"/>
+        </w:rPr>
+        <w:t>. Clearing only the text keeps the old choice selected underneath, and picking it again doesn't register (bug fixed on the Materials form).</w:t>
       </w:r>
     </w:p>
     <w:p>
@@ -6382,7 +6403,71 @@
           <w:sz w:val="22"/>
           <w:szCs w:val="22"/>
         </w:rPr>
-        <w:t>Screens stay plain, default WinForms until they are styled from the Figma design.</w:t>
+        <w:t>Control names follow the UI Elements Guide (</w:t>
+      </w:r>
+      <w:r>
+        <w:rPr>
+          <w:rStyle w:val="HTMLCode"/>
+          <w:color w:val="1A1A1A"/>
+        </w:rPr>
+        <w:t>btn</w:t>
+      </w:r>
+      <w:r>
+        <w:rPr>
+          <w:rFonts w:ascii="Calibri" w:eastAsia="Times New Roman" w:hAnsi="Calibri" w:cs="Calibri"/>
+          <w:color w:val="1A1A1A"/>
+          <w:sz w:val="22"/>
+          <w:szCs w:val="22"/>
+        </w:rPr>
+        <w:t xml:space="preserve">, </w:t>
+      </w:r>
+      <w:r>
+        <w:rPr>
+          <w:rStyle w:val="HTMLCode"/>
+          <w:color w:val="1A1A1A"/>
+        </w:rPr>
+        <w:t>txt</w:t>
+      </w:r>
+      <w:r>
+        <w:rPr>
+          <w:rFonts w:ascii="Calibri" w:eastAsia="Times New Roman" w:hAnsi="Calibri" w:cs="Calibri"/>
+          <w:color w:val="1A1A1A"/>
+          <w:sz w:val="22"/>
+          <w:szCs w:val="22"/>
+        </w:rPr>
+        <w:t xml:space="preserve">, </w:t>
+      </w:r>
+      <w:r>
+        <w:rPr>
+          <w:rStyle w:val="HTMLCode"/>
+          <w:color w:val="1A1A1A"/>
+        </w:rPr>
+        <w:t>cbo</w:t>
+      </w:r>
+      <w:r>
+        <w:rPr>
+          <w:rFonts w:ascii="Calibri" w:eastAsia="Times New Roman" w:hAnsi="Calibri" w:cs="Calibri"/>
+          <w:color w:val="1A1A1A"/>
+          <w:sz w:val="22"/>
+          <w:szCs w:val="22"/>
+        </w:rPr>
+        <w:t xml:space="preserve">, </w:t>
+      </w:r>
+      <w:r>
+        <w:rPr>
+          <w:rStyle w:val="HTMLCode"/>
+          <w:color w:val="1A1A1A"/>
+        </w:rPr>
+        <w:t>dgv</w:t>
+      </w:r>
+      <w:r>
+        <w:rPr>
+          <w:rFonts w:ascii="Calibri" w:eastAsia="Times New Roman" w:hAnsi="Calibri" w:cs="Calibri"/>
+          <w:color w:val="1A1A1A"/>
+          <w:sz w:val="22"/>
+          <w:szCs w:val="22"/>
+        </w:rPr>
+        <w:t>...).</w:t>
       </w:r>
     </w:p>
     <w:p>
@@ -6406,124 +6491,77 @@
           <w:sz w:val="22"/>
           <w:szCs w:val="22"/>
         </w:rPr>
-        <w:t xml:space="preserve">Big </w:t>
-      </w:r>
-      <w:r>
-        <w:rPr>
-          <w:rStyle w:val="HTMLCode"/>
-          <w:color w:val="1A1A1A"/>
-        </w:rPr>
-        <w:t>.Designer.cs</w:t>
-      </w:r>
-      <w:r>
-        <w:rPr>
-          <w:rFonts w:ascii="Calibri" w:eastAsia="Times New Roman" w:hAnsi="Calibri" w:cs="Calibri"/>
-          <w:color w:val="1A1A1A"/>
-          <w:sz w:val="22"/>
-          <w:szCs w:val="22"/>
-        </w:rPr>
-        <w:t xml:space="preserve"> files can be generated once with </w:t>
-      </w:r>
-      <w:r>
-        <w:rPr>
-          <w:rStyle w:val="HTMLCode"/>
-          <w:color w:val="1A1A1A"/>
-        </w:rPr>
-        <w:t>docs/_tools/designer-gen</w:t>
-      </w:r>
-      <w:r>
-        <w:rPr>
-          <w:rFonts w:ascii="Calibri" w:eastAsia="Times New Roman" w:hAnsi="Calibri" w:cs="Calibri"/>
-          <w:color w:val="1A1A1A"/>
-          <w:sz w:val="22"/>
-          <w:szCs w:val="22"/>
-        </w:rPr>
-        <w:t>. Never regenerate a form after it has been edited in Visual Studio's designer.</w:t>
+        <w:t>Screens stay plain, default WinForms until they are styled from the Figma design.</w:t>
       </w:r>
     </w:p>
     <w:p>
       <w:pPr>
-        <w:pStyle w:val="Heading1"/>
-        <w:rPr>
-          <w:rFonts w:ascii="Calibri" w:eastAsia="Times New Roman" w:hAnsi="Calibri" w:cs="Calibri"/>
-        </w:rPr>
-      </w:pPr>
-      <w:r>
-        <w:rPr>
-          <w:rFonts w:ascii="Calibri" w:eastAsia="Times New Roman" w:hAnsi="Calibri" w:cs="Calibri"/>
-        </w:rPr>
-        <w:t>Chapter 4: Login &amp; Security (Part 0)</w:t>
+        <w:numPr>
+          <w:ilvl w:val="0"/>
+          <w:numId w:val="3"/>
+        </w:numPr>
+        <w:spacing w:before="100" w:beforeAutospacing="1" w:after="100" w:afterAutospacing="1"/>
+        <w:rPr>
+          <w:rFonts w:ascii="Calibri" w:eastAsia="Times New Roman" w:hAnsi="Calibri" w:cs="Calibri"/>
+          <w:color w:val="1A1A1A"/>
+          <w:sz w:val="22"/>
+          <w:szCs w:val="22"/>
+        </w:rPr>
+      </w:pPr>
+      <w:r>
+        <w:rPr>
+          <w:rFonts w:ascii="Calibri" w:eastAsia="Times New Roman" w:hAnsi="Calibri" w:cs="Calibri"/>
+          <w:color w:val="1A1A1A"/>
+          <w:sz w:val="22"/>
+          <w:szCs w:val="22"/>
+        </w:rPr>
+        <w:t xml:space="preserve">Big </w:t>
+      </w:r>
+      <w:r>
+        <w:rPr>
+          <w:rStyle w:val="HTMLCode"/>
+          <w:color w:val="1A1A1A"/>
+        </w:rPr>
+        <w:t>.Designer.cs</w:t>
+      </w:r>
+      <w:r>
+        <w:rPr>
+          <w:rFonts w:ascii="Calibri" w:eastAsia="Times New Roman" w:hAnsi="Calibri" w:cs="Calibri"/>
+          <w:color w:val="1A1A1A"/>
+          <w:sz w:val="22"/>
+          <w:szCs w:val="22"/>
+        </w:rPr>
+        <w:t xml:space="preserve"> files can be generated once with </w:t>
+      </w:r>
+      <w:r>
+        <w:rPr>
+          <w:rStyle w:val="HTMLCode"/>
+          <w:color w:val="1A1A1A"/>
+        </w:rPr>
+        <w:t>docs/_tools/designer-gen</w:t>
+      </w:r>
+      <w:r>
+        <w:rPr>
+          <w:rFonts w:ascii="Calibri" w:eastAsia="Times New Roman" w:hAnsi="Calibri" w:cs="Calibri"/>
+          <w:color w:val="1A1A1A"/>
+          <w:sz w:val="22"/>
+          <w:szCs w:val="22"/>
+        </w:rPr>
+        <w:t>. Never regenerate a form after it has been edited in Visual Studio's designer.</w:t>
       </w:r>
     </w:p>
     <w:p>
       <w:pPr>
-        <w:pStyle w:val="NormalWeb"/>
-        <w:rPr>
-          <w:rFonts w:ascii="Calibri" w:hAnsi="Calibri" w:cs="Calibri"/>
-          <w:color w:val="1A1A1A"/>
-          <w:sz w:val="22"/>
-          <w:szCs w:val="22"/>
-        </w:rPr>
-      </w:pPr>
-      <w:r>
-        <w:rPr>
-          <w:rStyle w:val="Strong"/>
-          <w:rFonts w:ascii="Calibri" w:hAnsi="Calibri" w:cs="Calibri"/>
-          <w:color w:val="1A1A1A"/>
-          <w:sz w:val="22"/>
-          <w:szCs w:val="22"/>
-        </w:rPr>
-        <w:t>Sign-in.</w:t>
-      </w:r>
-      <w:r>
-        <w:rPr>
-          <w:rFonts w:ascii="Calibri" w:hAnsi="Calibri" w:cs="Calibri"/>
-          <w:color w:val="1A1A1A"/>
-          <w:sz w:val="22"/>
-          <w:szCs w:val="22"/>
-        </w:rPr>
-        <w:t xml:space="preserve"> Usernames ignore capital letters. 5 wrong passwords lock the account until an Admin unlocks it. Every sign-in, sign-out, failure, lock and password change goes to </w:t>
-      </w:r>
-      <w:r>
-        <w:rPr>
-          <w:rStyle w:val="HTMLCode"/>
-          <w:color w:val="1A1A1A"/>
-        </w:rPr>
-        <w:t>login_logs</w:t>
-      </w:r>
-      <w:r>
-        <w:rPr>
-          <w:rFonts w:ascii="Calibri" w:hAnsi="Calibri" w:cs="Calibri"/>
-          <w:color w:val="1A1A1A"/>
-          <w:sz w:val="22"/>
-          <w:szCs w:val="22"/>
-        </w:rPr>
-        <w:t xml:space="preserve"> with the PC name. After 5 minutes without activity a "</w:t>
-      </w:r>
-      <w:r>
-        <w:rPr>
-          <w:rFonts w:ascii="Calibri" w:hAnsi="Calibri" w:cs="Calibri"/>
-          <w:color w:val="1A1A1A"/>
-          <w:sz w:val="22"/>
-          <w:szCs w:val="22"/>
-        </w:rPr>
-        <w:t xml:space="preserve">Still there?" popup appears, and the app signs out by itself after 60 more seconds. In Debug builds, the </w:t>
-      </w:r>
-      <w:r>
-        <w:rPr>
-          <w:rStyle w:val="HTMLCode"/>
-          <w:color w:val="1A1A1A"/>
-        </w:rPr>
-        <w:t>TRISTONE_IDLE_SECONDS</w:t>
-      </w:r>
-      <w:r>
-        <w:rPr>
-          <w:rFonts w:ascii="Calibri" w:hAnsi="Calibri" w:cs="Calibri"/>
-          <w:color w:val="1A1A1A"/>
-          <w:sz w:val="22"/>
-          <w:szCs w:val="22"/>
-        </w:rPr>
-        <w:t xml:space="preserve"> environment variable shortens the wait for testing.</w:t>
+        <w:pStyle w:val="Heading1"/>
+        <w:rPr>
+          <w:rFonts w:ascii="Calibri" w:eastAsia="Times New Roman" w:hAnsi="Calibri" w:cs="Calibri"/>
+        </w:rPr>
+      </w:pPr>
+      <w:r>
+        <w:rPr>
+          <w:rFonts w:ascii="Calibri" w:eastAsia="Times New Roman" w:hAnsi="Calibri" w:cs="Calibri"/>
+        </w:rPr>
+        <w:t>Chapter 4: Login &amp; Security (Part 0)</w:t>
       </w:r>
     </w:p>
     <w:p>
@@ -6544,54 +6582,57 @@
           <w:sz w:val="22"/>
           <w:szCs w:val="22"/>
         </w:rPr>
-        <w:t>Passwords.</w:t>
-      </w:r>
-      <w:r>
-        <w:rPr>
-          <w:rFonts w:ascii="Calibri" w:hAnsi="Calibri" w:cs="Calibri"/>
-          <w:color w:val="1A1A1A"/>
-          <w:sz w:val="22"/>
-          <w:szCs w:val="22"/>
-        </w:rPr>
-        <w:t xml:space="preserve"> Only Admins create accounts and set passwords. Rules: 8+ characters with a letter and a number. </w:t>
-      </w:r>
-      <w:r>
-        <w:rPr>
-          <w:rStyle w:val="Strong"/>
-          <w:rFonts w:ascii="Calibri" w:hAnsi="Calibri" w:cs="Calibri"/>
-          <w:color w:val="1A1A1A"/>
-          <w:sz w:val="22"/>
-          <w:szCs w:val="22"/>
-        </w:rPr>
-        <w:t>Forgot Password</w:t>
-      </w:r>
-      <w:r>
-        <w:rPr>
-          <w:rFonts w:ascii="Calibri" w:hAnsi="Calibri" w:cs="Calibri"/>
-          <w:color w:val="1A1A1A"/>
-          <w:sz w:val="22"/>
-          <w:szCs w:val="22"/>
-        </w:rPr>
-        <w:t xml:space="preserve"> sends a request to the Admins, who set a new password and give it in person. An Admin who forgets answers their own security question (set in </w:t>
-      </w:r>
-      <w:r>
-        <w:rPr>
-          <w:rStyle w:val="Strong"/>
-          <w:rFonts w:ascii="Calibri" w:hAnsi="Calibri" w:cs="Calibri"/>
-          <w:color w:val="1A1A1A"/>
-          <w:sz w:val="22"/>
-          <w:szCs w:val="22"/>
-        </w:rPr>
-        <w:t>My Account</w:t>
-      </w:r>
-      <w:r>
-        <w:rPr>
-          <w:rFonts w:ascii="Calibri" w:hAnsi="Calibri" w:cs="Calibri"/>
-          <w:color w:val="1A1A1A"/>
-          <w:sz w:val="22"/>
-          <w:szCs w:val="22"/>
-        </w:rPr>
-        <w:t>).</w:t>
+        <w:t>Sign-in.</w:t>
+      </w:r>
+      <w:r>
+        <w:rPr>
+          <w:rFonts w:ascii="Calibri" w:hAnsi="Calibri" w:cs="Calibri"/>
+          <w:color w:val="1A1A1A"/>
+          <w:sz w:val="22"/>
+          <w:szCs w:val="22"/>
+        </w:rPr>
+        <w:t xml:space="preserve"> Usernames ignore capital letters. 5 wrong passwords lock the account until an Admin unlocks it. Every sign-in, sign-out, failure, lock and password change goes to </w:t>
+      </w:r>
+      <w:r>
+        <w:rPr>
+          <w:rStyle w:val="HTMLCode"/>
+          <w:color w:val="1A1A1A"/>
+        </w:rPr>
+        <w:t>login_logs</w:t>
+      </w:r>
+      <w:r>
+        <w:rPr>
+          <w:rFonts w:ascii="Calibri" w:hAnsi="Calibri" w:cs="Calibri"/>
+          <w:color w:val="1A1A1A"/>
+          <w:sz w:val="22"/>
+          <w:szCs w:val="22"/>
+        </w:rPr>
+        <w:t xml:space="preserve"> with the PC name. After 5 minutes without activity a "Still there?" popup appears, and the app signs out by itself after 60 more seconds. In Debug builds, the </w:t>
+      </w:r>
+      <w:r>
+        <w:rPr>
+          <w:rStyle w:val="HTMLCode"/>
+          <w:color w:val="1A1A1A"/>
+        </w:rPr>
+        <w:t>TRISTONE_IDLE_SECONDS</w:t>
+      </w:r>
+      <w:r>
+        <w:rPr>
+          <w:rFonts w:ascii="Calibri" w:hAnsi="Calibri" w:cs="Calibri"/>
+          <w:color w:val="1A1A1A"/>
+          <w:sz w:val="22"/>
+          <w:szCs w:val="22"/>
+        </w:rPr>
+        <w:t xml:space="preserve"> </w:t>
+      </w:r>
+      <w:r>
+        <w:rPr>
+          <w:rFonts w:ascii="Calibri" w:hAnsi="Calibri" w:cs="Calibri"/>
+          <w:color w:val="1A1A1A"/>
+          <w:sz w:val="22"/>
+          <w:szCs w:val="22"/>
+        </w:rPr>
+        <w:t>environment variable shortens the wait for testing.</w:t>
       </w:r>
     </w:p>
     <w:p>
@@ -6612,6 +6653,74 @@
           <w:sz w:val="22"/>
           <w:szCs w:val="22"/>
         </w:rPr>
+        <w:t>Passwords.</w:t>
+      </w:r>
+      <w:r>
+        <w:rPr>
+          <w:rFonts w:ascii="Calibri" w:hAnsi="Calibri" w:cs="Calibri"/>
+          <w:color w:val="1A1A1A"/>
+          <w:sz w:val="22"/>
+          <w:szCs w:val="22"/>
+        </w:rPr>
+        <w:t xml:space="preserve"> Only Admins create accounts and set passwords. Rules: 8+ characters with a letter and a number. </w:t>
+      </w:r>
+      <w:r>
+        <w:rPr>
+          <w:rStyle w:val="Strong"/>
+          <w:rFonts w:ascii="Calibri" w:hAnsi="Calibri" w:cs="Calibri"/>
+          <w:color w:val="1A1A1A"/>
+          <w:sz w:val="22"/>
+          <w:szCs w:val="22"/>
+        </w:rPr>
+        <w:t>Forgot Password</w:t>
+      </w:r>
+      <w:r>
+        <w:rPr>
+          <w:rFonts w:ascii="Calibri" w:hAnsi="Calibri" w:cs="Calibri"/>
+          <w:color w:val="1A1A1A"/>
+          <w:sz w:val="22"/>
+          <w:szCs w:val="22"/>
+        </w:rPr>
+        <w:t xml:space="preserve"> sends a request to the Admins, who set a new password and give it in person. An Admin who forgets answers their own security question (set in </w:t>
+      </w:r>
+      <w:r>
+        <w:rPr>
+          <w:rStyle w:val="Strong"/>
+          <w:rFonts w:ascii="Calibri" w:hAnsi="Calibri" w:cs="Calibri"/>
+          <w:color w:val="1A1A1A"/>
+          <w:sz w:val="22"/>
+          <w:szCs w:val="22"/>
+        </w:rPr>
+        <w:t>My Account</w:t>
+      </w:r>
+      <w:r>
+        <w:rPr>
+          <w:rFonts w:ascii="Calibri" w:hAnsi="Calibri" w:cs="Calibri"/>
+          <w:color w:val="1A1A1A"/>
+          <w:sz w:val="22"/>
+          <w:szCs w:val="22"/>
+        </w:rPr>
+        <w:t>).</w:t>
+      </w:r>
+    </w:p>
+    <w:p>
+      <w:pPr>
+        <w:pStyle w:val="NormalWeb"/>
+        <w:rPr>
+          <w:rFonts w:ascii="Calibri" w:hAnsi="Calibri" w:cs="Calibri"/>
+          <w:color w:val="1A1A1A"/>
+          <w:sz w:val="22"/>
+          <w:szCs w:val="22"/>
+        </w:rPr>
+      </w:pPr>
+      <w:r>
+        <w:rPr>
+          <w:rStyle w:val="Strong"/>
+          <w:rFonts w:ascii="Calibri" w:hAnsi="Calibri" w:cs="Calibri"/>
+          <w:color w:val="1A1A1A"/>
+          <w:sz w:val="22"/>
+          <w:szCs w:val="22"/>
+        </w:rPr>
         <w:t>User Accounts</w:t>
       </w:r>
       <w:r>
@@ -6621,16 +6730,16 @@
           <w:sz w:val="22"/>
           <w:szCs w:val="22"/>
         </w:rPr>
-        <w:t xml:space="preserve"> </w:t>
-      </w:r>
-      <w:r>
-        <w:rPr>
-          <w:rFonts w:ascii="Calibri" w:hAnsi="Calibri" w:cs="Calibri"/>
-          <w:color w:val="1A1A1A"/>
-          <w:sz w:val="22"/>
-          <w:szCs w:val="22"/>
-        </w:rPr>
-        <w:t>(Admin only). Every login belongs to one Active office employee and takes its name and department from them. Administration staff only get Admin logins. You can't disable yourself or remove your own Admin level, and the last active Admin is protected.</w:t>
+        <w:t xml:space="preserve"> (Admin only). Every login belongs to one Active office employee and takes its name and department from them. Administration staff only get Admin logins. You can'</w:t>
+      </w:r>
+      <w:r>
+        <w:rPr>
+          <w:rFonts w:ascii="Calibri" w:hAnsi="Calibri" w:cs="Calibri"/>
+          <w:color w:val="1A1A1A"/>
+          <w:sz w:val="22"/>
+          <w:szCs w:val="22"/>
+        </w:rPr>
+        <w:t>t disable yourself or remove your own Admin level, and the last active Admin is protected.</w:t>
       </w:r>
     </w:p>
     <w:p>
@@ -6857,16 +6966,7 @@
           <w:sz w:val="22"/>
           <w:szCs w:val="22"/>
         </w:rPr>
-        <w:t>, and overhead counts by its own date. Supervisors only see their own department'</w:t>
-      </w:r>
-      <w:r>
-        <w:rPr>
-          <w:rFonts w:ascii="Calibri" w:hAnsi="Calibri" w:cs="Calibri"/>
-          <w:color w:val="1A1A1A"/>
-          <w:sz w:val="22"/>
-          <w:szCs w:val="22"/>
-        </w:rPr>
-        <w:t xml:space="preserve">s expenses; revenue and net are hidden from them. The chart is ScottPlot (NuGet </w:t>
+        <w:t xml:space="preserve">, and overhead counts by its own date. Supervisors only see their own department's expenses; revenue and net are hidden from them. The chart is ScottPlot (NuGet </w:t>
       </w:r>
       <w:r>
         <w:rPr>
@@ -6912,7 +7012,13 @@
         <w:rPr>
           <w:rFonts w:ascii="Calibri" w:eastAsia="Times New Roman" w:hAnsi="Calibri" w:cs="Calibri"/>
         </w:rPr>
-        <w:t>Chapter 6: HR &amp; Payroll (Part 2)</w:t>
+        <w:t xml:space="preserve">Chapter 6: HR </w:t>
+      </w:r>
+      <w:r>
+        <w:rPr>
+          <w:rFonts w:ascii="Calibri" w:eastAsia="Times New Roman" w:hAnsi="Calibri" w:cs="Calibri"/>
+        </w:rPr>
+        <w:t>&amp; Payroll (Part 2)</w:t>
       </w:r>
     </w:p>
     <w:p>
@@ -6988,7 +7094,16 @@
           <w:sz w:val="22"/>
           <w:szCs w:val="22"/>
         </w:rPr>
-        <w:t xml:space="preserve"> Attendance (waiting for the fingerprint scanner's sample export file), Payroll, Cash Advances, Payslips.</w:t>
+        <w:t xml:space="preserve"> Attendance (waiting for the fingerprint scanner'</w:t>
+      </w:r>
+      <w:r>
+        <w:rPr>
+          <w:rFonts w:ascii="Calibri" w:hAnsi="Calibri" w:cs="Calibri"/>
+          <w:color w:val="1A1A1A"/>
+          <w:sz w:val="22"/>
+          <w:szCs w:val="22"/>
+        </w:rPr>
+        <w:t>s sample export file), Payroll, Cash Advances, Payslips.</w:t>
       </w:r>
     </w:p>
     <w:p>
@@ -7070,16 +7185,7 @@
           <w:sz w:val="22"/>
           <w:szCs w:val="22"/>
         </w:rPr>
-        <w:t xml:space="preserve"> </w:t>
-      </w:r>
-      <w:r>
-        <w:rPr>
-          <w:rFonts w:ascii="Calibri" w:eastAsia="Times New Roman" w:hAnsi="Calibri" w:cs="Calibri"/>
-          <w:color w:val="1A1A1A"/>
-          <w:sz w:val="22"/>
-          <w:szCs w:val="22"/>
-        </w:rPr>
-        <w:t>the Employee records, the Supervisor approves. Then the stock drops and the cost goes to the project.</w:t>
+        <w:t xml:space="preserve"> the Employee records, the Supervisor approves. Then the stock drops and the cost goes to the project.</w:t>
       </w:r>
     </w:p>
     <w:p>
@@ -7147,7 +7253,16 @@
           <w:sz w:val="22"/>
           <w:szCs w:val="22"/>
         </w:rPr>
-        <w:t xml:space="preserve"> no approval needed. Each needs a scan, or "physical copy only" with where the paper is filed. Receipts shows them as "Stock purchase" without copying them, so they are never counted twice.</w:t>
+        <w:t xml:space="preserve"> no approval needed. Each needs a scan, or "physical copy only" </w:t>
+      </w:r>
+      <w:r>
+        <w:rPr>
+          <w:rFonts w:ascii="Calibri" w:eastAsia="Times New Roman" w:hAnsi="Calibri" w:cs="Calibri"/>
+          <w:color w:val="1A1A1A"/>
+          <w:sz w:val="22"/>
+          <w:szCs w:val="22"/>
+        </w:rPr>
+        <w:t>with where the paper is filed. Receipts shows them as "Stock purchase" without copying them, so they are never counted twice.</w:t>
       </w:r>
     </w:p>
     <w:p>
@@ -7306,7 +7421,16 @@
           <w:sz w:val="22"/>
           <w:szCs w:val="22"/>
         </w:rPr>
-        <w:t xml:space="preserve"> the Employee marks a stage reached and prepares the voucher (SV-0001...), the Supervisor approves, then the payout is recorded. Once billing starts, the amount and stages are locked.</w:t>
+        <w:t xml:space="preserve"> </w:t>
+      </w:r>
+      <w:r>
+        <w:rPr>
+          <w:rFonts w:ascii="Calibri" w:eastAsia="Times New Roman" w:hAnsi="Calibri" w:cs="Calibri"/>
+          <w:color w:val="1A1A1A"/>
+          <w:sz w:val="22"/>
+          <w:szCs w:val="22"/>
+        </w:rPr>
+        <w:t>the Employee marks a stage reached and prepares the voucher (SV-0001...), the Supervisor approves, then the payout is recorded. Once billing starts, the amount and stages are locked.</w:t>
       </w:r>
     </w:p>
     <w:p>
@@ -7340,16 +7464,7 @@
           <w:sz w:val="22"/>
           <w:szCs w:val="22"/>
         </w:rPr>
-        <w:t xml:space="preserve"> is released only when the job is 100% done an</w:t>
-      </w:r>
-      <w:r>
-        <w:rPr>
-          <w:rFonts w:ascii="Calibri" w:eastAsia="Times New Roman" w:hAnsi="Calibri" w:cs="Calibri"/>
-          <w:color w:val="1A1A1A"/>
-          <w:sz w:val="22"/>
-          <w:szCs w:val="22"/>
-        </w:rPr>
-        <w:t>d every stage is paid.</w:t>
+        <w:t xml:space="preserve"> is released only when the job is 100% done and every stage is paid.</w:t>
       </w:r>
     </w:p>
     <w:p>
@@ -7555,16 +7670,7 @@
           <w:sz w:val="22"/>
           <w:szCs w:val="22"/>
         </w:rPr>
-        <w:t>. On approval the cost change is added to the project'</w:t>
-      </w:r>
-      <w:r>
-        <w:rPr>
-          <w:rFonts w:ascii="Calibri" w:eastAsia="Times New Roman" w:hAnsi="Calibri" w:cs="Calibri"/>
-          <w:color w:val="1A1A1A"/>
-          <w:sz w:val="22"/>
-          <w:szCs w:val="22"/>
-        </w:rPr>
-        <w:t>s revenue and the days move its target end date.</w:t>
+        <w:t>. On approval the cost change is added to the project's revenue and the days move its target end date.</w:t>
       </w:r>
     </w:p>
     <w:p>
@@ -7619,6 +7725,61 @@
           <w:rFonts w:ascii="Calibri" w:eastAsia="Times New Roman" w:hAnsi="Calibri" w:cs="Calibri"/>
         </w:rPr>
         <w:t>Chapter 10: Testing</w:t>
+      </w:r>
+    </w:p>
+    <w:p>
+      <w:pPr>
+        <w:pStyle w:val="NormalWeb"/>
+        <w:rPr>
+          <w:rFonts w:ascii="Calibri" w:hAnsi="Calibri" w:cs="Calibri"/>
+          <w:color w:val="1A1A1A"/>
+          <w:sz w:val="22"/>
+          <w:szCs w:val="22"/>
+        </w:rPr>
+      </w:pPr>
+      <w:r>
+        <w:rPr>
+          <w:rStyle w:val="Strong"/>
+          <w:rFonts w:ascii="Calibri" w:hAnsi="Calibri" w:cs="Calibri"/>
+          <w:color w:val="1A1A1A"/>
+          <w:sz w:val="22"/>
+          <w:szCs w:val="22"/>
+        </w:rPr>
+        <w:t>Two PCs.</w:t>
+      </w:r>
+      <w:r>
+        <w:rPr>
+          <w:rFonts w:ascii="Calibri" w:hAnsi="Calibri" w:cs="Calibri"/>
+          <w:color w:val="1A1A1A"/>
+          <w:sz w:val="22"/>
+          <w:szCs w:val="22"/>
+        </w:rPr>
+        <w:t xml:space="preserve"> </w:t>
+      </w:r>
+      <w:r>
+        <w:rPr>
+          <w:rFonts w:ascii="Calibri" w:hAnsi="Calibri" w:cs="Calibri"/>
+          <w:color w:val="1A1A1A"/>
+          <w:sz w:val="22"/>
+          <w:szCs w:val="22"/>
+        </w:rPr>
+        <w:t xml:space="preserve">The home PC has the real database. The work PC has its own fresh database with test data only. Every test run on the work PC is written in </w:t>
+      </w:r>
+      <w:r>
+        <w:rPr>
+          <w:rStyle w:val="HTMLCode"/>
+          <w:color w:val="1A1A1A"/>
+        </w:rPr>
+        <w:t>docs\Testing Log.md</w:t>
+      </w:r>
+      <w:r>
+        <w:rPr>
+          <w:rFonts w:ascii="Calibri" w:hAnsi="Calibri" w:cs="Calibri"/>
+          <w:color w:val="1A1A1A"/>
+          <w:sz w:val="22"/>
+          <w:szCs w:val="22"/>
+        </w:rPr>
+        <w:t>, and anything that still needs the real data is listed there under "Check at home".</w:t>
       </w:r>
     </w:p>
     <w:p>
@@ -7685,7 +7846,7 @@
         <w:tblLook w:val="04A0" w:firstRow="1" w:lastRow="0" w:firstColumn="1" w:lastColumn="0" w:noHBand="0" w:noVBand="1"/>
       </w:tblPr>
       <w:tblGrid>
-        <w:gridCol w:w="5438"/>
+        <w:gridCol w:w="5480"/>
         <w:gridCol w:w="1552"/>
       </w:tblGrid>
       <w:tr>
@@ -8401,6 +8562,84 @@
                 <w:szCs w:val="22"/>
               </w:rPr>
               <w:t>24</w:t>
+            </w:r>
+          </w:p>
+        </w:tc>
+      </w:tr>
+      <w:tr>
+        <w:tc>
+          <w:tcPr>
+            <w:tcW w:w="0" w:type="auto"/>
+            <w:tcBorders>
+              <w:top w:val="single" w:sz="6" w:space="0" w:color="BFBFBF"/>
+              <w:left w:val="single" w:sz="6" w:space="0" w:color="BFBFBF"/>
+              <w:bottom w:val="single" w:sz="6" w:space="0" w:color="BFBFBF"/>
+              <w:right w:val="single" w:sz="6" w:space="0" w:color="BFBFBF"/>
+            </w:tcBorders>
+            <w:tcMar>
+              <w:top w:w="60" w:type="dxa"/>
+              <w:left w:w="120" w:type="dxa"/>
+              <w:bottom w:w="60" w:type="dxa"/>
+              <w:right w:w="120" w:type="dxa"/>
+            </w:tcMar>
+            <w:hideMark/>
+          </w:tcPr>
+          <w:p>
+            <w:pPr>
+              <w:spacing w:before="120" w:after="120"/>
+              <w:rPr>
+                <w:rFonts w:ascii="Calibri" w:eastAsia="Times New Roman" w:hAnsi="Calibri" w:cs="Calibri"/>
+                <w:color w:val="1A1A1A"/>
+                <w:sz w:val="22"/>
+                <w:szCs w:val="22"/>
+              </w:rPr>
+            </w:pPr>
+            <w:r>
+              <w:rPr>
+                <w:rFonts w:ascii="Calibri" w:eastAsia="Times New Roman" w:hAnsi="Calibri" w:cs="Calibri"/>
+                <w:color w:val="1A1A1A"/>
+                <w:sz w:val="22"/>
+                <w:szCs w:val="22"/>
+              </w:rPr>
+              <w:t>Row re-select after saving (Projects, Materials, Employees)</w:t>
+            </w:r>
+          </w:p>
+        </w:tc>
+        <w:tc>
+          <w:tcPr>
+            <w:tcW w:w="0" w:type="auto"/>
+            <w:tcBorders>
+              <w:top w:val="single" w:sz="6" w:space="0" w:color="BFBFBF"/>
+              <w:left w:val="single" w:sz="6" w:space="0" w:color="BFBFBF"/>
+              <w:bottom w:val="single" w:sz="6" w:space="0" w:color="BFBFBF"/>
+              <w:right w:val="single" w:sz="6" w:space="0" w:color="BFBFBF"/>
+            </w:tcBorders>
+            <w:tcMar>
+              <w:top w:w="60" w:type="dxa"/>
+              <w:left w:w="120" w:type="dxa"/>
+              <w:bottom w:w="60" w:type="dxa"/>
+              <w:right w:w="120" w:type="dxa"/>
+            </w:tcMar>
+            <w:hideMark/>
+          </w:tcPr>
+          <w:p>
+            <w:pPr>
+              <w:spacing w:before="120" w:after="120"/>
+              <w:rPr>
+                <w:rFonts w:ascii="Calibri" w:eastAsia="Times New Roman" w:hAnsi="Calibri" w:cs="Calibri"/>
+                <w:color w:val="1A1A1A"/>
+                <w:sz w:val="22"/>
+                <w:szCs w:val="22"/>
+              </w:rPr>
+            </w:pPr>
+            <w:r>
+              <w:rPr>
+                <w:rFonts w:ascii="Calibri" w:eastAsia="Times New Roman" w:hAnsi="Calibri" w:cs="Calibri"/>
+                <w:color w:val="1A1A1A"/>
+                <w:sz w:val="22"/>
+                <w:szCs w:val="22"/>
+              </w:rPr>
+              <w:t>11</w:t>
             </w:r>
           </w:p>
         </w:tc>
@@ -8535,9 +8774,9 @@
 <file path=word/numbering.xml><?xml version="1.0" encoding="utf-8"?>
 <w:numbering xmlns:wpc="http://schemas.microsoft.com/office/word/2010/wordprocessingCanvas" xmlns:cx="http://schemas.microsoft.com/office/drawing/2014/chartex" xmlns:cx1="http://schemas.microsoft.com/office/drawing/2015/9/8/chartex" xmlns:cx2="http://schemas.microsoft.com/office/drawing/2015/10/21/chartex" xmlns:cx3="http://schemas.microsoft.com/office/drawing/2016/5/9/chartex" xmlns:cx4="http://schemas.microsoft.com/office/drawing/2016/5/10/chartex" xmlns:cx5="http://schemas.microsoft.com/office/drawing/2016/5/11/chartex" xmlns:cx6="http://schemas.microsoft.com/office/drawing/2016/5/12/chartex" xmlns:cx7="http://schemas.microsoft.com/office/drawing/2016/5/13/chartex" xmlns:cx8="http://schemas.microsoft.com/office/drawing/2016/5/14/chartex" xmlns:mc="http://schemas.openxmlformats.org/markup-compatibility/2006" xmlns:aink="http://schemas.microsoft.com/office/drawing/2016/ink" xmlns:am3d="http://schemas.microsoft.com/office/drawing/2017/model3d" xmlns:o="urn:schemas-microsoft-com:office:office" xmlns:oel="http://schemas.microsoft.com/office/2019/extlst" xmlns:r="http://schemas.openxmlformats.org/officeDocument/2006/relationships" xmlns:m="http://schemas.openxmlformats.org/officeDocument/2006/math" xmlns:v="urn:schemas-microsoft-com:vml" xmlns:wp14="http://schemas.microsoft.com/office/word/2010/wordprocessingDrawing" xmlns:wp="http://schemas.openxmlformats.org/drawingml/2006/wordprocessingDrawing" xmlns:w10="urn:schemas-microsoft-com:office:word" xmlns:w="http://schemas.openxmlformats.org/wordprocessingml/2006/main" xmlns:w14="http://schemas.microsoft.com/office/word/2010/wordml" xmlns:w15="http://schemas.microsoft.com/office/word/2012/wordml" xmlns:w16cex="http://schemas.microsoft.com/office/word/2018/wordml/cex" xmlns:w16cid="http://schemas.microsoft.com/office/word/2016/wordml/cid" xmlns:w16="http://schemas.microsoft.com/office/word/2018/wordml" xmlns:w16du="http://schemas.microsoft.com/office/word/2023/wordml/word16du" xmlns:w16sdtdh="http://schemas.microsoft.com/office/word/2020/wordml/sdtdatahash" xmlns:w16sdtfl="http://schemas.microsoft.com/office/word/2024/wordml/sdtformatlock" xmlns:w16se="http://schemas.microsoft.com/office/word/2015/wordml/symex" xmlns:wpg="http://schemas.microsoft.com/office/word/2010/wordprocessingGroup" xmlns:wpi="http://schemas.microsoft.com/office/word/2010/wordprocessingInk" xmlns:wne="http://schemas.microsoft.com/office/word/2006/wordml" xmlns:wps="http://schemas.microsoft.com/office/word/2010/wordprocessingShape" mc:Ignorable="w14 w15 w16se w16cid w16 w16cex w16sdtdh w16sdtfl w16du wp14">
   <w:abstractNum w:abstractNumId="0" w15:restartNumberingAfterBreak="0">
-    <w:nsid w:val="08543151"/>
+    <w:nsid w:val="09471A96"/>
     <w:multiLevelType w:val="multilevel"/>
-    <w:tmpl w:val="44249F54"/>
+    <w:tmpl w:val="26CE195E"/>
     <w:lvl w:ilvl="0">
       <w:start w:val="1"/>
       <w:numFmt w:val="bullet"/>
@@ -8684,122 +8923,9 @@
     </w:lvl>
   </w:abstractNum>
   <w:abstractNum w:abstractNumId="1" w15:restartNumberingAfterBreak="0">
-    <w:nsid w:val="1A0D26E0"/>
+    <w:nsid w:val="0B0E3B12"/>
     <w:multiLevelType w:val="multilevel"/>
-    <w:tmpl w:val="AA2CD9D4"/>
-    <w:lvl w:ilvl="0">
-      <w:start w:val="1"/>
-      <w:numFmt w:val="decimal"/>
-      <w:lvlText w:val="%1."/>
-      <w:lvlJc w:val="left"/>
-      <w:pPr>
-        <w:tabs>
-          <w:tab w:val="num" w:pos="720"/>
-        </w:tabs>
-        <w:ind w:left="720" w:hanging="360"/>
-      </w:pPr>
-    </w:lvl>
-    <w:lvl w:ilvl="1" w:tentative="1">
-      <w:start w:val="1"/>
-      <w:numFmt w:val="decimal"/>
-      <w:lvlText w:val="%2."/>
-      <w:lvlJc w:val="left"/>
-      <w:pPr>
-        <w:tabs>
-          <w:tab w:val="num" w:pos="1440"/>
-        </w:tabs>
-        <w:ind w:left="1440" w:hanging="360"/>
-      </w:pPr>
-    </w:lvl>
-    <w:lvl w:ilvl="2" w:tentative="1">
-      <w:start w:val="1"/>
-      <w:numFmt w:val="decimal"/>
-      <w:lvlText w:val="%3."/>
-      <w:lvlJc w:val="left"/>
-      <w:pPr>
-        <w:tabs>
-          <w:tab w:val="num" w:pos="2160"/>
-        </w:tabs>
-        <w:ind w:left="2160" w:hanging="360"/>
-      </w:pPr>
-    </w:lvl>
-    <w:lvl w:ilvl="3" w:tentative="1">
-      <w:start w:val="1"/>
-      <w:numFmt w:val="decimal"/>
-      <w:lvlText w:val="%4."/>
-      <w:lvlJc w:val="left"/>
-      <w:pPr>
-        <w:tabs>
-          <w:tab w:val="num" w:pos="2880"/>
-        </w:tabs>
-        <w:ind w:left="2880" w:hanging="360"/>
-      </w:pPr>
-    </w:lvl>
-    <w:lvl w:ilvl="4" w:tentative="1">
-      <w:start w:val="1"/>
-      <w:numFmt w:val="decimal"/>
-      <w:lvlText w:val="%5."/>
-      <w:lvlJc w:val="left"/>
-      <w:pPr>
-        <w:tabs>
-          <w:tab w:val="num" w:pos="3600"/>
-        </w:tabs>
-        <w:ind w:left="3600" w:hanging="360"/>
-      </w:pPr>
-    </w:lvl>
-    <w:lvl w:ilvl="5" w:tentative="1">
-      <w:start w:val="1"/>
-      <w:numFmt w:val="decimal"/>
-      <w:lvlText w:val="%6."/>
-      <w:lvlJc w:val="left"/>
-      <w:pPr>
-        <w:tabs>
-          <w:tab w:val="num" w:pos="4320"/>
-        </w:tabs>
-        <w:ind w:left="4320" w:hanging="360"/>
-      </w:pPr>
-    </w:lvl>
-    <w:lvl w:ilvl="6" w:tentative="1">
-      <w:start w:val="1"/>
-      <w:numFmt w:val="decimal"/>
-      <w:lvlText w:val="%7."/>
-      <w:lvlJc w:val="left"/>
-      <w:pPr>
-        <w:tabs>
-          <w:tab w:val="num" w:pos="5040"/>
-        </w:tabs>
-        <w:ind w:left="5040" w:hanging="360"/>
-      </w:pPr>
-    </w:lvl>
-    <w:lvl w:ilvl="7" w:tentative="1">
-      <w:start w:val="1"/>
-      <w:numFmt w:val="decimal"/>
-      <w:lvlText w:val="%8."/>
-      <w:lvlJc w:val="left"/>
-      <w:pPr>
-        <w:tabs>
-          <w:tab w:val="num" w:pos="5760"/>
-        </w:tabs>
-        <w:ind w:left="5760" w:hanging="360"/>
-      </w:pPr>
-    </w:lvl>
-    <w:lvl w:ilvl="8" w:tentative="1">
-      <w:start w:val="1"/>
-      <w:numFmt w:val="decimal"/>
-      <w:lvlText w:val="%9."/>
-      <w:lvlJc w:val="left"/>
-      <w:pPr>
-        <w:tabs>
-          <w:tab w:val="num" w:pos="6480"/>
-        </w:tabs>
-        <w:ind w:left="6480" w:hanging="360"/>
-      </w:pPr>
-    </w:lvl>
-  </w:abstractNum>
-  <w:abstractNum w:abstractNumId="2" w15:restartNumberingAfterBreak="0">
-    <w:nsid w:val="209D6D64"/>
-    <w:multiLevelType w:val="multilevel"/>
-    <w:tmpl w:val="EC74E11A"/>
+    <w:tmpl w:val="BBECCEC6"/>
     <w:lvl w:ilvl="0">
       <w:start w:val="1"/>
       <w:numFmt w:val="bullet"/>
@@ -8945,10 +9071,10 @@
       </w:rPr>
     </w:lvl>
   </w:abstractNum>
-  <w:abstractNum w:abstractNumId="3" w15:restartNumberingAfterBreak="0">
-    <w:nsid w:val="2A914AD5"/>
+  <w:abstractNum w:abstractNumId="2" w15:restartNumberingAfterBreak="0">
+    <w:nsid w:val="17821C57"/>
     <w:multiLevelType w:val="multilevel"/>
-    <w:tmpl w:val="2610A366"/>
+    <w:tmpl w:val="FCBC52CE"/>
     <w:lvl w:ilvl="0">
       <w:start w:val="1"/>
       <w:numFmt w:val="bullet"/>
@@ -9094,10 +9220,10 @@
       </w:rPr>
     </w:lvl>
   </w:abstractNum>
-  <w:abstractNum w:abstractNumId="4" w15:restartNumberingAfterBreak="0">
-    <w:nsid w:val="3F107EFE"/>
+  <w:abstractNum w:abstractNumId="3" w15:restartNumberingAfterBreak="0">
+    <w:nsid w:val="24796556"/>
     <w:multiLevelType w:val="multilevel"/>
-    <w:tmpl w:val="35E034D4"/>
+    <w:tmpl w:val="C01ED224"/>
     <w:lvl w:ilvl="0">
       <w:start w:val="1"/>
       <w:numFmt w:val="bullet"/>
@@ -9243,10 +9369,10 @@
       </w:rPr>
     </w:lvl>
   </w:abstractNum>
-  <w:abstractNum w:abstractNumId="5" w15:restartNumberingAfterBreak="0">
-    <w:nsid w:val="4E66644F"/>
+  <w:abstractNum w:abstractNumId="4" w15:restartNumberingAfterBreak="0">
+    <w:nsid w:val="25491003"/>
     <w:multiLevelType w:val="multilevel"/>
-    <w:tmpl w:val="0B4A65AA"/>
+    <w:tmpl w:val="E0886C02"/>
     <w:lvl w:ilvl="0">
       <w:start w:val="1"/>
       <w:numFmt w:val="bullet"/>
@@ -9392,10 +9518,123 @@
       </w:rPr>
     </w:lvl>
   </w:abstractNum>
+  <w:abstractNum w:abstractNumId="5" w15:restartNumberingAfterBreak="0">
+    <w:nsid w:val="2C3813EB"/>
+    <w:multiLevelType w:val="multilevel"/>
+    <w:tmpl w:val="9DC06838"/>
+    <w:lvl w:ilvl="0">
+      <w:start w:val="1"/>
+      <w:numFmt w:val="decimal"/>
+      <w:lvlText w:val="%1."/>
+      <w:lvlJc w:val="left"/>
+      <w:pPr>
+        <w:tabs>
+          <w:tab w:val="num" w:pos="720"/>
+        </w:tabs>
+        <w:ind w:left="720" w:hanging="360"/>
+      </w:pPr>
+    </w:lvl>
+    <w:lvl w:ilvl="1" w:tentative="1">
+      <w:start w:val="1"/>
+      <w:numFmt w:val="decimal"/>
+      <w:lvlText w:val="%2."/>
+      <w:lvlJc w:val="left"/>
+      <w:pPr>
+        <w:tabs>
+          <w:tab w:val="num" w:pos="1440"/>
+        </w:tabs>
+        <w:ind w:left="1440" w:hanging="360"/>
+      </w:pPr>
+    </w:lvl>
+    <w:lvl w:ilvl="2" w:tentative="1">
+      <w:start w:val="1"/>
+      <w:numFmt w:val="decimal"/>
+      <w:lvlText w:val="%3."/>
+      <w:lvlJc w:val="left"/>
+      <w:pPr>
+        <w:tabs>
+          <w:tab w:val="num" w:pos="2160"/>
+        </w:tabs>
+        <w:ind w:left="2160" w:hanging="360"/>
+      </w:pPr>
+    </w:lvl>
+    <w:lvl w:ilvl="3" w:tentative="1">
+      <w:start w:val="1"/>
+      <w:numFmt w:val="decimal"/>
+      <w:lvlText w:val="%4."/>
+      <w:lvlJc w:val="left"/>
+      <w:pPr>
+        <w:tabs>
+          <w:tab w:val="num" w:pos="2880"/>
+        </w:tabs>
+        <w:ind w:left="2880" w:hanging="360"/>
+      </w:pPr>
+    </w:lvl>
+    <w:lvl w:ilvl="4" w:tentative="1">
+      <w:start w:val="1"/>
+      <w:numFmt w:val="decimal"/>
+      <w:lvlText w:val="%5."/>
+      <w:lvlJc w:val="left"/>
+      <w:pPr>
+        <w:tabs>
+          <w:tab w:val="num" w:pos="3600"/>
+        </w:tabs>
+        <w:ind w:left="3600" w:hanging="360"/>
+      </w:pPr>
+    </w:lvl>
+    <w:lvl w:ilvl="5" w:tentative="1">
+      <w:start w:val="1"/>
+      <w:numFmt w:val="decimal"/>
+      <w:lvlText w:val="%6."/>
+      <w:lvlJc w:val="left"/>
+      <w:pPr>
+        <w:tabs>
+          <w:tab w:val="num" w:pos="4320"/>
+        </w:tabs>
+        <w:ind w:left="4320" w:hanging="360"/>
+      </w:pPr>
+    </w:lvl>
+    <w:lvl w:ilvl="6" w:tentative="1">
+      <w:start w:val="1"/>
+      <w:numFmt w:val="decimal"/>
+      <w:lvlText w:val="%7."/>
+      <w:lvlJc w:val="left"/>
+      <w:pPr>
+        <w:tabs>
+          <w:tab w:val="num" w:pos="5040"/>
+        </w:tabs>
+        <w:ind w:left="5040" w:hanging="360"/>
+      </w:pPr>
+    </w:lvl>
+    <w:lvl w:ilvl="7" w:tentative="1">
+      <w:start w:val="1"/>
+      <w:numFmt w:val="decimal"/>
+      <w:lvlText w:val="%8."/>
+      <w:lvlJc w:val="left"/>
+      <w:pPr>
+        <w:tabs>
+          <w:tab w:val="num" w:pos="5760"/>
+        </w:tabs>
+        <w:ind w:left="5760" w:hanging="360"/>
+      </w:pPr>
+    </w:lvl>
+    <w:lvl w:ilvl="8" w:tentative="1">
+      <w:start w:val="1"/>
+      <w:numFmt w:val="decimal"/>
+      <w:lvlText w:val="%9."/>
+      <w:lvlJc w:val="left"/>
+      <w:pPr>
+        <w:tabs>
+          <w:tab w:val="num" w:pos="6480"/>
+        </w:tabs>
+        <w:ind w:left="6480" w:hanging="360"/>
+      </w:pPr>
+    </w:lvl>
+  </w:abstractNum>
   <w:abstractNum w:abstractNumId="6" w15:restartNumberingAfterBreak="0">
-    <w:nsid w:val="5635747C"/>
+    <w:nsid w:val="326757AE"/>
     <w:multiLevelType w:val="multilevel"/>
-    <w:tmpl w:val="28887052"/>
+    <w:tmpl w:val="E7007E5C"/>
     <w:lvl w:ilvl="0">
       <w:start w:val="1"/>
       <w:numFmt w:val="bullet"/>
@@ -9542,9 +9781,9 @@
     </w:lvl>
   </w:abstractNum>
   <w:abstractNum w:abstractNumId="7" w15:restartNumberingAfterBreak="0">
-    <w:nsid w:val="73ED2848"/>
+    <w:nsid w:val="7A7F1D50"/>
     <w:multiLevelType w:val="multilevel"/>
-    <w:tmpl w:val="19D8E9AA"/>
+    <w:tmpl w:val="6C0ECE32"/>
     <w:lvl w:ilvl="0">
       <w:start w:val="1"/>
       <w:numFmt w:val="bullet"/>
@@ -9690,29 +9929,29 @@
       </w:rPr>
     </w:lvl>
   </w:abstractNum>
-  <w:num w:numId="1" w16cid:durableId="302277168">
+  <w:num w:numId="1" w16cid:durableId="1478841660">
+    <w:abstractNumId w:val="5"/>
+  </w:num>
+  <w:num w:numId="2" w16cid:durableId="96100999">
+    <w:abstractNumId w:val="4"/>
+  </w:num>
+  <w:num w:numId="3" w16cid:durableId="202912548">
+    <w:abstractNumId w:val="6"/>
+  </w:num>
+  <w:num w:numId="4" w16cid:durableId="542136646">
+    <w:abstractNumId w:val="3"/>
+  </w:num>
+  <w:num w:numId="5" w16cid:durableId="370686893">
+    <w:abstractNumId w:val="2"/>
+  </w:num>
+  <w:num w:numId="6" w16cid:durableId="185607213">
     <w:abstractNumId w:val="1"/>
   </w:num>
-  <w:num w:numId="2" w16cid:durableId="339308598">
-    <w:abstractNumId w:val="3"/>
-  </w:num>
-  <w:num w:numId="3" w16cid:durableId="800808465">
-    <w:abstractNumId w:val="6"/>
-  </w:num>
-  <w:num w:numId="4" w16cid:durableId="1397170846">
+  <w:num w:numId="7" w16cid:durableId="59132256">
     <w:abstractNumId w:val="7"/>
   </w:num>
-  <w:num w:numId="5" w16cid:durableId="1330402129">
-    <w:abstractNumId w:val="5"/>
-  </w:num>
-  <w:num w:numId="6" w16cid:durableId="1705328858">
+  <w:num w:numId="8" w16cid:durableId="1309094786">
     <w:abstractNumId w:val="0"/>
-  </w:num>
-  <w:num w:numId="7" w16cid:durableId="503596992">
-    <w:abstractNumId w:val="2"/>
-  </w:num>
-  <w:num w:numId="8" w16cid:durableId="102116601">
-    <w:abstractNumId w:val="4"/>
   </w:num>
 </w:numbering>
 </file>

--- a/docs/Developer Guide.docx
+++ b/docs/Developer Guide.docx
@@ -72,7 +72,7 @@
       <w:pPr>
         <w:pStyle w:val="NormalWeb"/>
         <w:shd w:val="clear" w:color="auto" w:fill="EEF2F8"/>
-        <w:divId w:val="76832569"/>
+        <w:divId w:val="2129077838"/>
         <w:rPr>
           <w:rFonts w:ascii="Calibri" w:hAnsi="Calibri" w:cs="Calibri"/>
           <w:color w:val="404040"/>
@@ -6342,44 +6342,86 @@
       </w:pPr>
       <w:r>
         <w:rPr>
-          <w:rFonts w:ascii="Calibri" w:eastAsia="Times New Roman" w:hAnsi="Calibri" w:cs="Calibri"/>
-          <w:color w:val="1A1A1A"/>
-          <w:sz w:val="22"/>
-          <w:szCs w:val="22"/>
-        </w:rPr>
-        <w:t xml:space="preserve">To clear a dropdown, set </w:t>
+          <w:rStyle w:val="Strong"/>
+          <w:rFonts w:ascii="Calibri" w:eastAsia="Times New Roman" w:hAnsi="Calibri" w:cs="Calibri"/>
+          <w:color w:val="1A1A1A"/>
+          <w:sz w:val="22"/>
+          <w:szCs w:val="22"/>
+        </w:rPr>
+        <w:t>Never let a grid select a row by itself.</w:t>
+      </w:r>
+      <w:r>
+        <w:rPr>
+          <w:rFonts w:ascii="Calibri" w:eastAsia="Times New Roman" w:hAnsi="Calibri" w:cs="Calibri"/>
+          <w:color w:val="1A1A1A"/>
+          <w:sz w:val="22"/>
+          <w:szCs w:val="22"/>
+        </w:rPr>
+        <w:t xml:space="preserve"> After setting </w:t>
       </w:r>
       <w:r>
         <w:rPr>
           <w:rStyle w:val="HTMLCode"/>
           <w:color w:val="1A1A1A"/>
         </w:rPr>
-        <w:t>SelectedIndex = -1</w:t>
-      </w:r>
-      <w:r>
-        <w:rPr>
-          <w:rFonts w:ascii="Calibri" w:eastAsia="Times New Roman" w:hAnsi="Calibri" w:cs="Calibri"/>
-          <w:color w:val="1A1A1A"/>
-          <w:sz w:val="22"/>
-          <w:szCs w:val="22"/>
-        </w:rPr>
-        <w:t xml:space="preserve">, not </w:t>
+        <w:t>DataSource</w:t>
+      </w:r>
+      <w:r>
+        <w:rPr>
+          <w:rFonts w:ascii="Calibri" w:eastAsia="Times New Roman" w:hAnsi="Calibri" w:cs="Calibri"/>
+          <w:color w:val="1A1A1A"/>
+          <w:sz w:val="22"/>
+          <w:szCs w:val="22"/>
+        </w:rPr>
+        <w:t xml:space="preserve">, call </w:t>
       </w:r>
       <w:r>
         <w:rPr>
           <w:rStyle w:val="HTMLCode"/>
           <w:color w:val="1A1A1A"/>
         </w:rPr>
-        <w:t>Text = ""</w:t>
-      </w:r>
-      <w:r>
-        <w:rPr>
-          <w:rFonts w:ascii="Calibri" w:eastAsia="Times New Roman" w:hAnsi="Calibri" w:cs="Calibri"/>
-          <w:color w:val="1A1A1A"/>
-          <w:sz w:val="22"/>
-          <w:szCs w:val="22"/>
-        </w:rPr>
-        <w:t>. Clearing only the text keeps the old choice selected underneath, and picking it again doesn't register (bug fixed on the Materials form).</w:t>
+        <w:t>ClearSelection()</w:t>
+      </w:r>
+      <w:r>
+        <w:rPr>
+          <w:rFonts w:ascii="Calibri" w:eastAsia="Times New Roman" w:hAnsi="Calibri" w:cs="Calibri"/>
+          <w:color w:val="1A1A1A"/>
+          <w:sz w:val="22"/>
+          <w:szCs w:val="22"/>
+        </w:rPr>
+        <w:t xml:space="preserve"> (with a </w:t>
+      </w:r>
+      <w:r>
+        <w:rPr>
+          <w:rStyle w:val="HTMLCode"/>
+          <w:color w:val="1A1A1A"/>
+        </w:rPr>
+        <w:t>filling</w:t>
+      </w:r>
+      <w:r>
+        <w:rPr>
+          <w:rFonts w:ascii="Calibri" w:eastAsia="Times New Roman" w:hAnsi="Calibri" w:cs="Calibri"/>
+          <w:color w:val="1A1A1A"/>
+          <w:sz w:val="22"/>
+          <w:szCs w:val="22"/>
+        </w:rPr>
+        <w:t xml:space="preserve"> flag so </w:t>
+      </w:r>
+      <w:r>
+        <w:rPr>
+          <w:rStyle w:val="HTMLCode"/>
+          <w:color w:val="1A1A1A"/>
+        </w:rPr>
+        <w:t>SelectionChanged</w:t>
+      </w:r>
+      <w:r>
+        <w:rPr>
+          <w:rFonts w:ascii="Calibri" w:eastAsia="Times New Roman" w:hAnsi="Calibri" w:cs="Calibri"/>
+          <w:color w:val="1A1A1A"/>
+          <w:sz w:val="22"/>
+          <w:szCs w:val="22"/>
+        </w:rPr>
+        <w:t xml:space="preserve"> ignores the reload), then re-select only the record you mean. Otherwise the form silently edits the first row, and typing a "new" record overwrites it (bug found on Employees, 2026-10-30).</w:t>
       </w:r>
     </w:p>
     <w:p>
@@ -6398,76 +6440,38 @@
       </w:pPr>
       <w:r>
         <w:rPr>
-          <w:rFonts w:ascii="Calibri" w:eastAsia="Times New Roman" w:hAnsi="Calibri" w:cs="Calibri"/>
-          <w:color w:val="1A1A1A"/>
-          <w:sz w:val="22"/>
-          <w:szCs w:val="22"/>
-        </w:rPr>
-        <w:t>Control names follow the UI Elements Guide (</w:t>
+          <w:rStyle w:val="Strong"/>
+          <w:rFonts w:ascii="Calibri" w:eastAsia="Times New Roman" w:hAnsi="Calibri" w:cs="Calibri"/>
+          <w:color w:val="1A1A1A"/>
+          <w:sz w:val="22"/>
+          <w:szCs w:val="22"/>
+        </w:rPr>
+        <w:t>Adding and editing are separate (Employees, the pattern for other pages):</w:t>
+      </w:r>
+      <w:r>
+        <w:rPr>
+          <w:rFonts w:ascii="Calibri" w:eastAsia="Times New Roman" w:hAnsi="Calibri" w:cs="Calibri"/>
+          <w:color w:val="1A1A1A"/>
+          <w:sz w:val="22"/>
+          <w:szCs w:val="22"/>
+        </w:rPr>
+        <w:t xml:space="preserve"> Add opens a pop-up (</w:t>
       </w:r>
       <w:r>
         <w:rPr>
           <w:rStyle w:val="HTMLCode"/>
           <w:color w:val="1A1A1A"/>
         </w:rPr>
-        <w:t>btn</w:t>
-      </w:r>
-      <w:r>
-        <w:rPr>
-          <w:rFonts w:ascii="Calibri" w:eastAsia="Times New Roman" w:hAnsi="Calibri" w:cs="Calibri"/>
-          <w:color w:val="1A1A1A"/>
-          <w:sz w:val="22"/>
-          <w:szCs w:val="22"/>
-        </w:rPr>
-        <w:t xml:space="preserve">, </w:t>
-      </w:r>
-      <w:r>
-        <w:rPr>
-          <w:rStyle w:val="HTMLCode"/>
-          <w:color w:val="1A1A1A"/>
-        </w:rPr>
-        <w:t>txt</w:t>
-      </w:r>
-      <w:r>
-        <w:rPr>
-          <w:rFonts w:ascii="Calibri" w:eastAsia="Times New Roman" w:hAnsi="Calibri" w:cs="Calibri"/>
-          <w:color w:val="1A1A1A"/>
-          <w:sz w:val="22"/>
-          <w:szCs w:val="22"/>
-        </w:rPr>
-        <w:t xml:space="preserve">, </w:t>
-      </w:r>
-      <w:r>
-        <w:rPr>
-          <w:rStyle w:val="HTMLCode"/>
-          <w:color w:val="1A1A1A"/>
-        </w:rPr>
-        <w:t>cbo</w:t>
-      </w:r>
-      <w:r>
-        <w:rPr>
-          <w:rFonts w:ascii="Calibri" w:eastAsia="Times New Roman" w:hAnsi="Calibri" w:cs="Calibri"/>
-          <w:color w:val="1A1A1A"/>
-          <w:sz w:val="22"/>
-          <w:szCs w:val="22"/>
-        </w:rPr>
-        <w:t xml:space="preserve">, </w:t>
-      </w:r>
-      <w:r>
-        <w:rPr>
-          <w:rStyle w:val="HTMLCode"/>
-          <w:color w:val="1A1A1A"/>
-        </w:rPr>
-        <w:t>dgv</w:t>
-      </w:r>
-      <w:r>
-        <w:rPr>
-          <w:rFonts w:ascii="Calibri" w:eastAsia="Times New Roman" w:hAnsi="Calibri" w:cs="Calibri"/>
-          <w:color w:val="1A1A1A"/>
-          <w:sz w:val="22"/>
-          <w:szCs w:val="22"/>
-        </w:rPr>
-        <w:t>...).</w:t>
+        <w:t>EmployeeEntryForm</w:t>
+      </w:r>
+      <w:r>
+        <w:rPr>
+          <w:rFonts w:ascii="Calibri" w:eastAsia="Times New Roman" w:hAnsi="Calibri" w:cs="Calibri"/>
+          <w:color w:val="1A1A1A"/>
+          <w:sz w:val="22"/>
+          <w:szCs w:val="22"/>
+        </w:rPr>
+        <w:t>); the page form only edits the clicked record, is locked when nothing is selected, and Save shows a Yes/No list of the changes first.</w:t>
       </w:r>
     </w:p>
     <w:p>
@@ -6491,7 +6495,55 @@
           <w:sz w:val="22"/>
           <w:szCs w:val="22"/>
         </w:rPr>
-        <w:t>Screens stay plain, default WinForms until they are styled from the Figma design.</w:t>
+        <w:t>The main window is borderless and maximized to the screen's working area (</w:t>
+      </w:r>
+      <w:r>
+        <w:rPr>
+          <w:rStyle w:val="HTMLCode"/>
+          <w:color w:val="1A1A1A"/>
+        </w:rPr>
+        <w:t>FormBorderStyle = None</w:t>
+      </w:r>
+      <w:r>
+        <w:rPr>
+          <w:rFonts w:ascii="Calibri" w:eastAsia="Times New Roman" w:hAnsi="Calibri" w:cs="Calibri"/>
+          <w:color w:val="1A1A1A"/>
+          <w:sz w:val="22"/>
+          <w:szCs w:val="22"/>
+        </w:rPr>
+        <w:t xml:space="preserve">, </w:t>
+      </w:r>
+      <w:r>
+        <w:rPr>
+          <w:rStyle w:val="HTMLCode"/>
+          <w:color w:val="1A1A1A"/>
+        </w:rPr>
+        <w:t>ControlBox = false</w:t>
+      </w:r>
+      <w:r>
+        <w:rPr>
+          <w:rFonts w:ascii="Calibri" w:eastAsia="Times New Roman" w:hAnsi="Calibri" w:cs="Calibri"/>
+          <w:color w:val="1A1A1A"/>
+          <w:sz w:val="22"/>
+          <w:szCs w:val="22"/>
+        </w:rPr>
+        <w:t xml:space="preserve">, </w:t>
+      </w:r>
+      <w:r>
+        <w:rPr>
+          <w:rStyle w:val="HTMLCode"/>
+          <w:color w:val="1A1A1A"/>
+        </w:rPr>
+        <w:t>MaximizedBounds</w:t>
+      </w:r>
+      <w:r>
+        <w:rPr>
+          <w:rFonts w:ascii="Calibri" w:eastAsia="Times New Roman" w:hAnsi="Calibri" w:cs="Calibri"/>
+          <w:color w:val="1A1A1A"/>
+          <w:sz w:val="22"/>
+          <w:szCs w:val="22"/>
+        </w:rPr>
+        <w:t xml:space="preserve"> set in the constructor), so it can't be resized, moved or closed by accident.</w:t>
       </w:r>
     </w:p>
     <w:p>
@@ -6515,128 +6567,234 @@
           <w:sz w:val="22"/>
           <w:szCs w:val="22"/>
         </w:rPr>
-        <w:t xml:space="preserve">Big </w:t>
+        <w:t xml:space="preserve">To clear a dropdown, set </w:t>
       </w:r>
       <w:r>
         <w:rPr>
           <w:rStyle w:val="HTMLCode"/>
           <w:color w:val="1A1A1A"/>
         </w:rPr>
-        <w:t>.Designer.cs</w:t>
-      </w:r>
-      <w:r>
-        <w:rPr>
-          <w:rFonts w:ascii="Calibri" w:eastAsia="Times New Roman" w:hAnsi="Calibri" w:cs="Calibri"/>
-          <w:color w:val="1A1A1A"/>
-          <w:sz w:val="22"/>
-          <w:szCs w:val="22"/>
-        </w:rPr>
-        <w:t xml:space="preserve"> files can be generated once with </w:t>
+        <w:t>SelectedIndex = -1</w:t>
+      </w:r>
+      <w:r>
+        <w:rPr>
+          <w:rFonts w:ascii="Calibri" w:eastAsia="Times New Roman" w:hAnsi="Calibri" w:cs="Calibri"/>
+          <w:color w:val="1A1A1A"/>
+          <w:sz w:val="22"/>
+          <w:szCs w:val="22"/>
+        </w:rPr>
+        <w:t xml:space="preserve">, not </w:t>
       </w:r>
       <w:r>
         <w:rPr>
           <w:rStyle w:val="HTMLCode"/>
           <w:color w:val="1A1A1A"/>
         </w:rPr>
-        <w:t>docs/_tools/designer-gen</w:t>
-      </w:r>
-      <w:r>
-        <w:rPr>
-          <w:rFonts w:ascii="Calibri" w:eastAsia="Times New Roman" w:hAnsi="Calibri" w:cs="Calibri"/>
-          <w:color w:val="1A1A1A"/>
-          <w:sz w:val="22"/>
-          <w:szCs w:val="22"/>
-        </w:rPr>
-        <w:t>. Never regenerate a form after it has been edited in Visual Studio's designer.</w:t>
+        <w:t>Text = ""</w:t>
+      </w:r>
+      <w:r>
+        <w:rPr>
+          <w:rFonts w:ascii="Calibri" w:eastAsia="Times New Roman" w:hAnsi="Calibri" w:cs="Calibri"/>
+          <w:color w:val="1A1A1A"/>
+          <w:sz w:val="22"/>
+          <w:szCs w:val="22"/>
+        </w:rPr>
+        <w:t>. Clearing only the text keeps the old choice selected underneath, and picking it again doesn'</w:t>
+      </w:r>
+      <w:r>
+        <w:rPr>
+          <w:rFonts w:ascii="Calibri" w:eastAsia="Times New Roman" w:hAnsi="Calibri" w:cs="Calibri"/>
+          <w:color w:val="1A1A1A"/>
+          <w:sz w:val="22"/>
+          <w:szCs w:val="22"/>
+        </w:rPr>
+        <w:t>t register (bug fixed on the Materials form).</w:t>
       </w:r>
     </w:p>
     <w:p>
       <w:pPr>
-        <w:pStyle w:val="Heading1"/>
-        <w:rPr>
-          <w:rFonts w:ascii="Calibri" w:eastAsia="Times New Roman" w:hAnsi="Calibri" w:cs="Calibri"/>
-        </w:rPr>
-      </w:pPr>
-      <w:r>
-        <w:rPr>
-          <w:rFonts w:ascii="Calibri" w:eastAsia="Times New Roman" w:hAnsi="Calibri" w:cs="Calibri"/>
-        </w:rPr>
-        <w:t>Chapter 4: Login &amp; Security (Part 0)</w:t>
+        <w:numPr>
+          <w:ilvl w:val="0"/>
+          <w:numId w:val="3"/>
+        </w:numPr>
+        <w:spacing w:before="100" w:beforeAutospacing="1" w:after="100" w:afterAutospacing="1"/>
+        <w:rPr>
+          <w:rFonts w:ascii="Calibri" w:eastAsia="Times New Roman" w:hAnsi="Calibri" w:cs="Calibri"/>
+          <w:color w:val="1A1A1A"/>
+          <w:sz w:val="22"/>
+          <w:szCs w:val="22"/>
+        </w:rPr>
+      </w:pPr>
+      <w:r>
+        <w:rPr>
+          <w:rFonts w:ascii="Calibri" w:eastAsia="Times New Roman" w:hAnsi="Calibri" w:cs="Calibri"/>
+          <w:color w:val="1A1A1A"/>
+          <w:sz w:val="22"/>
+          <w:szCs w:val="22"/>
+        </w:rPr>
+        <w:t>Control names follow the UI Elements Guide (</w:t>
+      </w:r>
+      <w:r>
+        <w:rPr>
+          <w:rStyle w:val="HTMLCode"/>
+          <w:color w:val="1A1A1A"/>
+        </w:rPr>
+        <w:t>btn</w:t>
+      </w:r>
+      <w:r>
+        <w:rPr>
+          <w:rFonts w:ascii="Calibri" w:eastAsia="Times New Roman" w:hAnsi="Calibri" w:cs="Calibri"/>
+          <w:color w:val="1A1A1A"/>
+          <w:sz w:val="22"/>
+          <w:szCs w:val="22"/>
+        </w:rPr>
+        <w:t xml:space="preserve">, </w:t>
+      </w:r>
+      <w:r>
+        <w:rPr>
+          <w:rStyle w:val="HTMLCode"/>
+          <w:color w:val="1A1A1A"/>
+        </w:rPr>
+        <w:t>txt</w:t>
+      </w:r>
+      <w:r>
+        <w:rPr>
+          <w:rFonts w:ascii="Calibri" w:eastAsia="Times New Roman" w:hAnsi="Calibri" w:cs="Calibri"/>
+          <w:color w:val="1A1A1A"/>
+          <w:sz w:val="22"/>
+          <w:szCs w:val="22"/>
+        </w:rPr>
+        <w:t xml:space="preserve">, </w:t>
+      </w:r>
+      <w:r>
+        <w:rPr>
+          <w:rStyle w:val="HTMLCode"/>
+          <w:color w:val="1A1A1A"/>
+        </w:rPr>
+        <w:t>cbo</w:t>
+      </w:r>
+      <w:r>
+        <w:rPr>
+          <w:rFonts w:ascii="Calibri" w:eastAsia="Times New Roman" w:hAnsi="Calibri" w:cs="Calibri"/>
+          <w:color w:val="1A1A1A"/>
+          <w:sz w:val="22"/>
+          <w:szCs w:val="22"/>
+        </w:rPr>
+        <w:t xml:space="preserve">, </w:t>
+      </w:r>
+      <w:r>
+        <w:rPr>
+          <w:rStyle w:val="HTMLCode"/>
+          <w:color w:val="1A1A1A"/>
+        </w:rPr>
+        <w:t>dgv</w:t>
+      </w:r>
+      <w:r>
+        <w:rPr>
+          <w:rFonts w:ascii="Calibri" w:eastAsia="Times New Roman" w:hAnsi="Calibri" w:cs="Calibri"/>
+          <w:color w:val="1A1A1A"/>
+          <w:sz w:val="22"/>
+          <w:szCs w:val="22"/>
+        </w:rPr>
+        <w:t>...).</w:t>
       </w:r>
     </w:p>
     <w:p>
       <w:pPr>
-        <w:pStyle w:val="NormalWeb"/>
-        <w:rPr>
-          <w:rFonts w:ascii="Calibri" w:hAnsi="Calibri" w:cs="Calibri"/>
-          <w:color w:val="1A1A1A"/>
-          <w:sz w:val="22"/>
-          <w:szCs w:val="22"/>
-        </w:rPr>
-      </w:pPr>
-      <w:r>
-        <w:rPr>
-          <w:rStyle w:val="Strong"/>
-          <w:rFonts w:ascii="Calibri" w:hAnsi="Calibri" w:cs="Calibri"/>
-          <w:color w:val="1A1A1A"/>
-          <w:sz w:val="22"/>
-          <w:szCs w:val="22"/>
-        </w:rPr>
-        <w:t>Sign-in.</w:t>
-      </w:r>
-      <w:r>
-        <w:rPr>
-          <w:rFonts w:ascii="Calibri" w:hAnsi="Calibri" w:cs="Calibri"/>
-          <w:color w:val="1A1A1A"/>
-          <w:sz w:val="22"/>
-          <w:szCs w:val="22"/>
-        </w:rPr>
-        <w:t xml:space="preserve"> Usernames ignore capital letters. 5 wrong passwords lock the account until an Admin unlocks it. Every sign-in, sign-out, failure, lock and password change goes to </w:t>
-      </w:r>
-      <w:r>
-        <w:rPr>
-          <w:rStyle w:val="HTMLCode"/>
-          <w:color w:val="1A1A1A"/>
-        </w:rPr>
-        <w:t>login_logs</w:t>
-      </w:r>
-      <w:r>
-        <w:rPr>
-          <w:rFonts w:ascii="Calibri" w:hAnsi="Calibri" w:cs="Calibri"/>
-          <w:color w:val="1A1A1A"/>
-          <w:sz w:val="22"/>
-          <w:szCs w:val="22"/>
-        </w:rPr>
-        <w:t xml:space="preserve"> with the PC name. After 5 minutes without activity a "Still there?" popup appears, and the app signs out by itself after 60 more seconds. In Debug builds, the </w:t>
-      </w:r>
-      <w:r>
-        <w:rPr>
-          <w:rStyle w:val="HTMLCode"/>
-          <w:color w:val="1A1A1A"/>
-        </w:rPr>
-        <w:t>TRISTONE_IDLE_SECONDS</w:t>
-      </w:r>
-      <w:r>
-        <w:rPr>
-          <w:rFonts w:ascii="Calibri" w:hAnsi="Calibri" w:cs="Calibri"/>
-          <w:color w:val="1A1A1A"/>
-          <w:sz w:val="22"/>
-          <w:szCs w:val="22"/>
-        </w:rPr>
-        <w:t xml:space="preserve"> </w:t>
-      </w:r>
-      <w:r>
-        <w:rPr>
-          <w:rFonts w:ascii="Calibri" w:hAnsi="Calibri" w:cs="Calibri"/>
-          <w:color w:val="1A1A1A"/>
-          <w:sz w:val="22"/>
-          <w:szCs w:val="22"/>
-        </w:rPr>
-        <w:t>environment variable shortens the wait for testing.</w:t>
+        <w:numPr>
+          <w:ilvl w:val="0"/>
+          <w:numId w:val="3"/>
+        </w:numPr>
+        <w:spacing w:before="100" w:beforeAutospacing="1" w:after="100" w:afterAutospacing="1"/>
+        <w:rPr>
+          <w:rFonts w:ascii="Calibri" w:eastAsia="Times New Roman" w:hAnsi="Calibri" w:cs="Calibri"/>
+          <w:color w:val="1A1A1A"/>
+          <w:sz w:val="22"/>
+          <w:szCs w:val="22"/>
+        </w:rPr>
+      </w:pPr>
+      <w:r>
+        <w:rPr>
+          <w:rFonts w:ascii="Calibri" w:eastAsia="Times New Roman" w:hAnsi="Calibri" w:cs="Calibri"/>
+          <w:color w:val="1A1A1A"/>
+          <w:sz w:val="22"/>
+          <w:szCs w:val="22"/>
+        </w:rPr>
+        <w:t>Screens stay plain, default WinForms until they are styled from the Figma design.</w:t>
       </w:r>
     </w:p>
     <w:p>
       <w:pPr>
+        <w:numPr>
+          <w:ilvl w:val="0"/>
+          <w:numId w:val="3"/>
+        </w:numPr>
+        <w:spacing w:before="100" w:beforeAutospacing="1" w:after="100" w:afterAutospacing="1"/>
+        <w:rPr>
+          <w:rFonts w:ascii="Calibri" w:eastAsia="Times New Roman" w:hAnsi="Calibri" w:cs="Calibri"/>
+          <w:color w:val="1A1A1A"/>
+          <w:sz w:val="22"/>
+          <w:szCs w:val="22"/>
+        </w:rPr>
+      </w:pPr>
+      <w:r>
+        <w:rPr>
+          <w:rFonts w:ascii="Calibri" w:eastAsia="Times New Roman" w:hAnsi="Calibri" w:cs="Calibri"/>
+          <w:color w:val="1A1A1A"/>
+          <w:sz w:val="22"/>
+          <w:szCs w:val="22"/>
+        </w:rPr>
+        <w:t xml:space="preserve">Big </w:t>
+      </w:r>
+      <w:r>
+        <w:rPr>
+          <w:rStyle w:val="HTMLCode"/>
+          <w:color w:val="1A1A1A"/>
+        </w:rPr>
+        <w:t>.Designer.cs</w:t>
+      </w:r>
+      <w:r>
+        <w:rPr>
+          <w:rFonts w:ascii="Calibri" w:eastAsia="Times New Roman" w:hAnsi="Calibri" w:cs="Calibri"/>
+          <w:color w:val="1A1A1A"/>
+          <w:sz w:val="22"/>
+          <w:szCs w:val="22"/>
+        </w:rPr>
+        <w:t xml:space="preserve"> files can be generated once with </w:t>
+      </w:r>
+      <w:r>
+        <w:rPr>
+          <w:rStyle w:val="HTMLCode"/>
+          <w:color w:val="1A1A1A"/>
+        </w:rPr>
+        <w:t>docs/_tools/designer-gen</w:t>
+      </w:r>
+      <w:r>
+        <w:rPr>
+          <w:rFonts w:ascii="Calibri" w:eastAsia="Times New Roman" w:hAnsi="Calibri" w:cs="Calibri"/>
+          <w:color w:val="1A1A1A"/>
+          <w:sz w:val="22"/>
+          <w:szCs w:val="22"/>
+        </w:rPr>
+        <w:t>. Never regenerate a form after it has been edited in Visual Studio's designer.</w:t>
+      </w:r>
+    </w:p>
+    <w:p>
+      <w:pPr>
+        <w:pStyle w:val="Heading1"/>
+        <w:rPr>
+          <w:rFonts w:ascii="Calibri" w:eastAsia="Times New Roman" w:hAnsi="Calibri" w:cs="Calibri"/>
+        </w:rPr>
+      </w:pPr>
+      <w:r>
+        <w:rPr>
+          <w:rFonts w:ascii="Calibri" w:eastAsia="Times New Roman" w:hAnsi="Calibri" w:cs="Calibri"/>
+        </w:rPr>
+        <w:t>Chapter 4: Login &amp; Security (Part 0)</w:t>
+      </w:r>
+    </w:p>
+    <w:p>
+      <w:pPr>
         <w:pStyle w:val="NormalWeb"/>
         <w:rPr>
           <w:rFonts w:ascii="Calibri" w:hAnsi="Calibri" w:cs="Calibri"/>
@@ -6653,6 +6811,77 @@
           <w:sz w:val="22"/>
           <w:szCs w:val="22"/>
         </w:rPr>
+        <w:t>Sign-in.</w:t>
+      </w:r>
+      <w:r>
+        <w:rPr>
+          <w:rFonts w:ascii="Calibri" w:hAnsi="Calibri" w:cs="Calibri"/>
+          <w:color w:val="1A1A1A"/>
+          <w:sz w:val="22"/>
+          <w:szCs w:val="22"/>
+        </w:rPr>
+        <w:t xml:space="preserve"> </w:t>
+      </w:r>
+      <w:r>
+        <w:rPr>
+          <w:rFonts w:ascii="Calibri" w:hAnsi="Calibri" w:cs="Calibri"/>
+          <w:color w:val="1A1A1A"/>
+          <w:sz w:val="22"/>
+          <w:szCs w:val="22"/>
+        </w:rPr>
+        <w:t xml:space="preserve">Usernames ignore capital letters. 5 wrong passwords lock the account until an Admin unlocks it. Every sign-in, sign-out, failure, lock and password change goes to </w:t>
+      </w:r>
+      <w:r>
+        <w:rPr>
+          <w:rStyle w:val="HTMLCode"/>
+          <w:color w:val="1A1A1A"/>
+        </w:rPr>
+        <w:t>login_logs</w:t>
+      </w:r>
+      <w:r>
+        <w:rPr>
+          <w:rFonts w:ascii="Calibri" w:hAnsi="Calibri" w:cs="Calibri"/>
+          <w:color w:val="1A1A1A"/>
+          <w:sz w:val="22"/>
+          <w:szCs w:val="22"/>
+        </w:rPr>
+        <w:t xml:space="preserve"> with the PC name. After 5 minutes without activity a "Still there?" popup appears, and the app signs out by itself after 60 more seconds. In Debug builds, the </w:t>
+      </w:r>
+      <w:r>
+        <w:rPr>
+          <w:rStyle w:val="HTMLCode"/>
+          <w:color w:val="1A1A1A"/>
+        </w:rPr>
+        <w:t>TRISTONE_IDLE_SECONDS</w:t>
+      </w:r>
+      <w:r>
+        <w:rPr>
+          <w:rFonts w:ascii="Calibri" w:hAnsi="Calibri" w:cs="Calibri"/>
+          <w:color w:val="1A1A1A"/>
+          <w:sz w:val="22"/>
+          <w:szCs w:val="22"/>
+        </w:rPr>
+        <w:t xml:space="preserve"> environment variable shortens the wait for testing.</w:t>
+      </w:r>
+    </w:p>
+    <w:p>
+      <w:pPr>
+        <w:pStyle w:val="NormalWeb"/>
+        <w:rPr>
+          <w:rFonts w:ascii="Calibri" w:hAnsi="Calibri" w:cs="Calibri"/>
+          <w:color w:val="1A1A1A"/>
+          <w:sz w:val="22"/>
+          <w:szCs w:val="22"/>
+        </w:rPr>
+      </w:pPr>
+      <w:r>
+        <w:rPr>
+          <w:rStyle w:val="Strong"/>
+          <w:rFonts w:ascii="Calibri" w:hAnsi="Calibri" w:cs="Calibri"/>
+          <w:color w:val="1A1A1A"/>
+          <w:sz w:val="22"/>
+          <w:szCs w:val="22"/>
+        </w:rPr>
         <w:t>Passwords.</w:t>
       </w:r>
       <w:r>
@@ -6662,7 +6891,16 @@
           <w:sz w:val="22"/>
           <w:szCs w:val="22"/>
         </w:rPr>
-        <w:t xml:space="preserve"> Only Admins create accounts and set passwords. Rules: 8+ characters with a letter and a number. </w:t>
+        <w:t xml:space="preserve"> </w:t>
+      </w:r>
+      <w:r>
+        <w:rPr>
+          <w:rFonts w:ascii="Calibri" w:hAnsi="Calibri" w:cs="Calibri"/>
+          <w:color w:val="1A1A1A"/>
+          <w:sz w:val="22"/>
+          <w:szCs w:val="22"/>
+        </w:rPr>
+        <w:t xml:space="preserve">Only Admins create accounts and set passwords. Rules: 8+ characters with a letter and a number. </w:t>
       </w:r>
       <w:r>
         <w:rPr>
@@ -7094,16 +7332,16 @@
           <w:sz w:val="22"/>
           <w:szCs w:val="22"/>
         </w:rPr>
-        <w:t xml:space="preserve"> Attendance (waiting for the fingerprint scanner'</w:t>
-      </w:r>
-      <w:r>
-        <w:rPr>
-          <w:rFonts w:ascii="Calibri" w:hAnsi="Calibri" w:cs="Calibri"/>
-          <w:color w:val="1A1A1A"/>
-          <w:sz w:val="22"/>
-          <w:szCs w:val="22"/>
-        </w:rPr>
-        <w:t>s sample export file), Payroll, Cash Advances, Payslips.</w:t>
+        <w:t xml:space="preserve"> Attendance (waiting for the fingerprint scanner's sample export file), Payroll, Cash Advances, </w:t>
+      </w:r>
+      <w:r>
+        <w:rPr>
+          <w:rFonts w:ascii="Calibri" w:hAnsi="Calibri" w:cs="Calibri"/>
+          <w:color w:val="1A1A1A"/>
+          <w:sz w:val="22"/>
+          <w:szCs w:val="22"/>
+        </w:rPr>
+        <w:t>Payslips.</w:t>
       </w:r>
     </w:p>
     <w:p>
@@ -7253,16 +7491,16 @@
           <w:sz w:val="22"/>
           <w:szCs w:val="22"/>
         </w:rPr>
-        <w:t xml:space="preserve"> no approval needed. Each needs a scan, or "physical copy only" </w:t>
-      </w:r>
-      <w:r>
-        <w:rPr>
-          <w:rFonts w:ascii="Calibri" w:eastAsia="Times New Roman" w:hAnsi="Calibri" w:cs="Calibri"/>
-          <w:color w:val="1A1A1A"/>
-          <w:sz w:val="22"/>
-          <w:szCs w:val="22"/>
-        </w:rPr>
-        <w:t>with where the paper is filed. Receipts shows them as "Stock purchase" without copying them, so they are never counted twice.</w:t>
+        <w:t xml:space="preserve"> no approval needed. Each needs a scan, or "physical copy only" with where the paper is filed. Receipts shows them as "</w:t>
+      </w:r>
+      <w:r>
+        <w:rPr>
+          <w:rFonts w:ascii="Calibri" w:eastAsia="Times New Roman" w:hAnsi="Calibri" w:cs="Calibri"/>
+          <w:color w:val="1A1A1A"/>
+          <w:sz w:val="22"/>
+          <w:szCs w:val="22"/>
+        </w:rPr>
+        <w:t>Stock purchase" without copying them, so they are never counted twice.</w:t>
       </w:r>
     </w:p>
     <w:p>
@@ -8774,9 +9012,9 @@
 <file path=word/numbering.xml><?xml version="1.0" encoding="utf-8"?>
 <w:numbering xmlns:wpc="http://schemas.microsoft.com/office/word/2010/wordprocessingCanvas" xmlns:cx="http://schemas.microsoft.com/office/drawing/2014/chartex" xmlns:cx1="http://schemas.microsoft.com/office/drawing/2015/9/8/chartex" xmlns:cx2="http://schemas.microsoft.com/office/drawing/2015/10/21/chartex" xmlns:cx3="http://schemas.microsoft.com/office/drawing/2016/5/9/chartex" xmlns:cx4="http://schemas.microsoft.com/office/drawing/2016/5/10/chartex" xmlns:cx5="http://schemas.microsoft.com/office/drawing/2016/5/11/chartex" xmlns:cx6="http://schemas.microsoft.com/office/drawing/2016/5/12/chartex" xmlns:cx7="http://schemas.microsoft.com/office/drawing/2016/5/13/chartex" xmlns:cx8="http://schemas.microsoft.com/office/drawing/2016/5/14/chartex" xmlns:mc="http://schemas.openxmlformats.org/markup-compatibility/2006" xmlns:aink="http://schemas.microsoft.com/office/drawing/2016/ink" xmlns:am3d="http://schemas.microsoft.com/office/drawing/2017/model3d" xmlns:o="urn:schemas-microsoft-com:office:office" xmlns:oel="http://schemas.microsoft.com/office/2019/extlst" xmlns:r="http://schemas.openxmlformats.org/officeDocument/2006/relationships" xmlns:m="http://schemas.openxmlformats.org/officeDocument/2006/math" xmlns:v="urn:schemas-microsoft-com:vml" xmlns:wp14="http://schemas.microsoft.com/office/word/2010/wordprocessingDrawing" xmlns:wp="http://schemas.openxmlformats.org/drawingml/2006/wordprocessingDrawing" xmlns:w10="urn:schemas-microsoft-com:office:word" xmlns:w="http://schemas.openxmlformats.org/wordprocessingml/2006/main" xmlns:w14="http://schemas.microsoft.com/office/word/2010/wordml" xmlns:w15="http://schemas.microsoft.com/office/word/2012/wordml" xmlns:w16cex="http://schemas.microsoft.com/office/word/2018/wordml/cex" xmlns:w16cid="http://schemas.microsoft.com/office/word/2016/wordml/cid" xmlns:w16="http://schemas.microsoft.com/office/word/2018/wordml" xmlns:w16du="http://schemas.microsoft.com/office/word/2023/wordml/word16du" xmlns:w16sdtdh="http://schemas.microsoft.com/office/word/2020/wordml/sdtdatahash" xmlns:w16sdtfl="http://schemas.microsoft.com/office/word/2024/wordml/sdtformatlock" xmlns:w16se="http://schemas.microsoft.com/office/word/2015/wordml/symex" xmlns:wpg="http://schemas.microsoft.com/office/word/2010/wordprocessingGroup" xmlns:wpi="http://schemas.microsoft.com/office/word/2010/wordprocessingInk" xmlns:wne="http://schemas.microsoft.com/office/word/2006/wordml" xmlns:wps="http://schemas.microsoft.com/office/word/2010/wordprocessingShape" mc:Ignorable="w14 w15 w16se w16cid w16 w16cex w16sdtdh w16sdtfl w16du wp14">
   <w:abstractNum w:abstractNumId="0" w15:restartNumberingAfterBreak="0">
-    <w:nsid w:val="09471A96"/>
+    <w:nsid w:val="26CC08D9"/>
     <w:multiLevelType w:val="multilevel"/>
-    <w:tmpl w:val="26CE195E"/>
+    <w:tmpl w:val="53045390"/>
     <w:lvl w:ilvl="0">
       <w:start w:val="1"/>
       <w:numFmt w:val="bullet"/>
@@ -8923,9 +9161,9 @@
     </w:lvl>
   </w:abstractNum>
   <w:abstractNum w:abstractNumId="1" w15:restartNumberingAfterBreak="0">
-    <w:nsid w:val="0B0E3B12"/>
+    <w:nsid w:val="303514B4"/>
     <w:multiLevelType w:val="multilevel"/>
-    <w:tmpl w:val="BBECCEC6"/>
+    <w:tmpl w:val="C3764276"/>
     <w:lvl w:ilvl="0">
       <w:start w:val="1"/>
       <w:numFmt w:val="bullet"/>
@@ -9072,9 +9310,9 @@
     </w:lvl>
   </w:abstractNum>
   <w:abstractNum w:abstractNumId="2" w15:restartNumberingAfterBreak="0">
-    <w:nsid w:val="17821C57"/>
+    <w:nsid w:val="3D9C392C"/>
     <w:multiLevelType w:val="multilevel"/>
-    <w:tmpl w:val="FCBC52CE"/>
+    <w:tmpl w:val="107E0AA4"/>
     <w:lvl w:ilvl="0">
       <w:start w:val="1"/>
       <w:numFmt w:val="bullet"/>
@@ -9221,9 +9459,122 @@
     </w:lvl>
   </w:abstractNum>
   <w:abstractNum w:abstractNumId="3" w15:restartNumberingAfterBreak="0">
-    <w:nsid w:val="24796556"/>
+    <w:nsid w:val="4855231A"/>
     <w:multiLevelType w:val="multilevel"/>
-    <w:tmpl w:val="C01ED224"/>
+    <w:tmpl w:val="B614B9C8"/>
+    <w:lvl w:ilvl="0">
+      <w:start w:val="1"/>
+      <w:numFmt w:val="decimal"/>
+      <w:lvlText w:val="%1."/>
+      <w:lvlJc w:val="left"/>
+      <w:pPr>
+        <w:tabs>
+          <w:tab w:val="num" w:pos="720"/>
+        </w:tabs>
+        <w:ind w:left="720" w:hanging="360"/>
+      </w:pPr>
+    </w:lvl>
+    <w:lvl w:ilvl="1" w:tentative="1">
+      <w:start w:val="1"/>
+      <w:numFmt w:val="decimal"/>
+      <w:lvlText w:val="%2."/>
+      <w:lvlJc w:val="left"/>
+      <w:pPr>
+        <w:tabs>
+          <w:tab w:val="num" w:pos="1440"/>
+        </w:tabs>
+        <w:ind w:left="1440" w:hanging="360"/>
+      </w:pPr>
+    </w:lvl>
+    <w:lvl w:ilvl="2" w:tentative="1">
+      <w:start w:val="1"/>
+      <w:numFmt w:val="decimal"/>
+      <w:lvlText w:val="%3."/>
+      <w:lvlJc w:val="left"/>
+      <w:pPr>
+        <w:tabs>
+          <w:tab w:val="num" w:pos="2160"/>
+        </w:tabs>
+        <w:ind w:left="2160" w:hanging="360"/>
+      </w:pPr>
+    </w:lvl>
+    <w:lvl w:ilvl="3" w:tentative="1">
+      <w:start w:val="1"/>
+      <w:numFmt w:val="decimal"/>
+      <w:lvlText w:val="%4."/>
+      <w:lvlJc w:val="left"/>
+      <w:pPr>
+        <w:tabs>
+          <w:tab w:val="num" w:pos="2880"/>
+        </w:tabs>
+        <w:ind w:left="2880" w:hanging="360"/>
+      </w:pPr>
+    </w:lvl>
+    <w:lvl w:ilvl="4" w:tentative="1">
+      <w:start w:val="1"/>
+      <w:numFmt w:val="decimal"/>
+      <w:lvlText w:val="%5."/>
+      <w:lvlJc w:val="left"/>
+      <w:pPr>
+        <w:tabs>
+          <w:tab w:val="num" w:pos="3600"/>
+        </w:tabs>
+        <w:ind w:left="3600" w:hanging="360"/>
+      </w:pPr>
+    </w:lvl>
+    <w:lvl w:ilvl="5" w:tentative="1">
+      <w:start w:val="1"/>
+      <w:numFmt w:val="decimal"/>
+      <w:lvlText w:val="%6."/>
+      <w:lvlJc w:val="left"/>
+      <w:pPr>
+        <w:tabs>
+          <w:tab w:val="num" w:pos="4320"/>
+        </w:tabs>
+        <w:ind w:left="4320" w:hanging="360"/>
+      </w:pPr>
+    </w:lvl>
+    <w:lvl w:ilvl="6" w:tentative="1">
+      <w:start w:val="1"/>
+      <w:numFmt w:val="decimal"/>
+      <w:lvlText w:val="%7."/>
+      <w:lvlJc w:val="left"/>
+      <w:pPr>
+        <w:tabs>
+          <w:tab w:val="num" w:pos="5040"/>
+        </w:tabs>
+        <w:ind w:left="5040" w:hanging="360"/>
+      </w:pPr>
+    </w:lvl>
+    <w:lvl w:ilvl="7" w:tentative="1">
+      <w:start w:val="1"/>
+      <w:numFmt w:val="decimal"/>
+      <w:lvlText w:val="%8."/>
+      <w:lvlJc w:val="left"/>
+      <w:pPr>
+        <w:tabs>
+          <w:tab w:val="num" w:pos="5760"/>
+        </w:tabs>
+        <w:ind w:left="5760" w:hanging="360"/>
+      </w:pPr>
+    </w:lvl>
+    <w:lvl w:ilvl="8" w:tentative="1">
+      <w:start w:val="1"/>
+      <w:numFmt w:val="decimal"/>
+      <w:lvlText w:val="%9."/>
+      <w:lvlJc w:val="left"/>
+      <w:pPr>
+        <w:tabs>
+          <w:tab w:val="num" w:pos="6480"/>
+        </w:tabs>
+        <w:ind w:left="6480" w:hanging="360"/>
+      </w:pPr>
+    </w:lvl>
+  </w:abstractNum>
+  <w:abstractNum w:abstractNumId="4" w15:restartNumberingAfterBreak="0">
+    <w:nsid w:val="506914A9"/>
+    <w:multiLevelType w:val="multilevel"/>
+    <w:tmpl w:val="780CC65E"/>
     <w:lvl w:ilvl="0">
       <w:start w:val="1"/>
       <w:numFmt w:val="bullet"/>
@@ -9369,10 +9720,10 @@
       </w:rPr>
     </w:lvl>
   </w:abstractNum>
-  <w:abstractNum w:abstractNumId="4" w15:restartNumberingAfterBreak="0">
-    <w:nsid w:val="25491003"/>
+  <w:abstractNum w:abstractNumId="5" w15:restartNumberingAfterBreak="0">
+    <w:nsid w:val="516558F1"/>
     <w:multiLevelType w:val="multilevel"/>
-    <w:tmpl w:val="E0886C02"/>
+    <w:tmpl w:val="D0861ED4"/>
     <w:lvl w:ilvl="0">
       <w:start w:val="1"/>
       <w:numFmt w:val="bullet"/>
@@ -9518,123 +9869,10 @@
       </w:rPr>
     </w:lvl>
   </w:abstractNum>
-  <w:abstractNum w:abstractNumId="5" w15:restartNumberingAfterBreak="0">
-    <w:nsid w:val="2C3813EB"/>
+  <w:abstractNum w:abstractNumId="6" w15:restartNumberingAfterBreak="0">
+    <w:nsid w:val="5817228F"/>
     <w:multiLevelType w:val="multilevel"/>
-    <w:tmpl w:val="9DC06838"/>
-    <w:lvl w:ilvl="0">
-      <w:start w:val="1"/>
-      <w:numFmt w:val="decimal"/>
-      <w:lvlText w:val="%1."/>
-      <w:lvlJc w:val="left"/>
-      <w:pPr>
-        <w:tabs>
-          <w:tab w:val="num" w:pos="720"/>
-        </w:tabs>
-        <w:ind w:left="720" w:hanging="360"/>
-      </w:pPr>
-    </w:lvl>
-    <w:lvl w:ilvl="1" w:tentative="1">
-      <w:start w:val="1"/>
-      <w:numFmt w:val="decimal"/>
-      <w:lvlText w:val="%2."/>
-      <w:lvlJc w:val="left"/>
-      <w:pPr>
-        <w:tabs>
-          <w:tab w:val="num" w:pos="1440"/>
-        </w:tabs>
-        <w:ind w:left="1440" w:hanging="360"/>
-      </w:pPr>
-    </w:lvl>
-    <w:lvl w:ilvl="2" w:tentative="1">
-      <w:start w:val="1"/>
-      <w:numFmt w:val="decimal"/>
-      <w:lvlText w:val="%3."/>
-      <w:lvlJc w:val="left"/>
-      <w:pPr>
-        <w:tabs>
-          <w:tab w:val="num" w:pos="2160"/>
-        </w:tabs>
-        <w:ind w:left="2160" w:hanging="360"/>
-      </w:pPr>
-    </w:lvl>
-    <w:lvl w:ilvl="3" w:tentative="1">
-      <w:start w:val="1"/>
-      <w:numFmt w:val="decimal"/>
-      <w:lvlText w:val="%4."/>
-      <w:lvlJc w:val="left"/>
-      <w:pPr>
-        <w:tabs>
-          <w:tab w:val="num" w:pos="2880"/>
-        </w:tabs>
-        <w:ind w:left="2880" w:hanging="360"/>
-      </w:pPr>
-    </w:lvl>
-    <w:lvl w:ilvl="4" w:tentative="1">
-      <w:start w:val="1"/>
-      <w:numFmt w:val="decimal"/>
-      <w:lvlText w:val="%5."/>
-      <w:lvlJc w:val="left"/>
-      <w:pPr>
-        <w:tabs>
-          <w:tab w:val="num" w:pos="3600"/>
-        </w:tabs>
-        <w:ind w:left="3600" w:hanging="360"/>
-      </w:pPr>
-    </w:lvl>
-    <w:lvl w:ilvl="5" w:tentative="1">
-      <w:start w:val="1"/>
-      <w:numFmt w:val="decimal"/>
-      <w:lvlText w:val="%6."/>
-      <w:lvlJc w:val="left"/>
-      <w:pPr>
-        <w:tabs>
-          <w:tab w:val="num" w:pos="4320"/>
-        </w:tabs>
-        <w:ind w:left="4320" w:hanging="360"/>
-      </w:pPr>
-    </w:lvl>
-    <w:lvl w:ilvl="6" w:tentative="1">
-      <w:start w:val="1"/>
-      <w:numFmt w:val="decimal"/>
-      <w:lvlText w:val="%7."/>
-      <w:lvlJc w:val="left"/>
-      <w:pPr>
-        <w:tabs>
-          <w:tab w:val="num" w:pos="5040"/>
-        </w:tabs>
-        <w:ind w:left="5040" w:hanging="360"/>
-      </w:pPr>
-    </w:lvl>
-    <w:lvl w:ilvl="7" w:tentative="1">
-      <w:start w:val="1"/>
-      <w:numFmt w:val="decimal"/>
-      <w:lvlText w:val="%8."/>
-      <w:lvlJc w:val="left"/>
-      <w:pPr>
-        <w:tabs>
-          <w:tab w:val="num" w:pos="5760"/>
-        </w:tabs>
-        <w:ind w:left="5760" w:hanging="360"/>
-      </w:pPr>
-    </w:lvl>
-    <w:lvl w:ilvl="8" w:tentative="1">
-      <w:start w:val="1"/>
-      <w:numFmt w:val="decimal"/>
-      <w:lvlText w:val="%9."/>
-      <w:lvlJc w:val="left"/>
-      <w:pPr>
-        <w:tabs>
-          <w:tab w:val="num" w:pos="6480"/>
-        </w:tabs>
-        <w:ind w:left="6480" w:hanging="360"/>
-      </w:pPr>
-    </w:lvl>
-  </w:abstractNum>
-  <w:abstractNum w:abstractNumId="6" w15:restartNumberingAfterBreak="0">
-    <w:nsid w:val="326757AE"/>
-    <w:multiLevelType w:val="multilevel"/>
-    <w:tmpl w:val="E7007E5C"/>
+    <w:tmpl w:val="ECC25BDE"/>
     <w:lvl w:ilvl="0">
       <w:start w:val="1"/>
       <w:numFmt w:val="bullet"/>
@@ -9781,9 +10019,9 @@
     </w:lvl>
   </w:abstractNum>
   <w:abstractNum w:abstractNumId="7" w15:restartNumberingAfterBreak="0">
-    <w:nsid w:val="7A7F1D50"/>
+    <w:nsid w:val="6DC314F8"/>
     <w:multiLevelType w:val="multilevel"/>
-    <w:tmpl w:val="6C0ECE32"/>
+    <w:tmpl w:val="5A4ED45C"/>
     <w:lvl w:ilvl="0">
       <w:start w:val="1"/>
       <w:numFmt w:val="bullet"/>
@@ -9929,29 +10167,29 @@
       </w:rPr>
     </w:lvl>
   </w:abstractNum>
-  <w:num w:numId="1" w16cid:durableId="1478841660">
+  <w:num w:numId="1" w16cid:durableId="1386444383">
+    <w:abstractNumId w:val="3"/>
+  </w:num>
+  <w:num w:numId="2" w16cid:durableId="1079211237">
+    <w:abstractNumId w:val="2"/>
+  </w:num>
+  <w:num w:numId="3" w16cid:durableId="1870755992">
+    <w:abstractNumId w:val="6"/>
+  </w:num>
+  <w:num w:numId="4" w16cid:durableId="378213805">
+    <w:abstractNumId w:val="0"/>
+  </w:num>
+  <w:num w:numId="5" w16cid:durableId="1363554936">
+    <w:abstractNumId w:val="4"/>
+  </w:num>
+  <w:num w:numId="6" w16cid:durableId="698822487">
+    <w:abstractNumId w:val="7"/>
+  </w:num>
+  <w:num w:numId="7" w16cid:durableId="143015352">
     <w:abstractNumId w:val="5"/>
   </w:num>
-  <w:num w:numId="2" w16cid:durableId="96100999">
-    <w:abstractNumId w:val="4"/>
-  </w:num>
-  <w:num w:numId="3" w16cid:durableId="202912548">
-    <w:abstractNumId w:val="6"/>
-  </w:num>
-  <w:num w:numId="4" w16cid:durableId="542136646">
-    <w:abstractNumId w:val="3"/>
-  </w:num>
-  <w:num w:numId="5" w16cid:durableId="370686893">
-    <w:abstractNumId w:val="2"/>
-  </w:num>
-  <w:num w:numId="6" w16cid:durableId="185607213">
+  <w:num w:numId="8" w16cid:durableId="2140955125">
     <w:abstractNumId w:val="1"/>
-  </w:num>
-  <w:num w:numId="7" w16cid:durableId="59132256">
-    <w:abstractNumId w:val="7"/>
-  </w:num>
-  <w:num w:numId="8" w16cid:durableId="1309094786">
-    <w:abstractNumId w:val="0"/>
   </w:num>
 </w:numbering>
 </file>

--- a/docs/Developer Guide.docx
+++ b/docs/Developer Guide.docx
@@ -72,7 +72,7 @@
       <w:pPr>
         <w:pStyle w:val="NormalWeb"/>
         <w:shd w:val="clear" w:color="auto" w:fill="EEF2F8"/>
-        <w:divId w:val="2129077838"/>
+        <w:divId w:val="113981673"/>
         <w:rPr>
           <w:rFonts w:ascii="Calibri" w:hAnsi="Calibri" w:cs="Calibri"/>
           <w:color w:val="404040"/>
@@ -6446,20 +6446,247 @@
           <w:sz w:val="22"/>
           <w:szCs w:val="22"/>
         </w:rPr>
-        <w:t>Adding and editing are separate (Employees, the pattern for other pages):</w:t>
-      </w:r>
-      <w:r>
-        <w:rPr>
-          <w:rFonts w:ascii="Calibri" w:eastAsia="Times New Roman" w:hAnsi="Calibri" w:cs="Calibri"/>
-          <w:color w:val="1A1A1A"/>
-          <w:sz w:val="22"/>
-          <w:szCs w:val="22"/>
-        </w:rPr>
-        <w:t xml:space="preserve"> Add opens a pop-up (</w:t>
+        <w:t>Adding and editing are separate on every list page (</w:t>
       </w:r>
       <w:r>
         <w:rPr>
           <w:rStyle w:val="HTMLCode"/>
+          <w:b/>
+          <w:bCs/>
+          <w:color w:val="1A1A1A"/>
+        </w:rPr>
+        <w:t>UI/RecordForm</w:t>
+      </w:r>
+      <w:r>
+        <w:rPr>
+          <w:rStyle w:val="Strong"/>
+          <w:rFonts w:ascii="Calibri" w:eastAsia="Times New Roman" w:hAnsi="Calibri" w:cs="Calibri"/>
+          <w:color w:val="1A1A1A"/>
+          <w:sz w:val="22"/>
+          <w:szCs w:val="22"/>
+        </w:rPr>
+        <w:t>):</w:t>
+      </w:r>
+    </w:p>
+    <w:p>
+      <w:pPr>
+        <w:numPr>
+          <w:ilvl w:val="1"/>
+          <w:numId w:val="3"/>
+        </w:numPr>
+        <w:spacing w:before="100" w:beforeAutospacing="1" w:after="100" w:afterAutospacing="1"/>
+        <w:rPr>
+          <w:rFonts w:ascii="Calibri" w:eastAsia="Times New Roman" w:hAnsi="Calibri" w:cs="Calibri"/>
+          <w:color w:val="1A1A1A"/>
+          <w:sz w:val="22"/>
+          <w:szCs w:val="22"/>
+        </w:rPr>
+      </w:pPr>
+      <w:r>
+        <w:rPr>
+          <w:rFonts w:ascii="Calibri" w:eastAsia="Times New Roman" w:hAnsi="Calibri" w:cs="Calibri"/>
+          <w:color w:val="1A1A1A"/>
+          <w:sz w:val="22"/>
+          <w:szCs w:val="22"/>
+        </w:rPr>
+        <w:t xml:space="preserve">Add opens a pop-up that is a second copy of the same page made with </w:t>
+      </w:r>
+      <w:r>
+        <w:rPr>
+          <w:rStyle w:val="HTMLCode"/>
+          <w:color w:val="1A1A1A"/>
+        </w:rPr>
+        <w:t>new XPage(addOnly: true)</w:t>
+      </w:r>
+      <w:r>
+        <w:rPr>
+          <w:rFonts w:ascii="Calibri" w:eastAsia="Times New Roman" w:hAnsi="Calibri" w:cs="Calibri"/>
+          <w:color w:val="1A1A1A"/>
+          <w:sz w:val="22"/>
+          <w:szCs w:val="22"/>
+        </w:rPr>
+        <w:t xml:space="preserve">: </w:t>
+      </w:r>
+      <w:r>
+        <w:rPr>
+          <w:rStyle w:val="HTMLCode"/>
+          <w:color w:val="1A1A1A"/>
+        </w:rPr>
+        <w:t>RecordForm.ShowFormOnly</w:t>
+      </w:r>
+      <w:r>
+        <w:rPr>
+          <w:rFonts w:ascii="Calibri" w:eastAsia="Times New Roman" w:hAnsi="Calibri" w:cs="Calibri"/>
+          <w:color w:val="1A1A1A"/>
+          <w:sz w:val="22"/>
+          <w:szCs w:val="22"/>
+        </w:rPr>
+        <w:t xml:space="preserve"> hides the list (everything above the form's title label) and record-only parts, and </w:t>
+      </w:r>
+      <w:r>
+        <w:rPr>
+          <w:rStyle w:val="HTMLCode"/>
+          <w:color w:val="1A1A1A"/>
+        </w:rPr>
+        <w:t>RecordForm.AddDialog</w:t>
+      </w:r>
+      <w:r>
+        <w:rPr>
+          <w:rFonts w:ascii="Calibri" w:eastAsia="Times New Roman" w:hAnsi="Calibri" w:cs="Calibri"/>
+          <w:color w:val="1A1A1A"/>
+          <w:sz w:val="22"/>
+          <w:szCs w:val="22"/>
+        </w:rPr>
+        <w:t xml:space="preserve"> shows it until the page raises </w:t>
+      </w:r>
+      <w:r>
+        <w:rPr>
+          <w:rStyle w:val="HTMLCode"/>
+          <w:color w:val="1A1A1A"/>
+        </w:rPr>
+        <w:t>Added(id)</w:t>
+      </w:r>
+      <w:r>
+        <w:rPr>
+          <w:rFonts w:ascii="Calibri" w:eastAsia="Times New Roman" w:hAnsi="Calibri" w:cs="Calibri"/>
+          <w:color w:val="1A1A1A"/>
+          <w:sz w:val="22"/>
+          <w:szCs w:val="22"/>
+        </w:rPr>
+        <w:t>. Each form exists once. The add-only copy never loads the list (its hidden filters fire on start-up).</w:t>
+      </w:r>
+    </w:p>
+    <w:p>
+      <w:pPr>
+        <w:numPr>
+          <w:ilvl w:val="1"/>
+          <w:numId w:val="3"/>
+        </w:numPr>
+        <w:spacing w:before="100" w:beforeAutospacing="1" w:after="100" w:afterAutospacing="1"/>
+        <w:rPr>
+          <w:rFonts w:ascii="Calibri" w:eastAsia="Times New Roman" w:hAnsi="Calibri" w:cs="Calibri"/>
+          <w:color w:val="1A1A1A"/>
+          <w:sz w:val="22"/>
+          <w:szCs w:val="22"/>
+        </w:rPr>
+      </w:pPr>
+      <w:r>
+        <w:rPr>
+          <w:rFonts w:ascii="Calibri" w:eastAsia="Times New Roman" w:hAnsi="Calibri" w:cs="Calibri"/>
+          <w:color w:val="1A1A1A"/>
+          <w:sz w:val="22"/>
+          <w:szCs w:val="22"/>
+        </w:rPr>
+        <w:t xml:space="preserve">The page form only edits the clicked record; </w:t>
+      </w:r>
+      <w:r>
+        <w:rPr>
+          <w:rStyle w:val="HTMLCode"/>
+          <w:color w:val="1A1A1A"/>
+        </w:rPr>
+        <w:t>RecordForm.SetEnabled</w:t>
+      </w:r>
+      <w:r>
+        <w:rPr>
+          <w:rFonts w:ascii="Calibri" w:eastAsia="Times New Roman" w:hAnsi="Calibri" w:cs="Calibri"/>
+          <w:color w:val="1A1A1A"/>
+          <w:sz w:val="22"/>
+          <w:szCs w:val="22"/>
+        </w:rPr>
+        <w:t xml:space="preserve"> locks it when nothing is selected.</w:t>
+      </w:r>
+    </w:p>
+    <w:p>
+      <w:pPr>
+        <w:numPr>
+          <w:ilvl w:val="1"/>
+          <w:numId w:val="3"/>
+        </w:numPr>
+        <w:spacing w:before="100" w:beforeAutospacing="1" w:after="100" w:afterAutospacing="1"/>
+        <w:rPr>
+          <w:rFonts w:ascii="Calibri" w:eastAsia="Times New Roman" w:hAnsi="Calibri" w:cs="Calibri"/>
+          <w:color w:val="1A1A1A"/>
+          <w:sz w:val="22"/>
+          <w:szCs w:val="22"/>
+        </w:rPr>
+      </w:pPr>
+      <w:r>
+        <w:rPr>
+          <w:rFonts w:ascii="Calibri" w:eastAsia="Times New Roman" w:hAnsi="Calibri" w:cs="Calibri"/>
+          <w:color w:val="1A1A1A"/>
+          <w:sz w:val="22"/>
+          <w:szCs w:val="22"/>
+        </w:rPr>
+        <w:t xml:space="preserve">Save snapshots </w:t>
+      </w:r>
+      <w:r>
+        <w:rPr>
+          <w:rStyle w:val="HTMLCode"/>
+          <w:color w:val="1A1A1A"/>
+        </w:rPr>
+        <w:t>ReadForm()</w:t>
+      </w:r>
+      <w:r>
+        <w:rPr>
+          <w:rFonts w:ascii="Calibri" w:eastAsia="Times New Roman" w:hAnsi="Calibri" w:cs="Calibri"/>
+          <w:color w:val="1A1A1A"/>
+          <w:sz w:val="22"/>
+          <w:szCs w:val="22"/>
+        </w:rPr>
+        <w:t xml:space="preserve"> </w:t>
+      </w:r>
+      <w:r>
+        <w:rPr>
+          <w:rFonts w:ascii="Calibri" w:eastAsia="Times New Roman" w:hAnsi="Calibri" w:cs="Calibri"/>
+          <w:color w:val="1A1A1A"/>
+          <w:sz w:val="22"/>
+          <w:szCs w:val="22"/>
+        </w:rPr>
+        <w:t xml:space="preserve">when the record loads and calls </w:t>
+      </w:r>
+      <w:r>
+        <w:rPr>
+          <w:rStyle w:val="HTMLCode"/>
+          <w:color w:val="1A1A1A"/>
+        </w:rPr>
+        <w:t>RecordForm.ConfirmSave(original, input, labels, privateFields)</w:t>
+      </w:r>
+      <w:r>
+        <w:rPr>
+          <w:rFonts w:ascii="Calibri" w:eastAsia="Times New Roman" w:hAnsi="Calibri" w:cs="Calibri"/>
+          <w:color w:val="1A1A1A"/>
+          <w:sz w:val="22"/>
+          <w:szCs w:val="22"/>
+        </w:rPr>
+        <w:t>, which lists the changes in a Yes/No message.</w:t>
+      </w:r>
+    </w:p>
+    <w:p>
+      <w:pPr>
+        <w:numPr>
+          <w:ilvl w:val="1"/>
+          <w:numId w:val="3"/>
+        </w:numPr>
+        <w:spacing w:before="100" w:beforeAutospacing="1" w:after="100" w:afterAutospacing="1"/>
+        <w:rPr>
+          <w:rFonts w:ascii="Calibri" w:eastAsia="Times New Roman" w:hAnsi="Calibri" w:cs="Calibri"/>
+          <w:color w:val="1A1A1A"/>
+          <w:sz w:val="22"/>
+          <w:szCs w:val="22"/>
+        </w:rPr>
+      </w:pPr>
+      <w:r>
+        <w:rPr>
+          <w:rFonts w:ascii="Calibri" w:eastAsia="Times New Roman" w:hAnsi="Calibri" w:cs="Calibri"/>
+          <w:color w:val="1A1A1A"/>
+          <w:sz w:val="22"/>
+          <w:szCs w:val="22"/>
+        </w:rPr>
+        <w:t xml:space="preserve">Employees uses its own </w:t>
+      </w:r>
+      <w:r>
+        <w:rPr>
+          <w:rStyle w:val="HTMLCode"/>
           <w:color w:val="1A1A1A"/>
         </w:rPr>
         <w:t>EmployeeEntryForm</w:t>
@@ -6471,7 +6698,7 @@
           <w:sz w:val="22"/>
           <w:szCs w:val="22"/>
         </w:rPr>
-        <w:t>); the page form only edits the clicked record, is locked when nothing is selected, and Save shows a Yes/No list of the changes first.</w:t>
+        <w:t xml:space="preserve"> pop-up (built first, same behaviour).</w:t>
       </w:r>
     </w:p>
     <w:p>
@@ -6599,16 +6826,7 @@
           <w:sz w:val="22"/>
           <w:szCs w:val="22"/>
         </w:rPr>
-        <w:t>. Clearing only the text keeps the old choice selected underneath, and picking it again doesn'</w:t>
-      </w:r>
-      <w:r>
-        <w:rPr>
-          <w:rFonts w:ascii="Calibri" w:eastAsia="Times New Roman" w:hAnsi="Calibri" w:cs="Calibri"/>
-          <w:color w:val="1A1A1A"/>
-          <w:sz w:val="22"/>
-          <w:szCs w:val="22"/>
-        </w:rPr>
-        <w:t>t register (bug fixed on the Materials form).</w:t>
+        <w:t>. Clearing only the text keeps the old choice selected underneath, and picking it again doesn't register (bug fixed on the Materials form).</w:t>
       </w:r>
     </w:p>
     <w:p>
@@ -7332,16 +7550,16 @@
           <w:sz w:val="22"/>
           <w:szCs w:val="22"/>
         </w:rPr>
-        <w:t xml:space="preserve"> Attendance (waiting for the fingerprint scanner's sample export file), Payroll, Cash Advances, </w:t>
-      </w:r>
-      <w:r>
-        <w:rPr>
-          <w:rFonts w:ascii="Calibri" w:hAnsi="Calibri" w:cs="Calibri"/>
-          <w:color w:val="1A1A1A"/>
-          <w:sz w:val="22"/>
-          <w:szCs w:val="22"/>
-        </w:rPr>
-        <w:t>Payslips.</w:t>
+        <w:t xml:space="preserve"> Attendance (waiting for the fingerprint scanner'</w:t>
+      </w:r>
+      <w:r>
+        <w:rPr>
+          <w:rFonts w:ascii="Calibri" w:hAnsi="Calibri" w:cs="Calibri"/>
+          <w:color w:val="1A1A1A"/>
+          <w:sz w:val="22"/>
+          <w:szCs w:val="22"/>
+        </w:rPr>
+        <w:t>s sample export file), Payroll, Cash Advances, Payslips.</w:t>
       </w:r>
     </w:p>
     <w:p>
@@ -7491,16 +7709,16 @@
           <w:sz w:val="22"/>
           <w:szCs w:val="22"/>
         </w:rPr>
-        <w:t xml:space="preserve"> no approval needed. Each needs a scan, or "physical copy only" with where the paper is filed. Receipts shows them as "</w:t>
-      </w:r>
-      <w:r>
-        <w:rPr>
-          <w:rFonts w:ascii="Calibri" w:eastAsia="Times New Roman" w:hAnsi="Calibri" w:cs="Calibri"/>
-          <w:color w:val="1A1A1A"/>
-          <w:sz w:val="22"/>
-          <w:szCs w:val="22"/>
-        </w:rPr>
-        <w:t>Stock purchase" without copying them, so they are never counted twice.</w:t>
+        <w:t xml:space="preserve"> no approval needed. Each needs a scan, or "physical copy only" </w:t>
+      </w:r>
+      <w:r>
+        <w:rPr>
+          <w:rFonts w:ascii="Calibri" w:eastAsia="Times New Roman" w:hAnsi="Calibri" w:cs="Calibri"/>
+          <w:color w:val="1A1A1A"/>
+          <w:sz w:val="22"/>
+          <w:szCs w:val="22"/>
+        </w:rPr>
+        <w:t>with where the paper is filed. Receipts shows them as "Stock purchase" without copying them, so they are never counted twice.</w:t>
       </w:r>
     </w:p>
     <w:p>
@@ -9012,9 +9230,122 @@
 <file path=word/numbering.xml><?xml version="1.0" encoding="utf-8"?>
 <w:numbering xmlns:wpc="http://schemas.microsoft.com/office/word/2010/wordprocessingCanvas" xmlns:cx="http://schemas.microsoft.com/office/drawing/2014/chartex" xmlns:cx1="http://schemas.microsoft.com/office/drawing/2015/9/8/chartex" xmlns:cx2="http://schemas.microsoft.com/office/drawing/2015/10/21/chartex" xmlns:cx3="http://schemas.microsoft.com/office/drawing/2016/5/9/chartex" xmlns:cx4="http://schemas.microsoft.com/office/drawing/2016/5/10/chartex" xmlns:cx5="http://schemas.microsoft.com/office/drawing/2016/5/11/chartex" xmlns:cx6="http://schemas.microsoft.com/office/drawing/2016/5/12/chartex" xmlns:cx7="http://schemas.microsoft.com/office/drawing/2016/5/13/chartex" xmlns:cx8="http://schemas.microsoft.com/office/drawing/2016/5/14/chartex" xmlns:mc="http://schemas.openxmlformats.org/markup-compatibility/2006" xmlns:aink="http://schemas.microsoft.com/office/drawing/2016/ink" xmlns:am3d="http://schemas.microsoft.com/office/drawing/2017/model3d" xmlns:o="urn:schemas-microsoft-com:office:office" xmlns:oel="http://schemas.microsoft.com/office/2019/extlst" xmlns:r="http://schemas.openxmlformats.org/officeDocument/2006/relationships" xmlns:m="http://schemas.openxmlformats.org/officeDocument/2006/math" xmlns:v="urn:schemas-microsoft-com:vml" xmlns:wp14="http://schemas.microsoft.com/office/word/2010/wordprocessingDrawing" xmlns:wp="http://schemas.openxmlformats.org/drawingml/2006/wordprocessingDrawing" xmlns:w10="urn:schemas-microsoft-com:office:word" xmlns:w="http://schemas.openxmlformats.org/wordprocessingml/2006/main" xmlns:w14="http://schemas.microsoft.com/office/word/2010/wordml" xmlns:w15="http://schemas.microsoft.com/office/word/2012/wordml" xmlns:w16cex="http://schemas.microsoft.com/office/word/2018/wordml/cex" xmlns:w16cid="http://schemas.microsoft.com/office/word/2016/wordml/cid" xmlns:w16="http://schemas.microsoft.com/office/word/2018/wordml" xmlns:w16du="http://schemas.microsoft.com/office/word/2023/wordml/word16du" xmlns:w16sdtdh="http://schemas.microsoft.com/office/word/2020/wordml/sdtdatahash" xmlns:w16sdtfl="http://schemas.microsoft.com/office/word/2024/wordml/sdtformatlock" xmlns:w16se="http://schemas.microsoft.com/office/word/2015/wordml/symex" xmlns:wpg="http://schemas.microsoft.com/office/word/2010/wordprocessingGroup" xmlns:wpi="http://schemas.microsoft.com/office/word/2010/wordprocessingInk" xmlns:wne="http://schemas.microsoft.com/office/word/2006/wordml" xmlns:wps="http://schemas.microsoft.com/office/word/2010/wordprocessingShape" mc:Ignorable="w14 w15 w16se w16cid w16 w16cex w16sdtdh w16sdtfl w16du wp14">
   <w:abstractNum w:abstractNumId="0" w15:restartNumberingAfterBreak="0">
-    <w:nsid w:val="26CC08D9"/>
+    <w:nsid w:val="0DAE79B6"/>
     <w:multiLevelType w:val="multilevel"/>
-    <w:tmpl w:val="53045390"/>
+    <w:tmpl w:val="D37A923C"/>
+    <w:lvl w:ilvl="0">
+      <w:start w:val="1"/>
+      <w:numFmt w:val="decimal"/>
+      <w:lvlText w:val="%1."/>
+      <w:lvlJc w:val="left"/>
+      <w:pPr>
+        <w:tabs>
+          <w:tab w:val="num" w:pos="720"/>
+        </w:tabs>
+        <w:ind w:left="720" w:hanging="360"/>
+      </w:pPr>
+    </w:lvl>
+    <w:lvl w:ilvl="1" w:tentative="1">
+      <w:start w:val="1"/>
+      <w:numFmt w:val="decimal"/>
+      <w:lvlText w:val="%2."/>
+      <w:lvlJc w:val="left"/>
+      <w:pPr>
+        <w:tabs>
+          <w:tab w:val="num" w:pos="1440"/>
+        </w:tabs>
+        <w:ind w:left="1440" w:hanging="360"/>
+      </w:pPr>
+    </w:lvl>
+    <w:lvl w:ilvl="2" w:tentative="1">
+      <w:start w:val="1"/>
+      <w:numFmt w:val="decimal"/>
+      <w:lvlText w:val="%3."/>
+      <w:lvlJc w:val="left"/>
+      <w:pPr>
+        <w:tabs>
+          <w:tab w:val="num" w:pos="2160"/>
+        </w:tabs>
+        <w:ind w:left="2160" w:hanging="360"/>
+      </w:pPr>
+    </w:lvl>
+    <w:lvl w:ilvl="3" w:tentative="1">
+      <w:start w:val="1"/>
+      <w:numFmt w:val="decimal"/>
+      <w:lvlText w:val="%4."/>
+      <w:lvlJc w:val="left"/>
+      <w:pPr>
+        <w:tabs>
+          <w:tab w:val="num" w:pos="2880"/>
+        </w:tabs>
+        <w:ind w:left="2880" w:hanging="360"/>
+      </w:pPr>
+    </w:lvl>
+    <w:lvl w:ilvl="4" w:tentative="1">
+      <w:start w:val="1"/>
+      <w:numFmt w:val="decimal"/>
+      <w:lvlText w:val="%5."/>
+      <w:lvlJc w:val="left"/>
+      <w:pPr>
+        <w:tabs>
+          <w:tab w:val="num" w:pos="3600"/>
+        </w:tabs>
+        <w:ind w:left="3600" w:hanging="360"/>
+      </w:pPr>
+    </w:lvl>
+    <w:lvl w:ilvl="5" w:tentative="1">
+      <w:start w:val="1"/>
+      <w:numFmt w:val="decimal"/>
+      <w:lvlText w:val="%6."/>
+      <w:lvlJc w:val="left"/>
+      <w:pPr>
+        <w:tabs>
+          <w:tab w:val="num" w:pos="4320"/>
+        </w:tabs>
+        <w:ind w:left="4320" w:hanging="360"/>
+      </w:pPr>
+    </w:lvl>
+    <w:lvl w:ilvl="6" w:tentative="1">
+      <w:start w:val="1"/>
+      <w:numFmt w:val="decimal"/>
+      <w:lvlText w:val="%7."/>
+      <w:lvlJc w:val="left"/>
+      <w:pPr>
+        <w:tabs>
+          <w:tab w:val="num" w:pos="5040"/>
+        </w:tabs>
+        <w:ind w:left="5040" w:hanging="360"/>
+      </w:pPr>
+    </w:lvl>
+    <w:lvl w:ilvl="7" w:tentative="1">
+      <w:start w:val="1"/>
+      <w:numFmt w:val="decimal"/>
+      <w:lvlText w:val="%8."/>
+      <w:lvlJc w:val="left"/>
+      <w:pPr>
+        <w:tabs>
+          <w:tab w:val="num" w:pos="5760"/>
+        </w:tabs>
+        <w:ind w:left="5760" w:hanging="360"/>
+      </w:pPr>
+    </w:lvl>
+    <w:lvl w:ilvl="8" w:tentative="1">
+      <w:start w:val="1"/>
+      <w:numFmt w:val="decimal"/>
+      <w:lvlText w:val="%9."/>
+      <w:lvlJc w:val="left"/>
+      <w:pPr>
+        <w:tabs>
+          <w:tab w:val="num" w:pos="6480"/>
+        </w:tabs>
+        <w:ind w:left="6480" w:hanging="360"/>
+      </w:pPr>
+    </w:lvl>
+  </w:abstractNum>
+  <w:abstractNum w:abstractNumId="1" w15:restartNumberingAfterBreak="0">
+    <w:nsid w:val="13A13840"/>
+    <w:multiLevelType w:val="multilevel"/>
+    <w:tmpl w:val="38E2B634"/>
     <w:lvl w:ilvl="0">
       <w:start w:val="1"/>
       <w:numFmt w:val="bullet"/>
@@ -9160,10 +9491,10 @@
       </w:rPr>
     </w:lvl>
   </w:abstractNum>
-  <w:abstractNum w:abstractNumId="1" w15:restartNumberingAfterBreak="0">
-    <w:nsid w:val="303514B4"/>
+  <w:abstractNum w:abstractNumId="2" w15:restartNumberingAfterBreak="0">
+    <w:nsid w:val="148614FC"/>
     <w:multiLevelType w:val="multilevel"/>
-    <w:tmpl w:val="C3764276"/>
+    <w:tmpl w:val="84729906"/>
     <w:lvl w:ilvl="0">
       <w:start w:val="1"/>
       <w:numFmt w:val="bullet"/>
@@ -9309,10 +9640,10 @@
       </w:rPr>
     </w:lvl>
   </w:abstractNum>
-  <w:abstractNum w:abstractNumId="2" w15:restartNumberingAfterBreak="0">
-    <w:nsid w:val="3D9C392C"/>
+  <w:abstractNum w:abstractNumId="3" w15:restartNumberingAfterBreak="0">
+    <w:nsid w:val="148B4AA4"/>
     <w:multiLevelType w:val="multilevel"/>
-    <w:tmpl w:val="107E0AA4"/>
+    <w:tmpl w:val="936E6C4E"/>
     <w:lvl w:ilvl="0">
       <w:start w:val="1"/>
       <w:numFmt w:val="bullet"/>
@@ -9458,123 +9789,10 @@
       </w:rPr>
     </w:lvl>
   </w:abstractNum>
-  <w:abstractNum w:abstractNumId="3" w15:restartNumberingAfterBreak="0">
-    <w:nsid w:val="4855231A"/>
+  <w:abstractNum w:abstractNumId="4" w15:restartNumberingAfterBreak="0">
+    <w:nsid w:val="2DD16059"/>
     <w:multiLevelType w:val="multilevel"/>
-    <w:tmpl w:val="B614B9C8"/>
-    <w:lvl w:ilvl="0">
-      <w:start w:val="1"/>
-      <w:numFmt w:val="decimal"/>
-      <w:lvlText w:val="%1."/>
-      <w:lvlJc w:val="left"/>
-      <w:pPr>
-        <w:tabs>
-          <w:tab w:val="num" w:pos="720"/>
-        </w:tabs>
-        <w:ind w:left="720" w:hanging="360"/>
-      </w:pPr>
-    </w:lvl>
-    <w:lvl w:ilvl="1" w:tentative="1">
-      <w:start w:val="1"/>
-      <w:numFmt w:val="decimal"/>
-      <w:lvlText w:val="%2."/>
-      <w:lvlJc w:val="left"/>
-      <w:pPr>
-        <w:tabs>
-          <w:tab w:val="num" w:pos="1440"/>
-        </w:tabs>
-        <w:ind w:left="1440" w:hanging="360"/>
-      </w:pPr>
-    </w:lvl>
-    <w:lvl w:ilvl="2" w:tentative="1">
-      <w:start w:val="1"/>
-      <w:numFmt w:val="decimal"/>
-      <w:lvlText w:val="%3."/>
-      <w:lvlJc w:val="left"/>
-      <w:pPr>
-        <w:tabs>
-          <w:tab w:val="num" w:pos="2160"/>
-        </w:tabs>
-        <w:ind w:left="2160" w:hanging="360"/>
-      </w:pPr>
-    </w:lvl>
-    <w:lvl w:ilvl="3" w:tentative="1">
-      <w:start w:val="1"/>
-      <w:numFmt w:val="decimal"/>
-      <w:lvlText w:val="%4."/>
-      <w:lvlJc w:val="left"/>
-      <w:pPr>
-        <w:tabs>
-          <w:tab w:val="num" w:pos="2880"/>
-        </w:tabs>
-        <w:ind w:left="2880" w:hanging="360"/>
-      </w:pPr>
-    </w:lvl>
-    <w:lvl w:ilvl="4" w:tentative="1">
-      <w:start w:val="1"/>
-      <w:numFmt w:val="decimal"/>
-      <w:lvlText w:val="%5."/>
-      <w:lvlJc w:val="left"/>
-      <w:pPr>
-        <w:tabs>
-          <w:tab w:val="num" w:pos="3600"/>
-        </w:tabs>
-        <w:ind w:left="3600" w:hanging="360"/>
-      </w:pPr>
-    </w:lvl>
-    <w:lvl w:ilvl="5" w:tentative="1">
-      <w:start w:val="1"/>
-      <w:numFmt w:val="decimal"/>
-      <w:lvlText w:val="%6."/>
-      <w:lvlJc w:val="left"/>
-      <w:pPr>
-        <w:tabs>
-          <w:tab w:val="num" w:pos="4320"/>
-        </w:tabs>
-        <w:ind w:left="4320" w:hanging="360"/>
-      </w:pPr>
-    </w:lvl>
-    <w:lvl w:ilvl="6" w:tentative="1">
-      <w:start w:val="1"/>
-      <w:numFmt w:val="decimal"/>
-      <w:lvlText w:val="%7."/>
-      <w:lvlJc w:val="left"/>
-      <w:pPr>
-        <w:tabs>
-          <w:tab w:val="num" w:pos="5040"/>
-        </w:tabs>
-        <w:ind w:left="5040" w:hanging="360"/>
-      </w:pPr>
-    </w:lvl>
-    <w:lvl w:ilvl="7" w:tentative="1">
-      <w:start w:val="1"/>
-      <w:numFmt w:val="decimal"/>
-      <w:lvlText w:val="%8."/>
-      <w:lvlJc w:val="left"/>
-      <w:pPr>
-        <w:tabs>
-          <w:tab w:val="num" w:pos="5760"/>
-        </w:tabs>
-        <w:ind w:left="5760" w:hanging="360"/>
-      </w:pPr>
-    </w:lvl>
-    <w:lvl w:ilvl="8" w:tentative="1">
-      <w:start w:val="1"/>
-      <w:numFmt w:val="decimal"/>
-      <w:lvlText w:val="%9."/>
-      <w:lvlJc w:val="left"/>
-      <w:pPr>
-        <w:tabs>
-          <w:tab w:val="num" w:pos="6480"/>
-        </w:tabs>
-        <w:ind w:left="6480" w:hanging="360"/>
-      </w:pPr>
-    </w:lvl>
-  </w:abstractNum>
-  <w:abstractNum w:abstractNumId="4" w15:restartNumberingAfterBreak="0">
-    <w:nsid w:val="506914A9"/>
-    <w:multiLevelType w:val="multilevel"/>
-    <w:tmpl w:val="780CC65E"/>
+    <w:tmpl w:val="1F36C034"/>
     <w:lvl w:ilvl="0">
       <w:start w:val="1"/>
       <w:numFmt w:val="bullet"/>
@@ -9721,9 +9939,9 @@
     </w:lvl>
   </w:abstractNum>
   <w:abstractNum w:abstractNumId="5" w15:restartNumberingAfterBreak="0">
-    <w:nsid w:val="516558F1"/>
+    <w:nsid w:val="397F0026"/>
     <w:multiLevelType w:val="multilevel"/>
-    <w:tmpl w:val="D0861ED4"/>
+    <w:tmpl w:val="9B86F13A"/>
     <w:lvl w:ilvl="0">
       <w:start w:val="1"/>
       <w:numFmt w:val="bullet"/>
@@ -9870,9 +10088,9 @@
     </w:lvl>
   </w:abstractNum>
   <w:abstractNum w:abstractNumId="6" w15:restartNumberingAfterBreak="0">
-    <w:nsid w:val="5817228F"/>
+    <w:nsid w:val="40635B0F"/>
     <w:multiLevelType w:val="multilevel"/>
-    <w:tmpl w:val="ECC25BDE"/>
+    <w:tmpl w:val="4E78A074"/>
     <w:lvl w:ilvl="0">
       <w:start w:val="1"/>
       <w:numFmt w:val="bullet"/>
@@ -10019,9 +10237,9 @@
     </w:lvl>
   </w:abstractNum>
   <w:abstractNum w:abstractNumId="7" w15:restartNumberingAfterBreak="0">
-    <w:nsid w:val="6DC314F8"/>
+    <w:nsid w:val="52525C3C"/>
     <w:multiLevelType w:val="multilevel"/>
-    <w:tmpl w:val="5A4ED45C"/>
+    <w:tmpl w:val="573C04C0"/>
     <w:lvl w:ilvl="0">
       <w:start w:val="1"/>
       <w:numFmt w:val="bullet"/>
@@ -10038,7 +10256,7 @@
         <w:sz w:val="20"/>
       </w:rPr>
     </w:lvl>
-    <w:lvl w:ilvl="1" w:tentative="1">
+    <w:lvl w:ilvl="1">
       <w:start w:val="1"/>
       <w:numFmt w:val="bullet"/>
       <w:lvlText w:val="o"/>
@@ -10167,29 +10385,29 @@
       </w:rPr>
     </w:lvl>
   </w:abstractNum>
-  <w:num w:numId="1" w16cid:durableId="1386444383">
+  <w:num w:numId="1" w16cid:durableId="1318463298">
+    <w:abstractNumId w:val="0"/>
+  </w:num>
+  <w:num w:numId="2" w16cid:durableId="1097168674">
+    <w:abstractNumId w:val="1"/>
+  </w:num>
+  <w:num w:numId="3" w16cid:durableId="1355158463">
+    <w:abstractNumId w:val="7"/>
+  </w:num>
+  <w:num w:numId="4" w16cid:durableId="2127459730">
+    <w:abstractNumId w:val="4"/>
+  </w:num>
+  <w:num w:numId="5" w16cid:durableId="1836650787">
+    <w:abstractNumId w:val="5"/>
+  </w:num>
+  <w:num w:numId="6" w16cid:durableId="1122069108">
     <w:abstractNumId w:val="3"/>
   </w:num>
-  <w:num w:numId="2" w16cid:durableId="1079211237">
-    <w:abstractNumId w:val="2"/>
-  </w:num>
-  <w:num w:numId="3" w16cid:durableId="1870755992">
+  <w:num w:numId="7" w16cid:durableId="2141338864">
     <w:abstractNumId w:val="6"/>
   </w:num>
-  <w:num w:numId="4" w16cid:durableId="378213805">
-    <w:abstractNumId w:val="0"/>
-  </w:num>
-  <w:num w:numId="5" w16cid:durableId="1363554936">
-    <w:abstractNumId w:val="4"/>
-  </w:num>
-  <w:num w:numId="6" w16cid:durableId="698822487">
-    <w:abstractNumId w:val="7"/>
-  </w:num>
-  <w:num w:numId="7" w16cid:durableId="143015352">
-    <w:abstractNumId w:val="5"/>
-  </w:num>
-  <w:num w:numId="8" w16cid:durableId="2140955125">
-    <w:abstractNumId w:val="1"/>
+  <w:num w:numId="8" w16cid:durableId="267157457">
+    <w:abstractNumId w:val="2"/>
   </w:num>
 </w:numbering>
 </file>

--- a/docs/Developer Guide.docx
+++ b/docs/Developer Guide.docx
@@ -72,7 +72,7 @@
       <w:pPr>
         <w:pStyle w:val="NormalWeb"/>
         <w:shd w:val="clear" w:color="auto" w:fill="EEF2F8"/>
-        <w:divId w:val="113981673"/>
+        <w:divId w:val="1220553399"/>
         <w:rPr>
           <w:rFonts w:ascii="Calibri" w:hAnsi="Calibri" w:cs="Calibri"/>
           <w:color w:val="404040"/>
@@ -153,9 +153,9 @@
         <w:tblLook w:val="04A0" w:firstRow="1" w:lastRow="0" w:firstColumn="1" w:lastColumn="0" w:noHBand="0" w:noVBand="1"/>
       </w:tblPr>
       <w:tblGrid>
-        <w:gridCol w:w="764"/>
-        <w:gridCol w:w="3212"/>
-        <w:gridCol w:w="4305"/>
+        <w:gridCol w:w="733"/>
+        <w:gridCol w:w="4958"/>
+        <w:gridCol w:w="3653"/>
       </w:tblGrid>
       <w:tr>
         <w:trPr>
@@ -1063,7 +1063,7 @@
                 <w:sz w:val="22"/>
                 <w:szCs w:val="22"/>
               </w:rPr>
-              <w:t>Website Admin</w:t>
+              <w:t>Website Admin (a separate desktop app with its own accounts)</w:t>
             </w:r>
           </w:p>
         </w:tc>
@@ -1195,6 +1195,7 @@
                 <w:sz w:val="22"/>
                 <w:szCs w:val="22"/>
               </w:rPr>
+              <w:lastRenderedPageBreak/>
               <w:t>Tool</w:t>
             </w:r>
           </w:p>
@@ -1439,7 +1440,6 @@
                 <w:sz w:val="22"/>
                 <w:szCs w:val="22"/>
               </w:rPr>
-              <w:lastRenderedPageBreak/>
               <w:t>.NET SDK</w:t>
             </w:r>
           </w:p>
@@ -4120,16 +4120,16 @@
                 <w:sz w:val="22"/>
                 <w:szCs w:val="22"/>
               </w:rPr>
-              <w:t xml:space="preserve"> Static, async methods that return an e</w:t>
-            </w:r>
-            <w:r>
-              <w:rPr>
-                <w:rFonts w:ascii="Calibri" w:eastAsia="Times New Roman" w:hAnsi="Calibri" w:cs="Calibri"/>
-                <w:color w:val="1A1A1A"/>
-                <w:sz w:val="22"/>
-                <w:szCs w:val="22"/>
-              </w:rPr>
-              <w:t xml:space="preserve">rror message or </w:t>
+              <w:t xml:space="preserve"> </w:t>
+            </w:r>
+            <w:r>
+              <w:rPr>
+                <w:rFonts w:ascii="Calibri" w:eastAsia="Times New Roman" w:hAnsi="Calibri" w:cs="Calibri"/>
+                <w:color w:val="1A1A1A"/>
+                <w:sz w:val="22"/>
+                <w:szCs w:val="22"/>
+              </w:rPr>
+              <w:t xml:space="preserve">Static, async methods that return an error message or </w:t>
             </w:r>
             <w:r>
               <w:rPr>
@@ -4934,7 +4934,7 @@
                 <w:sz w:val="22"/>
                 <w:szCs w:val="22"/>
               </w:rPr>
-              <w:t>Projects, Website Admin, User Accounts</w:t>
+              <w:t>Projects, User Accounts</w:t>
             </w:r>
           </w:p>
         </w:tc>
@@ -9190,7 +9190,7 @@
           <w:sz w:val="22"/>
           <w:szCs w:val="22"/>
         </w:rPr>
-        <w:t>Website Admin, the API and the website Contact form</w:t>
+        <w:t>The Website Admin app (separate from the office app), the API and the website Contact form</w:t>
       </w:r>
     </w:p>
     <w:p>
@@ -9230,9 +9230,9 @@
 <file path=word/numbering.xml><?xml version="1.0" encoding="utf-8"?>
 <w:numbering xmlns:wpc="http://schemas.microsoft.com/office/word/2010/wordprocessingCanvas" xmlns:cx="http://schemas.microsoft.com/office/drawing/2014/chartex" xmlns:cx1="http://schemas.microsoft.com/office/drawing/2015/9/8/chartex" xmlns:cx2="http://schemas.microsoft.com/office/drawing/2015/10/21/chartex" xmlns:cx3="http://schemas.microsoft.com/office/drawing/2016/5/9/chartex" xmlns:cx4="http://schemas.microsoft.com/office/drawing/2016/5/10/chartex" xmlns:cx5="http://schemas.microsoft.com/office/drawing/2016/5/11/chartex" xmlns:cx6="http://schemas.microsoft.com/office/drawing/2016/5/12/chartex" xmlns:cx7="http://schemas.microsoft.com/office/drawing/2016/5/13/chartex" xmlns:cx8="http://schemas.microsoft.com/office/drawing/2016/5/14/chartex" xmlns:mc="http://schemas.openxmlformats.org/markup-compatibility/2006" xmlns:aink="http://schemas.microsoft.com/office/drawing/2016/ink" xmlns:am3d="http://schemas.microsoft.com/office/drawing/2017/model3d" xmlns:o="urn:schemas-microsoft-com:office:office" xmlns:oel="http://schemas.microsoft.com/office/2019/extlst" xmlns:r="http://schemas.openxmlformats.org/officeDocument/2006/relationships" xmlns:m="http://schemas.openxmlformats.org/officeDocument/2006/math" xmlns:v="urn:schemas-microsoft-com:vml" xmlns:wp14="http://schemas.microsoft.com/office/word/2010/wordprocessingDrawing" xmlns:wp="http://schemas.openxmlformats.org/drawingml/2006/wordprocessingDrawing" xmlns:w10="urn:schemas-microsoft-com:office:word" xmlns:w="http://schemas.openxmlformats.org/wordprocessingml/2006/main" xmlns:w14="http://schemas.microsoft.com/office/word/2010/wordml" xmlns:w15="http://schemas.microsoft.com/office/word/2012/wordml" xmlns:w16cex="http://schemas.microsoft.com/office/word/2018/wordml/cex" xmlns:w16cid="http://schemas.microsoft.com/office/word/2016/wordml/cid" xmlns:w16="http://schemas.microsoft.com/office/word/2018/wordml" xmlns:w16du="http://schemas.microsoft.com/office/word/2023/wordml/word16du" xmlns:w16sdtdh="http://schemas.microsoft.com/office/word/2020/wordml/sdtdatahash" xmlns:w16sdtfl="http://schemas.microsoft.com/office/word/2024/wordml/sdtformatlock" xmlns:w16se="http://schemas.microsoft.com/office/word/2015/wordml/symex" xmlns:wpg="http://schemas.microsoft.com/office/word/2010/wordprocessingGroup" xmlns:wpi="http://schemas.microsoft.com/office/word/2010/wordprocessingInk" xmlns:wne="http://schemas.microsoft.com/office/word/2006/wordml" xmlns:wps="http://schemas.microsoft.com/office/word/2010/wordprocessingShape" mc:Ignorable="w14 w15 w16se w16cid w16 w16cex w16sdtdh w16sdtfl w16du wp14">
   <w:abstractNum w:abstractNumId="0" w15:restartNumberingAfterBreak="0">
-    <w:nsid w:val="0DAE79B6"/>
+    <w:nsid w:val="060B03B0"/>
     <w:multiLevelType w:val="multilevel"/>
-    <w:tmpl w:val="D37A923C"/>
+    <w:tmpl w:val="58F06746"/>
     <w:lvl w:ilvl="0">
       <w:start w:val="1"/>
       <w:numFmt w:val="decimal"/>
@@ -9343,9 +9343,9 @@
     </w:lvl>
   </w:abstractNum>
   <w:abstractNum w:abstractNumId="1" w15:restartNumberingAfterBreak="0">
-    <w:nsid w:val="13A13840"/>
+    <w:nsid w:val="146763A2"/>
     <w:multiLevelType w:val="multilevel"/>
-    <w:tmpl w:val="38E2B634"/>
+    <w:tmpl w:val="1F705170"/>
     <w:lvl w:ilvl="0">
       <w:start w:val="1"/>
       <w:numFmt w:val="bullet"/>
@@ -9492,9 +9492,9 @@
     </w:lvl>
   </w:abstractNum>
   <w:abstractNum w:abstractNumId="2" w15:restartNumberingAfterBreak="0">
-    <w:nsid w:val="148614FC"/>
+    <w:nsid w:val="148E3815"/>
     <w:multiLevelType w:val="multilevel"/>
-    <w:tmpl w:val="84729906"/>
+    <w:tmpl w:val="8846541C"/>
     <w:lvl w:ilvl="0">
       <w:start w:val="1"/>
       <w:numFmt w:val="bullet"/>
@@ -9641,9 +9641,9 @@
     </w:lvl>
   </w:abstractNum>
   <w:abstractNum w:abstractNumId="3" w15:restartNumberingAfterBreak="0">
-    <w:nsid w:val="148B4AA4"/>
+    <w:nsid w:val="338A68DA"/>
     <w:multiLevelType w:val="multilevel"/>
-    <w:tmpl w:val="936E6C4E"/>
+    <w:tmpl w:val="A74204D0"/>
     <w:lvl w:ilvl="0">
       <w:start w:val="1"/>
       <w:numFmt w:val="bullet"/>
@@ -9790,9 +9790,9 @@
     </w:lvl>
   </w:abstractNum>
   <w:abstractNum w:abstractNumId="4" w15:restartNumberingAfterBreak="0">
-    <w:nsid w:val="2DD16059"/>
+    <w:nsid w:val="35E01293"/>
     <w:multiLevelType w:val="multilevel"/>
-    <w:tmpl w:val="1F36C034"/>
+    <w:tmpl w:val="9E6AB248"/>
     <w:lvl w:ilvl="0">
       <w:start w:val="1"/>
       <w:numFmt w:val="bullet"/>
@@ -9939,9 +9939,158 @@
     </w:lvl>
   </w:abstractNum>
   <w:abstractNum w:abstractNumId="5" w15:restartNumberingAfterBreak="0">
-    <w:nsid w:val="397F0026"/>
+    <w:nsid w:val="470A1548"/>
     <w:multiLevelType w:val="multilevel"/>
-    <w:tmpl w:val="9B86F13A"/>
+    <w:tmpl w:val="1E5275C6"/>
+    <w:lvl w:ilvl="0">
+      <w:start w:val="1"/>
+      <w:numFmt w:val="bullet"/>
+      <w:lvlText w:val=""/>
+      <w:lvlJc w:val="left"/>
+      <w:pPr>
+        <w:tabs>
+          <w:tab w:val="num" w:pos="720"/>
+        </w:tabs>
+        <w:ind w:left="720" w:hanging="360"/>
+      </w:pPr>
+      <w:rPr>
+        <w:rFonts w:ascii="Symbol" w:hAnsi="Symbol" w:hint="default"/>
+        <w:sz w:val="20"/>
+      </w:rPr>
+    </w:lvl>
+    <w:lvl w:ilvl="1">
+      <w:start w:val="1"/>
+      <w:numFmt w:val="bullet"/>
+      <w:lvlText w:val="o"/>
+      <w:lvlJc w:val="left"/>
+      <w:pPr>
+        <w:tabs>
+          <w:tab w:val="num" w:pos="1440"/>
+        </w:tabs>
+        <w:ind w:left="1440" w:hanging="360"/>
+      </w:pPr>
+      <w:rPr>
+        <w:rFonts w:ascii="Courier New" w:hAnsi="Courier New" w:hint="default"/>
+        <w:sz w:val="20"/>
+      </w:rPr>
+    </w:lvl>
+    <w:lvl w:ilvl="2" w:tentative="1">
+      <w:start w:val="1"/>
+      <w:numFmt w:val="bullet"/>
+      <w:lvlText w:val=""/>
+      <w:lvlJc w:val="left"/>
+      <w:pPr>
+        <w:tabs>
+          <w:tab w:val="num" w:pos="2160"/>
+        </w:tabs>
+        <w:ind w:left="2160" w:hanging="360"/>
+      </w:pPr>
+      <w:rPr>
+        <w:rFonts w:ascii="Wingdings" w:hAnsi="Wingdings" w:hint="default"/>
+        <w:sz w:val="20"/>
+      </w:rPr>
+    </w:lvl>
+    <w:lvl w:ilvl="3" w:tentative="1">
+      <w:start w:val="1"/>
+      <w:numFmt w:val="bullet"/>
+      <w:lvlText w:val=""/>
+      <w:lvlJc w:val="left"/>
+      <w:pPr>
+        <w:tabs>
+          <w:tab w:val="num" w:pos="2880"/>
+        </w:tabs>
+        <w:ind w:left="2880" w:hanging="360"/>
+      </w:pPr>
+      <w:rPr>
+        <w:rFonts w:ascii="Wingdings" w:hAnsi="Wingdings" w:hint="default"/>
+        <w:sz w:val="20"/>
+      </w:rPr>
+    </w:lvl>
+    <w:lvl w:ilvl="4" w:tentative="1">
+      <w:start w:val="1"/>
+      <w:numFmt w:val="bullet"/>
+      <w:lvlText w:val=""/>
+      <w:lvlJc w:val="left"/>
+      <w:pPr>
+        <w:tabs>
+          <w:tab w:val="num" w:pos="3600"/>
+        </w:tabs>
+        <w:ind w:left="3600" w:hanging="360"/>
+      </w:pPr>
+      <w:rPr>
+        <w:rFonts w:ascii="Wingdings" w:hAnsi="Wingdings" w:hint="default"/>
+        <w:sz w:val="20"/>
+      </w:rPr>
+    </w:lvl>
+    <w:lvl w:ilvl="5" w:tentative="1">
+      <w:start w:val="1"/>
+      <w:numFmt w:val="bullet"/>
+      <w:lvlText w:val=""/>
+      <w:lvlJc w:val="left"/>
+      <w:pPr>
+        <w:tabs>
+          <w:tab w:val="num" w:pos="4320"/>
+        </w:tabs>
+        <w:ind w:left="4320" w:hanging="360"/>
+      </w:pPr>
+      <w:rPr>
+        <w:rFonts w:ascii="Wingdings" w:hAnsi="Wingdings" w:hint="default"/>
+        <w:sz w:val="20"/>
+      </w:rPr>
+    </w:lvl>
+    <w:lvl w:ilvl="6" w:tentative="1">
+      <w:start w:val="1"/>
+      <w:numFmt w:val="bullet"/>
+      <w:lvlText w:val=""/>
+      <w:lvlJc w:val="left"/>
+      <w:pPr>
+        <w:tabs>
+          <w:tab w:val="num" w:pos="5040"/>
+        </w:tabs>
+        <w:ind w:left="5040" w:hanging="360"/>
+      </w:pPr>
+      <w:rPr>
+        <w:rFonts w:ascii="Wingdings" w:hAnsi="Wingdings" w:hint="default"/>
+        <w:sz w:val="20"/>
+      </w:rPr>
+    </w:lvl>
+    <w:lvl w:ilvl="7" w:tentative="1">
+      <w:start w:val="1"/>
+      <w:numFmt w:val="bullet"/>
+      <w:lvlText w:val=""/>
+      <w:lvlJc w:val="left"/>
+      <w:pPr>
+        <w:tabs>
+          <w:tab w:val="num" w:pos="5760"/>
+        </w:tabs>
+        <w:ind w:left="5760" w:hanging="360"/>
+      </w:pPr>
+      <w:rPr>
+        <w:rFonts w:ascii="Wingdings" w:hAnsi="Wingdings" w:hint="default"/>
+        <w:sz w:val="20"/>
+      </w:rPr>
+    </w:lvl>
+    <w:lvl w:ilvl="8" w:tentative="1">
+      <w:start w:val="1"/>
+      <w:numFmt w:val="bullet"/>
+      <w:lvlText w:val=""/>
+      <w:lvlJc w:val="left"/>
+      <w:pPr>
+        <w:tabs>
+          <w:tab w:val="num" w:pos="6480"/>
+        </w:tabs>
+        <w:ind w:left="6480" w:hanging="360"/>
+      </w:pPr>
+      <w:rPr>
+        <w:rFonts w:ascii="Wingdings" w:hAnsi="Wingdings" w:hint="default"/>
+        <w:sz w:val="20"/>
+      </w:rPr>
+    </w:lvl>
+  </w:abstractNum>
+  <w:abstractNum w:abstractNumId="6" w15:restartNumberingAfterBreak="0">
+    <w:nsid w:val="6EFD24D1"/>
+    <w:multiLevelType w:val="multilevel"/>
+    <w:tmpl w:val="45067554"/>
     <w:lvl w:ilvl="0">
       <w:start w:val="1"/>
       <w:numFmt w:val="bullet"/>
@@ -10087,10 +10236,10 @@
       </w:rPr>
     </w:lvl>
   </w:abstractNum>
-  <w:abstractNum w:abstractNumId="6" w15:restartNumberingAfterBreak="0">
-    <w:nsid w:val="40635B0F"/>
+  <w:abstractNum w:abstractNumId="7" w15:restartNumberingAfterBreak="0">
+    <w:nsid w:val="7B7A47AF"/>
     <w:multiLevelType w:val="multilevel"/>
-    <w:tmpl w:val="4E78A074"/>
+    <w:tmpl w:val="6A62C842"/>
     <w:lvl w:ilvl="0">
       <w:start w:val="1"/>
       <w:numFmt w:val="bullet"/>
@@ -10236,177 +10385,28 @@
       </w:rPr>
     </w:lvl>
   </w:abstractNum>
-  <w:abstractNum w:abstractNumId="7" w15:restartNumberingAfterBreak="0">
-    <w:nsid w:val="52525C3C"/>
-    <w:multiLevelType w:val="multilevel"/>
-    <w:tmpl w:val="573C04C0"/>
-    <w:lvl w:ilvl="0">
-      <w:start w:val="1"/>
-      <w:numFmt w:val="bullet"/>
-      <w:lvlText w:val=""/>
-      <w:lvlJc w:val="left"/>
-      <w:pPr>
-        <w:tabs>
-          <w:tab w:val="num" w:pos="720"/>
-        </w:tabs>
-        <w:ind w:left="720" w:hanging="360"/>
-      </w:pPr>
-      <w:rPr>
-        <w:rFonts w:ascii="Symbol" w:hAnsi="Symbol" w:hint="default"/>
-        <w:sz w:val="20"/>
-      </w:rPr>
-    </w:lvl>
-    <w:lvl w:ilvl="1">
-      <w:start w:val="1"/>
-      <w:numFmt w:val="bullet"/>
-      <w:lvlText w:val="o"/>
-      <w:lvlJc w:val="left"/>
-      <w:pPr>
-        <w:tabs>
-          <w:tab w:val="num" w:pos="1440"/>
-        </w:tabs>
-        <w:ind w:left="1440" w:hanging="360"/>
-      </w:pPr>
-      <w:rPr>
-        <w:rFonts w:ascii="Courier New" w:hAnsi="Courier New" w:hint="default"/>
-        <w:sz w:val="20"/>
-      </w:rPr>
-    </w:lvl>
-    <w:lvl w:ilvl="2" w:tentative="1">
-      <w:start w:val="1"/>
-      <w:numFmt w:val="bullet"/>
-      <w:lvlText w:val=""/>
-      <w:lvlJc w:val="left"/>
-      <w:pPr>
-        <w:tabs>
-          <w:tab w:val="num" w:pos="2160"/>
-        </w:tabs>
-        <w:ind w:left="2160" w:hanging="360"/>
-      </w:pPr>
-      <w:rPr>
-        <w:rFonts w:ascii="Wingdings" w:hAnsi="Wingdings" w:hint="default"/>
-        <w:sz w:val="20"/>
-      </w:rPr>
-    </w:lvl>
-    <w:lvl w:ilvl="3" w:tentative="1">
-      <w:start w:val="1"/>
-      <w:numFmt w:val="bullet"/>
-      <w:lvlText w:val=""/>
-      <w:lvlJc w:val="left"/>
-      <w:pPr>
-        <w:tabs>
-          <w:tab w:val="num" w:pos="2880"/>
-        </w:tabs>
-        <w:ind w:left="2880" w:hanging="360"/>
-      </w:pPr>
-      <w:rPr>
-        <w:rFonts w:ascii="Wingdings" w:hAnsi="Wingdings" w:hint="default"/>
-        <w:sz w:val="20"/>
-      </w:rPr>
-    </w:lvl>
-    <w:lvl w:ilvl="4" w:tentative="1">
-      <w:start w:val="1"/>
-      <w:numFmt w:val="bullet"/>
-      <w:lvlText w:val=""/>
-      <w:lvlJc w:val="left"/>
-      <w:pPr>
-        <w:tabs>
-          <w:tab w:val="num" w:pos="3600"/>
-        </w:tabs>
-        <w:ind w:left="3600" w:hanging="360"/>
-      </w:pPr>
-      <w:rPr>
-        <w:rFonts w:ascii="Wingdings" w:hAnsi="Wingdings" w:hint="default"/>
-        <w:sz w:val="20"/>
-      </w:rPr>
-    </w:lvl>
-    <w:lvl w:ilvl="5" w:tentative="1">
-      <w:start w:val="1"/>
-      <w:numFmt w:val="bullet"/>
-      <w:lvlText w:val=""/>
-      <w:lvlJc w:val="left"/>
-      <w:pPr>
-        <w:tabs>
-          <w:tab w:val="num" w:pos="4320"/>
-        </w:tabs>
-        <w:ind w:left="4320" w:hanging="360"/>
-      </w:pPr>
-      <w:rPr>
-        <w:rFonts w:ascii="Wingdings" w:hAnsi="Wingdings" w:hint="default"/>
-        <w:sz w:val="20"/>
-      </w:rPr>
-    </w:lvl>
-    <w:lvl w:ilvl="6" w:tentative="1">
-      <w:start w:val="1"/>
-      <w:numFmt w:val="bullet"/>
-      <w:lvlText w:val=""/>
-      <w:lvlJc w:val="left"/>
-      <w:pPr>
-        <w:tabs>
-          <w:tab w:val="num" w:pos="5040"/>
-        </w:tabs>
-        <w:ind w:left="5040" w:hanging="360"/>
-      </w:pPr>
-      <w:rPr>
-        <w:rFonts w:ascii="Wingdings" w:hAnsi="Wingdings" w:hint="default"/>
-        <w:sz w:val="20"/>
-      </w:rPr>
-    </w:lvl>
-    <w:lvl w:ilvl="7" w:tentative="1">
-      <w:start w:val="1"/>
-      <w:numFmt w:val="bullet"/>
-      <w:lvlText w:val=""/>
-      <w:lvlJc w:val="left"/>
-      <w:pPr>
-        <w:tabs>
-          <w:tab w:val="num" w:pos="5760"/>
-        </w:tabs>
-        <w:ind w:left="5760" w:hanging="360"/>
-      </w:pPr>
-      <w:rPr>
-        <w:rFonts w:ascii="Wingdings" w:hAnsi="Wingdings" w:hint="default"/>
-        <w:sz w:val="20"/>
-      </w:rPr>
-    </w:lvl>
-    <w:lvl w:ilvl="8" w:tentative="1">
-      <w:start w:val="1"/>
-      <w:numFmt w:val="bullet"/>
-      <w:lvlText w:val=""/>
-      <w:lvlJc w:val="left"/>
-      <w:pPr>
-        <w:tabs>
-          <w:tab w:val="num" w:pos="6480"/>
-        </w:tabs>
-        <w:ind w:left="6480" w:hanging="360"/>
-      </w:pPr>
-      <w:rPr>
-        <w:rFonts w:ascii="Wingdings" w:hAnsi="Wingdings" w:hint="default"/>
-        <w:sz w:val="20"/>
-      </w:rPr>
-    </w:lvl>
-  </w:abstractNum>
-  <w:num w:numId="1" w16cid:durableId="1318463298">
+  <w:num w:numId="1" w16cid:durableId="744763881">
     <w:abstractNumId w:val="0"/>
   </w:num>
-  <w:num w:numId="2" w16cid:durableId="1097168674">
+  <w:num w:numId="2" w16cid:durableId="587815183">
+    <w:abstractNumId w:val="7"/>
+  </w:num>
+  <w:num w:numId="3" w16cid:durableId="1570270145">
+    <w:abstractNumId w:val="5"/>
+  </w:num>
+  <w:num w:numId="4" w16cid:durableId="1221788165">
     <w:abstractNumId w:val="1"/>
   </w:num>
-  <w:num w:numId="3" w16cid:durableId="1355158463">
-    <w:abstractNumId w:val="7"/>
-  </w:num>
-  <w:num w:numId="4" w16cid:durableId="2127459730">
+  <w:num w:numId="5" w16cid:durableId="98139362">
     <w:abstractNumId w:val="4"/>
   </w:num>
-  <w:num w:numId="5" w16cid:durableId="1836650787">
-    <w:abstractNumId w:val="5"/>
-  </w:num>
-  <w:num w:numId="6" w16cid:durableId="1122069108">
+  <w:num w:numId="6" w16cid:durableId="79450006">
     <w:abstractNumId w:val="3"/>
   </w:num>
-  <w:num w:numId="7" w16cid:durableId="2141338864">
+  <w:num w:numId="7" w16cid:durableId="1502038738">
     <w:abstractNumId w:val="6"/>
   </w:num>
-  <w:num w:numId="8" w16cid:durableId="267157457">
+  <w:num w:numId="8" w16cid:durableId="569509502">
     <w:abstractNumId w:val="2"/>
   </w:num>
 </w:numbering>

--- a/docs/Developer Guide.docx
+++ b/docs/Developer Guide.docx
@@ -72,7 +72,7 @@
       <w:pPr>
         <w:pStyle w:val="NormalWeb"/>
         <w:shd w:val="clear" w:color="auto" w:fill="EEF2F8"/>
-        <w:divId w:val="1220553399"/>
+        <w:divId w:val="1413820609"/>
         <w:rPr>
           <w:rFonts w:ascii="Calibri" w:hAnsi="Calibri" w:cs="Calibri"/>
           <w:color w:val="404040"/>
@@ -3317,6 +3317,107 @@
                 <w:color w:val="1A1A1A"/>
               </w:rPr>
               <w:t>change_orders</w:t>
+            </w:r>
+          </w:p>
+        </w:tc>
+      </w:tr>
+      <w:tr>
+        <w:tc>
+          <w:tcPr>
+            <w:tcW w:w="0" w:type="auto"/>
+            <w:tcBorders>
+              <w:top w:val="single" w:sz="6" w:space="0" w:color="BFBFBF"/>
+              <w:left w:val="single" w:sz="6" w:space="0" w:color="BFBFBF"/>
+              <w:bottom w:val="single" w:sz="6" w:space="0" w:color="BFBFBF"/>
+              <w:right w:val="single" w:sz="6" w:space="0" w:color="BFBFBF"/>
+            </w:tcBorders>
+            <w:tcMar>
+              <w:top w:w="60" w:type="dxa"/>
+              <w:left w:w="120" w:type="dxa"/>
+              <w:bottom w:w="60" w:type="dxa"/>
+              <w:right w:w="120" w:type="dxa"/>
+            </w:tcMar>
+            <w:hideMark/>
+          </w:tcPr>
+          <w:p>
+            <w:pPr>
+              <w:spacing w:before="120" w:after="120"/>
+              <w:rPr>
+                <w:rFonts w:ascii="Calibri" w:eastAsia="Times New Roman" w:hAnsi="Calibri" w:cs="Calibri"/>
+                <w:color w:val="1A1A1A"/>
+                <w:sz w:val="22"/>
+                <w:szCs w:val="22"/>
+              </w:rPr>
+            </w:pPr>
+            <w:r>
+              <w:rPr>
+                <w:rFonts w:ascii="Calibri" w:eastAsia="Times New Roman" w:hAnsi="Calibri" w:cs="Calibri"/>
+                <w:color w:val="1A1A1A"/>
+                <w:sz w:val="22"/>
+                <w:szCs w:val="22"/>
+              </w:rPr>
+              <w:t>008</w:t>
+            </w:r>
+          </w:p>
+        </w:tc>
+        <w:tc>
+          <w:tcPr>
+            <w:tcW w:w="0" w:type="auto"/>
+            <w:tcBorders>
+              <w:top w:val="single" w:sz="6" w:space="0" w:color="BFBFBF"/>
+              <w:left w:val="single" w:sz="6" w:space="0" w:color="BFBFBF"/>
+              <w:bottom w:val="single" w:sz="6" w:space="0" w:color="BFBFBF"/>
+              <w:right w:val="single" w:sz="6" w:space="0" w:color="BFBFBF"/>
+            </w:tcBorders>
+            <w:tcMar>
+              <w:top w:w="60" w:type="dxa"/>
+              <w:left w:w="120" w:type="dxa"/>
+              <w:bottom w:w="60" w:type="dxa"/>
+              <w:right w:w="120" w:type="dxa"/>
+            </w:tcMar>
+            <w:hideMark/>
+          </w:tcPr>
+          <w:p>
+            <w:pPr>
+              <w:spacing w:before="120" w:after="120"/>
+              <w:rPr>
+                <w:rFonts w:ascii="Calibri" w:eastAsia="Times New Roman" w:hAnsi="Calibri" w:cs="Calibri"/>
+                <w:color w:val="1A1A1A"/>
+                <w:sz w:val="22"/>
+                <w:szCs w:val="22"/>
+              </w:rPr>
+            </w:pPr>
+            <w:r>
+              <w:rPr>
+                <w:rStyle w:val="HTMLCode"/>
+                <w:color w:val="1A1A1A"/>
+              </w:rPr>
+              <w:t>website_accounts</w:t>
+            </w:r>
+            <w:r>
+              <w:rPr>
+                <w:rFonts w:ascii="Calibri" w:eastAsia="Times New Roman" w:hAnsi="Calibri" w:cs="Calibri"/>
+                <w:color w:val="1A1A1A"/>
+                <w:sz w:val="22"/>
+                <w:szCs w:val="22"/>
+              </w:rPr>
+              <w:t xml:space="preserve">, </w:t>
+            </w:r>
+            <w:r>
+              <w:rPr>
+                <w:rStyle w:val="HTMLCode"/>
+                <w:color w:val="1A1A1A"/>
+              </w:rPr>
+              <w:t>website_login_logs</w:t>
+            </w:r>
+            <w:r>
+              <w:rPr>
+                <w:rFonts w:ascii="Calibri" w:eastAsia="Times New Roman" w:hAnsi="Calibri" w:cs="Calibri"/>
+                <w:color w:val="1A1A1A"/>
+                <w:sz w:val="22"/>
+                <w:szCs w:val="22"/>
+              </w:rPr>
+              <w:t xml:space="preserve"> (the Website Admin app's own accounts)</w:t>
             </w:r>
           </w:p>
         </w:tc>
@@ -8180,11 +8281,25 @@
         <w:rPr>
           <w:rFonts w:ascii="Calibri" w:eastAsia="Times New Roman" w:hAnsi="Calibri" w:cs="Calibri"/>
         </w:rPr>
-        <w:t>Chapter 10: Testing</w:t>
+        <w:t>Chapter 10: The Website Admin app (Part 6)</w:t>
       </w:r>
     </w:p>
     <w:p>
       <w:pPr>
+        <w:pStyle w:val="Heading2"/>
+        <w:rPr>
+          <w:rFonts w:ascii="Calibri" w:eastAsia="Times New Roman" w:hAnsi="Calibri" w:cs="Calibri"/>
+        </w:rPr>
+      </w:pPr>
+      <w:r>
+        <w:rPr>
+          <w:rFonts w:ascii="Calibri" w:eastAsia="Times New Roman" w:hAnsi="Calibri" w:cs="Calibri"/>
+        </w:rPr>
+        <w:t>10.1 A separate app</w:t>
+      </w:r>
+    </w:p>
+    <w:p>
+      <w:pPr>
         <w:pStyle w:val="NormalWeb"/>
         <w:rPr>
           <w:rFonts w:ascii="Calibri" w:hAnsi="Calibri" w:cs="Calibri"/>
@@ -8195,12 +8310,577 @@
       </w:pPr>
       <w:r>
         <w:rPr>
+          <w:rFonts w:ascii="Calibri" w:hAnsi="Calibri" w:cs="Calibri"/>
+          <w:color w:val="1A1A1A"/>
+          <w:sz w:val="22"/>
+          <w:szCs w:val="22"/>
+        </w:rPr>
+        <w:t xml:space="preserve">The public website is managed in its </w:t>
+      </w:r>
+      <w:r>
+        <w:rPr>
           <w:rStyle w:val="Strong"/>
           <w:rFonts w:ascii="Calibri" w:hAnsi="Calibri" w:cs="Calibri"/>
           <w:color w:val="1A1A1A"/>
           <w:sz w:val="22"/>
           <w:szCs w:val="22"/>
         </w:rPr>
+        <w:t>own desktop app</w:t>
+      </w:r>
+      <w:r>
+        <w:rPr>
+          <w:rFonts w:ascii="Calibri" w:hAnsi="Calibri" w:cs="Calibri"/>
+          <w:color w:val="1A1A1A"/>
+          <w:sz w:val="22"/>
+          <w:szCs w:val="22"/>
+        </w:rPr>
+        <w:t xml:space="preserve">, </w:t>
+      </w:r>
+      <w:r>
+        <w:rPr>
+          <w:rStyle w:val="HTMLCode"/>
+          <w:color w:val="1A1A1A"/>
+        </w:rPr>
+        <w:t>src/Company.WebsiteAdmin</w:t>
+      </w:r>
+      <w:r>
+        <w:rPr>
+          <w:rFonts w:ascii="Calibri" w:hAnsi="Calibri" w:cs="Calibri"/>
+          <w:color w:val="1A1A1A"/>
+          <w:sz w:val="22"/>
+          <w:szCs w:val="22"/>
+        </w:rPr>
+        <w:t xml:space="preserve">, not in the office app (owner decision, 30 Oct 2026). It is a second WinForms project in the same solution and uses the </w:t>
+      </w:r>
+      <w:r>
+        <w:rPr>
+          <w:rStyle w:val="Strong"/>
+          <w:rFonts w:ascii="Calibri" w:hAnsi="Calibri" w:cs="Calibri"/>
+          <w:color w:val="1A1A1A"/>
+          <w:sz w:val="22"/>
+          <w:szCs w:val="22"/>
+        </w:rPr>
+        <w:t>same database</w:t>
+      </w:r>
+      <w:r>
+        <w:rPr>
+          <w:rFonts w:ascii="Calibri" w:hAnsi="Calibri" w:cs="Calibri"/>
+          <w:color w:val="1A1A1A"/>
+          <w:sz w:val="22"/>
+          <w:szCs w:val="22"/>
+        </w:rPr>
+        <w:t>.</w:t>
+      </w:r>
+    </w:p>
+    <w:p>
+      <w:pPr>
+        <w:numPr>
+          <w:ilvl w:val="0"/>
+          <w:numId w:val="8"/>
+        </w:numPr>
+        <w:spacing w:before="100" w:beforeAutospacing="1" w:after="100" w:afterAutospacing="1"/>
+        <w:rPr>
+          <w:rFonts w:ascii="Calibri" w:eastAsia="Times New Roman" w:hAnsi="Calibri" w:cs="Calibri"/>
+          <w:color w:val="1A1A1A"/>
+          <w:sz w:val="22"/>
+          <w:szCs w:val="22"/>
+        </w:rPr>
+      </w:pPr>
+      <w:r>
+        <w:rPr>
+          <w:rFonts w:ascii="Calibri" w:eastAsia="Times New Roman" w:hAnsi="Calibri" w:cs="Calibri"/>
+          <w:color w:val="1A1A1A"/>
+          <w:sz w:val="22"/>
+          <w:szCs w:val="22"/>
+        </w:rPr>
+        <w:t xml:space="preserve">It </w:t>
+      </w:r>
+      <w:r>
+        <w:rPr>
+          <w:rStyle w:val="Strong"/>
+          <w:rFonts w:ascii="Calibri" w:eastAsia="Times New Roman" w:hAnsi="Calibri" w:cs="Calibri"/>
+          <w:color w:val="1A1A1A"/>
+          <w:sz w:val="22"/>
+          <w:szCs w:val="22"/>
+        </w:rPr>
+        <w:t>shares files with the office app</w:t>
+      </w:r>
+      <w:r>
+        <w:rPr>
+          <w:rFonts w:ascii="Calibri" w:eastAsia="Times New Roman" w:hAnsi="Calibri" w:cs="Calibri"/>
+          <w:color w:val="1A1A1A"/>
+          <w:sz w:val="22"/>
+          <w:szCs w:val="22"/>
+        </w:rPr>
+        <w:t xml:space="preserve"> instead of copying them: </w:t>
+      </w:r>
+      <w:r>
+        <w:rPr>
+          <w:rStyle w:val="HTMLCode"/>
+          <w:color w:val="1A1A1A"/>
+        </w:rPr>
+        <w:t>DbSettings</w:t>
+      </w:r>
+      <w:r>
+        <w:rPr>
+          <w:rFonts w:ascii="Calibri" w:eastAsia="Times New Roman" w:hAnsi="Calibri" w:cs="Calibri"/>
+          <w:color w:val="1A1A1A"/>
+          <w:sz w:val="22"/>
+          <w:szCs w:val="22"/>
+        </w:rPr>
+        <w:t xml:space="preserve">, </w:t>
+      </w:r>
+      <w:r>
+        <w:rPr>
+          <w:rStyle w:val="HTMLCode"/>
+          <w:color w:val="1A1A1A"/>
+        </w:rPr>
+        <w:t>Db</w:t>
+      </w:r>
+      <w:r>
+        <w:rPr>
+          <w:rFonts w:ascii="Calibri" w:eastAsia="Times New Roman" w:hAnsi="Calibri" w:cs="Calibri"/>
+          <w:color w:val="1A1A1A"/>
+          <w:sz w:val="22"/>
+          <w:szCs w:val="22"/>
+        </w:rPr>
+        <w:t xml:space="preserve">, the Database Settings window, </w:t>
+      </w:r>
+      <w:r>
+        <w:rPr>
+          <w:rStyle w:val="HTMLCode"/>
+          <w:color w:val="1A1A1A"/>
+        </w:rPr>
+        <w:t>Responsive</w:t>
+      </w:r>
+      <w:r>
+        <w:rPr>
+          <w:rFonts w:ascii="Calibri" w:eastAsia="Times New Roman" w:hAnsi="Calibri" w:cs="Calibri"/>
+          <w:color w:val="1A1A1A"/>
+          <w:sz w:val="22"/>
+          <w:szCs w:val="22"/>
+        </w:rPr>
+        <w:t xml:space="preserve"> and </w:t>
+      </w:r>
+      <w:r>
+        <w:rPr>
+          <w:rStyle w:val="HTMLCode"/>
+          <w:color w:val="1A1A1A"/>
+        </w:rPr>
+        <w:t>RecordForm</w:t>
+      </w:r>
+      <w:r>
+        <w:rPr>
+          <w:rFonts w:ascii="Calibri" w:eastAsia="Times New Roman" w:hAnsi="Calibri" w:cs="Calibri"/>
+          <w:color w:val="1A1A1A"/>
+          <w:sz w:val="22"/>
+          <w:szCs w:val="22"/>
+        </w:rPr>
+        <w:t xml:space="preserve"> are linked in its </w:t>
+      </w:r>
+      <w:r>
+        <w:rPr>
+          <w:rStyle w:val="HTMLCode"/>
+          <w:color w:val="1A1A1A"/>
+        </w:rPr>
+        <w:t>.csproj</w:t>
+      </w:r>
+      <w:r>
+        <w:rPr>
+          <w:rFonts w:ascii="Calibri" w:eastAsia="Times New Roman" w:hAnsi="Calibri" w:cs="Calibri"/>
+          <w:color w:val="1A1A1A"/>
+          <w:sz w:val="22"/>
+          <w:szCs w:val="22"/>
+        </w:rPr>
+        <w:t>. A change in one place updates both apps. Both read the same per-PC settings file, so a PC set up for one works for the other.</w:t>
+      </w:r>
+    </w:p>
+    <w:p>
+      <w:pPr>
+        <w:numPr>
+          <w:ilvl w:val="0"/>
+          <w:numId w:val="8"/>
+        </w:numPr>
+        <w:spacing w:before="100" w:beforeAutospacing="1" w:after="100" w:afterAutospacing="1"/>
+        <w:rPr>
+          <w:rFonts w:ascii="Calibri" w:eastAsia="Times New Roman" w:hAnsi="Calibri" w:cs="Calibri"/>
+          <w:color w:val="1A1A1A"/>
+          <w:sz w:val="22"/>
+          <w:szCs w:val="22"/>
+        </w:rPr>
+      </w:pPr>
+      <w:r>
+        <w:rPr>
+          <w:rFonts w:ascii="Calibri" w:eastAsia="Times New Roman" w:hAnsi="Calibri" w:cs="Calibri"/>
+          <w:color w:val="1A1A1A"/>
+          <w:sz w:val="22"/>
+          <w:szCs w:val="22"/>
+        </w:rPr>
+        <w:t xml:space="preserve">It has </w:t>
+      </w:r>
+      <w:r>
+        <w:rPr>
+          <w:rStyle w:val="Strong"/>
+          <w:rFonts w:ascii="Calibri" w:eastAsia="Times New Roman" w:hAnsi="Calibri" w:cs="Calibri"/>
+          <w:color w:val="1A1A1A"/>
+          <w:sz w:val="22"/>
+          <w:szCs w:val="22"/>
+        </w:rPr>
+        <w:t>its own accounts</w:t>
+      </w:r>
+      <w:r>
+        <w:rPr>
+          <w:rFonts w:ascii="Calibri" w:eastAsia="Times New Roman" w:hAnsi="Calibri" w:cs="Calibri"/>
+          <w:color w:val="1A1A1A"/>
+          <w:sz w:val="22"/>
+          <w:szCs w:val="22"/>
+        </w:rPr>
+        <w:t xml:space="preserve"> (</w:t>
+      </w:r>
+      <w:r>
+        <w:rPr>
+          <w:rStyle w:val="HTMLCode"/>
+          <w:color w:val="1A1A1A"/>
+        </w:rPr>
+        <w:t>website_accounts</w:t>
+      </w:r>
+      <w:r>
+        <w:rPr>
+          <w:rFonts w:ascii="Calibri" w:eastAsia="Times New Roman" w:hAnsi="Calibri" w:cs="Calibri"/>
+          <w:color w:val="1A1A1A"/>
+          <w:sz w:val="22"/>
+          <w:szCs w:val="22"/>
+        </w:rPr>
+        <w:t xml:space="preserve">, script 008), separate from the office app's </w:t>
+      </w:r>
+      <w:r>
+        <w:rPr>
+          <w:rStyle w:val="HTMLCode"/>
+          <w:color w:val="1A1A1A"/>
+        </w:rPr>
+        <w:t>users</w:t>
+      </w:r>
+      <w:r>
+        <w:rPr>
+          <w:rFonts w:ascii="Calibri" w:eastAsia="Times New Roman" w:hAnsi="Calibri" w:cs="Calibri"/>
+          <w:color w:val="1A1A1A"/>
+          <w:sz w:val="22"/>
+          <w:szCs w:val="22"/>
+        </w:rPr>
+        <w:t>. An office login can't sign in here, and the other way round.</w:t>
+      </w:r>
+    </w:p>
+    <w:p>
+      <w:pPr>
+        <w:numPr>
+          <w:ilvl w:val="0"/>
+          <w:numId w:val="8"/>
+        </w:numPr>
+        <w:spacing w:before="100" w:beforeAutospacing="1" w:after="100" w:afterAutospacing="1"/>
+        <w:rPr>
+          <w:rFonts w:ascii="Calibri" w:eastAsia="Times New Roman" w:hAnsi="Calibri" w:cs="Calibri"/>
+          <w:color w:val="1A1A1A"/>
+          <w:sz w:val="22"/>
+          <w:szCs w:val="22"/>
+        </w:rPr>
+      </w:pPr>
+      <w:r>
+        <w:rPr>
+          <w:rFonts w:ascii="Calibri" w:eastAsia="Times New Roman" w:hAnsi="Calibri" w:cs="Calibri"/>
+          <w:color w:val="1A1A1A"/>
+          <w:sz w:val="22"/>
+          <w:szCs w:val="22"/>
+        </w:rPr>
+        <w:t xml:space="preserve">Same rules as the office app: usernames ignore capital letters, passwords are bcrypt hashes, 5 wrong passwords lock the account, and every attempt goes to </w:t>
+      </w:r>
+      <w:r>
+        <w:rPr>
+          <w:rStyle w:val="HTMLCode"/>
+          <w:color w:val="1A1A1A"/>
+        </w:rPr>
+        <w:t>website_login_logs</w:t>
+      </w:r>
+      <w:r>
+        <w:rPr>
+          <w:rFonts w:ascii="Calibri" w:eastAsia="Times New Roman" w:hAnsi="Calibri" w:cs="Calibri"/>
+          <w:color w:val="1A1A1A"/>
+          <w:sz w:val="22"/>
+          <w:szCs w:val="22"/>
+        </w:rPr>
+        <w:t xml:space="preserve"> with the PC name.</w:t>
+      </w:r>
+    </w:p>
+    <w:p>
+      <w:pPr>
+        <w:numPr>
+          <w:ilvl w:val="0"/>
+          <w:numId w:val="8"/>
+        </w:numPr>
+        <w:spacing w:before="100" w:beforeAutospacing="1" w:after="100" w:afterAutospacing="1"/>
+        <w:rPr>
+          <w:rFonts w:ascii="Calibri" w:eastAsia="Times New Roman" w:hAnsi="Calibri" w:cs="Calibri"/>
+          <w:color w:val="1A1A1A"/>
+          <w:sz w:val="22"/>
+          <w:szCs w:val="22"/>
+        </w:rPr>
+      </w:pPr>
+      <w:r>
+        <w:rPr>
+          <w:rFonts w:ascii="Calibri" w:eastAsia="Times New Roman" w:hAnsi="Calibri" w:cs="Calibri"/>
+          <w:color w:val="1A1A1A"/>
+          <w:sz w:val="22"/>
+          <w:szCs w:val="22"/>
+        </w:rPr>
+        <w:t xml:space="preserve">The main window is full screen with no title bar. It shows who is signed in, a </w:t>
+      </w:r>
+      <w:r>
+        <w:rPr>
+          <w:rStyle w:val="Strong"/>
+          <w:rFonts w:ascii="Calibri" w:eastAsia="Times New Roman" w:hAnsi="Calibri" w:cs="Calibri"/>
+          <w:color w:val="1A1A1A"/>
+          <w:sz w:val="22"/>
+          <w:szCs w:val="22"/>
+        </w:rPr>
+        <w:t>Sign Out</w:t>
+      </w:r>
+      <w:r>
+        <w:rPr>
+          <w:rFonts w:ascii="Calibri" w:eastAsia="Times New Roman" w:hAnsi="Calibri" w:cs="Calibri"/>
+          <w:color w:val="1A1A1A"/>
+          <w:sz w:val="22"/>
+          <w:szCs w:val="22"/>
+        </w:rPr>
+        <w:t xml:space="preserve"> button and six tabs: Page Content, Announcements, Website Projects, Document Vault, Inquiries, Website Traffic. They'</w:t>
+      </w:r>
+      <w:r>
+        <w:rPr>
+          <w:rFonts w:ascii="Calibri" w:eastAsia="Times New Roman" w:hAnsi="Calibri" w:cs="Calibri"/>
+          <w:color w:val="1A1A1A"/>
+          <w:sz w:val="22"/>
+          <w:szCs w:val="22"/>
+        </w:rPr>
+        <w:t>re filled in one by one.</w:t>
+      </w:r>
+    </w:p>
+    <w:p>
+      <w:pPr>
+        <w:pStyle w:val="NormalWeb"/>
+        <w:rPr>
+          <w:rFonts w:ascii="Calibri" w:hAnsi="Calibri" w:cs="Calibri"/>
+          <w:color w:val="1A1A1A"/>
+          <w:sz w:val="22"/>
+          <w:szCs w:val="22"/>
+        </w:rPr>
+      </w:pPr>
+      <w:r>
+        <w:rPr>
+          <w:rFonts w:ascii="Calibri" w:hAnsi="Calibri" w:cs="Calibri"/>
+          <w:color w:val="1A1A1A"/>
+          <w:sz w:val="22"/>
+          <w:szCs w:val="22"/>
+        </w:rPr>
+        <w:t xml:space="preserve">To run it: in Visual Studio, right-click </w:t>
+      </w:r>
+      <w:r>
+        <w:rPr>
+          <w:rStyle w:val="Strong"/>
+          <w:rFonts w:ascii="Calibri" w:hAnsi="Calibri" w:cs="Calibri"/>
+          <w:color w:val="1A1A1A"/>
+          <w:sz w:val="22"/>
+          <w:szCs w:val="22"/>
+        </w:rPr>
+        <w:t>Company.WebsiteAdmin &gt; Set as Startup Project</w:t>
+      </w:r>
+      <w:r>
+        <w:rPr>
+          <w:rFonts w:ascii="Calibri" w:hAnsi="Calibri" w:cs="Calibri"/>
+          <w:color w:val="1A1A1A"/>
+          <w:sz w:val="22"/>
+          <w:szCs w:val="22"/>
+        </w:rPr>
+        <w:t xml:space="preserve">, then press </w:t>
+      </w:r>
+      <w:r>
+        <w:rPr>
+          <w:rStyle w:val="Strong"/>
+          <w:rFonts w:ascii="Calibri" w:hAnsi="Calibri" w:cs="Calibri"/>
+          <w:color w:val="1A1A1A"/>
+          <w:sz w:val="22"/>
+          <w:szCs w:val="22"/>
+        </w:rPr>
+        <w:t>F5</w:t>
+      </w:r>
+      <w:r>
+        <w:rPr>
+          <w:rFonts w:ascii="Calibri" w:hAnsi="Calibri" w:cs="Calibri"/>
+          <w:color w:val="1A1A1A"/>
+          <w:sz w:val="22"/>
+          <w:szCs w:val="22"/>
+        </w:rPr>
+        <w:t>.</w:t>
+      </w:r>
+    </w:p>
+    <w:p>
+      <w:pPr>
+        <w:pStyle w:val="Heading2"/>
+        <w:rPr>
+          <w:rFonts w:ascii="Calibri" w:eastAsia="Times New Roman" w:hAnsi="Calibri" w:cs="Calibri"/>
+        </w:rPr>
+      </w:pPr>
+      <w:r>
+        <w:rPr>
+          <w:rFonts w:ascii="Calibri" w:eastAsia="Times New Roman" w:hAnsi="Calibri" w:cs="Calibri"/>
+        </w:rPr>
+        <w:t>10.2 The first Website Admin account</w:t>
+      </w:r>
+    </w:p>
+    <w:p>
+      <w:pPr>
+        <w:pStyle w:val="NormalWeb"/>
+        <w:rPr>
+          <w:rFonts w:ascii="Calibri" w:hAnsi="Calibri" w:cs="Calibri"/>
+          <w:color w:val="1A1A1A"/>
+          <w:sz w:val="22"/>
+          <w:szCs w:val="22"/>
+        </w:rPr>
+      </w:pPr>
+      <w:r>
+        <w:rPr>
+          <w:rFonts w:ascii="Calibri" w:hAnsi="Calibri" w:cs="Calibri"/>
+          <w:color w:val="1A1A1A"/>
+          <w:sz w:val="22"/>
+          <w:szCs w:val="22"/>
+        </w:rPr>
+        <w:t>Like the first office Admin, it is added once in pgAdmin (</w:t>
+      </w:r>
+      <w:r>
+        <w:rPr>
+          <w:rStyle w:val="Strong"/>
+          <w:rFonts w:ascii="Calibri" w:hAnsi="Calibri" w:cs="Calibri"/>
+          <w:color w:val="1A1A1A"/>
+          <w:sz w:val="22"/>
+          <w:szCs w:val="22"/>
+        </w:rPr>
+        <w:t>Tools &gt; Query Tool</w:t>
+      </w:r>
+      <w:r>
+        <w:rPr>
+          <w:rFonts w:ascii="Calibri" w:hAnsi="Calibri" w:cs="Calibri"/>
+          <w:color w:val="1A1A1A"/>
+          <w:sz w:val="22"/>
+          <w:szCs w:val="22"/>
+        </w:rPr>
+        <w:t xml:space="preserve"> on </w:t>
+      </w:r>
+      <w:r>
+        <w:rPr>
+          <w:rStyle w:val="HTMLCode"/>
+          <w:color w:val="1A1A1A"/>
+        </w:rPr>
+        <w:t>construction_db</w:t>
+      </w:r>
+      <w:r>
+        <w:rPr>
+          <w:rFonts w:ascii="Calibri" w:hAnsi="Calibri" w:cs="Calibri"/>
+          <w:color w:val="1A1A1A"/>
+          <w:sz w:val="22"/>
+          <w:szCs w:val="22"/>
+        </w:rPr>
+        <w:t>):</w:t>
+      </w:r>
+    </w:p>
+    <w:p>
+      <w:pPr>
+        <w:pStyle w:val="HTMLPreformatted"/>
+        <w:rPr>
+          <w:color w:val="1A1A1A"/>
+          <w:sz w:val="19"/>
+          <w:szCs w:val="19"/>
+          <w:shd w:val="clear" w:color="auto" w:fill="F2F2F2"/>
+        </w:rPr>
+      </w:pPr>
+      <w:r>
+        <w:rPr>
+          <w:color w:val="1A1A1A"/>
+          <w:sz w:val="19"/>
+          <w:szCs w:val="19"/>
+          <w:shd w:val="clear" w:color="auto" w:fill="F2F2F2"/>
+        </w:rPr>
+        <w:t>INSERT INTO website_accounts (username, password_hash, full_name)</w:t>
+      </w:r>
+    </w:p>
+    <w:p>
+      <w:pPr>
+        <w:pStyle w:val="HTMLPreformatted"/>
+        <w:rPr>
+          <w:color w:val="1A1A1A"/>
+          <w:sz w:val="19"/>
+          <w:szCs w:val="19"/>
+          <w:shd w:val="clear" w:color="auto" w:fill="F2F2F2"/>
+        </w:rPr>
+      </w:pPr>
+      <w:r>
+        <w:rPr>
+          <w:color w:val="1A1A1A"/>
+          <w:sz w:val="19"/>
+          <w:szCs w:val="19"/>
+          <w:shd w:val="clear" w:color="auto" w:fill="F2F2F2"/>
+        </w:rPr>
+        <w:t>VALUES ('YourUsername', crypt('YourPassword', gen_salt('bf', 11)), 'Your Full Name');</w:t>
+      </w:r>
+    </w:p>
+    <w:p>
+      <w:pPr>
+        <w:pStyle w:val="NormalWeb"/>
+        <w:rPr>
+          <w:rFonts w:ascii="Calibri" w:hAnsi="Calibri" w:cs="Calibri"/>
+          <w:color w:val="1A1A1A"/>
+          <w:sz w:val="22"/>
+          <w:szCs w:val="22"/>
+        </w:rPr>
+      </w:pPr>
+      <w:r>
+        <w:rPr>
+          <w:rFonts w:ascii="Calibri" w:hAnsi="Calibri" w:cs="Calibri"/>
+          <w:color w:val="1A1A1A"/>
+          <w:sz w:val="22"/>
+          <w:szCs w:val="22"/>
+        </w:rPr>
+        <w:t>Managing more website accounts (add, unlock, turn off, set password) will be a screen inside the Website Admin app.</w:t>
+      </w:r>
+    </w:p>
+    <w:p>
+      <w:pPr>
+        <w:pStyle w:val="Heading1"/>
+        <w:rPr>
+          <w:rFonts w:ascii="Calibri" w:eastAsia="Times New Roman" w:hAnsi="Calibri" w:cs="Calibri"/>
+        </w:rPr>
+      </w:pPr>
+      <w:r>
+        <w:rPr>
+          <w:rFonts w:ascii="Calibri" w:eastAsia="Times New Roman" w:hAnsi="Calibri" w:cs="Calibri"/>
+        </w:rPr>
+        <w:t>Chapter 11: Testing</w:t>
+      </w:r>
+    </w:p>
+    <w:p>
+      <w:pPr>
+        <w:pStyle w:val="NormalWeb"/>
+        <w:rPr>
+          <w:rFonts w:ascii="Calibri" w:hAnsi="Calibri" w:cs="Calibri"/>
+          <w:color w:val="1A1A1A"/>
+          <w:sz w:val="22"/>
+          <w:szCs w:val="22"/>
+        </w:rPr>
+      </w:pPr>
+      <w:r>
+        <w:rPr>
+          <w:rStyle w:val="Strong"/>
+          <w:rFonts w:ascii="Calibri" w:hAnsi="Calibri" w:cs="Calibri"/>
+          <w:color w:val="1A1A1A"/>
+          <w:sz w:val="22"/>
+          <w:szCs w:val="22"/>
+        </w:rPr>
         <w:t>Two PCs.</w:t>
       </w:r>
       <w:r>
@@ -8210,16 +8890,7 @@
           <w:sz w:val="22"/>
           <w:szCs w:val="22"/>
         </w:rPr>
-        <w:t xml:space="preserve"> </w:t>
-      </w:r>
-      <w:r>
-        <w:rPr>
-          <w:rFonts w:ascii="Calibri" w:hAnsi="Calibri" w:cs="Calibri"/>
-          <w:color w:val="1A1A1A"/>
-          <w:sz w:val="22"/>
-          <w:szCs w:val="22"/>
-        </w:rPr>
-        <w:t xml:space="preserve">The home PC has the real database. The work PC has its own fresh database with test data only. Every test run on the work PC is written in </w:t>
+        <w:t xml:space="preserve"> The home PC has the real database. The work PC has its own fresh database with test data only. Every test run on the work PC is written in </w:t>
       </w:r>
       <w:r>
         <w:rPr>
@@ -8302,7 +8973,7 @@
         <w:tblLook w:val="04A0" w:firstRow="1" w:lastRow="0" w:firstColumn="1" w:lastColumn="0" w:noHBand="0" w:noVBand="1"/>
       </w:tblPr>
       <w:tblGrid>
-        <w:gridCol w:w="5480"/>
+        <w:gridCol w:w="7174"/>
         <w:gridCol w:w="1552"/>
       </w:tblGrid>
       <w:tr>
@@ -9100,6 +9771,162 @@
           </w:p>
         </w:tc>
       </w:tr>
+      <w:tr>
+        <w:tc>
+          <w:tcPr>
+            <w:tcW w:w="0" w:type="auto"/>
+            <w:tcBorders>
+              <w:top w:val="single" w:sz="6" w:space="0" w:color="BFBFBF"/>
+              <w:left w:val="single" w:sz="6" w:space="0" w:color="BFBFBF"/>
+              <w:bottom w:val="single" w:sz="6" w:space="0" w:color="BFBFBF"/>
+              <w:right w:val="single" w:sz="6" w:space="0" w:color="BFBFBF"/>
+            </w:tcBorders>
+            <w:tcMar>
+              <w:top w:w="60" w:type="dxa"/>
+              <w:left w:w="120" w:type="dxa"/>
+              <w:bottom w:w="60" w:type="dxa"/>
+              <w:right w:w="120" w:type="dxa"/>
+            </w:tcMar>
+            <w:hideMark/>
+          </w:tcPr>
+          <w:p>
+            <w:pPr>
+              <w:spacing w:before="120" w:after="120"/>
+              <w:rPr>
+                <w:rFonts w:ascii="Calibri" w:eastAsia="Times New Roman" w:hAnsi="Calibri" w:cs="Calibri"/>
+                <w:color w:val="1A1A1A"/>
+                <w:sz w:val="22"/>
+                <w:szCs w:val="22"/>
+              </w:rPr>
+            </w:pPr>
+            <w:r>
+              <w:rPr>
+                <w:rFonts w:ascii="Calibri" w:eastAsia="Times New Roman" w:hAnsi="Calibri" w:cs="Calibri"/>
+                <w:color w:val="1A1A1A"/>
+                <w:sz w:val="22"/>
+                <w:szCs w:val="22"/>
+              </w:rPr>
+              <w:t>Add pop-ups, no auto-select, confirm before saving (Employees + 8 list pages)</w:t>
+            </w:r>
+          </w:p>
+        </w:tc>
+        <w:tc>
+          <w:tcPr>
+            <w:tcW w:w="0" w:type="auto"/>
+            <w:tcBorders>
+              <w:top w:val="single" w:sz="6" w:space="0" w:color="BFBFBF"/>
+              <w:left w:val="single" w:sz="6" w:space="0" w:color="BFBFBF"/>
+              <w:bottom w:val="single" w:sz="6" w:space="0" w:color="BFBFBF"/>
+              <w:right w:val="single" w:sz="6" w:space="0" w:color="BFBFBF"/>
+            </w:tcBorders>
+            <w:tcMar>
+              <w:top w:w="60" w:type="dxa"/>
+              <w:left w:w="120" w:type="dxa"/>
+              <w:bottom w:w="60" w:type="dxa"/>
+              <w:right w:w="120" w:type="dxa"/>
+            </w:tcMar>
+            <w:hideMark/>
+          </w:tcPr>
+          <w:p>
+            <w:pPr>
+              <w:spacing w:before="120" w:after="120"/>
+              <w:rPr>
+                <w:rFonts w:ascii="Calibri" w:eastAsia="Times New Roman" w:hAnsi="Calibri" w:cs="Calibri"/>
+                <w:color w:val="1A1A1A"/>
+                <w:sz w:val="22"/>
+                <w:szCs w:val="22"/>
+              </w:rPr>
+            </w:pPr>
+            <w:r>
+              <w:rPr>
+                <w:rFonts w:ascii="Calibri" w:eastAsia="Times New Roman" w:hAnsi="Calibri" w:cs="Calibri"/>
+                <w:color w:val="1A1A1A"/>
+                <w:sz w:val="22"/>
+                <w:szCs w:val="22"/>
+              </w:rPr>
+              <w:t>86</w:t>
+            </w:r>
+          </w:p>
+        </w:tc>
+      </w:tr>
+      <w:tr>
+        <w:tc>
+          <w:tcPr>
+            <w:tcW w:w="0" w:type="auto"/>
+            <w:tcBorders>
+              <w:top w:val="single" w:sz="6" w:space="0" w:color="BFBFBF"/>
+              <w:left w:val="single" w:sz="6" w:space="0" w:color="BFBFBF"/>
+              <w:bottom w:val="single" w:sz="6" w:space="0" w:color="BFBFBF"/>
+              <w:right w:val="single" w:sz="6" w:space="0" w:color="BFBFBF"/>
+            </w:tcBorders>
+            <w:tcMar>
+              <w:top w:w="60" w:type="dxa"/>
+              <w:left w:w="120" w:type="dxa"/>
+              <w:bottom w:w="60" w:type="dxa"/>
+              <w:right w:w="120" w:type="dxa"/>
+            </w:tcMar>
+            <w:hideMark/>
+          </w:tcPr>
+          <w:p>
+            <w:pPr>
+              <w:spacing w:before="120" w:after="120"/>
+              <w:rPr>
+                <w:rFonts w:ascii="Calibri" w:eastAsia="Times New Roman" w:hAnsi="Calibri" w:cs="Calibri"/>
+                <w:color w:val="1A1A1A"/>
+                <w:sz w:val="22"/>
+                <w:szCs w:val="22"/>
+              </w:rPr>
+            </w:pPr>
+            <w:r>
+              <w:rPr>
+                <w:rFonts w:ascii="Calibri" w:eastAsia="Times New Roman" w:hAnsi="Calibri" w:cs="Calibri"/>
+                <w:color w:val="1A1A1A"/>
+                <w:sz w:val="22"/>
+                <w:szCs w:val="22"/>
+              </w:rPr>
+              <w:t>Website Admin app: sign-in, lock-out, main window</w:t>
+            </w:r>
+          </w:p>
+        </w:tc>
+        <w:tc>
+          <w:tcPr>
+            <w:tcW w:w="0" w:type="auto"/>
+            <w:tcBorders>
+              <w:top w:val="single" w:sz="6" w:space="0" w:color="BFBFBF"/>
+              <w:left w:val="single" w:sz="6" w:space="0" w:color="BFBFBF"/>
+              <w:bottom w:val="single" w:sz="6" w:space="0" w:color="BFBFBF"/>
+              <w:right w:val="single" w:sz="6" w:space="0" w:color="BFBFBF"/>
+            </w:tcBorders>
+            <w:tcMar>
+              <w:top w:w="60" w:type="dxa"/>
+              <w:left w:w="120" w:type="dxa"/>
+              <w:bottom w:w="60" w:type="dxa"/>
+              <w:right w:w="120" w:type="dxa"/>
+            </w:tcMar>
+            <w:hideMark/>
+          </w:tcPr>
+          <w:p>
+            <w:pPr>
+              <w:spacing w:before="120" w:after="120"/>
+              <w:rPr>
+                <w:rFonts w:ascii="Calibri" w:eastAsia="Times New Roman" w:hAnsi="Calibri" w:cs="Calibri"/>
+                <w:color w:val="1A1A1A"/>
+                <w:sz w:val="22"/>
+                <w:szCs w:val="22"/>
+              </w:rPr>
+            </w:pPr>
+            <w:r>
+              <w:rPr>
+                <w:rFonts w:ascii="Calibri" w:eastAsia="Times New Roman" w:hAnsi="Calibri" w:cs="Calibri"/>
+                <w:color w:val="1A1A1A"/>
+                <w:sz w:val="22"/>
+                <w:szCs w:val="22"/>
+              </w:rPr>
+              <w:t>16</w:t>
+            </w:r>
+          </w:p>
+        </w:tc>
+      </w:tr>
     </w:tbl>
     <w:p>
       <w:pPr>
@@ -9149,7 +9976,7 @@
       <w:pPr>
         <w:numPr>
           <w:ilvl w:val="0"/>
-          <w:numId w:val="8"/>
+          <w:numId w:val="9"/>
         </w:numPr>
         <w:spacing w:before="100" w:beforeAutospacing="1" w:after="100" w:afterAutospacing="1"/>
         <w:rPr>
@@ -9173,7 +10000,7 @@
       <w:pPr>
         <w:numPr>
           <w:ilvl w:val="0"/>
-          <w:numId w:val="8"/>
+          <w:numId w:val="9"/>
         </w:numPr>
         <w:spacing w:before="100" w:beforeAutospacing="1" w:after="100" w:afterAutospacing="1"/>
         <w:rPr>
@@ -9190,14 +10017,14 @@
           <w:sz w:val="22"/>
           <w:szCs w:val="22"/>
         </w:rPr>
-        <w:t>The Website Admin app (separate from the office app), the API and the website Contact form</w:t>
+        <w:t>Website Admin app: its accounts screen and the six website tabs; then the API and the website Contact form</w:t>
       </w:r>
     </w:p>
     <w:p>
       <w:pPr>
         <w:numPr>
           <w:ilvl w:val="0"/>
-          <w:numId w:val="8"/>
+          <w:numId w:val="9"/>
         </w:numPr>
         <w:spacing w:before="100" w:beforeAutospacing="1" w:after="100" w:afterAutospacing="1"/>
         <w:rPr>
@@ -9230,122 +10057,9 @@
 <file path=word/numbering.xml><?xml version="1.0" encoding="utf-8"?>
 <w:numbering xmlns:wpc="http://schemas.microsoft.com/office/word/2010/wordprocessingCanvas" xmlns:cx="http://schemas.microsoft.com/office/drawing/2014/chartex" xmlns:cx1="http://schemas.microsoft.com/office/drawing/2015/9/8/chartex" xmlns:cx2="http://schemas.microsoft.com/office/drawing/2015/10/21/chartex" xmlns:cx3="http://schemas.microsoft.com/office/drawing/2016/5/9/chartex" xmlns:cx4="http://schemas.microsoft.com/office/drawing/2016/5/10/chartex" xmlns:cx5="http://schemas.microsoft.com/office/drawing/2016/5/11/chartex" xmlns:cx6="http://schemas.microsoft.com/office/drawing/2016/5/12/chartex" xmlns:cx7="http://schemas.microsoft.com/office/drawing/2016/5/13/chartex" xmlns:cx8="http://schemas.microsoft.com/office/drawing/2016/5/14/chartex" xmlns:mc="http://schemas.openxmlformats.org/markup-compatibility/2006" xmlns:aink="http://schemas.microsoft.com/office/drawing/2016/ink" xmlns:am3d="http://schemas.microsoft.com/office/drawing/2017/model3d" xmlns:o="urn:schemas-microsoft-com:office:office" xmlns:oel="http://schemas.microsoft.com/office/2019/extlst" xmlns:r="http://schemas.openxmlformats.org/officeDocument/2006/relationships" xmlns:m="http://schemas.openxmlformats.org/officeDocument/2006/math" xmlns:v="urn:schemas-microsoft-com:vml" xmlns:wp14="http://schemas.microsoft.com/office/word/2010/wordprocessingDrawing" xmlns:wp="http://schemas.openxmlformats.org/drawingml/2006/wordprocessingDrawing" xmlns:w10="urn:schemas-microsoft-com:office:word" xmlns:w="http://schemas.openxmlformats.org/wordprocessingml/2006/main" xmlns:w14="http://schemas.microsoft.com/office/word/2010/wordml" xmlns:w15="http://schemas.microsoft.com/office/word/2012/wordml" xmlns:w16cex="http://schemas.microsoft.com/office/word/2018/wordml/cex" xmlns:w16cid="http://schemas.microsoft.com/office/word/2016/wordml/cid" xmlns:w16="http://schemas.microsoft.com/office/word/2018/wordml" xmlns:w16du="http://schemas.microsoft.com/office/word/2023/wordml/word16du" xmlns:w16sdtdh="http://schemas.microsoft.com/office/word/2020/wordml/sdtdatahash" xmlns:w16sdtfl="http://schemas.microsoft.com/office/word/2024/wordml/sdtformatlock" xmlns:w16se="http://schemas.microsoft.com/office/word/2015/wordml/symex" xmlns:wpg="http://schemas.microsoft.com/office/word/2010/wordprocessingGroup" xmlns:wpi="http://schemas.microsoft.com/office/word/2010/wordprocessingInk" xmlns:wne="http://schemas.microsoft.com/office/word/2006/wordml" xmlns:wps="http://schemas.microsoft.com/office/word/2010/wordprocessingShape" mc:Ignorable="w14 w15 w16se w16cid w16 w16cex w16sdtdh w16sdtfl w16du wp14">
   <w:abstractNum w:abstractNumId="0" w15:restartNumberingAfterBreak="0">
-    <w:nsid w:val="060B03B0"/>
+    <w:nsid w:val="0B347D39"/>
     <w:multiLevelType w:val="multilevel"/>
-    <w:tmpl w:val="58F06746"/>
-    <w:lvl w:ilvl="0">
-      <w:start w:val="1"/>
-      <w:numFmt w:val="decimal"/>
-      <w:lvlText w:val="%1."/>
-      <w:lvlJc w:val="left"/>
-      <w:pPr>
-        <w:tabs>
-          <w:tab w:val="num" w:pos="720"/>
-        </w:tabs>
-        <w:ind w:left="720" w:hanging="360"/>
-      </w:pPr>
-    </w:lvl>
-    <w:lvl w:ilvl="1" w:tentative="1">
-      <w:start w:val="1"/>
-      <w:numFmt w:val="decimal"/>
-      <w:lvlText w:val="%2."/>
-      <w:lvlJc w:val="left"/>
-      <w:pPr>
-        <w:tabs>
-          <w:tab w:val="num" w:pos="1440"/>
-        </w:tabs>
-        <w:ind w:left="1440" w:hanging="360"/>
-      </w:pPr>
-    </w:lvl>
-    <w:lvl w:ilvl="2" w:tentative="1">
-      <w:start w:val="1"/>
-      <w:numFmt w:val="decimal"/>
-      <w:lvlText w:val="%3."/>
-      <w:lvlJc w:val="left"/>
-      <w:pPr>
-        <w:tabs>
-          <w:tab w:val="num" w:pos="2160"/>
-        </w:tabs>
-        <w:ind w:left="2160" w:hanging="360"/>
-      </w:pPr>
-    </w:lvl>
-    <w:lvl w:ilvl="3" w:tentative="1">
-      <w:start w:val="1"/>
-      <w:numFmt w:val="decimal"/>
-      <w:lvlText w:val="%4."/>
-      <w:lvlJc w:val="left"/>
-      <w:pPr>
-        <w:tabs>
-          <w:tab w:val="num" w:pos="2880"/>
-        </w:tabs>
-        <w:ind w:left="2880" w:hanging="360"/>
-      </w:pPr>
-    </w:lvl>
-    <w:lvl w:ilvl="4" w:tentative="1">
-      <w:start w:val="1"/>
-      <w:numFmt w:val="decimal"/>
-      <w:lvlText w:val="%5."/>
-      <w:lvlJc w:val="left"/>
-      <w:pPr>
-        <w:tabs>
-          <w:tab w:val="num" w:pos="3600"/>
-        </w:tabs>
-        <w:ind w:left="3600" w:hanging="360"/>
-      </w:pPr>
-    </w:lvl>
-    <w:lvl w:ilvl="5" w:tentative="1">
-      <w:start w:val="1"/>
-      <w:numFmt w:val="decimal"/>
-      <w:lvlText w:val="%6."/>
-      <w:lvlJc w:val="left"/>
-      <w:pPr>
-        <w:tabs>
-          <w:tab w:val="num" w:pos="4320"/>
-        </w:tabs>
-        <w:ind w:left="4320" w:hanging="360"/>
-      </w:pPr>
-    </w:lvl>
-    <w:lvl w:ilvl="6" w:tentative="1">
-      <w:start w:val="1"/>
-      <w:numFmt w:val="decimal"/>
-      <w:lvlText w:val="%7."/>
-      <w:lvlJc w:val="left"/>
-      <w:pPr>
-        <w:tabs>
-          <w:tab w:val="num" w:pos="5040"/>
-        </w:tabs>
-        <w:ind w:left="5040" w:hanging="360"/>
-      </w:pPr>
-    </w:lvl>
-    <w:lvl w:ilvl="7" w:tentative="1">
-      <w:start w:val="1"/>
-      <w:numFmt w:val="decimal"/>
-      <w:lvlText w:val="%8."/>
-      <w:lvlJc w:val="left"/>
-      <w:pPr>
-        <w:tabs>
-          <w:tab w:val="num" w:pos="5760"/>
-        </w:tabs>
-        <w:ind w:left="5760" w:hanging="360"/>
-      </w:pPr>
-    </w:lvl>
-    <w:lvl w:ilvl="8" w:tentative="1">
-      <w:start w:val="1"/>
-      <w:numFmt w:val="decimal"/>
-      <w:lvlText w:val="%9."/>
-      <w:lvlJc w:val="left"/>
-      <w:pPr>
-        <w:tabs>
-          <w:tab w:val="num" w:pos="6480"/>
-        </w:tabs>
-        <w:ind w:left="6480" w:hanging="360"/>
-      </w:pPr>
-    </w:lvl>
-  </w:abstractNum>
-  <w:abstractNum w:abstractNumId="1" w15:restartNumberingAfterBreak="0">
-    <w:nsid w:val="146763A2"/>
-    <w:multiLevelType w:val="multilevel"/>
-    <w:tmpl w:val="1F705170"/>
+    <w:tmpl w:val="7898C758"/>
     <w:lvl w:ilvl="0">
       <w:start w:val="1"/>
       <w:numFmt w:val="bullet"/>
@@ -9491,10 +10205,10 @@
       </w:rPr>
     </w:lvl>
   </w:abstractNum>
-  <w:abstractNum w:abstractNumId="2" w15:restartNumberingAfterBreak="0">
-    <w:nsid w:val="148E3815"/>
+  <w:abstractNum w:abstractNumId="1" w15:restartNumberingAfterBreak="0">
+    <w:nsid w:val="11B2158C"/>
     <w:multiLevelType w:val="multilevel"/>
-    <w:tmpl w:val="8846541C"/>
+    <w:tmpl w:val="8FF66E5A"/>
     <w:lvl w:ilvl="0">
       <w:start w:val="1"/>
       <w:numFmt w:val="bullet"/>
@@ -9640,10 +10354,10 @@
       </w:rPr>
     </w:lvl>
   </w:abstractNum>
-  <w:abstractNum w:abstractNumId="3" w15:restartNumberingAfterBreak="0">
-    <w:nsid w:val="338A68DA"/>
+  <w:abstractNum w:abstractNumId="2" w15:restartNumberingAfterBreak="0">
+    <w:nsid w:val="368078A6"/>
     <w:multiLevelType w:val="multilevel"/>
-    <w:tmpl w:val="A74204D0"/>
+    <w:tmpl w:val="7F0C777A"/>
     <w:lvl w:ilvl="0">
       <w:start w:val="1"/>
       <w:numFmt w:val="bullet"/>
@@ -9789,10 +10503,10 @@
       </w:rPr>
     </w:lvl>
   </w:abstractNum>
-  <w:abstractNum w:abstractNumId="4" w15:restartNumberingAfterBreak="0">
-    <w:nsid w:val="35E01293"/>
+  <w:abstractNum w:abstractNumId="3" w15:restartNumberingAfterBreak="0">
+    <w:nsid w:val="415D4C45"/>
     <w:multiLevelType w:val="multilevel"/>
-    <w:tmpl w:val="9E6AB248"/>
+    <w:tmpl w:val="724AEC32"/>
     <w:lvl w:ilvl="0">
       <w:start w:val="1"/>
       <w:numFmt w:val="bullet"/>
@@ -9938,10 +10652,272 @@
       </w:rPr>
     </w:lvl>
   </w:abstractNum>
+  <w:abstractNum w:abstractNumId="4" w15:restartNumberingAfterBreak="0">
+    <w:nsid w:val="638B15A7"/>
+    <w:multiLevelType w:val="multilevel"/>
+    <w:tmpl w:val="D1A0866E"/>
+    <w:lvl w:ilvl="0">
+      <w:start w:val="1"/>
+      <w:numFmt w:val="bullet"/>
+      <w:lvlText w:val=""/>
+      <w:lvlJc w:val="left"/>
+      <w:pPr>
+        <w:tabs>
+          <w:tab w:val="num" w:pos="720"/>
+        </w:tabs>
+        <w:ind w:left="720" w:hanging="360"/>
+      </w:pPr>
+      <w:rPr>
+        <w:rFonts w:ascii="Symbol" w:hAnsi="Symbol" w:hint="default"/>
+        <w:sz w:val="20"/>
+      </w:rPr>
+    </w:lvl>
+    <w:lvl w:ilvl="1" w:tentative="1">
+      <w:start w:val="1"/>
+      <w:numFmt w:val="bullet"/>
+      <w:lvlText w:val="o"/>
+      <w:lvlJc w:val="left"/>
+      <w:pPr>
+        <w:tabs>
+          <w:tab w:val="num" w:pos="1440"/>
+        </w:tabs>
+        <w:ind w:left="1440" w:hanging="360"/>
+      </w:pPr>
+      <w:rPr>
+        <w:rFonts w:ascii="Courier New" w:hAnsi="Courier New" w:hint="default"/>
+        <w:sz w:val="20"/>
+      </w:rPr>
+    </w:lvl>
+    <w:lvl w:ilvl="2" w:tentative="1">
+      <w:start w:val="1"/>
+      <w:numFmt w:val="bullet"/>
+      <w:lvlText w:val=""/>
+      <w:lvlJc w:val="left"/>
+      <w:pPr>
+        <w:tabs>
+          <w:tab w:val="num" w:pos="2160"/>
+        </w:tabs>
+        <w:ind w:left="2160" w:hanging="360"/>
+      </w:pPr>
+      <w:rPr>
+        <w:rFonts w:ascii="Wingdings" w:hAnsi="Wingdings" w:hint="default"/>
+        <w:sz w:val="20"/>
+      </w:rPr>
+    </w:lvl>
+    <w:lvl w:ilvl="3" w:tentative="1">
+      <w:start w:val="1"/>
+      <w:numFmt w:val="bullet"/>
+      <w:lvlText w:val=""/>
+      <w:lvlJc w:val="left"/>
+      <w:pPr>
+        <w:tabs>
+          <w:tab w:val="num" w:pos="2880"/>
+        </w:tabs>
+        <w:ind w:left="2880" w:hanging="360"/>
+      </w:pPr>
+      <w:rPr>
+        <w:rFonts w:ascii="Wingdings" w:hAnsi="Wingdings" w:hint="default"/>
+        <w:sz w:val="20"/>
+      </w:rPr>
+    </w:lvl>
+    <w:lvl w:ilvl="4" w:tentative="1">
+      <w:start w:val="1"/>
+      <w:numFmt w:val="bullet"/>
+      <w:lvlText w:val=""/>
+      <w:lvlJc w:val="left"/>
+      <w:pPr>
+        <w:tabs>
+          <w:tab w:val="num" w:pos="3600"/>
+        </w:tabs>
+        <w:ind w:left="3600" w:hanging="360"/>
+      </w:pPr>
+      <w:rPr>
+        <w:rFonts w:ascii="Wingdings" w:hAnsi="Wingdings" w:hint="default"/>
+        <w:sz w:val="20"/>
+      </w:rPr>
+    </w:lvl>
+    <w:lvl w:ilvl="5" w:tentative="1">
+      <w:start w:val="1"/>
+      <w:numFmt w:val="bullet"/>
+      <w:lvlText w:val=""/>
+      <w:lvlJc w:val="left"/>
+      <w:pPr>
+        <w:tabs>
+          <w:tab w:val="num" w:pos="4320"/>
+        </w:tabs>
+        <w:ind w:left="4320" w:hanging="360"/>
+      </w:pPr>
+      <w:rPr>
+        <w:rFonts w:ascii="Wingdings" w:hAnsi="Wingdings" w:hint="default"/>
+        <w:sz w:val="20"/>
+      </w:rPr>
+    </w:lvl>
+    <w:lvl w:ilvl="6" w:tentative="1">
+      <w:start w:val="1"/>
+      <w:numFmt w:val="bullet"/>
+      <w:lvlText w:val=""/>
+      <w:lvlJc w:val="left"/>
+      <w:pPr>
+        <w:tabs>
+          <w:tab w:val="num" w:pos="5040"/>
+        </w:tabs>
+        <w:ind w:left="5040" w:hanging="360"/>
+      </w:pPr>
+      <w:rPr>
+        <w:rFonts w:ascii="Wingdings" w:hAnsi="Wingdings" w:hint="default"/>
+        <w:sz w:val="20"/>
+      </w:rPr>
+    </w:lvl>
+    <w:lvl w:ilvl="7" w:tentative="1">
+      <w:start w:val="1"/>
+      <w:numFmt w:val="bullet"/>
+      <w:lvlText w:val=""/>
+      <w:lvlJc w:val="left"/>
+      <w:pPr>
+        <w:tabs>
+          <w:tab w:val="num" w:pos="5760"/>
+        </w:tabs>
+        <w:ind w:left="5760" w:hanging="360"/>
+      </w:pPr>
+      <w:rPr>
+        <w:rFonts w:ascii="Wingdings" w:hAnsi="Wingdings" w:hint="default"/>
+        <w:sz w:val="20"/>
+      </w:rPr>
+    </w:lvl>
+    <w:lvl w:ilvl="8" w:tentative="1">
+      <w:start w:val="1"/>
+      <w:numFmt w:val="bullet"/>
+      <w:lvlText w:val=""/>
+      <w:lvlJc w:val="left"/>
+      <w:pPr>
+        <w:tabs>
+          <w:tab w:val="num" w:pos="6480"/>
+        </w:tabs>
+        <w:ind w:left="6480" w:hanging="360"/>
+      </w:pPr>
+      <w:rPr>
+        <w:rFonts w:ascii="Wingdings" w:hAnsi="Wingdings" w:hint="default"/>
+        <w:sz w:val="20"/>
+      </w:rPr>
+    </w:lvl>
+  </w:abstractNum>
   <w:abstractNum w:abstractNumId="5" w15:restartNumberingAfterBreak="0">
-    <w:nsid w:val="470A1548"/>
+    <w:nsid w:val="68251D84"/>
     <w:multiLevelType w:val="multilevel"/>
-    <w:tmpl w:val="1E5275C6"/>
+    <w:tmpl w:val="10D05C1C"/>
+    <w:lvl w:ilvl="0">
+      <w:start w:val="1"/>
+      <w:numFmt w:val="decimal"/>
+      <w:lvlText w:val="%1."/>
+      <w:lvlJc w:val="left"/>
+      <w:pPr>
+        <w:tabs>
+          <w:tab w:val="num" w:pos="720"/>
+        </w:tabs>
+        <w:ind w:left="720" w:hanging="360"/>
+      </w:pPr>
+    </w:lvl>
+    <w:lvl w:ilvl="1" w:tentative="1">
+      <w:start w:val="1"/>
+      <w:numFmt w:val="decimal"/>
+      <w:lvlText w:val="%2."/>
+      <w:lvlJc w:val="left"/>
+      <w:pPr>
+        <w:tabs>
+          <w:tab w:val="num" w:pos="1440"/>
+        </w:tabs>
+        <w:ind w:left="1440" w:hanging="360"/>
+      </w:pPr>
+    </w:lvl>
+    <w:lvl w:ilvl="2" w:tentative="1">
+      <w:start w:val="1"/>
+      <w:numFmt w:val="decimal"/>
+      <w:lvlText w:val="%3."/>
+      <w:lvlJc w:val="left"/>
+      <w:pPr>
+        <w:tabs>
+          <w:tab w:val="num" w:pos="2160"/>
+        </w:tabs>
+        <w:ind w:left="2160" w:hanging="360"/>
+      </w:pPr>
+    </w:lvl>
+    <w:lvl w:ilvl="3" w:tentative="1">
+      <w:start w:val="1"/>
+      <w:numFmt w:val="decimal"/>
+      <w:lvlText w:val="%4."/>
+      <w:lvlJc w:val="left"/>
+      <w:pPr>
+        <w:tabs>
+          <w:tab w:val="num" w:pos="2880"/>
+        </w:tabs>
+        <w:ind w:left="2880" w:hanging="360"/>
+      </w:pPr>
+    </w:lvl>
+    <w:lvl w:ilvl="4" w:tentative="1">
+      <w:start w:val="1"/>
+      <w:numFmt w:val="decimal"/>
+      <w:lvlText w:val="%5."/>
+      <w:lvlJc w:val="left"/>
+      <w:pPr>
+        <w:tabs>
+          <w:tab w:val="num" w:pos="3600"/>
+        </w:tabs>
+        <w:ind w:left="3600" w:hanging="360"/>
+      </w:pPr>
+    </w:lvl>
+    <w:lvl w:ilvl="5" w:tentative="1">
+      <w:start w:val="1"/>
+      <w:numFmt w:val="decimal"/>
+      <w:lvlText w:val="%6."/>
+      <w:lvlJc w:val="left"/>
+      <w:pPr>
+        <w:tabs>
+          <w:tab w:val="num" w:pos="4320"/>
+        </w:tabs>
+        <w:ind w:left="4320" w:hanging="360"/>
+      </w:pPr>
+    </w:lvl>
+    <w:lvl w:ilvl="6" w:tentative="1">
+      <w:start w:val="1"/>
+      <w:numFmt w:val="decimal"/>
+      <w:lvlText w:val="%7."/>
+      <w:lvlJc w:val="left"/>
+      <w:pPr>
+        <w:tabs>
+          <w:tab w:val="num" w:pos="5040"/>
+        </w:tabs>
+        <w:ind w:left="5040" w:hanging="360"/>
+      </w:pPr>
+    </w:lvl>
+    <w:lvl w:ilvl="7" w:tentative="1">
+      <w:start w:val="1"/>
+      <w:numFmt w:val="decimal"/>
+      <w:lvlText w:val="%8."/>
+      <w:lvlJc w:val="left"/>
+      <w:pPr>
+        <w:tabs>
+          <w:tab w:val="num" w:pos="5760"/>
+        </w:tabs>
+        <w:ind w:left="5760" w:hanging="360"/>
+      </w:pPr>
+    </w:lvl>
+    <w:lvl w:ilvl="8" w:tentative="1">
+      <w:start w:val="1"/>
+      <w:numFmt w:val="decimal"/>
+      <w:lvlText w:val="%9."/>
+      <w:lvlJc w:val="left"/>
+      <w:pPr>
+        <w:tabs>
+          <w:tab w:val="num" w:pos="6480"/>
+        </w:tabs>
+        <w:ind w:left="6480" w:hanging="360"/>
+      </w:pPr>
+    </w:lvl>
+  </w:abstractNum>
+  <w:abstractNum w:abstractNumId="6" w15:restartNumberingAfterBreak="0">
+    <w:nsid w:val="69651861"/>
+    <w:multiLevelType w:val="multilevel"/>
+    <w:tmpl w:val="CB368D5C"/>
     <w:lvl w:ilvl="0">
       <w:start w:val="1"/>
       <w:numFmt w:val="bullet"/>
@@ -10087,10 +11063,10 @@
       </w:rPr>
     </w:lvl>
   </w:abstractNum>
-  <w:abstractNum w:abstractNumId="6" w15:restartNumberingAfterBreak="0">
-    <w:nsid w:val="6EFD24D1"/>
+  <w:abstractNum w:abstractNumId="7" w15:restartNumberingAfterBreak="0">
+    <w:nsid w:val="70C91A5D"/>
     <w:multiLevelType w:val="multilevel"/>
-    <w:tmpl w:val="45067554"/>
+    <w:tmpl w:val="20B642F2"/>
     <w:lvl w:ilvl="0">
       <w:start w:val="1"/>
       <w:numFmt w:val="bullet"/>
@@ -10236,10 +11212,10 @@
       </w:rPr>
     </w:lvl>
   </w:abstractNum>
-  <w:abstractNum w:abstractNumId="7" w15:restartNumberingAfterBreak="0">
-    <w:nsid w:val="7B7A47AF"/>
+  <w:abstractNum w:abstractNumId="8" w15:restartNumberingAfterBreak="0">
+    <w:nsid w:val="70E13A80"/>
     <w:multiLevelType w:val="multilevel"/>
-    <w:tmpl w:val="6A62C842"/>
+    <w:tmpl w:val="0678A73A"/>
     <w:lvl w:ilvl="0">
       <w:start w:val="1"/>
       <w:numFmt w:val="bullet"/>
@@ -10385,29 +11361,32 @@
       </w:rPr>
     </w:lvl>
   </w:abstractNum>
-  <w:num w:numId="1" w16cid:durableId="744763881">
+  <w:num w:numId="1" w16cid:durableId="483352434">
+    <w:abstractNumId w:val="5"/>
+  </w:num>
+  <w:num w:numId="2" w16cid:durableId="1587614208">
+    <w:abstractNumId w:val="4"/>
+  </w:num>
+  <w:num w:numId="3" w16cid:durableId="1420247302">
+    <w:abstractNumId w:val="6"/>
+  </w:num>
+  <w:num w:numId="4" w16cid:durableId="1635060656">
+    <w:abstractNumId w:val="3"/>
+  </w:num>
+  <w:num w:numId="5" w16cid:durableId="1931691023">
+    <w:abstractNumId w:val="1"/>
+  </w:num>
+  <w:num w:numId="6" w16cid:durableId="173155836">
+    <w:abstractNumId w:val="2"/>
+  </w:num>
+  <w:num w:numId="7" w16cid:durableId="1419208584">
+    <w:abstractNumId w:val="7"/>
+  </w:num>
+  <w:num w:numId="8" w16cid:durableId="2022313045">
     <w:abstractNumId w:val="0"/>
   </w:num>
-  <w:num w:numId="2" w16cid:durableId="587815183">
-    <w:abstractNumId w:val="7"/>
-  </w:num>
-  <w:num w:numId="3" w16cid:durableId="1570270145">
-    <w:abstractNumId w:val="5"/>
-  </w:num>
-  <w:num w:numId="4" w16cid:durableId="1221788165">
-    <w:abstractNumId w:val="1"/>
-  </w:num>
-  <w:num w:numId="5" w16cid:durableId="98139362">
-    <w:abstractNumId w:val="4"/>
-  </w:num>
-  <w:num w:numId="6" w16cid:durableId="79450006">
-    <w:abstractNumId w:val="3"/>
-  </w:num>
-  <w:num w:numId="7" w16cid:durableId="1502038738">
-    <w:abstractNumId w:val="6"/>
-  </w:num>
-  <w:num w:numId="8" w16cid:durableId="569509502">
-    <w:abstractNumId w:val="2"/>
+  <w:num w:numId="9" w16cid:durableId="2106029409">
+    <w:abstractNumId w:val="8"/>
   </w:num>
 </w:numbering>
 </file>

--- a/docs/Developer Guide.docx
+++ b/docs/Developer Guide.docx
@@ -72,7 +72,7 @@
       <w:pPr>
         <w:pStyle w:val="NormalWeb"/>
         <w:shd w:val="clear" w:color="auto" w:fill="EEF2F8"/>
-        <w:divId w:val="1413820609"/>
+        <w:divId w:val="1440494241"/>
         <w:rPr>
           <w:rFonts w:ascii="Calibri" w:hAnsi="Calibri" w:cs="Calibri"/>
           <w:color w:val="404040"/>
@@ -3422,6 +3422,91 @@
           </w:p>
         </w:tc>
       </w:tr>
+      <w:tr>
+        <w:tc>
+          <w:tcPr>
+            <w:tcW w:w="0" w:type="auto"/>
+            <w:tcBorders>
+              <w:top w:val="single" w:sz="6" w:space="0" w:color="BFBFBF"/>
+              <w:left w:val="single" w:sz="6" w:space="0" w:color="BFBFBF"/>
+              <w:bottom w:val="single" w:sz="6" w:space="0" w:color="BFBFBF"/>
+              <w:right w:val="single" w:sz="6" w:space="0" w:color="BFBFBF"/>
+            </w:tcBorders>
+            <w:tcMar>
+              <w:top w:w="60" w:type="dxa"/>
+              <w:left w:w="120" w:type="dxa"/>
+              <w:bottom w:w="60" w:type="dxa"/>
+              <w:right w:w="120" w:type="dxa"/>
+            </w:tcMar>
+            <w:hideMark/>
+          </w:tcPr>
+          <w:p>
+            <w:pPr>
+              <w:spacing w:before="120" w:after="120"/>
+              <w:rPr>
+                <w:rFonts w:ascii="Calibri" w:eastAsia="Times New Roman" w:hAnsi="Calibri" w:cs="Calibri"/>
+                <w:color w:val="1A1A1A"/>
+                <w:sz w:val="22"/>
+                <w:szCs w:val="22"/>
+              </w:rPr>
+            </w:pPr>
+            <w:r>
+              <w:rPr>
+                <w:rFonts w:ascii="Calibri" w:eastAsia="Times New Roman" w:hAnsi="Calibri" w:cs="Calibri"/>
+                <w:color w:val="1A1A1A"/>
+                <w:sz w:val="22"/>
+                <w:szCs w:val="22"/>
+              </w:rPr>
+              <w:t>009</w:t>
+            </w:r>
+          </w:p>
+        </w:tc>
+        <w:tc>
+          <w:tcPr>
+            <w:tcW w:w="0" w:type="auto"/>
+            <w:tcBorders>
+              <w:top w:val="single" w:sz="6" w:space="0" w:color="BFBFBF"/>
+              <w:left w:val="single" w:sz="6" w:space="0" w:color="BFBFBF"/>
+              <w:bottom w:val="single" w:sz="6" w:space="0" w:color="BFBFBF"/>
+              <w:right w:val="single" w:sz="6" w:space="0" w:color="BFBFBF"/>
+            </w:tcBorders>
+            <w:tcMar>
+              <w:top w:w="60" w:type="dxa"/>
+              <w:left w:w="120" w:type="dxa"/>
+              <w:bottom w:w="60" w:type="dxa"/>
+              <w:right w:w="120" w:type="dxa"/>
+            </w:tcMar>
+            <w:hideMark/>
+          </w:tcPr>
+          <w:p>
+            <w:pPr>
+              <w:spacing w:before="120" w:after="120"/>
+              <w:rPr>
+                <w:rFonts w:ascii="Calibri" w:eastAsia="Times New Roman" w:hAnsi="Calibri" w:cs="Calibri"/>
+                <w:color w:val="1A1A1A"/>
+                <w:sz w:val="22"/>
+                <w:szCs w:val="22"/>
+              </w:rPr>
+            </w:pPr>
+            <w:r>
+              <w:rPr>
+                <w:rStyle w:val="HTMLCode"/>
+                <w:color w:val="1A1A1A"/>
+              </w:rPr>
+              <w:t>website_accounts.is_main</w:t>
+            </w:r>
+            <w:r>
+              <w:rPr>
+                <w:rFonts w:ascii="Calibri" w:eastAsia="Times New Roman" w:hAnsi="Calibri" w:cs="Calibri"/>
+                <w:color w:val="1A1A1A"/>
+                <w:sz w:val="22"/>
+                <w:szCs w:val="22"/>
+              </w:rPr>
+              <w:t>: main accounts manage the other Website Admin accounts</w:t>
+            </w:r>
+          </w:p>
+        </w:tc>
+      </w:tr>
     </w:tbl>
     <w:p>
       <w:pPr>
@@ -3679,7 +3764,16 @@
           <w:szCs w:val="19"/>
           <w:shd w:val="clear" w:color="auto" w:fill="F2F2F2"/>
         </w:rPr>
-        <w:t>VALUES ('YourUsername', crypt('YourPassword', gen_salt('bf', 11)), 'Your Full Name', 'Admin');</w:t>
+        <w:t>VALUES ('YourUsername', crypt('YourPassword', gen_salt('bf', 11)), '</w:t>
+      </w:r>
+      <w:r>
+        <w:rPr>
+          <w:color w:val="1A1A1A"/>
+          <w:sz w:val="19"/>
+          <w:szCs w:val="19"/>
+          <w:shd w:val="clear" w:color="auto" w:fill="F2F2F2"/>
+        </w:rPr>
+        <w:t>Your Full Name', 'Admin');</w:t>
       </w:r>
     </w:p>
     <w:p>
@@ -8806,7 +8900,7 @@
           <w:szCs w:val="19"/>
           <w:shd w:val="clear" w:color="auto" w:fill="F2F2F2"/>
         </w:rPr>
-        <w:t>INSERT INTO website_accounts (username, password_hash, full_name)</w:t>
+        <w:t>INSERT INTO website_accounts (username, password_hash, full_name, is_main)</w:t>
       </w:r>
     </w:p>
     <w:p>
@@ -8826,7 +8920,7 @@
           <w:szCs w:val="19"/>
           <w:shd w:val="clear" w:color="auto" w:fill="F2F2F2"/>
         </w:rPr>
-        <w:t>VALUES ('YourUsername', crypt('YourPassword', gen_salt('bf', 11)), 'Your Full Name');</w:t>
+        <w:t>VALUES ('YourUsername', crypt('YourPassword', gen_salt('bf', 11)), 'Your Full Name', TRUE);</w:t>
       </w:r>
     </w:p>
     <w:p>
@@ -8841,12 +8935,272 @@
       </w:pPr>
       <w:r>
         <w:rPr>
-          <w:rFonts w:ascii="Calibri" w:hAnsi="Calibri" w:cs="Calibri"/>
-          <w:color w:val="1A1A1A"/>
-          <w:sz w:val="22"/>
-          <w:szCs w:val="22"/>
-        </w:rPr>
-        <w:t>Managing more website accounts (add, unlock, turn off, set password) will be a screen inside the Website Admin app.</w:t>
+          <w:rStyle w:val="HTMLCode"/>
+          <w:color w:val="1A1A1A"/>
+        </w:rPr>
+        <w:t>TRUE</w:t>
+      </w:r>
+      <w:r>
+        <w:rPr>
+          <w:rFonts w:ascii="Calibri" w:hAnsi="Calibri" w:cs="Calibri"/>
+          <w:color w:val="1A1A1A"/>
+          <w:sz w:val="22"/>
+          <w:szCs w:val="22"/>
+        </w:rPr>
+        <w:t xml:space="preserve"> makes it a </w:t>
+      </w:r>
+      <w:r>
+        <w:rPr>
+          <w:rStyle w:val="Strong"/>
+          <w:rFonts w:ascii="Calibri" w:hAnsi="Calibri" w:cs="Calibri"/>
+          <w:color w:val="1A1A1A"/>
+          <w:sz w:val="22"/>
+          <w:szCs w:val="22"/>
+        </w:rPr>
+        <w:t>main</w:t>
+      </w:r>
+      <w:r>
+        <w:rPr>
+          <w:rFonts w:ascii="Calibri" w:hAnsi="Calibri" w:cs="Calibri"/>
+          <w:color w:val="1A1A1A"/>
+          <w:sz w:val="22"/>
+          <w:szCs w:val="22"/>
+        </w:rPr>
+        <w:t xml:space="preserve"> </w:t>
+      </w:r>
+      <w:r>
+        <w:rPr>
+          <w:rFonts w:ascii="Calibri" w:hAnsi="Calibri" w:cs="Calibri"/>
+          <w:color w:val="1A1A1A"/>
+          <w:sz w:val="22"/>
+          <w:szCs w:val="22"/>
+        </w:rPr>
+        <w:t>account. (If an account was added before script 009, the oldest one became main automatically.)</w:t>
+      </w:r>
+    </w:p>
+    <w:p>
+      <w:pPr>
+        <w:pStyle w:val="Heading2"/>
+        <w:rPr>
+          <w:rFonts w:ascii="Calibri" w:eastAsia="Times New Roman" w:hAnsi="Calibri" w:cs="Calibri"/>
+        </w:rPr>
+      </w:pPr>
+      <w:r>
+        <w:rPr>
+          <w:rFonts w:ascii="Calibri" w:eastAsia="Times New Roman" w:hAnsi="Calibri" w:cs="Calibri"/>
+        </w:rPr>
+        <w:t>10.3 Website Admin accounts</w:t>
+      </w:r>
+    </w:p>
+    <w:p>
+      <w:pPr>
+        <w:pStyle w:val="NormalWeb"/>
+        <w:rPr>
+          <w:rFonts w:ascii="Calibri" w:hAnsi="Calibri" w:cs="Calibri"/>
+          <w:color w:val="1A1A1A"/>
+          <w:sz w:val="22"/>
+          <w:szCs w:val="22"/>
+        </w:rPr>
+      </w:pPr>
+      <w:r>
+        <w:rPr>
+          <w:rFonts w:ascii="Calibri" w:hAnsi="Calibri" w:cs="Calibri"/>
+          <w:color w:val="1A1A1A"/>
+          <w:sz w:val="22"/>
+          <w:szCs w:val="22"/>
+        </w:rPr>
+        <w:t xml:space="preserve">Only </w:t>
+      </w:r>
+      <w:r>
+        <w:rPr>
+          <w:rStyle w:val="Strong"/>
+          <w:rFonts w:ascii="Calibri" w:hAnsi="Calibri" w:cs="Calibri"/>
+          <w:color w:val="1A1A1A"/>
+          <w:sz w:val="22"/>
+          <w:szCs w:val="22"/>
+        </w:rPr>
+        <w:t>main</w:t>
+      </w:r>
+      <w:r>
+        <w:rPr>
+          <w:rFonts w:ascii="Calibri" w:hAnsi="Calibri" w:cs="Calibri"/>
+          <w:color w:val="1A1A1A"/>
+          <w:sz w:val="22"/>
+          <w:szCs w:val="22"/>
+        </w:rPr>
+        <w:t xml:space="preserve"> accounts manage the others (owner decision, 30 Oct 2026), in the </w:t>
+      </w:r>
+      <w:r>
+        <w:rPr>
+          <w:rStyle w:val="Strong"/>
+          <w:rFonts w:ascii="Calibri" w:hAnsi="Calibri" w:cs="Calibri"/>
+          <w:color w:val="1A1A1A"/>
+          <w:sz w:val="22"/>
+          <w:szCs w:val="22"/>
+        </w:rPr>
+        <w:t>Accounts</w:t>
+      </w:r>
+      <w:r>
+        <w:rPr>
+          <w:rFonts w:ascii="Calibri" w:hAnsi="Calibri" w:cs="Calibri"/>
+          <w:color w:val="1A1A1A"/>
+          <w:sz w:val="22"/>
+          <w:szCs w:val="22"/>
+        </w:rPr>
+        <w:t xml:space="preserve"> tab, which only main accounts see. </w:t>
+      </w:r>
+      <w:r>
+        <w:rPr>
+          <w:rStyle w:val="HTMLCode"/>
+          <w:color w:val="1A1A1A"/>
+        </w:rPr>
+        <w:t>Services/WebsiteAccounts</w:t>
+      </w:r>
+      <w:r>
+        <w:rPr>
+          <w:rFonts w:ascii="Calibri" w:hAnsi="Calibri" w:cs="Calibri"/>
+          <w:color w:val="1A1A1A"/>
+          <w:sz w:val="22"/>
+          <w:szCs w:val="22"/>
+        </w:rPr>
+        <w:t xml:space="preserve"> re-checks on every action that the signed-in account is an active main account.</w:t>
+      </w:r>
+    </w:p>
+    <w:p>
+      <w:pPr>
+        <w:numPr>
+          <w:ilvl w:val="0"/>
+          <w:numId w:val="9"/>
+        </w:numPr>
+        <w:spacing w:before="100" w:beforeAutospacing="1" w:after="100" w:afterAutospacing="1"/>
+        <w:rPr>
+          <w:rFonts w:ascii="Calibri" w:eastAsia="Times New Roman" w:hAnsi="Calibri" w:cs="Calibri"/>
+          <w:color w:val="1A1A1A"/>
+          <w:sz w:val="22"/>
+          <w:szCs w:val="22"/>
+        </w:rPr>
+      </w:pPr>
+      <w:r>
+        <w:rPr>
+          <w:rFonts w:ascii="Calibri" w:eastAsia="Times New Roman" w:hAnsi="Calibri" w:cs="Calibri"/>
+          <w:color w:val="1A1A1A"/>
+          <w:sz w:val="22"/>
+          <w:szCs w:val="22"/>
+        </w:rPr>
+        <w:t>Create Account (pop-up, same pattern as the office app), change name / username / main, Set New Password (also unlocks), Unlock, Disable, Enable.</w:t>
+      </w:r>
+    </w:p>
+    <w:p>
+      <w:pPr>
+        <w:numPr>
+          <w:ilvl w:val="0"/>
+          <w:numId w:val="9"/>
+        </w:numPr>
+        <w:spacing w:before="100" w:beforeAutospacing="1" w:after="100" w:afterAutospacing="1"/>
+        <w:rPr>
+          <w:rFonts w:ascii="Calibri" w:eastAsia="Times New Roman" w:hAnsi="Calibri" w:cs="Calibri"/>
+          <w:color w:val="1A1A1A"/>
+          <w:sz w:val="22"/>
+          <w:szCs w:val="22"/>
+        </w:rPr>
+      </w:pPr>
+      <w:r>
+        <w:rPr>
+          <w:rFonts w:ascii="Calibri" w:eastAsia="Times New Roman" w:hAnsi="Calibri" w:cs="Calibri"/>
+          <w:color w:val="1A1A1A"/>
+          <w:sz w:val="22"/>
+          <w:szCs w:val="22"/>
+        </w:rPr>
+        <w:t>You can'</w:t>
+      </w:r>
+      <w:r>
+        <w:rPr>
+          <w:rFonts w:ascii="Calibri" w:eastAsia="Times New Roman" w:hAnsi="Calibri" w:cs="Calibri"/>
+          <w:color w:val="1A1A1A"/>
+          <w:sz w:val="22"/>
+          <w:szCs w:val="22"/>
+        </w:rPr>
+        <w:t>t turn off your own account or remove your own main status; the last active main account is protected.</w:t>
+      </w:r>
+    </w:p>
+    <w:p>
+      <w:pPr>
+        <w:numPr>
+          <w:ilvl w:val="0"/>
+          <w:numId w:val="9"/>
+        </w:numPr>
+        <w:spacing w:before="100" w:beforeAutospacing="1" w:after="100" w:afterAutospacing="1"/>
+        <w:rPr>
+          <w:rFonts w:ascii="Calibri" w:eastAsia="Times New Roman" w:hAnsi="Calibri" w:cs="Calibri"/>
+          <w:color w:val="1A1A1A"/>
+          <w:sz w:val="22"/>
+          <w:szCs w:val="22"/>
+        </w:rPr>
+      </w:pPr>
+      <w:r>
+        <w:rPr>
+          <w:rFonts w:ascii="Calibri" w:eastAsia="Times New Roman" w:hAnsi="Calibri" w:cs="Calibri"/>
+          <w:color w:val="1A1A1A"/>
+          <w:sz w:val="22"/>
+          <w:szCs w:val="22"/>
+        </w:rPr>
+        <w:t xml:space="preserve">Password and username rules live in one place, </w:t>
+      </w:r>
+      <w:r>
+        <w:rPr>
+          <w:rStyle w:val="HTMLCode"/>
+          <w:color w:val="1A1A1A"/>
+        </w:rPr>
+        <w:t>Company.Shared/AccountRules</w:t>
+      </w:r>
+      <w:r>
+        <w:rPr>
+          <w:rFonts w:ascii="Calibri" w:eastAsia="Times New Roman" w:hAnsi="Calibri" w:cs="Calibri"/>
+          <w:color w:val="1A1A1A"/>
+          <w:sz w:val="22"/>
+          <w:szCs w:val="22"/>
+        </w:rPr>
+        <w:t>, used by both apps.</w:t>
+      </w:r>
+    </w:p>
+    <w:p>
+      <w:pPr>
+        <w:numPr>
+          <w:ilvl w:val="0"/>
+          <w:numId w:val="9"/>
+        </w:numPr>
+        <w:spacing w:before="100" w:beforeAutospacing="1" w:after="100" w:afterAutospacing="1"/>
+        <w:rPr>
+          <w:rFonts w:ascii="Calibri" w:eastAsia="Times New Roman" w:hAnsi="Calibri" w:cs="Calibri"/>
+          <w:color w:val="1A1A1A"/>
+          <w:sz w:val="22"/>
+          <w:szCs w:val="22"/>
+        </w:rPr>
+      </w:pPr>
+      <w:r>
+        <w:rPr>
+          <w:rFonts w:ascii="Calibri" w:eastAsia="Times New Roman" w:hAnsi="Calibri" w:cs="Calibri"/>
+          <w:color w:val="1A1A1A"/>
+          <w:sz w:val="22"/>
+          <w:szCs w:val="22"/>
+        </w:rPr>
+        <w:t xml:space="preserve">Password changes and unlocks are written to </w:t>
+      </w:r>
+      <w:r>
+        <w:rPr>
+          <w:rStyle w:val="HTMLCode"/>
+          <w:color w:val="1A1A1A"/>
+        </w:rPr>
+        <w:t>website_login_logs</w:t>
+      </w:r>
+      <w:r>
+        <w:rPr>
+          <w:rFonts w:ascii="Calibri" w:eastAsia="Times New Roman" w:hAnsi="Calibri" w:cs="Calibri"/>
+          <w:color w:val="1A1A1A"/>
+          <w:sz w:val="22"/>
+          <w:szCs w:val="22"/>
+        </w:rPr>
+        <w:t xml:space="preserve"> with who did it.</w:t>
       </w:r>
     </w:p>
     <w:p>
@@ -8973,7 +9327,7 @@
         <w:tblLook w:val="04A0" w:firstRow="1" w:lastRow="0" w:firstColumn="1" w:lastColumn="0" w:noHBand="0" w:noVBand="1"/>
       </w:tblPr>
       <w:tblGrid>
-        <w:gridCol w:w="7174"/>
+        <w:gridCol w:w="7178"/>
         <w:gridCol w:w="1552"/>
       </w:tblGrid>
       <w:tr>
@@ -9927,6 +10281,84 @@
           </w:p>
         </w:tc>
       </w:tr>
+      <w:tr>
+        <w:tc>
+          <w:tcPr>
+            <w:tcW w:w="0" w:type="auto"/>
+            <w:tcBorders>
+              <w:top w:val="single" w:sz="6" w:space="0" w:color="BFBFBF"/>
+              <w:left w:val="single" w:sz="6" w:space="0" w:color="BFBFBF"/>
+              <w:bottom w:val="single" w:sz="6" w:space="0" w:color="BFBFBF"/>
+              <w:right w:val="single" w:sz="6" w:space="0" w:color="BFBFBF"/>
+            </w:tcBorders>
+            <w:tcMar>
+              <w:top w:w="60" w:type="dxa"/>
+              <w:left w:w="120" w:type="dxa"/>
+              <w:bottom w:w="60" w:type="dxa"/>
+              <w:right w:w="120" w:type="dxa"/>
+            </w:tcMar>
+            <w:hideMark/>
+          </w:tcPr>
+          <w:p>
+            <w:pPr>
+              <w:spacing w:before="120" w:after="120"/>
+              <w:rPr>
+                <w:rFonts w:ascii="Calibri" w:eastAsia="Times New Roman" w:hAnsi="Calibri" w:cs="Calibri"/>
+                <w:color w:val="1A1A1A"/>
+                <w:sz w:val="22"/>
+                <w:szCs w:val="22"/>
+              </w:rPr>
+            </w:pPr>
+            <w:r>
+              <w:rPr>
+                <w:rFonts w:ascii="Calibri" w:eastAsia="Times New Roman" w:hAnsi="Calibri" w:cs="Calibri"/>
+                <w:color w:val="1A1A1A"/>
+                <w:sz w:val="22"/>
+                <w:szCs w:val="22"/>
+              </w:rPr>
+              <w:t>Website Admin accounts (main only, pop-up, confirm, lock/unlock, password)</w:t>
+            </w:r>
+          </w:p>
+        </w:tc>
+        <w:tc>
+          <w:tcPr>
+            <w:tcW w:w="0" w:type="auto"/>
+            <w:tcBorders>
+              <w:top w:val="single" w:sz="6" w:space="0" w:color="BFBFBF"/>
+              <w:left w:val="single" w:sz="6" w:space="0" w:color="BFBFBF"/>
+              <w:bottom w:val="single" w:sz="6" w:space="0" w:color="BFBFBF"/>
+              <w:right w:val="single" w:sz="6" w:space="0" w:color="BFBFBF"/>
+            </w:tcBorders>
+            <w:tcMar>
+              <w:top w:w="60" w:type="dxa"/>
+              <w:left w:w="120" w:type="dxa"/>
+              <w:bottom w:w="60" w:type="dxa"/>
+              <w:right w:w="120" w:type="dxa"/>
+            </w:tcMar>
+            <w:hideMark/>
+          </w:tcPr>
+          <w:p>
+            <w:pPr>
+              <w:spacing w:before="120" w:after="120"/>
+              <w:rPr>
+                <w:rFonts w:ascii="Calibri" w:eastAsia="Times New Roman" w:hAnsi="Calibri" w:cs="Calibri"/>
+                <w:color w:val="1A1A1A"/>
+                <w:sz w:val="22"/>
+                <w:szCs w:val="22"/>
+              </w:rPr>
+            </w:pPr>
+            <w:r>
+              <w:rPr>
+                <w:rFonts w:ascii="Calibri" w:eastAsia="Times New Roman" w:hAnsi="Calibri" w:cs="Calibri"/>
+                <w:color w:val="1A1A1A"/>
+                <w:sz w:val="22"/>
+                <w:szCs w:val="22"/>
+              </w:rPr>
+              <w:t>22</w:t>
+            </w:r>
+          </w:p>
+        </w:tc>
+      </w:tr>
     </w:tbl>
     <w:p>
       <w:pPr>
@@ -9976,7 +10408,7 @@
       <w:pPr>
         <w:numPr>
           <w:ilvl w:val="0"/>
-          <w:numId w:val="9"/>
+          <w:numId w:val="10"/>
         </w:numPr>
         <w:spacing w:before="100" w:beforeAutospacing="1" w:after="100" w:afterAutospacing="1"/>
         <w:rPr>
@@ -9993,14 +10425,23 @@
           <w:sz w:val="22"/>
           <w:szCs w:val="22"/>
         </w:rPr>
-        <w:t>HR &amp; Payroll: Attendance, Payroll, Cash Advances</w:t>
+        <w:t xml:space="preserve">HR &amp; </w:t>
+      </w:r>
+      <w:r>
+        <w:rPr>
+          <w:rFonts w:ascii="Calibri" w:eastAsia="Times New Roman" w:hAnsi="Calibri" w:cs="Calibri"/>
+          <w:color w:val="1A1A1A"/>
+          <w:sz w:val="22"/>
+          <w:szCs w:val="22"/>
+        </w:rPr>
+        <w:t>Payroll: Attendance, Payroll, Cash Advances</w:t>
       </w:r>
     </w:p>
     <w:p>
       <w:pPr>
         <w:numPr>
           <w:ilvl w:val="0"/>
-          <w:numId w:val="9"/>
+          <w:numId w:val="10"/>
         </w:numPr>
         <w:spacing w:before="100" w:beforeAutospacing="1" w:after="100" w:afterAutospacing="1"/>
         <w:rPr>
@@ -10017,14 +10458,14 @@
           <w:sz w:val="22"/>
           <w:szCs w:val="22"/>
         </w:rPr>
-        <w:t>Website Admin app: its accounts screen and the six website tabs; then the API and the website Contact form</w:t>
+        <w:t>Website Admin app: the six website tabs; then the API and the website Contact form</w:t>
       </w:r>
     </w:p>
     <w:p>
       <w:pPr>
         <w:numPr>
           <w:ilvl w:val="0"/>
-          <w:numId w:val="9"/>
+          <w:numId w:val="10"/>
         </w:numPr>
         <w:spacing w:before="100" w:beforeAutospacing="1" w:after="100" w:afterAutospacing="1"/>
         <w:rPr>
@@ -10057,9 +10498,9 @@
 <file path=word/numbering.xml><?xml version="1.0" encoding="utf-8"?>
 <w:numbering xmlns:wpc="http://schemas.microsoft.com/office/word/2010/wordprocessingCanvas" xmlns:cx="http://schemas.microsoft.com/office/drawing/2014/chartex" xmlns:cx1="http://schemas.microsoft.com/office/drawing/2015/9/8/chartex" xmlns:cx2="http://schemas.microsoft.com/office/drawing/2015/10/21/chartex" xmlns:cx3="http://schemas.microsoft.com/office/drawing/2016/5/9/chartex" xmlns:cx4="http://schemas.microsoft.com/office/drawing/2016/5/10/chartex" xmlns:cx5="http://schemas.microsoft.com/office/drawing/2016/5/11/chartex" xmlns:cx6="http://schemas.microsoft.com/office/drawing/2016/5/12/chartex" xmlns:cx7="http://schemas.microsoft.com/office/drawing/2016/5/13/chartex" xmlns:cx8="http://schemas.microsoft.com/office/drawing/2016/5/14/chartex" xmlns:mc="http://schemas.openxmlformats.org/markup-compatibility/2006" xmlns:aink="http://schemas.microsoft.com/office/drawing/2016/ink" xmlns:am3d="http://schemas.microsoft.com/office/drawing/2017/model3d" xmlns:o="urn:schemas-microsoft-com:office:office" xmlns:oel="http://schemas.microsoft.com/office/2019/extlst" xmlns:r="http://schemas.openxmlformats.org/officeDocument/2006/relationships" xmlns:m="http://schemas.openxmlformats.org/officeDocument/2006/math" xmlns:v="urn:schemas-microsoft-com:vml" xmlns:wp14="http://schemas.microsoft.com/office/word/2010/wordprocessingDrawing" xmlns:wp="http://schemas.openxmlformats.org/drawingml/2006/wordprocessingDrawing" xmlns:w10="urn:schemas-microsoft-com:office:word" xmlns:w="http://schemas.openxmlformats.org/wordprocessingml/2006/main" xmlns:w14="http://schemas.microsoft.com/office/word/2010/wordml" xmlns:w15="http://schemas.microsoft.com/office/word/2012/wordml" xmlns:w16cex="http://schemas.microsoft.com/office/word/2018/wordml/cex" xmlns:w16cid="http://schemas.microsoft.com/office/word/2016/wordml/cid" xmlns:w16="http://schemas.microsoft.com/office/word/2018/wordml" xmlns:w16du="http://schemas.microsoft.com/office/word/2023/wordml/word16du" xmlns:w16sdtdh="http://schemas.microsoft.com/office/word/2020/wordml/sdtdatahash" xmlns:w16sdtfl="http://schemas.microsoft.com/office/word/2024/wordml/sdtformatlock" xmlns:w16se="http://schemas.microsoft.com/office/word/2015/wordml/symex" xmlns:wpg="http://schemas.microsoft.com/office/word/2010/wordprocessingGroup" xmlns:wpi="http://schemas.microsoft.com/office/word/2010/wordprocessingInk" xmlns:wne="http://schemas.microsoft.com/office/word/2006/wordml" xmlns:wps="http://schemas.microsoft.com/office/word/2010/wordprocessingShape" mc:Ignorable="w14 w15 w16se w16cid w16 w16cex w16sdtdh w16sdtfl w16du wp14">
   <w:abstractNum w:abstractNumId="0" w15:restartNumberingAfterBreak="0">
-    <w:nsid w:val="0B347D39"/>
+    <w:nsid w:val="006D0F64"/>
     <w:multiLevelType w:val="multilevel"/>
-    <w:tmpl w:val="7898C758"/>
+    <w:tmpl w:val="5300A092"/>
     <w:lvl w:ilvl="0">
       <w:start w:val="1"/>
       <w:numFmt w:val="bullet"/>
@@ -10206,9 +10647,9 @@
     </w:lvl>
   </w:abstractNum>
   <w:abstractNum w:abstractNumId="1" w15:restartNumberingAfterBreak="0">
-    <w:nsid w:val="11B2158C"/>
+    <w:nsid w:val="1B013C99"/>
     <w:multiLevelType w:val="multilevel"/>
-    <w:tmpl w:val="8FF66E5A"/>
+    <w:tmpl w:val="075CB1E2"/>
     <w:lvl w:ilvl="0">
       <w:start w:val="1"/>
       <w:numFmt w:val="bullet"/>
@@ -10355,9 +10796,9 @@
     </w:lvl>
   </w:abstractNum>
   <w:abstractNum w:abstractNumId="2" w15:restartNumberingAfterBreak="0">
-    <w:nsid w:val="368078A6"/>
+    <w:nsid w:val="20CC6110"/>
     <w:multiLevelType w:val="multilevel"/>
-    <w:tmpl w:val="7F0C777A"/>
+    <w:tmpl w:val="C7045B9C"/>
     <w:lvl w:ilvl="0">
       <w:start w:val="1"/>
       <w:numFmt w:val="bullet"/>
@@ -10504,9 +10945,9 @@
     </w:lvl>
   </w:abstractNum>
   <w:abstractNum w:abstractNumId="3" w15:restartNumberingAfterBreak="0">
-    <w:nsid w:val="415D4C45"/>
+    <w:nsid w:val="21143432"/>
     <w:multiLevelType w:val="multilevel"/>
-    <w:tmpl w:val="724AEC32"/>
+    <w:tmpl w:val="1E40E51C"/>
     <w:lvl w:ilvl="0">
       <w:start w:val="1"/>
       <w:numFmt w:val="bullet"/>
@@ -10653,9 +11094,9 @@
     </w:lvl>
   </w:abstractNum>
   <w:abstractNum w:abstractNumId="4" w15:restartNumberingAfterBreak="0">
-    <w:nsid w:val="638B15A7"/>
+    <w:nsid w:val="26874480"/>
     <w:multiLevelType w:val="multilevel"/>
-    <w:tmpl w:val="D1A0866E"/>
+    <w:tmpl w:val="6C9E7220"/>
     <w:lvl w:ilvl="0">
       <w:start w:val="1"/>
       <w:numFmt w:val="bullet"/>
@@ -10802,122 +11243,9 @@
     </w:lvl>
   </w:abstractNum>
   <w:abstractNum w:abstractNumId="5" w15:restartNumberingAfterBreak="0">
-    <w:nsid w:val="68251D84"/>
+    <w:nsid w:val="2C974B21"/>
     <w:multiLevelType w:val="multilevel"/>
-    <w:tmpl w:val="10D05C1C"/>
-    <w:lvl w:ilvl="0">
-      <w:start w:val="1"/>
-      <w:numFmt w:val="decimal"/>
-      <w:lvlText w:val="%1."/>
-      <w:lvlJc w:val="left"/>
-      <w:pPr>
-        <w:tabs>
-          <w:tab w:val="num" w:pos="720"/>
-        </w:tabs>
-        <w:ind w:left="720" w:hanging="360"/>
-      </w:pPr>
-    </w:lvl>
-    <w:lvl w:ilvl="1" w:tentative="1">
-      <w:start w:val="1"/>
-      <w:numFmt w:val="decimal"/>
-      <w:lvlText w:val="%2."/>
-      <w:lvlJc w:val="left"/>
-      <w:pPr>
-        <w:tabs>
-          <w:tab w:val="num" w:pos="1440"/>
-        </w:tabs>
-        <w:ind w:left="1440" w:hanging="360"/>
-      </w:pPr>
-    </w:lvl>
-    <w:lvl w:ilvl="2" w:tentative="1">
-      <w:start w:val="1"/>
-      <w:numFmt w:val="decimal"/>
-      <w:lvlText w:val="%3."/>
-      <w:lvlJc w:val="left"/>
-      <w:pPr>
-        <w:tabs>
-          <w:tab w:val="num" w:pos="2160"/>
-        </w:tabs>
-        <w:ind w:left="2160" w:hanging="360"/>
-      </w:pPr>
-    </w:lvl>
-    <w:lvl w:ilvl="3" w:tentative="1">
-      <w:start w:val="1"/>
-      <w:numFmt w:val="decimal"/>
-      <w:lvlText w:val="%4."/>
-      <w:lvlJc w:val="left"/>
-      <w:pPr>
-        <w:tabs>
-          <w:tab w:val="num" w:pos="2880"/>
-        </w:tabs>
-        <w:ind w:left="2880" w:hanging="360"/>
-      </w:pPr>
-    </w:lvl>
-    <w:lvl w:ilvl="4" w:tentative="1">
-      <w:start w:val="1"/>
-      <w:numFmt w:val="decimal"/>
-      <w:lvlText w:val="%5."/>
-      <w:lvlJc w:val="left"/>
-      <w:pPr>
-        <w:tabs>
-          <w:tab w:val="num" w:pos="3600"/>
-        </w:tabs>
-        <w:ind w:left="3600" w:hanging="360"/>
-      </w:pPr>
-    </w:lvl>
-    <w:lvl w:ilvl="5" w:tentative="1">
-      <w:start w:val="1"/>
-      <w:numFmt w:val="decimal"/>
-      <w:lvlText w:val="%6."/>
-      <w:lvlJc w:val="left"/>
-      <w:pPr>
-        <w:tabs>
-          <w:tab w:val="num" w:pos="4320"/>
-        </w:tabs>
-        <w:ind w:left="4320" w:hanging="360"/>
-      </w:pPr>
-    </w:lvl>
-    <w:lvl w:ilvl="6" w:tentative="1">
-      <w:start w:val="1"/>
-      <w:numFmt w:val="decimal"/>
-      <w:lvlText w:val="%7."/>
-      <w:lvlJc w:val="left"/>
-      <w:pPr>
-        <w:tabs>
-          <w:tab w:val="num" w:pos="5040"/>
-        </w:tabs>
-        <w:ind w:left="5040" w:hanging="360"/>
-      </w:pPr>
-    </w:lvl>
-    <w:lvl w:ilvl="7" w:tentative="1">
-      <w:start w:val="1"/>
-      <w:numFmt w:val="decimal"/>
-      <w:lvlText w:val="%8."/>
-      <w:lvlJc w:val="left"/>
-      <w:pPr>
-        <w:tabs>
-          <w:tab w:val="num" w:pos="5760"/>
-        </w:tabs>
-        <w:ind w:left="5760" w:hanging="360"/>
-      </w:pPr>
-    </w:lvl>
-    <w:lvl w:ilvl="8" w:tentative="1">
-      <w:start w:val="1"/>
-      <w:numFmt w:val="decimal"/>
-      <w:lvlText w:val="%9."/>
-      <w:lvlJc w:val="left"/>
-      <w:pPr>
-        <w:tabs>
-          <w:tab w:val="num" w:pos="6480"/>
-        </w:tabs>
-        <w:ind w:left="6480" w:hanging="360"/>
-      </w:pPr>
-    </w:lvl>
-  </w:abstractNum>
-  <w:abstractNum w:abstractNumId="6" w15:restartNumberingAfterBreak="0">
-    <w:nsid w:val="69651861"/>
-    <w:multiLevelType w:val="multilevel"/>
-    <w:tmpl w:val="CB368D5C"/>
+    <w:tmpl w:val="CAEC36BE"/>
     <w:lvl w:ilvl="0">
       <w:start w:val="1"/>
       <w:numFmt w:val="bullet"/>
@@ -11063,10 +11391,123 @@
       </w:rPr>
     </w:lvl>
   </w:abstractNum>
+  <w:abstractNum w:abstractNumId="6" w15:restartNumberingAfterBreak="0">
+    <w:nsid w:val="3E6C79FF"/>
+    <w:multiLevelType w:val="multilevel"/>
+    <w:tmpl w:val="FAAAFCB2"/>
+    <w:lvl w:ilvl="0">
+      <w:start w:val="1"/>
+      <w:numFmt w:val="decimal"/>
+      <w:lvlText w:val="%1."/>
+      <w:lvlJc w:val="left"/>
+      <w:pPr>
+        <w:tabs>
+          <w:tab w:val="num" w:pos="720"/>
+        </w:tabs>
+        <w:ind w:left="720" w:hanging="360"/>
+      </w:pPr>
+    </w:lvl>
+    <w:lvl w:ilvl="1" w:tentative="1">
+      <w:start w:val="1"/>
+      <w:numFmt w:val="decimal"/>
+      <w:lvlText w:val="%2."/>
+      <w:lvlJc w:val="left"/>
+      <w:pPr>
+        <w:tabs>
+          <w:tab w:val="num" w:pos="1440"/>
+        </w:tabs>
+        <w:ind w:left="1440" w:hanging="360"/>
+      </w:pPr>
+    </w:lvl>
+    <w:lvl w:ilvl="2" w:tentative="1">
+      <w:start w:val="1"/>
+      <w:numFmt w:val="decimal"/>
+      <w:lvlText w:val="%3."/>
+      <w:lvlJc w:val="left"/>
+      <w:pPr>
+        <w:tabs>
+          <w:tab w:val="num" w:pos="2160"/>
+        </w:tabs>
+        <w:ind w:left="2160" w:hanging="360"/>
+      </w:pPr>
+    </w:lvl>
+    <w:lvl w:ilvl="3" w:tentative="1">
+      <w:start w:val="1"/>
+      <w:numFmt w:val="decimal"/>
+      <w:lvlText w:val="%4."/>
+      <w:lvlJc w:val="left"/>
+      <w:pPr>
+        <w:tabs>
+          <w:tab w:val="num" w:pos="2880"/>
+        </w:tabs>
+        <w:ind w:left="2880" w:hanging="360"/>
+      </w:pPr>
+    </w:lvl>
+    <w:lvl w:ilvl="4" w:tentative="1">
+      <w:start w:val="1"/>
+      <w:numFmt w:val="decimal"/>
+      <w:lvlText w:val="%5."/>
+      <w:lvlJc w:val="left"/>
+      <w:pPr>
+        <w:tabs>
+          <w:tab w:val="num" w:pos="3600"/>
+        </w:tabs>
+        <w:ind w:left="3600" w:hanging="360"/>
+      </w:pPr>
+    </w:lvl>
+    <w:lvl w:ilvl="5" w:tentative="1">
+      <w:start w:val="1"/>
+      <w:numFmt w:val="decimal"/>
+      <w:lvlText w:val="%6."/>
+      <w:lvlJc w:val="left"/>
+      <w:pPr>
+        <w:tabs>
+          <w:tab w:val="num" w:pos="4320"/>
+        </w:tabs>
+        <w:ind w:left="4320" w:hanging="360"/>
+      </w:pPr>
+    </w:lvl>
+    <w:lvl w:ilvl="6" w:tentative="1">
+      <w:start w:val="1"/>
+      <w:numFmt w:val="decimal"/>
+      <w:lvlText w:val="%7."/>
+      <w:lvlJc w:val="left"/>
+      <w:pPr>
+        <w:tabs>
+          <w:tab w:val="num" w:pos="5040"/>
+        </w:tabs>
+        <w:ind w:left="5040" w:hanging="360"/>
+      </w:pPr>
+    </w:lvl>
+    <w:lvl w:ilvl="7" w:tentative="1">
+      <w:start w:val="1"/>
+      <w:numFmt w:val="decimal"/>
+      <w:lvlText w:val="%8."/>
+      <w:lvlJc w:val="left"/>
+      <w:pPr>
+        <w:tabs>
+          <w:tab w:val="num" w:pos="5760"/>
+        </w:tabs>
+        <w:ind w:left="5760" w:hanging="360"/>
+      </w:pPr>
+    </w:lvl>
+    <w:lvl w:ilvl="8" w:tentative="1">
+      <w:start w:val="1"/>
+      <w:numFmt w:val="decimal"/>
+      <w:lvlText w:val="%9."/>
+      <w:lvlJc w:val="left"/>
+      <w:pPr>
+        <w:tabs>
+          <w:tab w:val="num" w:pos="6480"/>
+        </w:tabs>
+        <w:ind w:left="6480" w:hanging="360"/>
+      </w:pPr>
+    </w:lvl>
+  </w:abstractNum>
   <w:abstractNum w:abstractNumId="7" w15:restartNumberingAfterBreak="0">
-    <w:nsid w:val="70C91A5D"/>
+    <w:nsid w:val="424B060E"/>
     <w:multiLevelType w:val="multilevel"/>
-    <w:tmpl w:val="20B642F2"/>
+    <w:tmpl w:val="F35C9284"/>
     <w:lvl w:ilvl="0">
       <w:start w:val="1"/>
       <w:numFmt w:val="bullet"/>
@@ -11213,9 +11654,9 @@
     </w:lvl>
   </w:abstractNum>
   <w:abstractNum w:abstractNumId="8" w15:restartNumberingAfterBreak="0">
-    <w:nsid w:val="70E13A80"/>
+    <w:nsid w:val="5ADD201D"/>
     <w:multiLevelType w:val="multilevel"/>
-    <w:tmpl w:val="0678A73A"/>
+    <w:tmpl w:val="619CFA2A"/>
     <w:lvl w:ilvl="0">
       <w:start w:val="1"/>
       <w:numFmt w:val="bullet"/>
@@ -11361,31 +11802,183 @@
       </w:rPr>
     </w:lvl>
   </w:abstractNum>
-  <w:num w:numId="1" w16cid:durableId="483352434">
+  <w:abstractNum w:abstractNumId="9" w15:restartNumberingAfterBreak="0">
+    <w:nsid w:val="5DA37034"/>
+    <w:multiLevelType w:val="multilevel"/>
+    <w:tmpl w:val="B02ADB28"/>
+    <w:lvl w:ilvl="0">
+      <w:start w:val="1"/>
+      <w:numFmt w:val="bullet"/>
+      <w:lvlText w:val=""/>
+      <w:lvlJc w:val="left"/>
+      <w:pPr>
+        <w:tabs>
+          <w:tab w:val="num" w:pos="720"/>
+        </w:tabs>
+        <w:ind w:left="720" w:hanging="360"/>
+      </w:pPr>
+      <w:rPr>
+        <w:rFonts w:ascii="Symbol" w:hAnsi="Symbol" w:hint="default"/>
+        <w:sz w:val="20"/>
+      </w:rPr>
+    </w:lvl>
+    <w:lvl w:ilvl="1" w:tentative="1">
+      <w:start w:val="1"/>
+      <w:numFmt w:val="bullet"/>
+      <w:lvlText w:val="o"/>
+      <w:lvlJc w:val="left"/>
+      <w:pPr>
+        <w:tabs>
+          <w:tab w:val="num" w:pos="1440"/>
+        </w:tabs>
+        <w:ind w:left="1440" w:hanging="360"/>
+      </w:pPr>
+      <w:rPr>
+        <w:rFonts w:ascii="Courier New" w:hAnsi="Courier New" w:hint="default"/>
+        <w:sz w:val="20"/>
+      </w:rPr>
+    </w:lvl>
+    <w:lvl w:ilvl="2" w:tentative="1">
+      <w:start w:val="1"/>
+      <w:numFmt w:val="bullet"/>
+      <w:lvlText w:val=""/>
+      <w:lvlJc w:val="left"/>
+      <w:pPr>
+        <w:tabs>
+          <w:tab w:val="num" w:pos="2160"/>
+        </w:tabs>
+        <w:ind w:left="2160" w:hanging="360"/>
+      </w:pPr>
+      <w:rPr>
+        <w:rFonts w:ascii="Wingdings" w:hAnsi="Wingdings" w:hint="default"/>
+        <w:sz w:val="20"/>
+      </w:rPr>
+    </w:lvl>
+    <w:lvl w:ilvl="3" w:tentative="1">
+      <w:start w:val="1"/>
+      <w:numFmt w:val="bullet"/>
+      <w:lvlText w:val=""/>
+      <w:lvlJc w:val="left"/>
+      <w:pPr>
+        <w:tabs>
+          <w:tab w:val="num" w:pos="2880"/>
+        </w:tabs>
+        <w:ind w:left="2880" w:hanging="360"/>
+      </w:pPr>
+      <w:rPr>
+        <w:rFonts w:ascii="Wingdings" w:hAnsi="Wingdings" w:hint="default"/>
+        <w:sz w:val="20"/>
+      </w:rPr>
+    </w:lvl>
+    <w:lvl w:ilvl="4" w:tentative="1">
+      <w:start w:val="1"/>
+      <w:numFmt w:val="bullet"/>
+      <w:lvlText w:val=""/>
+      <w:lvlJc w:val="left"/>
+      <w:pPr>
+        <w:tabs>
+          <w:tab w:val="num" w:pos="3600"/>
+        </w:tabs>
+        <w:ind w:left="3600" w:hanging="360"/>
+      </w:pPr>
+      <w:rPr>
+        <w:rFonts w:ascii="Wingdings" w:hAnsi="Wingdings" w:hint="default"/>
+        <w:sz w:val="20"/>
+      </w:rPr>
+    </w:lvl>
+    <w:lvl w:ilvl="5" w:tentative="1">
+      <w:start w:val="1"/>
+      <w:numFmt w:val="bullet"/>
+      <w:lvlText w:val=""/>
+      <w:lvlJc w:val="left"/>
+      <w:pPr>
+        <w:tabs>
+          <w:tab w:val="num" w:pos="4320"/>
+        </w:tabs>
+        <w:ind w:left="4320" w:hanging="360"/>
+      </w:pPr>
+      <w:rPr>
+        <w:rFonts w:ascii="Wingdings" w:hAnsi="Wingdings" w:hint="default"/>
+        <w:sz w:val="20"/>
+      </w:rPr>
+    </w:lvl>
+    <w:lvl w:ilvl="6" w:tentative="1">
+      <w:start w:val="1"/>
+      <w:numFmt w:val="bullet"/>
+      <w:lvlText w:val=""/>
+      <w:lvlJc w:val="left"/>
+      <w:pPr>
+        <w:tabs>
+          <w:tab w:val="num" w:pos="5040"/>
+        </w:tabs>
+        <w:ind w:left="5040" w:hanging="360"/>
+      </w:pPr>
+      <w:rPr>
+        <w:rFonts w:ascii="Wingdings" w:hAnsi="Wingdings" w:hint="default"/>
+        <w:sz w:val="20"/>
+      </w:rPr>
+    </w:lvl>
+    <w:lvl w:ilvl="7" w:tentative="1">
+      <w:start w:val="1"/>
+      <w:numFmt w:val="bullet"/>
+      <w:lvlText w:val=""/>
+      <w:lvlJc w:val="left"/>
+      <w:pPr>
+        <w:tabs>
+          <w:tab w:val="num" w:pos="5760"/>
+        </w:tabs>
+        <w:ind w:left="5760" w:hanging="360"/>
+      </w:pPr>
+      <w:rPr>
+        <w:rFonts w:ascii="Wingdings" w:hAnsi="Wingdings" w:hint="default"/>
+        <w:sz w:val="20"/>
+      </w:rPr>
+    </w:lvl>
+    <w:lvl w:ilvl="8" w:tentative="1">
+      <w:start w:val="1"/>
+      <w:numFmt w:val="bullet"/>
+      <w:lvlText w:val=""/>
+      <w:lvlJc w:val="left"/>
+      <w:pPr>
+        <w:tabs>
+          <w:tab w:val="num" w:pos="6480"/>
+        </w:tabs>
+        <w:ind w:left="6480" w:hanging="360"/>
+      </w:pPr>
+      <w:rPr>
+        <w:rFonts w:ascii="Wingdings" w:hAnsi="Wingdings" w:hint="default"/>
+        <w:sz w:val="20"/>
+      </w:rPr>
+    </w:lvl>
+  </w:abstractNum>
+  <w:num w:numId="1" w16cid:durableId="1991860189">
+    <w:abstractNumId w:val="6"/>
+  </w:num>
+  <w:num w:numId="2" w16cid:durableId="1861970949">
+    <w:abstractNumId w:val="2"/>
+  </w:num>
+  <w:num w:numId="3" w16cid:durableId="1290626074">
     <w:abstractNumId w:val="5"/>
   </w:num>
-  <w:num w:numId="2" w16cid:durableId="1587614208">
+  <w:num w:numId="4" w16cid:durableId="1112676314">
+    <w:abstractNumId w:val="0"/>
+  </w:num>
+  <w:num w:numId="5" w16cid:durableId="923150792">
+    <w:abstractNumId w:val="7"/>
+  </w:num>
+  <w:num w:numId="6" w16cid:durableId="1574316071">
     <w:abstractNumId w:val="4"/>
   </w:num>
-  <w:num w:numId="3" w16cid:durableId="1420247302">
-    <w:abstractNumId w:val="6"/>
-  </w:num>
-  <w:num w:numId="4" w16cid:durableId="1635060656">
+  <w:num w:numId="7" w16cid:durableId="1964580941">
     <w:abstractNumId w:val="3"/>
   </w:num>
-  <w:num w:numId="5" w16cid:durableId="1931691023">
+  <w:num w:numId="8" w16cid:durableId="414134699">
+    <w:abstractNumId w:val="9"/>
+  </w:num>
+  <w:num w:numId="9" w16cid:durableId="1597133801">
     <w:abstractNumId w:val="1"/>
   </w:num>
-  <w:num w:numId="6" w16cid:durableId="173155836">
-    <w:abstractNumId w:val="2"/>
-  </w:num>
-  <w:num w:numId="7" w16cid:durableId="1419208584">
-    <w:abstractNumId w:val="7"/>
-  </w:num>
-  <w:num w:numId="8" w16cid:durableId="2022313045">
-    <w:abstractNumId w:val="0"/>
-  </w:num>
-  <w:num w:numId="9" w16cid:durableId="2106029409">
+  <w:num w:numId="10" w16cid:durableId="1699428815">
     <w:abstractNumId w:val="8"/>
   </w:num>
 </w:numbering>

--- a/docs/Developer Guide.docx
+++ b/docs/Developer Guide.docx
@@ -72,7 +72,7 @@
       <w:pPr>
         <w:pStyle w:val="NormalWeb"/>
         <w:shd w:val="clear" w:color="auto" w:fill="EEF2F8"/>
-        <w:divId w:val="1440494241"/>
+        <w:divId w:val="1893154769"/>
         <w:rPr>
           <w:rFonts w:ascii="Calibri" w:hAnsi="Calibri" w:cs="Calibri"/>
           <w:color w:val="404040"/>
@@ -3507,6 +3507,91 @@
           </w:p>
         </w:tc>
       </w:tr>
+      <w:tr>
+        <w:tc>
+          <w:tcPr>
+            <w:tcW w:w="0" w:type="auto"/>
+            <w:tcBorders>
+              <w:top w:val="single" w:sz="6" w:space="0" w:color="BFBFBF"/>
+              <w:left w:val="single" w:sz="6" w:space="0" w:color="BFBFBF"/>
+              <w:bottom w:val="single" w:sz="6" w:space="0" w:color="BFBFBF"/>
+              <w:right w:val="single" w:sz="6" w:space="0" w:color="BFBFBF"/>
+            </w:tcBorders>
+            <w:tcMar>
+              <w:top w:w="60" w:type="dxa"/>
+              <w:left w:w="120" w:type="dxa"/>
+              <w:bottom w:w="60" w:type="dxa"/>
+              <w:right w:w="120" w:type="dxa"/>
+            </w:tcMar>
+            <w:hideMark/>
+          </w:tcPr>
+          <w:p>
+            <w:pPr>
+              <w:spacing w:before="120" w:after="120"/>
+              <w:rPr>
+                <w:rFonts w:ascii="Calibri" w:eastAsia="Times New Roman" w:hAnsi="Calibri" w:cs="Calibri"/>
+                <w:color w:val="1A1A1A"/>
+                <w:sz w:val="22"/>
+                <w:szCs w:val="22"/>
+              </w:rPr>
+            </w:pPr>
+            <w:r>
+              <w:rPr>
+                <w:rFonts w:ascii="Calibri" w:eastAsia="Times New Roman" w:hAnsi="Calibri" w:cs="Calibri"/>
+                <w:color w:val="1A1A1A"/>
+                <w:sz w:val="22"/>
+                <w:szCs w:val="22"/>
+              </w:rPr>
+              <w:t>010</w:t>
+            </w:r>
+          </w:p>
+        </w:tc>
+        <w:tc>
+          <w:tcPr>
+            <w:tcW w:w="0" w:type="auto"/>
+            <w:tcBorders>
+              <w:top w:val="single" w:sz="6" w:space="0" w:color="BFBFBF"/>
+              <w:left w:val="single" w:sz="6" w:space="0" w:color="BFBFBF"/>
+              <w:bottom w:val="single" w:sz="6" w:space="0" w:color="BFBFBF"/>
+              <w:right w:val="single" w:sz="6" w:space="0" w:color="BFBFBF"/>
+            </w:tcBorders>
+            <w:tcMar>
+              <w:top w:w="60" w:type="dxa"/>
+              <w:left w:w="120" w:type="dxa"/>
+              <w:bottom w:w="60" w:type="dxa"/>
+              <w:right w:w="120" w:type="dxa"/>
+            </w:tcMar>
+            <w:hideMark/>
+          </w:tcPr>
+          <w:p>
+            <w:pPr>
+              <w:spacing w:before="120" w:after="120"/>
+              <w:rPr>
+                <w:rFonts w:ascii="Calibri" w:eastAsia="Times New Roman" w:hAnsi="Calibri" w:cs="Calibri"/>
+                <w:color w:val="1A1A1A"/>
+                <w:sz w:val="22"/>
+                <w:szCs w:val="22"/>
+              </w:rPr>
+            </w:pPr>
+            <w:r>
+              <w:rPr>
+                <w:rStyle w:val="HTMLCode"/>
+                <w:color w:val="1A1A1A"/>
+              </w:rPr>
+              <w:t>inquiries</w:t>
+            </w:r>
+            <w:r>
+              <w:rPr>
+                <w:rFonts w:ascii="Calibri" w:eastAsia="Times New Roman" w:hAnsi="Calibri" w:cs="Calibri"/>
+                <w:color w:val="1A1A1A"/>
+                <w:sz w:val="22"/>
+                <w:szCs w:val="22"/>
+              </w:rPr>
+              <w:t>: website Contact form messages and their follow-up</w:t>
+            </w:r>
+          </w:p>
+        </w:tc>
+      </w:tr>
     </w:tbl>
     <w:p>
       <w:pPr>
@@ -3764,16 +3849,7 @@
           <w:szCs w:val="19"/>
           <w:shd w:val="clear" w:color="auto" w:fill="F2F2F2"/>
         </w:rPr>
-        <w:t>VALUES ('YourUsername', crypt('YourPassword', gen_salt('bf', 11)), '</w:t>
-      </w:r>
-      <w:r>
-        <w:rPr>
-          <w:color w:val="1A1A1A"/>
-          <w:sz w:val="19"/>
-          <w:szCs w:val="19"/>
-          <w:shd w:val="clear" w:color="auto" w:fill="F2F2F2"/>
-        </w:rPr>
-        <w:t>Your Full Name', 'Admin');</w:t>
+        <w:t>VALUES ('YourUsername', crypt('YourPassword', gen_salt('bf', 11)), 'Your Full Name', 'Admin');</w:t>
       </w:r>
     </w:p>
     <w:p>
@@ -6641,6 +6717,65 @@
           <w:sz w:val="22"/>
           <w:szCs w:val="22"/>
         </w:rPr>
+        <w:t>A grid loaded while its tab is hidden still selects its first row when the tab is first shown.</w:t>
+      </w:r>
+      <w:r>
+        <w:rPr>
+          <w:rFonts w:ascii="Calibri" w:eastAsia="Times New Roman" w:hAnsi="Calibri" w:cs="Calibri"/>
+          <w:color w:val="1A1A1A"/>
+          <w:sz w:val="22"/>
+          <w:szCs w:val="22"/>
+        </w:rPr>
+        <w:t xml:space="preserve"> </w:t>
+      </w:r>
+      <w:r>
+        <w:rPr>
+          <w:rFonts w:ascii="Calibri" w:eastAsia="Times New Roman" w:hAnsi="Calibri" w:cs="Calibri"/>
+          <w:color w:val="1A1A1A"/>
+          <w:sz w:val="22"/>
+          <w:szCs w:val="22"/>
+        </w:rPr>
+        <w:t xml:space="preserve">Every list page calls </w:t>
+      </w:r>
+      <w:r>
+        <w:rPr>
+          <w:rStyle w:val="HTMLCode"/>
+          <w:color w:val="1A1A1A"/>
+        </w:rPr>
+        <w:t>RecordForm.NoAutoSelect(grid, on =&gt; filling = on, RestoreSelection)</w:t>
+      </w:r>
+      <w:r>
+        <w:rPr>
+          <w:rFonts w:ascii="Calibri" w:eastAsia="Times New Roman" w:hAnsi="Calibri" w:cs="Calibri"/>
+          <w:color w:val="1A1A1A"/>
+          <w:sz w:val="22"/>
+          <w:szCs w:val="22"/>
+        </w:rPr>
+        <w:t xml:space="preserve"> in its constructor: the selection made while the grid first appears is ignored, then only the record being shown is re-selected.</w:t>
+      </w:r>
+    </w:p>
+    <w:p>
+      <w:pPr>
+        <w:numPr>
+          <w:ilvl w:val="0"/>
+          <w:numId w:val="3"/>
+        </w:numPr>
+        <w:spacing w:before="100" w:beforeAutospacing="1" w:after="100" w:afterAutospacing="1"/>
+        <w:rPr>
+          <w:rFonts w:ascii="Calibri" w:eastAsia="Times New Roman" w:hAnsi="Calibri" w:cs="Calibri"/>
+          <w:color w:val="1A1A1A"/>
+          <w:sz w:val="22"/>
+          <w:szCs w:val="22"/>
+        </w:rPr>
+      </w:pPr>
+      <w:r>
+        <w:rPr>
+          <w:rStyle w:val="Strong"/>
+          <w:rFonts w:ascii="Calibri" w:eastAsia="Times New Roman" w:hAnsi="Calibri" w:cs="Calibri"/>
+          <w:color w:val="1A1A1A"/>
+          <w:sz w:val="22"/>
+          <w:szCs w:val="22"/>
+        </w:rPr>
         <w:t>Adding and editing are separate on every list page (</w:t>
       </w:r>
       <w:r>
@@ -6732,7 +6867,16 @@
           <w:sz w:val="22"/>
           <w:szCs w:val="22"/>
         </w:rPr>
-        <w:t xml:space="preserve"> shows it until the page raises </w:t>
+        <w:t xml:space="preserve"> </w:t>
+      </w:r>
+      <w:r>
+        <w:rPr>
+          <w:rFonts w:ascii="Calibri" w:eastAsia="Times New Roman" w:hAnsi="Calibri" w:cs="Calibri"/>
+          <w:color w:val="1A1A1A"/>
+          <w:sz w:val="22"/>
+          <w:szCs w:val="22"/>
+        </w:rPr>
+        <w:t xml:space="preserve">shows it until the page raises </w:t>
       </w:r>
       <w:r>
         <w:rPr>
@@ -6828,16 +6972,7 @@
           <w:sz w:val="22"/>
           <w:szCs w:val="22"/>
         </w:rPr>
-        <w:t xml:space="preserve"> </w:t>
-      </w:r>
-      <w:r>
-        <w:rPr>
-          <w:rFonts w:ascii="Calibri" w:eastAsia="Times New Roman" w:hAnsi="Calibri" w:cs="Calibri"/>
-          <w:color w:val="1A1A1A"/>
-          <w:sz w:val="22"/>
-          <w:szCs w:val="22"/>
-        </w:rPr>
-        <w:t xml:space="preserve">when the record loads and calls </w:t>
+        <w:t xml:space="preserve"> when the record loads and calls </w:t>
       </w:r>
       <w:r>
         <w:rPr>
@@ -7233,16 +7368,7 @@
           <w:sz w:val="22"/>
           <w:szCs w:val="22"/>
         </w:rPr>
-        <w:t xml:space="preserve"> </w:t>
-      </w:r>
-      <w:r>
-        <w:rPr>
-          <w:rFonts w:ascii="Calibri" w:hAnsi="Calibri" w:cs="Calibri"/>
-          <w:color w:val="1A1A1A"/>
-          <w:sz w:val="22"/>
-          <w:szCs w:val="22"/>
-        </w:rPr>
-        <w:t xml:space="preserve">Usernames ignore capital letters. 5 wrong passwords lock the account until an Admin unlocks it. Every sign-in, sign-out, failure, lock and password change goes to </w:t>
+        <w:t xml:space="preserve"> Usernames ignore capital letters. 5 wrong passwords lock the account until an Admin unlocks it. Every sign-in, sign-out, failure, lock and password change goes to </w:t>
       </w:r>
       <w:r>
         <w:rPr>
@@ -7258,7 +7384,16 @@
           <w:sz w:val="22"/>
           <w:szCs w:val="22"/>
         </w:rPr>
-        <w:t xml:space="preserve"> with the PC name. After 5 minutes without activity a "Still there?" popup appears, and the app signs out by itself after 60 more seconds. In Debug builds, the </w:t>
+        <w:t xml:space="preserve"> with the PC name. After 5 minutes without activity a "</w:t>
+      </w:r>
+      <w:r>
+        <w:rPr>
+          <w:rFonts w:ascii="Calibri" w:hAnsi="Calibri" w:cs="Calibri"/>
+          <w:color w:val="1A1A1A"/>
+          <w:sz w:val="22"/>
+          <w:szCs w:val="22"/>
+        </w:rPr>
+        <w:t xml:space="preserve">Still there?" popup appears, and the app signs out by itself after 60 more seconds. In Debug builds, the </w:t>
       </w:r>
       <w:r>
         <w:rPr>
@@ -7304,16 +7439,7 @@
           <w:sz w:val="22"/>
           <w:szCs w:val="22"/>
         </w:rPr>
-        <w:t xml:space="preserve"> </w:t>
-      </w:r>
-      <w:r>
-        <w:rPr>
-          <w:rFonts w:ascii="Calibri" w:hAnsi="Calibri" w:cs="Calibri"/>
-          <w:color w:val="1A1A1A"/>
-          <w:sz w:val="22"/>
-          <w:szCs w:val="22"/>
-        </w:rPr>
-        <w:t xml:space="preserve">Only Admins create accounts and set passwords. Rules: 8+ characters with a letter and a number. </w:t>
+        <w:t xml:space="preserve"> Only Admins create accounts and set passwords. Rules: 8+ characters with a letter and a number. </w:t>
       </w:r>
       <w:r>
         <w:rPr>
@@ -7381,16 +7507,16 @@
           <w:sz w:val="22"/>
           <w:szCs w:val="22"/>
         </w:rPr>
-        <w:t xml:space="preserve"> (Admin only). Every login belongs to one Active office employee and takes its name and department from them. Administration staff only get Admin logins. You can'</w:t>
-      </w:r>
-      <w:r>
-        <w:rPr>
-          <w:rFonts w:ascii="Calibri" w:hAnsi="Calibri" w:cs="Calibri"/>
-          <w:color w:val="1A1A1A"/>
-          <w:sz w:val="22"/>
-          <w:szCs w:val="22"/>
-        </w:rPr>
-        <w:t>t disable yourself or remove your own Admin level, and the last active Admin is protected.</w:t>
+        <w:t xml:space="preserve"> </w:t>
+      </w:r>
+      <w:r>
+        <w:rPr>
+          <w:rFonts w:ascii="Calibri" w:hAnsi="Calibri" w:cs="Calibri"/>
+          <w:color w:val="1A1A1A"/>
+          <w:sz w:val="22"/>
+          <w:szCs w:val="22"/>
+        </w:rPr>
+        <w:t>(Admin only). Every login belongs to one Active office employee and takes its name and department from them. Administration staff only get Admin logins. You can't disable yourself or remove your own Admin level, and the last active Admin is protected.</w:t>
       </w:r>
     </w:p>
     <w:p>
@@ -7617,7 +7743,16 @@
           <w:sz w:val="22"/>
           <w:szCs w:val="22"/>
         </w:rPr>
-        <w:t xml:space="preserve">, and overhead counts by its own date. Supervisors only see their own department's expenses; revenue and net are hidden from them. The chart is ScottPlot (NuGet </w:t>
+        <w:t>, and overhead counts by its own date. Supervisors only see their own department'</w:t>
+      </w:r>
+      <w:r>
+        <w:rPr>
+          <w:rFonts w:ascii="Calibri" w:hAnsi="Calibri" w:cs="Calibri"/>
+          <w:color w:val="1A1A1A"/>
+          <w:sz w:val="22"/>
+          <w:szCs w:val="22"/>
+        </w:rPr>
+        <w:t xml:space="preserve">s expenses; revenue and net are hidden from them. The chart is ScottPlot (NuGet </w:t>
       </w:r>
       <w:r>
         <w:rPr>
@@ -7663,13 +7798,7 @@
         <w:rPr>
           <w:rFonts w:ascii="Calibri" w:eastAsia="Times New Roman" w:hAnsi="Calibri" w:cs="Calibri"/>
         </w:rPr>
-        <w:t xml:space="preserve">Chapter 6: HR </w:t>
-      </w:r>
-      <w:r>
-        <w:rPr>
-          <w:rFonts w:ascii="Calibri" w:eastAsia="Times New Roman" w:hAnsi="Calibri" w:cs="Calibri"/>
-        </w:rPr>
-        <w:t>&amp; Payroll (Part 2)</w:t>
+        <w:t>Chapter 6: HR &amp; Payroll (Part 2)</w:t>
       </w:r>
     </w:p>
     <w:p>
@@ -7745,16 +7874,7 @@
           <w:sz w:val="22"/>
           <w:szCs w:val="22"/>
         </w:rPr>
-        <w:t xml:space="preserve"> Attendance (waiting for the fingerprint scanner'</w:t>
-      </w:r>
-      <w:r>
-        <w:rPr>
-          <w:rFonts w:ascii="Calibri" w:hAnsi="Calibri" w:cs="Calibri"/>
-          <w:color w:val="1A1A1A"/>
-          <w:sz w:val="22"/>
-          <w:szCs w:val="22"/>
-        </w:rPr>
-        <w:t>s sample export file), Payroll, Cash Advances, Payslips.</w:t>
+        <w:t xml:space="preserve"> Attendance (waiting for the fingerprint scanner's sample export file), Payroll, Cash Advances, Payslips.</w:t>
       </w:r>
     </w:p>
     <w:p>
@@ -7836,7 +7956,16 @@
           <w:sz w:val="22"/>
           <w:szCs w:val="22"/>
         </w:rPr>
-        <w:t xml:space="preserve"> the Employee records, the Supervisor approves. Then the stock drops and the cost goes to the project.</w:t>
+        <w:t xml:space="preserve"> </w:t>
+      </w:r>
+      <w:r>
+        <w:rPr>
+          <w:rFonts w:ascii="Calibri" w:eastAsia="Times New Roman" w:hAnsi="Calibri" w:cs="Calibri"/>
+          <w:color w:val="1A1A1A"/>
+          <w:sz w:val="22"/>
+          <w:szCs w:val="22"/>
+        </w:rPr>
+        <w:t>the Employee records, the Supervisor approves. Then the stock drops and the cost goes to the project.</w:t>
       </w:r>
     </w:p>
     <w:p>
@@ -7904,16 +8033,7 @@
           <w:sz w:val="22"/>
           <w:szCs w:val="22"/>
         </w:rPr>
-        <w:t xml:space="preserve"> no approval needed. Each needs a scan, or "physical copy only" </w:t>
-      </w:r>
-      <w:r>
-        <w:rPr>
-          <w:rFonts w:ascii="Calibri" w:eastAsia="Times New Roman" w:hAnsi="Calibri" w:cs="Calibri"/>
-          <w:color w:val="1A1A1A"/>
-          <w:sz w:val="22"/>
-          <w:szCs w:val="22"/>
-        </w:rPr>
-        <w:t>with where the paper is filed. Receipts shows them as "Stock purchase" without copying them, so they are never counted twice.</w:t>
+        <w:t xml:space="preserve"> no approval needed. Each needs a scan, or "physical copy only" with where the paper is filed. Receipts shows them as "Stock purchase" without copying them, so they are never counted twice.</w:t>
       </w:r>
     </w:p>
     <w:p>
@@ -8072,16 +8192,7 @@
           <w:sz w:val="22"/>
           <w:szCs w:val="22"/>
         </w:rPr>
-        <w:t xml:space="preserve"> </w:t>
-      </w:r>
-      <w:r>
-        <w:rPr>
-          <w:rFonts w:ascii="Calibri" w:eastAsia="Times New Roman" w:hAnsi="Calibri" w:cs="Calibri"/>
-          <w:color w:val="1A1A1A"/>
-          <w:sz w:val="22"/>
-          <w:szCs w:val="22"/>
-        </w:rPr>
-        <w:t>the Employee marks a stage reached and prepares the voucher (SV-0001...), the Supervisor approves, then the payout is recorded. Once billing starts, the amount and stages are locked.</w:t>
+        <w:t xml:space="preserve"> the Employee marks a stage reached and prepares the voucher (SV-0001...), the Supervisor approves, then the payout is recorded. Once billing starts, the amount and stages are locked.</w:t>
       </w:r>
     </w:p>
     <w:p>
@@ -8115,7 +8226,16 @@
           <w:sz w:val="22"/>
           <w:szCs w:val="22"/>
         </w:rPr>
-        <w:t xml:space="preserve"> is released only when the job is 100% done and every stage is paid.</w:t>
+        <w:t xml:space="preserve"> </w:t>
+      </w:r>
+      <w:r>
+        <w:rPr>
+          <w:rFonts w:ascii="Calibri" w:eastAsia="Times New Roman" w:hAnsi="Calibri" w:cs="Calibri"/>
+          <w:color w:val="1A1A1A"/>
+          <w:sz w:val="22"/>
+          <w:szCs w:val="22"/>
+        </w:rPr>
+        <w:t>is released only when the job is 100% done and every stage is paid.</w:t>
       </w:r>
     </w:p>
     <w:p>
@@ -8744,16 +8864,7 @@
           <w:sz w:val="22"/>
           <w:szCs w:val="22"/>
         </w:rPr>
-        <w:t xml:space="preserve"> button and six tabs: Page Content, Announcements, Website Projects, Document Vault, Inquiries, Website Traffic. They'</w:t>
-      </w:r>
-      <w:r>
-        <w:rPr>
-          <w:rFonts w:ascii="Calibri" w:eastAsia="Times New Roman" w:hAnsi="Calibri" w:cs="Calibri"/>
-          <w:color w:val="1A1A1A"/>
-          <w:sz w:val="22"/>
-          <w:szCs w:val="22"/>
-        </w:rPr>
-        <w:t>re filled in one by one.</w:t>
+        <w:t xml:space="preserve"> button and six tabs: Page Content, Announcements, Website Projects, Document Vault, Inquiries, Website Traffic. They're filled in one by one.</w:t>
       </w:r>
     </w:p>
     <w:p>
@@ -8966,16 +9077,7 @@
           <w:sz w:val="22"/>
           <w:szCs w:val="22"/>
         </w:rPr>
-        <w:t xml:space="preserve"> </w:t>
-      </w:r>
-      <w:r>
-        <w:rPr>
-          <w:rFonts w:ascii="Calibri" w:hAnsi="Calibri" w:cs="Calibri"/>
-          <w:color w:val="1A1A1A"/>
-          <w:sz w:val="22"/>
-          <w:szCs w:val="22"/>
-        </w:rPr>
-        <w:t>account. (If an account was added before script 009, the oldest one became main automatically.)</w:t>
+        <w:t xml:space="preserve"> account. (If an account was added before script 009, the oldest one became main automatically.)</w:t>
       </w:r>
     </w:p>
     <w:p>
@@ -9028,7 +9130,16 @@
           <w:sz w:val="22"/>
           <w:szCs w:val="22"/>
         </w:rPr>
-        <w:t xml:space="preserve"> accounts manage the others (owner decision, 30 Oct 2026), in the </w:t>
+        <w:t xml:space="preserve"> </w:t>
+      </w:r>
+      <w:r>
+        <w:rPr>
+          <w:rFonts w:ascii="Calibri" w:hAnsi="Calibri" w:cs="Calibri"/>
+          <w:color w:val="1A1A1A"/>
+          <w:sz w:val="22"/>
+          <w:szCs w:val="22"/>
+        </w:rPr>
+        <w:t xml:space="preserve">accounts manage the others (owner decision, 30 Oct 2026), in the </w:t>
       </w:r>
       <w:r>
         <w:rPr>
@@ -9111,16 +9222,7 @@
           <w:sz w:val="22"/>
           <w:szCs w:val="22"/>
         </w:rPr>
-        <w:t>You can'</w:t>
-      </w:r>
-      <w:r>
-        <w:rPr>
-          <w:rFonts w:ascii="Calibri" w:eastAsia="Times New Roman" w:hAnsi="Calibri" w:cs="Calibri"/>
-          <w:color w:val="1A1A1A"/>
-          <w:sz w:val="22"/>
-          <w:szCs w:val="22"/>
-        </w:rPr>
-        <w:t>t turn off your own account or remove your own main status; the last active main account is protected.</w:t>
+        <w:t>You can't turn off your own account or remove your own main status; the last active main account is protected.</w:t>
       </w:r>
     </w:p>
     <w:p>
@@ -9205,16 +9307,16 @@
     </w:p>
     <w:p>
       <w:pPr>
-        <w:pStyle w:val="Heading1"/>
-        <w:rPr>
-          <w:rFonts w:ascii="Calibri" w:eastAsia="Times New Roman" w:hAnsi="Calibri" w:cs="Calibri"/>
-        </w:rPr>
-      </w:pPr>
-      <w:r>
-        <w:rPr>
-          <w:rFonts w:ascii="Calibri" w:eastAsia="Times New Roman" w:hAnsi="Calibri" w:cs="Calibri"/>
-        </w:rPr>
-        <w:t>Chapter 11: Testing</w:t>
+        <w:pStyle w:val="Heading2"/>
+        <w:rPr>
+          <w:rFonts w:ascii="Calibri" w:eastAsia="Times New Roman" w:hAnsi="Calibri" w:cs="Calibri"/>
+        </w:rPr>
+      </w:pPr>
+      <w:r>
+        <w:rPr>
+          <w:rFonts w:ascii="Calibri" w:eastAsia="Times New Roman" w:hAnsi="Calibri" w:cs="Calibri"/>
+        </w:rPr>
+        <w:t>10.4 Inquiries</w:t>
       </w:r>
     </w:p>
     <w:p>
@@ -9229,6 +9331,81 @@
       </w:pPr>
       <w:r>
         <w:rPr>
+          <w:rFonts w:ascii="Calibri" w:hAnsi="Calibri" w:cs="Calibri"/>
+          <w:color w:val="1A1A1A"/>
+          <w:sz w:val="22"/>
+          <w:szCs w:val="22"/>
+        </w:rPr>
+        <w:t xml:space="preserve">Website Contact form messages land in </w:t>
+      </w:r>
+      <w:r>
+        <w:rPr>
+          <w:rStyle w:val="HTMLCode"/>
+          <w:color w:val="1A1A1A"/>
+        </w:rPr>
+        <w:t>inquiries</w:t>
+      </w:r>
+      <w:r>
+        <w:rPr>
+          <w:rFonts w:ascii="Calibri" w:hAnsi="Calibri" w:cs="Calibri"/>
+          <w:color w:val="1A1A1A"/>
+          <w:sz w:val="22"/>
+          <w:szCs w:val="22"/>
+        </w:rPr>
+        <w:t xml:space="preserve"> </w:t>
+      </w:r>
+      <w:r>
+        <w:rPr>
+          <w:rFonts w:ascii="Calibri" w:hAnsi="Calibri" w:cs="Calibri"/>
+          <w:color w:val="1A1A1A"/>
+          <w:sz w:val="22"/>
+          <w:szCs w:val="22"/>
+        </w:rPr>
+        <w:t xml:space="preserve">(script 010); the API will add them later. Any signed-in Website Admin account can follow them up: status New / Contacted / Closed and internal notes (never shown on the website). Inquiries are never deleted, so nothing a client sent is lost. The database refuses an inquiry with neither an email nor a phone number. </w:t>
+      </w:r>
+      <w:r>
+        <w:rPr>
+          <w:rStyle w:val="HTMLCode"/>
+          <w:color w:val="1A1A1A"/>
+        </w:rPr>
+        <w:t>Services/WebsiteInquiries</w:t>
+      </w:r>
+      <w:r>
+        <w:rPr>
+          <w:rFonts w:ascii="Calibri" w:hAnsi="Calibri" w:cs="Calibri"/>
+          <w:color w:val="1A1A1A"/>
+          <w:sz w:val="22"/>
+          <w:szCs w:val="22"/>
+        </w:rPr>
+        <w:t xml:space="preserve"> lists, counts and saves; the tab title shows "Inquiries (N new)".</w:t>
+      </w:r>
+    </w:p>
+    <w:p>
+      <w:pPr>
+        <w:pStyle w:val="Heading1"/>
+        <w:rPr>
+          <w:rFonts w:ascii="Calibri" w:eastAsia="Times New Roman" w:hAnsi="Calibri" w:cs="Calibri"/>
+        </w:rPr>
+      </w:pPr>
+      <w:r>
+        <w:rPr>
+          <w:rFonts w:ascii="Calibri" w:eastAsia="Times New Roman" w:hAnsi="Calibri" w:cs="Calibri"/>
+        </w:rPr>
+        <w:t>Chapter 11: Testing</w:t>
+      </w:r>
+    </w:p>
+    <w:p>
+      <w:pPr>
+        <w:pStyle w:val="NormalWeb"/>
+        <w:rPr>
+          <w:rFonts w:ascii="Calibri" w:hAnsi="Calibri" w:cs="Calibri"/>
+          <w:color w:val="1A1A1A"/>
+          <w:sz w:val="22"/>
+          <w:szCs w:val="22"/>
+        </w:rPr>
+      </w:pPr>
+      <w:r>
+        <w:rPr>
           <w:rStyle w:val="Strong"/>
           <w:rFonts w:ascii="Calibri" w:hAnsi="Calibri" w:cs="Calibri"/>
           <w:color w:val="1A1A1A"/>
@@ -9244,7 +9421,16 @@
           <w:sz w:val="22"/>
           <w:szCs w:val="22"/>
         </w:rPr>
-        <w:t xml:space="preserve"> The home PC has the real database. The work PC has its own fresh database with test data only. Every test run on the work PC is written in </w:t>
+        <w:t xml:space="preserve"> </w:t>
+      </w:r>
+      <w:r>
+        <w:rPr>
+          <w:rFonts w:ascii="Calibri" w:hAnsi="Calibri" w:cs="Calibri"/>
+          <w:color w:val="1A1A1A"/>
+          <w:sz w:val="22"/>
+          <w:szCs w:val="22"/>
+        </w:rPr>
+        <w:t xml:space="preserve">The home PC has the real database. The work PC has its own fresh database with test data only. Every test run on the work PC is written in </w:t>
       </w:r>
       <w:r>
         <w:rPr>
@@ -10359,6 +10545,162 @@
           </w:p>
         </w:tc>
       </w:tr>
+      <w:tr>
+        <w:tc>
+          <w:tcPr>
+            <w:tcW w:w="0" w:type="auto"/>
+            <w:tcBorders>
+              <w:top w:val="single" w:sz="6" w:space="0" w:color="BFBFBF"/>
+              <w:left w:val="single" w:sz="6" w:space="0" w:color="BFBFBF"/>
+              <w:bottom w:val="single" w:sz="6" w:space="0" w:color="BFBFBF"/>
+              <w:right w:val="single" w:sz="6" w:space="0" w:color="BFBFBF"/>
+            </w:tcBorders>
+            <w:tcMar>
+              <w:top w:w="60" w:type="dxa"/>
+              <w:left w:w="120" w:type="dxa"/>
+              <w:bottom w:w="60" w:type="dxa"/>
+              <w:right w:w="120" w:type="dxa"/>
+            </w:tcMar>
+            <w:hideMark/>
+          </w:tcPr>
+          <w:p>
+            <w:pPr>
+              <w:spacing w:before="120" w:after="120"/>
+              <w:rPr>
+                <w:rFonts w:ascii="Calibri" w:eastAsia="Times New Roman" w:hAnsi="Calibri" w:cs="Calibri"/>
+                <w:color w:val="1A1A1A"/>
+                <w:sz w:val="22"/>
+                <w:szCs w:val="22"/>
+              </w:rPr>
+            </w:pPr>
+            <w:r>
+              <w:rPr>
+                <w:rFonts w:ascii="Calibri" w:eastAsia="Times New Roman" w:hAnsi="Calibri" w:cs="Calibri"/>
+                <w:color w:val="1A1A1A"/>
+                <w:sz w:val="22"/>
+                <w:szCs w:val="22"/>
+              </w:rPr>
+              <w:t>Website Admin Inquiries</w:t>
+            </w:r>
+          </w:p>
+        </w:tc>
+        <w:tc>
+          <w:tcPr>
+            <w:tcW w:w="0" w:type="auto"/>
+            <w:tcBorders>
+              <w:top w:val="single" w:sz="6" w:space="0" w:color="BFBFBF"/>
+              <w:left w:val="single" w:sz="6" w:space="0" w:color="BFBFBF"/>
+              <w:bottom w:val="single" w:sz="6" w:space="0" w:color="BFBFBF"/>
+              <w:right w:val="single" w:sz="6" w:space="0" w:color="BFBFBF"/>
+            </w:tcBorders>
+            <w:tcMar>
+              <w:top w:w="60" w:type="dxa"/>
+              <w:left w:w="120" w:type="dxa"/>
+              <w:bottom w:w="60" w:type="dxa"/>
+              <w:right w:w="120" w:type="dxa"/>
+            </w:tcMar>
+            <w:hideMark/>
+          </w:tcPr>
+          <w:p>
+            <w:pPr>
+              <w:spacing w:before="120" w:after="120"/>
+              <w:rPr>
+                <w:rFonts w:ascii="Calibri" w:eastAsia="Times New Roman" w:hAnsi="Calibri" w:cs="Calibri"/>
+                <w:color w:val="1A1A1A"/>
+                <w:sz w:val="22"/>
+                <w:szCs w:val="22"/>
+              </w:rPr>
+            </w:pPr>
+            <w:r>
+              <w:rPr>
+                <w:rFonts w:ascii="Calibri" w:eastAsia="Times New Roman" w:hAnsi="Calibri" w:cs="Calibri"/>
+                <w:color w:val="1A1A1A"/>
+                <w:sz w:val="22"/>
+                <w:szCs w:val="22"/>
+              </w:rPr>
+              <w:t>18</w:t>
+            </w:r>
+          </w:p>
+        </w:tc>
+      </w:tr>
+      <w:tr>
+        <w:tc>
+          <w:tcPr>
+            <w:tcW w:w="0" w:type="auto"/>
+            <w:tcBorders>
+              <w:top w:val="single" w:sz="6" w:space="0" w:color="BFBFBF"/>
+              <w:left w:val="single" w:sz="6" w:space="0" w:color="BFBFBF"/>
+              <w:bottom w:val="single" w:sz="6" w:space="0" w:color="BFBFBF"/>
+              <w:right w:val="single" w:sz="6" w:space="0" w:color="BFBFBF"/>
+            </w:tcBorders>
+            <w:tcMar>
+              <w:top w:w="60" w:type="dxa"/>
+              <w:left w:w="120" w:type="dxa"/>
+              <w:bottom w:w="60" w:type="dxa"/>
+              <w:right w:w="120" w:type="dxa"/>
+            </w:tcMar>
+            <w:hideMark/>
+          </w:tcPr>
+          <w:p>
+            <w:pPr>
+              <w:spacing w:before="120" w:after="120"/>
+              <w:rPr>
+                <w:rFonts w:ascii="Calibri" w:eastAsia="Times New Roman" w:hAnsi="Calibri" w:cs="Calibri"/>
+                <w:color w:val="1A1A1A"/>
+                <w:sz w:val="22"/>
+                <w:szCs w:val="22"/>
+              </w:rPr>
+            </w:pPr>
+            <w:r>
+              <w:rPr>
+                <w:rFonts w:ascii="Calibri" w:eastAsia="Times New Roman" w:hAnsi="Calibri" w:cs="Calibri"/>
+                <w:color w:val="1A1A1A"/>
+                <w:sz w:val="22"/>
+                <w:szCs w:val="22"/>
+              </w:rPr>
+              <w:t>Office tabs opened through the sidebar: nothing auto-selected</w:t>
+            </w:r>
+          </w:p>
+        </w:tc>
+        <w:tc>
+          <w:tcPr>
+            <w:tcW w:w="0" w:type="auto"/>
+            <w:tcBorders>
+              <w:top w:val="single" w:sz="6" w:space="0" w:color="BFBFBF"/>
+              <w:left w:val="single" w:sz="6" w:space="0" w:color="BFBFBF"/>
+              <w:bottom w:val="single" w:sz="6" w:space="0" w:color="BFBFBF"/>
+              <w:right w:val="single" w:sz="6" w:space="0" w:color="BFBFBF"/>
+            </w:tcBorders>
+            <w:tcMar>
+              <w:top w:w="60" w:type="dxa"/>
+              <w:left w:w="120" w:type="dxa"/>
+              <w:bottom w:w="60" w:type="dxa"/>
+              <w:right w:w="120" w:type="dxa"/>
+            </w:tcMar>
+            <w:hideMark/>
+          </w:tcPr>
+          <w:p>
+            <w:pPr>
+              <w:spacing w:before="120" w:after="120"/>
+              <w:rPr>
+                <w:rFonts w:ascii="Calibri" w:eastAsia="Times New Roman" w:hAnsi="Calibri" w:cs="Calibri"/>
+                <w:color w:val="1A1A1A"/>
+                <w:sz w:val="22"/>
+                <w:szCs w:val="22"/>
+              </w:rPr>
+            </w:pPr>
+            <w:r>
+              <w:rPr>
+                <w:rFonts w:ascii="Calibri" w:eastAsia="Times New Roman" w:hAnsi="Calibri" w:cs="Calibri"/>
+                <w:color w:val="1A1A1A"/>
+                <w:sz w:val="22"/>
+                <w:szCs w:val="22"/>
+              </w:rPr>
+              <w:t>10</w:t>
+            </w:r>
+          </w:p>
+        </w:tc>
+      </w:tr>
     </w:tbl>
     <w:p>
       <w:pPr>
@@ -10425,16 +10767,7 @@
           <w:sz w:val="22"/>
           <w:szCs w:val="22"/>
         </w:rPr>
-        <w:t xml:space="preserve">HR &amp; </w:t>
-      </w:r>
-      <w:r>
-        <w:rPr>
-          <w:rFonts w:ascii="Calibri" w:eastAsia="Times New Roman" w:hAnsi="Calibri" w:cs="Calibri"/>
-          <w:color w:val="1A1A1A"/>
-          <w:sz w:val="22"/>
-          <w:szCs w:val="22"/>
-        </w:rPr>
-        <w:t>Payroll: Attendance, Payroll, Cash Advances</w:t>
+        <w:t>HR &amp; Payroll: Attendance, Payroll, Cash Advances</w:t>
       </w:r>
     </w:p>
     <w:p>
@@ -10498,9 +10831,9 @@
 <file path=word/numbering.xml><?xml version="1.0" encoding="utf-8"?>
 <w:numbering xmlns:wpc="http://schemas.microsoft.com/office/word/2010/wordprocessingCanvas" xmlns:cx="http://schemas.microsoft.com/office/drawing/2014/chartex" xmlns:cx1="http://schemas.microsoft.com/office/drawing/2015/9/8/chartex" xmlns:cx2="http://schemas.microsoft.com/office/drawing/2015/10/21/chartex" xmlns:cx3="http://schemas.microsoft.com/office/drawing/2016/5/9/chartex" xmlns:cx4="http://schemas.microsoft.com/office/drawing/2016/5/10/chartex" xmlns:cx5="http://schemas.microsoft.com/office/drawing/2016/5/11/chartex" xmlns:cx6="http://schemas.microsoft.com/office/drawing/2016/5/12/chartex" xmlns:cx7="http://schemas.microsoft.com/office/drawing/2016/5/13/chartex" xmlns:cx8="http://schemas.microsoft.com/office/drawing/2016/5/14/chartex" xmlns:mc="http://schemas.openxmlformats.org/markup-compatibility/2006" xmlns:aink="http://schemas.microsoft.com/office/drawing/2016/ink" xmlns:am3d="http://schemas.microsoft.com/office/drawing/2017/model3d" xmlns:o="urn:schemas-microsoft-com:office:office" xmlns:oel="http://schemas.microsoft.com/office/2019/extlst" xmlns:r="http://schemas.openxmlformats.org/officeDocument/2006/relationships" xmlns:m="http://schemas.openxmlformats.org/officeDocument/2006/math" xmlns:v="urn:schemas-microsoft-com:vml" xmlns:wp14="http://schemas.microsoft.com/office/word/2010/wordprocessingDrawing" xmlns:wp="http://schemas.openxmlformats.org/drawingml/2006/wordprocessingDrawing" xmlns:w10="urn:schemas-microsoft-com:office:word" xmlns:w="http://schemas.openxmlformats.org/wordprocessingml/2006/main" xmlns:w14="http://schemas.microsoft.com/office/word/2010/wordml" xmlns:w15="http://schemas.microsoft.com/office/word/2012/wordml" xmlns:w16cex="http://schemas.microsoft.com/office/word/2018/wordml/cex" xmlns:w16cid="http://schemas.microsoft.com/office/word/2016/wordml/cid" xmlns:w16="http://schemas.microsoft.com/office/word/2018/wordml" xmlns:w16du="http://schemas.microsoft.com/office/word/2023/wordml/word16du" xmlns:w16sdtdh="http://schemas.microsoft.com/office/word/2020/wordml/sdtdatahash" xmlns:w16sdtfl="http://schemas.microsoft.com/office/word/2024/wordml/sdtformatlock" xmlns:w16se="http://schemas.microsoft.com/office/word/2015/wordml/symex" xmlns:wpg="http://schemas.microsoft.com/office/word/2010/wordprocessingGroup" xmlns:wpi="http://schemas.microsoft.com/office/word/2010/wordprocessingInk" xmlns:wne="http://schemas.microsoft.com/office/word/2006/wordml" xmlns:wps="http://schemas.microsoft.com/office/word/2010/wordprocessingShape" mc:Ignorable="w14 w15 w16se w16cid w16 w16cex w16sdtdh w16sdtfl w16du wp14">
   <w:abstractNum w:abstractNumId="0" w15:restartNumberingAfterBreak="0">
-    <w:nsid w:val="006D0F64"/>
+    <w:nsid w:val="150E71CA"/>
     <w:multiLevelType w:val="multilevel"/>
-    <w:tmpl w:val="5300A092"/>
+    <w:tmpl w:val="445E351A"/>
     <w:lvl w:ilvl="0">
       <w:start w:val="1"/>
       <w:numFmt w:val="bullet"/>
@@ -10647,9 +10980,9 @@
     </w:lvl>
   </w:abstractNum>
   <w:abstractNum w:abstractNumId="1" w15:restartNumberingAfterBreak="0">
-    <w:nsid w:val="1B013C99"/>
+    <w:nsid w:val="1ECB7A9E"/>
     <w:multiLevelType w:val="multilevel"/>
-    <w:tmpl w:val="075CB1E2"/>
+    <w:tmpl w:val="B950A682"/>
     <w:lvl w:ilvl="0">
       <w:start w:val="1"/>
       <w:numFmt w:val="bullet"/>
@@ -10796,9 +11129,9 @@
     </w:lvl>
   </w:abstractNum>
   <w:abstractNum w:abstractNumId="2" w15:restartNumberingAfterBreak="0">
-    <w:nsid w:val="20CC6110"/>
+    <w:nsid w:val="20E47FE3"/>
     <w:multiLevelType w:val="multilevel"/>
-    <w:tmpl w:val="C7045B9C"/>
+    <w:tmpl w:val="F1F295C6"/>
     <w:lvl w:ilvl="0">
       <w:start w:val="1"/>
       <w:numFmt w:val="bullet"/>
@@ -10945,9 +11278,9 @@
     </w:lvl>
   </w:abstractNum>
   <w:abstractNum w:abstractNumId="3" w15:restartNumberingAfterBreak="0">
-    <w:nsid w:val="21143432"/>
+    <w:nsid w:val="2B8D6E68"/>
     <w:multiLevelType w:val="multilevel"/>
-    <w:tmpl w:val="1E40E51C"/>
+    <w:tmpl w:val="AD1A4464"/>
     <w:lvl w:ilvl="0">
       <w:start w:val="1"/>
       <w:numFmt w:val="bullet"/>
@@ -11094,9 +11427,122 @@
     </w:lvl>
   </w:abstractNum>
   <w:abstractNum w:abstractNumId="4" w15:restartNumberingAfterBreak="0">
-    <w:nsid w:val="26874480"/>
+    <w:nsid w:val="31566B48"/>
     <w:multiLevelType w:val="multilevel"/>
-    <w:tmpl w:val="6C9E7220"/>
+    <w:tmpl w:val="0980E5B0"/>
+    <w:lvl w:ilvl="0">
+      <w:start w:val="1"/>
+      <w:numFmt w:val="decimal"/>
+      <w:lvlText w:val="%1."/>
+      <w:lvlJc w:val="left"/>
+      <w:pPr>
+        <w:tabs>
+          <w:tab w:val="num" w:pos="720"/>
+        </w:tabs>
+        <w:ind w:left="720" w:hanging="360"/>
+      </w:pPr>
+    </w:lvl>
+    <w:lvl w:ilvl="1" w:tentative="1">
+      <w:start w:val="1"/>
+      <w:numFmt w:val="decimal"/>
+      <w:lvlText w:val="%2."/>
+      <w:lvlJc w:val="left"/>
+      <w:pPr>
+        <w:tabs>
+          <w:tab w:val="num" w:pos="1440"/>
+        </w:tabs>
+        <w:ind w:left="1440" w:hanging="360"/>
+      </w:pPr>
+    </w:lvl>
+    <w:lvl w:ilvl="2" w:tentative="1">
+      <w:start w:val="1"/>
+      <w:numFmt w:val="decimal"/>
+      <w:lvlText w:val="%3."/>
+      <w:lvlJc w:val="left"/>
+      <w:pPr>
+        <w:tabs>
+          <w:tab w:val="num" w:pos="2160"/>
+        </w:tabs>
+        <w:ind w:left="2160" w:hanging="360"/>
+      </w:pPr>
+    </w:lvl>
+    <w:lvl w:ilvl="3" w:tentative="1">
+      <w:start w:val="1"/>
+      <w:numFmt w:val="decimal"/>
+      <w:lvlText w:val="%4."/>
+      <w:lvlJc w:val="left"/>
+      <w:pPr>
+        <w:tabs>
+          <w:tab w:val="num" w:pos="2880"/>
+        </w:tabs>
+        <w:ind w:left="2880" w:hanging="360"/>
+      </w:pPr>
+    </w:lvl>
+    <w:lvl w:ilvl="4" w:tentative="1">
+      <w:start w:val="1"/>
+      <w:numFmt w:val="decimal"/>
+      <w:lvlText w:val="%5."/>
+      <w:lvlJc w:val="left"/>
+      <w:pPr>
+        <w:tabs>
+          <w:tab w:val="num" w:pos="3600"/>
+        </w:tabs>
+        <w:ind w:left="3600" w:hanging="360"/>
+      </w:pPr>
+    </w:lvl>
+    <w:lvl w:ilvl="5" w:tentative="1">
+      <w:start w:val="1"/>
+      <w:numFmt w:val="decimal"/>
+      <w:lvlText w:val="%6."/>
+      <w:lvlJc w:val="left"/>
+      <w:pPr>
+        <w:tabs>
+          <w:tab w:val="num" w:pos="4320"/>
+        </w:tabs>
+        <w:ind w:left="4320" w:hanging="360"/>
+      </w:pPr>
+    </w:lvl>
+    <w:lvl w:ilvl="6" w:tentative="1">
+      <w:start w:val="1"/>
+      <w:numFmt w:val="decimal"/>
+      <w:lvlText w:val="%7."/>
+      <w:lvlJc w:val="left"/>
+      <w:pPr>
+        <w:tabs>
+          <w:tab w:val="num" w:pos="5040"/>
+        </w:tabs>
+        <w:ind w:left="5040" w:hanging="360"/>
+      </w:pPr>
+    </w:lvl>
+    <w:lvl w:ilvl="7" w:tentative="1">
+      <w:start w:val="1"/>
+      <w:numFmt w:val="decimal"/>
+      <w:lvlText w:val="%8."/>
+      <w:lvlJc w:val="left"/>
+      <w:pPr>
+        <w:tabs>
+          <w:tab w:val="num" w:pos="5760"/>
+        </w:tabs>
+        <w:ind w:left="5760" w:hanging="360"/>
+      </w:pPr>
+    </w:lvl>
+    <w:lvl w:ilvl="8" w:tentative="1">
+      <w:start w:val="1"/>
+      <w:numFmt w:val="decimal"/>
+      <w:lvlText w:val="%9."/>
+      <w:lvlJc w:val="left"/>
+      <w:pPr>
+        <w:tabs>
+          <w:tab w:val="num" w:pos="6480"/>
+        </w:tabs>
+        <w:ind w:left="6480" w:hanging="360"/>
+      </w:pPr>
+    </w:lvl>
+  </w:abstractNum>
+  <w:abstractNum w:abstractNumId="5" w15:restartNumberingAfterBreak="0">
+    <w:nsid w:val="48F51FD3"/>
+    <w:multiLevelType w:val="multilevel"/>
+    <w:tmpl w:val="3AD6A5F6"/>
     <w:lvl w:ilvl="0">
       <w:start w:val="1"/>
       <w:numFmt w:val="bullet"/>
@@ -11242,10 +11688,10 @@
       </w:rPr>
     </w:lvl>
   </w:abstractNum>
-  <w:abstractNum w:abstractNumId="5" w15:restartNumberingAfterBreak="0">
-    <w:nsid w:val="2C974B21"/>
+  <w:abstractNum w:abstractNumId="6" w15:restartNumberingAfterBreak="0">
+    <w:nsid w:val="49910BD0"/>
     <w:multiLevelType w:val="multilevel"/>
-    <w:tmpl w:val="CAEC36BE"/>
+    <w:tmpl w:val="9E469286"/>
     <w:lvl w:ilvl="0">
       <w:start w:val="1"/>
       <w:numFmt w:val="bullet"/>
@@ -11391,123 +11837,10 @@
       </w:rPr>
     </w:lvl>
   </w:abstractNum>
-  <w:abstractNum w:abstractNumId="6" w15:restartNumberingAfterBreak="0">
-    <w:nsid w:val="3E6C79FF"/>
+  <w:abstractNum w:abstractNumId="7" w15:restartNumberingAfterBreak="0">
+    <w:nsid w:val="523A4EB6"/>
     <w:multiLevelType w:val="multilevel"/>
-    <w:tmpl w:val="FAAAFCB2"/>
-    <w:lvl w:ilvl="0">
-      <w:start w:val="1"/>
-      <w:numFmt w:val="decimal"/>
-      <w:lvlText w:val="%1."/>
-      <w:lvlJc w:val="left"/>
-      <w:pPr>
-        <w:tabs>
-          <w:tab w:val="num" w:pos="720"/>
-        </w:tabs>
-        <w:ind w:left="720" w:hanging="360"/>
-      </w:pPr>
-    </w:lvl>
-    <w:lvl w:ilvl="1" w:tentative="1">
-      <w:start w:val="1"/>
-      <w:numFmt w:val="decimal"/>
-      <w:lvlText w:val="%2."/>
-      <w:lvlJc w:val="left"/>
-      <w:pPr>
-        <w:tabs>
-          <w:tab w:val="num" w:pos="1440"/>
-        </w:tabs>
-        <w:ind w:left="1440" w:hanging="360"/>
-      </w:pPr>
-    </w:lvl>
-    <w:lvl w:ilvl="2" w:tentative="1">
-      <w:start w:val="1"/>
-      <w:numFmt w:val="decimal"/>
-      <w:lvlText w:val="%3."/>
-      <w:lvlJc w:val="left"/>
-      <w:pPr>
-        <w:tabs>
-          <w:tab w:val="num" w:pos="2160"/>
-        </w:tabs>
-        <w:ind w:left="2160" w:hanging="360"/>
-      </w:pPr>
-    </w:lvl>
-    <w:lvl w:ilvl="3" w:tentative="1">
-      <w:start w:val="1"/>
-      <w:numFmt w:val="decimal"/>
-      <w:lvlText w:val="%4."/>
-      <w:lvlJc w:val="left"/>
-      <w:pPr>
-        <w:tabs>
-          <w:tab w:val="num" w:pos="2880"/>
-        </w:tabs>
-        <w:ind w:left="2880" w:hanging="360"/>
-      </w:pPr>
-    </w:lvl>
-    <w:lvl w:ilvl="4" w:tentative="1">
-      <w:start w:val="1"/>
-      <w:numFmt w:val="decimal"/>
-      <w:lvlText w:val="%5."/>
-      <w:lvlJc w:val="left"/>
-      <w:pPr>
-        <w:tabs>
-          <w:tab w:val="num" w:pos="3600"/>
-        </w:tabs>
-        <w:ind w:left="3600" w:hanging="360"/>
-      </w:pPr>
-    </w:lvl>
-    <w:lvl w:ilvl="5" w:tentative="1">
-      <w:start w:val="1"/>
-      <w:numFmt w:val="decimal"/>
-      <w:lvlText w:val="%6."/>
-      <w:lvlJc w:val="left"/>
-      <w:pPr>
-        <w:tabs>
-          <w:tab w:val="num" w:pos="4320"/>
-        </w:tabs>
-        <w:ind w:left="4320" w:hanging="360"/>
-      </w:pPr>
-    </w:lvl>
-    <w:lvl w:ilvl="6" w:tentative="1">
-      <w:start w:val="1"/>
-      <w:numFmt w:val="decimal"/>
-      <w:lvlText w:val="%7."/>
-      <w:lvlJc w:val="left"/>
-      <w:pPr>
-        <w:tabs>
-          <w:tab w:val="num" w:pos="5040"/>
-        </w:tabs>
-        <w:ind w:left="5040" w:hanging="360"/>
-      </w:pPr>
-    </w:lvl>
-    <w:lvl w:ilvl="7" w:tentative="1">
-      <w:start w:val="1"/>
-      <w:numFmt w:val="decimal"/>
-      <w:lvlText w:val="%8."/>
-      <w:lvlJc w:val="left"/>
-      <w:pPr>
-        <w:tabs>
-          <w:tab w:val="num" w:pos="5760"/>
-        </w:tabs>
-        <w:ind w:left="5760" w:hanging="360"/>
-      </w:pPr>
-    </w:lvl>
-    <w:lvl w:ilvl="8" w:tentative="1">
-      <w:start w:val="1"/>
-      <w:numFmt w:val="decimal"/>
-      <w:lvlText w:val="%9."/>
-      <w:lvlJc w:val="left"/>
-      <w:pPr>
-        <w:tabs>
-          <w:tab w:val="num" w:pos="6480"/>
-        </w:tabs>
-        <w:ind w:left="6480" w:hanging="360"/>
-      </w:pPr>
-    </w:lvl>
-  </w:abstractNum>
-  <w:abstractNum w:abstractNumId="7" w15:restartNumberingAfterBreak="0">
-    <w:nsid w:val="424B060E"/>
-    <w:multiLevelType w:val="multilevel"/>
-    <w:tmpl w:val="F35C9284"/>
+    <w:tmpl w:val="E82A3314"/>
     <w:lvl w:ilvl="0">
       <w:start w:val="1"/>
       <w:numFmt w:val="bullet"/>
@@ -11654,9 +11987,9 @@
     </w:lvl>
   </w:abstractNum>
   <w:abstractNum w:abstractNumId="8" w15:restartNumberingAfterBreak="0">
-    <w:nsid w:val="5ADD201D"/>
+    <w:nsid w:val="55FB3312"/>
     <w:multiLevelType w:val="multilevel"/>
-    <w:tmpl w:val="619CFA2A"/>
+    <w:tmpl w:val="D64E204E"/>
     <w:lvl w:ilvl="0">
       <w:start w:val="1"/>
       <w:numFmt w:val="bullet"/>
@@ -11803,9 +12136,9 @@
     </w:lvl>
   </w:abstractNum>
   <w:abstractNum w:abstractNumId="9" w15:restartNumberingAfterBreak="0">
-    <w:nsid w:val="5DA37034"/>
+    <w:nsid w:val="56F5329E"/>
     <w:multiLevelType w:val="multilevel"/>
-    <w:tmpl w:val="B02ADB28"/>
+    <w:tmpl w:val="147AE3DC"/>
     <w:lvl w:ilvl="0">
       <w:start w:val="1"/>
       <w:numFmt w:val="bullet"/>
@@ -11951,35 +12284,35 @@
       </w:rPr>
     </w:lvl>
   </w:abstractNum>
-  <w:num w:numId="1" w16cid:durableId="1991860189">
+  <w:num w:numId="1" w16cid:durableId="497498319">
+    <w:abstractNumId w:val="4"/>
+  </w:num>
+  <w:num w:numId="2" w16cid:durableId="314187776">
+    <w:abstractNumId w:val="9"/>
+  </w:num>
+  <w:num w:numId="3" w16cid:durableId="1219241657">
     <w:abstractNumId w:val="6"/>
   </w:num>
-  <w:num w:numId="2" w16cid:durableId="1861970949">
+  <w:num w:numId="4" w16cid:durableId="561796785">
+    <w:abstractNumId w:val="5"/>
+  </w:num>
+  <w:num w:numId="5" w16cid:durableId="438912072">
+    <w:abstractNumId w:val="1"/>
+  </w:num>
+  <w:num w:numId="6" w16cid:durableId="2023311161">
+    <w:abstractNumId w:val="7"/>
+  </w:num>
+  <w:num w:numId="7" w16cid:durableId="990909312">
+    <w:abstractNumId w:val="0"/>
+  </w:num>
+  <w:num w:numId="8" w16cid:durableId="1676298468">
+    <w:abstractNumId w:val="8"/>
+  </w:num>
+  <w:num w:numId="9" w16cid:durableId="540871197">
     <w:abstractNumId w:val="2"/>
   </w:num>
-  <w:num w:numId="3" w16cid:durableId="1290626074">
-    <w:abstractNumId w:val="5"/>
-  </w:num>
-  <w:num w:numId="4" w16cid:durableId="1112676314">
-    <w:abstractNumId w:val="0"/>
-  </w:num>
-  <w:num w:numId="5" w16cid:durableId="923150792">
-    <w:abstractNumId w:val="7"/>
-  </w:num>
-  <w:num w:numId="6" w16cid:durableId="1574316071">
-    <w:abstractNumId w:val="4"/>
-  </w:num>
-  <w:num w:numId="7" w16cid:durableId="1964580941">
+  <w:num w:numId="10" w16cid:durableId="547110446">
     <w:abstractNumId w:val="3"/>
-  </w:num>
-  <w:num w:numId="8" w16cid:durableId="414134699">
-    <w:abstractNumId w:val="9"/>
-  </w:num>
-  <w:num w:numId="9" w16cid:durableId="1597133801">
-    <w:abstractNumId w:val="1"/>
-  </w:num>
-  <w:num w:numId="10" w16cid:durableId="1699428815">
-    <w:abstractNumId w:val="8"/>
   </w:num>
 </w:numbering>
 </file>

--- a/docs/Developer Guide.docx
+++ b/docs/Developer Guide.docx
@@ -72,7 +72,7 @@
       <w:pPr>
         <w:pStyle w:val="NormalWeb"/>
         <w:shd w:val="clear" w:color="auto" w:fill="EEF2F8"/>
-        <w:divId w:val="1893154769"/>
+        <w:divId w:val="1300191410"/>
         <w:rPr>
           <w:rFonts w:ascii="Calibri" w:hAnsi="Calibri" w:cs="Calibri"/>
           <w:color w:val="404040"/>
@@ -8845,26 +8845,7 @@
           <w:sz w:val="22"/>
           <w:szCs w:val="22"/>
         </w:rPr>
-        <w:t xml:space="preserve">The main window is full screen with no title bar. It shows who is signed in, a </w:t>
-      </w:r>
-      <w:r>
-        <w:rPr>
-          <w:rStyle w:val="Strong"/>
-          <w:rFonts w:ascii="Calibri" w:eastAsia="Times New Roman" w:hAnsi="Calibri" w:cs="Calibri"/>
-          <w:color w:val="1A1A1A"/>
-          <w:sz w:val="22"/>
-          <w:szCs w:val="22"/>
-        </w:rPr>
-        <w:t>Sign Out</w:t>
-      </w:r>
-      <w:r>
-        <w:rPr>
-          <w:rFonts w:ascii="Calibri" w:eastAsia="Times New Roman" w:hAnsi="Calibri" w:cs="Calibri"/>
-          <w:color w:val="1A1A1A"/>
-          <w:sz w:val="22"/>
-          <w:szCs w:val="22"/>
-        </w:rPr>
-        <w:t xml:space="preserve"> button and six tabs: Page Content, Announcements, Website Projects, Document Vault, Inquiries, Website Traffic. They're filled in one by one.</w:t>
+        <w:t>The main window is full screen with no title bar. It looks like the office app: a sidebar on the left (Page Content, Announcements, Website Projects, Document Vault, Inquiries, Website Traffic, Accounts for main accounts, Sign Out), the page title and who is signed in at the top, and the chosen page in the middle. Pages are filled in one by one.</w:t>
       </w:r>
     </w:p>
     <w:p>
@@ -9130,6 +9111,25 @@
           <w:sz w:val="22"/>
           <w:szCs w:val="22"/>
         </w:rPr>
+        <w:t xml:space="preserve"> accounts manage the others (owner decision, 30 Oct 2026), on the </w:t>
+      </w:r>
+      <w:r>
+        <w:rPr>
+          <w:rStyle w:val="Strong"/>
+          <w:rFonts w:ascii="Calibri" w:hAnsi="Calibri" w:cs="Calibri"/>
+          <w:color w:val="1A1A1A"/>
+          <w:sz w:val="22"/>
+          <w:szCs w:val="22"/>
+        </w:rPr>
+        <w:t>Accounts</w:t>
+      </w:r>
+      <w:r>
+        <w:rPr>
+          <w:rFonts w:ascii="Calibri" w:hAnsi="Calibri" w:cs="Calibri"/>
+          <w:color w:val="1A1A1A"/>
+          <w:sz w:val="22"/>
+          <w:szCs w:val="22"/>
+        </w:rPr>
         <w:t xml:space="preserve"> </w:t>
       </w:r>
       <w:r>
@@ -9139,26 +9139,7 @@
           <w:sz w:val="22"/>
           <w:szCs w:val="22"/>
         </w:rPr>
-        <w:t xml:space="preserve">accounts manage the others (owner decision, 30 Oct 2026), in the </w:t>
-      </w:r>
-      <w:r>
-        <w:rPr>
-          <w:rStyle w:val="Strong"/>
-          <w:rFonts w:ascii="Calibri" w:hAnsi="Calibri" w:cs="Calibri"/>
-          <w:color w:val="1A1A1A"/>
-          <w:sz w:val="22"/>
-          <w:szCs w:val="22"/>
-        </w:rPr>
-        <w:t>Accounts</w:t>
-      </w:r>
-      <w:r>
-        <w:rPr>
-          <w:rFonts w:ascii="Calibri" w:hAnsi="Calibri" w:cs="Calibri"/>
-          <w:color w:val="1A1A1A"/>
-          <w:sz w:val="22"/>
-          <w:szCs w:val="22"/>
-        </w:rPr>
-        <w:t xml:space="preserve"> tab, which only main accounts see. </w:t>
+        <w:t xml:space="preserve">page, whose sidebar button only main accounts see. </w:t>
       </w:r>
       <w:r>
         <w:rPr>
@@ -9352,6 +9333,22 @@
           <w:sz w:val="22"/>
           <w:szCs w:val="22"/>
         </w:rPr>
+        <w:t xml:space="preserve"> (script 010); the API will add them later. Any signed-in Website Admin account can follow them up: status New / Contacted / Closed and internal notes (never shown on the website). Inquiries are never deleted, so nothing a client sent is lost. The database refuses an inquiry with neither an email nor a phone number. </w:t>
+      </w:r>
+      <w:r>
+        <w:rPr>
+          <w:rStyle w:val="HTMLCode"/>
+          <w:color w:val="1A1A1A"/>
+        </w:rPr>
+        <w:t>Services/WebsiteInquiries</w:t>
+      </w:r>
+      <w:r>
+        <w:rPr>
+          <w:rFonts w:ascii="Calibri" w:hAnsi="Calibri" w:cs="Calibri"/>
+          <w:color w:val="1A1A1A"/>
+          <w:sz w:val="22"/>
+          <w:szCs w:val="22"/>
+        </w:rPr>
         <w:t xml:space="preserve"> </w:t>
       </w:r>
       <w:r>
@@ -9361,23 +9358,7 @@
           <w:sz w:val="22"/>
           <w:szCs w:val="22"/>
         </w:rPr>
-        <w:t xml:space="preserve">(script 010); the API will add them later. Any signed-in Website Admin account can follow them up: status New / Contacted / Closed and internal notes (never shown on the website). Inquiries are never deleted, so nothing a client sent is lost. The database refuses an inquiry with neither an email nor a phone number. </w:t>
-      </w:r>
-      <w:r>
-        <w:rPr>
-          <w:rStyle w:val="HTMLCode"/>
-          <w:color w:val="1A1A1A"/>
-        </w:rPr>
-        <w:t>Services/WebsiteInquiries</w:t>
-      </w:r>
-      <w:r>
-        <w:rPr>
-          <w:rFonts w:ascii="Calibri" w:hAnsi="Calibri" w:cs="Calibri"/>
-          <w:color w:val="1A1A1A"/>
-          <w:sz w:val="22"/>
-          <w:szCs w:val="22"/>
-        </w:rPr>
-        <w:t xml:space="preserve"> lists, counts and saves; the tab title shows "Inquiries (N new)".</w:t>
+        <w:t>lists, counts and saves; the sidebar button shows "Inquiries (N new)".</w:t>
       </w:r>
     </w:p>
     <w:p>
@@ -9421,16 +9402,7 @@
           <w:sz w:val="22"/>
           <w:szCs w:val="22"/>
         </w:rPr>
-        <w:t xml:space="preserve"> </w:t>
-      </w:r>
-      <w:r>
-        <w:rPr>
-          <w:rFonts w:ascii="Calibri" w:hAnsi="Calibri" w:cs="Calibri"/>
-          <w:color w:val="1A1A1A"/>
-          <w:sz w:val="22"/>
-          <w:szCs w:val="22"/>
-        </w:rPr>
-        <w:t xml:space="preserve">The home PC has the real database. The work PC has its own fresh database with test data only. Every test run on the work PC is written in </w:t>
+        <w:t xml:space="preserve"> The home PC has the real database. The work PC has its own fresh database with test data only. Every test run on the work PC is written in </w:t>
       </w:r>
       <w:r>
         <w:rPr>
@@ -9482,7 +9454,16 @@
           <w:sz w:val="22"/>
           <w:szCs w:val="22"/>
         </w:rPr>
-        <w:t xml:space="preserve"> (users) or </w:t>
+        <w:t xml:space="preserve"> </w:t>
+      </w:r>
+      <w:r>
+        <w:rPr>
+          <w:rFonts w:ascii="Calibri" w:hAnsi="Calibri" w:cs="Calibri"/>
+          <w:color w:val="1A1A1A"/>
+          <w:sz w:val="22"/>
+          <w:szCs w:val="22"/>
+        </w:rPr>
+        <w:t xml:space="preserve">(users) or </w:t>
       </w:r>
       <w:r>
         <w:rPr>
@@ -10791,7 +10772,7 @@
           <w:sz w:val="22"/>
           <w:szCs w:val="22"/>
         </w:rPr>
-        <w:t>Website Admin app: the six website tabs; then the API and the website Contact form</w:t>
+        <w:t>Website Admin app: the remaining website pages (Page Content, Announcements, Website Projects, Document Vault, Website Traffic); then the API and the website Contact form</w:t>
       </w:r>
     </w:p>
     <w:p>
@@ -10831,9 +10812,122 @@
 <file path=word/numbering.xml><?xml version="1.0" encoding="utf-8"?>
 <w:numbering xmlns:wpc="http://schemas.microsoft.com/office/word/2010/wordprocessingCanvas" xmlns:cx="http://schemas.microsoft.com/office/drawing/2014/chartex" xmlns:cx1="http://schemas.microsoft.com/office/drawing/2015/9/8/chartex" xmlns:cx2="http://schemas.microsoft.com/office/drawing/2015/10/21/chartex" xmlns:cx3="http://schemas.microsoft.com/office/drawing/2016/5/9/chartex" xmlns:cx4="http://schemas.microsoft.com/office/drawing/2016/5/10/chartex" xmlns:cx5="http://schemas.microsoft.com/office/drawing/2016/5/11/chartex" xmlns:cx6="http://schemas.microsoft.com/office/drawing/2016/5/12/chartex" xmlns:cx7="http://schemas.microsoft.com/office/drawing/2016/5/13/chartex" xmlns:cx8="http://schemas.microsoft.com/office/drawing/2016/5/14/chartex" xmlns:mc="http://schemas.openxmlformats.org/markup-compatibility/2006" xmlns:aink="http://schemas.microsoft.com/office/drawing/2016/ink" xmlns:am3d="http://schemas.microsoft.com/office/drawing/2017/model3d" xmlns:o="urn:schemas-microsoft-com:office:office" xmlns:oel="http://schemas.microsoft.com/office/2019/extlst" xmlns:r="http://schemas.openxmlformats.org/officeDocument/2006/relationships" xmlns:m="http://schemas.openxmlformats.org/officeDocument/2006/math" xmlns:v="urn:schemas-microsoft-com:vml" xmlns:wp14="http://schemas.microsoft.com/office/word/2010/wordprocessingDrawing" xmlns:wp="http://schemas.openxmlformats.org/drawingml/2006/wordprocessingDrawing" xmlns:w10="urn:schemas-microsoft-com:office:word" xmlns:w="http://schemas.openxmlformats.org/wordprocessingml/2006/main" xmlns:w14="http://schemas.microsoft.com/office/word/2010/wordml" xmlns:w15="http://schemas.microsoft.com/office/word/2012/wordml" xmlns:w16cex="http://schemas.microsoft.com/office/word/2018/wordml/cex" xmlns:w16cid="http://schemas.microsoft.com/office/word/2016/wordml/cid" xmlns:w16="http://schemas.microsoft.com/office/word/2018/wordml" xmlns:w16du="http://schemas.microsoft.com/office/word/2023/wordml/word16du" xmlns:w16sdtdh="http://schemas.microsoft.com/office/word/2020/wordml/sdtdatahash" xmlns:w16sdtfl="http://schemas.microsoft.com/office/word/2024/wordml/sdtformatlock" xmlns:w16se="http://schemas.microsoft.com/office/word/2015/wordml/symex" xmlns:wpg="http://schemas.microsoft.com/office/word/2010/wordprocessingGroup" xmlns:wpi="http://schemas.microsoft.com/office/word/2010/wordprocessingInk" xmlns:wne="http://schemas.microsoft.com/office/word/2006/wordml" xmlns:wps="http://schemas.microsoft.com/office/word/2010/wordprocessingShape" mc:Ignorable="w14 w15 w16se w16cid w16 w16cex w16sdtdh w16sdtfl w16du wp14">
   <w:abstractNum w:abstractNumId="0" w15:restartNumberingAfterBreak="0">
-    <w:nsid w:val="150E71CA"/>
+    <w:nsid w:val="08537D24"/>
     <w:multiLevelType w:val="multilevel"/>
-    <w:tmpl w:val="445E351A"/>
+    <w:tmpl w:val="683C6390"/>
+    <w:lvl w:ilvl="0">
+      <w:start w:val="1"/>
+      <w:numFmt w:val="decimal"/>
+      <w:lvlText w:val="%1."/>
+      <w:lvlJc w:val="left"/>
+      <w:pPr>
+        <w:tabs>
+          <w:tab w:val="num" w:pos="720"/>
+        </w:tabs>
+        <w:ind w:left="720" w:hanging="360"/>
+      </w:pPr>
+    </w:lvl>
+    <w:lvl w:ilvl="1" w:tentative="1">
+      <w:start w:val="1"/>
+      <w:numFmt w:val="decimal"/>
+      <w:lvlText w:val="%2."/>
+      <w:lvlJc w:val="left"/>
+      <w:pPr>
+        <w:tabs>
+          <w:tab w:val="num" w:pos="1440"/>
+        </w:tabs>
+        <w:ind w:left="1440" w:hanging="360"/>
+      </w:pPr>
+    </w:lvl>
+    <w:lvl w:ilvl="2" w:tentative="1">
+      <w:start w:val="1"/>
+      <w:numFmt w:val="decimal"/>
+      <w:lvlText w:val="%3."/>
+      <w:lvlJc w:val="left"/>
+      <w:pPr>
+        <w:tabs>
+          <w:tab w:val="num" w:pos="2160"/>
+        </w:tabs>
+        <w:ind w:left="2160" w:hanging="360"/>
+      </w:pPr>
+    </w:lvl>
+    <w:lvl w:ilvl="3" w:tentative="1">
+      <w:start w:val="1"/>
+      <w:numFmt w:val="decimal"/>
+      <w:lvlText w:val="%4."/>
+      <w:lvlJc w:val="left"/>
+      <w:pPr>
+        <w:tabs>
+          <w:tab w:val="num" w:pos="2880"/>
+        </w:tabs>
+        <w:ind w:left="2880" w:hanging="360"/>
+      </w:pPr>
+    </w:lvl>
+    <w:lvl w:ilvl="4" w:tentative="1">
+      <w:start w:val="1"/>
+      <w:numFmt w:val="decimal"/>
+      <w:lvlText w:val="%5."/>
+      <w:lvlJc w:val="left"/>
+      <w:pPr>
+        <w:tabs>
+          <w:tab w:val="num" w:pos="3600"/>
+        </w:tabs>
+        <w:ind w:left="3600" w:hanging="360"/>
+      </w:pPr>
+    </w:lvl>
+    <w:lvl w:ilvl="5" w:tentative="1">
+      <w:start w:val="1"/>
+      <w:numFmt w:val="decimal"/>
+      <w:lvlText w:val="%6."/>
+      <w:lvlJc w:val="left"/>
+      <w:pPr>
+        <w:tabs>
+          <w:tab w:val="num" w:pos="4320"/>
+        </w:tabs>
+        <w:ind w:left="4320" w:hanging="360"/>
+      </w:pPr>
+    </w:lvl>
+    <w:lvl w:ilvl="6" w:tentative="1">
+      <w:start w:val="1"/>
+      <w:numFmt w:val="decimal"/>
+      <w:lvlText w:val="%7."/>
+      <w:lvlJc w:val="left"/>
+      <w:pPr>
+        <w:tabs>
+          <w:tab w:val="num" w:pos="5040"/>
+        </w:tabs>
+        <w:ind w:left="5040" w:hanging="360"/>
+      </w:pPr>
+    </w:lvl>
+    <w:lvl w:ilvl="7" w:tentative="1">
+      <w:start w:val="1"/>
+      <w:numFmt w:val="decimal"/>
+      <w:lvlText w:val="%8."/>
+      <w:lvlJc w:val="left"/>
+      <w:pPr>
+        <w:tabs>
+          <w:tab w:val="num" w:pos="5760"/>
+        </w:tabs>
+        <w:ind w:left="5760" w:hanging="360"/>
+      </w:pPr>
+    </w:lvl>
+    <w:lvl w:ilvl="8" w:tentative="1">
+      <w:start w:val="1"/>
+      <w:numFmt w:val="decimal"/>
+      <w:lvlText w:val="%9."/>
+      <w:lvlJc w:val="left"/>
+      <w:pPr>
+        <w:tabs>
+          <w:tab w:val="num" w:pos="6480"/>
+        </w:tabs>
+        <w:ind w:left="6480" w:hanging="360"/>
+      </w:pPr>
+    </w:lvl>
+  </w:abstractNum>
+  <w:abstractNum w:abstractNumId="1" w15:restartNumberingAfterBreak="0">
+    <w:nsid w:val="20E24835"/>
+    <w:multiLevelType w:val="multilevel"/>
+    <w:tmpl w:val="D39A6D0C"/>
     <w:lvl w:ilvl="0">
       <w:start w:val="1"/>
       <w:numFmt w:val="bullet"/>
@@ -10979,10 +11073,159 @@
       </w:rPr>
     </w:lvl>
   </w:abstractNum>
-  <w:abstractNum w:abstractNumId="1" w15:restartNumberingAfterBreak="0">
-    <w:nsid w:val="1ECB7A9E"/>
+  <w:abstractNum w:abstractNumId="2" w15:restartNumberingAfterBreak="0">
+    <w:nsid w:val="2CBC69DC"/>
     <w:multiLevelType w:val="multilevel"/>
-    <w:tmpl w:val="B950A682"/>
+    <w:tmpl w:val="D73CAB10"/>
+    <w:lvl w:ilvl="0">
+      <w:start w:val="1"/>
+      <w:numFmt w:val="bullet"/>
+      <w:lvlText w:val=""/>
+      <w:lvlJc w:val="left"/>
+      <w:pPr>
+        <w:tabs>
+          <w:tab w:val="num" w:pos="720"/>
+        </w:tabs>
+        <w:ind w:left="720" w:hanging="360"/>
+      </w:pPr>
+      <w:rPr>
+        <w:rFonts w:ascii="Symbol" w:hAnsi="Symbol" w:hint="default"/>
+        <w:sz w:val="20"/>
+      </w:rPr>
+    </w:lvl>
+    <w:lvl w:ilvl="1">
+      <w:start w:val="1"/>
+      <w:numFmt w:val="bullet"/>
+      <w:lvlText w:val="o"/>
+      <w:lvlJc w:val="left"/>
+      <w:pPr>
+        <w:tabs>
+          <w:tab w:val="num" w:pos="1440"/>
+        </w:tabs>
+        <w:ind w:left="1440" w:hanging="360"/>
+      </w:pPr>
+      <w:rPr>
+        <w:rFonts w:ascii="Courier New" w:hAnsi="Courier New" w:hint="default"/>
+        <w:sz w:val="20"/>
+      </w:rPr>
+    </w:lvl>
+    <w:lvl w:ilvl="2" w:tentative="1">
+      <w:start w:val="1"/>
+      <w:numFmt w:val="bullet"/>
+      <w:lvlText w:val=""/>
+      <w:lvlJc w:val="left"/>
+      <w:pPr>
+        <w:tabs>
+          <w:tab w:val="num" w:pos="2160"/>
+        </w:tabs>
+        <w:ind w:left="2160" w:hanging="360"/>
+      </w:pPr>
+      <w:rPr>
+        <w:rFonts w:ascii="Wingdings" w:hAnsi="Wingdings" w:hint="default"/>
+        <w:sz w:val="20"/>
+      </w:rPr>
+    </w:lvl>
+    <w:lvl w:ilvl="3" w:tentative="1">
+      <w:start w:val="1"/>
+      <w:numFmt w:val="bullet"/>
+      <w:lvlText w:val=""/>
+      <w:lvlJc w:val="left"/>
+      <w:pPr>
+        <w:tabs>
+          <w:tab w:val="num" w:pos="2880"/>
+        </w:tabs>
+        <w:ind w:left="2880" w:hanging="360"/>
+      </w:pPr>
+      <w:rPr>
+        <w:rFonts w:ascii="Wingdings" w:hAnsi="Wingdings" w:hint="default"/>
+        <w:sz w:val="20"/>
+      </w:rPr>
+    </w:lvl>
+    <w:lvl w:ilvl="4" w:tentative="1">
+      <w:start w:val="1"/>
+      <w:numFmt w:val="bullet"/>
+      <w:lvlText w:val=""/>
+      <w:lvlJc w:val="left"/>
+      <w:pPr>
+        <w:tabs>
+          <w:tab w:val="num" w:pos="3600"/>
+        </w:tabs>
+        <w:ind w:left="3600" w:hanging="360"/>
+      </w:pPr>
+      <w:rPr>
+        <w:rFonts w:ascii="Wingdings" w:hAnsi="Wingdings" w:hint="default"/>
+        <w:sz w:val="20"/>
+      </w:rPr>
+    </w:lvl>
+    <w:lvl w:ilvl="5" w:tentative="1">
+      <w:start w:val="1"/>
+      <w:numFmt w:val="bullet"/>
+      <w:lvlText w:val=""/>
+      <w:lvlJc w:val="left"/>
+      <w:pPr>
+        <w:tabs>
+          <w:tab w:val="num" w:pos="4320"/>
+        </w:tabs>
+        <w:ind w:left="4320" w:hanging="360"/>
+      </w:pPr>
+      <w:rPr>
+        <w:rFonts w:ascii="Wingdings" w:hAnsi="Wingdings" w:hint="default"/>
+        <w:sz w:val="20"/>
+      </w:rPr>
+    </w:lvl>
+    <w:lvl w:ilvl="6" w:tentative="1">
+      <w:start w:val="1"/>
+      <w:numFmt w:val="bullet"/>
+      <w:lvlText w:val=""/>
+      <w:lvlJc w:val="left"/>
+      <w:pPr>
+        <w:tabs>
+          <w:tab w:val="num" w:pos="5040"/>
+        </w:tabs>
+        <w:ind w:left="5040" w:hanging="360"/>
+      </w:pPr>
+      <w:rPr>
+        <w:rFonts w:ascii="Wingdings" w:hAnsi="Wingdings" w:hint="default"/>
+        <w:sz w:val="20"/>
+      </w:rPr>
+    </w:lvl>
+    <w:lvl w:ilvl="7" w:tentative="1">
+      <w:start w:val="1"/>
+      <w:numFmt w:val="bullet"/>
+      <w:lvlText w:val=""/>
+      <w:lvlJc w:val="left"/>
+      <w:pPr>
+        <w:tabs>
+          <w:tab w:val="num" w:pos="5760"/>
+        </w:tabs>
+        <w:ind w:left="5760" w:hanging="360"/>
+      </w:pPr>
+      <w:rPr>
+        <w:rFonts w:ascii="Wingdings" w:hAnsi="Wingdings" w:hint="default"/>
+        <w:sz w:val="20"/>
+      </w:rPr>
+    </w:lvl>
+    <w:lvl w:ilvl="8" w:tentative="1">
+      <w:start w:val="1"/>
+      <w:numFmt w:val="bullet"/>
+      <w:lvlText w:val=""/>
+      <w:lvlJc w:val="left"/>
+      <w:pPr>
+        <w:tabs>
+          <w:tab w:val="num" w:pos="6480"/>
+        </w:tabs>
+        <w:ind w:left="6480" w:hanging="360"/>
+      </w:pPr>
+      <w:rPr>
+        <w:rFonts w:ascii="Wingdings" w:hAnsi="Wingdings" w:hint="default"/>
+        <w:sz w:val="20"/>
+      </w:rPr>
+    </w:lvl>
+  </w:abstractNum>
+  <w:abstractNum w:abstractNumId="3" w15:restartNumberingAfterBreak="0">
+    <w:nsid w:val="36366C53"/>
+    <w:multiLevelType w:val="multilevel"/>
+    <w:tmpl w:val="DE7CBEFA"/>
     <w:lvl w:ilvl="0">
       <w:start w:val="1"/>
       <w:numFmt w:val="bullet"/>
@@ -11128,10 +11371,10 @@
       </w:rPr>
     </w:lvl>
   </w:abstractNum>
-  <w:abstractNum w:abstractNumId="2" w15:restartNumberingAfterBreak="0">
-    <w:nsid w:val="20E47FE3"/>
+  <w:abstractNum w:abstractNumId="4" w15:restartNumberingAfterBreak="0">
+    <w:nsid w:val="4B037168"/>
     <w:multiLevelType w:val="multilevel"/>
-    <w:tmpl w:val="F1F295C6"/>
+    <w:tmpl w:val="FFCA9B26"/>
     <w:lvl w:ilvl="0">
       <w:start w:val="1"/>
       <w:numFmt w:val="bullet"/>
@@ -11277,10 +11520,10 @@
       </w:rPr>
     </w:lvl>
   </w:abstractNum>
-  <w:abstractNum w:abstractNumId="3" w15:restartNumberingAfterBreak="0">
-    <w:nsid w:val="2B8D6E68"/>
+  <w:abstractNum w:abstractNumId="5" w15:restartNumberingAfterBreak="0">
+    <w:nsid w:val="521C3418"/>
     <w:multiLevelType w:val="multilevel"/>
-    <w:tmpl w:val="AD1A4464"/>
+    <w:tmpl w:val="5FB07E8E"/>
     <w:lvl w:ilvl="0">
       <w:start w:val="1"/>
       <w:numFmt w:val="bullet"/>
@@ -11426,123 +11669,10 @@
       </w:rPr>
     </w:lvl>
   </w:abstractNum>
-  <w:abstractNum w:abstractNumId="4" w15:restartNumberingAfterBreak="0">
-    <w:nsid w:val="31566B48"/>
+  <w:abstractNum w:abstractNumId="6" w15:restartNumberingAfterBreak="0">
+    <w:nsid w:val="53DA198D"/>
     <w:multiLevelType w:val="multilevel"/>
-    <w:tmpl w:val="0980E5B0"/>
-    <w:lvl w:ilvl="0">
-      <w:start w:val="1"/>
-      <w:numFmt w:val="decimal"/>
-      <w:lvlText w:val="%1."/>
-      <w:lvlJc w:val="left"/>
-      <w:pPr>
-        <w:tabs>
-          <w:tab w:val="num" w:pos="720"/>
-        </w:tabs>
-        <w:ind w:left="720" w:hanging="360"/>
-      </w:pPr>
-    </w:lvl>
-    <w:lvl w:ilvl="1" w:tentative="1">
-      <w:start w:val="1"/>
-      <w:numFmt w:val="decimal"/>
-      <w:lvlText w:val="%2."/>
-      <w:lvlJc w:val="left"/>
-      <w:pPr>
-        <w:tabs>
-          <w:tab w:val="num" w:pos="1440"/>
-        </w:tabs>
-        <w:ind w:left="1440" w:hanging="360"/>
-      </w:pPr>
-    </w:lvl>
-    <w:lvl w:ilvl="2" w:tentative="1">
-      <w:start w:val="1"/>
-      <w:numFmt w:val="decimal"/>
-      <w:lvlText w:val="%3."/>
-      <w:lvlJc w:val="left"/>
-      <w:pPr>
-        <w:tabs>
-          <w:tab w:val="num" w:pos="2160"/>
-        </w:tabs>
-        <w:ind w:left="2160" w:hanging="360"/>
-      </w:pPr>
-    </w:lvl>
-    <w:lvl w:ilvl="3" w:tentative="1">
-      <w:start w:val="1"/>
-      <w:numFmt w:val="decimal"/>
-      <w:lvlText w:val="%4."/>
-      <w:lvlJc w:val="left"/>
-      <w:pPr>
-        <w:tabs>
-          <w:tab w:val="num" w:pos="2880"/>
-        </w:tabs>
-        <w:ind w:left="2880" w:hanging="360"/>
-      </w:pPr>
-    </w:lvl>
-    <w:lvl w:ilvl="4" w:tentative="1">
-      <w:start w:val="1"/>
-      <w:numFmt w:val="decimal"/>
-      <w:lvlText w:val="%5."/>
-      <w:lvlJc w:val="left"/>
-      <w:pPr>
-        <w:tabs>
-          <w:tab w:val="num" w:pos="3600"/>
-        </w:tabs>
-        <w:ind w:left="3600" w:hanging="360"/>
-      </w:pPr>
-    </w:lvl>
-    <w:lvl w:ilvl="5" w:tentative="1">
-      <w:start w:val="1"/>
-      <w:numFmt w:val="decimal"/>
-      <w:lvlText w:val="%6."/>
-      <w:lvlJc w:val="left"/>
-      <w:pPr>
-        <w:tabs>
-          <w:tab w:val="num" w:pos="4320"/>
-        </w:tabs>
-        <w:ind w:left="4320" w:hanging="360"/>
-      </w:pPr>
-    </w:lvl>
-    <w:lvl w:ilvl="6" w:tentative="1">
-      <w:start w:val="1"/>
-      <w:numFmt w:val="decimal"/>
-      <w:lvlText w:val="%7."/>
-      <w:lvlJc w:val="left"/>
-      <w:pPr>
-        <w:tabs>
-          <w:tab w:val="num" w:pos="5040"/>
-        </w:tabs>
-        <w:ind w:left="5040" w:hanging="360"/>
-      </w:pPr>
-    </w:lvl>
-    <w:lvl w:ilvl="7" w:tentative="1">
-      <w:start w:val="1"/>
-      <w:numFmt w:val="decimal"/>
-      <w:lvlText w:val="%8."/>
-      <w:lvlJc w:val="left"/>
-      <w:pPr>
-        <w:tabs>
-          <w:tab w:val="num" w:pos="5760"/>
-        </w:tabs>
-        <w:ind w:left="5760" w:hanging="360"/>
-      </w:pPr>
-    </w:lvl>
-    <w:lvl w:ilvl="8" w:tentative="1">
-      <w:start w:val="1"/>
-      <w:numFmt w:val="decimal"/>
-      <w:lvlText w:val="%9."/>
-      <w:lvlJc w:val="left"/>
-      <w:pPr>
-        <w:tabs>
-          <w:tab w:val="num" w:pos="6480"/>
-        </w:tabs>
-        <w:ind w:left="6480" w:hanging="360"/>
-      </w:pPr>
-    </w:lvl>
-  </w:abstractNum>
-  <w:abstractNum w:abstractNumId="5" w15:restartNumberingAfterBreak="0">
-    <w:nsid w:val="48F51FD3"/>
-    <w:multiLevelType w:val="multilevel"/>
-    <w:tmpl w:val="3AD6A5F6"/>
+    <w:tmpl w:val="C156A424"/>
     <w:lvl w:ilvl="0">
       <w:start w:val="1"/>
       <w:numFmt w:val="bullet"/>
@@ -11688,10 +11818,10 @@
       </w:rPr>
     </w:lvl>
   </w:abstractNum>
-  <w:abstractNum w:abstractNumId="6" w15:restartNumberingAfterBreak="0">
-    <w:nsid w:val="49910BD0"/>
+  <w:abstractNum w:abstractNumId="7" w15:restartNumberingAfterBreak="0">
+    <w:nsid w:val="5A1F2DBA"/>
     <w:multiLevelType w:val="multilevel"/>
-    <w:tmpl w:val="9E469286"/>
+    <w:tmpl w:val="09BE24B4"/>
     <w:lvl w:ilvl="0">
       <w:start w:val="1"/>
       <w:numFmt w:val="bullet"/>
@@ -11708,7 +11838,7 @@
         <w:sz w:val="20"/>
       </w:rPr>
     </w:lvl>
-    <w:lvl w:ilvl="1">
+    <w:lvl w:ilvl="1" w:tentative="1">
       <w:start w:val="1"/>
       <w:numFmt w:val="bullet"/>
       <w:lvlText w:val="o"/>
@@ -11837,10 +11967,10 @@
       </w:rPr>
     </w:lvl>
   </w:abstractNum>
-  <w:abstractNum w:abstractNumId="7" w15:restartNumberingAfterBreak="0">
-    <w:nsid w:val="523A4EB6"/>
+  <w:abstractNum w:abstractNumId="8" w15:restartNumberingAfterBreak="0">
+    <w:nsid w:val="6C123755"/>
     <w:multiLevelType w:val="multilevel"/>
-    <w:tmpl w:val="E82A3314"/>
+    <w:tmpl w:val="F87074C4"/>
     <w:lvl w:ilvl="0">
       <w:start w:val="1"/>
       <w:numFmt w:val="bullet"/>
@@ -11986,10 +12116,10 @@
       </w:rPr>
     </w:lvl>
   </w:abstractNum>
-  <w:abstractNum w:abstractNumId="8" w15:restartNumberingAfterBreak="0">
-    <w:nsid w:val="55FB3312"/>
+  <w:abstractNum w:abstractNumId="9" w15:restartNumberingAfterBreak="0">
+    <w:nsid w:val="79353E37"/>
     <w:multiLevelType w:val="multilevel"/>
-    <w:tmpl w:val="D64E204E"/>
+    <w:tmpl w:val="EF82186E"/>
     <w:lvl w:ilvl="0">
       <w:start w:val="1"/>
       <w:numFmt w:val="bullet"/>
@@ -12135,184 +12265,35 @@
       </w:rPr>
     </w:lvl>
   </w:abstractNum>
-  <w:abstractNum w:abstractNumId="9" w15:restartNumberingAfterBreak="0">
-    <w:nsid w:val="56F5329E"/>
-    <w:multiLevelType w:val="multilevel"/>
-    <w:tmpl w:val="147AE3DC"/>
-    <w:lvl w:ilvl="0">
-      <w:start w:val="1"/>
-      <w:numFmt w:val="bullet"/>
-      <w:lvlText w:val=""/>
-      <w:lvlJc w:val="left"/>
-      <w:pPr>
-        <w:tabs>
-          <w:tab w:val="num" w:pos="720"/>
-        </w:tabs>
-        <w:ind w:left="720" w:hanging="360"/>
-      </w:pPr>
-      <w:rPr>
-        <w:rFonts w:ascii="Symbol" w:hAnsi="Symbol" w:hint="default"/>
-        <w:sz w:val="20"/>
-      </w:rPr>
-    </w:lvl>
-    <w:lvl w:ilvl="1" w:tentative="1">
-      <w:start w:val="1"/>
-      <w:numFmt w:val="bullet"/>
-      <w:lvlText w:val="o"/>
-      <w:lvlJc w:val="left"/>
-      <w:pPr>
-        <w:tabs>
-          <w:tab w:val="num" w:pos="1440"/>
-        </w:tabs>
-        <w:ind w:left="1440" w:hanging="360"/>
-      </w:pPr>
-      <w:rPr>
-        <w:rFonts w:ascii="Courier New" w:hAnsi="Courier New" w:hint="default"/>
-        <w:sz w:val="20"/>
-      </w:rPr>
-    </w:lvl>
-    <w:lvl w:ilvl="2" w:tentative="1">
-      <w:start w:val="1"/>
-      <w:numFmt w:val="bullet"/>
-      <w:lvlText w:val=""/>
-      <w:lvlJc w:val="left"/>
-      <w:pPr>
-        <w:tabs>
-          <w:tab w:val="num" w:pos="2160"/>
-        </w:tabs>
-        <w:ind w:left="2160" w:hanging="360"/>
-      </w:pPr>
-      <w:rPr>
-        <w:rFonts w:ascii="Wingdings" w:hAnsi="Wingdings" w:hint="default"/>
-        <w:sz w:val="20"/>
-      </w:rPr>
-    </w:lvl>
-    <w:lvl w:ilvl="3" w:tentative="1">
-      <w:start w:val="1"/>
-      <w:numFmt w:val="bullet"/>
-      <w:lvlText w:val=""/>
-      <w:lvlJc w:val="left"/>
-      <w:pPr>
-        <w:tabs>
-          <w:tab w:val="num" w:pos="2880"/>
-        </w:tabs>
-        <w:ind w:left="2880" w:hanging="360"/>
-      </w:pPr>
-      <w:rPr>
-        <w:rFonts w:ascii="Wingdings" w:hAnsi="Wingdings" w:hint="default"/>
-        <w:sz w:val="20"/>
-      </w:rPr>
-    </w:lvl>
-    <w:lvl w:ilvl="4" w:tentative="1">
-      <w:start w:val="1"/>
-      <w:numFmt w:val="bullet"/>
-      <w:lvlText w:val=""/>
-      <w:lvlJc w:val="left"/>
-      <w:pPr>
-        <w:tabs>
-          <w:tab w:val="num" w:pos="3600"/>
-        </w:tabs>
-        <w:ind w:left="3600" w:hanging="360"/>
-      </w:pPr>
-      <w:rPr>
-        <w:rFonts w:ascii="Wingdings" w:hAnsi="Wingdings" w:hint="default"/>
-        <w:sz w:val="20"/>
-      </w:rPr>
-    </w:lvl>
-    <w:lvl w:ilvl="5" w:tentative="1">
-      <w:start w:val="1"/>
-      <w:numFmt w:val="bullet"/>
-      <w:lvlText w:val=""/>
-      <w:lvlJc w:val="left"/>
-      <w:pPr>
-        <w:tabs>
-          <w:tab w:val="num" w:pos="4320"/>
-        </w:tabs>
-        <w:ind w:left="4320" w:hanging="360"/>
-      </w:pPr>
-      <w:rPr>
-        <w:rFonts w:ascii="Wingdings" w:hAnsi="Wingdings" w:hint="default"/>
-        <w:sz w:val="20"/>
-      </w:rPr>
-    </w:lvl>
-    <w:lvl w:ilvl="6" w:tentative="1">
-      <w:start w:val="1"/>
-      <w:numFmt w:val="bullet"/>
-      <w:lvlText w:val=""/>
-      <w:lvlJc w:val="left"/>
-      <w:pPr>
-        <w:tabs>
-          <w:tab w:val="num" w:pos="5040"/>
-        </w:tabs>
-        <w:ind w:left="5040" w:hanging="360"/>
-      </w:pPr>
-      <w:rPr>
-        <w:rFonts w:ascii="Wingdings" w:hAnsi="Wingdings" w:hint="default"/>
-        <w:sz w:val="20"/>
-      </w:rPr>
-    </w:lvl>
-    <w:lvl w:ilvl="7" w:tentative="1">
-      <w:start w:val="1"/>
-      <w:numFmt w:val="bullet"/>
-      <w:lvlText w:val=""/>
-      <w:lvlJc w:val="left"/>
-      <w:pPr>
-        <w:tabs>
-          <w:tab w:val="num" w:pos="5760"/>
-        </w:tabs>
-        <w:ind w:left="5760" w:hanging="360"/>
-      </w:pPr>
-      <w:rPr>
-        <w:rFonts w:ascii="Wingdings" w:hAnsi="Wingdings" w:hint="default"/>
-        <w:sz w:val="20"/>
-      </w:rPr>
-    </w:lvl>
-    <w:lvl w:ilvl="8" w:tentative="1">
-      <w:start w:val="1"/>
-      <w:numFmt w:val="bullet"/>
-      <w:lvlText w:val=""/>
-      <w:lvlJc w:val="left"/>
-      <w:pPr>
-        <w:tabs>
-          <w:tab w:val="num" w:pos="6480"/>
-        </w:tabs>
-        <w:ind w:left="6480" w:hanging="360"/>
-      </w:pPr>
-      <w:rPr>
-        <w:rFonts w:ascii="Wingdings" w:hAnsi="Wingdings" w:hint="default"/>
-        <w:sz w:val="20"/>
-      </w:rPr>
-    </w:lvl>
-  </w:abstractNum>
-  <w:num w:numId="1" w16cid:durableId="497498319">
+  <w:num w:numId="1" w16cid:durableId="331105483">
+    <w:abstractNumId w:val="0"/>
+  </w:num>
+  <w:num w:numId="2" w16cid:durableId="180365905">
+    <w:abstractNumId w:val="3"/>
+  </w:num>
+  <w:num w:numId="3" w16cid:durableId="244464582">
+    <w:abstractNumId w:val="2"/>
+  </w:num>
+  <w:num w:numId="4" w16cid:durableId="1120802265">
     <w:abstractNumId w:val="4"/>
   </w:num>
-  <w:num w:numId="2" w16cid:durableId="314187776">
+  <w:num w:numId="5" w16cid:durableId="1158885741">
+    <w:abstractNumId w:val="7"/>
+  </w:num>
+  <w:num w:numId="6" w16cid:durableId="2023117641">
+    <w:abstractNumId w:val="8"/>
+  </w:num>
+  <w:num w:numId="7" w16cid:durableId="1063334030">
+    <w:abstractNumId w:val="5"/>
+  </w:num>
+  <w:num w:numId="8" w16cid:durableId="1183739306">
     <w:abstractNumId w:val="9"/>
   </w:num>
-  <w:num w:numId="3" w16cid:durableId="1219241657">
+  <w:num w:numId="9" w16cid:durableId="1277634204">
     <w:abstractNumId w:val="6"/>
   </w:num>
-  <w:num w:numId="4" w16cid:durableId="561796785">
-    <w:abstractNumId w:val="5"/>
-  </w:num>
-  <w:num w:numId="5" w16cid:durableId="438912072">
+  <w:num w:numId="10" w16cid:durableId="1749762966">
     <w:abstractNumId w:val="1"/>
-  </w:num>
-  <w:num w:numId="6" w16cid:durableId="2023311161">
-    <w:abstractNumId w:val="7"/>
-  </w:num>
-  <w:num w:numId="7" w16cid:durableId="990909312">
-    <w:abstractNumId w:val="0"/>
-  </w:num>
-  <w:num w:numId="8" w16cid:durableId="1676298468">
-    <w:abstractNumId w:val="8"/>
-  </w:num>
-  <w:num w:numId="9" w16cid:durableId="540871197">
-    <w:abstractNumId w:val="2"/>
-  </w:num>
-  <w:num w:numId="10" w16cid:durableId="547110446">
-    <w:abstractNumId w:val="3"/>
   </w:num>
 </w:numbering>
 </file>

--- a/docs/Developer Guide.docx
+++ b/docs/Developer Guide.docx
@@ -72,7 +72,7 @@
       <w:pPr>
         <w:pStyle w:val="NormalWeb"/>
         <w:shd w:val="clear" w:color="auto" w:fill="EEF2F8"/>
-        <w:divId w:val="1300191410"/>
+        <w:divId w:val="1788892160"/>
         <w:rPr>
           <w:rFonts w:ascii="Calibri" w:hAnsi="Calibri" w:cs="Calibri"/>
           <w:color w:val="404040"/>
@@ -2363,135 +2363,187 @@
       </w:pPr>
       <w:r>
         <w:rPr>
-          <w:rStyle w:val="Strong"/>
-          <w:rFonts w:ascii="Calibri" w:hAnsi="Calibri" w:cs="Calibri"/>
-          <w:color w:val="1A1A1A"/>
-          <w:sz w:val="22"/>
-          <w:szCs w:val="22"/>
-        </w:rPr>
-        <w:t>Forgotten PostgreSQL password:</w:t>
-      </w:r>
-      <w:r>
-        <w:rPr>
-          <w:rFonts w:ascii="Calibri" w:hAnsi="Calibri" w:cs="Calibri"/>
-          <w:color w:val="1A1A1A"/>
-          <w:sz w:val="22"/>
-          <w:szCs w:val="22"/>
-        </w:rPr>
-        <w:t xml:space="preserve"> in </w:t>
+          <w:rFonts w:ascii="Calibri" w:hAnsi="Calibri" w:cs="Calibri"/>
+          <w:color w:val="1A1A1A"/>
+          <w:sz w:val="22"/>
+          <w:szCs w:val="22"/>
+        </w:rPr>
+        <w:t xml:space="preserve">Every build puts the finished programs in one easy folder at the top of the project: </w:t>
       </w:r>
       <w:r>
         <w:rPr>
           <w:rStyle w:val="HTMLCode"/>
           <w:color w:val="1A1A1A"/>
         </w:rPr>
-        <w:t>C:\Program Files\PostgreSQL\18\data\pg_hba.conf</w:t>
-      </w:r>
-      <w:r>
-        <w:rPr>
-          <w:rFonts w:ascii="Calibri" w:hAnsi="Calibri" w:cs="Calibri"/>
-          <w:color w:val="1A1A1A"/>
-          <w:sz w:val="22"/>
-          <w:szCs w:val="22"/>
-        </w:rPr>
-        <w:t xml:space="preserve"> change </w:t>
+        <w:t>Apps\Office App\Company.OfficeApp.exe</w:t>
+      </w:r>
+      <w:r>
+        <w:rPr>
+          <w:rFonts w:ascii="Calibri" w:hAnsi="Calibri" w:cs="Calibri"/>
+          <w:color w:val="1A1A1A"/>
+          <w:sz w:val="22"/>
+          <w:szCs w:val="22"/>
+        </w:rPr>
+        <w:t xml:space="preserve"> and </w:t>
       </w:r>
       <w:r>
         <w:rPr>
           <w:rStyle w:val="HTMLCode"/>
           <w:color w:val="1A1A1A"/>
         </w:rPr>
-        <w:t>scram-sha-256</w:t>
-      </w:r>
-      <w:r>
-        <w:rPr>
-          <w:rFonts w:ascii="Calibri" w:hAnsi="Calibri" w:cs="Calibri"/>
-          <w:color w:val="1A1A1A"/>
-          <w:sz w:val="22"/>
-          <w:szCs w:val="22"/>
-        </w:rPr>
-        <w:t xml:space="preserve"> to </w:t>
-      </w:r>
-      <w:r>
-        <w:rPr>
-          <w:rStyle w:val="HTMLCode"/>
-          <w:color w:val="1A1A1A"/>
-        </w:rPr>
-        <w:t>trust</w:t>
-      </w:r>
-      <w:r>
-        <w:rPr>
-          <w:rFonts w:ascii="Calibri" w:hAnsi="Calibri" w:cs="Calibri"/>
-          <w:color w:val="1A1A1A"/>
-          <w:sz w:val="22"/>
-          <w:szCs w:val="22"/>
-        </w:rPr>
-        <w:t xml:space="preserve">, restart the </w:t>
-      </w:r>
-      <w:r>
-        <w:rPr>
-          <w:rStyle w:val="HTMLCode"/>
-          <w:color w:val="1A1A1A"/>
-        </w:rPr>
-        <w:t>postgresql-x64-18</w:t>
-      </w:r>
-      <w:r>
-        <w:rPr>
-          <w:rFonts w:ascii="Calibri" w:hAnsi="Calibri" w:cs="Calibri"/>
-          <w:color w:val="1A1A1A"/>
-          <w:sz w:val="22"/>
-          <w:szCs w:val="22"/>
-        </w:rPr>
-        <w:t xml:space="preserve"> service, run </w:t>
-      </w:r>
-      <w:r>
-        <w:rPr>
-          <w:rStyle w:val="HTMLCode"/>
-          <w:color w:val="1A1A1A"/>
-        </w:rPr>
-        <w:t>ALTER USER postgres WITH PASSWORD '...';</w:t>
-      </w:r>
-      <w:r>
-        <w:rPr>
-          <w:rFonts w:ascii="Calibri" w:hAnsi="Calibri" w:cs="Calibri"/>
-          <w:color w:val="1A1A1A"/>
-          <w:sz w:val="22"/>
-          <w:szCs w:val="22"/>
-        </w:rPr>
-        <w:t xml:space="preserve"> in pgAdmin, then change it back and restart again.</w:t>
+        <w:t>Apps\Website Admin\Company.WebsiteAdmin.exe</w:t>
+      </w:r>
+      <w:r>
+        <w:rPr>
+          <w:rFonts w:ascii="Calibri" w:hAnsi="Calibri" w:cs="Calibri"/>
+          <w:color w:val="1A1A1A"/>
+          <w:sz w:val="22"/>
+          <w:szCs w:val="22"/>
+        </w:rPr>
+        <w:t>. Double-click them there (or make desktop shortcuts to them). The folder is rebuilt every time and isn't saved in Git.</w:t>
       </w:r>
     </w:p>
     <w:p>
       <w:pPr>
-        <w:pStyle w:val="Heading1"/>
-        <w:rPr>
-          <w:rFonts w:ascii="Calibri" w:eastAsia="Times New Roman" w:hAnsi="Calibri" w:cs="Calibri"/>
-        </w:rPr>
-      </w:pPr>
-      <w:r>
-        <w:rPr>
-          <w:rFonts w:ascii="Calibri" w:eastAsia="Times New Roman" w:hAnsi="Calibri" w:cs="Calibri"/>
+        <w:pStyle w:val="NormalWeb"/>
+        <w:rPr>
+          <w:rFonts w:ascii="Calibri" w:hAnsi="Calibri" w:cs="Calibri"/>
+          <w:color w:val="1A1A1A"/>
+          <w:sz w:val="22"/>
+          <w:szCs w:val="22"/>
+        </w:rPr>
+      </w:pPr>
+      <w:r>
+        <w:rPr>
+          <w:rStyle w:val="Strong"/>
+          <w:rFonts w:ascii="Calibri" w:hAnsi="Calibri" w:cs="Calibri"/>
+          <w:color w:val="1A1A1A"/>
+          <w:sz w:val="22"/>
+          <w:szCs w:val="22"/>
         </w:rPr>
         <w:lastRenderedPageBreak/>
-        <w:t>Chapter 2: The database</w:t>
+        <w:t>Forgotten PostgreSQL password:</w:t>
+      </w:r>
+      <w:r>
+        <w:rPr>
+          <w:rFonts w:ascii="Calibri" w:hAnsi="Calibri" w:cs="Calibri"/>
+          <w:color w:val="1A1A1A"/>
+          <w:sz w:val="22"/>
+          <w:szCs w:val="22"/>
+        </w:rPr>
+        <w:t xml:space="preserve"> in </w:t>
+      </w:r>
+      <w:r>
+        <w:rPr>
+          <w:rStyle w:val="HTMLCode"/>
+          <w:color w:val="1A1A1A"/>
+        </w:rPr>
+        <w:t>C:\Program Files\PostgreSQL\18\data\pg_hba.conf</w:t>
+      </w:r>
+      <w:r>
+        <w:rPr>
+          <w:rFonts w:ascii="Calibri" w:hAnsi="Calibri" w:cs="Calibri"/>
+          <w:color w:val="1A1A1A"/>
+          <w:sz w:val="22"/>
+          <w:szCs w:val="22"/>
+        </w:rPr>
+        <w:t xml:space="preserve"> change </w:t>
+      </w:r>
+      <w:r>
+        <w:rPr>
+          <w:rStyle w:val="HTMLCode"/>
+          <w:color w:val="1A1A1A"/>
+        </w:rPr>
+        <w:t>scram-sha-256</w:t>
+      </w:r>
+      <w:r>
+        <w:rPr>
+          <w:rFonts w:ascii="Calibri" w:hAnsi="Calibri" w:cs="Calibri"/>
+          <w:color w:val="1A1A1A"/>
+          <w:sz w:val="22"/>
+          <w:szCs w:val="22"/>
+        </w:rPr>
+        <w:t xml:space="preserve"> to </w:t>
+      </w:r>
+      <w:r>
+        <w:rPr>
+          <w:rStyle w:val="HTMLCode"/>
+          <w:color w:val="1A1A1A"/>
+        </w:rPr>
+        <w:t>trust</w:t>
+      </w:r>
+      <w:r>
+        <w:rPr>
+          <w:rFonts w:ascii="Calibri" w:hAnsi="Calibri" w:cs="Calibri"/>
+          <w:color w:val="1A1A1A"/>
+          <w:sz w:val="22"/>
+          <w:szCs w:val="22"/>
+        </w:rPr>
+        <w:t xml:space="preserve">, restart the </w:t>
+      </w:r>
+      <w:r>
+        <w:rPr>
+          <w:rStyle w:val="HTMLCode"/>
+          <w:color w:val="1A1A1A"/>
+        </w:rPr>
+        <w:t>postgresql-x64-18</w:t>
+      </w:r>
+      <w:r>
+        <w:rPr>
+          <w:rFonts w:ascii="Calibri" w:hAnsi="Calibri" w:cs="Calibri"/>
+          <w:color w:val="1A1A1A"/>
+          <w:sz w:val="22"/>
+          <w:szCs w:val="22"/>
+        </w:rPr>
+        <w:t xml:space="preserve"> service, run </w:t>
+      </w:r>
+      <w:r>
+        <w:rPr>
+          <w:rStyle w:val="HTMLCode"/>
+          <w:color w:val="1A1A1A"/>
+        </w:rPr>
+        <w:t>ALTER USER postgres WITH PASSWORD '...';</w:t>
+      </w:r>
+      <w:r>
+        <w:rPr>
+          <w:rFonts w:ascii="Calibri" w:hAnsi="Calibri" w:cs="Calibri"/>
+          <w:color w:val="1A1A1A"/>
+          <w:sz w:val="22"/>
+          <w:szCs w:val="22"/>
+        </w:rPr>
+        <w:t xml:space="preserve"> in pgAdmin, then change it back and restart again.</w:t>
       </w:r>
     </w:p>
     <w:p>
       <w:pPr>
-        <w:pStyle w:val="Heading2"/>
-        <w:rPr>
-          <w:rFonts w:ascii="Calibri" w:eastAsia="Times New Roman" w:hAnsi="Calibri" w:cs="Calibri"/>
-        </w:rPr>
-      </w:pPr>
-      <w:r>
-        <w:rPr>
-          <w:rFonts w:ascii="Calibri" w:eastAsia="Times New Roman" w:hAnsi="Calibri" w:cs="Calibri"/>
-        </w:rPr>
-        <w:t>2.1 Numbered scripts</w:t>
+        <w:pStyle w:val="Heading1"/>
+        <w:rPr>
+          <w:rFonts w:ascii="Calibri" w:eastAsia="Times New Roman" w:hAnsi="Calibri" w:cs="Calibri"/>
+        </w:rPr>
+      </w:pPr>
+      <w:r>
+        <w:rPr>
+          <w:rFonts w:ascii="Calibri" w:eastAsia="Times New Roman" w:hAnsi="Calibri" w:cs="Calibri"/>
+        </w:rPr>
+        <w:t>Chapter 2: The database</w:t>
       </w:r>
     </w:p>
     <w:p>
       <w:pPr>
+        <w:pStyle w:val="Heading2"/>
+        <w:rPr>
+          <w:rFonts w:ascii="Calibri" w:eastAsia="Times New Roman" w:hAnsi="Calibri" w:cs="Calibri"/>
+        </w:rPr>
+      </w:pPr>
+      <w:r>
+        <w:rPr>
+          <w:rFonts w:ascii="Calibri" w:eastAsia="Times New Roman" w:hAnsi="Calibri" w:cs="Calibri"/>
+        </w:rPr>
+        <w:t>2.1 Numbered scripts</w:t>
+      </w:r>
+    </w:p>
+    <w:p>
+      <w:pPr>
         <w:pStyle w:val="NormalWeb"/>
         <w:rPr>
           <w:rFonts w:ascii="Calibri" w:hAnsi="Calibri" w:cs="Calibri"/>
@@ -2555,7 +2607,16 @@
           <w:sz w:val="22"/>
           <w:szCs w:val="22"/>
         </w:rPr>
-        <w:t xml:space="preserve"> remembers which have run. Any PC, and later the server, gets exactly the same database.</w:t>
+        <w:t xml:space="preserve"> </w:t>
+      </w:r>
+      <w:r>
+        <w:rPr>
+          <w:rFonts w:ascii="Calibri" w:hAnsi="Calibri" w:cs="Calibri"/>
+          <w:color w:val="1A1A1A"/>
+          <w:sz w:val="22"/>
+          <w:szCs w:val="22"/>
+        </w:rPr>
+        <w:t>remembers which have run. Any PC, and later the server, gets exactly the same database.</w:t>
       </w:r>
     </w:p>
     <w:p>
@@ -8903,7 +8964,32 @@
           <w:sz w:val="22"/>
           <w:szCs w:val="22"/>
         </w:rPr>
-        <w:t>.</w:t>
+        <w:t xml:space="preserve">. Or double-click </w:t>
+      </w:r>
+      <w:r>
+        <w:rPr>
+          <w:rStyle w:val="HTMLCode"/>
+          <w:color w:val="1A1A1A"/>
+        </w:rPr>
+        <w:t>Apps\Website Admin\Company.WebsiteAdmin.exe</w:t>
+      </w:r>
+      <w:r>
+        <w:rPr>
+          <w:rFonts w:ascii="Calibri" w:hAnsi="Calibri" w:cs="Calibri"/>
+          <w:color w:val="1A1A1A"/>
+          <w:sz w:val="22"/>
+          <w:szCs w:val="22"/>
+        </w:rPr>
+        <w:t xml:space="preserve"> </w:t>
+      </w:r>
+      <w:r>
+        <w:rPr>
+          <w:rFonts w:ascii="Calibri" w:hAnsi="Calibri" w:cs="Calibri"/>
+          <w:color w:val="1A1A1A"/>
+          <w:sz w:val="22"/>
+          <w:szCs w:val="22"/>
+        </w:rPr>
+        <w:t>after a build.</w:t>
       </w:r>
     </w:p>
     <w:p>
@@ -9111,7 +9197,16 @@
           <w:sz w:val="22"/>
           <w:szCs w:val="22"/>
         </w:rPr>
-        <w:t xml:space="preserve"> accounts manage the others (owner decision, 30 Oct 2026), on the </w:t>
+        <w:t xml:space="preserve"> </w:t>
+      </w:r>
+      <w:r>
+        <w:rPr>
+          <w:rFonts w:ascii="Calibri" w:hAnsi="Calibri" w:cs="Calibri"/>
+          <w:color w:val="1A1A1A"/>
+          <w:sz w:val="22"/>
+          <w:szCs w:val="22"/>
+        </w:rPr>
+        <w:t xml:space="preserve">accounts manage the others (owner decision, 30 Oct 2026), on the </w:t>
       </w:r>
       <w:r>
         <w:rPr>
@@ -9130,16 +9225,7 @@
           <w:sz w:val="22"/>
           <w:szCs w:val="22"/>
         </w:rPr>
-        <w:t xml:space="preserve"> </w:t>
-      </w:r>
-      <w:r>
-        <w:rPr>
-          <w:rFonts w:ascii="Calibri" w:hAnsi="Calibri" w:cs="Calibri"/>
-          <w:color w:val="1A1A1A"/>
-          <w:sz w:val="22"/>
-          <w:szCs w:val="22"/>
-        </w:rPr>
-        <w:t xml:space="preserve">page, whose sidebar button only main accounts see. </w:t>
+        <w:t xml:space="preserve"> page, whose sidebar button only main accounts see. </w:t>
       </w:r>
       <w:r>
         <w:rPr>
@@ -9333,7 +9419,16 @@
           <w:sz w:val="22"/>
           <w:szCs w:val="22"/>
         </w:rPr>
-        <w:t xml:space="preserve"> (script 010); the API will add them later. Any signed-in Website Admin account can follow them up: status New / Contacted / Closed and internal notes (never shown on the website). Inquiries are never deleted, so nothing a client sent is lost. The database refuses an inquiry with neither an email nor a phone number. </w:t>
+        <w:t xml:space="preserve"> </w:t>
+      </w:r>
+      <w:r>
+        <w:rPr>
+          <w:rFonts w:ascii="Calibri" w:hAnsi="Calibri" w:cs="Calibri"/>
+          <w:color w:val="1A1A1A"/>
+          <w:sz w:val="22"/>
+          <w:szCs w:val="22"/>
+        </w:rPr>
+        <w:t xml:space="preserve">(script 010); the API will add them later. Any signed-in Website Admin account can follow them up: status New / Contacted / Closed and internal notes (never shown on the website). Inquiries are never deleted, so nothing a client sent is lost. The database refuses an inquiry with neither an email nor a phone number. </w:t>
       </w:r>
       <w:r>
         <w:rPr>
@@ -9349,16 +9444,7 @@
           <w:sz w:val="22"/>
           <w:szCs w:val="22"/>
         </w:rPr>
-        <w:t xml:space="preserve"> </w:t>
-      </w:r>
-      <w:r>
-        <w:rPr>
-          <w:rFonts w:ascii="Calibri" w:hAnsi="Calibri" w:cs="Calibri"/>
-          <w:color w:val="1A1A1A"/>
-          <w:sz w:val="22"/>
-          <w:szCs w:val="22"/>
-        </w:rPr>
-        <w:t>lists, counts and saves; the sidebar button shows "Inquiries (N new)".</w:t>
+        <w:t xml:space="preserve"> lists, counts and saves; the sidebar button shows "Inquiries (N new)".</w:t>
       </w:r>
     </w:p>
     <w:p>
@@ -9402,7 +9488,16 @@
           <w:sz w:val="22"/>
           <w:szCs w:val="22"/>
         </w:rPr>
-        <w:t xml:space="preserve"> The home PC has the real database. The work PC has its own fresh database with test data only. Every test run on the work PC is written in </w:t>
+        <w:t xml:space="preserve"> </w:t>
+      </w:r>
+      <w:r>
+        <w:rPr>
+          <w:rFonts w:ascii="Calibri" w:hAnsi="Calibri" w:cs="Calibri"/>
+          <w:color w:val="1A1A1A"/>
+          <w:sz w:val="22"/>
+          <w:szCs w:val="22"/>
+        </w:rPr>
+        <w:t xml:space="preserve">The home PC has the real database. The work PC has its own fresh database with test data only. Every test run on the work PC is written in </w:t>
       </w:r>
       <w:r>
         <w:rPr>
@@ -9454,16 +9549,7 @@
           <w:sz w:val="22"/>
           <w:szCs w:val="22"/>
         </w:rPr>
-        <w:t xml:space="preserve"> </w:t>
-      </w:r>
-      <w:r>
-        <w:rPr>
-          <w:rFonts w:ascii="Calibri" w:hAnsi="Calibri" w:cs="Calibri"/>
-          <w:color w:val="1A1A1A"/>
-          <w:sz w:val="22"/>
-          <w:szCs w:val="22"/>
-        </w:rPr>
-        <w:t xml:space="preserve">(users) or </w:t>
+        <w:t xml:space="preserve"> (users) or </w:t>
       </w:r>
       <w:r>
         <w:rPr>
@@ -10812,122 +10898,9 @@
 <file path=word/numbering.xml><?xml version="1.0" encoding="utf-8"?>
 <w:numbering xmlns:wpc="http://schemas.microsoft.com/office/word/2010/wordprocessingCanvas" xmlns:cx="http://schemas.microsoft.com/office/drawing/2014/chartex" xmlns:cx1="http://schemas.microsoft.com/office/drawing/2015/9/8/chartex" xmlns:cx2="http://schemas.microsoft.com/office/drawing/2015/10/21/chartex" xmlns:cx3="http://schemas.microsoft.com/office/drawing/2016/5/9/chartex" xmlns:cx4="http://schemas.microsoft.com/office/drawing/2016/5/10/chartex" xmlns:cx5="http://schemas.microsoft.com/office/drawing/2016/5/11/chartex" xmlns:cx6="http://schemas.microsoft.com/office/drawing/2016/5/12/chartex" xmlns:cx7="http://schemas.microsoft.com/office/drawing/2016/5/13/chartex" xmlns:cx8="http://schemas.microsoft.com/office/drawing/2016/5/14/chartex" xmlns:mc="http://schemas.openxmlformats.org/markup-compatibility/2006" xmlns:aink="http://schemas.microsoft.com/office/drawing/2016/ink" xmlns:am3d="http://schemas.microsoft.com/office/drawing/2017/model3d" xmlns:o="urn:schemas-microsoft-com:office:office" xmlns:oel="http://schemas.microsoft.com/office/2019/extlst" xmlns:r="http://schemas.openxmlformats.org/officeDocument/2006/relationships" xmlns:m="http://schemas.openxmlformats.org/officeDocument/2006/math" xmlns:v="urn:schemas-microsoft-com:vml" xmlns:wp14="http://schemas.microsoft.com/office/word/2010/wordprocessingDrawing" xmlns:wp="http://schemas.openxmlformats.org/drawingml/2006/wordprocessingDrawing" xmlns:w10="urn:schemas-microsoft-com:office:word" xmlns:w="http://schemas.openxmlformats.org/wordprocessingml/2006/main" xmlns:w14="http://schemas.microsoft.com/office/word/2010/wordml" xmlns:w15="http://schemas.microsoft.com/office/word/2012/wordml" xmlns:w16cex="http://schemas.microsoft.com/office/word/2018/wordml/cex" xmlns:w16cid="http://schemas.microsoft.com/office/word/2016/wordml/cid" xmlns:w16="http://schemas.microsoft.com/office/word/2018/wordml" xmlns:w16du="http://schemas.microsoft.com/office/word/2023/wordml/word16du" xmlns:w16sdtdh="http://schemas.microsoft.com/office/word/2020/wordml/sdtdatahash" xmlns:w16sdtfl="http://schemas.microsoft.com/office/word/2024/wordml/sdtformatlock" xmlns:w16se="http://schemas.microsoft.com/office/word/2015/wordml/symex" xmlns:wpg="http://schemas.microsoft.com/office/word/2010/wordprocessingGroup" xmlns:wpi="http://schemas.microsoft.com/office/word/2010/wordprocessingInk" xmlns:wne="http://schemas.microsoft.com/office/word/2006/wordml" xmlns:wps="http://schemas.microsoft.com/office/word/2010/wordprocessingShape" mc:Ignorable="w14 w15 w16se w16cid w16 w16cex w16sdtdh w16sdtfl w16du wp14">
   <w:abstractNum w:abstractNumId="0" w15:restartNumberingAfterBreak="0">
-    <w:nsid w:val="08537D24"/>
+    <w:nsid w:val="056D438C"/>
     <w:multiLevelType w:val="multilevel"/>
-    <w:tmpl w:val="683C6390"/>
-    <w:lvl w:ilvl="0">
-      <w:start w:val="1"/>
-      <w:numFmt w:val="decimal"/>
-      <w:lvlText w:val="%1."/>
-      <w:lvlJc w:val="left"/>
-      <w:pPr>
-        <w:tabs>
-          <w:tab w:val="num" w:pos="720"/>
-        </w:tabs>
-        <w:ind w:left="720" w:hanging="360"/>
-      </w:pPr>
-    </w:lvl>
-    <w:lvl w:ilvl="1" w:tentative="1">
-      <w:start w:val="1"/>
-      <w:numFmt w:val="decimal"/>
-      <w:lvlText w:val="%2."/>
-      <w:lvlJc w:val="left"/>
-      <w:pPr>
-        <w:tabs>
-          <w:tab w:val="num" w:pos="1440"/>
-        </w:tabs>
-        <w:ind w:left="1440" w:hanging="360"/>
-      </w:pPr>
-    </w:lvl>
-    <w:lvl w:ilvl="2" w:tentative="1">
-      <w:start w:val="1"/>
-      <w:numFmt w:val="decimal"/>
-      <w:lvlText w:val="%3."/>
-      <w:lvlJc w:val="left"/>
-      <w:pPr>
-        <w:tabs>
-          <w:tab w:val="num" w:pos="2160"/>
-        </w:tabs>
-        <w:ind w:left="2160" w:hanging="360"/>
-      </w:pPr>
-    </w:lvl>
-    <w:lvl w:ilvl="3" w:tentative="1">
-      <w:start w:val="1"/>
-      <w:numFmt w:val="decimal"/>
-      <w:lvlText w:val="%4."/>
-      <w:lvlJc w:val="left"/>
-      <w:pPr>
-        <w:tabs>
-          <w:tab w:val="num" w:pos="2880"/>
-        </w:tabs>
-        <w:ind w:left="2880" w:hanging="360"/>
-      </w:pPr>
-    </w:lvl>
-    <w:lvl w:ilvl="4" w:tentative="1">
-      <w:start w:val="1"/>
-      <w:numFmt w:val="decimal"/>
-      <w:lvlText w:val="%5."/>
-      <w:lvlJc w:val="left"/>
-      <w:pPr>
-        <w:tabs>
-          <w:tab w:val="num" w:pos="3600"/>
-        </w:tabs>
-        <w:ind w:left="3600" w:hanging="360"/>
-      </w:pPr>
-    </w:lvl>
-    <w:lvl w:ilvl="5" w:tentative="1">
-      <w:start w:val="1"/>
-      <w:numFmt w:val="decimal"/>
-      <w:lvlText w:val="%6."/>
-      <w:lvlJc w:val="left"/>
-      <w:pPr>
-        <w:tabs>
-          <w:tab w:val="num" w:pos="4320"/>
-        </w:tabs>
-        <w:ind w:left="4320" w:hanging="360"/>
-      </w:pPr>
-    </w:lvl>
-    <w:lvl w:ilvl="6" w:tentative="1">
-      <w:start w:val="1"/>
-      <w:numFmt w:val="decimal"/>
-      <w:lvlText w:val="%7."/>
-      <w:lvlJc w:val="left"/>
-      <w:pPr>
-        <w:tabs>
-          <w:tab w:val="num" w:pos="5040"/>
-        </w:tabs>
-        <w:ind w:left="5040" w:hanging="360"/>
-      </w:pPr>
-    </w:lvl>
-    <w:lvl w:ilvl="7" w:tentative="1">
-      <w:start w:val="1"/>
-      <w:numFmt w:val="decimal"/>
-      <w:lvlText w:val="%8."/>
-      <w:lvlJc w:val="left"/>
-      <w:pPr>
-        <w:tabs>
-          <w:tab w:val="num" w:pos="5760"/>
-        </w:tabs>
-        <w:ind w:left="5760" w:hanging="360"/>
-      </w:pPr>
-    </w:lvl>
-    <w:lvl w:ilvl="8" w:tentative="1">
-      <w:start w:val="1"/>
-      <w:numFmt w:val="decimal"/>
-      <w:lvlText w:val="%9."/>
-      <w:lvlJc w:val="left"/>
-      <w:pPr>
-        <w:tabs>
-          <w:tab w:val="num" w:pos="6480"/>
-        </w:tabs>
-        <w:ind w:left="6480" w:hanging="360"/>
-      </w:pPr>
-    </w:lvl>
-  </w:abstractNum>
-  <w:abstractNum w:abstractNumId="1" w15:restartNumberingAfterBreak="0">
-    <w:nsid w:val="20E24835"/>
-    <w:multiLevelType w:val="multilevel"/>
-    <w:tmpl w:val="D39A6D0C"/>
+    <w:tmpl w:val="19A2DC40"/>
     <w:lvl w:ilvl="0">
       <w:start w:val="1"/>
       <w:numFmt w:val="bullet"/>
@@ -11073,10 +11046,570 @@
       </w:rPr>
     </w:lvl>
   </w:abstractNum>
+  <w:abstractNum w:abstractNumId="1" w15:restartNumberingAfterBreak="0">
+    <w:nsid w:val="0ED6659C"/>
+    <w:multiLevelType w:val="multilevel"/>
+    <w:tmpl w:val="A8648A42"/>
+    <w:lvl w:ilvl="0">
+      <w:start w:val="1"/>
+      <w:numFmt w:val="bullet"/>
+      <w:lvlText w:val=""/>
+      <w:lvlJc w:val="left"/>
+      <w:pPr>
+        <w:tabs>
+          <w:tab w:val="num" w:pos="720"/>
+        </w:tabs>
+        <w:ind w:left="720" w:hanging="360"/>
+      </w:pPr>
+      <w:rPr>
+        <w:rFonts w:ascii="Symbol" w:hAnsi="Symbol" w:hint="default"/>
+        <w:sz w:val="20"/>
+      </w:rPr>
+    </w:lvl>
+    <w:lvl w:ilvl="1" w:tentative="1">
+      <w:start w:val="1"/>
+      <w:numFmt w:val="bullet"/>
+      <w:lvlText w:val="o"/>
+      <w:lvlJc w:val="left"/>
+      <w:pPr>
+        <w:tabs>
+          <w:tab w:val="num" w:pos="1440"/>
+        </w:tabs>
+        <w:ind w:left="1440" w:hanging="360"/>
+      </w:pPr>
+      <w:rPr>
+        <w:rFonts w:ascii="Courier New" w:hAnsi="Courier New" w:hint="default"/>
+        <w:sz w:val="20"/>
+      </w:rPr>
+    </w:lvl>
+    <w:lvl w:ilvl="2" w:tentative="1">
+      <w:start w:val="1"/>
+      <w:numFmt w:val="bullet"/>
+      <w:lvlText w:val=""/>
+      <w:lvlJc w:val="left"/>
+      <w:pPr>
+        <w:tabs>
+          <w:tab w:val="num" w:pos="2160"/>
+        </w:tabs>
+        <w:ind w:left="2160" w:hanging="360"/>
+      </w:pPr>
+      <w:rPr>
+        <w:rFonts w:ascii="Wingdings" w:hAnsi="Wingdings" w:hint="default"/>
+        <w:sz w:val="20"/>
+      </w:rPr>
+    </w:lvl>
+    <w:lvl w:ilvl="3" w:tentative="1">
+      <w:start w:val="1"/>
+      <w:numFmt w:val="bullet"/>
+      <w:lvlText w:val=""/>
+      <w:lvlJc w:val="left"/>
+      <w:pPr>
+        <w:tabs>
+          <w:tab w:val="num" w:pos="2880"/>
+        </w:tabs>
+        <w:ind w:left="2880" w:hanging="360"/>
+      </w:pPr>
+      <w:rPr>
+        <w:rFonts w:ascii="Wingdings" w:hAnsi="Wingdings" w:hint="default"/>
+        <w:sz w:val="20"/>
+      </w:rPr>
+    </w:lvl>
+    <w:lvl w:ilvl="4" w:tentative="1">
+      <w:start w:val="1"/>
+      <w:numFmt w:val="bullet"/>
+      <w:lvlText w:val=""/>
+      <w:lvlJc w:val="left"/>
+      <w:pPr>
+        <w:tabs>
+          <w:tab w:val="num" w:pos="3600"/>
+        </w:tabs>
+        <w:ind w:left="3600" w:hanging="360"/>
+      </w:pPr>
+      <w:rPr>
+        <w:rFonts w:ascii="Wingdings" w:hAnsi="Wingdings" w:hint="default"/>
+        <w:sz w:val="20"/>
+      </w:rPr>
+    </w:lvl>
+    <w:lvl w:ilvl="5" w:tentative="1">
+      <w:start w:val="1"/>
+      <w:numFmt w:val="bullet"/>
+      <w:lvlText w:val=""/>
+      <w:lvlJc w:val="left"/>
+      <w:pPr>
+        <w:tabs>
+          <w:tab w:val="num" w:pos="4320"/>
+        </w:tabs>
+        <w:ind w:left="4320" w:hanging="360"/>
+      </w:pPr>
+      <w:rPr>
+        <w:rFonts w:ascii="Wingdings" w:hAnsi="Wingdings" w:hint="default"/>
+        <w:sz w:val="20"/>
+      </w:rPr>
+    </w:lvl>
+    <w:lvl w:ilvl="6" w:tentative="1">
+      <w:start w:val="1"/>
+      <w:numFmt w:val="bullet"/>
+      <w:lvlText w:val=""/>
+      <w:lvlJc w:val="left"/>
+      <w:pPr>
+        <w:tabs>
+          <w:tab w:val="num" w:pos="5040"/>
+        </w:tabs>
+        <w:ind w:left="5040" w:hanging="360"/>
+      </w:pPr>
+      <w:rPr>
+        <w:rFonts w:ascii="Wingdings" w:hAnsi="Wingdings" w:hint="default"/>
+        <w:sz w:val="20"/>
+      </w:rPr>
+    </w:lvl>
+    <w:lvl w:ilvl="7" w:tentative="1">
+      <w:start w:val="1"/>
+      <w:numFmt w:val="bullet"/>
+      <w:lvlText w:val=""/>
+      <w:lvlJc w:val="left"/>
+      <w:pPr>
+        <w:tabs>
+          <w:tab w:val="num" w:pos="5760"/>
+        </w:tabs>
+        <w:ind w:left="5760" w:hanging="360"/>
+      </w:pPr>
+      <w:rPr>
+        <w:rFonts w:ascii="Wingdings" w:hAnsi="Wingdings" w:hint="default"/>
+        <w:sz w:val="20"/>
+      </w:rPr>
+    </w:lvl>
+    <w:lvl w:ilvl="8" w:tentative="1">
+      <w:start w:val="1"/>
+      <w:numFmt w:val="bullet"/>
+      <w:lvlText w:val=""/>
+      <w:lvlJc w:val="left"/>
+      <w:pPr>
+        <w:tabs>
+          <w:tab w:val="num" w:pos="6480"/>
+        </w:tabs>
+        <w:ind w:left="6480" w:hanging="360"/>
+      </w:pPr>
+      <w:rPr>
+        <w:rFonts w:ascii="Wingdings" w:hAnsi="Wingdings" w:hint="default"/>
+        <w:sz w:val="20"/>
+      </w:rPr>
+    </w:lvl>
+  </w:abstractNum>
   <w:abstractNum w:abstractNumId="2" w15:restartNumberingAfterBreak="0">
-    <w:nsid w:val="2CBC69DC"/>
+    <w:nsid w:val="1A0A3465"/>
     <w:multiLevelType w:val="multilevel"/>
-    <w:tmpl w:val="D73CAB10"/>
+    <w:tmpl w:val="6A689C0A"/>
+    <w:lvl w:ilvl="0">
+      <w:start w:val="1"/>
+      <w:numFmt w:val="bullet"/>
+      <w:lvlText w:val=""/>
+      <w:lvlJc w:val="left"/>
+      <w:pPr>
+        <w:tabs>
+          <w:tab w:val="num" w:pos="720"/>
+        </w:tabs>
+        <w:ind w:left="720" w:hanging="360"/>
+      </w:pPr>
+      <w:rPr>
+        <w:rFonts w:ascii="Symbol" w:hAnsi="Symbol" w:hint="default"/>
+        <w:sz w:val="20"/>
+      </w:rPr>
+    </w:lvl>
+    <w:lvl w:ilvl="1" w:tentative="1">
+      <w:start w:val="1"/>
+      <w:numFmt w:val="bullet"/>
+      <w:lvlText w:val="o"/>
+      <w:lvlJc w:val="left"/>
+      <w:pPr>
+        <w:tabs>
+          <w:tab w:val="num" w:pos="1440"/>
+        </w:tabs>
+        <w:ind w:left="1440" w:hanging="360"/>
+      </w:pPr>
+      <w:rPr>
+        <w:rFonts w:ascii="Courier New" w:hAnsi="Courier New" w:hint="default"/>
+        <w:sz w:val="20"/>
+      </w:rPr>
+    </w:lvl>
+    <w:lvl w:ilvl="2" w:tentative="1">
+      <w:start w:val="1"/>
+      <w:numFmt w:val="bullet"/>
+      <w:lvlText w:val=""/>
+      <w:lvlJc w:val="left"/>
+      <w:pPr>
+        <w:tabs>
+          <w:tab w:val="num" w:pos="2160"/>
+        </w:tabs>
+        <w:ind w:left="2160" w:hanging="360"/>
+      </w:pPr>
+      <w:rPr>
+        <w:rFonts w:ascii="Wingdings" w:hAnsi="Wingdings" w:hint="default"/>
+        <w:sz w:val="20"/>
+      </w:rPr>
+    </w:lvl>
+    <w:lvl w:ilvl="3" w:tentative="1">
+      <w:start w:val="1"/>
+      <w:numFmt w:val="bullet"/>
+      <w:lvlText w:val=""/>
+      <w:lvlJc w:val="left"/>
+      <w:pPr>
+        <w:tabs>
+          <w:tab w:val="num" w:pos="2880"/>
+        </w:tabs>
+        <w:ind w:left="2880" w:hanging="360"/>
+      </w:pPr>
+      <w:rPr>
+        <w:rFonts w:ascii="Wingdings" w:hAnsi="Wingdings" w:hint="default"/>
+        <w:sz w:val="20"/>
+      </w:rPr>
+    </w:lvl>
+    <w:lvl w:ilvl="4" w:tentative="1">
+      <w:start w:val="1"/>
+      <w:numFmt w:val="bullet"/>
+      <w:lvlText w:val=""/>
+      <w:lvlJc w:val="left"/>
+      <w:pPr>
+        <w:tabs>
+          <w:tab w:val="num" w:pos="3600"/>
+        </w:tabs>
+        <w:ind w:left="3600" w:hanging="360"/>
+      </w:pPr>
+      <w:rPr>
+        <w:rFonts w:ascii="Wingdings" w:hAnsi="Wingdings" w:hint="default"/>
+        <w:sz w:val="20"/>
+      </w:rPr>
+    </w:lvl>
+    <w:lvl w:ilvl="5" w:tentative="1">
+      <w:start w:val="1"/>
+      <w:numFmt w:val="bullet"/>
+      <w:lvlText w:val=""/>
+      <w:lvlJc w:val="left"/>
+      <w:pPr>
+        <w:tabs>
+          <w:tab w:val="num" w:pos="4320"/>
+        </w:tabs>
+        <w:ind w:left="4320" w:hanging="360"/>
+      </w:pPr>
+      <w:rPr>
+        <w:rFonts w:ascii="Wingdings" w:hAnsi="Wingdings" w:hint="default"/>
+        <w:sz w:val="20"/>
+      </w:rPr>
+    </w:lvl>
+    <w:lvl w:ilvl="6" w:tentative="1">
+      <w:start w:val="1"/>
+      <w:numFmt w:val="bullet"/>
+      <w:lvlText w:val=""/>
+      <w:lvlJc w:val="left"/>
+      <w:pPr>
+        <w:tabs>
+          <w:tab w:val="num" w:pos="5040"/>
+        </w:tabs>
+        <w:ind w:left="5040" w:hanging="360"/>
+      </w:pPr>
+      <w:rPr>
+        <w:rFonts w:ascii="Wingdings" w:hAnsi="Wingdings" w:hint="default"/>
+        <w:sz w:val="20"/>
+      </w:rPr>
+    </w:lvl>
+    <w:lvl w:ilvl="7" w:tentative="1">
+      <w:start w:val="1"/>
+      <w:numFmt w:val="bullet"/>
+      <w:lvlText w:val=""/>
+      <w:lvlJc w:val="left"/>
+      <w:pPr>
+        <w:tabs>
+          <w:tab w:val="num" w:pos="5760"/>
+        </w:tabs>
+        <w:ind w:left="5760" w:hanging="360"/>
+      </w:pPr>
+      <w:rPr>
+        <w:rFonts w:ascii="Wingdings" w:hAnsi="Wingdings" w:hint="default"/>
+        <w:sz w:val="20"/>
+      </w:rPr>
+    </w:lvl>
+    <w:lvl w:ilvl="8" w:tentative="1">
+      <w:start w:val="1"/>
+      <w:numFmt w:val="bullet"/>
+      <w:lvlText w:val=""/>
+      <w:lvlJc w:val="left"/>
+      <w:pPr>
+        <w:tabs>
+          <w:tab w:val="num" w:pos="6480"/>
+        </w:tabs>
+        <w:ind w:left="6480" w:hanging="360"/>
+      </w:pPr>
+      <w:rPr>
+        <w:rFonts w:ascii="Wingdings" w:hAnsi="Wingdings" w:hint="default"/>
+        <w:sz w:val="20"/>
+      </w:rPr>
+    </w:lvl>
+  </w:abstractNum>
+  <w:abstractNum w:abstractNumId="3" w15:restartNumberingAfterBreak="0">
+    <w:nsid w:val="2EB45DF4"/>
+    <w:multiLevelType w:val="multilevel"/>
+    <w:tmpl w:val="55A86006"/>
+    <w:lvl w:ilvl="0">
+      <w:start w:val="1"/>
+      <w:numFmt w:val="decimal"/>
+      <w:lvlText w:val="%1."/>
+      <w:lvlJc w:val="left"/>
+      <w:pPr>
+        <w:tabs>
+          <w:tab w:val="num" w:pos="720"/>
+        </w:tabs>
+        <w:ind w:left="720" w:hanging="360"/>
+      </w:pPr>
+    </w:lvl>
+    <w:lvl w:ilvl="1" w:tentative="1">
+      <w:start w:val="1"/>
+      <w:numFmt w:val="decimal"/>
+      <w:lvlText w:val="%2."/>
+      <w:lvlJc w:val="left"/>
+      <w:pPr>
+        <w:tabs>
+          <w:tab w:val="num" w:pos="1440"/>
+        </w:tabs>
+        <w:ind w:left="1440" w:hanging="360"/>
+      </w:pPr>
+    </w:lvl>
+    <w:lvl w:ilvl="2" w:tentative="1">
+      <w:start w:val="1"/>
+      <w:numFmt w:val="decimal"/>
+      <w:lvlText w:val="%3."/>
+      <w:lvlJc w:val="left"/>
+      <w:pPr>
+        <w:tabs>
+          <w:tab w:val="num" w:pos="2160"/>
+        </w:tabs>
+        <w:ind w:left="2160" w:hanging="360"/>
+      </w:pPr>
+    </w:lvl>
+    <w:lvl w:ilvl="3" w:tentative="1">
+      <w:start w:val="1"/>
+      <w:numFmt w:val="decimal"/>
+      <w:lvlText w:val="%4."/>
+      <w:lvlJc w:val="left"/>
+      <w:pPr>
+        <w:tabs>
+          <w:tab w:val="num" w:pos="2880"/>
+        </w:tabs>
+        <w:ind w:left="2880" w:hanging="360"/>
+      </w:pPr>
+    </w:lvl>
+    <w:lvl w:ilvl="4" w:tentative="1">
+      <w:start w:val="1"/>
+      <w:numFmt w:val="decimal"/>
+      <w:lvlText w:val="%5."/>
+      <w:lvlJc w:val="left"/>
+      <w:pPr>
+        <w:tabs>
+          <w:tab w:val="num" w:pos="3600"/>
+        </w:tabs>
+        <w:ind w:left="3600" w:hanging="360"/>
+      </w:pPr>
+    </w:lvl>
+    <w:lvl w:ilvl="5" w:tentative="1">
+      <w:start w:val="1"/>
+      <w:numFmt w:val="decimal"/>
+      <w:lvlText w:val="%6."/>
+      <w:lvlJc w:val="left"/>
+      <w:pPr>
+        <w:tabs>
+          <w:tab w:val="num" w:pos="4320"/>
+        </w:tabs>
+        <w:ind w:left="4320" w:hanging="360"/>
+      </w:pPr>
+    </w:lvl>
+    <w:lvl w:ilvl="6" w:tentative="1">
+      <w:start w:val="1"/>
+      <w:numFmt w:val="decimal"/>
+      <w:lvlText w:val="%7."/>
+      <w:lvlJc w:val="left"/>
+      <w:pPr>
+        <w:tabs>
+          <w:tab w:val="num" w:pos="5040"/>
+        </w:tabs>
+        <w:ind w:left="5040" w:hanging="360"/>
+      </w:pPr>
+    </w:lvl>
+    <w:lvl w:ilvl="7" w:tentative="1">
+      <w:start w:val="1"/>
+      <w:numFmt w:val="decimal"/>
+      <w:lvlText w:val="%8."/>
+      <w:lvlJc w:val="left"/>
+      <w:pPr>
+        <w:tabs>
+          <w:tab w:val="num" w:pos="5760"/>
+        </w:tabs>
+        <w:ind w:left="5760" w:hanging="360"/>
+      </w:pPr>
+    </w:lvl>
+    <w:lvl w:ilvl="8" w:tentative="1">
+      <w:start w:val="1"/>
+      <w:numFmt w:val="decimal"/>
+      <w:lvlText w:val="%9."/>
+      <w:lvlJc w:val="left"/>
+      <w:pPr>
+        <w:tabs>
+          <w:tab w:val="num" w:pos="6480"/>
+        </w:tabs>
+        <w:ind w:left="6480" w:hanging="360"/>
+      </w:pPr>
+    </w:lvl>
+  </w:abstractNum>
+  <w:abstractNum w:abstractNumId="4" w15:restartNumberingAfterBreak="0">
+    <w:nsid w:val="32AA6BE0"/>
+    <w:multiLevelType w:val="multilevel"/>
+    <w:tmpl w:val="A29A86B6"/>
+    <w:lvl w:ilvl="0">
+      <w:start w:val="1"/>
+      <w:numFmt w:val="bullet"/>
+      <w:lvlText w:val=""/>
+      <w:lvlJc w:val="left"/>
+      <w:pPr>
+        <w:tabs>
+          <w:tab w:val="num" w:pos="720"/>
+        </w:tabs>
+        <w:ind w:left="720" w:hanging="360"/>
+      </w:pPr>
+      <w:rPr>
+        <w:rFonts w:ascii="Symbol" w:hAnsi="Symbol" w:hint="default"/>
+        <w:sz w:val="20"/>
+      </w:rPr>
+    </w:lvl>
+    <w:lvl w:ilvl="1" w:tentative="1">
+      <w:start w:val="1"/>
+      <w:numFmt w:val="bullet"/>
+      <w:lvlText w:val="o"/>
+      <w:lvlJc w:val="left"/>
+      <w:pPr>
+        <w:tabs>
+          <w:tab w:val="num" w:pos="1440"/>
+        </w:tabs>
+        <w:ind w:left="1440" w:hanging="360"/>
+      </w:pPr>
+      <w:rPr>
+        <w:rFonts w:ascii="Courier New" w:hAnsi="Courier New" w:hint="default"/>
+        <w:sz w:val="20"/>
+      </w:rPr>
+    </w:lvl>
+    <w:lvl w:ilvl="2" w:tentative="1">
+      <w:start w:val="1"/>
+      <w:numFmt w:val="bullet"/>
+      <w:lvlText w:val=""/>
+      <w:lvlJc w:val="left"/>
+      <w:pPr>
+        <w:tabs>
+          <w:tab w:val="num" w:pos="2160"/>
+        </w:tabs>
+        <w:ind w:left="2160" w:hanging="360"/>
+      </w:pPr>
+      <w:rPr>
+        <w:rFonts w:ascii="Wingdings" w:hAnsi="Wingdings" w:hint="default"/>
+        <w:sz w:val="20"/>
+      </w:rPr>
+    </w:lvl>
+    <w:lvl w:ilvl="3" w:tentative="1">
+      <w:start w:val="1"/>
+      <w:numFmt w:val="bullet"/>
+      <w:lvlText w:val=""/>
+      <w:lvlJc w:val="left"/>
+      <w:pPr>
+        <w:tabs>
+          <w:tab w:val="num" w:pos="2880"/>
+        </w:tabs>
+        <w:ind w:left="2880" w:hanging="360"/>
+      </w:pPr>
+      <w:rPr>
+        <w:rFonts w:ascii="Wingdings" w:hAnsi="Wingdings" w:hint="default"/>
+        <w:sz w:val="20"/>
+      </w:rPr>
+    </w:lvl>
+    <w:lvl w:ilvl="4" w:tentative="1">
+      <w:start w:val="1"/>
+      <w:numFmt w:val="bullet"/>
+      <w:lvlText w:val=""/>
+      <w:lvlJc w:val="left"/>
+      <w:pPr>
+        <w:tabs>
+          <w:tab w:val="num" w:pos="3600"/>
+        </w:tabs>
+        <w:ind w:left="3600" w:hanging="360"/>
+      </w:pPr>
+      <w:rPr>
+        <w:rFonts w:ascii="Wingdings" w:hAnsi="Wingdings" w:hint="default"/>
+        <w:sz w:val="20"/>
+      </w:rPr>
+    </w:lvl>
+    <w:lvl w:ilvl="5" w:tentative="1">
+      <w:start w:val="1"/>
+      <w:numFmt w:val="bullet"/>
+      <w:lvlText w:val=""/>
+      <w:lvlJc w:val="left"/>
+      <w:pPr>
+        <w:tabs>
+          <w:tab w:val="num" w:pos="4320"/>
+        </w:tabs>
+        <w:ind w:left="4320" w:hanging="360"/>
+      </w:pPr>
+      <w:rPr>
+        <w:rFonts w:ascii="Wingdings" w:hAnsi="Wingdings" w:hint="default"/>
+        <w:sz w:val="20"/>
+      </w:rPr>
+    </w:lvl>
+    <w:lvl w:ilvl="6" w:tentative="1">
+      <w:start w:val="1"/>
+      <w:numFmt w:val="bullet"/>
+      <w:lvlText w:val=""/>
+      <w:lvlJc w:val="left"/>
+      <w:pPr>
+        <w:tabs>
+          <w:tab w:val="num" w:pos="5040"/>
+        </w:tabs>
+        <w:ind w:left="5040" w:hanging="360"/>
+      </w:pPr>
+      <w:rPr>
+        <w:rFonts w:ascii="Wingdings" w:hAnsi="Wingdings" w:hint="default"/>
+        <w:sz w:val="20"/>
+      </w:rPr>
+    </w:lvl>
+    <w:lvl w:ilvl="7" w:tentative="1">
+      <w:start w:val="1"/>
+      <w:numFmt w:val="bullet"/>
+      <w:lvlText w:val=""/>
+      <w:lvlJc w:val="left"/>
+      <w:pPr>
+        <w:tabs>
+          <w:tab w:val="num" w:pos="5760"/>
+        </w:tabs>
+        <w:ind w:left="5760" w:hanging="360"/>
+      </w:pPr>
+      <w:rPr>
+        <w:rFonts w:ascii="Wingdings" w:hAnsi="Wingdings" w:hint="default"/>
+        <w:sz w:val="20"/>
+      </w:rPr>
+    </w:lvl>
+    <w:lvl w:ilvl="8" w:tentative="1">
+      <w:start w:val="1"/>
+      <w:numFmt w:val="bullet"/>
+      <w:lvlText w:val=""/>
+      <w:lvlJc w:val="left"/>
+      <w:pPr>
+        <w:tabs>
+          <w:tab w:val="num" w:pos="6480"/>
+        </w:tabs>
+        <w:ind w:left="6480" w:hanging="360"/>
+      </w:pPr>
+      <w:rPr>
+        <w:rFonts w:ascii="Wingdings" w:hAnsi="Wingdings" w:hint="default"/>
+        <w:sz w:val="20"/>
+      </w:rPr>
+    </w:lvl>
+  </w:abstractNum>
+  <w:abstractNum w:abstractNumId="5" w15:restartNumberingAfterBreak="0">
+    <w:nsid w:val="3EAB6CF9"/>
+    <w:multiLevelType w:val="multilevel"/>
+    <w:tmpl w:val="A35480B6"/>
     <w:lvl w:ilvl="0">
       <w:start w:val="1"/>
       <w:numFmt w:val="bullet"/>
@@ -11222,10 +11755,10 @@
       </w:rPr>
     </w:lvl>
   </w:abstractNum>
-  <w:abstractNum w:abstractNumId="3" w15:restartNumberingAfterBreak="0">
-    <w:nsid w:val="36366C53"/>
+  <w:abstractNum w:abstractNumId="6" w15:restartNumberingAfterBreak="0">
+    <w:nsid w:val="42EF0224"/>
     <w:multiLevelType w:val="multilevel"/>
-    <w:tmpl w:val="DE7CBEFA"/>
+    <w:tmpl w:val="99225514"/>
     <w:lvl w:ilvl="0">
       <w:start w:val="1"/>
       <w:numFmt w:val="bullet"/>
@@ -11371,10 +11904,10 @@
       </w:rPr>
     </w:lvl>
   </w:abstractNum>
-  <w:abstractNum w:abstractNumId="4" w15:restartNumberingAfterBreak="0">
-    <w:nsid w:val="4B037168"/>
+  <w:abstractNum w:abstractNumId="7" w15:restartNumberingAfterBreak="0">
+    <w:nsid w:val="5FAC1966"/>
     <w:multiLevelType w:val="multilevel"/>
-    <w:tmpl w:val="FFCA9B26"/>
+    <w:tmpl w:val="195421EC"/>
     <w:lvl w:ilvl="0">
       <w:start w:val="1"/>
       <w:numFmt w:val="bullet"/>
@@ -11520,10 +12053,10 @@
       </w:rPr>
     </w:lvl>
   </w:abstractNum>
-  <w:abstractNum w:abstractNumId="5" w15:restartNumberingAfterBreak="0">
-    <w:nsid w:val="521C3418"/>
+  <w:abstractNum w:abstractNumId="8" w15:restartNumberingAfterBreak="0">
+    <w:nsid w:val="755641BA"/>
     <w:multiLevelType w:val="multilevel"/>
-    <w:tmpl w:val="5FB07E8E"/>
+    <w:tmpl w:val="6936A6FE"/>
     <w:lvl w:ilvl="0">
       <w:start w:val="1"/>
       <w:numFmt w:val="bullet"/>
@@ -11669,10 +12202,10 @@
       </w:rPr>
     </w:lvl>
   </w:abstractNum>
-  <w:abstractNum w:abstractNumId="6" w15:restartNumberingAfterBreak="0">
-    <w:nsid w:val="53DA198D"/>
+  <w:abstractNum w:abstractNumId="9" w15:restartNumberingAfterBreak="0">
+    <w:nsid w:val="777F209C"/>
     <w:multiLevelType w:val="multilevel"/>
-    <w:tmpl w:val="C156A424"/>
+    <w:tmpl w:val="6E60DFC2"/>
     <w:lvl w:ilvl="0">
       <w:start w:val="1"/>
       <w:numFmt w:val="bullet"/>
@@ -11818,482 +12351,35 @@
       </w:rPr>
     </w:lvl>
   </w:abstractNum>
-  <w:abstractNum w:abstractNumId="7" w15:restartNumberingAfterBreak="0">
-    <w:nsid w:val="5A1F2DBA"/>
-    <w:multiLevelType w:val="multilevel"/>
-    <w:tmpl w:val="09BE24B4"/>
-    <w:lvl w:ilvl="0">
-      <w:start w:val="1"/>
-      <w:numFmt w:val="bullet"/>
-      <w:lvlText w:val=""/>
-      <w:lvlJc w:val="left"/>
-      <w:pPr>
-        <w:tabs>
-          <w:tab w:val="num" w:pos="720"/>
-        </w:tabs>
-        <w:ind w:left="720" w:hanging="360"/>
-      </w:pPr>
-      <w:rPr>
-        <w:rFonts w:ascii="Symbol" w:hAnsi="Symbol" w:hint="default"/>
-        <w:sz w:val="20"/>
-      </w:rPr>
-    </w:lvl>
-    <w:lvl w:ilvl="1" w:tentative="1">
-      <w:start w:val="1"/>
-      <w:numFmt w:val="bullet"/>
-      <w:lvlText w:val="o"/>
-      <w:lvlJc w:val="left"/>
-      <w:pPr>
-        <w:tabs>
-          <w:tab w:val="num" w:pos="1440"/>
-        </w:tabs>
-        <w:ind w:left="1440" w:hanging="360"/>
-      </w:pPr>
-      <w:rPr>
-        <w:rFonts w:ascii="Courier New" w:hAnsi="Courier New" w:hint="default"/>
-        <w:sz w:val="20"/>
-      </w:rPr>
-    </w:lvl>
-    <w:lvl w:ilvl="2" w:tentative="1">
-      <w:start w:val="1"/>
-      <w:numFmt w:val="bullet"/>
-      <w:lvlText w:val=""/>
-      <w:lvlJc w:val="left"/>
-      <w:pPr>
-        <w:tabs>
-          <w:tab w:val="num" w:pos="2160"/>
-        </w:tabs>
-        <w:ind w:left="2160" w:hanging="360"/>
-      </w:pPr>
-      <w:rPr>
-        <w:rFonts w:ascii="Wingdings" w:hAnsi="Wingdings" w:hint="default"/>
-        <w:sz w:val="20"/>
-      </w:rPr>
-    </w:lvl>
-    <w:lvl w:ilvl="3" w:tentative="1">
-      <w:start w:val="1"/>
-      <w:numFmt w:val="bullet"/>
-      <w:lvlText w:val=""/>
-      <w:lvlJc w:val="left"/>
-      <w:pPr>
-        <w:tabs>
-          <w:tab w:val="num" w:pos="2880"/>
-        </w:tabs>
-        <w:ind w:left="2880" w:hanging="360"/>
-      </w:pPr>
-      <w:rPr>
-        <w:rFonts w:ascii="Wingdings" w:hAnsi="Wingdings" w:hint="default"/>
-        <w:sz w:val="20"/>
-      </w:rPr>
-    </w:lvl>
-    <w:lvl w:ilvl="4" w:tentative="1">
-      <w:start w:val="1"/>
-      <w:numFmt w:val="bullet"/>
-      <w:lvlText w:val=""/>
-      <w:lvlJc w:val="left"/>
-      <w:pPr>
-        <w:tabs>
-          <w:tab w:val="num" w:pos="3600"/>
-        </w:tabs>
-        <w:ind w:left="3600" w:hanging="360"/>
-      </w:pPr>
-      <w:rPr>
-        <w:rFonts w:ascii="Wingdings" w:hAnsi="Wingdings" w:hint="default"/>
-        <w:sz w:val="20"/>
-      </w:rPr>
-    </w:lvl>
-    <w:lvl w:ilvl="5" w:tentative="1">
-      <w:start w:val="1"/>
-      <w:numFmt w:val="bullet"/>
-      <w:lvlText w:val=""/>
-      <w:lvlJc w:val="left"/>
-      <w:pPr>
-        <w:tabs>
-          <w:tab w:val="num" w:pos="4320"/>
-        </w:tabs>
-        <w:ind w:left="4320" w:hanging="360"/>
-      </w:pPr>
-      <w:rPr>
-        <w:rFonts w:ascii="Wingdings" w:hAnsi="Wingdings" w:hint="default"/>
-        <w:sz w:val="20"/>
-      </w:rPr>
-    </w:lvl>
-    <w:lvl w:ilvl="6" w:tentative="1">
-      <w:start w:val="1"/>
-      <w:numFmt w:val="bullet"/>
-      <w:lvlText w:val=""/>
-      <w:lvlJc w:val="left"/>
-      <w:pPr>
-        <w:tabs>
-          <w:tab w:val="num" w:pos="5040"/>
-        </w:tabs>
-        <w:ind w:left="5040" w:hanging="360"/>
-      </w:pPr>
-      <w:rPr>
-        <w:rFonts w:ascii="Wingdings" w:hAnsi="Wingdings" w:hint="default"/>
-        <w:sz w:val="20"/>
-      </w:rPr>
-    </w:lvl>
-    <w:lvl w:ilvl="7" w:tentative="1">
-      <w:start w:val="1"/>
-      <w:numFmt w:val="bullet"/>
-      <w:lvlText w:val=""/>
-      <w:lvlJc w:val="left"/>
-      <w:pPr>
-        <w:tabs>
-          <w:tab w:val="num" w:pos="5760"/>
-        </w:tabs>
-        <w:ind w:left="5760" w:hanging="360"/>
-      </w:pPr>
-      <w:rPr>
-        <w:rFonts w:ascii="Wingdings" w:hAnsi="Wingdings" w:hint="default"/>
-        <w:sz w:val="20"/>
-      </w:rPr>
-    </w:lvl>
-    <w:lvl w:ilvl="8" w:tentative="1">
-      <w:start w:val="1"/>
-      <w:numFmt w:val="bullet"/>
-      <w:lvlText w:val=""/>
-      <w:lvlJc w:val="left"/>
-      <w:pPr>
-        <w:tabs>
-          <w:tab w:val="num" w:pos="6480"/>
-        </w:tabs>
-        <w:ind w:left="6480" w:hanging="360"/>
-      </w:pPr>
-      <w:rPr>
-        <w:rFonts w:ascii="Wingdings" w:hAnsi="Wingdings" w:hint="default"/>
-        <w:sz w:val="20"/>
-      </w:rPr>
-    </w:lvl>
-  </w:abstractNum>
-  <w:abstractNum w:abstractNumId="8" w15:restartNumberingAfterBreak="0">
-    <w:nsid w:val="6C123755"/>
-    <w:multiLevelType w:val="multilevel"/>
-    <w:tmpl w:val="F87074C4"/>
-    <w:lvl w:ilvl="0">
-      <w:start w:val="1"/>
-      <w:numFmt w:val="bullet"/>
-      <w:lvlText w:val=""/>
-      <w:lvlJc w:val="left"/>
-      <w:pPr>
-        <w:tabs>
-          <w:tab w:val="num" w:pos="720"/>
-        </w:tabs>
-        <w:ind w:left="720" w:hanging="360"/>
-      </w:pPr>
-      <w:rPr>
-        <w:rFonts w:ascii="Symbol" w:hAnsi="Symbol" w:hint="default"/>
-        <w:sz w:val="20"/>
-      </w:rPr>
-    </w:lvl>
-    <w:lvl w:ilvl="1" w:tentative="1">
-      <w:start w:val="1"/>
-      <w:numFmt w:val="bullet"/>
-      <w:lvlText w:val="o"/>
-      <w:lvlJc w:val="left"/>
-      <w:pPr>
-        <w:tabs>
-          <w:tab w:val="num" w:pos="1440"/>
-        </w:tabs>
-        <w:ind w:left="1440" w:hanging="360"/>
-      </w:pPr>
-      <w:rPr>
-        <w:rFonts w:ascii="Courier New" w:hAnsi="Courier New" w:hint="default"/>
-        <w:sz w:val="20"/>
-      </w:rPr>
-    </w:lvl>
-    <w:lvl w:ilvl="2" w:tentative="1">
-      <w:start w:val="1"/>
-      <w:numFmt w:val="bullet"/>
-      <w:lvlText w:val=""/>
-      <w:lvlJc w:val="left"/>
-      <w:pPr>
-        <w:tabs>
-          <w:tab w:val="num" w:pos="2160"/>
-        </w:tabs>
-        <w:ind w:left="2160" w:hanging="360"/>
-      </w:pPr>
-      <w:rPr>
-        <w:rFonts w:ascii="Wingdings" w:hAnsi="Wingdings" w:hint="default"/>
-        <w:sz w:val="20"/>
-      </w:rPr>
-    </w:lvl>
-    <w:lvl w:ilvl="3" w:tentative="1">
-      <w:start w:val="1"/>
-      <w:numFmt w:val="bullet"/>
-      <w:lvlText w:val=""/>
-      <w:lvlJc w:val="left"/>
-      <w:pPr>
-        <w:tabs>
-          <w:tab w:val="num" w:pos="2880"/>
-        </w:tabs>
-        <w:ind w:left="2880" w:hanging="360"/>
-      </w:pPr>
-      <w:rPr>
-        <w:rFonts w:ascii="Wingdings" w:hAnsi="Wingdings" w:hint="default"/>
-        <w:sz w:val="20"/>
-      </w:rPr>
-    </w:lvl>
-    <w:lvl w:ilvl="4" w:tentative="1">
-      <w:start w:val="1"/>
-      <w:numFmt w:val="bullet"/>
-      <w:lvlText w:val=""/>
-      <w:lvlJc w:val="left"/>
-      <w:pPr>
-        <w:tabs>
-          <w:tab w:val="num" w:pos="3600"/>
-        </w:tabs>
-        <w:ind w:left="3600" w:hanging="360"/>
-      </w:pPr>
-      <w:rPr>
-        <w:rFonts w:ascii="Wingdings" w:hAnsi="Wingdings" w:hint="default"/>
-        <w:sz w:val="20"/>
-      </w:rPr>
-    </w:lvl>
-    <w:lvl w:ilvl="5" w:tentative="1">
-      <w:start w:val="1"/>
-      <w:numFmt w:val="bullet"/>
-      <w:lvlText w:val=""/>
-      <w:lvlJc w:val="left"/>
-      <w:pPr>
-        <w:tabs>
-          <w:tab w:val="num" w:pos="4320"/>
-        </w:tabs>
-        <w:ind w:left="4320" w:hanging="360"/>
-      </w:pPr>
-      <w:rPr>
-        <w:rFonts w:ascii="Wingdings" w:hAnsi="Wingdings" w:hint="default"/>
-        <w:sz w:val="20"/>
-      </w:rPr>
-    </w:lvl>
-    <w:lvl w:ilvl="6" w:tentative="1">
-      <w:start w:val="1"/>
-      <w:numFmt w:val="bullet"/>
-      <w:lvlText w:val=""/>
-      <w:lvlJc w:val="left"/>
-      <w:pPr>
-        <w:tabs>
-          <w:tab w:val="num" w:pos="5040"/>
-        </w:tabs>
-        <w:ind w:left="5040" w:hanging="360"/>
-      </w:pPr>
-      <w:rPr>
-        <w:rFonts w:ascii="Wingdings" w:hAnsi="Wingdings" w:hint="default"/>
-        <w:sz w:val="20"/>
-      </w:rPr>
-    </w:lvl>
-    <w:lvl w:ilvl="7" w:tentative="1">
-      <w:start w:val="1"/>
-      <w:numFmt w:val="bullet"/>
-      <w:lvlText w:val=""/>
-      <w:lvlJc w:val="left"/>
-      <w:pPr>
-        <w:tabs>
-          <w:tab w:val="num" w:pos="5760"/>
-        </w:tabs>
-        <w:ind w:left="5760" w:hanging="360"/>
-      </w:pPr>
-      <w:rPr>
-        <w:rFonts w:ascii="Wingdings" w:hAnsi="Wingdings" w:hint="default"/>
-        <w:sz w:val="20"/>
-      </w:rPr>
-    </w:lvl>
-    <w:lvl w:ilvl="8" w:tentative="1">
-      <w:start w:val="1"/>
-      <w:numFmt w:val="bullet"/>
-      <w:lvlText w:val=""/>
-      <w:lvlJc w:val="left"/>
-      <w:pPr>
-        <w:tabs>
-          <w:tab w:val="num" w:pos="6480"/>
-        </w:tabs>
-        <w:ind w:left="6480" w:hanging="360"/>
-      </w:pPr>
-      <w:rPr>
-        <w:rFonts w:ascii="Wingdings" w:hAnsi="Wingdings" w:hint="default"/>
-        <w:sz w:val="20"/>
-      </w:rPr>
-    </w:lvl>
-  </w:abstractNum>
-  <w:abstractNum w:abstractNumId="9" w15:restartNumberingAfterBreak="0">
-    <w:nsid w:val="79353E37"/>
-    <w:multiLevelType w:val="multilevel"/>
-    <w:tmpl w:val="EF82186E"/>
-    <w:lvl w:ilvl="0">
-      <w:start w:val="1"/>
-      <w:numFmt w:val="bullet"/>
-      <w:lvlText w:val=""/>
-      <w:lvlJc w:val="left"/>
-      <w:pPr>
-        <w:tabs>
-          <w:tab w:val="num" w:pos="720"/>
-        </w:tabs>
-        <w:ind w:left="720" w:hanging="360"/>
-      </w:pPr>
-      <w:rPr>
-        <w:rFonts w:ascii="Symbol" w:hAnsi="Symbol" w:hint="default"/>
-        <w:sz w:val="20"/>
-      </w:rPr>
-    </w:lvl>
-    <w:lvl w:ilvl="1" w:tentative="1">
-      <w:start w:val="1"/>
-      <w:numFmt w:val="bullet"/>
-      <w:lvlText w:val="o"/>
-      <w:lvlJc w:val="left"/>
-      <w:pPr>
-        <w:tabs>
-          <w:tab w:val="num" w:pos="1440"/>
-        </w:tabs>
-        <w:ind w:left="1440" w:hanging="360"/>
-      </w:pPr>
-      <w:rPr>
-        <w:rFonts w:ascii="Courier New" w:hAnsi="Courier New" w:hint="default"/>
-        <w:sz w:val="20"/>
-      </w:rPr>
-    </w:lvl>
-    <w:lvl w:ilvl="2" w:tentative="1">
-      <w:start w:val="1"/>
-      <w:numFmt w:val="bullet"/>
-      <w:lvlText w:val=""/>
-      <w:lvlJc w:val="left"/>
-      <w:pPr>
-        <w:tabs>
-          <w:tab w:val="num" w:pos="2160"/>
-        </w:tabs>
-        <w:ind w:left="2160" w:hanging="360"/>
-      </w:pPr>
-      <w:rPr>
-        <w:rFonts w:ascii="Wingdings" w:hAnsi="Wingdings" w:hint="default"/>
-        <w:sz w:val="20"/>
-      </w:rPr>
-    </w:lvl>
-    <w:lvl w:ilvl="3" w:tentative="1">
-      <w:start w:val="1"/>
-      <w:numFmt w:val="bullet"/>
-      <w:lvlText w:val=""/>
-      <w:lvlJc w:val="left"/>
-      <w:pPr>
-        <w:tabs>
-          <w:tab w:val="num" w:pos="2880"/>
-        </w:tabs>
-        <w:ind w:left="2880" w:hanging="360"/>
-      </w:pPr>
-      <w:rPr>
-        <w:rFonts w:ascii="Wingdings" w:hAnsi="Wingdings" w:hint="default"/>
-        <w:sz w:val="20"/>
-      </w:rPr>
-    </w:lvl>
-    <w:lvl w:ilvl="4" w:tentative="1">
-      <w:start w:val="1"/>
-      <w:numFmt w:val="bullet"/>
-      <w:lvlText w:val=""/>
-      <w:lvlJc w:val="left"/>
-      <w:pPr>
-        <w:tabs>
-          <w:tab w:val="num" w:pos="3600"/>
-        </w:tabs>
-        <w:ind w:left="3600" w:hanging="360"/>
-      </w:pPr>
-      <w:rPr>
-        <w:rFonts w:ascii="Wingdings" w:hAnsi="Wingdings" w:hint="default"/>
-        <w:sz w:val="20"/>
-      </w:rPr>
-    </w:lvl>
-    <w:lvl w:ilvl="5" w:tentative="1">
-      <w:start w:val="1"/>
-      <w:numFmt w:val="bullet"/>
-      <w:lvlText w:val=""/>
-      <w:lvlJc w:val="left"/>
-      <w:pPr>
-        <w:tabs>
-          <w:tab w:val="num" w:pos="4320"/>
-        </w:tabs>
-        <w:ind w:left="4320" w:hanging="360"/>
-      </w:pPr>
-      <w:rPr>
-        <w:rFonts w:ascii="Wingdings" w:hAnsi="Wingdings" w:hint="default"/>
-        <w:sz w:val="20"/>
-      </w:rPr>
-    </w:lvl>
-    <w:lvl w:ilvl="6" w:tentative="1">
-      <w:start w:val="1"/>
-      <w:numFmt w:val="bullet"/>
-      <w:lvlText w:val=""/>
-      <w:lvlJc w:val="left"/>
-      <w:pPr>
-        <w:tabs>
-          <w:tab w:val="num" w:pos="5040"/>
-        </w:tabs>
-        <w:ind w:left="5040" w:hanging="360"/>
-      </w:pPr>
-      <w:rPr>
-        <w:rFonts w:ascii="Wingdings" w:hAnsi="Wingdings" w:hint="default"/>
-        <w:sz w:val="20"/>
-      </w:rPr>
-    </w:lvl>
-    <w:lvl w:ilvl="7" w:tentative="1">
-      <w:start w:val="1"/>
-      <w:numFmt w:val="bullet"/>
-      <w:lvlText w:val=""/>
-      <w:lvlJc w:val="left"/>
-      <w:pPr>
-        <w:tabs>
-          <w:tab w:val="num" w:pos="5760"/>
-        </w:tabs>
-        <w:ind w:left="5760" w:hanging="360"/>
-      </w:pPr>
-      <w:rPr>
-        <w:rFonts w:ascii="Wingdings" w:hAnsi="Wingdings" w:hint="default"/>
-        <w:sz w:val="20"/>
-      </w:rPr>
-    </w:lvl>
-    <w:lvl w:ilvl="8" w:tentative="1">
-      <w:start w:val="1"/>
-      <w:numFmt w:val="bullet"/>
-      <w:lvlText w:val=""/>
-      <w:lvlJc w:val="left"/>
-      <w:pPr>
-        <w:tabs>
-          <w:tab w:val="num" w:pos="6480"/>
-        </w:tabs>
-        <w:ind w:left="6480" w:hanging="360"/>
-      </w:pPr>
-      <w:rPr>
-        <w:rFonts w:ascii="Wingdings" w:hAnsi="Wingdings" w:hint="default"/>
-        <w:sz w:val="20"/>
-      </w:rPr>
-    </w:lvl>
-  </w:abstractNum>
-  <w:num w:numId="1" w16cid:durableId="331105483">
-    <w:abstractNumId w:val="0"/>
-  </w:num>
-  <w:num w:numId="2" w16cid:durableId="180365905">
+  <w:num w:numId="1" w16cid:durableId="756639190">
     <w:abstractNumId w:val="3"/>
   </w:num>
-  <w:num w:numId="3" w16cid:durableId="244464582">
+  <w:num w:numId="2" w16cid:durableId="1686443074">
+    <w:abstractNumId w:val="7"/>
+  </w:num>
+  <w:num w:numId="3" w16cid:durableId="600770646">
+    <w:abstractNumId w:val="5"/>
+  </w:num>
+  <w:num w:numId="4" w16cid:durableId="1485047719">
+    <w:abstractNumId w:val="9"/>
+  </w:num>
+  <w:num w:numId="5" w16cid:durableId="820775552">
+    <w:abstractNumId w:val="6"/>
+  </w:num>
+  <w:num w:numId="6" w16cid:durableId="1921403686">
+    <w:abstractNumId w:val="8"/>
+  </w:num>
+  <w:num w:numId="7" w16cid:durableId="701318515">
+    <w:abstractNumId w:val="4"/>
+  </w:num>
+  <w:num w:numId="8" w16cid:durableId="1669939010">
     <w:abstractNumId w:val="2"/>
   </w:num>
-  <w:num w:numId="4" w16cid:durableId="1120802265">
-    <w:abstractNumId w:val="4"/>
+  <w:num w:numId="9" w16cid:durableId="1314407988">
+    <w:abstractNumId w:val="1"/>
   </w:num>
-  <w:num w:numId="5" w16cid:durableId="1158885741">
-    <w:abstractNumId w:val="7"/>
-  </w:num>
-  <w:num w:numId="6" w16cid:durableId="2023117641">
-    <w:abstractNumId w:val="8"/>
-  </w:num>
-  <w:num w:numId="7" w16cid:durableId="1063334030">
-    <w:abstractNumId w:val="5"/>
-  </w:num>
-  <w:num w:numId="8" w16cid:durableId="1183739306">
-    <w:abstractNumId w:val="9"/>
-  </w:num>
-  <w:num w:numId="9" w16cid:durableId="1277634204">
-    <w:abstractNumId w:val="6"/>
-  </w:num>
-  <w:num w:numId="10" w16cid:durableId="1749762966">
-    <w:abstractNumId w:val="1"/>
+  <w:num w:numId="10" w16cid:durableId="541093473">
+    <w:abstractNumId w:val="0"/>
   </w:num>
 </w:numbering>
 </file>

--- a/docs/Developer Guide.docx
+++ b/docs/Developer Guide.docx
@@ -72,7 +72,7 @@
       <w:pPr>
         <w:pStyle w:val="NormalWeb"/>
         <w:shd w:val="clear" w:color="auto" w:fill="EEF2F8"/>
-        <w:divId w:val="1788892160"/>
+        <w:divId w:val="572545262"/>
         <w:rPr>
           <w:rFonts w:ascii="Calibri" w:hAnsi="Calibri" w:cs="Calibri"/>
           <w:color w:val="404040"/>
@@ -2320,16 +2320,16 @@
           <w:sz w:val="22"/>
           <w:szCs w:val="22"/>
         </w:rPr>
-        <w:t>Company.OfficeApp</w:t>
-      </w:r>
-      <w:r>
-        <w:rPr>
-          <w:rFonts w:ascii="Calibri" w:eastAsia="Times New Roman" w:hAnsi="Calibri" w:cs="Calibri"/>
-          <w:color w:val="1A1A1A"/>
-          <w:sz w:val="22"/>
-          <w:szCs w:val="22"/>
-        </w:rPr>
-        <w:t xml:space="preserve"> as the startup project and press </w:t>
+        <w:t>Company.Launcher</w:t>
+      </w:r>
+      <w:r>
+        <w:rPr>
+          <w:rFonts w:ascii="Calibri" w:eastAsia="Times New Roman" w:hAnsi="Calibri" w:cs="Calibri"/>
+          <w:color w:val="1A1A1A"/>
+          <w:sz w:val="22"/>
+          <w:szCs w:val="22"/>
+        </w:rPr>
+        <w:t xml:space="preserve"> (Tri-Stone) as the startup project and press </w:t>
       </w:r>
       <w:r>
         <w:rPr>
@@ -2368,11 +2368,39 @@
           <w:sz w:val="22"/>
           <w:szCs w:val="22"/>
         </w:rPr>
-        <w:t xml:space="preserve">Every build puts the finished programs in one easy folder at the top of the project: </w:t>
+        <w:t xml:space="preserve">Every build puts the finished programs in one easy folder at the top of the project. The one to open is </w:t>
       </w:r>
       <w:r>
         <w:rPr>
           <w:rStyle w:val="HTMLCode"/>
+          <w:b/>
+          <w:bCs/>
+          <w:color w:val="1A1A1A"/>
+        </w:rPr>
+        <w:t>Apps\Tri-Stone\TriStone.exe</w:t>
+      </w:r>
+      <w:r>
+        <w:rPr>
+          <w:rFonts w:ascii="Calibri" w:hAnsi="Calibri" w:cs="Calibri"/>
+          <w:color w:val="1A1A1A"/>
+          <w:sz w:val="22"/>
+          <w:szCs w:val="22"/>
+        </w:rPr>
+        <w:t xml:space="preserve">: it signs everyone in and opens the office app or the Website Admin app </w:t>
+      </w:r>
+      <w:r>
+        <w:rPr>
+          <w:rFonts w:ascii="Calibri" w:hAnsi="Calibri" w:cs="Calibri"/>
+          <w:color w:val="1A1A1A"/>
+          <w:sz w:val="22"/>
+          <w:szCs w:val="22"/>
+        </w:rPr>
+        <w:lastRenderedPageBreak/>
+        <w:t>(chapter 10). Make a desktop shortcut to it. (</w:t>
+      </w:r>
+      <w:r>
+        <w:rPr>
+          <w:rStyle w:val="HTMLCode"/>
           <w:color w:val="1A1A1A"/>
         </w:rPr>
         <w:t>Apps\Office App\Company.OfficeApp.exe</w:t>
@@ -2384,23 +2412,16 @@
           <w:sz w:val="22"/>
           <w:szCs w:val="22"/>
         </w:rPr>
-        <w:t xml:space="preserve"> and </w:t>
-      </w:r>
-      <w:r>
-        <w:rPr>
-          <w:rStyle w:val="HTMLCode"/>
-          <w:color w:val="1A1A1A"/>
-        </w:rPr>
-        <w:t>Apps\Website Admin\Company.WebsiteAdmin.exe</w:t>
-      </w:r>
-      <w:r>
-        <w:rPr>
-          <w:rFonts w:ascii="Calibri" w:hAnsi="Calibri" w:cs="Calibri"/>
-          <w:color w:val="1A1A1A"/>
-          <w:sz w:val="22"/>
-          <w:szCs w:val="22"/>
-        </w:rPr>
-        <w:t>. Double-click them there (or make desktop shortcuts to them). The folder is rebuilt every time and isn't saved in Git.</w:t>
+        <w:t xml:space="preserve"> </w:t>
+      </w:r>
+      <w:r>
+        <w:rPr>
+          <w:rFonts w:ascii="Calibri" w:hAnsi="Calibri" w:cs="Calibri"/>
+          <w:color w:val="1A1A1A"/>
+          <w:sz w:val="22"/>
+          <w:szCs w:val="22"/>
+        </w:rPr>
+        <w:t>still runs the office app alone.) The folder is rebuilt every time and isn't saved in Git.</w:t>
       </w:r>
     </w:p>
     <w:p>
@@ -2421,7 +2442,6 @@
           <w:sz w:val="22"/>
           <w:szCs w:val="22"/>
         </w:rPr>
-        <w:lastRenderedPageBreak/>
         <w:t>Forgotten PostgreSQL password:</w:t>
       </w:r>
       <w:r>
@@ -2591,7 +2611,16 @@
           <w:sz w:val="22"/>
           <w:szCs w:val="22"/>
         </w:rPr>
-        <w:t xml:space="preserve"> runs the ones not run yet, each as all-or-nothing. A table called </w:t>
+        <w:t xml:space="preserve"> </w:t>
+      </w:r>
+      <w:r>
+        <w:rPr>
+          <w:rFonts w:ascii="Calibri" w:hAnsi="Calibri" w:cs="Calibri"/>
+          <w:color w:val="1A1A1A"/>
+          <w:sz w:val="22"/>
+          <w:szCs w:val="22"/>
+        </w:rPr>
+        <w:t xml:space="preserve">runs the ones not run yet, each as all-or-nothing. A table called </w:t>
       </w:r>
       <w:r>
         <w:rPr>
@@ -2607,16 +2636,7 @@
           <w:sz w:val="22"/>
           <w:szCs w:val="22"/>
         </w:rPr>
-        <w:t xml:space="preserve"> </w:t>
-      </w:r>
-      <w:r>
-        <w:rPr>
-          <w:rFonts w:ascii="Calibri" w:hAnsi="Calibri" w:cs="Calibri"/>
-          <w:color w:val="1A1A1A"/>
-          <w:sz w:val="22"/>
-          <w:szCs w:val="22"/>
-        </w:rPr>
-        <w:t>remembers which have run. Any PC, and later the server, gets exactly the same database.</w:t>
+        <w:t xml:space="preserve"> remembers which have run. Any PC, and later the server, gets exactly the same database.</w:t>
       </w:r>
     </w:p>
     <w:p>
@@ -3478,7 +3498,23 @@
                 <w:sz w:val="22"/>
                 <w:szCs w:val="22"/>
               </w:rPr>
-              <w:t xml:space="preserve"> (the Website Admin app's own accounts)</w:t>
+              <w:t xml:space="preserve"> (the Website Admin app's own accounts; merged into </w:t>
+            </w:r>
+            <w:r>
+              <w:rPr>
+                <w:rStyle w:val="HTMLCode"/>
+                <w:color w:val="1A1A1A"/>
+              </w:rPr>
+              <w:t>users</w:t>
+            </w:r>
+            <w:r>
+              <w:rPr>
+                <w:rFonts w:ascii="Calibri" w:eastAsia="Times New Roman" w:hAnsi="Calibri" w:cs="Calibri"/>
+                <w:color w:val="1A1A1A"/>
+                <w:sz w:val="22"/>
+                <w:szCs w:val="22"/>
+              </w:rPr>
+              <w:t xml:space="preserve"> by 011)</w:t>
             </w:r>
           </w:p>
         </w:tc>
@@ -3563,7 +3599,7 @@
                 <w:sz w:val="22"/>
                 <w:szCs w:val="22"/>
               </w:rPr>
-              <w:t>: main accounts manage the other Website Admin accounts</w:t>
+              <w:t>: main accounts manage the other Website Admin accounts (removed by 011)</w:t>
             </w:r>
           </w:p>
         </w:tc>
@@ -3649,6 +3685,100 @@
                 <w:szCs w:val="22"/>
               </w:rPr>
               <w:t>: website Contact form messages and their follow-up</w:t>
+            </w:r>
+          </w:p>
+        </w:tc>
+      </w:tr>
+      <w:tr>
+        <w:tc>
+          <w:tcPr>
+            <w:tcW w:w="0" w:type="auto"/>
+            <w:tcBorders>
+              <w:top w:val="single" w:sz="6" w:space="0" w:color="BFBFBF"/>
+              <w:left w:val="single" w:sz="6" w:space="0" w:color="BFBFBF"/>
+              <w:bottom w:val="single" w:sz="6" w:space="0" w:color="BFBFBF"/>
+              <w:right w:val="single" w:sz="6" w:space="0" w:color="BFBFBF"/>
+            </w:tcBorders>
+            <w:tcMar>
+              <w:top w:w="60" w:type="dxa"/>
+              <w:left w:w="120" w:type="dxa"/>
+              <w:bottom w:w="60" w:type="dxa"/>
+              <w:right w:w="120" w:type="dxa"/>
+            </w:tcMar>
+            <w:hideMark/>
+          </w:tcPr>
+          <w:p>
+            <w:pPr>
+              <w:spacing w:before="120" w:after="120"/>
+              <w:rPr>
+                <w:rFonts w:ascii="Calibri" w:eastAsia="Times New Roman" w:hAnsi="Calibri" w:cs="Calibri"/>
+                <w:color w:val="1A1A1A"/>
+                <w:sz w:val="22"/>
+                <w:szCs w:val="22"/>
+              </w:rPr>
+            </w:pPr>
+            <w:r>
+              <w:rPr>
+                <w:rFonts w:ascii="Calibri" w:eastAsia="Times New Roman" w:hAnsi="Calibri" w:cs="Calibri"/>
+                <w:color w:val="1A1A1A"/>
+                <w:sz w:val="22"/>
+                <w:szCs w:val="22"/>
+              </w:rPr>
+              <w:t>011</w:t>
+            </w:r>
+          </w:p>
+        </w:tc>
+        <w:tc>
+          <w:tcPr>
+            <w:tcW w:w="0" w:type="auto"/>
+            <w:tcBorders>
+              <w:top w:val="single" w:sz="6" w:space="0" w:color="BFBFBF"/>
+              <w:left w:val="single" w:sz="6" w:space="0" w:color="BFBFBF"/>
+              <w:bottom w:val="single" w:sz="6" w:space="0" w:color="BFBFBF"/>
+              <w:right w:val="single" w:sz="6" w:space="0" w:color="BFBFBF"/>
+            </w:tcBorders>
+            <w:tcMar>
+              <w:top w:w="60" w:type="dxa"/>
+              <w:left w:w="120" w:type="dxa"/>
+              <w:bottom w:w="60" w:type="dxa"/>
+              <w:right w:w="120" w:type="dxa"/>
+            </w:tcMar>
+            <w:hideMark/>
+          </w:tcPr>
+          <w:p>
+            <w:pPr>
+              <w:spacing w:before="120" w:after="120"/>
+              <w:rPr>
+                <w:rFonts w:ascii="Calibri" w:eastAsia="Times New Roman" w:hAnsi="Calibri" w:cs="Calibri"/>
+                <w:color w:val="1A1A1A"/>
+                <w:sz w:val="22"/>
+                <w:szCs w:val="22"/>
+              </w:rPr>
+            </w:pPr>
+            <w:r>
+              <w:rPr>
+                <w:rFonts w:ascii="Calibri" w:eastAsia="Times New Roman" w:hAnsi="Calibri" w:cs="Calibri"/>
+                <w:color w:val="1A1A1A"/>
+                <w:sz w:val="22"/>
+                <w:szCs w:val="22"/>
+              </w:rPr>
+              <w:t xml:space="preserve">One account list: the Website Admin level in </w:t>
+            </w:r>
+            <w:r>
+              <w:rPr>
+                <w:rStyle w:val="HTMLCode"/>
+                <w:color w:val="1A1A1A"/>
+              </w:rPr>
+              <w:t>users</w:t>
+            </w:r>
+            <w:r>
+              <w:rPr>
+                <w:rFonts w:ascii="Calibri" w:eastAsia="Times New Roman" w:hAnsi="Calibri" w:cs="Calibri"/>
+                <w:color w:val="1A1A1A"/>
+                <w:sz w:val="22"/>
+                <w:szCs w:val="22"/>
+              </w:rPr>
+              <w:t>; website accounts from 008/009 moved in, their tables removed</w:t>
             </w:r>
           </w:p>
         </w:tc>
@@ -4004,7 +4134,16 @@
           <w:sz w:val="22"/>
           <w:szCs w:val="22"/>
         </w:rPr>
-        <w:t xml:space="preserve"> if it can't connect), then </w:t>
+        <w:t xml:space="preserve"> if it can'</w:t>
+      </w:r>
+      <w:r>
+        <w:rPr>
+          <w:rFonts w:ascii="Calibri" w:hAnsi="Calibri" w:cs="Calibri"/>
+          <w:color w:val="1A1A1A"/>
+          <w:sz w:val="22"/>
+          <w:szCs w:val="22"/>
+        </w:rPr>
+        <w:t xml:space="preserve">t connect), then </w:t>
       </w:r>
       <w:r>
         <w:rPr>
@@ -4452,16 +4591,7 @@
                 <w:sz w:val="22"/>
                 <w:szCs w:val="22"/>
               </w:rPr>
-              <w:t xml:space="preserve"> </w:t>
-            </w:r>
-            <w:r>
-              <w:rPr>
-                <w:rFonts w:ascii="Calibri" w:eastAsia="Times New Roman" w:hAnsi="Calibri" w:cs="Calibri"/>
-                <w:color w:val="1A1A1A"/>
-                <w:sz w:val="22"/>
-                <w:szCs w:val="22"/>
-              </w:rPr>
-              <w:t xml:space="preserve">Static, async methods that return an error message or </w:t>
+              <w:t xml:space="preserve"> Static, async methods that return an error message or </w:t>
             </w:r>
             <w:r>
               <w:rPr>
@@ -6089,16 +6219,7 @@
                 <w:sz w:val="22"/>
                 <w:szCs w:val="22"/>
               </w:rPr>
-              <w:t xml:space="preserve"> </w:t>
-            </w:r>
-            <w:r>
-              <w:rPr>
-                <w:rFonts w:ascii="Calibri" w:eastAsia="Times New Roman" w:hAnsi="Calibri" w:cs="Calibri"/>
-                <w:color w:val="1A1A1A"/>
-                <w:sz w:val="22"/>
-                <w:szCs w:val="22"/>
-              </w:rPr>
-              <w:t>place project revenue and expenses are added up. Projects, the project report and the Dashboard all use it, so they always agree.</w:t>
+              <w:t xml:space="preserve"> place project revenue and expenses are added up. Projects, the project report and the Dashboard all use it, so they always agree.</w:t>
             </w:r>
           </w:p>
         </w:tc>
@@ -6441,16 +6562,7 @@
                 <w:sz w:val="22"/>
                 <w:szCs w:val="22"/>
               </w:rPr>
-              <w:t xml:space="preserve"> </w:t>
-            </w:r>
-            <w:r>
-              <w:rPr>
-                <w:rFonts w:ascii="Calibri" w:eastAsia="Times New Roman" w:hAnsi="Calibri" w:cs="Calibri"/>
-                <w:color w:val="1A1A1A"/>
-                <w:sz w:val="22"/>
-                <w:szCs w:val="22"/>
-              </w:rPr>
-              <w:t xml:space="preserve">waits for the user to stop typing before searching; </w:t>
+              <w:t xml:space="preserve"> waits for the user to stop typing before searching; </w:t>
             </w:r>
             <w:r>
               <w:rPr>
@@ -6753,7 +6865,16 @@
           <w:sz w:val="22"/>
           <w:szCs w:val="22"/>
         </w:rPr>
-        <w:t xml:space="preserve"> ignores the reload), then re-select only the record you mean. Otherwise the form silently edits the first row, and typing a "new" record overwrites it (bug found on Employees, 2026-10-30).</w:t>
+        <w:t xml:space="preserve"> ignores the reload), then re-select only the record you mean. Otherwise the form silently edits the first row, and typing a "new" </w:t>
+      </w:r>
+      <w:r>
+        <w:rPr>
+          <w:rFonts w:ascii="Calibri" w:eastAsia="Times New Roman" w:hAnsi="Calibri" w:cs="Calibri"/>
+          <w:color w:val="1A1A1A"/>
+          <w:sz w:val="22"/>
+          <w:szCs w:val="22"/>
+        </w:rPr>
+        <w:t>record overwrites it (bug found on Employees, 2026-10-30).</w:t>
       </w:r>
     </w:p>
     <w:p>
@@ -6787,16 +6908,7 @@
           <w:sz w:val="22"/>
           <w:szCs w:val="22"/>
         </w:rPr>
-        <w:t xml:space="preserve"> </w:t>
-      </w:r>
-      <w:r>
-        <w:rPr>
-          <w:rFonts w:ascii="Calibri" w:eastAsia="Times New Roman" w:hAnsi="Calibri" w:cs="Calibri"/>
-          <w:color w:val="1A1A1A"/>
-          <w:sz w:val="22"/>
-          <w:szCs w:val="22"/>
-        </w:rPr>
-        <w:t xml:space="preserve">Every list page calls </w:t>
+        <w:t xml:space="preserve"> Every list page calls </w:t>
       </w:r>
       <w:r>
         <w:rPr>
@@ -6928,16 +7040,7 @@
           <w:sz w:val="22"/>
           <w:szCs w:val="22"/>
         </w:rPr>
-        <w:t xml:space="preserve"> </w:t>
-      </w:r>
-      <w:r>
-        <w:rPr>
-          <w:rFonts w:ascii="Calibri" w:eastAsia="Times New Roman" w:hAnsi="Calibri" w:cs="Calibri"/>
-          <w:color w:val="1A1A1A"/>
-          <w:sz w:val="22"/>
-          <w:szCs w:val="22"/>
-        </w:rPr>
-        <w:t xml:space="preserve">shows it until the page raises </w:t>
+        <w:t xml:space="preserve"> shows it until the page raises </w:t>
       </w:r>
       <w:r>
         <w:rPr>
@@ -7429,7 +7532,16 @@
           <w:sz w:val="22"/>
           <w:szCs w:val="22"/>
         </w:rPr>
-        <w:t xml:space="preserve"> Usernames ignore capital letters. 5 wrong passwords lock the account until an Admin unlocks it. Every sign-in, sign-out, failure, lock and password change goes to </w:t>
+        <w:t xml:space="preserve"> </w:t>
+      </w:r>
+      <w:r>
+        <w:rPr>
+          <w:rFonts w:ascii="Calibri" w:hAnsi="Calibri" w:cs="Calibri"/>
+          <w:color w:val="1A1A1A"/>
+          <w:sz w:val="22"/>
+          <w:szCs w:val="22"/>
+        </w:rPr>
+        <w:t xml:space="preserve">Usernames ignore capital letters. 5 wrong passwords lock the account until an Admin unlocks it. Every sign-in, sign-out, failure, lock and password change goes to </w:t>
       </w:r>
       <w:r>
         <w:rPr>
@@ -7445,16 +7557,7 @@
           <w:sz w:val="22"/>
           <w:szCs w:val="22"/>
         </w:rPr>
-        <w:t xml:space="preserve"> with the PC name. After 5 minutes without activity a "</w:t>
-      </w:r>
-      <w:r>
-        <w:rPr>
-          <w:rFonts w:ascii="Calibri" w:hAnsi="Calibri" w:cs="Calibri"/>
-          <w:color w:val="1A1A1A"/>
-          <w:sz w:val="22"/>
-          <w:szCs w:val="22"/>
-        </w:rPr>
-        <w:t xml:space="preserve">Still there?" popup appears, and the app signs out by itself after 60 more seconds. In Debug builds, the </w:t>
+        <w:t xml:space="preserve"> with the PC name. After 5 minutes without activity a "Still there?" popup appears, and the app signs out by itself after 60 more seconds. In Debug builds, the </w:t>
       </w:r>
       <w:r>
         <w:rPr>
@@ -7500,7 +7603,16 @@
           <w:sz w:val="22"/>
           <w:szCs w:val="22"/>
         </w:rPr>
-        <w:t xml:space="preserve"> Only Admins create accounts and set passwords. Rules: 8+ characters with a letter and a number. </w:t>
+        <w:t xml:space="preserve"> </w:t>
+      </w:r>
+      <w:r>
+        <w:rPr>
+          <w:rFonts w:ascii="Calibri" w:hAnsi="Calibri" w:cs="Calibri"/>
+          <w:color w:val="1A1A1A"/>
+          <w:sz w:val="22"/>
+          <w:szCs w:val="22"/>
+        </w:rPr>
+        <w:t xml:space="preserve">Only Admins create accounts and set passwords. Rules: 8+ characters with a letter and a number. </w:t>
       </w:r>
       <w:r>
         <w:rPr>
@@ -7568,16 +7680,16 @@
           <w:sz w:val="22"/>
           <w:szCs w:val="22"/>
         </w:rPr>
-        <w:t xml:space="preserve"> </w:t>
-      </w:r>
-      <w:r>
-        <w:rPr>
-          <w:rFonts w:ascii="Calibri" w:hAnsi="Calibri" w:cs="Calibri"/>
-          <w:color w:val="1A1A1A"/>
-          <w:sz w:val="22"/>
-          <w:szCs w:val="22"/>
-        </w:rPr>
-        <w:t>(Admin only). Every login belongs to one Active office employee and takes its name and department from them. Administration staff only get Admin logins. You can't disable yourself or remove your own Admin level, and the last active Admin is protected.</w:t>
+        <w:t xml:space="preserve"> (Admin only). Every login belongs to one Active office employee and takes its name and department from them. Administration staff only get Admin logins. You can'</w:t>
+      </w:r>
+      <w:r>
+        <w:rPr>
+          <w:rFonts w:ascii="Calibri" w:hAnsi="Calibri" w:cs="Calibri"/>
+          <w:color w:val="1A1A1A"/>
+          <w:sz w:val="22"/>
+          <w:szCs w:val="22"/>
+        </w:rPr>
+        <w:t>t disable yourself or remove your own Admin level, and the last active Admin is protected.</w:t>
       </w:r>
     </w:p>
     <w:p>
@@ -7804,16 +7916,7 @@
           <w:sz w:val="22"/>
           <w:szCs w:val="22"/>
         </w:rPr>
-        <w:t>, and overhead counts by its own date. Supervisors only see their own department'</w:t>
-      </w:r>
-      <w:r>
-        <w:rPr>
-          <w:rFonts w:ascii="Calibri" w:hAnsi="Calibri" w:cs="Calibri"/>
-          <w:color w:val="1A1A1A"/>
-          <w:sz w:val="22"/>
-          <w:szCs w:val="22"/>
-        </w:rPr>
-        <w:t xml:space="preserve">s expenses; revenue and net are hidden from them. The chart is ScottPlot (NuGet </w:t>
+        <w:t xml:space="preserve">, and overhead counts by its own date. Supervisors only see their own department's expenses; revenue and net are hidden from them. The chart is ScottPlot (NuGet </w:t>
       </w:r>
       <w:r>
         <w:rPr>
@@ -7859,7 +7962,13 @@
         <w:rPr>
           <w:rFonts w:ascii="Calibri" w:eastAsia="Times New Roman" w:hAnsi="Calibri" w:cs="Calibri"/>
         </w:rPr>
-        <w:t>Chapter 6: HR &amp; Payroll (Part 2)</w:t>
+        <w:t xml:space="preserve">Chapter 6: HR </w:t>
+      </w:r>
+      <w:r>
+        <w:rPr>
+          <w:rFonts w:ascii="Calibri" w:eastAsia="Times New Roman" w:hAnsi="Calibri" w:cs="Calibri"/>
+        </w:rPr>
+        <w:t>&amp; Payroll (Part 2)</w:t>
       </w:r>
     </w:p>
     <w:p>
@@ -7935,7 +8044,16 @@
           <w:sz w:val="22"/>
           <w:szCs w:val="22"/>
         </w:rPr>
-        <w:t xml:space="preserve"> Attendance (waiting for the fingerprint scanner's sample export file), Payroll, Cash Advances, Payslips.</w:t>
+        <w:t xml:space="preserve"> Attendance (waiting for the fingerprint scanner'</w:t>
+      </w:r>
+      <w:r>
+        <w:rPr>
+          <w:rFonts w:ascii="Calibri" w:hAnsi="Calibri" w:cs="Calibri"/>
+          <w:color w:val="1A1A1A"/>
+          <w:sz w:val="22"/>
+          <w:szCs w:val="22"/>
+        </w:rPr>
+        <w:t>s sample export file), Payroll, Cash Advances, Payslips.</w:t>
       </w:r>
     </w:p>
     <w:p>
@@ -8017,16 +8135,7 @@
           <w:sz w:val="22"/>
           <w:szCs w:val="22"/>
         </w:rPr>
-        <w:t xml:space="preserve"> </w:t>
-      </w:r>
-      <w:r>
-        <w:rPr>
-          <w:rFonts w:ascii="Calibri" w:eastAsia="Times New Roman" w:hAnsi="Calibri" w:cs="Calibri"/>
-          <w:color w:val="1A1A1A"/>
-          <w:sz w:val="22"/>
-          <w:szCs w:val="22"/>
-        </w:rPr>
-        <w:t>the Employee records, the Supervisor approves. Then the stock drops and the cost goes to the project.</w:t>
+        <w:t xml:space="preserve"> the Employee records, the Supervisor approves. Then the stock drops and the cost goes to the project.</w:t>
       </w:r>
     </w:p>
     <w:p>
@@ -8094,7 +8203,16 @@
           <w:sz w:val="22"/>
           <w:szCs w:val="22"/>
         </w:rPr>
-        <w:t xml:space="preserve"> no approval needed. Each needs a scan, or "physical copy only" with where the paper is filed. Receipts shows them as "Stock purchase" without copying them, so they are never counted twice.</w:t>
+        <w:t xml:space="preserve"> no approval needed. Each needs a scan, or "physical copy only" </w:t>
+      </w:r>
+      <w:r>
+        <w:rPr>
+          <w:rFonts w:ascii="Calibri" w:eastAsia="Times New Roman" w:hAnsi="Calibri" w:cs="Calibri"/>
+          <w:color w:val="1A1A1A"/>
+          <w:sz w:val="22"/>
+          <w:szCs w:val="22"/>
+        </w:rPr>
+        <w:t>with where the paper is filed. Receipts shows them as "Stock purchase" without copying them, so they are never counted twice.</w:t>
       </w:r>
     </w:p>
     <w:p>
@@ -8253,7 +8371,16 @@
           <w:sz w:val="22"/>
           <w:szCs w:val="22"/>
         </w:rPr>
-        <w:t xml:space="preserve"> the Employee marks a stage reached and prepares the voucher (SV-0001...), the Supervisor approves, then the payout is recorded. Once billing starts, the amount and stages are locked.</w:t>
+        <w:t xml:space="preserve"> </w:t>
+      </w:r>
+      <w:r>
+        <w:rPr>
+          <w:rFonts w:ascii="Calibri" w:eastAsia="Times New Roman" w:hAnsi="Calibri" w:cs="Calibri"/>
+          <w:color w:val="1A1A1A"/>
+          <w:sz w:val="22"/>
+          <w:szCs w:val="22"/>
+        </w:rPr>
+        <w:t>the Employee marks a stage reached and prepares the voucher (SV-0001...), the Supervisor approves, then the payout is recorded. Once billing starts, the amount and stages are locked.</w:t>
       </w:r>
     </w:p>
     <w:p>
@@ -8287,16 +8414,7 @@
           <w:sz w:val="22"/>
           <w:szCs w:val="22"/>
         </w:rPr>
-        <w:t xml:space="preserve"> </w:t>
-      </w:r>
-      <w:r>
-        <w:rPr>
-          <w:rFonts w:ascii="Calibri" w:eastAsia="Times New Roman" w:hAnsi="Calibri" w:cs="Calibri"/>
-          <w:color w:val="1A1A1A"/>
-          <w:sz w:val="22"/>
-          <w:szCs w:val="22"/>
-        </w:rPr>
-        <w:t>is released only when the job is 100% done and every stage is paid.</w:t>
+        <w:t xml:space="preserve"> is released only when the job is 100% done and every stage is paid.</w:t>
       </w:r>
     </w:p>
     <w:p>
@@ -8570,7 +8688,7 @@
         <w:rPr>
           <w:rFonts w:ascii="Calibri" w:eastAsia="Times New Roman" w:hAnsi="Calibri" w:cs="Calibri"/>
         </w:rPr>
-        <w:t>10.1 A separate app</w:t>
+        <w:t>10.1 Separate screens, one Sign In</w:t>
       </w:r>
     </w:p>
     <w:p>
@@ -8590,7 +8708,7 @@
           <w:sz w:val="22"/>
           <w:szCs w:val="22"/>
         </w:rPr>
-        <w:t xml:space="preserve">The public website is managed in its </w:t>
+        <w:t xml:space="preserve">The public website is managed in </w:t>
       </w:r>
       <w:r>
         <w:rPr>
@@ -8600,32 +8718,16 @@
           <w:sz w:val="22"/>
           <w:szCs w:val="22"/>
         </w:rPr>
-        <w:t>own desktop app</w:t>
-      </w:r>
-      <w:r>
-        <w:rPr>
-          <w:rFonts w:ascii="Calibri" w:hAnsi="Calibri" w:cs="Calibri"/>
-          <w:color w:val="1A1A1A"/>
-          <w:sz w:val="22"/>
-          <w:szCs w:val="22"/>
-        </w:rPr>
-        <w:t xml:space="preserve">, </w:t>
-      </w:r>
-      <w:r>
-        <w:rPr>
-          <w:rStyle w:val="HTMLCode"/>
-          <w:color w:val="1A1A1A"/>
-        </w:rPr>
-        <w:t>src/Company.WebsiteAdmin</w:t>
-      </w:r>
-      <w:r>
-        <w:rPr>
-          <w:rFonts w:ascii="Calibri" w:hAnsi="Calibri" w:cs="Calibri"/>
-          <w:color w:val="1A1A1A"/>
-          <w:sz w:val="22"/>
-          <w:szCs w:val="22"/>
-        </w:rPr>
-        <w:t xml:space="preserve">, not in the office app (owner decision, 30 Oct 2026). It is a second WinForms project in the same solution and uses the </w:t>
+        <w:t>separate screens</w:t>
+      </w:r>
+      <w:r>
+        <w:rPr>
+          <w:rFonts w:ascii="Calibri" w:hAnsi="Calibri" w:cs="Calibri"/>
+          <w:color w:val="1A1A1A"/>
+          <w:sz w:val="22"/>
+          <w:szCs w:val="22"/>
+        </w:rPr>
+        <w:t xml:space="preserve">, not in the office app (owner decisions, 30 Oct 2026), but with </w:t>
       </w:r>
       <w:r>
         <w:rPr>
@@ -8635,470 +8737,797 @@
           <w:sz w:val="22"/>
           <w:szCs w:val="22"/>
         </w:rPr>
-        <w:t>same database</w:t>
-      </w:r>
-      <w:r>
-        <w:rPr>
-          <w:rFonts w:ascii="Calibri" w:hAnsi="Calibri" w:cs="Calibri"/>
-          <w:color w:val="1A1A1A"/>
-          <w:sz w:val="22"/>
-          <w:szCs w:val="22"/>
-        </w:rPr>
-        <w:t>.</w:t>
+        <w:t>one account list</w:t>
+      </w:r>
+      <w:r>
+        <w:rPr>
+          <w:rFonts w:ascii="Calibri" w:hAnsi="Calibri" w:cs="Calibri"/>
+          <w:color w:val="1A1A1A"/>
+          <w:sz w:val="22"/>
+          <w:szCs w:val="22"/>
+        </w:rPr>
+        <w:t xml:space="preserve"> and </w:t>
+      </w:r>
+      <w:r>
+        <w:rPr>
+          <w:rStyle w:val="Strong"/>
+          <w:rFonts w:ascii="Calibri" w:hAnsi="Calibri" w:cs="Calibri"/>
+          <w:color w:val="1A1A1A"/>
+          <w:sz w:val="22"/>
+          <w:szCs w:val="22"/>
+        </w:rPr>
+        <w:t>one Sign In</w:t>
+      </w:r>
+      <w:r>
+        <w:rPr>
+          <w:rFonts w:ascii="Calibri" w:hAnsi="Calibri" w:cs="Calibri"/>
+          <w:color w:val="1A1A1A"/>
+          <w:sz w:val="22"/>
+          <w:szCs w:val="22"/>
+        </w:rPr>
+        <w:t xml:space="preserve"> for everyone.</w:t>
       </w:r>
     </w:p>
     <w:p>
       <w:pPr>
+        <w:pStyle w:val="NormalWeb"/>
         <w:numPr>
           <w:ilvl w:val="0"/>
           <w:numId w:val="8"/>
         </w:numPr>
-        <w:spacing w:before="100" w:beforeAutospacing="1" w:after="100" w:afterAutospacing="1"/>
-        <w:rPr>
-          <w:rFonts w:ascii="Calibri" w:eastAsia="Times New Roman" w:hAnsi="Calibri" w:cs="Calibri"/>
-          <w:color w:val="1A1A1A"/>
-          <w:sz w:val="22"/>
-          <w:szCs w:val="22"/>
-        </w:rPr>
-      </w:pPr>
-      <w:r>
-        <w:rPr>
-          <w:rFonts w:ascii="Calibri" w:eastAsia="Times New Roman" w:hAnsi="Calibri" w:cs="Calibri"/>
-          <w:color w:val="1A1A1A"/>
-          <w:sz w:val="22"/>
-          <w:szCs w:val="22"/>
-        </w:rPr>
-        <w:t xml:space="preserve">It </w:t>
-      </w:r>
+        <w:rPr>
+          <w:rFonts w:ascii="Calibri" w:hAnsi="Calibri" w:cs="Calibri"/>
+          <w:color w:val="1A1A1A"/>
+          <w:sz w:val="22"/>
+          <w:szCs w:val="22"/>
+        </w:rPr>
+      </w:pPr>
       <w:r>
         <w:rPr>
           <w:rStyle w:val="Strong"/>
-          <w:rFonts w:ascii="Calibri" w:eastAsia="Times New Roman" w:hAnsi="Calibri" w:cs="Calibri"/>
-          <w:color w:val="1A1A1A"/>
-          <w:sz w:val="22"/>
-          <w:szCs w:val="22"/>
-        </w:rPr>
-        <w:t>shares files with the office app</w:t>
-      </w:r>
-      <w:r>
-        <w:rPr>
-          <w:rFonts w:ascii="Calibri" w:eastAsia="Times New Roman" w:hAnsi="Calibri" w:cs="Calibri"/>
-          <w:color w:val="1A1A1A"/>
-          <w:sz w:val="22"/>
-          <w:szCs w:val="22"/>
-        </w:rPr>
-        <w:t xml:space="preserve"> instead of copying them: </w:t>
+          <w:rFonts w:ascii="Calibri" w:hAnsi="Calibri" w:cs="Calibri"/>
+          <w:color w:val="1A1A1A"/>
+          <w:sz w:val="22"/>
+          <w:szCs w:val="22"/>
+        </w:rPr>
+        <w:t>Tri-Stone</w:t>
+      </w:r>
+      <w:r>
+        <w:rPr>
+          <w:rFonts w:ascii="Calibri" w:hAnsi="Calibri" w:cs="Calibri"/>
+          <w:color w:val="1A1A1A"/>
+          <w:sz w:val="22"/>
+          <w:szCs w:val="22"/>
+        </w:rPr>
+        <w:t xml:space="preserve"> (</w:t>
       </w:r>
       <w:r>
         <w:rPr>
           <w:rStyle w:val="HTMLCode"/>
           <w:color w:val="1A1A1A"/>
         </w:rPr>
-        <w:t>DbSettings</w:t>
-      </w:r>
-      <w:r>
-        <w:rPr>
-          <w:rFonts w:ascii="Calibri" w:eastAsia="Times New Roman" w:hAnsi="Calibri" w:cs="Calibri"/>
-          <w:color w:val="1A1A1A"/>
-          <w:sz w:val="22"/>
-          <w:szCs w:val="22"/>
-        </w:rPr>
-        <w:t xml:space="preserve">, </w:t>
+        <w:t>src/Company.Launcher</w:t>
+      </w:r>
+      <w:r>
+        <w:rPr>
+          <w:rFonts w:ascii="Calibri" w:hAnsi="Calibri" w:cs="Calibri"/>
+          <w:color w:val="1A1A1A"/>
+          <w:sz w:val="22"/>
+          <w:szCs w:val="22"/>
+        </w:rPr>
+        <w:t xml:space="preserve">, built to </w:t>
       </w:r>
       <w:r>
         <w:rPr>
           <w:rStyle w:val="HTMLCode"/>
           <w:color w:val="1A1A1A"/>
         </w:rPr>
-        <w:t>Db</w:t>
-      </w:r>
-      <w:r>
-        <w:rPr>
-          <w:rFonts w:ascii="Calibri" w:eastAsia="Times New Roman" w:hAnsi="Calibri" w:cs="Calibri"/>
-          <w:color w:val="1A1A1A"/>
-          <w:sz w:val="22"/>
-          <w:szCs w:val="22"/>
-        </w:rPr>
-        <w:t xml:space="preserve">, the Database Settings window, </w:t>
-      </w:r>
-      <w:r>
-        <w:rPr>
-          <w:rStyle w:val="HTMLCode"/>
-          <w:color w:val="1A1A1A"/>
-        </w:rPr>
-        <w:t>Responsive</w:t>
-      </w:r>
-      <w:r>
-        <w:rPr>
-          <w:rFonts w:ascii="Calibri" w:eastAsia="Times New Roman" w:hAnsi="Calibri" w:cs="Calibri"/>
-          <w:color w:val="1A1A1A"/>
-          <w:sz w:val="22"/>
-          <w:szCs w:val="22"/>
-        </w:rPr>
-        <w:t xml:space="preserve"> and </w:t>
-      </w:r>
-      <w:r>
-        <w:rPr>
-          <w:rStyle w:val="HTMLCode"/>
-          <w:color w:val="1A1A1A"/>
-        </w:rPr>
-        <w:t>RecordForm</w:t>
-      </w:r>
-      <w:r>
-        <w:rPr>
-          <w:rFonts w:ascii="Calibri" w:eastAsia="Times New Roman" w:hAnsi="Calibri" w:cs="Calibri"/>
-          <w:color w:val="1A1A1A"/>
-          <w:sz w:val="22"/>
-          <w:szCs w:val="22"/>
-        </w:rPr>
-        <w:t xml:space="preserve"> are linked in its </w:t>
-      </w:r>
-      <w:r>
-        <w:rPr>
-          <w:rStyle w:val="HTMLCode"/>
-          <w:color w:val="1A1A1A"/>
-        </w:rPr>
-        <w:t>.csproj</w:t>
-      </w:r>
-      <w:r>
-        <w:rPr>
-          <w:rFonts w:ascii="Calibri" w:eastAsia="Times New Roman" w:hAnsi="Calibri" w:cs="Calibri"/>
-          <w:color w:val="1A1A1A"/>
-          <w:sz w:val="22"/>
-          <w:szCs w:val="22"/>
-        </w:rPr>
-        <w:t>. A change in one place updates both apps. Both read the same per-PC settings file, so a PC set up for one works for the other.</w:t>
+        <w:t>Apps\Tri-Stone\TriStone.exe</w:t>
+      </w:r>
+      <w:r>
+        <w:rPr>
+          <w:rFonts w:ascii="Calibri" w:hAnsi="Calibri" w:cs="Calibri"/>
+          <w:color w:val="1A1A1A"/>
+          <w:sz w:val="22"/>
+          <w:szCs w:val="22"/>
+        </w:rPr>
+        <w:t>) is the one program people open. It shows the office app's Sign In window, then opens the right app for the login:</w:t>
       </w:r>
     </w:p>
+    <w:tbl>
+      <w:tblPr>
+        <w:tblW w:w="0" w:type="auto"/>
+        <w:tblInd w:w="720" w:type="dxa"/>
+        <w:tblCellMar>
+          <w:top w:w="15" w:type="dxa"/>
+          <w:left w:w="15" w:type="dxa"/>
+          <w:bottom w:w="15" w:type="dxa"/>
+          <w:right w:w="15" w:type="dxa"/>
+        </w:tblCellMar>
+        <w:tblLook w:val="04A0" w:firstRow="1" w:lastRow="0" w:firstColumn="1" w:lastColumn="0" w:noHBand="0" w:noVBand="1"/>
+      </w:tblPr>
+      <w:tblGrid>
+        <w:gridCol w:w="2176"/>
+        <w:gridCol w:w="5791"/>
+      </w:tblGrid>
+      <w:tr>
+        <w:trPr>
+          <w:tblHeader/>
+        </w:trPr>
+        <w:tc>
+          <w:tcPr>
+            <w:tcW w:w="0" w:type="auto"/>
+            <w:tcBorders>
+              <w:top w:val="single" w:sz="6" w:space="0" w:color="BFBFBF"/>
+              <w:left w:val="single" w:sz="6" w:space="0" w:color="BFBFBF"/>
+              <w:bottom w:val="single" w:sz="6" w:space="0" w:color="BFBFBF"/>
+              <w:right w:val="single" w:sz="6" w:space="0" w:color="BFBFBF"/>
+            </w:tcBorders>
+            <w:shd w:val="clear" w:color="auto" w:fill="1F3864"/>
+            <w:tcMar>
+              <w:top w:w="60" w:type="dxa"/>
+              <w:left w:w="120" w:type="dxa"/>
+              <w:bottom w:w="60" w:type="dxa"/>
+              <w:right w:w="120" w:type="dxa"/>
+            </w:tcMar>
+            <w:vAlign w:val="center"/>
+            <w:hideMark/>
+          </w:tcPr>
+          <w:p>
+            <w:pPr>
+              <w:spacing w:before="120" w:after="120"/>
+              <w:rPr>
+                <w:rFonts w:ascii="Calibri" w:eastAsia="Times New Roman" w:hAnsi="Calibri" w:cs="Calibri"/>
+                <w:b/>
+                <w:bCs/>
+                <w:color w:val="FFFFFF"/>
+                <w:sz w:val="22"/>
+                <w:szCs w:val="22"/>
+              </w:rPr>
+            </w:pPr>
+            <w:r>
+              <w:rPr>
+                <w:rFonts w:ascii="Calibri" w:eastAsia="Times New Roman" w:hAnsi="Calibri" w:cs="Calibri"/>
+                <w:b/>
+                <w:bCs/>
+                <w:color w:val="FFFFFF"/>
+                <w:sz w:val="22"/>
+                <w:szCs w:val="22"/>
+              </w:rPr>
+              <w:t>Login level</w:t>
+            </w:r>
+          </w:p>
+        </w:tc>
+        <w:tc>
+          <w:tcPr>
+            <w:tcW w:w="0" w:type="auto"/>
+            <w:tcBorders>
+              <w:top w:val="single" w:sz="6" w:space="0" w:color="BFBFBF"/>
+              <w:left w:val="single" w:sz="6" w:space="0" w:color="BFBFBF"/>
+              <w:bottom w:val="single" w:sz="6" w:space="0" w:color="BFBFBF"/>
+              <w:right w:val="single" w:sz="6" w:space="0" w:color="BFBFBF"/>
+            </w:tcBorders>
+            <w:shd w:val="clear" w:color="auto" w:fill="1F3864"/>
+            <w:tcMar>
+              <w:top w:w="60" w:type="dxa"/>
+              <w:left w:w="120" w:type="dxa"/>
+              <w:bottom w:w="60" w:type="dxa"/>
+              <w:right w:w="120" w:type="dxa"/>
+            </w:tcMar>
+            <w:vAlign w:val="center"/>
+            <w:hideMark/>
+          </w:tcPr>
+          <w:p>
+            <w:pPr>
+              <w:spacing w:before="120" w:after="120"/>
+              <w:rPr>
+                <w:rFonts w:ascii="Calibri" w:eastAsia="Times New Roman" w:hAnsi="Calibri" w:cs="Calibri"/>
+                <w:b/>
+                <w:bCs/>
+                <w:color w:val="FFFFFF"/>
+                <w:sz w:val="22"/>
+                <w:szCs w:val="22"/>
+              </w:rPr>
+            </w:pPr>
+            <w:r>
+              <w:rPr>
+                <w:rFonts w:ascii="Calibri" w:eastAsia="Times New Roman" w:hAnsi="Calibri" w:cs="Calibri"/>
+                <w:b/>
+                <w:bCs/>
+                <w:color w:val="FFFFFF"/>
+                <w:sz w:val="22"/>
+                <w:szCs w:val="22"/>
+              </w:rPr>
+              <w:t>Opens</w:t>
+            </w:r>
+          </w:p>
+        </w:tc>
+      </w:tr>
+      <w:tr>
+        <w:tc>
+          <w:tcPr>
+            <w:tcW w:w="0" w:type="auto"/>
+            <w:tcBorders>
+              <w:top w:val="single" w:sz="6" w:space="0" w:color="BFBFBF"/>
+              <w:left w:val="single" w:sz="6" w:space="0" w:color="BFBFBF"/>
+              <w:bottom w:val="single" w:sz="6" w:space="0" w:color="BFBFBF"/>
+              <w:right w:val="single" w:sz="6" w:space="0" w:color="BFBFBF"/>
+            </w:tcBorders>
+            <w:tcMar>
+              <w:top w:w="60" w:type="dxa"/>
+              <w:left w:w="120" w:type="dxa"/>
+              <w:bottom w:w="60" w:type="dxa"/>
+              <w:right w:w="120" w:type="dxa"/>
+            </w:tcMar>
+            <w:hideMark/>
+          </w:tcPr>
+          <w:p>
+            <w:pPr>
+              <w:spacing w:before="120" w:after="120"/>
+              <w:rPr>
+                <w:rFonts w:ascii="Calibri" w:eastAsia="Times New Roman" w:hAnsi="Calibri" w:cs="Calibri"/>
+                <w:color w:val="1A1A1A"/>
+                <w:sz w:val="22"/>
+                <w:szCs w:val="22"/>
+              </w:rPr>
+            </w:pPr>
+            <w:r>
+              <w:rPr>
+                <w:rFonts w:ascii="Calibri" w:eastAsia="Times New Roman" w:hAnsi="Calibri" w:cs="Calibri"/>
+                <w:color w:val="1A1A1A"/>
+                <w:sz w:val="22"/>
+                <w:szCs w:val="22"/>
+              </w:rPr>
+              <w:t>Website Admin</w:t>
+            </w:r>
+          </w:p>
+        </w:tc>
+        <w:tc>
+          <w:tcPr>
+            <w:tcW w:w="0" w:type="auto"/>
+            <w:tcBorders>
+              <w:top w:val="single" w:sz="6" w:space="0" w:color="BFBFBF"/>
+              <w:left w:val="single" w:sz="6" w:space="0" w:color="BFBFBF"/>
+              <w:bottom w:val="single" w:sz="6" w:space="0" w:color="BFBFBF"/>
+              <w:right w:val="single" w:sz="6" w:space="0" w:color="BFBFBF"/>
+            </w:tcBorders>
+            <w:tcMar>
+              <w:top w:w="60" w:type="dxa"/>
+              <w:left w:w="120" w:type="dxa"/>
+              <w:bottom w:w="60" w:type="dxa"/>
+              <w:right w:w="120" w:type="dxa"/>
+            </w:tcMar>
+            <w:hideMark/>
+          </w:tcPr>
+          <w:p>
+            <w:pPr>
+              <w:spacing w:before="120" w:after="120"/>
+              <w:rPr>
+                <w:rFonts w:ascii="Calibri" w:eastAsia="Times New Roman" w:hAnsi="Calibri" w:cs="Calibri"/>
+                <w:color w:val="1A1A1A"/>
+                <w:sz w:val="22"/>
+                <w:szCs w:val="22"/>
+              </w:rPr>
+            </w:pPr>
+            <w:r>
+              <w:rPr>
+                <w:rFonts w:ascii="Calibri" w:eastAsia="Times New Roman" w:hAnsi="Calibri" w:cs="Calibri"/>
+                <w:color w:val="1A1A1A"/>
+                <w:sz w:val="22"/>
+                <w:szCs w:val="22"/>
+              </w:rPr>
+              <w:t>the Website Admin app</w:t>
+            </w:r>
+          </w:p>
+        </w:tc>
+      </w:tr>
+      <w:tr>
+        <w:tc>
+          <w:tcPr>
+            <w:tcW w:w="0" w:type="auto"/>
+            <w:tcBorders>
+              <w:top w:val="single" w:sz="6" w:space="0" w:color="BFBFBF"/>
+              <w:left w:val="single" w:sz="6" w:space="0" w:color="BFBFBF"/>
+              <w:bottom w:val="single" w:sz="6" w:space="0" w:color="BFBFBF"/>
+              <w:right w:val="single" w:sz="6" w:space="0" w:color="BFBFBF"/>
+            </w:tcBorders>
+            <w:tcMar>
+              <w:top w:w="60" w:type="dxa"/>
+              <w:left w:w="120" w:type="dxa"/>
+              <w:bottom w:w="60" w:type="dxa"/>
+              <w:right w:w="120" w:type="dxa"/>
+            </w:tcMar>
+            <w:hideMark/>
+          </w:tcPr>
+          <w:p>
+            <w:pPr>
+              <w:spacing w:before="120" w:after="120"/>
+              <w:rPr>
+                <w:rFonts w:ascii="Calibri" w:eastAsia="Times New Roman" w:hAnsi="Calibri" w:cs="Calibri"/>
+                <w:color w:val="1A1A1A"/>
+                <w:sz w:val="22"/>
+                <w:szCs w:val="22"/>
+              </w:rPr>
+            </w:pPr>
+            <w:r>
+              <w:rPr>
+                <w:rFonts w:ascii="Calibri" w:eastAsia="Times New Roman" w:hAnsi="Calibri" w:cs="Calibri"/>
+                <w:color w:val="1A1A1A"/>
+                <w:sz w:val="22"/>
+                <w:szCs w:val="22"/>
+              </w:rPr>
+              <w:t>Admin</w:t>
+            </w:r>
+          </w:p>
+        </w:tc>
+        <w:tc>
+          <w:tcPr>
+            <w:tcW w:w="0" w:type="auto"/>
+            <w:tcBorders>
+              <w:top w:val="single" w:sz="6" w:space="0" w:color="BFBFBF"/>
+              <w:left w:val="single" w:sz="6" w:space="0" w:color="BFBFBF"/>
+              <w:bottom w:val="single" w:sz="6" w:space="0" w:color="BFBFBF"/>
+              <w:right w:val="single" w:sz="6" w:space="0" w:color="BFBFBF"/>
+            </w:tcBorders>
+            <w:tcMar>
+              <w:top w:w="60" w:type="dxa"/>
+              <w:left w:w="120" w:type="dxa"/>
+              <w:bottom w:w="60" w:type="dxa"/>
+              <w:right w:w="120" w:type="dxa"/>
+            </w:tcMar>
+            <w:hideMark/>
+          </w:tcPr>
+          <w:p>
+            <w:pPr>
+              <w:spacing w:before="120" w:after="120"/>
+              <w:rPr>
+                <w:rFonts w:ascii="Calibri" w:eastAsia="Times New Roman" w:hAnsi="Calibri" w:cs="Calibri"/>
+                <w:color w:val="1A1A1A"/>
+                <w:sz w:val="22"/>
+                <w:szCs w:val="22"/>
+              </w:rPr>
+            </w:pPr>
+            <w:r>
+              <w:rPr>
+                <w:rFonts w:ascii="Calibri" w:eastAsia="Times New Roman" w:hAnsi="Calibri" w:cs="Calibri"/>
+                <w:color w:val="1A1A1A"/>
+                <w:sz w:val="22"/>
+                <w:szCs w:val="22"/>
+              </w:rPr>
+              <w:t>asks: Office App, Website Admin, or Sign Out (</w:t>
+            </w:r>
+            <w:r>
+              <w:rPr>
+                <w:rStyle w:val="HTMLCode"/>
+                <w:color w:val="1A1A1A"/>
+              </w:rPr>
+              <w:t>AppChoiceForm</w:t>
+            </w:r>
+            <w:r>
+              <w:rPr>
+                <w:rFonts w:ascii="Calibri" w:eastAsia="Times New Roman" w:hAnsi="Calibri" w:cs="Calibri"/>
+                <w:color w:val="1A1A1A"/>
+                <w:sz w:val="22"/>
+                <w:szCs w:val="22"/>
+              </w:rPr>
+              <w:t>)</w:t>
+            </w:r>
+          </w:p>
+        </w:tc>
+      </w:tr>
+      <w:tr>
+        <w:tc>
+          <w:tcPr>
+            <w:tcW w:w="0" w:type="auto"/>
+            <w:tcBorders>
+              <w:top w:val="single" w:sz="6" w:space="0" w:color="BFBFBF"/>
+              <w:left w:val="single" w:sz="6" w:space="0" w:color="BFBFBF"/>
+              <w:bottom w:val="single" w:sz="6" w:space="0" w:color="BFBFBF"/>
+              <w:right w:val="single" w:sz="6" w:space="0" w:color="BFBFBF"/>
+            </w:tcBorders>
+            <w:tcMar>
+              <w:top w:w="60" w:type="dxa"/>
+              <w:left w:w="120" w:type="dxa"/>
+              <w:bottom w:w="60" w:type="dxa"/>
+              <w:right w:w="120" w:type="dxa"/>
+            </w:tcMar>
+            <w:hideMark/>
+          </w:tcPr>
+          <w:p>
+            <w:pPr>
+              <w:spacing w:before="120" w:after="120"/>
+              <w:rPr>
+                <w:rFonts w:ascii="Calibri" w:eastAsia="Times New Roman" w:hAnsi="Calibri" w:cs="Calibri"/>
+                <w:color w:val="1A1A1A"/>
+                <w:sz w:val="22"/>
+                <w:szCs w:val="22"/>
+              </w:rPr>
+            </w:pPr>
+            <w:r>
+              <w:rPr>
+                <w:rFonts w:ascii="Calibri" w:eastAsia="Times New Roman" w:hAnsi="Calibri" w:cs="Calibri"/>
+                <w:color w:val="1A1A1A"/>
+                <w:sz w:val="22"/>
+                <w:szCs w:val="22"/>
+              </w:rPr>
+              <w:t>Supervisor, Employee</w:t>
+            </w:r>
+          </w:p>
+        </w:tc>
+        <w:tc>
+          <w:tcPr>
+            <w:tcW w:w="0" w:type="auto"/>
+            <w:tcBorders>
+              <w:top w:val="single" w:sz="6" w:space="0" w:color="BFBFBF"/>
+              <w:left w:val="single" w:sz="6" w:space="0" w:color="BFBFBF"/>
+              <w:bottom w:val="single" w:sz="6" w:space="0" w:color="BFBFBF"/>
+              <w:right w:val="single" w:sz="6" w:space="0" w:color="BFBFBF"/>
+            </w:tcBorders>
+            <w:tcMar>
+              <w:top w:w="60" w:type="dxa"/>
+              <w:left w:w="120" w:type="dxa"/>
+              <w:bottom w:w="60" w:type="dxa"/>
+              <w:right w:w="120" w:type="dxa"/>
+            </w:tcMar>
+            <w:hideMark/>
+          </w:tcPr>
+          <w:p>
+            <w:pPr>
+              <w:spacing w:before="120" w:after="120"/>
+              <w:rPr>
+                <w:rFonts w:ascii="Calibri" w:eastAsia="Times New Roman" w:hAnsi="Calibri" w:cs="Calibri"/>
+                <w:color w:val="1A1A1A"/>
+                <w:sz w:val="22"/>
+                <w:szCs w:val="22"/>
+              </w:rPr>
+            </w:pPr>
+            <w:r>
+              <w:rPr>
+                <w:rFonts w:ascii="Calibri" w:eastAsia="Times New Roman" w:hAnsi="Calibri" w:cs="Calibri"/>
+                <w:color w:val="1A1A1A"/>
+                <w:sz w:val="22"/>
+                <w:szCs w:val="22"/>
+              </w:rPr>
+              <w:t>the office app</w:t>
+            </w:r>
+          </w:p>
+        </w:tc>
+      </w:tr>
+    </w:tbl>
     <w:p>
       <w:pPr>
+        <w:pStyle w:val="NormalWeb"/>
         <w:numPr>
           <w:ilvl w:val="0"/>
           <w:numId w:val="8"/>
         </w:numPr>
-        <w:spacing w:before="100" w:beforeAutospacing="1" w:after="100" w:afterAutospacing="1"/>
-        <w:rPr>
-          <w:rFonts w:ascii="Calibri" w:eastAsia="Times New Roman" w:hAnsi="Calibri" w:cs="Calibri"/>
-          <w:color w:val="1A1A1A"/>
-          <w:sz w:val="22"/>
-          <w:szCs w:val="22"/>
-        </w:rPr>
-      </w:pPr>
-      <w:r>
-        <w:rPr>
-          <w:rFonts w:ascii="Calibri" w:eastAsia="Times New Roman" w:hAnsi="Calibri" w:cs="Calibri"/>
-          <w:color w:val="1A1A1A"/>
-          <w:sz w:val="22"/>
-          <w:szCs w:val="22"/>
-        </w:rPr>
-        <w:t xml:space="preserve">It has </w:t>
-      </w:r>
-      <w:r>
-        <w:rPr>
-          <w:rStyle w:val="Strong"/>
-          <w:rFonts w:ascii="Calibri" w:eastAsia="Times New Roman" w:hAnsi="Calibri" w:cs="Calibri"/>
-          <w:color w:val="1A1A1A"/>
-          <w:sz w:val="22"/>
-          <w:szCs w:val="22"/>
-        </w:rPr>
-        <w:t>its own accounts</w:t>
-      </w:r>
-      <w:r>
-        <w:rPr>
-          <w:rFonts w:ascii="Calibri" w:eastAsia="Times New Roman" w:hAnsi="Calibri" w:cs="Calibri"/>
-          <w:color w:val="1A1A1A"/>
-          <w:sz w:val="22"/>
-          <w:szCs w:val="22"/>
-        </w:rPr>
-        <w:t xml:space="preserve"> (</w:t>
-      </w:r>
-      <w:r>
-        <w:rPr>
-          <w:rStyle w:val="HTMLCode"/>
-          <w:color w:val="1A1A1A"/>
-        </w:rPr>
-        <w:t>website_accounts</w:t>
-      </w:r>
-      <w:r>
-        <w:rPr>
-          <w:rFonts w:ascii="Calibri" w:eastAsia="Times New Roman" w:hAnsi="Calibri" w:cs="Calibri"/>
-          <w:color w:val="1A1A1A"/>
-          <w:sz w:val="22"/>
-          <w:szCs w:val="22"/>
-        </w:rPr>
-        <w:t xml:space="preserve">, script 008), separate from the office app's </w:t>
-      </w:r>
-      <w:r>
-        <w:rPr>
-          <w:rStyle w:val="HTMLCode"/>
-          <w:color w:val="1A1A1A"/>
-        </w:rPr>
-        <w:t>users</w:t>
-      </w:r>
-      <w:r>
-        <w:rPr>
-          <w:rFonts w:ascii="Calibri" w:eastAsia="Times New Roman" w:hAnsi="Calibri" w:cs="Calibri"/>
-          <w:color w:val="1A1A1A"/>
-          <w:sz w:val="22"/>
-          <w:szCs w:val="22"/>
-        </w:rPr>
-        <w:t>. An office login can't sign in here, and the other way round.</w:t>
+        <w:rPr>
+          <w:rFonts w:ascii="Calibri" w:hAnsi="Calibri" w:cs="Calibri"/>
+          <w:color w:val="1A1A1A"/>
+          <w:sz w:val="22"/>
+          <w:szCs w:val="22"/>
+        </w:rPr>
+      </w:pPr>
+      <w:r>
+        <w:rPr>
+          <w:rFonts w:ascii="Calibri" w:hAnsi="Calibri" w:cs="Calibri"/>
+          <w:color w:val="1A1A1A"/>
+          <w:sz w:val="22"/>
+          <w:szCs w:val="22"/>
+        </w:rPr>
+        <w:t>After Sign Out (or the idle sign-out) it returns to Sign In.</w:t>
       </w:r>
     </w:p>
     <w:p>
       <w:pPr>
+        <w:pStyle w:val="NormalWeb"/>
         <w:numPr>
           <w:ilvl w:val="0"/>
           <w:numId w:val="8"/>
         </w:numPr>
-        <w:spacing w:before="100" w:beforeAutospacing="1" w:after="100" w:afterAutospacing="1"/>
-        <w:rPr>
-          <w:rFonts w:ascii="Calibri" w:eastAsia="Times New Roman" w:hAnsi="Calibri" w:cs="Calibri"/>
-          <w:color w:val="1A1A1A"/>
-          <w:sz w:val="22"/>
-          <w:szCs w:val="22"/>
-        </w:rPr>
-      </w:pPr>
-      <w:r>
-        <w:rPr>
-          <w:rFonts w:ascii="Calibri" w:eastAsia="Times New Roman" w:hAnsi="Calibri" w:cs="Calibri"/>
-          <w:color w:val="1A1A1A"/>
-          <w:sz w:val="22"/>
-          <w:szCs w:val="22"/>
-        </w:rPr>
-        <w:t xml:space="preserve">Same rules as the office app: usernames ignore capital letters, passwords are bcrypt hashes, 5 wrong passwords lock the account, and every attempt goes to </w:t>
-      </w:r>
+        <w:rPr>
+          <w:rFonts w:ascii="Calibri" w:hAnsi="Calibri" w:cs="Calibri"/>
+          <w:color w:val="1A1A1A"/>
+          <w:sz w:val="22"/>
+          <w:szCs w:val="22"/>
+        </w:rPr>
+      </w:pPr>
       <w:r>
         <w:rPr>
           <w:rStyle w:val="HTMLCode"/>
           <w:color w:val="1A1A1A"/>
         </w:rPr>
-        <w:t>website_login_logs</w:t>
-      </w:r>
-      <w:r>
-        <w:rPr>
-          <w:rFonts w:ascii="Calibri" w:eastAsia="Times New Roman" w:hAnsi="Calibri" w:cs="Calibri"/>
-          <w:color w:val="1A1A1A"/>
-          <w:sz w:val="22"/>
-          <w:szCs w:val="22"/>
-        </w:rPr>
-        <w:t xml:space="preserve"> with the PC name.</w:t>
+        <w:t>src/Company.WebsiteAdmin</w:t>
+      </w:r>
+      <w:r>
+        <w:rPr>
+          <w:rFonts w:ascii="Calibri" w:hAnsi="Calibri" w:cs="Calibri"/>
+          <w:color w:val="1A1A1A"/>
+          <w:sz w:val="22"/>
+          <w:szCs w:val="22"/>
+        </w:rPr>
+        <w:t xml:space="preserve"> is a </w:t>
+      </w:r>
+      <w:r>
+        <w:rPr>
+          <w:rStyle w:val="Strong"/>
+          <w:rFonts w:ascii="Calibri" w:hAnsi="Calibri" w:cs="Calibri"/>
+          <w:color w:val="1A1A1A"/>
+          <w:sz w:val="22"/>
+          <w:szCs w:val="22"/>
+        </w:rPr>
+        <w:t>library</w:t>
+      </w:r>
+      <w:r>
+        <w:rPr>
+          <w:rFonts w:ascii="Calibri" w:hAnsi="Calibri" w:cs="Calibri"/>
+          <w:color w:val="1A1A1A"/>
+          <w:sz w:val="22"/>
+          <w:szCs w:val="22"/>
+        </w:rPr>
+        <w:t xml:space="preserve"> with the Website Admin screens. It references the office app, so it uses the same sign-in, session, database settings and screen helpers.</w:t>
       </w:r>
     </w:p>
     <w:p>
       <w:pPr>
+        <w:pStyle w:val="NormalWeb"/>
         <w:numPr>
           <w:ilvl w:val="0"/>
           <w:numId w:val="8"/>
         </w:numPr>
-        <w:spacing w:before="100" w:beforeAutospacing="1" w:after="100" w:afterAutospacing="1"/>
-        <w:rPr>
-          <w:rFonts w:ascii="Calibri" w:eastAsia="Times New Roman" w:hAnsi="Calibri" w:cs="Calibri"/>
-          <w:color w:val="1A1A1A"/>
-          <w:sz w:val="22"/>
-          <w:szCs w:val="22"/>
-        </w:rPr>
-      </w:pPr>
-      <w:r>
-        <w:rPr>
-          <w:rFonts w:ascii="Calibri" w:eastAsia="Times New Roman" w:hAnsi="Calibri" w:cs="Calibri"/>
-          <w:color w:val="1A1A1A"/>
-          <w:sz w:val="22"/>
-          <w:szCs w:val="22"/>
-        </w:rPr>
-        <w:t>The main window is full screen with no title bar. It looks like the office app: a sidebar on the left (Page Content, Announcements, Website Projects, Document Vault, Inquiries, Website Traffic, Accounts for main accounts, Sign Out), the page title and who is signed in at the top, and the chosen page in the middle. Pages are filled in one by one.</w:t>
+        <w:rPr>
+          <w:rFonts w:ascii="Calibri" w:hAnsi="Calibri" w:cs="Calibri"/>
+          <w:color w:val="1A1A1A"/>
+          <w:sz w:val="22"/>
+          <w:szCs w:val="22"/>
+        </w:rPr>
+      </w:pPr>
+      <w:r>
+        <w:rPr>
+          <w:rFonts w:ascii="Calibri" w:hAnsi="Calibri" w:cs="Calibri"/>
+          <w:color w:val="1A1A1A"/>
+          <w:sz w:val="22"/>
+          <w:szCs w:val="22"/>
+        </w:rPr>
+        <w:t>The main window is full screen with no title bar and looks like the office app: a sidebar on the left (Page Content, Announcements, Website Projects, Document Vault, Inquiries, Website Traffic, Sign Out), the page title and who is signed in at the top, and the chosen page in the middle. Same "Still there?" idle check. Pages are filled in one by one.</w:t>
       </w:r>
     </w:p>
     <w:p>
       <w:pPr>
         <w:pStyle w:val="NormalWeb"/>
-        <w:rPr>
-          <w:rFonts w:ascii="Calibri" w:hAnsi="Calibri" w:cs="Calibri"/>
-          <w:color w:val="1A1A1A"/>
-          <w:sz w:val="22"/>
-          <w:szCs w:val="22"/>
-        </w:rPr>
-      </w:pPr>
-      <w:r>
-        <w:rPr>
-          <w:rFonts w:ascii="Calibri" w:hAnsi="Calibri" w:cs="Calibri"/>
-          <w:color w:val="1A1A1A"/>
-          <w:sz w:val="22"/>
-          <w:szCs w:val="22"/>
-        </w:rPr>
-        <w:t xml:space="preserve">To run it: in Visual Studio, right-click </w:t>
-      </w:r>
-      <w:r>
-        <w:rPr>
-          <w:rStyle w:val="Strong"/>
-          <w:rFonts w:ascii="Calibri" w:hAnsi="Calibri" w:cs="Calibri"/>
-          <w:color w:val="1A1A1A"/>
-          <w:sz w:val="22"/>
-          <w:szCs w:val="22"/>
-        </w:rPr>
-        <w:t>Company.WebsiteAdmin &gt; Set as Startup Project</w:t>
-      </w:r>
-      <w:r>
-        <w:rPr>
-          <w:rFonts w:ascii="Calibri" w:hAnsi="Calibri" w:cs="Calibri"/>
-          <w:color w:val="1A1A1A"/>
-          <w:sz w:val="22"/>
-          <w:szCs w:val="22"/>
-        </w:rPr>
-        <w:t xml:space="preserve">, then press </w:t>
-      </w:r>
-      <w:r>
-        <w:rPr>
-          <w:rStyle w:val="Strong"/>
-          <w:rFonts w:ascii="Calibri" w:hAnsi="Calibri" w:cs="Calibri"/>
-          <w:color w:val="1A1A1A"/>
-          <w:sz w:val="22"/>
-          <w:szCs w:val="22"/>
-        </w:rPr>
-        <w:t>F5</w:t>
-      </w:r>
-      <w:r>
-        <w:rPr>
-          <w:rFonts w:ascii="Calibri" w:hAnsi="Calibri" w:cs="Calibri"/>
-          <w:color w:val="1A1A1A"/>
-          <w:sz w:val="22"/>
-          <w:szCs w:val="22"/>
-        </w:rPr>
-        <w:t xml:space="preserve">. Or double-click </w:t>
+        <w:numPr>
+          <w:ilvl w:val="0"/>
+          <w:numId w:val="8"/>
+        </w:numPr>
+        <w:rPr>
+          <w:rFonts w:ascii="Calibri" w:hAnsi="Calibri" w:cs="Calibri"/>
+          <w:color w:val="1A1A1A"/>
+          <w:sz w:val="22"/>
+          <w:szCs w:val="22"/>
+        </w:rPr>
+      </w:pPr>
+      <w:r>
+        <w:rPr>
+          <w:rFonts w:ascii="Calibri" w:hAnsi="Calibri" w:cs="Calibri"/>
+          <w:color w:val="1A1A1A"/>
+          <w:sz w:val="22"/>
+          <w:szCs w:val="22"/>
+        </w:rPr>
+        <w:t>The office app on its own (</w:t>
       </w:r>
       <w:r>
         <w:rPr>
           <w:rStyle w:val="HTMLCode"/>
           <w:color w:val="1A1A1A"/>
         </w:rPr>
-        <w:t>Apps\Website Admin\Company.WebsiteAdmin.exe</w:t>
-      </w:r>
-      <w:r>
-        <w:rPr>
-          <w:rFonts w:ascii="Calibri" w:hAnsi="Calibri" w:cs="Calibri"/>
-          <w:color w:val="1A1A1A"/>
-          <w:sz w:val="22"/>
-          <w:szCs w:val="22"/>
-        </w:rPr>
-        <w:t xml:space="preserve"> </w:t>
-      </w:r>
-      <w:r>
-        <w:rPr>
-          <w:rFonts w:ascii="Calibri" w:hAnsi="Calibri" w:cs="Calibri"/>
-          <w:color w:val="1A1A1A"/>
-          <w:sz w:val="22"/>
-          <w:szCs w:val="22"/>
-        </w:rPr>
-        <w:t>after a build.</w:t>
+        <w:t>Apps\Office App\Company.OfficeApp.exe</w:t>
+      </w:r>
+      <w:r>
+        <w:rPr>
+          <w:rFonts w:ascii="Calibri" w:hAnsi="Calibri" w:cs="Calibri"/>
+          <w:color w:val="1A1A1A"/>
+          <w:sz w:val="22"/>
+          <w:szCs w:val="22"/>
+        </w:rPr>
+        <w:t>) refuses a Website Admin login and points to Tri-Stone.</w:t>
       </w:r>
     </w:p>
     <w:p>
       <w:pPr>
-        <w:pStyle w:val="Heading2"/>
-        <w:rPr>
-          <w:rFonts w:ascii="Calibri" w:eastAsia="Times New Roman" w:hAnsi="Calibri" w:cs="Calibri"/>
-        </w:rPr>
-      </w:pPr>
-      <w:r>
-        <w:rPr>
-          <w:rFonts w:ascii="Calibri" w:eastAsia="Times New Roman" w:hAnsi="Calibri" w:cs="Calibri"/>
-        </w:rPr>
-        <w:t>10.2 The first Website Admin account</w:t>
+        <w:pStyle w:val="NormalWeb"/>
+        <w:rPr>
+          <w:rFonts w:ascii="Calibri" w:hAnsi="Calibri" w:cs="Calibri"/>
+          <w:color w:val="1A1A1A"/>
+          <w:sz w:val="22"/>
+          <w:szCs w:val="22"/>
+        </w:rPr>
+      </w:pPr>
+      <w:r>
+        <w:rPr>
+          <w:rFonts w:ascii="Calibri" w:hAnsi="Calibri" w:cs="Calibri"/>
+          <w:color w:val="1A1A1A"/>
+          <w:sz w:val="22"/>
+          <w:szCs w:val="22"/>
+        </w:rPr>
+        <w:t xml:space="preserve">To run it from Visual Studio: right-click </w:t>
+      </w:r>
+      <w:r>
+        <w:rPr>
+          <w:rStyle w:val="Strong"/>
+          <w:rFonts w:ascii="Calibri" w:hAnsi="Calibri" w:cs="Calibri"/>
+          <w:color w:val="1A1A1A"/>
+          <w:sz w:val="22"/>
+          <w:szCs w:val="22"/>
+        </w:rPr>
+        <w:t>Company.Launcher &gt; Set as Startup Project</w:t>
+      </w:r>
+      <w:r>
+        <w:rPr>
+          <w:rFonts w:ascii="Calibri" w:hAnsi="Calibri" w:cs="Calibri"/>
+          <w:color w:val="1A1A1A"/>
+          <w:sz w:val="22"/>
+          <w:szCs w:val="22"/>
+        </w:rPr>
+        <w:t xml:space="preserve">, then press </w:t>
+      </w:r>
+      <w:r>
+        <w:rPr>
+          <w:rStyle w:val="Strong"/>
+          <w:rFonts w:ascii="Calibri" w:hAnsi="Calibri" w:cs="Calibri"/>
+          <w:color w:val="1A1A1A"/>
+          <w:sz w:val="22"/>
+          <w:szCs w:val="22"/>
+        </w:rPr>
+        <w:t>F5</w:t>
+      </w:r>
+      <w:r>
+        <w:rPr>
+          <w:rFonts w:ascii="Calibri" w:hAnsi="Calibri" w:cs="Calibri"/>
+          <w:color w:val="1A1A1A"/>
+          <w:sz w:val="22"/>
+          <w:szCs w:val="22"/>
+        </w:rPr>
+        <w:t>.</w:t>
       </w:r>
     </w:p>
     <w:p>
       <w:pPr>
-        <w:pStyle w:val="NormalWeb"/>
-        <w:rPr>
-          <w:rFonts w:ascii="Calibri" w:hAnsi="Calibri" w:cs="Calibri"/>
-          <w:color w:val="1A1A1A"/>
-          <w:sz w:val="22"/>
-          <w:szCs w:val="22"/>
-        </w:rPr>
-      </w:pPr>
-      <w:r>
-        <w:rPr>
-          <w:rFonts w:ascii="Calibri" w:hAnsi="Calibri" w:cs="Calibri"/>
-          <w:color w:val="1A1A1A"/>
-          <w:sz w:val="22"/>
-          <w:szCs w:val="22"/>
-        </w:rPr>
-        <w:t>Like the first office Admin, it is added once in pgAdmin (</w:t>
-      </w:r>
-      <w:r>
-        <w:rPr>
-          <w:rStyle w:val="Strong"/>
-          <w:rFonts w:ascii="Calibri" w:hAnsi="Calibri" w:cs="Calibri"/>
-          <w:color w:val="1A1A1A"/>
-          <w:sz w:val="22"/>
-          <w:szCs w:val="22"/>
-        </w:rPr>
-        <w:t>Tools &gt; Query Tool</w:t>
-      </w:r>
-      <w:r>
-        <w:rPr>
-          <w:rFonts w:ascii="Calibri" w:hAnsi="Calibri" w:cs="Calibri"/>
-          <w:color w:val="1A1A1A"/>
-          <w:sz w:val="22"/>
-          <w:szCs w:val="22"/>
-        </w:rPr>
-        <w:t xml:space="preserve"> on </w:t>
-      </w:r>
-      <w:r>
-        <w:rPr>
-          <w:rStyle w:val="HTMLCode"/>
-          <w:color w:val="1A1A1A"/>
-        </w:rPr>
-        <w:t>construction_db</w:t>
-      </w:r>
-      <w:r>
-        <w:rPr>
-          <w:rFonts w:ascii="Calibri" w:hAnsi="Calibri" w:cs="Calibri"/>
-          <w:color w:val="1A1A1A"/>
-          <w:sz w:val="22"/>
-          <w:szCs w:val="22"/>
-        </w:rPr>
-        <w:t>):</w:t>
+        <w:pStyle w:val="Heading2"/>
+        <w:rPr>
+          <w:rFonts w:ascii="Calibri" w:eastAsia="Times New Roman" w:hAnsi="Calibri" w:cs="Calibri"/>
+        </w:rPr>
+      </w:pPr>
+      <w:r>
+        <w:rPr>
+          <w:rFonts w:ascii="Calibri" w:eastAsia="Times New Roman" w:hAnsi="Calibri" w:cs="Calibri"/>
+        </w:rPr>
+        <w:t>10.2 Website Admin logins</w:t>
       </w:r>
     </w:p>
     <w:p>
       <w:pPr>
-        <w:pStyle w:val="HTMLPreformatted"/>
-        <w:rPr>
-          <w:color w:val="1A1A1A"/>
-          <w:sz w:val="19"/>
-          <w:szCs w:val="19"/>
-          <w:shd w:val="clear" w:color="auto" w:fill="F2F2F2"/>
-        </w:rPr>
-      </w:pPr>
-      <w:r>
-        <w:rPr>
-          <w:color w:val="1A1A1A"/>
-          <w:sz w:val="19"/>
-          <w:szCs w:val="19"/>
-          <w:shd w:val="clear" w:color="auto" w:fill="F2F2F2"/>
-        </w:rPr>
-        <w:t>INSERT INTO website_accounts (username, password_hash, full_name, is_main)</w:t>
+        <w:pStyle w:val="NormalWeb"/>
+        <w:rPr>
+          <w:rFonts w:ascii="Calibri" w:hAnsi="Calibri" w:cs="Calibri"/>
+          <w:color w:val="1A1A1A"/>
+          <w:sz w:val="22"/>
+          <w:szCs w:val="22"/>
+        </w:rPr>
+      </w:pPr>
+      <w:r>
+        <w:rPr>
+          <w:rStyle w:val="Strong"/>
+          <w:rFonts w:ascii="Calibri" w:hAnsi="Calibri" w:cs="Calibri"/>
+          <w:color w:val="1A1A1A"/>
+          <w:sz w:val="22"/>
+          <w:szCs w:val="22"/>
+        </w:rPr>
+        <w:t>Website Admin</w:t>
+      </w:r>
+      <w:r>
+        <w:rPr>
+          <w:rFonts w:ascii="Calibri" w:hAnsi="Calibri" w:cs="Calibri"/>
+          <w:color w:val="1A1A1A"/>
+          <w:sz w:val="22"/>
+          <w:szCs w:val="22"/>
+        </w:rPr>
+        <w:t xml:space="preserve"> is a </w:t>
+      </w:r>
+      <w:r>
+        <w:rPr>
+          <w:rStyle w:val="Strong"/>
+          <w:rFonts w:ascii="Calibri" w:hAnsi="Calibri" w:cs="Calibri"/>
+          <w:color w:val="1A1A1A"/>
+          <w:sz w:val="22"/>
+          <w:szCs w:val="22"/>
+        </w:rPr>
+        <w:t>Level</w:t>
+      </w:r>
+      <w:r>
+        <w:rPr>
+          <w:rFonts w:ascii="Calibri" w:hAnsi="Calibri" w:cs="Calibri"/>
+          <w:color w:val="1A1A1A"/>
+          <w:sz w:val="22"/>
+          <w:szCs w:val="22"/>
+        </w:rPr>
+        <w:t xml:space="preserve"> </w:t>
+      </w:r>
+      <w:r>
+        <w:rPr>
+          <w:rFonts w:ascii="Calibri" w:hAnsi="Calibri" w:cs="Calibri"/>
+          <w:color w:val="1A1A1A"/>
+          <w:sz w:val="22"/>
+          <w:szCs w:val="22"/>
+        </w:rPr>
+        <w:t xml:space="preserve">in User Accounts, next to Admin, Supervisor and Employee (script 011). Office Admins create and manage these logins like any other: linked to an office employee (any office department, including Administration), and, like Admins, without a department. All the usual rules apply: password rules, lock after 5 wrong passwords, Forgot Password goes to the Admins, every sign-in in </w:t>
+      </w:r>
+      <w:r>
+        <w:rPr>
+          <w:rStyle w:val="HTMLCode"/>
+          <w:color w:val="1A1A1A"/>
+        </w:rPr>
+        <w:t>login_logs</w:t>
+      </w:r>
+      <w:r>
+        <w:rPr>
+          <w:rFonts w:ascii="Calibri" w:hAnsi="Calibri" w:cs="Calibri"/>
+          <w:color w:val="1A1A1A"/>
+          <w:sz w:val="22"/>
+          <w:szCs w:val="22"/>
+        </w:rPr>
+        <w:t>.</w:t>
       </w:r>
     </w:p>
     <w:p>
       <w:pPr>
-        <w:pStyle w:val="HTMLPreformatted"/>
-        <w:rPr>
-          <w:color w:val="1A1A1A"/>
-          <w:sz w:val="19"/>
-          <w:szCs w:val="19"/>
-          <w:shd w:val="clear" w:color="auto" w:fill="F2F2F2"/>
-        </w:rPr>
-      </w:pPr>
-      <w:r>
-        <w:rPr>
-          <w:color w:val="1A1A1A"/>
-          <w:sz w:val="19"/>
-          <w:szCs w:val="19"/>
-          <w:shd w:val="clear" w:color="auto" w:fill="F2F2F2"/>
-        </w:rPr>
-        <w:t>VALUES ('YourUsername', crypt('YourPassword', gen_salt('bf', 11)), 'Your Full Name', TRUE);</w:t>
+        <w:pStyle w:val="NormalWeb"/>
+        <w:rPr>
+          <w:rFonts w:ascii="Calibri" w:hAnsi="Calibri" w:cs="Calibri"/>
+          <w:color w:val="1A1A1A"/>
+          <w:sz w:val="22"/>
+          <w:szCs w:val="22"/>
+        </w:rPr>
+      </w:pPr>
+      <w:r>
+        <w:rPr>
+          <w:rStyle w:val="HTMLCode"/>
+          <w:color w:val="1A1A1A"/>
+        </w:rPr>
+        <w:t>UserLevels.HasNoDepartment(level)</w:t>
+      </w:r>
+      <w:r>
+        <w:rPr>
+          <w:rFonts w:ascii="Calibri" w:hAnsi="Calibri" w:cs="Calibri"/>
+          <w:color w:val="1A1A1A"/>
+          <w:sz w:val="22"/>
+          <w:szCs w:val="22"/>
+        </w:rPr>
+        <w:t xml:space="preserve"> is true for Admin and Website Admin; </w:t>
+      </w:r>
+      <w:r>
+        <w:rPr>
+          <w:rStyle w:val="HTMLCode"/>
+          <w:color w:val="1A1A1A"/>
+        </w:rPr>
+        <w:t>User.CanOpenWebsiteAdmin</w:t>
+      </w:r>
+      <w:r>
+        <w:rPr>
+          <w:rFonts w:ascii="Calibri" w:hAnsi="Calibri" w:cs="Calibri"/>
+          <w:color w:val="1A1A1A"/>
+          <w:sz w:val="22"/>
+          <w:szCs w:val="22"/>
+        </w:rPr>
+        <w:t xml:space="preserve"> </w:t>
+      </w:r>
+      <w:r>
+        <w:rPr>
+          <w:rFonts w:ascii="Calibri" w:hAnsi="Calibri" w:cs="Calibri"/>
+          <w:color w:val="1A1A1A"/>
+          <w:sz w:val="22"/>
+          <w:szCs w:val="22"/>
+        </w:rPr>
+        <w:t>is true for Website Admins and Admins, and every Website Admin service re-checks it.</w:t>
       </w:r>
     </w:p>
     <w:p>
@@ -9113,38 +9542,38 @@
       </w:pPr>
       <w:r>
         <w:rPr>
+          <w:rStyle w:val="Strong"/>
+          <w:rFonts w:ascii="Calibri" w:hAnsi="Calibri" w:cs="Calibri"/>
+          <w:color w:val="1A1A1A"/>
+          <w:sz w:val="22"/>
+          <w:szCs w:val="22"/>
+        </w:rPr>
+        <w:t>History:</w:t>
+      </w:r>
+      <w:r>
+        <w:rPr>
+          <w:rFonts w:ascii="Calibri" w:hAnsi="Calibri" w:cs="Calibri"/>
+          <w:color w:val="1A1A1A"/>
+          <w:sz w:val="22"/>
+          <w:szCs w:val="22"/>
+        </w:rPr>
+        <w:t xml:space="preserve"> at first the Website Admin app had its own accounts (scripts 008 and 009, with "main" accounts managing the rest). Script 011 moved those accounts into </w:t>
+      </w:r>
+      <w:r>
+        <w:rPr>
           <w:rStyle w:val="HTMLCode"/>
           <w:color w:val="1A1A1A"/>
         </w:rPr>
-        <w:t>TRUE</w:t>
-      </w:r>
-      <w:r>
-        <w:rPr>
-          <w:rFonts w:ascii="Calibri" w:hAnsi="Calibri" w:cs="Calibri"/>
-          <w:color w:val="1A1A1A"/>
-          <w:sz w:val="22"/>
-          <w:szCs w:val="22"/>
-        </w:rPr>
-        <w:t xml:space="preserve"> makes it a </w:t>
-      </w:r>
-      <w:r>
-        <w:rPr>
-          <w:rStyle w:val="Strong"/>
-          <w:rFonts w:ascii="Calibri" w:hAnsi="Calibri" w:cs="Calibri"/>
-          <w:color w:val="1A1A1A"/>
-          <w:sz w:val="22"/>
-          <w:szCs w:val="22"/>
-        </w:rPr>
-        <w:t>main</w:t>
-      </w:r>
-      <w:r>
-        <w:rPr>
-          <w:rFonts w:ascii="Calibri" w:hAnsi="Calibri" w:cs="Calibri"/>
-          <w:color w:val="1A1A1A"/>
-          <w:sz w:val="22"/>
-          <w:szCs w:val="22"/>
-        </w:rPr>
-        <w:t xml:space="preserve"> account. (If an account was added before script 009, the oldest one became main automatically.)</w:t>
+        <w:t>users</w:t>
+      </w:r>
+      <w:r>
+        <w:rPr>
+          <w:rFonts w:ascii="Calibri" w:hAnsi="Calibri" w:cs="Calibri"/>
+          <w:color w:val="1A1A1A"/>
+          <w:sz w:val="22"/>
+          <w:szCs w:val="22"/>
+        </w:rPr>
+        <w:t xml:space="preserve"> as Website Admins, keeping their passwords, sign-in history and inquiry follow-ups, and then removed the separate tables.</w:t>
       </w:r>
     </w:p>
     <w:p>
@@ -9158,7 +9587,7 @@
         <w:rPr>
           <w:rFonts w:ascii="Calibri" w:eastAsia="Times New Roman" w:hAnsi="Calibri" w:cs="Calibri"/>
         </w:rPr>
-        <w:t>10.3 Website Admin accounts</w:t>
+        <w:t>10.3 Inquiries</w:t>
       </w:r>
     </w:p>
     <w:p>
@@ -9178,17 +9607,14 @@
           <w:sz w:val="22"/>
           <w:szCs w:val="22"/>
         </w:rPr>
-        <w:t xml:space="preserve">Only </w:t>
-      </w:r>
-      <w:r>
-        <w:rPr>
-          <w:rStyle w:val="Strong"/>
-          <w:rFonts w:ascii="Calibri" w:hAnsi="Calibri" w:cs="Calibri"/>
-          <w:color w:val="1A1A1A"/>
-          <w:sz w:val="22"/>
-          <w:szCs w:val="22"/>
-        </w:rPr>
-        <w:t>main</w:t>
+        <w:t xml:space="preserve">Website Contact form messages land in </w:t>
+      </w:r>
+      <w:r>
+        <w:rPr>
+          <w:rStyle w:val="HTMLCode"/>
+          <w:color w:val="1A1A1A"/>
+        </w:rPr>
+        <w:t>inquiries</w:t>
       </w:r>
       <w:r>
         <w:rPr>
@@ -9206,229 +9632,7 @@
           <w:sz w:val="22"/>
           <w:szCs w:val="22"/>
         </w:rPr>
-        <w:t xml:space="preserve">accounts manage the others (owner decision, 30 Oct 2026), on the </w:t>
-      </w:r>
-      <w:r>
-        <w:rPr>
-          <w:rStyle w:val="Strong"/>
-          <w:rFonts w:ascii="Calibri" w:hAnsi="Calibri" w:cs="Calibri"/>
-          <w:color w:val="1A1A1A"/>
-          <w:sz w:val="22"/>
-          <w:szCs w:val="22"/>
-        </w:rPr>
-        <w:t>Accounts</w:t>
-      </w:r>
-      <w:r>
-        <w:rPr>
-          <w:rFonts w:ascii="Calibri" w:hAnsi="Calibri" w:cs="Calibri"/>
-          <w:color w:val="1A1A1A"/>
-          <w:sz w:val="22"/>
-          <w:szCs w:val="22"/>
-        </w:rPr>
-        <w:t xml:space="preserve"> page, whose sidebar button only main accounts see. </w:t>
-      </w:r>
-      <w:r>
-        <w:rPr>
-          <w:rStyle w:val="HTMLCode"/>
-          <w:color w:val="1A1A1A"/>
-        </w:rPr>
-        <w:t>Services/WebsiteAccounts</w:t>
-      </w:r>
-      <w:r>
-        <w:rPr>
-          <w:rFonts w:ascii="Calibri" w:hAnsi="Calibri" w:cs="Calibri"/>
-          <w:color w:val="1A1A1A"/>
-          <w:sz w:val="22"/>
-          <w:szCs w:val="22"/>
-        </w:rPr>
-        <w:t xml:space="preserve"> re-checks on every action that the signed-in account is an active main account.</w:t>
-      </w:r>
-    </w:p>
-    <w:p>
-      <w:pPr>
-        <w:numPr>
-          <w:ilvl w:val="0"/>
-          <w:numId w:val="9"/>
-        </w:numPr>
-        <w:spacing w:before="100" w:beforeAutospacing="1" w:after="100" w:afterAutospacing="1"/>
-        <w:rPr>
-          <w:rFonts w:ascii="Calibri" w:eastAsia="Times New Roman" w:hAnsi="Calibri" w:cs="Calibri"/>
-          <w:color w:val="1A1A1A"/>
-          <w:sz w:val="22"/>
-          <w:szCs w:val="22"/>
-        </w:rPr>
-      </w:pPr>
-      <w:r>
-        <w:rPr>
-          <w:rFonts w:ascii="Calibri" w:eastAsia="Times New Roman" w:hAnsi="Calibri" w:cs="Calibri"/>
-          <w:color w:val="1A1A1A"/>
-          <w:sz w:val="22"/>
-          <w:szCs w:val="22"/>
-        </w:rPr>
-        <w:t>Create Account (pop-up, same pattern as the office app), change name / username / main, Set New Password (also unlocks), Unlock, Disable, Enable.</w:t>
-      </w:r>
-    </w:p>
-    <w:p>
-      <w:pPr>
-        <w:numPr>
-          <w:ilvl w:val="0"/>
-          <w:numId w:val="9"/>
-        </w:numPr>
-        <w:spacing w:before="100" w:beforeAutospacing="1" w:after="100" w:afterAutospacing="1"/>
-        <w:rPr>
-          <w:rFonts w:ascii="Calibri" w:eastAsia="Times New Roman" w:hAnsi="Calibri" w:cs="Calibri"/>
-          <w:color w:val="1A1A1A"/>
-          <w:sz w:val="22"/>
-          <w:szCs w:val="22"/>
-        </w:rPr>
-      </w:pPr>
-      <w:r>
-        <w:rPr>
-          <w:rFonts w:ascii="Calibri" w:eastAsia="Times New Roman" w:hAnsi="Calibri" w:cs="Calibri"/>
-          <w:color w:val="1A1A1A"/>
-          <w:sz w:val="22"/>
-          <w:szCs w:val="22"/>
-        </w:rPr>
-        <w:t>You can't turn off your own account or remove your own main status; the last active main account is protected.</w:t>
-      </w:r>
-    </w:p>
-    <w:p>
-      <w:pPr>
-        <w:numPr>
-          <w:ilvl w:val="0"/>
-          <w:numId w:val="9"/>
-        </w:numPr>
-        <w:spacing w:before="100" w:beforeAutospacing="1" w:after="100" w:afterAutospacing="1"/>
-        <w:rPr>
-          <w:rFonts w:ascii="Calibri" w:eastAsia="Times New Roman" w:hAnsi="Calibri" w:cs="Calibri"/>
-          <w:color w:val="1A1A1A"/>
-          <w:sz w:val="22"/>
-          <w:szCs w:val="22"/>
-        </w:rPr>
-      </w:pPr>
-      <w:r>
-        <w:rPr>
-          <w:rFonts w:ascii="Calibri" w:eastAsia="Times New Roman" w:hAnsi="Calibri" w:cs="Calibri"/>
-          <w:color w:val="1A1A1A"/>
-          <w:sz w:val="22"/>
-          <w:szCs w:val="22"/>
-        </w:rPr>
-        <w:t xml:space="preserve">Password and username rules live in one place, </w:t>
-      </w:r>
-      <w:r>
-        <w:rPr>
-          <w:rStyle w:val="HTMLCode"/>
-          <w:color w:val="1A1A1A"/>
-        </w:rPr>
-        <w:t>Company.Shared/AccountRules</w:t>
-      </w:r>
-      <w:r>
-        <w:rPr>
-          <w:rFonts w:ascii="Calibri" w:eastAsia="Times New Roman" w:hAnsi="Calibri" w:cs="Calibri"/>
-          <w:color w:val="1A1A1A"/>
-          <w:sz w:val="22"/>
-          <w:szCs w:val="22"/>
-        </w:rPr>
-        <w:t>, used by both apps.</w:t>
-      </w:r>
-    </w:p>
-    <w:p>
-      <w:pPr>
-        <w:numPr>
-          <w:ilvl w:val="0"/>
-          <w:numId w:val="9"/>
-        </w:numPr>
-        <w:spacing w:before="100" w:beforeAutospacing="1" w:after="100" w:afterAutospacing="1"/>
-        <w:rPr>
-          <w:rFonts w:ascii="Calibri" w:eastAsia="Times New Roman" w:hAnsi="Calibri" w:cs="Calibri"/>
-          <w:color w:val="1A1A1A"/>
-          <w:sz w:val="22"/>
-          <w:szCs w:val="22"/>
-        </w:rPr>
-      </w:pPr>
-      <w:r>
-        <w:rPr>
-          <w:rFonts w:ascii="Calibri" w:eastAsia="Times New Roman" w:hAnsi="Calibri" w:cs="Calibri"/>
-          <w:color w:val="1A1A1A"/>
-          <w:sz w:val="22"/>
-          <w:szCs w:val="22"/>
-        </w:rPr>
-        <w:t xml:space="preserve">Password changes and unlocks are written to </w:t>
-      </w:r>
-      <w:r>
-        <w:rPr>
-          <w:rStyle w:val="HTMLCode"/>
-          <w:color w:val="1A1A1A"/>
-        </w:rPr>
-        <w:t>website_login_logs</w:t>
-      </w:r>
-      <w:r>
-        <w:rPr>
-          <w:rFonts w:ascii="Calibri" w:eastAsia="Times New Roman" w:hAnsi="Calibri" w:cs="Calibri"/>
-          <w:color w:val="1A1A1A"/>
-          <w:sz w:val="22"/>
-          <w:szCs w:val="22"/>
-        </w:rPr>
-        <w:t xml:space="preserve"> with who did it.</w:t>
-      </w:r>
-    </w:p>
-    <w:p>
-      <w:pPr>
-        <w:pStyle w:val="Heading2"/>
-        <w:rPr>
-          <w:rFonts w:ascii="Calibri" w:eastAsia="Times New Roman" w:hAnsi="Calibri" w:cs="Calibri"/>
-        </w:rPr>
-      </w:pPr>
-      <w:r>
-        <w:rPr>
-          <w:rFonts w:ascii="Calibri" w:eastAsia="Times New Roman" w:hAnsi="Calibri" w:cs="Calibri"/>
-        </w:rPr>
-        <w:t>10.4 Inquiries</w:t>
-      </w:r>
-    </w:p>
-    <w:p>
-      <w:pPr>
-        <w:pStyle w:val="NormalWeb"/>
-        <w:rPr>
-          <w:rFonts w:ascii="Calibri" w:hAnsi="Calibri" w:cs="Calibri"/>
-          <w:color w:val="1A1A1A"/>
-          <w:sz w:val="22"/>
-          <w:szCs w:val="22"/>
-        </w:rPr>
-      </w:pPr>
-      <w:r>
-        <w:rPr>
-          <w:rFonts w:ascii="Calibri" w:hAnsi="Calibri" w:cs="Calibri"/>
-          <w:color w:val="1A1A1A"/>
-          <w:sz w:val="22"/>
-          <w:szCs w:val="22"/>
-        </w:rPr>
-        <w:t xml:space="preserve">Website Contact form messages land in </w:t>
-      </w:r>
-      <w:r>
-        <w:rPr>
-          <w:rStyle w:val="HTMLCode"/>
-          <w:color w:val="1A1A1A"/>
-        </w:rPr>
-        <w:t>inquiries</w:t>
-      </w:r>
-      <w:r>
-        <w:rPr>
-          <w:rFonts w:ascii="Calibri" w:hAnsi="Calibri" w:cs="Calibri"/>
-          <w:color w:val="1A1A1A"/>
-          <w:sz w:val="22"/>
-          <w:szCs w:val="22"/>
-        </w:rPr>
-        <w:t xml:space="preserve"> </w:t>
-      </w:r>
-      <w:r>
-        <w:rPr>
-          <w:rFonts w:ascii="Calibri" w:hAnsi="Calibri" w:cs="Calibri"/>
-          <w:color w:val="1A1A1A"/>
-          <w:sz w:val="22"/>
-          <w:szCs w:val="22"/>
-        </w:rPr>
-        <w:t xml:space="preserve">(script 010); the API will add them later. Any signed-in Website Admin account can follow them up: status New / Contacted / Closed and internal notes (never shown on the website). Inquiries are never deleted, so nothing a client sent is lost. The database refuses an inquiry with neither an email nor a phone number. </w:t>
+        <w:t xml:space="preserve">(script 010); the API will add them later. Website Admins and Admins can follow them up: status New / Contacted / Closed and internal notes (never shown on the website). Inquiries are never deleted, so nothing a client sent is lost. The database refuses an inquiry with neither an email nor a phone number. </w:t>
       </w:r>
       <w:r>
         <w:rPr>
@@ -9580,8 +9784,8 @@
         <w:tblLook w:val="04A0" w:firstRow="1" w:lastRow="0" w:firstColumn="1" w:lastColumn="0" w:noHBand="0" w:noVBand="1"/>
       </w:tblPr>
       <w:tblGrid>
-        <w:gridCol w:w="7178"/>
-        <w:gridCol w:w="1552"/>
+        <w:gridCol w:w="7881"/>
+        <w:gridCol w:w="1463"/>
       </w:tblGrid>
       <w:tr>
         <w:trPr>
@@ -10569,7 +10773,7 @@
                 <w:sz w:val="22"/>
                 <w:szCs w:val="22"/>
               </w:rPr>
-              <w:t>Website Admin accounts (main only, pop-up, confirm, lock/unlock, password)</w:t>
+              <w:t>Website Admin accounts (main only; replaced by script 011)</w:t>
             </w:r>
           </w:p>
         </w:tc>
@@ -10726,6 +10930,240 @@
                 <w:szCs w:val="22"/>
               </w:rPr>
               <w:t>Office tabs opened through the sidebar: nothing auto-selected</w:t>
+            </w:r>
+          </w:p>
+        </w:tc>
+        <w:tc>
+          <w:tcPr>
+            <w:tcW w:w="0" w:type="auto"/>
+            <w:tcBorders>
+              <w:top w:val="single" w:sz="6" w:space="0" w:color="BFBFBF"/>
+              <w:left w:val="single" w:sz="6" w:space="0" w:color="BFBFBF"/>
+              <w:bottom w:val="single" w:sz="6" w:space="0" w:color="BFBFBF"/>
+              <w:right w:val="single" w:sz="6" w:space="0" w:color="BFBFBF"/>
+            </w:tcBorders>
+            <w:tcMar>
+              <w:top w:w="60" w:type="dxa"/>
+              <w:left w:w="120" w:type="dxa"/>
+              <w:bottom w:w="60" w:type="dxa"/>
+              <w:right w:w="120" w:type="dxa"/>
+            </w:tcMar>
+            <w:hideMark/>
+          </w:tcPr>
+          <w:p>
+            <w:pPr>
+              <w:spacing w:before="120" w:after="120"/>
+              <w:rPr>
+                <w:rFonts w:ascii="Calibri" w:eastAsia="Times New Roman" w:hAnsi="Calibri" w:cs="Calibri"/>
+                <w:color w:val="1A1A1A"/>
+                <w:sz w:val="22"/>
+                <w:szCs w:val="22"/>
+              </w:rPr>
+            </w:pPr>
+            <w:r>
+              <w:rPr>
+                <w:rFonts w:ascii="Calibri" w:eastAsia="Times New Roman" w:hAnsi="Calibri" w:cs="Calibri"/>
+                <w:color w:val="1A1A1A"/>
+                <w:sz w:val="22"/>
+                <w:szCs w:val="22"/>
+              </w:rPr>
+              <w:t>10</w:t>
+            </w:r>
+          </w:p>
+        </w:tc>
+      </w:tr>
+      <w:tr>
+        <w:tc>
+          <w:tcPr>
+            <w:tcW w:w="0" w:type="auto"/>
+            <w:tcBorders>
+              <w:top w:val="single" w:sz="6" w:space="0" w:color="BFBFBF"/>
+              <w:left w:val="single" w:sz="6" w:space="0" w:color="BFBFBF"/>
+              <w:bottom w:val="single" w:sz="6" w:space="0" w:color="BFBFBF"/>
+              <w:right w:val="single" w:sz="6" w:space="0" w:color="BFBFBF"/>
+            </w:tcBorders>
+            <w:tcMar>
+              <w:top w:w="60" w:type="dxa"/>
+              <w:left w:w="120" w:type="dxa"/>
+              <w:bottom w:w="60" w:type="dxa"/>
+              <w:right w:w="120" w:type="dxa"/>
+            </w:tcMar>
+            <w:hideMark/>
+          </w:tcPr>
+          <w:p>
+            <w:pPr>
+              <w:spacing w:before="120" w:after="120"/>
+              <w:rPr>
+                <w:rFonts w:ascii="Calibri" w:eastAsia="Times New Roman" w:hAnsi="Calibri" w:cs="Calibri"/>
+                <w:color w:val="1A1A1A"/>
+                <w:sz w:val="22"/>
+                <w:szCs w:val="22"/>
+              </w:rPr>
+            </w:pPr>
+            <w:r>
+              <w:rPr>
+                <w:rFonts w:ascii="Calibri" w:eastAsia="Times New Roman" w:hAnsi="Calibri" w:cs="Calibri"/>
+                <w:color w:val="1A1A1A"/>
+                <w:sz w:val="22"/>
+                <w:szCs w:val="22"/>
+              </w:rPr>
+              <w:t>Website Admin app sidebar</w:t>
+            </w:r>
+          </w:p>
+        </w:tc>
+        <w:tc>
+          <w:tcPr>
+            <w:tcW w:w="0" w:type="auto"/>
+            <w:tcBorders>
+              <w:top w:val="single" w:sz="6" w:space="0" w:color="BFBFBF"/>
+              <w:left w:val="single" w:sz="6" w:space="0" w:color="BFBFBF"/>
+              <w:bottom w:val="single" w:sz="6" w:space="0" w:color="BFBFBF"/>
+              <w:right w:val="single" w:sz="6" w:space="0" w:color="BFBFBF"/>
+            </w:tcBorders>
+            <w:tcMar>
+              <w:top w:w="60" w:type="dxa"/>
+              <w:left w:w="120" w:type="dxa"/>
+              <w:bottom w:w="60" w:type="dxa"/>
+              <w:right w:w="120" w:type="dxa"/>
+            </w:tcMar>
+            <w:hideMark/>
+          </w:tcPr>
+          <w:p>
+            <w:pPr>
+              <w:spacing w:before="120" w:after="120"/>
+              <w:rPr>
+                <w:rFonts w:ascii="Calibri" w:eastAsia="Times New Roman" w:hAnsi="Calibri" w:cs="Calibri"/>
+                <w:color w:val="1A1A1A"/>
+                <w:sz w:val="22"/>
+                <w:szCs w:val="22"/>
+              </w:rPr>
+            </w:pPr>
+            <w:r>
+              <w:rPr>
+                <w:rFonts w:ascii="Calibri" w:eastAsia="Times New Roman" w:hAnsi="Calibri" w:cs="Calibri"/>
+                <w:color w:val="1A1A1A"/>
+                <w:sz w:val="22"/>
+                <w:szCs w:val="22"/>
+              </w:rPr>
+              <w:t>9</w:t>
+            </w:r>
+          </w:p>
+        </w:tc>
+      </w:tr>
+      <w:tr>
+        <w:tc>
+          <w:tcPr>
+            <w:tcW w:w="0" w:type="auto"/>
+            <w:tcBorders>
+              <w:top w:val="single" w:sz="6" w:space="0" w:color="BFBFBF"/>
+              <w:left w:val="single" w:sz="6" w:space="0" w:color="BFBFBF"/>
+              <w:bottom w:val="single" w:sz="6" w:space="0" w:color="BFBFBF"/>
+              <w:right w:val="single" w:sz="6" w:space="0" w:color="BFBFBF"/>
+            </w:tcBorders>
+            <w:tcMar>
+              <w:top w:w="60" w:type="dxa"/>
+              <w:left w:w="120" w:type="dxa"/>
+              <w:bottom w:w="60" w:type="dxa"/>
+              <w:right w:w="120" w:type="dxa"/>
+            </w:tcMar>
+            <w:hideMark/>
+          </w:tcPr>
+          <w:p>
+            <w:pPr>
+              <w:spacing w:before="120" w:after="120"/>
+              <w:rPr>
+                <w:rFonts w:ascii="Calibri" w:eastAsia="Times New Roman" w:hAnsi="Calibri" w:cs="Calibri"/>
+                <w:color w:val="1A1A1A"/>
+                <w:sz w:val="22"/>
+                <w:szCs w:val="22"/>
+              </w:rPr>
+            </w:pPr>
+            <w:r>
+              <w:rPr>
+                <w:rFonts w:ascii="Calibri" w:eastAsia="Times New Roman" w:hAnsi="Calibri" w:cs="Calibri"/>
+                <w:color w:val="1A1A1A"/>
+                <w:sz w:val="22"/>
+                <w:szCs w:val="22"/>
+              </w:rPr>
+              <w:t>One Sign In (Tri-Stone): routing by level, Admin choice, office app refusing Website Admin logins</w:t>
+            </w:r>
+          </w:p>
+        </w:tc>
+        <w:tc>
+          <w:tcPr>
+            <w:tcW w:w="0" w:type="auto"/>
+            <w:tcBorders>
+              <w:top w:val="single" w:sz="6" w:space="0" w:color="BFBFBF"/>
+              <w:left w:val="single" w:sz="6" w:space="0" w:color="BFBFBF"/>
+              <w:bottom w:val="single" w:sz="6" w:space="0" w:color="BFBFBF"/>
+              <w:right w:val="single" w:sz="6" w:space="0" w:color="BFBFBF"/>
+            </w:tcBorders>
+            <w:tcMar>
+              <w:top w:w="60" w:type="dxa"/>
+              <w:left w:w="120" w:type="dxa"/>
+              <w:bottom w:w="60" w:type="dxa"/>
+              <w:right w:w="120" w:type="dxa"/>
+            </w:tcMar>
+            <w:hideMark/>
+          </w:tcPr>
+          <w:p>
+            <w:pPr>
+              <w:spacing w:before="120" w:after="120"/>
+              <w:rPr>
+                <w:rFonts w:ascii="Calibri" w:eastAsia="Times New Roman" w:hAnsi="Calibri" w:cs="Calibri"/>
+                <w:color w:val="1A1A1A"/>
+                <w:sz w:val="22"/>
+                <w:szCs w:val="22"/>
+              </w:rPr>
+            </w:pPr>
+            <w:r>
+              <w:rPr>
+                <w:rFonts w:ascii="Calibri" w:eastAsia="Times New Roman" w:hAnsi="Calibri" w:cs="Calibri"/>
+                <w:color w:val="1A1A1A"/>
+                <w:sz w:val="22"/>
+                <w:szCs w:val="22"/>
+              </w:rPr>
+              <w:t>13</w:t>
+            </w:r>
+          </w:p>
+        </w:tc>
+      </w:tr>
+      <w:tr>
+        <w:tc>
+          <w:tcPr>
+            <w:tcW w:w="0" w:type="auto"/>
+            <w:tcBorders>
+              <w:top w:val="single" w:sz="6" w:space="0" w:color="BFBFBF"/>
+              <w:left w:val="single" w:sz="6" w:space="0" w:color="BFBFBF"/>
+              <w:bottom w:val="single" w:sz="6" w:space="0" w:color="BFBFBF"/>
+              <w:right w:val="single" w:sz="6" w:space="0" w:color="BFBFBF"/>
+            </w:tcBorders>
+            <w:tcMar>
+              <w:top w:w="60" w:type="dxa"/>
+              <w:left w:w="120" w:type="dxa"/>
+              <w:bottom w:w="60" w:type="dxa"/>
+              <w:right w:w="120" w:type="dxa"/>
+            </w:tcMar>
+            <w:hideMark/>
+          </w:tcPr>
+          <w:p>
+            <w:pPr>
+              <w:spacing w:before="120" w:after="120"/>
+              <w:rPr>
+                <w:rFonts w:ascii="Calibri" w:eastAsia="Times New Roman" w:hAnsi="Calibri" w:cs="Calibri"/>
+                <w:color w:val="1A1A1A"/>
+                <w:sz w:val="22"/>
+                <w:szCs w:val="22"/>
+              </w:rPr>
+            </w:pPr>
+            <w:r>
+              <w:rPr>
+                <w:rFonts w:ascii="Calibri" w:eastAsia="Times New Roman" w:hAnsi="Calibri" w:cs="Calibri"/>
+                <w:color w:val="1A1A1A"/>
+                <w:sz w:val="22"/>
+                <w:szCs w:val="22"/>
+              </w:rPr>
+              <w:t>Website Admin level in User Accounts; who may follow up inquiries</w:t>
             </w:r>
           </w:p>
         </w:tc>
@@ -10817,7 +11255,7 @@
       <w:pPr>
         <w:numPr>
           <w:ilvl w:val="0"/>
-          <w:numId w:val="10"/>
+          <w:numId w:val="9"/>
         </w:numPr>
         <w:spacing w:before="100" w:beforeAutospacing="1" w:after="100" w:afterAutospacing="1"/>
         <w:rPr>
@@ -10841,7 +11279,7 @@
       <w:pPr>
         <w:numPr>
           <w:ilvl w:val="0"/>
-          <w:numId w:val="10"/>
+          <w:numId w:val="9"/>
         </w:numPr>
         <w:spacing w:before="100" w:beforeAutospacing="1" w:after="100" w:afterAutospacing="1"/>
         <w:rPr>
@@ -10865,7 +11303,7 @@
       <w:pPr>
         <w:numPr>
           <w:ilvl w:val="0"/>
-          <w:numId w:val="10"/>
+          <w:numId w:val="9"/>
         </w:numPr>
         <w:spacing w:before="100" w:beforeAutospacing="1" w:after="100" w:afterAutospacing="1"/>
         <w:rPr>
@@ -10898,9 +11336,9 @@
 <file path=word/numbering.xml><?xml version="1.0" encoding="utf-8"?>
 <w:numbering xmlns:wpc="http://schemas.microsoft.com/office/word/2010/wordprocessingCanvas" xmlns:cx="http://schemas.microsoft.com/office/drawing/2014/chartex" xmlns:cx1="http://schemas.microsoft.com/office/drawing/2015/9/8/chartex" xmlns:cx2="http://schemas.microsoft.com/office/drawing/2015/10/21/chartex" xmlns:cx3="http://schemas.microsoft.com/office/drawing/2016/5/9/chartex" xmlns:cx4="http://schemas.microsoft.com/office/drawing/2016/5/10/chartex" xmlns:cx5="http://schemas.microsoft.com/office/drawing/2016/5/11/chartex" xmlns:cx6="http://schemas.microsoft.com/office/drawing/2016/5/12/chartex" xmlns:cx7="http://schemas.microsoft.com/office/drawing/2016/5/13/chartex" xmlns:cx8="http://schemas.microsoft.com/office/drawing/2016/5/14/chartex" xmlns:mc="http://schemas.openxmlformats.org/markup-compatibility/2006" xmlns:aink="http://schemas.microsoft.com/office/drawing/2016/ink" xmlns:am3d="http://schemas.microsoft.com/office/drawing/2017/model3d" xmlns:o="urn:schemas-microsoft-com:office:office" xmlns:oel="http://schemas.microsoft.com/office/2019/extlst" xmlns:r="http://schemas.openxmlformats.org/officeDocument/2006/relationships" xmlns:m="http://schemas.openxmlformats.org/officeDocument/2006/math" xmlns:v="urn:schemas-microsoft-com:vml" xmlns:wp14="http://schemas.microsoft.com/office/word/2010/wordprocessingDrawing" xmlns:wp="http://schemas.openxmlformats.org/drawingml/2006/wordprocessingDrawing" xmlns:w10="urn:schemas-microsoft-com:office:word" xmlns:w="http://schemas.openxmlformats.org/wordprocessingml/2006/main" xmlns:w14="http://schemas.microsoft.com/office/word/2010/wordml" xmlns:w15="http://schemas.microsoft.com/office/word/2012/wordml" xmlns:w16cex="http://schemas.microsoft.com/office/word/2018/wordml/cex" xmlns:w16cid="http://schemas.microsoft.com/office/word/2016/wordml/cid" xmlns:w16="http://schemas.microsoft.com/office/word/2018/wordml" xmlns:w16du="http://schemas.microsoft.com/office/word/2023/wordml/word16du" xmlns:w16sdtdh="http://schemas.microsoft.com/office/word/2020/wordml/sdtdatahash" xmlns:w16sdtfl="http://schemas.microsoft.com/office/word/2024/wordml/sdtformatlock" xmlns:w16se="http://schemas.microsoft.com/office/word/2015/wordml/symex" xmlns:wpg="http://schemas.microsoft.com/office/word/2010/wordprocessingGroup" xmlns:wpi="http://schemas.microsoft.com/office/word/2010/wordprocessingInk" xmlns:wne="http://schemas.microsoft.com/office/word/2006/wordml" xmlns:wps="http://schemas.microsoft.com/office/word/2010/wordprocessingShape" mc:Ignorable="w14 w15 w16se w16cid w16 w16cex w16sdtdh w16sdtfl w16du wp14">
   <w:abstractNum w:abstractNumId="0" w15:restartNumberingAfterBreak="0">
-    <w:nsid w:val="056D438C"/>
+    <w:nsid w:val="003C2385"/>
     <w:multiLevelType w:val="multilevel"/>
-    <w:tmpl w:val="19A2DC40"/>
+    <w:tmpl w:val="DC008CC6"/>
     <w:lvl w:ilvl="0">
       <w:start w:val="1"/>
       <w:numFmt w:val="bullet"/>
@@ -11047,9 +11485,122 @@
     </w:lvl>
   </w:abstractNum>
   <w:abstractNum w:abstractNumId="1" w15:restartNumberingAfterBreak="0">
-    <w:nsid w:val="0ED6659C"/>
+    <w:nsid w:val="00DC15A2"/>
     <w:multiLevelType w:val="multilevel"/>
-    <w:tmpl w:val="A8648A42"/>
+    <w:tmpl w:val="1D4EC078"/>
+    <w:lvl w:ilvl="0">
+      <w:start w:val="1"/>
+      <w:numFmt w:val="decimal"/>
+      <w:lvlText w:val="%1."/>
+      <w:lvlJc w:val="left"/>
+      <w:pPr>
+        <w:tabs>
+          <w:tab w:val="num" w:pos="720"/>
+        </w:tabs>
+        <w:ind w:left="720" w:hanging="360"/>
+      </w:pPr>
+    </w:lvl>
+    <w:lvl w:ilvl="1" w:tentative="1">
+      <w:start w:val="1"/>
+      <w:numFmt w:val="decimal"/>
+      <w:lvlText w:val="%2."/>
+      <w:lvlJc w:val="left"/>
+      <w:pPr>
+        <w:tabs>
+          <w:tab w:val="num" w:pos="1440"/>
+        </w:tabs>
+        <w:ind w:left="1440" w:hanging="360"/>
+      </w:pPr>
+    </w:lvl>
+    <w:lvl w:ilvl="2" w:tentative="1">
+      <w:start w:val="1"/>
+      <w:numFmt w:val="decimal"/>
+      <w:lvlText w:val="%3."/>
+      <w:lvlJc w:val="left"/>
+      <w:pPr>
+        <w:tabs>
+          <w:tab w:val="num" w:pos="2160"/>
+        </w:tabs>
+        <w:ind w:left="2160" w:hanging="360"/>
+      </w:pPr>
+    </w:lvl>
+    <w:lvl w:ilvl="3" w:tentative="1">
+      <w:start w:val="1"/>
+      <w:numFmt w:val="decimal"/>
+      <w:lvlText w:val="%4."/>
+      <w:lvlJc w:val="left"/>
+      <w:pPr>
+        <w:tabs>
+          <w:tab w:val="num" w:pos="2880"/>
+        </w:tabs>
+        <w:ind w:left="2880" w:hanging="360"/>
+      </w:pPr>
+    </w:lvl>
+    <w:lvl w:ilvl="4" w:tentative="1">
+      <w:start w:val="1"/>
+      <w:numFmt w:val="decimal"/>
+      <w:lvlText w:val="%5."/>
+      <w:lvlJc w:val="left"/>
+      <w:pPr>
+        <w:tabs>
+          <w:tab w:val="num" w:pos="3600"/>
+        </w:tabs>
+        <w:ind w:left="3600" w:hanging="360"/>
+      </w:pPr>
+    </w:lvl>
+    <w:lvl w:ilvl="5" w:tentative="1">
+      <w:start w:val="1"/>
+      <w:numFmt w:val="decimal"/>
+      <w:lvlText w:val="%6."/>
+      <w:lvlJc w:val="left"/>
+      <w:pPr>
+        <w:tabs>
+          <w:tab w:val="num" w:pos="4320"/>
+        </w:tabs>
+        <w:ind w:left="4320" w:hanging="360"/>
+      </w:pPr>
+    </w:lvl>
+    <w:lvl w:ilvl="6" w:tentative="1">
+      <w:start w:val="1"/>
+      <w:numFmt w:val="decimal"/>
+      <w:lvlText w:val="%7."/>
+      <w:lvlJc w:val="left"/>
+      <w:pPr>
+        <w:tabs>
+          <w:tab w:val="num" w:pos="5040"/>
+        </w:tabs>
+        <w:ind w:left="5040" w:hanging="360"/>
+      </w:pPr>
+    </w:lvl>
+    <w:lvl w:ilvl="7" w:tentative="1">
+      <w:start w:val="1"/>
+      <w:numFmt w:val="decimal"/>
+      <w:lvlText w:val="%8."/>
+      <w:lvlJc w:val="left"/>
+      <w:pPr>
+        <w:tabs>
+          <w:tab w:val="num" w:pos="5760"/>
+        </w:tabs>
+        <w:ind w:left="5760" w:hanging="360"/>
+      </w:pPr>
+    </w:lvl>
+    <w:lvl w:ilvl="8" w:tentative="1">
+      <w:start w:val="1"/>
+      <w:numFmt w:val="decimal"/>
+      <w:lvlText w:val="%9."/>
+      <w:lvlJc w:val="left"/>
+      <w:pPr>
+        <w:tabs>
+          <w:tab w:val="num" w:pos="6480"/>
+        </w:tabs>
+        <w:ind w:left="6480" w:hanging="360"/>
+      </w:pPr>
+    </w:lvl>
+  </w:abstractNum>
+  <w:abstractNum w:abstractNumId="2" w15:restartNumberingAfterBreak="0">
+    <w:nsid w:val="0426627E"/>
+    <w:multiLevelType w:val="multilevel"/>
+    <w:tmpl w:val="922E88F8"/>
     <w:lvl w:ilvl="0">
       <w:start w:val="1"/>
       <w:numFmt w:val="bullet"/>
@@ -11195,10 +11746,10 @@
       </w:rPr>
     </w:lvl>
   </w:abstractNum>
-  <w:abstractNum w:abstractNumId="2" w15:restartNumberingAfterBreak="0">
-    <w:nsid w:val="1A0A3465"/>
+  <w:abstractNum w:abstractNumId="3" w15:restartNumberingAfterBreak="0">
+    <w:nsid w:val="04B552C0"/>
     <w:multiLevelType w:val="multilevel"/>
-    <w:tmpl w:val="6A689C0A"/>
+    <w:tmpl w:val="90BACCC2"/>
     <w:lvl w:ilvl="0">
       <w:start w:val="1"/>
       <w:numFmt w:val="bullet"/>
@@ -11344,123 +11895,10 @@
       </w:rPr>
     </w:lvl>
   </w:abstractNum>
-  <w:abstractNum w:abstractNumId="3" w15:restartNumberingAfterBreak="0">
-    <w:nsid w:val="2EB45DF4"/>
+  <w:abstractNum w:abstractNumId="4" w15:restartNumberingAfterBreak="0">
+    <w:nsid w:val="21AF7BBA"/>
     <w:multiLevelType w:val="multilevel"/>
-    <w:tmpl w:val="55A86006"/>
-    <w:lvl w:ilvl="0">
-      <w:start w:val="1"/>
-      <w:numFmt w:val="decimal"/>
-      <w:lvlText w:val="%1."/>
-      <w:lvlJc w:val="left"/>
-      <w:pPr>
-        <w:tabs>
-          <w:tab w:val="num" w:pos="720"/>
-        </w:tabs>
-        <w:ind w:left="720" w:hanging="360"/>
-      </w:pPr>
-    </w:lvl>
-    <w:lvl w:ilvl="1" w:tentative="1">
-      <w:start w:val="1"/>
-      <w:numFmt w:val="decimal"/>
-      <w:lvlText w:val="%2."/>
-      <w:lvlJc w:val="left"/>
-      <w:pPr>
-        <w:tabs>
-          <w:tab w:val="num" w:pos="1440"/>
-        </w:tabs>
-        <w:ind w:left="1440" w:hanging="360"/>
-      </w:pPr>
-    </w:lvl>
-    <w:lvl w:ilvl="2" w:tentative="1">
-      <w:start w:val="1"/>
-      <w:numFmt w:val="decimal"/>
-      <w:lvlText w:val="%3."/>
-      <w:lvlJc w:val="left"/>
-      <w:pPr>
-        <w:tabs>
-          <w:tab w:val="num" w:pos="2160"/>
-        </w:tabs>
-        <w:ind w:left="2160" w:hanging="360"/>
-      </w:pPr>
-    </w:lvl>
-    <w:lvl w:ilvl="3" w:tentative="1">
-      <w:start w:val="1"/>
-      <w:numFmt w:val="decimal"/>
-      <w:lvlText w:val="%4."/>
-      <w:lvlJc w:val="left"/>
-      <w:pPr>
-        <w:tabs>
-          <w:tab w:val="num" w:pos="2880"/>
-        </w:tabs>
-        <w:ind w:left="2880" w:hanging="360"/>
-      </w:pPr>
-    </w:lvl>
-    <w:lvl w:ilvl="4" w:tentative="1">
-      <w:start w:val="1"/>
-      <w:numFmt w:val="decimal"/>
-      <w:lvlText w:val="%5."/>
-      <w:lvlJc w:val="left"/>
-      <w:pPr>
-        <w:tabs>
-          <w:tab w:val="num" w:pos="3600"/>
-        </w:tabs>
-        <w:ind w:left="3600" w:hanging="360"/>
-      </w:pPr>
-    </w:lvl>
-    <w:lvl w:ilvl="5" w:tentative="1">
-      <w:start w:val="1"/>
-      <w:numFmt w:val="decimal"/>
-      <w:lvlText w:val="%6."/>
-      <w:lvlJc w:val="left"/>
-      <w:pPr>
-        <w:tabs>
-          <w:tab w:val="num" w:pos="4320"/>
-        </w:tabs>
-        <w:ind w:left="4320" w:hanging="360"/>
-      </w:pPr>
-    </w:lvl>
-    <w:lvl w:ilvl="6" w:tentative="1">
-      <w:start w:val="1"/>
-      <w:numFmt w:val="decimal"/>
-      <w:lvlText w:val="%7."/>
-      <w:lvlJc w:val="left"/>
-      <w:pPr>
-        <w:tabs>
-          <w:tab w:val="num" w:pos="5040"/>
-        </w:tabs>
-        <w:ind w:left="5040" w:hanging="360"/>
-      </w:pPr>
-    </w:lvl>
-    <w:lvl w:ilvl="7" w:tentative="1">
-      <w:start w:val="1"/>
-      <w:numFmt w:val="decimal"/>
-      <w:lvlText w:val="%8."/>
-      <w:lvlJc w:val="left"/>
-      <w:pPr>
-        <w:tabs>
-          <w:tab w:val="num" w:pos="5760"/>
-        </w:tabs>
-        <w:ind w:left="5760" w:hanging="360"/>
-      </w:pPr>
-    </w:lvl>
-    <w:lvl w:ilvl="8" w:tentative="1">
-      <w:start w:val="1"/>
-      <w:numFmt w:val="decimal"/>
-      <w:lvlText w:val="%9."/>
-      <w:lvlJc w:val="left"/>
-      <w:pPr>
-        <w:tabs>
-          <w:tab w:val="num" w:pos="6480"/>
-        </w:tabs>
-        <w:ind w:left="6480" w:hanging="360"/>
-      </w:pPr>
-    </w:lvl>
-  </w:abstractNum>
-  <w:abstractNum w:abstractNumId="4" w15:restartNumberingAfterBreak="0">
-    <w:nsid w:val="32AA6BE0"/>
-    <w:multiLevelType w:val="multilevel"/>
-    <w:tmpl w:val="A29A86B6"/>
+    <w:tmpl w:val="A95CB300"/>
     <w:lvl w:ilvl="0">
       <w:start w:val="1"/>
       <w:numFmt w:val="bullet"/>
@@ -11607,9 +12045,456 @@
     </w:lvl>
   </w:abstractNum>
   <w:abstractNum w:abstractNumId="5" w15:restartNumberingAfterBreak="0">
-    <w:nsid w:val="3EAB6CF9"/>
+    <w:nsid w:val="26A07AAB"/>
     <w:multiLevelType w:val="multilevel"/>
-    <w:tmpl w:val="A35480B6"/>
+    <w:tmpl w:val="710C54A0"/>
+    <w:lvl w:ilvl="0">
+      <w:start w:val="1"/>
+      <w:numFmt w:val="bullet"/>
+      <w:lvlText w:val=""/>
+      <w:lvlJc w:val="left"/>
+      <w:pPr>
+        <w:tabs>
+          <w:tab w:val="num" w:pos="720"/>
+        </w:tabs>
+        <w:ind w:left="720" w:hanging="360"/>
+      </w:pPr>
+      <w:rPr>
+        <w:rFonts w:ascii="Symbol" w:hAnsi="Symbol" w:hint="default"/>
+        <w:sz w:val="20"/>
+      </w:rPr>
+    </w:lvl>
+    <w:lvl w:ilvl="1" w:tentative="1">
+      <w:start w:val="1"/>
+      <w:numFmt w:val="bullet"/>
+      <w:lvlText w:val="o"/>
+      <w:lvlJc w:val="left"/>
+      <w:pPr>
+        <w:tabs>
+          <w:tab w:val="num" w:pos="1440"/>
+        </w:tabs>
+        <w:ind w:left="1440" w:hanging="360"/>
+      </w:pPr>
+      <w:rPr>
+        <w:rFonts w:ascii="Courier New" w:hAnsi="Courier New" w:hint="default"/>
+        <w:sz w:val="20"/>
+      </w:rPr>
+    </w:lvl>
+    <w:lvl w:ilvl="2" w:tentative="1">
+      <w:start w:val="1"/>
+      <w:numFmt w:val="bullet"/>
+      <w:lvlText w:val=""/>
+      <w:lvlJc w:val="left"/>
+      <w:pPr>
+        <w:tabs>
+          <w:tab w:val="num" w:pos="2160"/>
+        </w:tabs>
+        <w:ind w:left="2160" w:hanging="360"/>
+      </w:pPr>
+      <w:rPr>
+        <w:rFonts w:ascii="Wingdings" w:hAnsi="Wingdings" w:hint="default"/>
+        <w:sz w:val="20"/>
+      </w:rPr>
+    </w:lvl>
+    <w:lvl w:ilvl="3" w:tentative="1">
+      <w:start w:val="1"/>
+      <w:numFmt w:val="bullet"/>
+      <w:lvlText w:val=""/>
+      <w:lvlJc w:val="left"/>
+      <w:pPr>
+        <w:tabs>
+          <w:tab w:val="num" w:pos="2880"/>
+        </w:tabs>
+        <w:ind w:left="2880" w:hanging="360"/>
+      </w:pPr>
+      <w:rPr>
+        <w:rFonts w:ascii="Wingdings" w:hAnsi="Wingdings" w:hint="default"/>
+        <w:sz w:val="20"/>
+      </w:rPr>
+    </w:lvl>
+    <w:lvl w:ilvl="4" w:tentative="1">
+      <w:start w:val="1"/>
+      <w:numFmt w:val="bullet"/>
+      <w:lvlText w:val=""/>
+      <w:lvlJc w:val="left"/>
+      <w:pPr>
+        <w:tabs>
+          <w:tab w:val="num" w:pos="3600"/>
+        </w:tabs>
+        <w:ind w:left="3600" w:hanging="360"/>
+      </w:pPr>
+      <w:rPr>
+        <w:rFonts w:ascii="Wingdings" w:hAnsi="Wingdings" w:hint="default"/>
+        <w:sz w:val="20"/>
+      </w:rPr>
+    </w:lvl>
+    <w:lvl w:ilvl="5" w:tentative="1">
+      <w:start w:val="1"/>
+      <w:numFmt w:val="bullet"/>
+      <w:lvlText w:val=""/>
+      <w:lvlJc w:val="left"/>
+      <w:pPr>
+        <w:tabs>
+          <w:tab w:val="num" w:pos="4320"/>
+        </w:tabs>
+        <w:ind w:left="4320" w:hanging="360"/>
+      </w:pPr>
+      <w:rPr>
+        <w:rFonts w:ascii="Wingdings" w:hAnsi="Wingdings" w:hint="default"/>
+        <w:sz w:val="20"/>
+      </w:rPr>
+    </w:lvl>
+    <w:lvl w:ilvl="6" w:tentative="1">
+      <w:start w:val="1"/>
+      <w:numFmt w:val="bullet"/>
+      <w:lvlText w:val=""/>
+      <w:lvlJc w:val="left"/>
+      <w:pPr>
+        <w:tabs>
+          <w:tab w:val="num" w:pos="5040"/>
+        </w:tabs>
+        <w:ind w:left="5040" w:hanging="360"/>
+      </w:pPr>
+      <w:rPr>
+        <w:rFonts w:ascii="Wingdings" w:hAnsi="Wingdings" w:hint="default"/>
+        <w:sz w:val="20"/>
+      </w:rPr>
+    </w:lvl>
+    <w:lvl w:ilvl="7" w:tentative="1">
+      <w:start w:val="1"/>
+      <w:numFmt w:val="bullet"/>
+      <w:lvlText w:val=""/>
+      <w:lvlJc w:val="left"/>
+      <w:pPr>
+        <w:tabs>
+          <w:tab w:val="num" w:pos="5760"/>
+        </w:tabs>
+        <w:ind w:left="5760" w:hanging="360"/>
+      </w:pPr>
+      <w:rPr>
+        <w:rFonts w:ascii="Wingdings" w:hAnsi="Wingdings" w:hint="default"/>
+        <w:sz w:val="20"/>
+      </w:rPr>
+    </w:lvl>
+    <w:lvl w:ilvl="8" w:tentative="1">
+      <w:start w:val="1"/>
+      <w:numFmt w:val="bullet"/>
+      <w:lvlText w:val=""/>
+      <w:lvlJc w:val="left"/>
+      <w:pPr>
+        <w:tabs>
+          <w:tab w:val="num" w:pos="6480"/>
+        </w:tabs>
+        <w:ind w:left="6480" w:hanging="360"/>
+      </w:pPr>
+      <w:rPr>
+        <w:rFonts w:ascii="Wingdings" w:hAnsi="Wingdings" w:hint="default"/>
+        <w:sz w:val="20"/>
+      </w:rPr>
+    </w:lvl>
+  </w:abstractNum>
+  <w:abstractNum w:abstractNumId="6" w15:restartNumberingAfterBreak="0">
+    <w:nsid w:val="3B723954"/>
+    <w:multiLevelType w:val="multilevel"/>
+    <w:tmpl w:val="03842DF2"/>
+    <w:lvl w:ilvl="0">
+      <w:start w:val="1"/>
+      <w:numFmt w:val="bullet"/>
+      <w:lvlText w:val=""/>
+      <w:lvlJc w:val="left"/>
+      <w:pPr>
+        <w:tabs>
+          <w:tab w:val="num" w:pos="720"/>
+        </w:tabs>
+        <w:ind w:left="720" w:hanging="360"/>
+      </w:pPr>
+      <w:rPr>
+        <w:rFonts w:ascii="Symbol" w:hAnsi="Symbol" w:hint="default"/>
+        <w:sz w:val="20"/>
+      </w:rPr>
+    </w:lvl>
+    <w:lvl w:ilvl="1" w:tentative="1">
+      <w:start w:val="1"/>
+      <w:numFmt w:val="bullet"/>
+      <w:lvlText w:val="o"/>
+      <w:lvlJc w:val="left"/>
+      <w:pPr>
+        <w:tabs>
+          <w:tab w:val="num" w:pos="1440"/>
+        </w:tabs>
+        <w:ind w:left="1440" w:hanging="360"/>
+      </w:pPr>
+      <w:rPr>
+        <w:rFonts w:ascii="Courier New" w:hAnsi="Courier New" w:hint="default"/>
+        <w:sz w:val="20"/>
+      </w:rPr>
+    </w:lvl>
+    <w:lvl w:ilvl="2" w:tentative="1">
+      <w:start w:val="1"/>
+      <w:numFmt w:val="bullet"/>
+      <w:lvlText w:val=""/>
+      <w:lvlJc w:val="left"/>
+      <w:pPr>
+        <w:tabs>
+          <w:tab w:val="num" w:pos="2160"/>
+        </w:tabs>
+        <w:ind w:left="2160" w:hanging="360"/>
+      </w:pPr>
+      <w:rPr>
+        <w:rFonts w:ascii="Wingdings" w:hAnsi="Wingdings" w:hint="default"/>
+        <w:sz w:val="20"/>
+      </w:rPr>
+    </w:lvl>
+    <w:lvl w:ilvl="3" w:tentative="1">
+      <w:start w:val="1"/>
+      <w:numFmt w:val="bullet"/>
+      <w:lvlText w:val=""/>
+      <w:lvlJc w:val="left"/>
+      <w:pPr>
+        <w:tabs>
+          <w:tab w:val="num" w:pos="2880"/>
+        </w:tabs>
+        <w:ind w:left="2880" w:hanging="360"/>
+      </w:pPr>
+      <w:rPr>
+        <w:rFonts w:ascii="Wingdings" w:hAnsi="Wingdings" w:hint="default"/>
+        <w:sz w:val="20"/>
+      </w:rPr>
+    </w:lvl>
+    <w:lvl w:ilvl="4" w:tentative="1">
+      <w:start w:val="1"/>
+      <w:numFmt w:val="bullet"/>
+      <w:lvlText w:val=""/>
+      <w:lvlJc w:val="left"/>
+      <w:pPr>
+        <w:tabs>
+          <w:tab w:val="num" w:pos="3600"/>
+        </w:tabs>
+        <w:ind w:left="3600" w:hanging="360"/>
+      </w:pPr>
+      <w:rPr>
+        <w:rFonts w:ascii="Wingdings" w:hAnsi="Wingdings" w:hint="default"/>
+        <w:sz w:val="20"/>
+      </w:rPr>
+    </w:lvl>
+    <w:lvl w:ilvl="5" w:tentative="1">
+      <w:start w:val="1"/>
+      <w:numFmt w:val="bullet"/>
+      <w:lvlText w:val=""/>
+      <w:lvlJc w:val="left"/>
+      <w:pPr>
+        <w:tabs>
+          <w:tab w:val="num" w:pos="4320"/>
+        </w:tabs>
+        <w:ind w:left="4320" w:hanging="360"/>
+      </w:pPr>
+      <w:rPr>
+        <w:rFonts w:ascii="Wingdings" w:hAnsi="Wingdings" w:hint="default"/>
+        <w:sz w:val="20"/>
+      </w:rPr>
+    </w:lvl>
+    <w:lvl w:ilvl="6" w:tentative="1">
+      <w:start w:val="1"/>
+      <w:numFmt w:val="bullet"/>
+      <w:lvlText w:val=""/>
+      <w:lvlJc w:val="left"/>
+      <w:pPr>
+        <w:tabs>
+          <w:tab w:val="num" w:pos="5040"/>
+        </w:tabs>
+        <w:ind w:left="5040" w:hanging="360"/>
+      </w:pPr>
+      <w:rPr>
+        <w:rFonts w:ascii="Wingdings" w:hAnsi="Wingdings" w:hint="default"/>
+        <w:sz w:val="20"/>
+      </w:rPr>
+    </w:lvl>
+    <w:lvl w:ilvl="7" w:tentative="1">
+      <w:start w:val="1"/>
+      <w:numFmt w:val="bullet"/>
+      <w:lvlText w:val=""/>
+      <w:lvlJc w:val="left"/>
+      <w:pPr>
+        <w:tabs>
+          <w:tab w:val="num" w:pos="5760"/>
+        </w:tabs>
+        <w:ind w:left="5760" w:hanging="360"/>
+      </w:pPr>
+      <w:rPr>
+        <w:rFonts w:ascii="Wingdings" w:hAnsi="Wingdings" w:hint="default"/>
+        <w:sz w:val="20"/>
+      </w:rPr>
+    </w:lvl>
+    <w:lvl w:ilvl="8" w:tentative="1">
+      <w:start w:val="1"/>
+      <w:numFmt w:val="bullet"/>
+      <w:lvlText w:val=""/>
+      <w:lvlJc w:val="left"/>
+      <w:pPr>
+        <w:tabs>
+          <w:tab w:val="num" w:pos="6480"/>
+        </w:tabs>
+        <w:ind w:left="6480" w:hanging="360"/>
+      </w:pPr>
+      <w:rPr>
+        <w:rFonts w:ascii="Wingdings" w:hAnsi="Wingdings" w:hint="default"/>
+        <w:sz w:val="20"/>
+      </w:rPr>
+    </w:lvl>
+  </w:abstractNum>
+  <w:abstractNum w:abstractNumId="7" w15:restartNumberingAfterBreak="0">
+    <w:nsid w:val="3CC46239"/>
+    <w:multiLevelType w:val="multilevel"/>
+    <w:tmpl w:val="07164B5C"/>
+    <w:lvl w:ilvl="0">
+      <w:start w:val="1"/>
+      <w:numFmt w:val="bullet"/>
+      <w:lvlText w:val=""/>
+      <w:lvlJc w:val="left"/>
+      <w:pPr>
+        <w:tabs>
+          <w:tab w:val="num" w:pos="720"/>
+        </w:tabs>
+        <w:ind w:left="720" w:hanging="360"/>
+      </w:pPr>
+      <w:rPr>
+        <w:rFonts w:ascii="Symbol" w:hAnsi="Symbol" w:hint="default"/>
+        <w:sz w:val="20"/>
+      </w:rPr>
+    </w:lvl>
+    <w:lvl w:ilvl="1" w:tentative="1">
+      <w:start w:val="1"/>
+      <w:numFmt w:val="bullet"/>
+      <w:lvlText w:val="o"/>
+      <w:lvlJc w:val="left"/>
+      <w:pPr>
+        <w:tabs>
+          <w:tab w:val="num" w:pos="1440"/>
+        </w:tabs>
+        <w:ind w:left="1440" w:hanging="360"/>
+      </w:pPr>
+      <w:rPr>
+        <w:rFonts w:ascii="Courier New" w:hAnsi="Courier New" w:hint="default"/>
+        <w:sz w:val="20"/>
+      </w:rPr>
+    </w:lvl>
+    <w:lvl w:ilvl="2" w:tentative="1">
+      <w:start w:val="1"/>
+      <w:numFmt w:val="bullet"/>
+      <w:lvlText w:val=""/>
+      <w:lvlJc w:val="left"/>
+      <w:pPr>
+        <w:tabs>
+          <w:tab w:val="num" w:pos="2160"/>
+        </w:tabs>
+        <w:ind w:left="2160" w:hanging="360"/>
+      </w:pPr>
+      <w:rPr>
+        <w:rFonts w:ascii="Wingdings" w:hAnsi="Wingdings" w:hint="default"/>
+        <w:sz w:val="20"/>
+      </w:rPr>
+    </w:lvl>
+    <w:lvl w:ilvl="3" w:tentative="1">
+      <w:start w:val="1"/>
+      <w:numFmt w:val="bullet"/>
+      <w:lvlText w:val=""/>
+      <w:lvlJc w:val="left"/>
+      <w:pPr>
+        <w:tabs>
+          <w:tab w:val="num" w:pos="2880"/>
+        </w:tabs>
+        <w:ind w:left="2880" w:hanging="360"/>
+      </w:pPr>
+      <w:rPr>
+        <w:rFonts w:ascii="Wingdings" w:hAnsi="Wingdings" w:hint="default"/>
+        <w:sz w:val="20"/>
+      </w:rPr>
+    </w:lvl>
+    <w:lvl w:ilvl="4" w:tentative="1">
+      <w:start w:val="1"/>
+      <w:numFmt w:val="bullet"/>
+      <w:lvlText w:val=""/>
+      <w:lvlJc w:val="left"/>
+      <w:pPr>
+        <w:tabs>
+          <w:tab w:val="num" w:pos="3600"/>
+        </w:tabs>
+        <w:ind w:left="3600" w:hanging="360"/>
+      </w:pPr>
+      <w:rPr>
+        <w:rFonts w:ascii="Wingdings" w:hAnsi="Wingdings" w:hint="default"/>
+        <w:sz w:val="20"/>
+      </w:rPr>
+    </w:lvl>
+    <w:lvl w:ilvl="5" w:tentative="1">
+      <w:start w:val="1"/>
+      <w:numFmt w:val="bullet"/>
+      <w:lvlText w:val=""/>
+      <w:lvlJc w:val="left"/>
+      <w:pPr>
+        <w:tabs>
+          <w:tab w:val="num" w:pos="4320"/>
+        </w:tabs>
+        <w:ind w:left="4320" w:hanging="360"/>
+      </w:pPr>
+      <w:rPr>
+        <w:rFonts w:ascii="Wingdings" w:hAnsi="Wingdings" w:hint="default"/>
+        <w:sz w:val="20"/>
+      </w:rPr>
+    </w:lvl>
+    <w:lvl w:ilvl="6" w:tentative="1">
+      <w:start w:val="1"/>
+      <w:numFmt w:val="bullet"/>
+      <w:lvlText w:val=""/>
+      <w:lvlJc w:val="left"/>
+      <w:pPr>
+        <w:tabs>
+          <w:tab w:val="num" w:pos="5040"/>
+        </w:tabs>
+        <w:ind w:left="5040" w:hanging="360"/>
+      </w:pPr>
+      <w:rPr>
+        <w:rFonts w:ascii="Wingdings" w:hAnsi="Wingdings" w:hint="default"/>
+        <w:sz w:val="20"/>
+      </w:rPr>
+    </w:lvl>
+    <w:lvl w:ilvl="7" w:tentative="1">
+      <w:start w:val="1"/>
+      <w:numFmt w:val="bullet"/>
+      <w:lvlText w:val=""/>
+      <w:lvlJc w:val="left"/>
+      <w:pPr>
+        <w:tabs>
+          <w:tab w:val="num" w:pos="5760"/>
+        </w:tabs>
+        <w:ind w:left="5760" w:hanging="360"/>
+      </w:pPr>
+      <w:rPr>
+        <w:rFonts w:ascii="Wingdings" w:hAnsi="Wingdings" w:hint="default"/>
+        <w:sz w:val="20"/>
+      </w:rPr>
+    </w:lvl>
+    <w:lvl w:ilvl="8" w:tentative="1">
+      <w:start w:val="1"/>
+      <w:numFmt w:val="bullet"/>
+      <w:lvlText w:val=""/>
+      <w:lvlJc w:val="left"/>
+      <w:pPr>
+        <w:tabs>
+          <w:tab w:val="num" w:pos="6480"/>
+        </w:tabs>
+        <w:ind w:left="6480" w:hanging="360"/>
+      </w:pPr>
+      <w:rPr>
+        <w:rFonts w:ascii="Wingdings" w:hAnsi="Wingdings" w:hint="default"/>
+        <w:sz w:val="20"/>
+      </w:rPr>
+    </w:lvl>
+  </w:abstractNum>
+  <w:abstractNum w:abstractNumId="8" w15:restartNumberingAfterBreak="0">
+    <w:nsid w:val="6E0D27A9"/>
+    <w:multiLevelType w:val="multilevel"/>
+    <w:tmpl w:val="6FA231F8"/>
     <w:lvl w:ilvl="0">
       <w:start w:val="1"/>
       <w:numFmt w:val="bullet"/>
@@ -11755,631 +12640,32 @@
       </w:rPr>
     </w:lvl>
   </w:abstractNum>
-  <w:abstractNum w:abstractNumId="6" w15:restartNumberingAfterBreak="0">
-    <w:nsid w:val="42EF0224"/>
-    <w:multiLevelType w:val="multilevel"/>
-    <w:tmpl w:val="99225514"/>
-    <w:lvl w:ilvl="0">
-      <w:start w:val="1"/>
-      <w:numFmt w:val="bullet"/>
-      <w:lvlText w:val=""/>
-      <w:lvlJc w:val="left"/>
-      <w:pPr>
-        <w:tabs>
-          <w:tab w:val="num" w:pos="720"/>
-        </w:tabs>
-        <w:ind w:left="720" w:hanging="360"/>
-      </w:pPr>
-      <w:rPr>
-        <w:rFonts w:ascii="Symbol" w:hAnsi="Symbol" w:hint="default"/>
-        <w:sz w:val="20"/>
-      </w:rPr>
-    </w:lvl>
-    <w:lvl w:ilvl="1" w:tentative="1">
-      <w:start w:val="1"/>
-      <w:numFmt w:val="bullet"/>
-      <w:lvlText w:val="o"/>
-      <w:lvlJc w:val="left"/>
-      <w:pPr>
-        <w:tabs>
-          <w:tab w:val="num" w:pos="1440"/>
-        </w:tabs>
-        <w:ind w:left="1440" w:hanging="360"/>
-      </w:pPr>
-      <w:rPr>
-        <w:rFonts w:ascii="Courier New" w:hAnsi="Courier New" w:hint="default"/>
-        <w:sz w:val="20"/>
-      </w:rPr>
-    </w:lvl>
-    <w:lvl w:ilvl="2" w:tentative="1">
-      <w:start w:val="1"/>
-      <w:numFmt w:val="bullet"/>
-      <w:lvlText w:val=""/>
-      <w:lvlJc w:val="left"/>
-      <w:pPr>
-        <w:tabs>
-          <w:tab w:val="num" w:pos="2160"/>
-        </w:tabs>
-        <w:ind w:left="2160" w:hanging="360"/>
-      </w:pPr>
-      <w:rPr>
-        <w:rFonts w:ascii="Wingdings" w:hAnsi="Wingdings" w:hint="default"/>
-        <w:sz w:val="20"/>
-      </w:rPr>
-    </w:lvl>
-    <w:lvl w:ilvl="3" w:tentative="1">
-      <w:start w:val="1"/>
-      <w:numFmt w:val="bullet"/>
-      <w:lvlText w:val=""/>
-      <w:lvlJc w:val="left"/>
-      <w:pPr>
-        <w:tabs>
-          <w:tab w:val="num" w:pos="2880"/>
-        </w:tabs>
-        <w:ind w:left="2880" w:hanging="360"/>
-      </w:pPr>
-      <w:rPr>
-        <w:rFonts w:ascii="Wingdings" w:hAnsi="Wingdings" w:hint="default"/>
-        <w:sz w:val="20"/>
-      </w:rPr>
-    </w:lvl>
-    <w:lvl w:ilvl="4" w:tentative="1">
-      <w:start w:val="1"/>
-      <w:numFmt w:val="bullet"/>
-      <w:lvlText w:val=""/>
-      <w:lvlJc w:val="left"/>
-      <w:pPr>
-        <w:tabs>
-          <w:tab w:val="num" w:pos="3600"/>
-        </w:tabs>
-        <w:ind w:left="3600" w:hanging="360"/>
-      </w:pPr>
-      <w:rPr>
-        <w:rFonts w:ascii="Wingdings" w:hAnsi="Wingdings" w:hint="default"/>
-        <w:sz w:val="20"/>
-      </w:rPr>
-    </w:lvl>
-    <w:lvl w:ilvl="5" w:tentative="1">
-      <w:start w:val="1"/>
-      <w:numFmt w:val="bullet"/>
-      <w:lvlText w:val=""/>
-      <w:lvlJc w:val="left"/>
-      <w:pPr>
-        <w:tabs>
-          <w:tab w:val="num" w:pos="4320"/>
-        </w:tabs>
-        <w:ind w:left="4320" w:hanging="360"/>
-      </w:pPr>
-      <w:rPr>
-        <w:rFonts w:ascii="Wingdings" w:hAnsi="Wingdings" w:hint="default"/>
-        <w:sz w:val="20"/>
-      </w:rPr>
-    </w:lvl>
-    <w:lvl w:ilvl="6" w:tentative="1">
-      <w:start w:val="1"/>
-      <w:numFmt w:val="bullet"/>
-      <w:lvlText w:val=""/>
-      <w:lvlJc w:val="left"/>
-      <w:pPr>
-        <w:tabs>
-          <w:tab w:val="num" w:pos="5040"/>
-        </w:tabs>
-        <w:ind w:left="5040" w:hanging="360"/>
-      </w:pPr>
-      <w:rPr>
-        <w:rFonts w:ascii="Wingdings" w:hAnsi="Wingdings" w:hint="default"/>
-        <w:sz w:val="20"/>
-      </w:rPr>
-    </w:lvl>
-    <w:lvl w:ilvl="7" w:tentative="1">
-      <w:start w:val="1"/>
-      <w:numFmt w:val="bullet"/>
-      <w:lvlText w:val=""/>
-      <w:lvlJc w:val="left"/>
-      <w:pPr>
-        <w:tabs>
-          <w:tab w:val="num" w:pos="5760"/>
-        </w:tabs>
-        <w:ind w:left="5760" w:hanging="360"/>
-      </w:pPr>
-      <w:rPr>
-        <w:rFonts w:ascii="Wingdings" w:hAnsi="Wingdings" w:hint="default"/>
-        <w:sz w:val="20"/>
-      </w:rPr>
-    </w:lvl>
-    <w:lvl w:ilvl="8" w:tentative="1">
-      <w:start w:val="1"/>
-      <w:numFmt w:val="bullet"/>
-      <w:lvlText w:val=""/>
-      <w:lvlJc w:val="left"/>
-      <w:pPr>
-        <w:tabs>
-          <w:tab w:val="num" w:pos="6480"/>
-        </w:tabs>
-        <w:ind w:left="6480" w:hanging="360"/>
-      </w:pPr>
-      <w:rPr>
-        <w:rFonts w:ascii="Wingdings" w:hAnsi="Wingdings" w:hint="default"/>
-        <w:sz w:val="20"/>
-      </w:rPr>
-    </w:lvl>
-  </w:abstractNum>
-  <w:abstractNum w:abstractNumId="7" w15:restartNumberingAfterBreak="0">
-    <w:nsid w:val="5FAC1966"/>
-    <w:multiLevelType w:val="multilevel"/>
-    <w:tmpl w:val="195421EC"/>
-    <w:lvl w:ilvl="0">
-      <w:start w:val="1"/>
-      <w:numFmt w:val="bullet"/>
-      <w:lvlText w:val=""/>
-      <w:lvlJc w:val="left"/>
-      <w:pPr>
-        <w:tabs>
-          <w:tab w:val="num" w:pos="720"/>
-        </w:tabs>
-        <w:ind w:left="720" w:hanging="360"/>
-      </w:pPr>
-      <w:rPr>
-        <w:rFonts w:ascii="Symbol" w:hAnsi="Symbol" w:hint="default"/>
-        <w:sz w:val="20"/>
-      </w:rPr>
-    </w:lvl>
-    <w:lvl w:ilvl="1" w:tentative="1">
-      <w:start w:val="1"/>
-      <w:numFmt w:val="bullet"/>
-      <w:lvlText w:val="o"/>
-      <w:lvlJc w:val="left"/>
-      <w:pPr>
-        <w:tabs>
-          <w:tab w:val="num" w:pos="1440"/>
-        </w:tabs>
-        <w:ind w:left="1440" w:hanging="360"/>
-      </w:pPr>
-      <w:rPr>
-        <w:rFonts w:ascii="Courier New" w:hAnsi="Courier New" w:hint="default"/>
-        <w:sz w:val="20"/>
-      </w:rPr>
-    </w:lvl>
-    <w:lvl w:ilvl="2" w:tentative="1">
-      <w:start w:val="1"/>
-      <w:numFmt w:val="bullet"/>
-      <w:lvlText w:val=""/>
-      <w:lvlJc w:val="left"/>
-      <w:pPr>
-        <w:tabs>
-          <w:tab w:val="num" w:pos="2160"/>
-        </w:tabs>
-        <w:ind w:left="2160" w:hanging="360"/>
-      </w:pPr>
-      <w:rPr>
-        <w:rFonts w:ascii="Wingdings" w:hAnsi="Wingdings" w:hint="default"/>
-        <w:sz w:val="20"/>
-      </w:rPr>
-    </w:lvl>
-    <w:lvl w:ilvl="3" w:tentative="1">
-      <w:start w:val="1"/>
-      <w:numFmt w:val="bullet"/>
-      <w:lvlText w:val=""/>
-      <w:lvlJc w:val="left"/>
-      <w:pPr>
-        <w:tabs>
-          <w:tab w:val="num" w:pos="2880"/>
-        </w:tabs>
-        <w:ind w:left="2880" w:hanging="360"/>
-      </w:pPr>
-      <w:rPr>
-        <w:rFonts w:ascii="Wingdings" w:hAnsi="Wingdings" w:hint="default"/>
-        <w:sz w:val="20"/>
-      </w:rPr>
-    </w:lvl>
-    <w:lvl w:ilvl="4" w:tentative="1">
-      <w:start w:val="1"/>
-      <w:numFmt w:val="bullet"/>
-      <w:lvlText w:val=""/>
-      <w:lvlJc w:val="left"/>
-      <w:pPr>
-        <w:tabs>
-          <w:tab w:val="num" w:pos="3600"/>
-        </w:tabs>
-        <w:ind w:left="3600" w:hanging="360"/>
-      </w:pPr>
-      <w:rPr>
-        <w:rFonts w:ascii="Wingdings" w:hAnsi="Wingdings" w:hint="default"/>
-        <w:sz w:val="20"/>
-      </w:rPr>
-    </w:lvl>
-    <w:lvl w:ilvl="5" w:tentative="1">
-      <w:start w:val="1"/>
-      <w:numFmt w:val="bullet"/>
-      <w:lvlText w:val=""/>
-      <w:lvlJc w:val="left"/>
-      <w:pPr>
-        <w:tabs>
-          <w:tab w:val="num" w:pos="4320"/>
-        </w:tabs>
-        <w:ind w:left="4320" w:hanging="360"/>
-      </w:pPr>
-      <w:rPr>
-        <w:rFonts w:ascii="Wingdings" w:hAnsi="Wingdings" w:hint="default"/>
-        <w:sz w:val="20"/>
-      </w:rPr>
-    </w:lvl>
-    <w:lvl w:ilvl="6" w:tentative="1">
-      <w:start w:val="1"/>
-      <w:numFmt w:val="bullet"/>
-      <w:lvlText w:val=""/>
-      <w:lvlJc w:val="left"/>
-      <w:pPr>
-        <w:tabs>
-          <w:tab w:val="num" w:pos="5040"/>
-        </w:tabs>
-        <w:ind w:left="5040" w:hanging="360"/>
-      </w:pPr>
-      <w:rPr>
-        <w:rFonts w:ascii="Wingdings" w:hAnsi="Wingdings" w:hint="default"/>
-        <w:sz w:val="20"/>
-      </w:rPr>
-    </w:lvl>
-    <w:lvl w:ilvl="7" w:tentative="1">
-      <w:start w:val="1"/>
-      <w:numFmt w:val="bullet"/>
-      <w:lvlText w:val=""/>
-      <w:lvlJc w:val="left"/>
-      <w:pPr>
-        <w:tabs>
-          <w:tab w:val="num" w:pos="5760"/>
-        </w:tabs>
-        <w:ind w:left="5760" w:hanging="360"/>
-      </w:pPr>
-      <w:rPr>
-        <w:rFonts w:ascii="Wingdings" w:hAnsi="Wingdings" w:hint="default"/>
-        <w:sz w:val="20"/>
-      </w:rPr>
-    </w:lvl>
-    <w:lvl w:ilvl="8" w:tentative="1">
-      <w:start w:val="1"/>
-      <w:numFmt w:val="bullet"/>
-      <w:lvlText w:val=""/>
-      <w:lvlJc w:val="left"/>
-      <w:pPr>
-        <w:tabs>
-          <w:tab w:val="num" w:pos="6480"/>
-        </w:tabs>
-        <w:ind w:left="6480" w:hanging="360"/>
-      </w:pPr>
-      <w:rPr>
-        <w:rFonts w:ascii="Wingdings" w:hAnsi="Wingdings" w:hint="default"/>
-        <w:sz w:val="20"/>
-      </w:rPr>
-    </w:lvl>
-  </w:abstractNum>
-  <w:abstractNum w:abstractNumId="8" w15:restartNumberingAfterBreak="0">
-    <w:nsid w:val="755641BA"/>
-    <w:multiLevelType w:val="multilevel"/>
-    <w:tmpl w:val="6936A6FE"/>
-    <w:lvl w:ilvl="0">
-      <w:start w:val="1"/>
-      <w:numFmt w:val="bullet"/>
-      <w:lvlText w:val=""/>
-      <w:lvlJc w:val="left"/>
-      <w:pPr>
-        <w:tabs>
-          <w:tab w:val="num" w:pos="720"/>
-        </w:tabs>
-        <w:ind w:left="720" w:hanging="360"/>
-      </w:pPr>
-      <w:rPr>
-        <w:rFonts w:ascii="Symbol" w:hAnsi="Symbol" w:hint="default"/>
-        <w:sz w:val="20"/>
-      </w:rPr>
-    </w:lvl>
-    <w:lvl w:ilvl="1" w:tentative="1">
-      <w:start w:val="1"/>
-      <w:numFmt w:val="bullet"/>
-      <w:lvlText w:val="o"/>
-      <w:lvlJc w:val="left"/>
-      <w:pPr>
-        <w:tabs>
-          <w:tab w:val="num" w:pos="1440"/>
-        </w:tabs>
-        <w:ind w:left="1440" w:hanging="360"/>
-      </w:pPr>
-      <w:rPr>
-        <w:rFonts w:ascii="Courier New" w:hAnsi="Courier New" w:hint="default"/>
-        <w:sz w:val="20"/>
-      </w:rPr>
-    </w:lvl>
-    <w:lvl w:ilvl="2" w:tentative="1">
-      <w:start w:val="1"/>
-      <w:numFmt w:val="bullet"/>
-      <w:lvlText w:val=""/>
-      <w:lvlJc w:val="left"/>
-      <w:pPr>
-        <w:tabs>
-          <w:tab w:val="num" w:pos="2160"/>
-        </w:tabs>
-        <w:ind w:left="2160" w:hanging="360"/>
-      </w:pPr>
-      <w:rPr>
-        <w:rFonts w:ascii="Wingdings" w:hAnsi="Wingdings" w:hint="default"/>
-        <w:sz w:val="20"/>
-      </w:rPr>
-    </w:lvl>
-    <w:lvl w:ilvl="3" w:tentative="1">
-      <w:start w:val="1"/>
-      <w:numFmt w:val="bullet"/>
-      <w:lvlText w:val=""/>
-      <w:lvlJc w:val="left"/>
-      <w:pPr>
-        <w:tabs>
-          <w:tab w:val="num" w:pos="2880"/>
-        </w:tabs>
-        <w:ind w:left="2880" w:hanging="360"/>
-      </w:pPr>
-      <w:rPr>
-        <w:rFonts w:ascii="Wingdings" w:hAnsi="Wingdings" w:hint="default"/>
-        <w:sz w:val="20"/>
-      </w:rPr>
-    </w:lvl>
-    <w:lvl w:ilvl="4" w:tentative="1">
-      <w:start w:val="1"/>
-      <w:numFmt w:val="bullet"/>
-      <w:lvlText w:val=""/>
-      <w:lvlJc w:val="left"/>
-      <w:pPr>
-        <w:tabs>
-          <w:tab w:val="num" w:pos="3600"/>
-        </w:tabs>
-        <w:ind w:left="3600" w:hanging="360"/>
-      </w:pPr>
-      <w:rPr>
-        <w:rFonts w:ascii="Wingdings" w:hAnsi="Wingdings" w:hint="default"/>
-        <w:sz w:val="20"/>
-      </w:rPr>
-    </w:lvl>
-    <w:lvl w:ilvl="5" w:tentative="1">
-      <w:start w:val="1"/>
-      <w:numFmt w:val="bullet"/>
-      <w:lvlText w:val=""/>
-      <w:lvlJc w:val="left"/>
-      <w:pPr>
-        <w:tabs>
-          <w:tab w:val="num" w:pos="4320"/>
-        </w:tabs>
-        <w:ind w:left="4320" w:hanging="360"/>
-      </w:pPr>
-      <w:rPr>
-        <w:rFonts w:ascii="Wingdings" w:hAnsi="Wingdings" w:hint="default"/>
-        <w:sz w:val="20"/>
-      </w:rPr>
-    </w:lvl>
-    <w:lvl w:ilvl="6" w:tentative="1">
-      <w:start w:val="1"/>
-      <w:numFmt w:val="bullet"/>
-      <w:lvlText w:val=""/>
-      <w:lvlJc w:val="left"/>
-      <w:pPr>
-        <w:tabs>
-          <w:tab w:val="num" w:pos="5040"/>
-        </w:tabs>
-        <w:ind w:left="5040" w:hanging="360"/>
-      </w:pPr>
-      <w:rPr>
-        <w:rFonts w:ascii="Wingdings" w:hAnsi="Wingdings" w:hint="default"/>
-        <w:sz w:val="20"/>
-      </w:rPr>
-    </w:lvl>
-    <w:lvl w:ilvl="7" w:tentative="1">
-      <w:start w:val="1"/>
-      <w:numFmt w:val="bullet"/>
-      <w:lvlText w:val=""/>
-      <w:lvlJc w:val="left"/>
-      <w:pPr>
-        <w:tabs>
-          <w:tab w:val="num" w:pos="5760"/>
-        </w:tabs>
-        <w:ind w:left="5760" w:hanging="360"/>
-      </w:pPr>
-      <w:rPr>
-        <w:rFonts w:ascii="Wingdings" w:hAnsi="Wingdings" w:hint="default"/>
-        <w:sz w:val="20"/>
-      </w:rPr>
-    </w:lvl>
-    <w:lvl w:ilvl="8" w:tentative="1">
-      <w:start w:val="1"/>
-      <w:numFmt w:val="bullet"/>
-      <w:lvlText w:val=""/>
-      <w:lvlJc w:val="left"/>
-      <w:pPr>
-        <w:tabs>
-          <w:tab w:val="num" w:pos="6480"/>
-        </w:tabs>
-        <w:ind w:left="6480" w:hanging="360"/>
-      </w:pPr>
-      <w:rPr>
-        <w:rFonts w:ascii="Wingdings" w:hAnsi="Wingdings" w:hint="default"/>
-        <w:sz w:val="20"/>
-      </w:rPr>
-    </w:lvl>
-  </w:abstractNum>
-  <w:abstractNum w:abstractNumId="9" w15:restartNumberingAfterBreak="0">
-    <w:nsid w:val="777F209C"/>
-    <w:multiLevelType w:val="multilevel"/>
-    <w:tmpl w:val="6E60DFC2"/>
-    <w:lvl w:ilvl="0">
-      <w:start w:val="1"/>
-      <w:numFmt w:val="bullet"/>
-      <w:lvlText w:val=""/>
-      <w:lvlJc w:val="left"/>
-      <w:pPr>
-        <w:tabs>
-          <w:tab w:val="num" w:pos="720"/>
-        </w:tabs>
-        <w:ind w:left="720" w:hanging="360"/>
-      </w:pPr>
-      <w:rPr>
-        <w:rFonts w:ascii="Symbol" w:hAnsi="Symbol" w:hint="default"/>
-        <w:sz w:val="20"/>
-      </w:rPr>
-    </w:lvl>
-    <w:lvl w:ilvl="1" w:tentative="1">
-      <w:start w:val="1"/>
-      <w:numFmt w:val="bullet"/>
-      <w:lvlText w:val="o"/>
-      <w:lvlJc w:val="left"/>
-      <w:pPr>
-        <w:tabs>
-          <w:tab w:val="num" w:pos="1440"/>
-        </w:tabs>
-        <w:ind w:left="1440" w:hanging="360"/>
-      </w:pPr>
-      <w:rPr>
-        <w:rFonts w:ascii="Courier New" w:hAnsi="Courier New" w:hint="default"/>
-        <w:sz w:val="20"/>
-      </w:rPr>
-    </w:lvl>
-    <w:lvl w:ilvl="2" w:tentative="1">
-      <w:start w:val="1"/>
-      <w:numFmt w:val="bullet"/>
-      <w:lvlText w:val=""/>
-      <w:lvlJc w:val="left"/>
-      <w:pPr>
-        <w:tabs>
-          <w:tab w:val="num" w:pos="2160"/>
-        </w:tabs>
-        <w:ind w:left="2160" w:hanging="360"/>
-      </w:pPr>
-      <w:rPr>
-        <w:rFonts w:ascii="Wingdings" w:hAnsi="Wingdings" w:hint="default"/>
-        <w:sz w:val="20"/>
-      </w:rPr>
-    </w:lvl>
-    <w:lvl w:ilvl="3" w:tentative="1">
-      <w:start w:val="1"/>
-      <w:numFmt w:val="bullet"/>
-      <w:lvlText w:val=""/>
-      <w:lvlJc w:val="left"/>
-      <w:pPr>
-        <w:tabs>
-          <w:tab w:val="num" w:pos="2880"/>
-        </w:tabs>
-        <w:ind w:left="2880" w:hanging="360"/>
-      </w:pPr>
-      <w:rPr>
-        <w:rFonts w:ascii="Wingdings" w:hAnsi="Wingdings" w:hint="default"/>
-        <w:sz w:val="20"/>
-      </w:rPr>
-    </w:lvl>
-    <w:lvl w:ilvl="4" w:tentative="1">
-      <w:start w:val="1"/>
-      <w:numFmt w:val="bullet"/>
-      <w:lvlText w:val=""/>
-      <w:lvlJc w:val="left"/>
-      <w:pPr>
-        <w:tabs>
-          <w:tab w:val="num" w:pos="3600"/>
-        </w:tabs>
-        <w:ind w:left="3600" w:hanging="360"/>
-      </w:pPr>
-      <w:rPr>
-        <w:rFonts w:ascii="Wingdings" w:hAnsi="Wingdings" w:hint="default"/>
-        <w:sz w:val="20"/>
-      </w:rPr>
-    </w:lvl>
-    <w:lvl w:ilvl="5" w:tentative="1">
-      <w:start w:val="1"/>
-      <w:numFmt w:val="bullet"/>
-      <w:lvlText w:val=""/>
-      <w:lvlJc w:val="left"/>
-      <w:pPr>
-        <w:tabs>
-          <w:tab w:val="num" w:pos="4320"/>
-        </w:tabs>
-        <w:ind w:left="4320" w:hanging="360"/>
-      </w:pPr>
-      <w:rPr>
-        <w:rFonts w:ascii="Wingdings" w:hAnsi="Wingdings" w:hint="default"/>
-        <w:sz w:val="20"/>
-      </w:rPr>
-    </w:lvl>
-    <w:lvl w:ilvl="6" w:tentative="1">
-      <w:start w:val="1"/>
-      <w:numFmt w:val="bullet"/>
-      <w:lvlText w:val=""/>
-      <w:lvlJc w:val="left"/>
-      <w:pPr>
-        <w:tabs>
-          <w:tab w:val="num" w:pos="5040"/>
-        </w:tabs>
-        <w:ind w:left="5040" w:hanging="360"/>
-      </w:pPr>
-      <w:rPr>
-        <w:rFonts w:ascii="Wingdings" w:hAnsi="Wingdings" w:hint="default"/>
-        <w:sz w:val="20"/>
-      </w:rPr>
-    </w:lvl>
-    <w:lvl w:ilvl="7" w:tentative="1">
-      <w:start w:val="1"/>
-      <w:numFmt w:val="bullet"/>
-      <w:lvlText w:val=""/>
-      <w:lvlJc w:val="left"/>
-      <w:pPr>
-        <w:tabs>
-          <w:tab w:val="num" w:pos="5760"/>
-        </w:tabs>
-        <w:ind w:left="5760" w:hanging="360"/>
-      </w:pPr>
-      <w:rPr>
-        <w:rFonts w:ascii="Wingdings" w:hAnsi="Wingdings" w:hint="default"/>
-        <w:sz w:val="20"/>
-      </w:rPr>
-    </w:lvl>
-    <w:lvl w:ilvl="8" w:tentative="1">
-      <w:start w:val="1"/>
-      <w:numFmt w:val="bullet"/>
-      <w:lvlText w:val=""/>
-      <w:lvlJc w:val="left"/>
-      <w:pPr>
-        <w:tabs>
-          <w:tab w:val="num" w:pos="6480"/>
-        </w:tabs>
-        <w:ind w:left="6480" w:hanging="360"/>
-      </w:pPr>
-      <w:rPr>
-        <w:rFonts w:ascii="Wingdings" w:hAnsi="Wingdings" w:hint="default"/>
-        <w:sz w:val="20"/>
-      </w:rPr>
-    </w:lvl>
-  </w:abstractNum>
-  <w:num w:numId="1" w16cid:durableId="756639190">
+  <w:num w:numId="1" w16cid:durableId="871655206">
+    <w:abstractNumId w:val="1"/>
+  </w:num>
+  <w:num w:numId="2" w16cid:durableId="133304713">
+    <w:abstractNumId w:val="0"/>
+  </w:num>
+  <w:num w:numId="3" w16cid:durableId="1051155313">
+    <w:abstractNumId w:val="8"/>
+  </w:num>
+  <w:num w:numId="4" w16cid:durableId="856190589">
+    <w:abstractNumId w:val="7"/>
+  </w:num>
+  <w:num w:numId="5" w16cid:durableId="418059036">
+    <w:abstractNumId w:val="2"/>
+  </w:num>
+  <w:num w:numId="6" w16cid:durableId="121045248">
+    <w:abstractNumId w:val="6"/>
+  </w:num>
+  <w:num w:numId="7" w16cid:durableId="1386952190">
     <w:abstractNumId w:val="3"/>
   </w:num>
-  <w:num w:numId="2" w16cid:durableId="1686443074">
-    <w:abstractNumId w:val="7"/>
-  </w:num>
-  <w:num w:numId="3" w16cid:durableId="600770646">
-    <w:abstractNumId w:val="5"/>
-  </w:num>
-  <w:num w:numId="4" w16cid:durableId="1485047719">
-    <w:abstractNumId w:val="9"/>
-  </w:num>
-  <w:num w:numId="5" w16cid:durableId="820775552">
-    <w:abstractNumId w:val="6"/>
-  </w:num>
-  <w:num w:numId="6" w16cid:durableId="1921403686">
-    <w:abstractNumId w:val="8"/>
-  </w:num>
-  <w:num w:numId="7" w16cid:durableId="701318515">
+  <w:num w:numId="8" w16cid:durableId="1446538438">
     <w:abstractNumId w:val="4"/>
   </w:num>
-  <w:num w:numId="8" w16cid:durableId="1669939010">
-    <w:abstractNumId w:val="2"/>
-  </w:num>
-  <w:num w:numId="9" w16cid:durableId="1314407988">
-    <w:abstractNumId w:val="1"/>
-  </w:num>
-  <w:num w:numId="10" w16cid:durableId="541093473">
-    <w:abstractNumId w:val="0"/>
+  <w:num w:numId="9" w16cid:durableId="1808625445">
+    <w:abstractNumId w:val="5"/>
   </w:num>
 </w:numbering>
 </file>

--- a/docs/Developer Guide.docx
+++ b/docs/Developer Guide.docx
@@ -72,7 +72,7 @@
       <w:pPr>
         <w:pStyle w:val="NormalWeb"/>
         <w:shd w:val="clear" w:color="auto" w:fill="EEF2F8"/>
-        <w:divId w:val="572545262"/>
+        <w:divId w:val="1349404035"/>
         <w:rPr>
           <w:rFonts w:ascii="Calibri" w:hAnsi="Calibri" w:cs="Calibri"/>
           <w:color w:val="404040"/>
@@ -2368,7 +2368,7 @@
           <w:sz w:val="22"/>
           <w:szCs w:val="22"/>
         </w:rPr>
-        <w:t xml:space="preserve">Every build puts the finished programs in one easy folder at the top of the project. The one to open is </w:t>
+        <w:t xml:space="preserve">Every build puts the finished program in one easy folder at the top of the project: </w:t>
       </w:r>
       <w:r>
         <w:rPr>
@@ -2386,7 +2386,26 @@
           <w:sz w:val="22"/>
           <w:szCs w:val="22"/>
         </w:rPr>
-        <w:t xml:space="preserve">: it signs everyone in and opens the office app or the Website Admin app </w:t>
+        <w:t xml:space="preserve">, the </w:t>
+      </w:r>
+      <w:r>
+        <w:rPr>
+          <w:rStyle w:val="Strong"/>
+          <w:rFonts w:ascii="Calibri" w:hAnsi="Calibri" w:cs="Calibri"/>
+          <w:color w:val="1A1A1A"/>
+          <w:sz w:val="22"/>
+          <w:szCs w:val="22"/>
+        </w:rPr>
+        <w:t>only</w:t>
+      </w:r>
+      <w:r>
+        <w:rPr>
+          <w:rFonts w:ascii="Calibri" w:hAnsi="Calibri" w:cs="Calibri"/>
+          <w:color w:val="1A1A1A"/>
+          <w:sz w:val="22"/>
+          <w:szCs w:val="22"/>
+        </w:rPr>
+        <w:t xml:space="preserve"> program. It signs everyone in and opens the office screens or the </w:t>
       </w:r>
       <w:r>
         <w:rPr>
@@ -2396,32 +2415,7 @@
           <w:szCs w:val="22"/>
         </w:rPr>
         <w:lastRenderedPageBreak/>
-        <w:t>(chapter 10). Make a desktop shortcut to it. (</w:t>
-      </w:r>
-      <w:r>
-        <w:rPr>
-          <w:rStyle w:val="HTMLCode"/>
-          <w:color w:val="1A1A1A"/>
-        </w:rPr>
-        <w:t>Apps\Office App\Company.OfficeApp.exe</w:t>
-      </w:r>
-      <w:r>
-        <w:rPr>
-          <w:rFonts w:ascii="Calibri" w:hAnsi="Calibri" w:cs="Calibri"/>
-          <w:color w:val="1A1A1A"/>
-          <w:sz w:val="22"/>
-          <w:szCs w:val="22"/>
-        </w:rPr>
-        <w:t xml:space="preserve"> </w:t>
-      </w:r>
-      <w:r>
-        <w:rPr>
-          <w:rFonts w:ascii="Calibri" w:hAnsi="Calibri" w:cs="Calibri"/>
-          <w:color w:val="1A1A1A"/>
-          <w:sz w:val="22"/>
-          <w:szCs w:val="22"/>
-        </w:rPr>
-        <w:t>still runs the office app alone.) The folder is rebuilt every time and isn't saved in Git.</w:t>
+        <w:t>Website Admin screens (chapter 10). Make a desktop shortcut to it. The folder is rebuilt every time and isn't saved in Git.</w:t>
       </w:r>
     </w:p>
     <w:p>
@@ -2611,6 +2605,22 @@
           <w:sz w:val="22"/>
           <w:szCs w:val="22"/>
         </w:rPr>
+        <w:t xml:space="preserve"> runs the ones not run yet, each as all-or-nothing. A table called </w:t>
+      </w:r>
+      <w:r>
+        <w:rPr>
+          <w:rStyle w:val="HTMLCode"/>
+          <w:color w:val="1A1A1A"/>
+        </w:rPr>
+        <w:t>schema_versions</w:t>
+      </w:r>
+      <w:r>
+        <w:rPr>
+          <w:rFonts w:ascii="Calibri" w:hAnsi="Calibri" w:cs="Calibri"/>
+          <w:color w:val="1A1A1A"/>
+          <w:sz w:val="22"/>
+          <w:szCs w:val="22"/>
+        </w:rPr>
         <w:t xml:space="preserve"> </w:t>
       </w:r>
       <w:r>
@@ -2620,23 +2630,7 @@
           <w:sz w:val="22"/>
           <w:szCs w:val="22"/>
         </w:rPr>
-        <w:t xml:space="preserve">runs the ones not run yet, each as all-or-nothing. A table called </w:t>
-      </w:r>
-      <w:r>
-        <w:rPr>
-          <w:rStyle w:val="HTMLCode"/>
-          <w:color w:val="1A1A1A"/>
-        </w:rPr>
-        <w:t>schema_versions</w:t>
-      </w:r>
-      <w:r>
-        <w:rPr>
-          <w:rFonts w:ascii="Calibri" w:hAnsi="Calibri" w:cs="Calibri"/>
-          <w:color w:val="1A1A1A"/>
-          <w:sz w:val="22"/>
-          <w:szCs w:val="22"/>
-        </w:rPr>
-        <w:t xml:space="preserve"> remembers which have run. Any PC, and later the server, gets exactly the same database.</w:t>
+        <w:t>remembers which have run. Any PC, and later the server, gets exactly the same database.</w:t>
       </w:r>
     </w:p>
     <w:p>
@@ -4134,16 +4128,7 @@
           <w:sz w:val="22"/>
           <w:szCs w:val="22"/>
         </w:rPr>
-        <w:t xml:space="preserve"> if it can'</w:t>
-      </w:r>
-      <w:r>
-        <w:rPr>
-          <w:rFonts w:ascii="Calibri" w:hAnsi="Calibri" w:cs="Calibri"/>
-          <w:color w:val="1A1A1A"/>
-          <w:sz w:val="22"/>
-          <w:szCs w:val="22"/>
-        </w:rPr>
-        <w:t xml:space="preserve">t connect), then </w:t>
+        <w:t xml:space="preserve"> if it can't connect), then </w:t>
       </w:r>
       <w:r>
         <w:rPr>
@@ -4904,7 +4889,16 @@
           <w:sz w:val="22"/>
           <w:szCs w:val="22"/>
         </w:rPr>
-        <w:t>Pages only show data and call services. A service re-checks who is signed in before doing anything, so a rule can't be skipped by reaching the code another way.</w:t>
+        <w:t>Pages only show data and call services. A service re-checks who is signed in before doing anything, so a rule can'</w:t>
+      </w:r>
+      <w:r>
+        <w:rPr>
+          <w:rFonts w:ascii="Calibri" w:hAnsi="Calibri" w:cs="Calibri"/>
+          <w:color w:val="1A1A1A"/>
+          <w:sz w:val="22"/>
+          <w:szCs w:val="22"/>
+        </w:rPr>
+        <w:t>t be skipped by reaching the code another way.</w:t>
       </w:r>
     </w:p>
     <w:p>
@@ -6219,7 +6213,16 @@
                 <w:sz w:val="22"/>
                 <w:szCs w:val="22"/>
               </w:rPr>
-              <w:t xml:space="preserve"> place project revenue and expenses are added up. Projects, the project report and the Dashboard all use it, so they always agree.</w:t>
+              <w:t xml:space="preserve"> </w:t>
+            </w:r>
+            <w:r>
+              <w:rPr>
+                <w:rFonts w:ascii="Calibri" w:eastAsia="Times New Roman" w:hAnsi="Calibri" w:cs="Calibri"/>
+                <w:color w:val="1A1A1A"/>
+                <w:sz w:val="22"/>
+                <w:szCs w:val="22"/>
+              </w:rPr>
+              <w:t>place project revenue and expenses are added up. Projects, the project report and the Dashboard all use it, so they always agree.</w:t>
             </w:r>
           </w:p>
         </w:tc>
@@ -6562,7 +6565,16 @@
                 <w:sz w:val="22"/>
                 <w:szCs w:val="22"/>
               </w:rPr>
-              <w:t xml:space="preserve"> waits for the user to stop typing before searching; </w:t>
+              <w:t xml:space="preserve"> </w:t>
+            </w:r>
+            <w:r>
+              <w:rPr>
+                <w:rFonts w:ascii="Calibri" w:eastAsia="Times New Roman" w:hAnsi="Calibri" w:cs="Calibri"/>
+                <w:color w:val="1A1A1A"/>
+                <w:sz w:val="22"/>
+                <w:szCs w:val="22"/>
+              </w:rPr>
+              <w:t xml:space="preserve">waits for the user to stop typing before searching; </w:t>
             </w:r>
             <w:r>
               <w:rPr>
@@ -6865,16 +6877,7 @@
           <w:sz w:val="22"/>
           <w:szCs w:val="22"/>
         </w:rPr>
-        <w:t xml:space="preserve"> ignores the reload), then re-select only the record you mean. Otherwise the form silently edits the first row, and typing a "new" </w:t>
-      </w:r>
-      <w:r>
-        <w:rPr>
-          <w:rFonts w:ascii="Calibri" w:eastAsia="Times New Roman" w:hAnsi="Calibri" w:cs="Calibri"/>
-          <w:color w:val="1A1A1A"/>
-          <w:sz w:val="22"/>
-          <w:szCs w:val="22"/>
-        </w:rPr>
-        <w:t>record overwrites it (bug found on Employees, 2026-10-30).</w:t>
+        <w:t xml:space="preserve"> ignores the reload), then re-select only the record you mean. Otherwise the form silently edits the first row, and typing a "new" record overwrites it (bug found on Employees, 2026-10-30).</w:t>
       </w:r>
     </w:p>
     <w:p>
@@ -6908,7 +6911,16 @@
           <w:sz w:val="22"/>
           <w:szCs w:val="22"/>
         </w:rPr>
-        <w:t xml:space="preserve"> Every list page calls </w:t>
+        <w:t xml:space="preserve"> </w:t>
+      </w:r>
+      <w:r>
+        <w:rPr>
+          <w:rFonts w:ascii="Calibri" w:eastAsia="Times New Roman" w:hAnsi="Calibri" w:cs="Calibri"/>
+          <w:color w:val="1A1A1A"/>
+          <w:sz w:val="22"/>
+          <w:szCs w:val="22"/>
+        </w:rPr>
+        <w:t xml:space="preserve">Every list page calls </w:t>
       </w:r>
       <w:r>
         <w:rPr>
@@ -7040,7 +7052,16 @@
           <w:sz w:val="22"/>
           <w:szCs w:val="22"/>
         </w:rPr>
-        <w:t xml:space="preserve"> shows it until the page raises </w:t>
+        <w:t xml:space="preserve"> </w:t>
+      </w:r>
+      <w:r>
+        <w:rPr>
+          <w:rFonts w:ascii="Calibri" w:eastAsia="Times New Roman" w:hAnsi="Calibri" w:cs="Calibri"/>
+          <w:color w:val="1A1A1A"/>
+          <w:sz w:val="22"/>
+          <w:szCs w:val="22"/>
+        </w:rPr>
+        <w:t xml:space="preserve">shows it until the page raises </w:t>
       </w:r>
       <w:r>
         <w:rPr>
@@ -7532,16 +7553,7 @@
           <w:sz w:val="22"/>
           <w:szCs w:val="22"/>
         </w:rPr>
-        <w:t xml:space="preserve"> </w:t>
-      </w:r>
-      <w:r>
-        <w:rPr>
-          <w:rFonts w:ascii="Calibri" w:hAnsi="Calibri" w:cs="Calibri"/>
-          <w:color w:val="1A1A1A"/>
-          <w:sz w:val="22"/>
-          <w:szCs w:val="22"/>
-        </w:rPr>
-        <w:t xml:space="preserve">Usernames ignore capital letters. 5 wrong passwords lock the account until an Admin unlocks it. Every sign-in, sign-out, failure, lock and password change goes to </w:t>
+        <w:t xml:space="preserve"> Usernames ignore capital letters. 5 wrong passwords lock the account until an Admin unlocks it. Every sign-in, sign-out, failure, lock and password change goes to </w:t>
       </w:r>
       <w:r>
         <w:rPr>
@@ -7557,7 +7569,16 @@
           <w:sz w:val="22"/>
           <w:szCs w:val="22"/>
         </w:rPr>
-        <w:t xml:space="preserve"> with the PC name. After 5 minutes without activity a "Still there?" popup appears, and the app signs out by itself after 60 more seconds. In Debug builds, the </w:t>
+        <w:t xml:space="preserve"> with the PC name. After 5 minutes without activity a "</w:t>
+      </w:r>
+      <w:r>
+        <w:rPr>
+          <w:rFonts w:ascii="Calibri" w:hAnsi="Calibri" w:cs="Calibri"/>
+          <w:color w:val="1A1A1A"/>
+          <w:sz w:val="22"/>
+          <w:szCs w:val="22"/>
+        </w:rPr>
+        <w:t xml:space="preserve">Still there?" popup appears, and the app signs out by itself after 60 more seconds. In Debug builds, the </w:t>
       </w:r>
       <w:r>
         <w:rPr>
@@ -7603,16 +7624,7 @@
           <w:sz w:val="22"/>
           <w:szCs w:val="22"/>
         </w:rPr>
-        <w:t xml:space="preserve"> </w:t>
-      </w:r>
-      <w:r>
-        <w:rPr>
-          <w:rFonts w:ascii="Calibri" w:hAnsi="Calibri" w:cs="Calibri"/>
-          <w:color w:val="1A1A1A"/>
-          <w:sz w:val="22"/>
-          <w:szCs w:val="22"/>
-        </w:rPr>
-        <w:t xml:space="preserve">Only Admins create accounts and set passwords. Rules: 8+ characters with a letter and a number. </w:t>
+        <w:t xml:space="preserve"> Only Admins create accounts and set passwords. Rules: 8+ characters with a letter and a number. </w:t>
       </w:r>
       <w:r>
         <w:rPr>
@@ -7680,16 +7692,16 @@
           <w:sz w:val="22"/>
           <w:szCs w:val="22"/>
         </w:rPr>
-        <w:t xml:space="preserve"> (Admin only). Every login belongs to one Active office employee and takes its name and department from them. Administration staff only get Admin logins. You can'</w:t>
-      </w:r>
-      <w:r>
-        <w:rPr>
-          <w:rFonts w:ascii="Calibri" w:hAnsi="Calibri" w:cs="Calibri"/>
-          <w:color w:val="1A1A1A"/>
-          <w:sz w:val="22"/>
-          <w:szCs w:val="22"/>
-        </w:rPr>
-        <w:t>t disable yourself or remove your own Admin level, and the last active Admin is protected.</w:t>
+        <w:t xml:space="preserve"> </w:t>
+      </w:r>
+      <w:r>
+        <w:rPr>
+          <w:rFonts w:ascii="Calibri" w:hAnsi="Calibri" w:cs="Calibri"/>
+          <w:color w:val="1A1A1A"/>
+          <w:sz w:val="22"/>
+          <w:szCs w:val="22"/>
+        </w:rPr>
+        <w:t>(Admin only). Every login belongs to one Active office employee and takes its name and department from them. Administration staff only get Admin logins. You can't disable yourself or remove your own Admin level, and the last active Admin is protected.</w:t>
       </w:r>
     </w:p>
     <w:p>
@@ -7916,7 +7928,16 @@
           <w:sz w:val="22"/>
           <w:szCs w:val="22"/>
         </w:rPr>
-        <w:t xml:space="preserve">, and overhead counts by its own date. Supervisors only see their own department's expenses; revenue and net are hidden from them. The chart is ScottPlot (NuGet </w:t>
+        <w:t>, and overhead counts by its own date. Supervisors only see their own department'</w:t>
+      </w:r>
+      <w:r>
+        <w:rPr>
+          <w:rFonts w:ascii="Calibri" w:hAnsi="Calibri" w:cs="Calibri"/>
+          <w:color w:val="1A1A1A"/>
+          <w:sz w:val="22"/>
+          <w:szCs w:val="22"/>
+        </w:rPr>
+        <w:t xml:space="preserve">s expenses; revenue and net are hidden from them. The chart is ScottPlot (NuGet </w:t>
       </w:r>
       <w:r>
         <w:rPr>
@@ -7962,13 +7983,7 @@
         <w:rPr>
           <w:rFonts w:ascii="Calibri" w:eastAsia="Times New Roman" w:hAnsi="Calibri" w:cs="Calibri"/>
         </w:rPr>
-        <w:t xml:space="preserve">Chapter 6: HR </w:t>
-      </w:r>
-      <w:r>
-        <w:rPr>
-          <w:rFonts w:ascii="Calibri" w:eastAsia="Times New Roman" w:hAnsi="Calibri" w:cs="Calibri"/>
-        </w:rPr>
-        <w:t>&amp; Payroll (Part 2)</w:t>
+        <w:t>Chapter 6: HR &amp; Payroll (Part 2)</w:t>
       </w:r>
     </w:p>
     <w:p>
@@ -8044,16 +8059,7 @@
           <w:sz w:val="22"/>
           <w:szCs w:val="22"/>
         </w:rPr>
-        <w:t xml:space="preserve"> Attendance (waiting for the fingerprint scanner'</w:t>
-      </w:r>
-      <w:r>
-        <w:rPr>
-          <w:rFonts w:ascii="Calibri" w:hAnsi="Calibri" w:cs="Calibri"/>
-          <w:color w:val="1A1A1A"/>
-          <w:sz w:val="22"/>
-          <w:szCs w:val="22"/>
-        </w:rPr>
-        <w:t>s sample export file), Payroll, Cash Advances, Payslips.</w:t>
+        <w:t xml:space="preserve"> Attendance (waiting for the fingerprint scanner's sample export file), Payroll, Cash Advances, Payslips.</w:t>
       </w:r>
     </w:p>
     <w:p>
@@ -8135,7 +8141,16 @@
           <w:sz w:val="22"/>
           <w:szCs w:val="22"/>
         </w:rPr>
-        <w:t xml:space="preserve"> the Employee records, the Supervisor approves. Then the stock drops and the cost goes to the project.</w:t>
+        <w:t xml:space="preserve"> </w:t>
+      </w:r>
+      <w:r>
+        <w:rPr>
+          <w:rFonts w:ascii="Calibri" w:eastAsia="Times New Roman" w:hAnsi="Calibri" w:cs="Calibri"/>
+          <w:color w:val="1A1A1A"/>
+          <w:sz w:val="22"/>
+          <w:szCs w:val="22"/>
+        </w:rPr>
+        <w:t>the Employee records, the Supervisor approves. Then the stock drops and the cost goes to the project.</w:t>
       </w:r>
     </w:p>
     <w:p>
@@ -8203,16 +8218,7 @@
           <w:sz w:val="22"/>
           <w:szCs w:val="22"/>
         </w:rPr>
-        <w:t xml:space="preserve"> no approval needed. Each needs a scan, or "physical copy only" </w:t>
-      </w:r>
-      <w:r>
-        <w:rPr>
-          <w:rFonts w:ascii="Calibri" w:eastAsia="Times New Roman" w:hAnsi="Calibri" w:cs="Calibri"/>
-          <w:color w:val="1A1A1A"/>
-          <w:sz w:val="22"/>
-          <w:szCs w:val="22"/>
-        </w:rPr>
-        <w:t>with where the paper is filed. Receipts shows them as "Stock purchase" without copying them, so they are never counted twice.</w:t>
+        <w:t xml:space="preserve"> no approval needed. Each needs a scan, or "physical copy only" with where the paper is filed. Receipts shows them as "Stock purchase" without copying them, so they are never counted twice.</w:t>
       </w:r>
     </w:p>
     <w:p>
@@ -8371,16 +8377,7 @@
           <w:sz w:val="22"/>
           <w:szCs w:val="22"/>
         </w:rPr>
-        <w:t xml:space="preserve"> </w:t>
-      </w:r>
-      <w:r>
-        <w:rPr>
-          <w:rFonts w:ascii="Calibri" w:eastAsia="Times New Roman" w:hAnsi="Calibri" w:cs="Calibri"/>
-          <w:color w:val="1A1A1A"/>
-          <w:sz w:val="22"/>
-          <w:szCs w:val="22"/>
-        </w:rPr>
-        <w:t>the Employee marks a stage reached and prepares the voucher (SV-0001...), the Supervisor approves, then the payout is recorded. Once billing starts, the amount and stages are locked.</w:t>
+        <w:t xml:space="preserve"> the Employee marks a stage reached and prepares the voucher (SV-0001...), the Supervisor approves, then the payout is recorded. Once billing starts, the amount and stages are locked.</w:t>
       </w:r>
     </w:p>
     <w:p>
@@ -8414,7 +8411,16 @@
           <w:sz w:val="22"/>
           <w:szCs w:val="22"/>
         </w:rPr>
-        <w:t xml:space="preserve"> is released only when the job is 100% done and every stage is paid.</w:t>
+        <w:t xml:space="preserve"> </w:t>
+      </w:r>
+      <w:r>
+        <w:rPr>
+          <w:rFonts w:ascii="Calibri" w:eastAsia="Times New Roman" w:hAnsi="Calibri" w:cs="Calibri"/>
+          <w:color w:val="1A1A1A"/>
+          <w:sz w:val="22"/>
+          <w:szCs w:val="22"/>
+        </w:rPr>
+        <w:t>is released only when the job is 100% done and every stage is paid.</w:t>
       </w:r>
     </w:p>
     <w:p>
@@ -9265,7 +9271,16 @@
           <w:sz w:val="22"/>
           <w:szCs w:val="22"/>
         </w:rPr>
-        <w:t xml:space="preserve"> with the Website Admin screens. It references the office app, so it uses the same sign-in, session, database settings and screen helpers.</w:t>
+        <w:t xml:space="preserve"> </w:t>
+      </w:r>
+      <w:r>
+        <w:rPr>
+          <w:rFonts w:ascii="Calibri" w:hAnsi="Calibri" w:cs="Calibri"/>
+          <w:color w:val="1A1A1A"/>
+          <w:sz w:val="22"/>
+          <w:szCs w:val="22"/>
+        </w:rPr>
+        <w:t>with the Website Admin screens. It references the office app, so it uses the same sign-in, session, database settings and screen helpers.</w:t>
       </w:r>
     </w:p>
     <w:p>
@@ -9308,28 +9323,47 @@
       </w:pPr>
       <w:r>
         <w:rPr>
-          <w:rFonts w:ascii="Calibri" w:hAnsi="Calibri" w:cs="Calibri"/>
-          <w:color w:val="1A1A1A"/>
-          <w:sz w:val="22"/>
-          <w:szCs w:val="22"/>
-        </w:rPr>
-        <w:t>The office app on its own (</w:t>
-      </w:r>
-      <w:r>
-        <w:rPr>
           <w:rStyle w:val="HTMLCode"/>
           <w:color w:val="1A1A1A"/>
         </w:rPr>
-        <w:t>Apps\Office App\Company.OfficeApp.exe</w:t>
-      </w:r>
-      <w:r>
-        <w:rPr>
-          <w:rFonts w:ascii="Calibri" w:hAnsi="Calibri" w:cs="Calibri"/>
-          <w:color w:val="1A1A1A"/>
-          <w:sz w:val="22"/>
-          <w:szCs w:val="22"/>
-        </w:rPr>
-        <w:t>) refuses a Website Admin login and points to Tri-Stone.</w:t>
+        <w:t>src/Company.OfficeApp</w:t>
+      </w:r>
+      <w:r>
+        <w:rPr>
+          <w:rFonts w:ascii="Calibri" w:hAnsi="Calibri" w:cs="Calibri"/>
+          <w:color w:val="1A1A1A"/>
+          <w:sz w:val="22"/>
+          <w:szCs w:val="22"/>
+        </w:rPr>
+        <w:t xml:space="preserve"> </w:t>
+      </w:r>
+      <w:r>
+        <w:rPr>
+          <w:rFonts w:ascii="Calibri" w:hAnsi="Calibri" w:cs="Calibri"/>
+          <w:color w:val="1A1A1A"/>
+          <w:sz w:val="22"/>
+          <w:szCs w:val="22"/>
+        </w:rPr>
+        <w:t xml:space="preserve">is a library too (no Program.cs): Tri-Stone is the only program, so nobody can open one app alone and get the wrong Sign In (owner request, 30 Oct 2026). In Visual Studio, </w:t>
+      </w:r>
+      <w:r>
+        <w:rPr>
+          <w:rStyle w:val="Strong"/>
+          <w:rFonts w:ascii="Calibri" w:hAnsi="Calibri" w:cs="Calibri"/>
+          <w:color w:val="1A1A1A"/>
+          <w:sz w:val="22"/>
+          <w:szCs w:val="22"/>
+        </w:rPr>
+        <w:t>Company.Launcher</w:t>
+      </w:r>
+      <w:r>
+        <w:rPr>
+          <w:rFonts w:ascii="Calibri" w:hAnsi="Calibri" w:cs="Calibri"/>
+          <w:color w:val="1A1A1A"/>
+          <w:sz w:val="22"/>
+          <w:szCs w:val="22"/>
+        </w:rPr>
+        <w:t xml:space="preserve"> must be the startup project.</w:t>
       </w:r>
     </w:p>
     <w:p>
@@ -11336,9 +11370,9 @@
 <file path=word/numbering.xml><?xml version="1.0" encoding="utf-8"?>
 <w:numbering xmlns:wpc="http://schemas.microsoft.com/office/word/2010/wordprocessingCanvas" xmlns:cx="http://schemas.microsoft.com/office/drawing/2014/chartex" xmlns:cx1="http://schemas.microsoft.com/office/drawing/2015/9/8/chartex" xmlns:cx2="http://schemas.microsoft.com/office/drawing/2015/10/21/chartex" xmlns:cx3="http://schemas.microsoft.com/office/drawing/2016/5/9/chartex" xmlns:cx4="http://schemas.microsoft.com/office/drawing/2016/5/10/chartex" xmlns:cx5="http://schemas.microsoft.com/office/drawing/2016/5/11/chartex" xmlns:cx6="http://schemas.microsoft.com/office/drawing/2016/5/12/chartex" xmlns:cx7="http://schemas.microsoft.com/office/drawing/2016/5/13/chartex" xmlns:cx8="http://schemas.microsoft.com/office/drawing/2016/5/14/chartex" xmlns:mc="http://schemas.openxmlformats.org/markup-compatibility/2006" xmlns:aink="http://schemas.microsoft.com/office/drawing/2016/ink" xmlns:am3d="http://schemas.microsoft.com/office/drawing/2017/model3d" xmlns:o="urn:schemas-microsoft-com:office:office" xmlns:oel="http://schemas.microsoft.com/office/2019/extlst" xmlns:r="http://schemas.openxmlformats.org/officeDocument/2006/relationships" xmlns:m="http://schemas.openxmlformats.org/officeDocument/2006/math" xmlns:v="urn:schemas-microsoft-com:vml" xmlns:wp14="http://schemas.microsoft.com/office/word/2010/wordprocessingDrawing" xmlns:wp="http://schemas.openxmlformats.org/drawingml/2006/wordprocessingDrawing" xmlns:w10="urn:schemas-microsoft-com:office:word" xmlns:w="http://schemas.openxmlformats.org/wordprocessingml/2006/main" xmlns:w14="http://schemas.microsoft.com/office/word/2010/wordml" xmlns:w15="http://schemas.microsoft.com/office/word/2012/wordml" xmlns:w16cex="http://schemas.microsoft.com/office/word/2018/wordml/cex" xmlns:w16cid="http://schemas.microsoft.com/office/word/2016/wordml/cid" xmlns:w16="http://schemas.microsoft.com/office/word/2018/wordml" xmlns:w16du="http://schemas.microsoft.com/office/word/2023/wordml/word16du" xmlns:w16sdtdh="http://schemas.microsoft.com/office/word/2020/wordml/sdtdatahash" xmlns:w16sdtfl="http://schemas.microsoft.com/office/word/2024/wordml/sdtformatlock" xmlns:w16se="http://schemas.microsoft.com/office/word/2015/wordml/symex" xmlns:wpg="http://schemas.microsoft.com/office/word/2010/wordprocessingGroup" xmlns:wpi="http://schemas.microsoft.com/office/word/2010/wordprocessingInk" xmlns:wne="http://schemas.microsoft.com/office/word/2006/wordml" xmlns:wps="http://schemas.microsoft.com/office/word/2010/wordprocessingShape" mc:Ignorable="w14 w15 w16se w16cid w16 w16cex w16sdtdh w16sdtfl w16du wp14">
   <w:abstractNum w:abstractNumId="0" w15:restartNumberingAfterBreak="0">
-    <w:nsid w:val="003C2385"/>
+    <w:nsid w:val="001E2F1B"/>
     <w:multiLevelType w:val="multilevel"/>
-    <w:tmpl w:val="DC008CC6"/>
+    <w:tmpl w:val="BED48230"/>
     <w:lvl w:ilvl="0">
       <w:start w:val="1"/>
       <w:numFmt w:val="bullet"/>
@@ -11485,122 +11519,9 @@
     </w:lvl>
   </w:abstractNum>
   <w:abstractNum w:abstractNumId="1" w15:restartNumberingAfterBreak="0">
-    <w:nsid w:val="00DC15A2"/>
+    <w:nsid w:val="04433780"/>
     <w:multiLevelType w:val="multilevel"/>
-    <w:tmpl w:val="1D4EC078"/>
-    <w:lvl w:ilvl="0">
-      <w:start w:val="1"/>
-      <w:numFmt w:val="decimal"/>
-      <w:lvlText w:val="%1."/>
-      <w:lvlJc w:val="left"/>
-      <w:pPr>
-        <w:tabs>
-          <w:tab w:val="num" w:pos="720"/>
-        </w:tabs>
-        <w:ind w:left="720" w:hanging="360"/>
-      </w:pPr>
-    </w:lvl>
-    <w:lvl w:ilvl="1" w:tentative="1">
-      <w:start w:val="1"/>
-      <w:numFmt w:val="decimal"/>
-      <w:lvlText w:val="%2."/>
-      <w:lvlJc w:val="left"/>
-      <w:pPr>
-        <w:tabs>
-          <w:tab w:val="num" w:pos="1440"/>
-        </w:tabs>
-        <w:ind w:left="1440" w:hanging="360"/>
-      </w:pPr>
-    </w:lvl>
-    <w:lvl w:ilvl="2" w:tentative="1">
-      <w:start w:val="1"/>
-      <w:numFmt w:val="decimal"/>
-      <w:lvlText w:val="%3."/>
-      <w:lvlJc w:val="left"/>
-      <w:pPr>
-        <w:tabs>
-          <w:tab w:val="num" w:pos="2160"/>
-        </w:tabs>
-        <w:ind w:left="2160" w:hanging="360"/>
-      </w:pPr>
-    </w:lvl>
-    <w:lvl w:ilvl="3" w:tentative="1">
-      <w:start w:val="1"/>
-      <w:numFmt w:val="decimal"/>
-      <w:lvlText w:val="%4."/>
-      <w:lvlJc w:val="left"/>
-      <w:pPr>
-        <w:tabs>
-          <w:tab w:val="num" w:pos="2880"/>
-        </w:tabs>
-        <w:ind w:left="2880" w:hanging="360"/>
-      </w:pPr>
-    </w:lvl>
-    <w:lvl w:ilvl="4" w:tentative="1">
-      <w:start w:val="1"/>
-      <w:numFmt w:val="decimal"/>
-      <w:lvlText w:val="%5."/>
-      <w:lvlJc w:val="left"/>
-      <w:pPr>
-        <w:tabs>
-          <w:tab w:val="num" w:pos="3600"/>
-        </w:tabs>
-        <w:ind w:left="3600" w:hanging="360"/>
-      </w:pPr>
-    </w:lvl>
-    <w:lvl w:ilvl="5" w:tentative="1">
-      <w:start w:val="1"/>
-      <w:numFmt w:val="decimal"/>
-      <w:lvlText w:val="%6."/>
-      <w:lvlJc w:val="left"/>
-      <w:pPr>
-        <w:tabs>
-          <w:tab w:val="num" w:pos="4320"/>
-        </w:tabs>
-        <w:ind w:left="4320" w:hanging="360"/>
-      </w:pPr>
-    </w:lvl>
-    <w:lvl w:ilvl="6" w:tentative="1">
-      <w:start w:val="1"/>
-      <w:numFmt w:val="decimal"/>
-      <w:lvlText w:val="%7."/>
-      <w:lvlJc w:val="left"/>
-      <w:pPr>
-        <w:tabs>
-          <w:tab w:val="num" w:pos="5040"/>
-        </w:tabs>
-        <w:ind w:left="5040" w:hanging="360"/>
-      </w:pPr>
-    </w:lvl>
-    <w:lvl w:ilvl="7" w:tentative="1">
-      <w:start w:val="1"/>
-      <w:numFmt w:val="decimal"/>
-      <w:lvlText w:val="%8."/>
-      <w:lvlJc w:val="left"/>
-      <w:pPr>
-        <w:tabs>
-          <w:tab w:val="num" w:pos="5760"/>
-        </w:tabs>
-        <w:ind w:left="5760" w:hanging="360"/>
-      </w:pPr>
-    </w:lvl>
-    <w:lvl w:ilvl="8" w:tentative="1">
-      <w:start w:val="1"/>
-      <w:numFmt w:val="decimal"/>
-      <w:lvlText w:val="%9."/>
-      <w:lvlJc w:val="left"/>
-      <w:pPr>
-        <w:tabs>
-          <w:tab w:val="num" w:pos="6480"/>
-        </w:tabs>
-        <w:ind w:left="6480" w:hanging="360"/>
-      </w:pPr>
-    </w:lvl>
-  </w:abstractNum>
-  <w:abstractNum w:abstractNumId="2" w15:restartNumberingAfterBreak="0">
-    <w:nsid w:val="0426627E"/>
-    <w:multiLevelType w:val="multilevel"/>
-    <w:tmpl w:val="922E88F8"/>
+    <w:tmpl w:val="B3568EE0"/>
     <w:lvl w:ilvl="0">
       <w:start w:val="1"/>
       <w:numFmt w:val="bullet"/>
@@ -11746,10 +11667,10 @@
       </w:rPr>
     </w:lvl>
   </w:abstractNum>
-  <w:abstractNum w:abstractNumId="3" w15:restartNumberingAfterBreak="0">
-    <w:nsid w:val="04B552C0"/>
+  <w:abstractNum w:abstractNumId="2" w15:restartNumberingAfterBreak="0">
+    <w:nsid w:val="1CEF310D"/>
     <w:multiLevelType w:val="multilevel"/>
-    <w:tmpl w:val="90BACCC2"/>
+    <w:tmpl w:val="1D4E8B5A"/>
     <w:lvl w:ilvl="0">
       <w:start w:val="1"/>
       <w:numFmt w:val="bullet"/>
@@ -11895,10 +11816,10 @@
       </w:rPr>
     </w:lvl>
   </w:abstractNum>
-  <w:abstractNum w:abstractNumId="4" w15:restartNumberingAfterBreak="0">
-    <w:nsid w:val="21AF7BBA"/>
+  <w:abstractNum w:abstractNumId="3" w15:restartNumberingAfterBreak="0">
+    <w:nsid w:val="4FDA32D8"/>
     <w:multiLevelType w:val="multilevel"/>
-    <w:tmpl w:val="A95CB300"/>
+    <w:tmpl w:val="72800502"/>
     <w:lvl w:ilvl="0">
       <w:start w:val="1"/>
       <w:numFmt w:val="bullet"/>
@@ -12044,10 +11965,123 @@
       </w:rPr>
     </w:lvl>
   </w:abstractNum>
+  <w:abstractNum w:abstractNumId="4" w15:restartNumberingAfterBreak="0">
+    <w:nsid w:val="5A0A7467"/>
+    <w:multiLevelType w:val="multilevel"/>
+    <w:tmpl w:val="A7029EB6"/>
+    <w:lvl w:ilvl="0">
+      <w:start w:val="1"/>
+      <w:numFmt w:val="decimal"/>
+      <w:lvlText w:val="%1."/>
+      <w:lvlJc w:val="left"/>
+      <w:pPr>
+        <w:tabs>
+          <w:tab w:val="num" w:pos="720"/>
+        </w:tabs>
+        <w:ind w:left="720" w:hanging="360"/>
+      </w:pPr>
+    </w:lvl>
+    <w:lvl w:ilvl="1" w:tentative="1">
+      <w:start w:val="1"/>
+      <w:numFmt w:val="decimal"/>
+      <w:lvlText w:val="%2."/>
+      <w:lvlJc w:val="left"/>
+      <w:pPr>
+        <w:tabs>
+          <w:tab w:val="num" w:pos="1440"/>
+        </w:tabs>
+        <w:ind w:left="1440" w:hanging="360"/>
+      </w:pPr>
+    </w:lvl>
+    <w:lvl w:ilvl="2" w:tentative="1">
+      <w:start w:val="1"/>
+      <w:numFmt w:val="decimal"/>
+      <w:lvlText w:val="%3."/>
+      <w:lvlJc w:val="left"/>
+      <w:pPr>
+        <w:tabs>
+          <w:tab w:val="num" w:pos="2160"/>
+        </w:tabs>
+        <w:ind w:left="2160" w:hanging="360"/>
+      </w:pPr>
+    </w:lvl>
+    <w:lvl w:ilvl="3" w:tentative="1">
+      <w:start w:val="1"/>
+      <w:numFmt w:val="decimal"/>
+      <w:lvlText w:val="%4."/>
+      <w:lvlJc w:val="left"/>
+      <w:pPr>
+        <w:tabs>
+          <w:tab w:val="num" w:pos="2880"/>
+        </w:tabs>
+        <w:ind w:left="2880" w:hanging="360"/>
+      </w:pPr>
+    </w:lvl>
+    <w:lvl w:ilvl="4" w:tentative="1">
+      <w:start w:val="1"/>
+      <w:numFmt w:val="decimal"/>
+      <w:lvlText w:val="%5."/>
+      <w:lvlJc w:val="left"/>
+      <w:pPr>
+        <w:tabs>
+          <w:tab w:val="num" w:pos="3600"/>
+        </w:tabs>
+        <w:ind w:left="3600" w:hanging="360"/>
+      </w:pPr>
+    </w:lvl>
+    <w:lvl w:ilvl="5" w:tentative="1">
+      <w:start w:val="1"/>
+      <w:numFmt w:val="decimal"/>
+      <w:lvlText w:val="%6."/>
+      <w:lvlJc w:val="left"/>
+      <w:pPr>
+        <w:tabs>
+          <w:tab w:val="num" w:pos="4320"/>
+        </w:tabs>
+        <w:ind w:left="4320" w:hanging="360"/>
+      </w:pPr>
+    </w:lvl>
+    <w:lvl w:ilvl="6" w:tentative="1">
+      <w:start w:val="1"/>
+      <w:numFmt w:val="decimal"/>
+      <w:lvlText w:val="%7."/>
+      <w:lvlJc w:val="left"/>
+      <w:pPr>
+        <w:tabs>
+          <w:tab w:val="num" w:pos="5040"/>
+        </w:tabs>
+        <w:ind w:left="5040" w:hanging="360"/>
+      </w:pPr>
+    </w:lvl>
+    <w:lvl w:ilvl="7" w:tentative="1">
+      <w:start w:val="1"/>
+      <w:numFmt w:val="decimal"/>
+      <w:lvlText w:val="%8."/>
+      <w:lvlJc w:val="left"/>
+      <w:pPr>
+        <w:tabs>
+          <w:tab w:val="num" w:pos="5760"/>
+        </w:tabs>
+        <w:ind w:left="5760" w:hanging="360"/>
+      </w:pPr>
+    </w:lvl>
+    <w:lvl w:ilvl="8" w:tentative="1">
+      <w:start w:val="1"/>
+      <w:numFmt w:val="decimal"/>
+      <w:lvlText w:val="%9."/>
+      <w:lvlJc w:val="left"/>
+      <w:pPr>
+        <w:tabs>
+          <w:tab w:val="num" w:pos="6480"/>
+        </w:tabs>
+        <w:ind w:left="6480" w:hanging="360"/>
+      </w:pPr>
+    </w:lvl>
+  </w:abstractNum>
   <w:abstractNum w:abstractNumId="5" w15:restartNumberingAfterBreak="0">
-    <w:nsid w:val="26A07AAB"/>
+    <w:nsid w:val="5C2F51E6"/>
     <w:multiLevelType w:val="multilevel"/>
-    <w:tmpl w:val="710C54A0"/>
+    <w:tmpl w:val="5B38F1D2"/>
     <w:lvl w:ilvl="0">
       <w:start w:val="1"/>
       <w:numFmt w:val="bullet"/>
@@ -12194,9 +12228,158 @@
     </w:lvl>
   </w:abstractNum>
   <w:abstractNum w:abstractNumId="6" w15:restartNumberingAfterBreak="0">
-    <w:nsid w:val="3B723954"/>
+    <w:nsid w:val="641C548F"/>
     <w:multiLevelType w:val="multilevel"/>
-    <w:tmpl w:val="03842DF2"/>
+    <w:tmpl w:val="713C96D0"/>
+    <w:lvl w:ilvl="0">
+      <w:start w:val="1"/>
+      <w:numFmt w:val="bullet"/>
+      <w:lvlText w:val=""/>
+      <w:lvlJc w:val="left"/>
+      <w:pPr>
+        <w:tabs>
+          <w:tab w:val="num" w:pos="720"/>
+        </w:tabs>
+        <w:ind w:left="720" w:hanging="360"/>
+      </w:pPr>
+      <w:rPr>
+        <w:rFonts w:ascii="Symbol" w:hAnsi="Symbol" w:hint="default"/>
+        <w:sz w:val="20"/>
+      </w:rPr>
+    </w:lvl>
+    <w:lvl w:ilvl="1">
+      <w:start w:val="1"/>
+      <w:numFmt w:val="bullet"/>
+      <w:lvlText w:val="o"/>
+      <w:lvlJc w:val="left"/>
+      <w:pPr>
+        <w:tabs>
+          <w:tab w:val="num" w:pos="1440"/>
+        </w:tabs>
+        <w:ind w:left="1440" w:hanging="360"/>
+      </w:pPr>
+      <w:rPr>
+        <w:rFonts w:ascii="Courier New" w:hAnsi="Courier New" w:hint="default"/>
+        <w:sz w:val="20"/>
+      </w:rPr>
+    </w:lvl>
+    <w:lvl w:ilvl="2" w:tentative="1">
+      <w:start w:val="1"/>
+      <w:numFmt w:val="bullet"/>
+      <w:lvlText w:val=""/>
+      <w:lvlJc w:val="left"/>
+      <w:pPr>
+        <w:tabs>
+          <w:tab w:val="num" w:pos="2160"/>
+        </w:tabs>
+        <w:ind w:left="2160" w:hanging="360"/>
+      </w:pPr>
+      <w:rPr>
+        <w:rFonts w:ascii="Wingdings" w:hAnsi="Wingdings" w:hint="default"/>
+        <w:sz w:val="20"/>
+      </w:rPr>
+    </w:lvl>
+    <w:lvl w:ilvl="3" w:tentative="1">
+      <w:start w:val="1"/>
+      <w:numFmt w:val="bullet"/>
+      <w:lvlText w:val=""/>
+      <w:lvlJc w:val="left"/>
+      <w:pPr>
+        <w:tabs>
+          <w:tab w:val="num" w:pos="2880"/>
+        </w:tabs>
+        <w:ind w:left="2880" w:hanging="360"/>
+      </w:pPr>
+      <w:rPr>
+        <w:rFonts w:ascii="Wingdings" w:hAnsi="Wingdings" w:hint="default"/>
+        <w:sz w:val="20"/>
+      </w:rPr>
+    </w:lvl>
+    <w:lvl w:ilvl="4" w:tentative="1">
+      <w:start w:val="1"/>
+      <w:numFmt w:val="bullet"/>
+      <w:lvlText w:val=""/>
+      <w:lvlJc w:val="left"/>
+      <w:pPr>
+        <w:tabs>
+          <w:tab w:val="num" w:pos="3600"/>
+        </w:tabs>
+        <w:ind w:left="3600" w:hanging="360"/>
+      </w:pPr>
+      <w:rPr>
+        <w:rFonts w:ascii="Wingdings" w:hAnsi="Wingdings" w:hint="default"/>
+        <w:sz w:val="20"/>
+      </w:rPr>
+    </w:lvl>
+    <w:lvl w:ilvl="5" w:tentative="1">
+      <w:start w:val="1"/>
+      <w:numFmt w:val="bullet"/>
+      <w:lvlText w:val=""/>
+      <w:lvlJc w:val="left"/>
+      <w:pPr>
+        <w:tabs>
+          <w:tab w:val="num" w:pos="4320"/>
+        </w:tabs>
+        <w:ind w:left="4320" w:hanging="360"/>
+      </w:pPr>
+      <w:rPr>
+        <w:rFonts w:ascii="Wingdings" w:hAnsi="Wingdings" w:hint="default"/>
+        <w:sz w:val="20"/>
+      </w:rPr>
+    </w:lvl>
+    <w:lvl w:ilvl="6" w:tentative="1">
+      <w:start w:val="1"/>
+      <w:numFmt w:val="bullet"/>
+      <w:lvlText w:val=""/>
+      <w:lvlJc w:val="left"/>
+      <w:pPr>
+        <w:tabs>
+          <w:tab w:val="num" w:pos="5040"/>
+        </w:tabs>
+        <w:ind w:left="5040" w:hanging="360"/>
+      </w:pPr>
+      <w:rPr>
+        <w:rFonts w:ascii="Wingdings" w:hAnsi="Wingdings" w:hint="default"/>
+        <w:sz w:val="20"/>
+      </w:rPr>
+    </w:lvl>
+    <w:lvl w:ilvl="7" w:tentative="1">
+      <w:start w:val="1"/>
+      <w:numFmt w:val="bullet"/>
+      <w:lvlText w:val=""/>
+      <w:lvlJc w:val="left"/>
+      <w:pPr>
+        <w:tabs>
+          <w:tab w:val="num" w:pos="5760"/>
+        </w:tabs>
+        <w:ind w:left="5760" w:hanging="360"/>
+      </w:pPr>
+      <w:rPr>
+        <w:rFonts w:ascii="Wingdings" w:hAnsi="Wingdings" w:hint="default"/>
+        <w:sz w:val="20"/>
+      </w:rPr>
+    </w:lvl>
+    <w:lvl w:ilvl="8" w:tentative="1">
+      <w:start w:val="1"/>
+      <w:numFmt w:val="bullet"/>
+      <w:lvlText w:val=""/>
+      <w:lvlJc w:val="left"/>
+      <w:pPr>
+        <w:tabs>
+          <w:tab w:val="num" w:pos="6480"/>
+        </w:tabs>
+        <w:ind w:left="6480" w:hanging="360"/>
+      </w:pPr>
+      <w:rPr>
+        <w:rFonts w:ascii="Wingdings" w:hAnsi="Wingdings" w:hint="default"/>
+        <w:sz w:val="20"/>
+      </w:rPr>
+    </w:lvl>
+  </w:abstractNum>
+  <w:abstractNum w:abstractNumId="7" w15:restartNumberingAfterBreak="0">
+    <w:nsid w:val="6C973606"/>
+    <w:multiLevelType w:val="multilevel"/>
+    <w:tmpl w:val="60622198"/>
     <w:lvl w:ilvl="0">
       <w:start w:val="1"/>
       <w:numFmt w:val="bullet"/>
@@ -12342,10 +12525,10 @@
       </w:rPr>
     </w:lvl>
   </w:abstractNum>
-  <w:abstractNum w:abstractNumId="7" w15:restartNumberingAfterBreak="0">
-    <w:nsid w:val="3CC46239"/>
+  <w:abstractNum w:abstractNumId="8" w15:restartNumberingAfterBreak="0">
+    <w:nsid w:val="758D72BB"/>
     <w:multiLevelType w:val="multilevel"/>
-    <w:tmpl w:val="07164B5C"/>
+    <w:tmpl w:val="6FFEC6CA"/>
     <w:lvl w:ilvl="0">
       <w:start w:val="1"/>
       <w:numFmt w:val="bullet"/>
@@ -12491,181 +12674,32 @@
       </w:rPr>
     </w:lvl>
   </w:abstractNum>
-  <w:abstractNum w:abstractNumId="8" w15:restartNumberingAfterBreak="0">
-    <w:nsid w:val="6E0D27A9"/>
-    <w:multiLevelType w:val="multilevel"/>
-    <w:tmpl w:val="6FA231F8"/>
-    <w:lvl w:ilvl="0">
-      <w:start w:val="1"/>
-      <w:numFmt w:val="bullet"/>
-      <w:lvlText w:val=""/>
-      <w:lvlJc w:val="left"/>
-      <w:pPr>
-        <w:tabs>
-          <w:tab w:val="num" w:pos="720"/>
-        </w:tabs>
-        <w:ind w:left="720" w:hanging="360"/>
-      </w:pPr>
-      <w:rPr>
-        <w:rFonts w:ascii="Symbol" w:hAnsi="Symbol" w:hint="default"/>
-        <w:sz w:val="20"/>
-      </w:rPr>
-    </w:lvl>
-    <w:lvl w:ilvl="1">
-      <w:start w:val="1"/>
-      <w:numFmt w:val="bullet"/>
-      <w:lvlText w:val="o"/>
-      <w:lvlJc w:val="left"/>
-      <w:pPr>
-        <w:tabs>
-          <w:tab w:val="num" w:pos="1440"/>
-        </w:tabs>
-        <w:ind w:left="1440" w:hanging="360"/>
-      </w:pPr>
-      <w:rPr>
-        <w:rFonts w:ascii="Courier New" w:hAnsi="Courier New" w:hint="default"/>
-        <w:sz w:val="20"/>
-      </w:rPr>
-    </w:lvl>
-    <w:lvl w:ilvl="2" w:tentative="1">
-      <w:start w:val="1"/>
-      <w:numFmt w:val="bullet"/>
-      <w:lvlText w:val=""/>
-      <w:lvlJc w:val="left"/>
-      <w:pPr>
-        <w:tabs>
-          <w:tab w:val="num" w:pos="2160"/>
-        </w:tabs>
-        <w:ind w:left="2160" w:hanging="360"/>
-      </w:pPr>
-      <w:rPr>
-        <w:rFonts w:ascii="Wingdings" w:hAnsi="Wingdings" w:hint="default"/>
-        <w:sz w:val="20"/>
-      </w:rPr>
-    </w:lvl>
-    <w:lvl w:ilvl="3" w:tentative="1">
-      <w:start w:val="1"/>
-      <w:numFmt w:val="bullet"/>
-      <w:lvlText w:val=""/>
-      <w:lvlJc w:val="left"/>
-      <w:pPr>
-        <w:tabs>
-          <w:tab w:val="num" w:pos="2880"/>
-        </w:tabs>
-        <w:ind w:left="2880" w:hanging="360"/>
-      </w:pPr>
-      <w:rPr>
-        <w:rFonts w:ascii="Wingdings" w:hAnsi="Wingdings" w:hint="default"/>
-        <w:sz w:val="20"/>
-      </w:rPr>
-    </w:lvl>
-    <w:lvl w:ilvl="4" w:tentative="1">
-      <w:start w:val="1"/>
-      <w:numFmt w:val="bullet"/>
-      <w:lvlText w:val=""/>
-      <w:lvlJc w:val="left"/>
-      <w:pPr>
-        <w:tabs>
-          <w:tab w:val="num" w:pos="3600"/>
-        </w:tabs>
-        <w:ind w:left="3600" w:hanging="360"/>
-      </w:pPr>
-      <w:rPr>
-        <w:rFonts w:ascii="Wingdings" w:hAnsi="Wingdings" w:hint="default"/>
-        <w:sz w:val="20"/>
-      </w:rPr>
-    </w:lvl>
-    <w:lvl w:ilvl="5" w:tentative="1">
-      <w:start w:val="1"/>
-      <w:numFmt w:val="bullet"/>
-      <w:lvlText w:val=""/>
-      <w:lvlJc w:val="left"/>
-      <w:pPr>
-        <w:tabs>
-          <w:tab w:val="num" w:pos="4320"/>
-        </w:tabs>
-        <w:ind w:left="4320" w:hanging="360"/>
-      </w:pPr>
-      <w:rPr>
-        <w:rFonts w:ascii="Wingdings" w:hAnsi="Wingdings" w:hint="default"/>
-        <w:sz w:val="20"/>
-      </w:rPr>
-    </w:lvl>
-    <w:lvl w:ilvl="6" w:tentative="1">
-      <w:start w:val="1"/>
-      <w:numFmt w:val="bullet"/>
-      <w:lvlText w:val=""/>
-      <w:lvlJc w:val="left"/>
-      <w:pPr>
-        <w:tabs>
-          <w:tab w:val="num" w:pos="5040"/>
-        </w:tabs>
-        <w:ind w:left="5040" w:hanging="360"/>
-      </w:pPr>
-      <w:rPr>
-        <w:rFonts w:ascii="Wingdings" w:hAnsi="Wingdings" w:hint="default"/>
-        <w:sz w:val="20"/>
-      </w:rPr>
-    </w:lvl>
-    <w:lvl w:ilvl="7" w:tentative="1">
-      <w:start w:val="1"/>
-      <w:numFmt w:val="bullet"/>
-      <w:lvlText w:val=""/>
-      <w:lvlJc w:val="left"/>
-      <w:pPr>
-        <w:tabs>
-          <w:tab w:val="num" w:pos="5760"/>
-        </w:tabs>
-        <w:ind w:left="5760" w:hanging="360"/>
-      </w:pPr>
-      <w:rPr>
-        <w:rFonts w:ascii="Wingdings" w:hAnsi="Wingdings" w:hint="default"/>
-        <w:sz w:val="20"/>
-      </w:rPr>
-    </w:lvl>
-    <w:lvl w:ilvl="8" w:tentative="1">
-      <w:start w:val="1"/>
-      <w:numFmt w:val="bullet"/>
-      <w:lvlText w:val=""/>
-      <w:lvlJc w:val="left"/>
-      <w:pPr>
-        <w:tabs>
-          <w:tab w:val="num" w:pos="6480"/>
-        </w:tabs>
-        <w:ind w:left="6480" w:hanging="360"/>
-      </w:pPr>
-      <w:rPr>
-        <w:rFonts w:ascii="Wingdings" w:hAnsi="Wingdings" w:hint="default"/>
-        <w:sz w:val="20"/>
-      </w:rPr>
-    </w:lvl>
-  </w:abstractNum>
-  <w:num w:numId="1" w16cid:durableId="871655206">
+  <w:num w:numId="1" w16cid:durableId="553274335">
+    <w:abstractNumId w:val="4"/>
+  </w:num>
+  <w:num w:numId="2" w16cid:durableId="1138841928">
+    <w:abstractNumId w:val="3"/>
+  </w:num>
+  <w:num w:numId="3" w16cid:durableId="592011363">
+    <w:abstractNumId w:val="6"/>
+  </w:num>
+  <w:num w:numId="4" w16cid:durableId="1280069736">
     <w:abstractNumId w:val="1"/>
   </w:num>
-  <w:num w:numId="2" w16cid:durableId="133304713">
-    <w:abstractNumId w:val="0"/>
+  <w:num w:numId="5" w16cid:durableId="1503931320">
+    <w:abstractNumId w:val="5"/>
   </w:num>
-  <w:num w:numId="3" w16cid:durableId="1051155313">
+  <w:num w:numId="6" w16cid:durableId="1977180919">
     <w:abstractNumId w:val="8"/>
   </w:num>
-  <w:num w:numId="4" w16cid:durableId="856190589">
+  <w:num w:numId="7" w16cid:durableId="128713691">
     <w:abstractNumId w:val="7"/>
   </w:num>
-  <w:num w:numId="5" w16cid:durableId="418059036">
+  <w:num w:numId="8" w16cid:durableId="1248540407">
     <w:abstractNumId w:val="2"/>
   </w:num>
-  <w:num w:numId="6" w16cid:durableId="121045248">
-    <w:abstractNumId w:val="6"/>
-  </w:num>
-  <w:num w:numId="7" w16cid:durableId="1386952190">
-    <w:abstractNumId w:val="3"/>
-  </w:num>
-  <w:num w:numId="8" w16cid:durableId="1446538438">
-    <w:abstractNumId w:val="4"/>
-  </w:num>
-  <w:num w:numId="9" w16cid:durableId="1808625445">
-    <w:abstractNumId w:val="5"/>
+  <w:num w:numId="9" w16cid:durableId="122428542">
+    <w:abstractNumId w:val="0"/>
   </w:num>
 </w:numbering>
 </file>

--- a/docs/Developer Guide.docx
+++ b/docs/Developer Guide.docx
@@ -13,7 +13,7 @@
         <w:rPr>
           <w:rFonts w:ascii="Calibri" w:eastAsia="Times New Roman" w:hAnsi="Calibri" w:cs="Calibri"/>
         </w:rPr>
-        <w:t>Tri-Stone Office App: Developer Guide</w:t>
+        <w:t>Tri-Stone: Developer Guide</w:t>
       </w:r>
     </w:p>
     <w:p>
@@ -72,7 +72,7 @@
       <w:pPr>
         <w:pStyle w:val="NormalWeb"/>
         <w:shd w:val="clear" w:color="auto" w:fill="EEF2F8"/>
-        <w:divId w:val="1349404035"/>
+        <w:divId w:val="909197969"/>
         <w:rPr>
           <w:rFonts w:ascii="Calibri" w:hAnsi="Calibri" w:cs="Calibri"/>
           <w:color w:val="404040"/>
@@ -1961,7 +1961,7 @@
           <w:szCs w:val="19"/>
           <w:shd w:val="clear" w:color="auto" w:fill="F2F2F2"/>
         </w:rPr>
-        <w:t>│   ├── Company.OfficeApp\     the desktop app (WinForms)</w:t>
+        <w:t>│   ├── Company.Launcher\      Tri-Stone: the one program people open</w:t>
       </w:r>
     </w:p>
     <w:p>
@@ -1981,7 +1981,7 @@
           <w:szCs w:val="19"/>
           <w:shd w:val="clear" w:color="auto" w:fill="F2F2F2"/>
         </w:rPr>
-        <w:t>│   ├── Company.Api\           Web API, for the public website only</w:t>
+        <w:t>│   ├── Company.OfficeApp\     the office screens and their rules (WinForms library)</w:t>
       </w:r>
     </w:p>
     <w:p>
@@ -2001,7 +2001,7 @@
           <w:szCs w:val="19"/>
           <w:shd w:val="clear" w:color="auto" w:fill="F2F2F2"/>
         </w:rPr>
-        <w:t>│   └── Company.Shared\        data classes + database context, used by both</w:t>
+        <w:t>│   ├── Company.WebsiteAdmin\  the Website Admin screens (WinForms library)</w:t>
       </w:r>
     </w:p>
     <w:p>
@@ -2021,7 +2021,7 @@
           <w:szCs w:val="19"/>
           <w:shd w:val="clear" w:color="auto" w:fill="F2F2F2"/>
         </w:rPr>
-        <w:t>├── database\                  numbered SQL scripts + setup-database.cmd</w:t>
+        <w:t>│   ├── Company.Api\           Web API, for the public website only</w:t>
       </w:r>
     </w:p>
     <w:p>
@@ -2041,11 +2041,80 @@
           <w:szCs w:val="19"/>
           <w:shd w:val="clear" w:color="auto" w:fill="F2F2F2"/>
         </w:rPr>
-        <w:t>└── docs\                      outline, guides, diagrams, and the tools that build them</w:t>
+        <w:t>│   └── Company.Shared\        data classes + database context, used by all</w:t>
       </w:r>
     </w:p>
     <w:p>
       <w:pPr>
+        <w:pStyle w:val="HTMLPreformatted"/>
+        <w:rPr>
+          <w:color w:val="1A1A1A"/>
+          <w:sz w:val="19"/>
+          <w:szCs w:val="19"/>
+          <w:shd w:val="clear" w:color="auto" w:fill="F2F2F2"/>
+        </w:rPr>
+      </w:pPr>
+      <w:r>
+        <w:rPr>
+          <w:color w:val="1A1A1A"/>
+          <w:sz w:val="19"/>
+          <w:szCs w:val="19"/>
+          <w:shd w:val="clear" w:color="auto" w:fill="F2F2F2"/>
+        </w:rPr>
+        <w:t xml:space="preserve">├── database\                  </w:t>
+      </w:r>
+      <w:r>
+        <w:rPr>
+          <w:color w:val="1A1A1A"/>
+          <w:sz w:val="19"/>
+          <w:szCs w:val="19"/>
+          <w:shd w:val="clear" w:color="auto" w:fill="F2F2F2"/>
+        </w:rPr>
+        <w:t>numbered SQL scripts + setup-database.cmd</w:t>
+      </w:r>
+    </w:p>
+    <w:p>
+      <w:pPr>
+        <w:pStyle w:val="HTMLPreformatted"/>
+        <w:rPr>
+          <w:color w:val="1A1A1A"/>
+          <w:sz w:val="19"/>
+          <w:szCs w:val="19"/>
+          <w:shd w:val="clear" w:color="auto" w:fill="F2F2F2"/>
+        </w:rPr>
+      </w:pPr>
+      <w:r>
+        <w:rPr>
+          <w:color w:val="1A1A1A"/>
+          <w:sz w:val="19"/>
+          <w:szCs w:val="19"/>
+          <w:shd w:val="clear" w:color="auto" w:fill="F2F2F2"/>
+        </w:rPr>
+        <w:t>├── docs\                      outline, guides, diagrams, testing log, tools</w:t>
+      </w:r>
+    </w:p>
+    <w:p>
+      <w:pPr>
+        <w:pStyle w:val="HTMLPreformatted"/>
+        <w:rPr>
+          <w:color w:val="1A1A1A"/>
+          <w:sz w:val="19"/>
+          <w:szCs w:val="19"/>
+          <w:shd w:val="clear" w:color="auto" w:fill="F2F2F2"/>
+        </w:rPr>
+      </w:pPr>
+      <w:r>
+        <w:rPr>
+          <w:color w:val="1A1A1A"/>
+          <w:sz w:val="19"/>
+          <w:szCs w:val="19"/>
+          <w:shd w:val="clear" w:color="auto" w:fill="F2F2F2"/>
+        </w:rPr>
+        <w:t>└── Apps\Tri-Stone\            built by every build: TriStone.exe (not saved in Git)</w:t>
+      </w:r>
+    </w:p>
+    <w:p>
+      <w:pPr>
         <w:pStyle w:val="NormalWeb"/>
         <w:rPr>
           <w:rFonts w:ascii="Calibri" w:hAnsi="Calibri" w:cs="Calibri"/>
@@ -2077,7 +2146,7 @@
           <w:sz w:val="22"/>
           <w:szCs w:val="22"/>
         </w:rPr>
-        <w:t xml:space="preserve"> holds the classes both apps need, so a change is made once.</w:t>
+        <w:t xml:space="preserve"> holds the classes everything needs, so a change is made once. The office and Website Admin screens are libraries; Tri-Stone is the only program people open.</w:t>
       </w:r>
     </w:p>
     <w:p>
@@ -2368,6 +2437,7 @@
           <w:sz w:val="22"/>
           <w:szCs w:val="22"/>
         </w:rPr>
+        <w:lastRenderedPageBreak/>
         <w:t xml:space="preserve">Every build puts the finished program in one easy folder at the top of the project: </w:t>
       </w:r>
       <w:r>
@@ -2405,17 +2475,7 @@
           <w:sz w:val="22"/>
           <w:szCs w:val="22"/>
         </w:rPr>
-        <w:t xml:space="preserve"> program. It signs everyone in and opens the office screens or the </w:t>
-      </w:r>
-      <w:r>
-        <w:rPr>
-          <w:rFonts w:ascii="Calibri" w:hAnsi="Calibri" w:cs="Calibri"/>
-          <w:color w:val="1A1A1A"/>
-          <w:sz w:val="22"/>
-          <w:szCs w:val="22"/>
-        </w:rPr>
-        <w:lastRenderedPageBreak/>
-        <w:t>Website Admin screens (chapter 10). Make a desktop shortcut to it. The folder is rebuilt every time and isn't saved in Git.</w:t>
+        <w:t xml:space="preserve"> program. It signs everyone in and opens the office screens or the Website Admin screens (chapter 10). Make a desktop shortcut to it. The folder is rebuilt every time and isn't saved in Git.</w:t>
       </w:r>
     </w:p>
     <w:p>
@@ -2525,7 +2585,16 @@
           <w:sz w:val="22"/>
           <w:szCs w:val="22"/>
         </w:rPr>
-        <w:t xml:space="preserve"> in pgAdmin, then change it back and restart again.</w:t>
+        <w:t xml:space="preserve"> </w:t>
+      </w:r>
+      <w:r>
+        <w:rPr>
+          <w:rFonts w:ascii="Calibri" w:hAnsi="Calibri" w:cs="Calibri"/>
+          <w:color w:val="1A1A1A"/>
+          <w:sz w:val="22"/>
+          <w:szCs w:val="22"/>
+        </w:rPr>
+        <w:t>in pgAdmin, then change it back and restart again.</w:t>
       </w:r>
     </w:p>
     <w:p>
@@ -2621,16 +2690,7 @@
           <w:sz w:val="22"/>
           <w:szCs w:val="22"/>
         </w:rPr>
-        <w:t xml:space="preserve"> </w:t>
-      </w:r>
-      <w:r>
-        <w:rPr>
-          <w:rFonts w:ascii="Calibri" w:hAnsi="Calibri" w:cs="Calibri"/>
-          <w:color w:val="1A1A1A"/>
-          <w:sz w:val="22"/>
-          <w:szCs w:val="22"/>
-        </w:rPr>
-        <w:t>remembers which have run. Any PC, and later the server, gets exactly the same database.</w:t>
+        <w:t xml:space="preserve"> remembers which have run. Any PC, and later the server, gets exactly the same database.</w:t>
       </w:r>
     </w:p>
     <w:p>
@@ -4100,16 +4160,16 @@
           <w:rStyle w:val="HTMLCode"/>
           <w:color w:val="1A1A1A"/>
         </w:rPr>
-        <w:t>Program.cs</w:t>
-      </w:r>
-      <w:r>
-        <w:rPr>
-          <w:rFonts w:ascii="Calibri" w:hAnsi="Calibri" w:cs="Calibri"/>
-          <w:color w:val="1A1A1A"/>
-          <w:sz w:val="22"/>
-          <w:szCs w:val="22"/>
-        </w:rPr>
-        <w:t xml:space="preserve">: check the database (show </w:t>
+        <w:t>Company.Launcher/Program.cs</w:t>
+      </w:r>
+      <w:r>
+        <w:rPr>
+          <w:rFonts w:ascii="Calibri" w:hAnsi="Calibri" w:cs="Calibri"/>
+          <w:color w:val="1A1A1A"/>
+          <w:sz w:val="22"/>
+          <w:szCs w:val="22"/>
+        </w:rPr>
+        <w:t xml:space="preserve"> (Tri-Stone): check the database (show </w:t>
       </w:r>
       <w:r>
         <w:rPr>
@@ -4138,16 +4198,16 @@
           <w:sz w:val="22"/>
           <w:szCs w:val="22"/>
         </w:rPr>
-        <w:t>Login</w:t>
-      </w:r>
-      <w:r>
-        <w:rPr>
-          <w:rFonts w:ascii="Calibri" w:hAnsi="Calibri" w:cs="Calibri"/>
-          <w:color w:val="1A1A1A"/>
-          <w:sz w:val="22"/>
-          <w:szCs w:val="22"/>
-        </w:rPr>
-        <w:t xml:space="preserve">, then the </w:t>
+        <w:t>Sign In</w:t>
+      </w:r>
+      <w:r>
+        <w:rPr>
+          <w:rFonts w:ascii="Calibri" w:hAnsi="Calibri" w:cs="Calibri"/>
+          <w:color w:val="1A1A1A"/>
+          <w:sz w:val="22"/>
+          <w:szCs w:val="22"/>
+        </w:rPr>
+        <w:t xml:space="preserve">, then the right </w:t>
       </w:r>
       <w:r>
         <w:rPr>
@@ -4166,7 +4226,7 @@
           <w:sz w:val="22"/>
           <w:szCs w:val="22"/>
         </w:rPr>
-        <w:t>. After Sign Out it goes back to Login.</w:t>
+        <w:t>: the office one, or the Website Admin one for Website Admin logins (Admins choose, chapter 10). After Sign Out it goes back to Sign In.</w:t>
       </w:r>
     </w:p>
     <w:p>
@@ -4576,7 +4636,16 @@
                 <w:sz w:val="22"/>
                 <w:szCs w:val="22"/>
               </w:rPr>
-              <w:t xml:space="preserve"> Static, async methods that return an error message or </w:t>
+              <w:t xml:space="preserve"> </w:t>
+            </w:r>
+            <w:r>
+              <w:rPr>
+                <w:rFonts w:ascii="Calibri" w:eastAsia="Times New Roman" w:hAnsi="Calibri" w:cs="Calibri"/>
+                <w:color w:val="1A1A1A"/>
+                <w:sz w:val="22"/>
+                <w:szCs w:val="22"/>
+              </w:rPr>
+              <w:t xml:space="preserve">Static, async methods that return an error message or </w:t>
             </w:r>
             <w:r>
               <w:rPr>
@@ -4866,7 +4935,223 @@
                 <w:sz w:val="22"/>
                 <w:szCs w:val="22"/>
               </w:rPr>
-              <w:t xml:space="preserve"> helpers</w:t>
+              <w:t xml:space="preserve"> and </w:t>
+            </w:r>
+            <w:r>
+              <w:rPr>
+                <w:rStyle w:val="HTMLCode"/>
+                <w:color w:val="1A1A1A"/>
+              </w:rPr>
+              <w:t>RecordForm</w:t>
+            </w:r>
+            <w:r>
+              <w:rPr>
+                <w:rFonts w:ascii="Calibri" w:eastAsia="Times New Roman" w:hAnsi="Calibri" w:cs="Calibri"/>
+                <w:color w:val="1A1A1A"/>
+                <w:sz w:val="22"/>
+                <w:szCs w:val="22"/>
+              </w:rPr>
+              <w:t xml:space="preserve"> helpers (used by both sets of screens)</w:t>
+            </w:r>
+          </w:p>
+        </w:tc>
+      </w:tr>
+      <w:tr>
+        <w:tc>
+          <w:tcPr>
+            <w:tcW w:w="0" w:type="auto"/>
+            <w:tcBorders>
+              <w:top w:val="single" w:sz="6" w:space="0" w:color="BFBFBF"/>
+              <w:left w:val="single" w:sz="6" w:space="0" w:color="BFBFBF"/>
+              <w:bottom w:val="single" w:sz="6" w:space="0" w:color="BFBFBF"/>
+              <w:right w:val="single" w:sz="6" w:space="0" w:color="BFBFBF"/>
+            </w:tcBorders>
+            <w:tcMar>
+              <w:top w:w="60" w:type="dxa"/>
+              <w:left w:w="120" w:type="dxa"/>
+              <w:bottom w:w="60" w:type="dxa"/>
+              <w:right w:w="120" w:type="dxa"/>
+            </w:tcMar>
+            <w:hideMark/>
+          </w:tcPr>
+          <w:p>
+            <w:pPr>
+              <w:spacing w:before="120" w:after="120"/>
+              <w:rPr>
+                <w:rFonts w:ascii="Calibri" w:eastAsia="Times New Roman" w:hAnsi="Calibri" w:cs="Calibri"/>
+                <w:color w:val="1A1A1A"/>
+                <w:sz w:val="22"/>
+                <w:szCs w:val="22"/>
+              </w:rPr>
+            </w:pPr>
+            <w:r>
+              <w:rPr>
+                <w:rStyle w:val="HTMLCode"/>
+                <w:color w:val="1A1A1A"/>
+              </w:rPr>
+              <w:t>Company.WebsiteAdmin</w:t>
+            </w:r>
+          </w:p>
+        </w:tc>
+        <w:tc>
+          <w:tcPr>
+            <w:tcW w:w="0" w:type="auto"/>
+            <w:tcBorders>
+              <w:top w:val="single" w:sz="6" w:space="0" w:color="BFBFBF"/>
+              <w:left w:val="single" w:sz="6" w:space="0" w:color="BFBFBF"/>
+              <w:bottom w:val="single" w:sz="6" w:space="0" w:color="BFBFBF"/>
+              <w:right w:val="single" w:sz="6" w:space="0" w:color="BFBFBF"/>
+            </w:tcBorders>
+            <w:tcMar>
+              <w:top w:w="60" w:type="dxa"/>
+              <w:left w:w="120" w:type="dxa"/>
+              <w:bottom w:w="60" w:type="dxa"/>
+              <w:right w:w="120" w:type="dxa"/>
+            </w:tcMar>
+            <w:hideMark/>
+          </w:tcPr>
+          <w:p>
+            <w:pPr>
+              <w:spacing w:before="120" w:after="120"/>
+              <w:rPr>
+                <w:rFonts w:ascii="Calibri" w:eastAsia="Times New Roman" w:hAnsi="Calibri" w:cs="Calibri"/>
+                <w:color w:val="1A1A1A"/>
+                <w:sz w:val="22"/>
+                <w:szCs w:val="22"/>
+              </w:rPr>
+            </w:pPr>
+            <w:r>
+              <w:rPr>
+                <w:rFonts w:ascii="Calibri" w:eastAsia="Times New Roman" w:hAnsi="Calibri" w:cs="Calibri"/>
+                <w:color w:val="1A1A1A"/>
+                <w:sz w:val="22"/>
+                <w:szCs w:val="22"/>
+              </w:rPr>
+              <w:t>The Website Admin screens (</w:t>
+            </w:r>
+            <w:r>
+              <w:rPr>
+                <w:rStyle w:val="HTMLCode"/>
+                <w:color w:val="1A1A1A"/>
+              </w:rPr>
+              <w:t>Forms/MainForm</w:t>
+            </w:r>
+            <w:r>
+              <w:rPr>
+                <w:rFonts w:ascii="Calibri" w:eastAsia="Times New Roman" w:hAnsi="Calibri" w:cs="Calibri"/>
+                <w:color w:val="1A1A1A"/>
+                <w:sz w:val="22"/>
+                <w:szCs w:val="22"/>
+              </w:rPr>
+              <w:t xml:space="preserve">, </w:t>
+            </w:r>
+            <w:r>
+              <w:rPr>
+                <w:rStyle w:val="HTMLCode"/>
+                <w:color w:val="1A1A1A"/>
+              </w:rPr>
+              <w:t>Pages/InquiriesTab</w:t>
+            </w:r>
+            <w:r>
+              <w:rPr>
+                <w:rFonts w:ascii="Calibri" w:eastAsia="Times New Roman" w:hAnsi="Calibri" w:cs="Calibri"/>
+                <w:color w:val="1A1A1A"/>
+                <w:sz w:val="22"/>
+                <w:szCs w:val="22"/>
+              </w:rPr>
+              <w:t>) and their rules (</w:t>
+            </w:r>
+            <w:r>
+              <w:rPr>
+                <w:rStyle w:val="HTMLCode"/>
+                <w:color w:val="1A1A1A"/>
+              </w:rPr>
+              <w:t>Services/WebsiteInquiries</w:t>
+            </w:r>
+            <w:r>
+              <w:rPr>
+                <w:rFonts w:ascii="Calibri" w:eastAsia="Times New Roman" w:hAnsi="Calibri" w:cs="Calibri"/>
+                <w:color w:val="1A1A1A"/>
+                <w:sz w:val="22"/>
+                <w:szCs w:val="22"/>
+              </w:rPr>
+              <w:t>)</w:t>
+            </w:r>
+          </w:p>
+        </w:tc>
+      </w:tr>
+      <w:tr>
+        <w:tc>
+          <w:tcPr>
+            <w:tcW w:w="0" w:type="auto"/>
+            <w:tcBorders>
+              <w:top w:val="single" w:sz="6" w:space="0" w:color="BFBFBF"/>
+              <w:left w:val="single" w:sz="6" w:space="0" w:color="BFBFBF"/>
+              <w:bottom w:val="single" w:sz="6" w:space="0" w:color="BFBFBF"/>
+              <w:right w:val="single" w:sz="6" w:space="0" w:color="BFBFBF"/>
+            </w:tcBorders>
+            <w:tcMar>
+              <w:top w:w="60" w:type="dxa"/>
+              <w:left w:w="120" w:type="dxa"/>
+              <w:bottom w:w="60" w:type="dxa"/>
+              <w:right w:w="120" w:type="dxa"/>
+            </w:tcMar>
+            <w:hideMark/>
+          </w:tcPr>
+          <w:p>
+            <w:pPr>
+              <w:spacing w:before="120" w:after="120"/>
+              <w:rPr>
+                <w:rFonts w:ascii="Calibri" w:eastAsia="Times New Roman" w:hAnsi="Calibri" w:cs="Calibri"/>
+                <w:color w:val="1A1A1A"/>
+                <w:sz w:val="22"/>
+                <w:szCs w:val="22"/>
+              </w:rPr>
+            </w:pPr>
+            <w:r>
+              <w:rPr>
+                <w:rStyle w:val="HTMLCode"/>
+                <w:color w:val="1A1A1A"/>
+              </w:rPr>
+              <w:t>Company.Launcher</w:t>
+            </w:r>
+          </w:p>
+        </w:tc>
+        <w:tc>
+          <w:tcPr>
+            <w:tcW w:w="0" w:type="auto"/>
+            <w:tcBorders>
+              <w:top w:val="single" w:sz="6" w:space="0" w:color="BFBFBF"/>
+              <w:left w:val="single" w:sz="6" w:space="0" w:color="BFBFBF"/>
+              <w:bottom w:val="single" w:sz="6" w:space="0" w:color="BFBFBF"/>
+              <w:right w:val="single" w:sz="6" w:space="0" w:color="BFBFBF"/>
+            </w:tcBorders>
+            <w:tcMar>
+              <w:top w:w="60" w:type="dxa"/>
+              <w:left w:w="120" w:type="dxa"/>
+              <w:bottom w:w="60" w:type="dxa"/>
+              <w:right w:w="120" w:type="dxa"/>
+            </w:tcMar>
+            <w:hideMark/>
+          </w:tcPr>
+          <w:p>
+            <w:pPr>
+              <w:spacing w:before="120" w:after="120"/>
+              <w:rPr>
+                <w:rFonts w:ascii="Calibri" w:eastAsia="Times New Roman" w:hAnsi="Calibri" w:cs="Calibri"/>
+                <w:color w:val="1A1A1A"/>
+                <w:sz w:val="22"/>
+                <w:szCs w:val="22"/>
+              </w:rPr>
+            </w:pPr>
+            <w:r>
+              <w:rPr>
+                <w:rFonts w:ascii="Calibri" w:eastAsia="Times New Roman" w:hAnsi="Calibri" w:cs="Calibri"/>
+                <w:color w:val="1A1A1A"/>
+                <w:sz w:val="22"/>
+                <w:szCs w:val="22"/>
+              </w:rPr>
+              <w:t>Tri-Stone: start-up, Sign In routing, the Admin's "which app" window</w:t>
             </w:r>
           </w:p>
         </w:tc>
@@ -4889,16 +5174,7 @@
           <w:sz w:val="22"/>
           <w:szCs w:val="22"/>
         </w:rPr>
-        <w:t>Pages only show data and call services. A service re-checks who is signed in before doing anything, so a rule can'</w:t>
-      </w:r>
-      <w:r>
-        <w:rPr>
-          <w:rFonts w:ascii="Calibri" w:hAnsi="Calibri" w:cs="Calibri"/>
-          <w:color w:val="1A1A1A"/>
-          <w:sz w:val="22"/>
-          <w:szCs w:val="22"/>
-        </w:rPr>
-        <w:t>t be skipped by reaching the code another way.</w:t>
+        <w:t>Pages only show data and call services. A service re-checks who is signed in before doing anything, so a rule can't be skipped by reaching the code another way.</w:t>
       </w:r>
     </w:p>
     <w:p>
@@ -6083,7 +6359,16 @@
                 <w:sz w:val="22"/>
                 <w:szCs w:val="22"/>
               </w:rPr>
-              <w:t xml:space="preserve"> for every add, edit and delete. Shown in each department's </w:t>
+              <w:t xml:space="preserve"> </w:t>
+            </w:r>
+            <w:r>
+              <w:rPr>
+                <w:rFonts w:ascii="Calibri" w:eastAsia="Times New Roman" w:hAnsi="Calibri" w:cs="Calibri"/>
+                <w:color w:val="1A1A1A"/>
+                <w:sz w:val="22"/>
+                <w:szCs w:val="22"/>
+              </w:rPr>
+              <w:t xml:space="preserve">for every add, edit and delete. Shown in each department's </w:t>
             </w:r>
             <w:r>
               <w:rPr>
@@ -6213,16 +6498,7 @@
                 <w:sz w:val="22"/>
                 <w:szCs w:val="22"/>
               </w:rPr>
-              <w:t xml:space="preserve"> </w:t>
-            </w:r>
-            <w:r>
-              <w:rPr>
-                <w:rFonts w:ascii="Calibri" w:eastAsia="Times New Roman" w:hAnsi="Calibri" w:cs="Calibri"/>
-                <w:color w:val="1A1A1A"/>
-                <w:sz w:val="22"/>
-                <w:szCs w:val="22"/>
-              </w:rPr>
-              <w:t>place project revenue and expenses are added up. Projects, the project report and the Dashboard all use it, so they always agree.</w:t>
+              <w:t xml:space="preserve"> place project revenue and expenses are added up. Projects, the project report and the Dashboard all use it, so they always agree.</w:t>
             </w:r>
           </w:p>
         </w:tc>
@@ -6565,16 +6841,7 @@
                 <w:sz w:val="22"/>
                 <w:szCs w:val="22"/>
               </w:rPr>
-              <w:t xml:space="preserve"> </w:t>
-            </w:r>
-            <w:r>
-              <w:rPr>
-                <w:rFonts w:ascii="Calibri" w:eastAsia="Times New Roman" w:hAnsi="Calibri" w:cs="Calibri"/>
-                <w:color w:val="1A1A1A"/>
-                <w:sz w:val="22"/>
-                <w:szCs w:val="22"/>
-              </w:rPr>
-              <w:t xml:space="preserve">waits for the user to stop typing before searching; </w:t>
+              <w:t xml:space="preserve"> waits for the user to stop typing before searching; </w:t>
             </w:r>
             <w:r>
               <w:rPr>
@@ -6877,7 +7144,16 @@
           <w:sz w:val="22"/>
           <w:szCs w:val="22"/>
         </w:rPr>
-        <w:t xml:space="preserve"> ignores the reload), then re-select only the record you mean. Otherwise the form silently edits the first row, and typing a "new" record overwrites it (bug found on Employees, 2026-10-30).</w:t>
+        <w:t xml:space="preserve"> </w:t>
+      </w:r>
+      <w:r>
+        <w:rPr>
+          <w:rFonts w:ascii="Calibri" w:eastAsia="Times New Roman" w:hAnsi="Calibri" w:cs="Calibri"/>
+          <w:color w:val="1A1A1A"/>
+          <w:sz w:val="22"/>
+          <w:szCs w:val="22"/>
+        </w:rPr>
+        <w:t>ignores the reload), then re-select only the record you mean. Otherwise the form silently edits the first row, and typing a "new" record overwrites it (bug found on Employees, 2026-10-30).</w:t>
       </w:r>
     </w:p>
     <w:p>
@@ -6911,16 +7187,7 @@
           <w:sz w:val="22"/>
           <w:szCs w:val="22"/>
         </w:rPr>
-        <w:t xml:space="preserve"> </w:t>
-      </w:r>
-      <w:r>
-        <w:rPr>
-          <w:rFonts w:ascii="Calibri" w:eastAsia="Times New Roman" w:hAnsi="Calibri" w:cs="Calibri"/>
-          <w:color w:val="1A1A1A"/>
-          <w:sz w:val="22"/>
-          <w:szCs w:val="22"/>
-        </w:rPr>
-        <w:t xml:space="preserve">Every list page calls </w:t>
+        <w:t xml:space="preserve"> Every list page calls </w:t>
       </w:r>
       <w:r>
         <w:rPr>
@@ -7052,16 +7319,7 @@
           <w:sz w:val="22"/>
           <w:szCs w:val="22"/>
         </w:rPr>
-        <w:t xml:space="preserve"> </w:t>
-      </w:r>
-      <w:r>
-        <w:rPr>
-          <w:rFonts w:ascii="Calibri" w:eastAsia="Times New Roman" w:hAnsi="Calibri" w:cs="Calibri"/>
-          <w:color w:val="1A1A1A"/>
-          <w:sz w:val="22"/>
-          <w:szCs w:val="22"/>
-        </w:rPr>
-        <w:t xml:space="preserve">shows it until the page raises </w:t>
+        <w:t xml:space="preserve"> shows it until the page raises </w:t>
       </w:r>
       <w:r>
         <w:rPr>
@@ -7117,7 +7375,16 @@
           <w:sz w:val="22"/>
           <w:szCs w:val="22"/>
         </w:rPr>
-        <w:t xml:space="preserve"> locks it when nothing is selected.</w:t>
+        <w:t xml:space="preserve"> </w:t>
+      </w:r>
+      <w:r>
+        <w:rPr>
+          <w:rFonts w:ascii="Calibri" w:eastAsia="Times New Roman" w:hAnsi="Calibri" w:cs="Calibri"/>
+          <w:color w:val="1A1A1A"/>
+          <w:sz w:val="22"/>
+          <w:szCs w:val="22"/>
+        </w:rPr>
+        <w:t>locks it when nothing is selected.</w:t>
       </w:r>
     </w:p>
     <w:p>
@@ -7569,16 +7836,7 @@
           <w:sz w:val="22"/>
           <w:szCs w:val="22"/>
         </w:rPr>
-        <w:t xml:space="preserve"> with the PC name. After 5 minutes without activity a "</w:t>
-      </w:r>
-      <w:r>
-        <w:rPr>
-          <w:rFonts w:ascii="Calibri" w:hAnsi="Calibri" w:cs="Calibri"/>
-          <w:color w:val="1A1A1A"/>
-          <w:sz w:val="22"/>
-          <w:szCs w:val="22"/>
-        </w:rPr>
-        <w:t xml:space="preserve">Still there?" popup appears, and the app signs out by itself after 60 more seconds. In Debug builds, the </w:t>
+        <w:t xml:space="preserve"> with the PC name. After 5 minutes without activity a "Still there?" popup appears, and the app signs out by itself after 60 more seconds. In Debug builds, the </w:t>
       </w:r>
       <w:r>
         <w:rPr>
@@ -7624,7 +7882,16 @@
           <w:sz w:val="22"/>
           <w:szCs w:val="22"/>
         </w:rPr>
-        <w:t xml:space="preserve"> Only Admins create accounts and set passwords. Rules: 8+ characters with a letter and a number. </w:t>
+        <w:t xml:space="preserve"> </w:t>
+      </w:r>
+      <w:r>
+        <w:rPr>
+          <w:rFonts w:ascii="Calibri" w:hAnsi="Calibri" w:cs="Calibri"/>
+          <w:color w:val="1A1A1A"/>
+          <w:sz w:val="22"/>
+          <w:szCs w:val="22"/>
+        </w:rPr>
+        <w:t xml:space="preserve">Only Admins create accounts and set passwords. Rules: 8+ characters with a letter and a number. </w:t>
       </w:r>
       <w:r>
         <w:rPr>
@@ -7692,6 +7959,25 @@
           <w:sz w:val="22"/>
           <w:szCs w:val="22"/>
         </w:rPr>
+        <w:t xml:space="preserve"> (Admin only). Every login belongs to one Active office employee and takes its name and department from them. Levels: Admin, Supervisor, Employee and </w:t>
+      </w:r>
+      <w:r>
+        <w:rPr>
+          <w:rStyle w:val="Strong"/>
+          <w:rFonts w:ascii="Calibri" w:hAnsi="Calibri" w:cs="Calibri"/>
+          <w:color w:val="1A1A1A"/>
+          <w:sz w:val="22"/>
+          <w:szCs w:val="22"/>
+        </w:rPr>
+        <w:t>Website Admin</w:t>
+      </w:r>
+      <w:r>
+        <w:rPr>
+          <w:rFonts w:ascii="Calibri" w:hAnsi="Calibri" w:cs="Calibri"/>
+          <w:color w:val="1A1A1A"/>
+          <w:sz w:val="22"/>
+          <w:szCs w:val="22"/>
+        </w:rPr>
         <w:t xml:space="preserve"> </w:t>
       </w:r>
       <w:r>
@@ -7701,7 +7987,7 @@
           <w:sz w:val="22"/>
           <w:szCs w:val="22"/>
         </w:rPr>
-        <w:t>(Admin only). Every login belongs to one Active office employee and takes its name and department from them. Administration staff only get Admin logins. You can't disable yourself or remove your own Admin level, and the last active Admin is protected.</w:t>
+        <w:t>(chapter 10); Admins and Website Admins have no department. Administration staff only get Admin or Website Admin logins. You can't disable yourself or remove your own Admin level, and the last active Admin is protected. One list of logins serves both the office and the Website Admin screens.</w:t>
       </w:r>
     </w:p>
     <w:p>
@@ -7745,7 +8031,16 @@
           <w:sz w:val="22"/>
           <w:szCs w:val="22"/>
         </w:rPr>
-        <w:t xml:space="preserve"> (Admin only) is the one shared project list; other departments only pick from it. The completion date is set automatically when the status becomes Done. A project can't be deleted once anything links to it (</w:t>
+        <w:t xml:space="preserve"> (Admin only) is the one shared project list; other departments only pick from it. The completion date is set automatically when the status becomes Done. A project can'</w:t>
+      </w:r>
+      <w:r>
+        <w:rPr>
+          <w:rFonts w:ascii="Calibri" w:hAnsi="Calibri" w:cs="Calibri"/>
+          <w:color w:val="1A1A1A"/>
+          <w:sz w:val="22"/>
+          <w:szCs w:val="22"/>
+        </w:rPr>
+        <w:t>t be deleted once anything links to it (</w:t>
       </w:r>
       <w:r>
         <w:rPr>
@@ -7928,16 +8223,7 @@
           <w:sz w:val="22"/>
           <w:szCs w:val="22"/>
         </w:rPr>
-        <w:t>, and overhead counts by its own date. Supervisors only see their own department'</w:t>
-      </w:r>
-      <w:r>
-        <w:rPr>
-          <w:rFonts w:ascii="Calibri" w:hAnsi="Calibri" w:cs="Calibri"/>
-          <w:color w:val="1A1A1A"/>
-          <w:sz w:val="22"/>
-          <w:szCs w:val="22"/>
-        </w:rPr>
-        <w:t xml:space="preserve">s expenses; revenue and net are hidden from them. The chart is ScottPlot (NuGet </w:t>
+        <w:t xml:space="preserve">, and overhead counts by its own date. Supervisors only see their own department's expenses; revenue and net are hidden from them. The chart is ScottPlot (NuGet </w:t>
       </w:r>
       <w:r>
         <w:rPr>
@@ -11370,9 +11656,9 @@
 <file path=word/numbering.xml><?xml version="1.0" encoding="utf-8"?>
 <w:numbering xmlns:wpc="http://schemas.microsoft.com/office/word/2010/wordprocessingCanvas" xmlns:cx="http://schemas.microsoft.com/office/drawing/2014/chartex" xmlns:cx1="http://schemas.microsoft.com/office/drawing/2015/9/8/chartex" xmlns:cx2="http://schemas.microsoft.com/office/drawing/2015/10/21/chartex" xmlns:cx3="http://schemas.microsoft.com/office/drawing/2016/5/9/chartex" xmlns:cx4="http://schemas.microsoft.com/office/drawing/2016/5/10/chartex" xmlns:cx5="http://schemas.microsoft.com/office/drawing/2016/5/11/chartex" xmlns:cx6="http://schemas.microsoft.com/office/drawing/2016/5/12/chartex" xmlns:cx7="http://schemas.microsoft.com/office/drawing/2016/5/13/chartex" xmlns:cx8="http://schemas.microsoft.com/office/drawing/2016/5/14/chartex" xmlns:mc="http://schemas.openxmlformats.org/markup-compatibility/2006" xmlns:aink="http://schemas.microsoft.com/office/drawing/2016/ink" xmlns:am3d="http://schemas.microsoft.com/office/drawing/2017/model3d" xmlns:o="urn:schemas-microsoft-com:office:office" xmlns:oel="http://schemas.microsoft.com/office/2019/extlst" xmlns:r="http://schemas.openxmlformats.org/officeDocument/2006/relationships" xmlns:m="http://schemas.openxmlformats.org/officeDocument/2006/math" xmlns:v="urn:schemas-microsoft-com:vml" xmlns:wp14="http://schemas.microsoft.com/office/word/2010/wordprocessingDrawing" xmlns:wp="http://schemas.openxmlformats.org/drawingml/2006/wordprocessingDrawing" xmlns:w10="urn:schemas-microsoft-com:office:word" xmlns:w="http://schemas.openxmlformats.org/wordprocessingml/2006/main" xmlns:w14="http://schemas.microsoft.com/office/word/2010/wordml" xmlns:w15="http://schemas.microsoft.com/office/word/2012/wordml" xmlns:w16cex="http://schemas.microsoft.com/office/word/2018/wordml/cex" xmlns:w16cid="http://schemas.microsoft.com/office/word/2016/wordml/cid" xmlns:w16="http://schemas.microsoft.com/office/word/2018/wordml" xmlns:w16du="http://schemas.microsoft.com/office/word/2023/wordml/word16du" xmlns:w16sdtdh="http://schemas.microsoft.com/office/word/2020/wordml/sdtdatahash" xmlns:w16sdtfl="http://schemas.microsoft.com/office/word/2024/wordml/sdtformatlock" xmlns:w16se="http://schemas.microsoft.com/office/word/2015/wordml/symex" xmlns:wpg="http://schemas.microsoft.com/office/word/2010/wordprocessingGroup" xmlns:wpi="http://schemas.microsoft.com/office/word/2010/wordprocessingInk" xmlns:wne="http://schemas.microsoft.com/office/word/2006/wordml" xmlns:wps="http://schemas.microsoft.com/office/word/2010/wordprocessingShape" mc:Ignorable="w14 w15 w16se w16cid w16 w16cex w16sdtdh w16sdtfl w16du wp14">
   <w:abstractNum w:abstractNumId="0" w15:restartNumberingAfterBreak="0">
-    <w:nsid w:val="001E2F1B"/>
+    <w:nsid w:val="0B514C6A"/>
     <w:multiLevelType w:val="multilevel"/>
-    <w:tmpl w:val="BED48230"/>
+    <w:tmpl w:val="668EEB8C"/>
     <w:lvl w:ilvl="0">
       <w:start w:val="1"/>
       <w:numFmt w:val="bullet"/>
@@ -11519,9 +11805,122 @@
     </w:lvl>
   </w:abstractNum>
   <w:abstractNum w:abstractNumId="1" w15:restartNumberingAfterBreak="0">
-    <w:nsid w:val="04433780"/>
+    <w:nsid w:val="14D5543A"/>
     <w:multiLevelType w:val="multilevel"/>
-    <w:tmpl w:val="B3568EE0"/>
+    <w:tmpl w:val="219EEC98"/>
+    <w:lvl w:ilvl="0">
+      <w:start w:val="1"/>
+      <w:numFmt w:val="decimal"/>
+      <w:lvlText w:val="%1."/>
+      <w:lvlJc w:val="left"/>
+      <w:pPr>
+        <w:tabs>
+          <w:tab w:val="num" w:pos="720"/>
+        </w:tabs>
+        <w:ind w:left="720" w:hanging="360"/>
+      </w:pPr>
+    </w:lvl>
+    <w:lvl w:ilvl="1" w:tentative="1">
+      <w:start w:val="1"/>
+      <w:numFmt w:val="decimal"/>
+      <w:lvlText w:val="%2."/>
+      <w:lvlJc w:val="left"/>
+      <w:pPr>
+        <w:tabs>
+          <w:tab w:val="num" w:pos="1440"/>
+        </w:tabs>
+        <w:ind w:left="1440" w:hanging="360"/>
+      </w:pPr>
+    </w:lvl>
+    <w:lvl w:ilvl="2" w:tentative="1">
+      <w:start w:val="1"/>
+      <w:numFmt w:val="decimal"/>
+      <w:lvlText w:val="%3."/>
+      <w:lvlJc w:val="left"/>
+      <w:pPr>
+        <w:tabs>
+          <w:tab w:val="num" w:pos="2160"/>
+        </w:tabs>
+        <w:ind w:left="2160" w:hanging="360"/>
+      </w:pPr>
+    </w:lvl>
+    <w:lvl w:ilvl="3" w:tentative="1">
+      <w:start w:val="1"/>
+      <w:numFmt w:val="decimal"/>
+      <w:lvlText w:val="%4."/>
+      <w:lvlJc w:val="left"/>
+      <w:pPr>
+        <w:tabs>
+          <w:tab w:val="num" w:pos="2880"/>
+        </w:tabs>
+        <w:ind w:left="2880" w:hanging="360"/>
+      </w:pPr>
+    </w:lvl>
+    <w:lvl w:ilvl="4" w:tentative="1">
+      <w:start w:val="1"/>
+      <w:numFmt w:val="decimal"/>
+      <w:lvlText w:val="%5."/>
+      <w:lvlJc w:val="left"/>
+      <w:pPr>
+        <w:tabs>
+          <w:tab w:val="num" w:pos="3600"/>
+        </w:tabs>
+        <w:ind w:left="3600" w:hanging="360"/>
+      </w:pPr>
+    </w:lvl>
+    <w:lvl w:ilvl="5" w:tentative="1">
+      <w:start w:val="1"/>
+      <w:numFmt w:val="decimal"/>
+      <w:lvlText w:val="%6."/>
+      <w:lvlJc w:val="left"/>
+      <w:pPr>
+        <w:tabs>
+          <w:tab w:val="num" w:pos="4320"/>
+        </w:tabs>
+        <w:ind w:left="4320" w:hanging="360"/>
+      </w:pPr>
+    </w:lvl>
+    <w:lvl w:ilvl="6" w:tentative="1">
+      <w:start w:val="1"/>
+      <w:numFmt w:val="decimal"/>
+      <w:lvlText w:val="%7."/>
+      <w:lvlJc w:val="left"/>
+      <w:pPr>
+        <w:tabs>
+          <w:tab w:val="num" w:pos="5040"/>
+        </w:tabs>
+        <w:ind w:left="5040" w:hanging="360"/>
+      </w:pPr>
+    </w:lvl>
+    <w:lvl w:ilvl="7" w:tentative="1">
+      <w:start w:val="1"/>
+      <w:numFmt w:val="decimal"/>
+      <w:lvlText w:val="%8."/>
+      <w:lvlJc w:val="left"/>
+      <w:pPr>
+        <w:tabs>
+          <w:tab w:val="num" w:pos="5760"/>
+        </w:tabs>
+        <w:ind w:left="5760" w:hanging="360"/>
+      </w:pPr>
+    </w:lvl>
+    <w:lvl w:ilvl="8" w:tentative="1">
+      <w:start w:val="1"/>
+      <w:numFmt w:val="decimal"/>
+      <w:lvlText w:val="%9."/>
+      <w:lvlJc w:val="left"/>
+      <w:pPr>
+        <w:tabs>
+          <w:tab w:val="num" w:pos="6480"/>
+        </w:tabs>
+        <w:ind w:left="6480" w:hanging="360"/>
+      </w:pPr>
+    </w:lvl>
+  </w:abstractNum>
+  <w:abstractNum w:abstractNumId="2" w15:restartNumberingAfterBreak="0">
+    <w:nsid w:val="14DB5227"/>
+    <w:multiLevelType w:val="multilevel"/>
+    <w:tmpl w:val="E1C8752C"/>
     <w:lvl w:ilvl="0">
       <w:start w:val="1"/>
       <w:numFmt w:val="bullet"/>
@@ -11667,10 +12066,10 @@
       </w:rPr>
     </w:lvl>
   </w:abstractNum>
-  <w:abstractNum w:abstractNumId="2" w15:restartNumberingAfterBreak="0">
-    <w:nsid w:val="1CEF310D"/>
+  <w:abstractNum w:abstractNumId="3" w15:restartNumberingAfterBreak="0">
+    <w:nsid w:val="26E1528A"/>
     <w:multiLevelType w:val="multilevel"/>
-    <w:tmpl w:val="1D4E8B5A"/>
+    <w:tmpl w:val="7A6879A0"/>
     <w:lvl w:ilvl="0">
       <w:start w:val="1"/>
       <w:numFmt w:val="bullet"/>
@@ -11816,10 +12215,159 @@
       </w:rPr>
     </w:lvl>
   </w:abstractNum>
-  <w:abstractNum w:abstractNumId="3" w15:restartNumberingAfterBreak="0">
-    <w:nsid w:val="4FDA32D8"/>
+  <w:abstractNum w:abstractNumId="4" w15:restartNumberingAfterBreak="0">
+    <w:nsid w:val="31647963"/>
     <w:multiLevelType w:val="multilevel"/>
-    <w:tmpl w:val="72800502"/>
+    <w:tmpl w:val="593CC502"/>
+    <w:lvl w:ilvl="0">
+      <w:start w:val="1"/>
+      <w:numFmt w:val="bullet"/>
+      <w:lvlText w:val=""/>
+      <w:lvlJc w:val="left"/>
+      <w:pPr>
+        <w:tabs>
+          <w:tab w:val="num" w:pos="720"/>
+        </w:tabs>
+        <w:ind w:left="720" w:hanging="360"/>
+      </w:pPr>
+      <w:rPr>
+        <w:rFonts w:ascii="Symbol" w:hAnsi="Symbol" w:hint="default"/>
+        <w:sz w:val="20"/>
+      </w:rPr>
+    </w:lvl>
+    <w:lvl w:ilvl="1">
+      <w:start w:val="1"/>
+      <w:numFmt w:val="bullet"/>
+      <w:lvlText w:val="o"/>
+      <w:lvlJc w:val="left"/>
+      <w:pPr>
+        <w:tabs>
+          <w:tab w:val="num" w:pos="1440"/>
+        </w:tabs>
+        <w:ind w:left="1440" w:hanging="360"/>
+      </w:pPr>
+      <w:rPr>
+        <w:rFonts w:ascii="Courier New" w:hAnsi="Courier New" w:hint="default"/>
+        <w:sz w:val="20"/>
+      </w:rPr>
+    </w:lvl>
+    <w:lvl w:ilvl="2" w:tentative="1">
+      <w:start w:val="1"/>
+      <w:numFmt w:val="bullet"/>
+      <w:lvlText w:val=""/>
+      <w:lvlJc w:val="left"/>
+      <w:pPr>
+        <w:tabs>
+          <w:tab w:val="num" w:pos="2160"/>
+        </w:tabs>
+        <w:ind w:left="2160" w:hanging="360"/>
+      </w:pPr>
+      <w:rPr>
+        <w:rFonts w:ascii="Wingdings" w:hAnsi="Wingdings" w:hint="default"/>
+        <w:sz w:val="20"/>
+      </w:rPr>
+    </w:lvl>
+    <w:lvl w:ilvl="3" w:tentative="1">
+      <w:start w:val="1"/>
+      <w:numFmt w:val="bullet"/>
+      <w:lvlText w:val=""/>
+      <w:lvlJc w:val="left"/>
+      <w:pPr>
+        <w:tabs>
+          <w:tab w:val="num" w:pos="2880"/>
+        </w:tabs>
+        <w:ind w:left="2880" w:hanging="360"/>
+      </w:pPr>
+      <w:rPr>
+        <w:rFonts w:ascii="Wingdings" w:hAnsi="Wingdings" w:hint="default"/>
+        <w:sz w:val="20"/>
+      </w:rPr>
+    </w:lvl>
+    <w:lvl w:ilvl="4" w:tentative="1">
+      <w:start w:val="1"/>
+      <w:numFmt w:val="bullet"/>
+      <w:lvlText w:val=""/>
+      <w:lvlJc w:val="left"/>
+      <w:pPr>
+        <w:tabs>
+          <w:tab w:val="num" w:pos="3600"/>
+        </w:tabs>
+        <w:ind w:left="3600" w:hanging="360"/>
+      </w:pPr>
+      <w:rPr>
+        <w:rFonts w:ascii="Wingdings" w:hAnsi="Wingdings" w:hint="default"/>
+        <w:sz w:val="20"/>
+      </w:rPr>
+    </w:lvl>
+    <w:lvl w:ilvl="5" w:tentative="1">
+      <w:start w:val="1"/>
+      <w:numFmt w:val="bullet"/>
+      <w:lvlText w:val=""/>
+      <w:lvlJc w:val="left"/>
+      <w:pPr>
+        <w:tabs>
+          <w:tab w:val="num" w:pos="4320"/>
+        </w:tabs>
+        <w:ind w:left="4320" w:hanging="360"/>
+      </w:pPr>
+      <w:rPr>
+        <w:rFonts w:ascii="Wingdings" w:hAnsi="Wingdings" w:hint="default"/>
+        <w:sz w:val="20"/>
+      </w:rPr>
+    </w:lvl>
+    <w:lvl w:ilvl="6" w:tentative="1">
+      <w:start w:val="1"/>
+      <w:numFmt w:val="bullet"/>
+      <w:lvlText w:val=""/>
+      <w:lvlJc w:val="left"/>
+      <w:pPr>
+        <w:tabs>
+          <w:tab w:val="num" w:pos="5040"/>
+        </w:tabs>
+        <w:ind w:left="5040" w:hanging="360"/>
+      </w:pPr>
+      <w:rPr>
+        <w:rFonts w:ascii="Wingdings" w:hAnsi="Wingdings" w:hint="default"/>
+        <w:sz w:val="20"/>
+      </w:rPr>
+    </w:lvl>
+    <w:lvl w:ilvl="7" w:tentative="1">
+      <w:start w:val="1"/>
+      <w:numFmt w:val="bullet"/>
+      <w:lvlText w:val=""/>
+      <w:lvlJc w:val="left"/>
+      <w:pPr>
+        <w:tabs>
+          <w:tab w:val="num" w:pos="5760"/>
+        </w:tabs>
+        <w:ind w:left="5760" w:hanging="360"/>
+      </w:pPr>
+      <w:rPr>
+        <w:rFonts w:ascii="Wingdings" w:hAnsi="Wingdings" w:hint="default"/>
+        <w:sz w:val="20"/>
+      </w:rPr>
+    </w:lvl>
+    <w:lvl w:ilvl="8" w:tentative="1">
+      <w:start w:val="1"/>
+      <w:numFmt w:val="bullet"/>
+      <w:lvlText w:val=""/>
+      <w:lvlJc w:val="left"/>
+      <w:pPr>
+        <w:tabs>
+          <w:tab w:val="num" w:pos="6480"/>
+        </w:tabs>
+        <w:ind w:left="6480" w:hanging="360"/>
+      </w:pPr>
+      <w:rPr>
+        <w:rFonts w:ascii="Wingdings" w:hAnsi="Wingdings" w:hint="default"/>
+        <w:sz w:val="20"/>
+      </w:rPr>
+    </w:lvl>
+  </w:abstractNum>
+  <w:abstractNum w:abstractNumId="5" w15:restartNumberingAfterBreak="0">
+    <w:nsid w:val="3BD06191"/>
+    <w:multiLevelType w:val="multilevel"/>
+    <w:tmpl w:val="7DC8E2AA"/>
     <w:lvl w:ilvl="0">
       <w:start w:val="1"/>
       <w:numFmt w:val="bullet"/>
@@ -11965,123 +12513,10 @@
       </w:rPr>
     </w:lvl>
   </w:abstractNum>
-  <w:abstractNum w:abstractNumId="4" w15:restartNumberingAfterBreak="0">
-    <w:nsid w:val="5A0A7467"/>
+  <w:abstractNum w:abstractNumId="6" w15:restartNumberingAfterBreak="0">
+    <w:nsid w:val="3CA374B6"/>
     <w:multiLevelType w:val="multilevel"/>
-    <w:tmpl w:val="A7029EB6"/>
-    <w:lvl w:ilvl="0">
-      <w:start w:val="1"/>
-      <w:numFmt w:val="decimal"/>
-      <w:lvlText w:val="%1."/>
-      <w:lvlJc w:val="left"/>
-      <w:pPr>
-        <w:tabs>
-          <w:tab w:val="num" w:pos="720"/>
-        </w:tabs>
-        <w:ind w:left="720" w:hanging="360"/>
-      </w:pPr>
-    </w:lvl>
-    <w:lvl w:ilvl="1" w:tentative="1">
-      <w:start w:val="1"/>
-      <w:numFmt w:val="decimal"/>
-      <w:lvlText w:val="%2."/>
-      <w:lvlJc w:val="left"/>
-      <w:pPr>
-        <w:tabs>
-          <w:tab w:val="num" w:pos="1440"/>
-        </w:tabs>
-        <w:ind w:left="1440" w:hanging="360"/>
-      </w:pPr>
-    </w:lvl>
-    <w:lvl w:ilvl="2" w:tentative="1">
-      <w:start w:val="1"/>
-      <w:numFmt w:val="decimal"/>
-      <w:lvlText w:val="%3."/>
-      <w:lvlJc w:val="left"/>
-      <w:pPr>
-        <w:tabs>
-          <w:tab w:val="num" w:pos="2160"/>
-        </w:tabs>
-        <w:ind w:left="2160" w:hanging="360"/>
-      </w:pPr>
-    </w:lvl>
-    <w:lvl w:ilvl="3" w:tentative="1">
-      <w:start w:val="1"/>
-      <w:numFmt w:val="decimal"/>
-      <w:lvlText w:val="%4."/>
-      <w:lvlJc w:val="left"/>
-      <w:pPr>
-        <w:tabs>
-          <w:tab w:val="num" w:pos="2880"/>
-        </w:tabs>
-        <w:ind w:left="2880" w:hanging="360"/>
-      </w:pPr>
-    </w:lvl>
-    <w:lvl w:ilvl="4" w:tentative="1">
-      <w:start w:val="1"/>
-      <w:numFmt w:val="decimal"/>
-      <w:lvlText w:val="%5."/>
-      <w:lvlJc w:val="left"/>
-      <w:pPr>
-        <w:tabs>
-          <w:tab w:val="num" w:pos="3600"/>
-        </w:tabs>
-        <w:ind w:left="3600" w:hanging="360"/>
-      </w:pPr>
-    </w:lvl>
-    <w:lvl w:ilvl="5" w:tentative="1">
-      <w:start w:val="1"/>
-      <w:numFmt w:val="decimal"/>
-      <w:lvlText w:val="%6."/>
-      <w:lvlJc w:val="left"/>
-      <w:pPr>
-        <w:tabs>
-          <w:tab w:val="num" w:pos="4320"/>
-        </w:tabs>
-        <w:ind w:left="4320" w:hanging="360"/>
-      </w:pPr>
-    </w:lvl>
-    <w:lvl w:ilvl="6" w:tentative="1">
-      <w:start w:val="1"/>
-      <w:numFmt w:val="decimal"/>
-      <w:lvlText w:val="%7."/>
-      <w:lvlJc w:val="left"/>
-      <w:pPr>
-        <w:tabs>
-          <w:tab w:val="num" w:pos="5040"/>
-        </w:tabs>
-        <w:ind w:left="5040" w:hanging="360"/>
-      </w:pPr>
-    </w:lvl>
-    <w:lvl w:ilvl="7" w:tentative="1">
-      <w:start w:val="1"/>
-      <w:numFmt w:val="decimal"/>
-      <w:lvlText w:val="%8."/>
-      <w:lvlJc w:val="left"/>
-      <w:pPr>
-        <w:tabs>
-          <w:tab w:val="num" w:pos="5760"/>
-        </w:tabs>
-        <w:ind w:left="5760" w:hanging="360"/>
-      </w:pPr>
-    </w:lvl>
-    <w:lvl w:ilvl="8" w:tentative="1">
-      <w:start w:val="1"/>
-      <w:numFmt w:val="decimal"/>
-      <w:lvlText w:val="%9."/>
-      <w:lvlJc w:val="left"/>
-      <w:pPr>
-        <w:tabs>
-          <w:tab w:val="num" w:pos="6480"/>
-        </w:tabs>
-        <w:ind w:left="6480" w:hanging="360"/>
-      </w:pPr>
-    </w:lvl>
-  </w:abstractNum>
-  <w:abstractNum w:abstractNumId="5" w15:restartNumberingAfterBreak="0">
-    <w:nsid w:val="5C2F51E6"/>
-    <w:multiLevelType w:val="multilevel"/>
-    <w:tmpl w:val="5B38F1D2"/>
+    <w:tmpl w:val="944E153A"/>
     <w:lvl w:ilvl="0">
       <w:start w:val="1"/>
       <w:numFmt w:val="bullet"/>
@@ -12227,10 +12662,10 @@
       </w:rPr>
     </w:lvl>
   </w:abstractNum>
-  <w:abstractNum w:abstractNumId="6" w15:restartNumberingAfterBreak="0">
-    <w:nsid w:val="641C548F"/>
+  <w:abstractNum w:abstractNumId="7" w15:restartNumberingAfterBreak="0">
+    <w:nsid w:val="5EBC24E4"/>
     <w:multiLevelType w:val="multilevel"/>
-    <w:tmpl w:val="713C96D0"/>
+    <w:tmpl w:val="DFD6C332"/>
     <w:lvl w:ilvl="0">
       <w:start w:val="1"/>
       <w:numFmt w:val="bullet"/>
@@ -12247,7 +12682,7 @@
         <w:sz w:val="20"/>
       </w:rPr>
     </w:lvl>
-    <w:lvl w:ilvl="1">
+    <w:lvl w:ilvl="1" w:tentative="1">
       <w:start w:val="1"/>
       <w:numFmt w:val="bullet"/>
       <w:lvlText w:val="o"/>
@@ -12376,10 +12811,10 @@
       </w:rPr>
     </w:lvl>
   </w:abstractNum>
-  <w:abstractNum w:abstractNumId="7" w15:restartNumberingAfterBreak="0">
-    <w:nsid w:val="6C973606"/>
+  <w:abstractNum w:abstractNumId="8" w15:restartNumberingAfterBreak="0">
+    <w:nsid w:val="64431BCB"/>
     <w:multiLevelType w:val="multilevel"/>
-    <w:tmpl w:val="60622198"/>
+    <w:tmpl w:val="D69E2252"/>
     <w:lvl w:ilvl="0">
       <w:start w:val="1"/>
       <w:numFmt w:val="bullet"/>
@@ -12525,181 +12960,32 @@
       </w:rPr>
     </w:lvl>
   </w:abstractNum>
-  <w:abstractNum w:abstractNumId="8" w15:restartNumberingAfterBreak="0">
-    <w:nsid w:val="758D72BB"/>
-    <w:multiLevelType w:val="multilevel"/>
-    <w:tmpl w:val="6FFEC6CA"/>
-    <w:lvl w:ilvl="0">
-      <w:start w:val="1"/>
-      <w:numFmt w:val="bullet"/>
-      <w:lvlText w:val=""/>
-      <w:lvlJc w:val="left"/>
-      <w:pPr>
-        <w:tabs>
-          <w:tab w:val="num" w:pos="720"/>
-        </w:tabs>
-        <w:ind w:left="720" w:hanging="360"/>
-      </w:pPr>
-      <w:rPr>
-        <w:rFonts w:ascii="Symbol" w:hAnsi="Symbol" w:hint="default"/>
-        <w:sz w:val="20"/>
-      </w:rPr>
-    </w:lvl>
-    <w:lvl w:ilvl="1" w:tentative="1">
-      <w:start w:val="1"/>
-      <w:numFmt w:val="bullet"/>
-      <w:lvlText w:val="o"/>
-      <w:lvlJc w:val="left"/>
-      <w:pPr>
-        <w:tabs>
-          <w:tab w:val="num" w:pos="1440"/>
-        </w:tabs>
-        <w:ind w:left="1440" w:hanging="360"/>
-      </w:pPr>
-      <w:rPr>
-        <w:rFonts w:ascii="Courier New" w:hAnsi="Courier New" w:hint="default"/>
-        <w:sz w:val="20"/>
-      </w:rPr>
-    </w:lvl>
-    <w:lvl w:ilvl="2" w:tentative="1">
-      <w:start w:val="1"/>
-      <w:numFmt w:val="bullet"/>
-      <w:lvlText w:val=""/>
-      <w:lvlJc w:val="left"/>
-      <w:pPr>
-        <w:tabs>
-          <w:tab w:val="num" w:pos="2160"/>
-        </w:tabs>
-        <w:ind w:left="2160" w:hanging="360"/>
-      </w:pPr>
-      <w:rPr>
-        <w:rFonts w:ascii="Wingdings" w:hAnsi="Wingdings" w:hint="default"/>
-        <w:sz w:val="20"/>
-      </w:rPr>
-    </w:lvl>
-    <w:lvl w:ilvl="3" w:tentative="1">
-      <w:start w:val="1"/>
-      <w:numFmt w:val="bullet"/>
-      <w:lvlText w:val=""/>
-      <w:lvlJc w:val="left"/>
-      <w:pPr>
-        <w:tabs>
-          <w:tab w:val="num" w:pos="2880"/>
-        </w:tabs>
-        <w:ind w:left="2880" w:hanging="360"/>
-      </w:pPr>
-      <w:rPr>
-        <w:rFonts w:ascii="Wingdings" w:hAnsi="Wingdings" w:hint="default"/>
-        <w:sz w:val="20"/>
-      </w:rPr>
-    </w:lvl>
-    <w:lvl w:ilvl="4" w:tentative="1">
-      <w:start w:val="1"/>
-      <w:numFmt w:val="bullet"/>
-      <w:lvlText w:val=""/>
-      <w:lvlJc w:val="left"/>
-      <w:pPr>
-        <w:tabs>
-          <w:tab w:val="num" w:pos="3600"/>
-        </w:tabs>
-        <w:ind w:left="3600" w:hanging="360"/>
-      </w:pPr>
-      <w:rPr>
-        <w:rFonts w:ascii="Wingdings" w:hAnsi="Wingdings" w:hint="default"/>
-        <w:sz w:val="20"/>
-      </w:rPr>
-    </w:lvl>
-    <w:lvl w:ilvl="5" w:tentative="1">
-      <w:start w:val="1"/>
-      <w:numFmt w:val="bullet"/>
-      <w:lvlText w:val=""/>
-      <w:lvlJc w:val="left"/>
-      <w:pPr>
-        <w:tabs>
-          <w:tab w:val="num" w:pos="4320"/>
-        </w:tabs>
-        <w:ind w:left="4320" w:hanging="360"/>
-      </w:pPr>
-      <w:rPr>
-        <w:rFonts w:ascii="Wingdings" w:hAnsi="Wingdings" w:hint="default"/>
-        <w:sz w:val="20"/>
-      </w:rPr>
-    </w:lvl>
-    <w:lvl w:ilvl="6" w:tentative="1">
-      <w:start w:val="1"/>
-      <w:numFmt w:val="bullet"/>
-      <w:lvlText w:val=""/>
-      <w:lvlJc w:val="left"/>
-      <w:pPr>
-        <w:tabs>
-          <w:tab w:val="num" w:pos="5040"/>
-        </w:tabs>
-        <w:ind w:left="5040" w:hanging="360"/>
-      </w:pPr>
-      <w:rPr>
-        <w:rFonts w:ascii="Wingdings" w:hAnsi="Wingdings" w:hint="default"/>
-        <w:sz w:val="20"/>
-      </w:rPr>
-    </w:lvl>
-    <w:lvl w:ilvl="7" w:tentative="1">
-      <w:start w:val="1"/>
-      <w:numFmt w:val="bullet"/>
-      <w:lvlText w:val=""/>
-      <w:lvlJc w:val="left"/>
-      <w:pPr>
-        <w:tabs>
-          <w:tab w:val="num" w:pos="5760"/>
-        </w:tabs>
-        <w:ind w:left="5760" w:hanging="360"/>
-      </w:pPr>
-      <w:rPr>
-        <w:rFonts w:ascii="Wingdings" w:hAnsi="Wingdings" w:hint="default"/>
-        <w:sz w:val="20"/>
-      </w:rPr>
-    </w:lvl>
-    <w:lvl w:ilvl="8" w:tentative="1">
-      <w:start w:val="1"/>
-      <w:numFmt w:val="bullet"/>
-      <w:lvlText w:val=""/>
-      <w:lvlJc w:val="left"/>
-      <w:pPr>
-        <w:tabs>
-          <w:tab w:val="num" w:pos="6480"/>
-        </w:tabs>
-        <w:ind w:left="6480" w:hanging="360"/>
-      </w:pPr>
-      <w:rPr>
-        <w:rFonts w:ascii="Wingdings" w:hAnsi="Wingdings" w:hint="default"/>
-        <w:sz w:val="20"/>
-      </w:rPr>
-    </w:lvl>
-  </w:abstractNum>
-  <w:num w:numId="1" w16cid:durableId="553274335">
+  <w:num w:numId="1" w16cid:durableId="225650166">
+    <w:abstractNumId w:val="1"/>
+  </w:num>
+  <w:num w:numId="2" w16cid:durableId="1208301193">
+    <w:abstractNumId w:val="3"/>
+  </w:num>
+  <w:num w:numId="3" w16cid:durableId="807474048">
     <w:abstractNumId w:val="4"/>
   </w:num>
-  <w:num w:numId="2" w16cid:durableId="1138841928">
-    <w:abstractNumId w:val="3"/>
-  </w:num>
-  <w:num w:numId="3" w16cid:durableId="592011363">
+  <w:num w:numId="4" w16cid:durableId="1630624987">
     <w:abstractNumId w:val="6"/>
   </w:num>
-  <w:num w:numId="4" w16cid:durableId="1280069736">
-    <w:abstractNumId w:val="1"/>
+  <w:num w:numId="5" w16cid:durableId="1933662057">
+    <w:abstractNumId w:val="0"/>
   </w:num>
-  <w:num w:numId="5" w16cid:durableId="1503931320">
-    <w:abstractNumId w:val="5"/>
+  <w:num w:numId="6" w16cid:durableId="1181819134">
+    <w:abstractNumId w:val="2"/>
   </w:num>
-  <w:num w:numId="6" w16cid:durableId="1977180919">
+  <w:num w:numId="7" w16cid:durableId="104271194">
     <w:abstractNumId w:val="8"/>
   </w:num>
-  <w:num w:numId="7" w16cid:durableId="128713691">
+  <w:num w:numId="8" w16cid:durableId="1708748995">
     <w:abstractNumId w:val="7"/>
   </w:num>
-  <w:num w:numId="8" w16cid:durableId="1248540407">
-    <w:abstractNumId w:val="2"/>
-  </w:num>
-  <w:num w:numId="9" w16cid:durableId="122428542">
-    <w:abstractNumId w:val="0"/>
+  <w:num w:numId="9" w16cid:durableId="639653059">
+    <w:abstractNumId w:val="5"/>
   </w:num>
 </w:numbering>
 </file>

--- a/docs/Developer Guide.docx
+++ b/docs/Developer Guide.docx
@@ -72,7 +72,7 @@
       <w:pPr>
         <w:pStyle w:val="NormalWeb"/>
         <w:shd w:val="clear" w:color="auto" w:fill="EEF2F8"/>
-        <w:divId w:val="909197969"/>
+        <w:divId w:val="1678193787"/>
         <w:rPr>
           <w:rFonts w:ascii="Calibri" w:hAnsi="Calibri" w:cs="Calibri"/>
           <w:color w:val="404040"/>
@@ -3608,6 +3608,7 @@
                 <w:sz w:val="22"/>
                 <w:szCs w:val="22"/>
               </w:rPr>
+              <w:lastRenderedPageBreak/>
               <w:t>009</w:t>
             </w:r>
           </w:p>
@@ -4292,6 +4293,7 @@
         <w:rPr>
           <w:rFonts w:ascii="Calibri" w:eastAsia="Times New Roman" w:hAnsi="Calibri" w:cs="Calibri"/>
         </w:rPr>
+        <w:lastRenderedPageBreak/>
         <w:t>3.2 Where things live</w:t>
       </w:r>
     </w:p>
@@ -5340,6 +5342,7 @@
                 <w:sz w:val="22"/>
                 <w:szCs w:val="22"/>
               </w:rPr>
+              <w:lastRenderedPageBreak/>
               <w:t>Page</w:t>
             </w:r>
           </w:p>
@@ -8336,30 +8339,64 @@
           <w:sz w:val="22"/>
           <w:szCs w:val="22"/>
         </w:rPr>
-        <w:t>Still to build:</w:t>
-      </w:r>
-      <w:r>
-        <w:rPr>
-          <w:rFonts w:ascii="Calibri" w:hAnsi="Calibri" w:cs="Calibri"/>
-          <w:color w:val="1A1A1A"/>
-          <w:sz w:val="22"/>
-          <w:szCs w:val="22"/>
-        </w:rPr>
-        <w:t xml:space="preserve"> Attendance (waiting for the fingerprint scanner's sample export file), Payroll, Cash Advances, Payslips.</w:t>
-      </w:r>
-    </w:p>
-    <w:p>
-      <w:pPr>
-        <w:pStyle w:val="Heading1"/>
-        <w:rPr>
-          <w:rFonts w:ascii="Calibri" w:eastAsia="Times New Roman" w:hAnsi="Calibri" w:cs="Calibri"/>
-        </w:rPr>
-      </w:pPr>
-      <w:r>
-        <w:rPr>
-          <w:rFonts w:ascii="Calibri" w:eastAsia="Times New Roman" w:hAnsi="Calibri" w:cs="Calibri"/>
-        </w:rPr>
-        <w:t>Chapter 7: Inventory &amp; Vendors (Part 3)</w:t>
+        <w:t>Built: Attendance</w:t>
+      </w:r>
+      <w:r>
+        <w:rPr>
+          <w:rFonts w:ascii="Calibri" w:hAnsi="Calibri" w:cs="Calibri"/>
+          <w:color w:val="1A1A1A"/>
+          <w:sz w:val="22"/>
+          <w:szCs w:val="22"/>
+        </w:rPr>
+        <w:t xml:space="preserve"> (script 012: </w:t>
+      </w:r>
+      <w:r>
+        <w:rPr>
+          <w:rStyle w:val="HTMLCode"/>
+          <w:color w:val="1A1A1A"/>
+        </w:rPr>
+        <w:t>attendance_imports</w:t>
+      </w:r>
+      <w:r>
+        <w:rPr>
+          <w:rFonts w:ascii="Calibri" w:hAnsi="Calibri" w:cs="Calibri"/>
+          <w:color w:val="1A1A1A"/>
+          <w:sz w:val="22"/>
+          <w:szCs w:val="22"/>
+        </w:rPr>
+        <w:t xml:space="preserve">, </w:t>
+      </w:r>
+      <w:r>
+        <w:rPr>
+          <w:rStyle w:val="HTMLCode"/>
+          <w:color w:val="1A1A1A"/>
+        </w:rPr>
+        <w:t>attendance_scans</w:t>
+      </w:r>
+      <w:r>
+        <w:rPr>
+          <w:rFonts w:ascii="Calibri" w:hAnsi="Calibri" w:cs="Calibri"/>
+          <w:color w:val="1A1A1A"/>
+          <w:sz w:val="22"/>
+          <w:szCs w:val="22"/>
+        </w:rPr>
+        <w:t xml:space="preserve">, </w:t>
+      </w:r>
+      <w:r>
+        <w:rPr>
+          <w:rStyle w:val="HTMLCode"/>
+          <w:color w:val="1A1A1A"/>
+        </w:rPr>
+        <w:t>attendance_days</w:t>
+      </w:r>
+      <w:r>
+        <w:rPr>
+          <w:rFonts w:ascii="Calibri" w:hAnsi="Calibri" w:cs="Calibri"/>
+          <w:color w:val="1A1A1A"/>
+          <w:sz w:val="22"/>
+          <w:szCs w:val="22"/>
+        </w:rPr>
+        <w:t>).</w:t>
       </w:r>
     </w:p>
     <w:p>
@@ -8384,16 +8421,41 @@
           <w:sz w:val="22"/>
           <w:szCs w:val="22"/>
         </w:rPr>
-        <w:t>Stock is never typed in</w:t>
-      </w:r>
-      <w:r>
-        <w:rPr>
-          <w:rFonts w:ascii="Calibri" w:eastAsia="Times New Roman" w:hAnsi="Calibri" w:cs="Calibri"/>
-          <w:color w:val="1A1A1A"/>
-          <w:sz w:val="22"/>
-          <w:szCs w:val="22"/>
-        </w:rPr>
-        <w:t xml:space="preserve"> after a material is added. It goes down only through approved usage and up only through deliveries.</w:t>
+        <w:t>The file:</w:t>
+      </w:r>
+      <w:r>
+        <w:rPr>
+          <w:rFonts w:ascii="Calibri" w:eastAsia="Times New Roman" w:hAnsi="Calibri" w:cs="Calibri"/>
+          <w:color w:val="1A1A1A"/>
+          <w:sz w:val="22"/>
+          <w:szCs w:val="22"/>
+        </w:rPr>
+        <w:t xml:space="preserve"> the scanner's USB export "All Report.xls", sheet "Attendance Logs" (sample received 2026-10-30). </w:t>
+      </w:r>
+      <w:r>
+        <w:rPr>
+          <w:rStyle w:val="HTMLCode"/>
+          <w:color w:val="1A1A1A"/>
+        </w:rPr>
+        <w:t>Services/ScannerFile</w:t>
+      </w:r>
+      <w:r>
+        <w:rPr>
+          <w:rFonts w:ascii="Calibri" w:eastAsia="Times New Roman" w:hAnsi="Calibri" w:cs="Calibri"/>
+          <w:color w:val="1A1A1A"/>
+          <w:sz w:val="22"/>
+          <w:szCs w:val="22"/>
+        </w:rPr>
+        <w:t xml:space="preserve"> </w:t>
+      </w:r>
+      <w:r>
+        <w:rPr>
+          <w:rFonts w:ascii="Calibri" w:eastAsia="Times New Roman" w:hAnsi="Calibri" w:cs="Calibri"/>
+          <w:color w:val="1A1A1A"/>
+          <w:sz w:val="22"/>
+          <w:szCs w:val="22"/>
+        </w:rPr>
+        <w:t>reads it with the ExcelDataReader package (old .xls, .xlsx and .csv): the date range in row 2 (day/month/year; the first weekday printed in the file settles it when both readings are possible), then one block per person (ID / Name / Dept. row, a day-number row, a weekday row, then the times under each day). Every hh:mm in a cell counts, so several scans in one cell are fine.</w:t>
       </w:r>
     </w:p>
     <w:p>
@@ -8418,25 +8480,25 @@
           <w:sz w:val="22"/>
           <w:szCs w:val="22"/>
         </w:rPr>
-        <w:t>Usage:</w:t>
-      </w:r>
-      <w:r>
-        <w:rPr>
-          <w:rFonts w:ascii="Calibri" w:eastAsia="Times New Roman" w:hAnsi="Calibri" w:cs="Calibri"/>
-          <w:color w:val="1A1A1A"/>
-          <w:sz w:val="22"/>
-          <w:szCs w:val="22"/>
-        </w:rPr>
-        <w:t xml:space="preserve"> </w:t>
-      </w:r>
-      <w:r>
-        <w:rPr>
-          <w:rFonts w:ascii="Calibri" w:eastAsia="Times New Roman" w:hAnsi="Calibri" w:cs="Calibri"/>
-          <w:color w:val="1A1A1A"/>
-          <w:sz w:val="22"/>
-          <w:szCs w:val="22"/>
-        </w:rPr>
-        <w:t>the Employee records, the Supervisor approves. Then the stock drops and the cost goes to the project.</w:t>
+        <w:t>Matching:</w:t>
+      </w:r>
+      <w:r>
+        <w:rPr>
+          <w:rFonts w:ascii="Calibri" w:eastAsia="Times New Roman" w:hAnsi="Calibri" w:cs="Calibri"/>
+          <w:color w:val="1A1A1A"/>
+          <w:sz w:val="22"/>
+          <w:szCs w:val="22"/>
+        </w:rPr>
+        <w:t xml:space="preserve"> scanner ID = the employee's Biometric ID (leading zeros ignored). Unknown IDs are rejected with a message; they don'</w:t>
+      </w:r>
+      <w:r>
+        <w:rPr>
+          <w:rFonts w:ascii="Calibri" w:eastAsia="Times New Roman" w:hAnsi="Calibri" w:cs="Calibri"/>
+          <w:color w:val="1A1A1A"/>
+          <w:sz w:val="22"/>
+          <w:szCs w:val="22"/>
+        </w:rPr>
+        <w:t>t stop the rest.</w:t>
       </w:r>
     </w:p>
     <w:p>
@@ -8461,16 +8523,32 @@
           <w:sz w:val="22"/>
           <w:szCs w:val="22"/>
         </w:rPr>
-        <w:t>Price comparison:</w:t>
-      </w:r>
-      <w:r>
-        <w:rPr>
-          <w:rFonts w:ascii="Calibri" w:eastAsia="Times New Roman" w:hAnsi="Calibri" w:cs="Calibri"/>
-          <w:color w:val="1A1A1A"/>
-          <w:sz w:val="22"/>
-          <w:szCs w:val="22"/>
-        </w:rPr>
-        <w:t xml:space="preserve"> the Supervisor approves one quote as the purchase; the other open quotes close.</w:t>
+        <w:t>Storing:</w:t>
+      </w:r>
+      <w:r>
+        <w:rPr>
+          <w:rFonts w:ascii="Calibri" w:eastAsia="Times New Roman" w:hAnsi="Calibri" w:cs="Calibri"/>
+          <w:color w:val="1A1A1A"/>
+          <w:sz w:val="22"/>
+          <w:szCs w:val="22"/>
+        </w:rPr>
+        <w:t xml:space="preserve"> every scan once (</w:t>
+      </w:r>
+      <w:r>
+        <w:rPr>
+          <w:rStyle w:val="HTMLCode"/>
+          <w:color w:val="1A1A1A"/>
+        </w:rPr>
+        <w:t>UNIQUE (employee_id, scan_time)</w:t>
+      </w:r>
+      <w:r>
+        <w:rPr>
+          <w:rFonts w:ascii="Calibri" w:eastAsia="Times New Roman" w:hAnsi="Calibri" w:cs="Calibri"/>
+          <w:color w:val="1A1A1A"/>
+          <w:sz w:val="22"/>
+          <w:szCs w:val="22"/>
+        </w:rPr>
+        <w:t>), so uploading the same file again adds nothing.</w:t>
       </w:r>
     </w:p>
     <w:p>
@@ -8495,16 +8573,32 @@
           <w:sz w:val="22"/>
           <w:szCs w:val="22"/>
         </w:rPr>
-        <w:t>Deliveries:</w:t>
-      </w:r>
-      <w:r>
-        <w:rPr>
-          <w:rFonts w:ascii="Calibri" w:eastAsia="Times New Roman" w:hAnsi="Calibri" w:cs="Calibri"/>
-          <w:color w:val="1A1A1A"/>
-          <w:sz w:val="22"/>
-          <w:szCs w:val="22"/>
-        </w:rPr>
-        <w:t xml:space="preserve"> no approval needed. Each needs a scan, or "physical copy only" with where the paper is filed. Receipts shows them as "Stock purchase" without copying them, so they are never counted twice.</w:t>
+        <w:t>Rules</w:t>
+      </w:r>
+      <w:r>
+        <w:rPr>
+          <w:rFonts w:ascii="Calibri" w:eastAsia="Times New Roman" w:hAnsi="Calibri" w:cs="Calibri"/>
+          <w:color w:val="1A1A1A"/>
+          <w:sz w:val="22"/>
+          <w:szCs w:val="22"/>
+        </w:rPr>
+        <w:t xml:space="preserve"> (</w:t>
+      </w:r>
+      <w:r>
+        <w:rPr>
+          <w:rStyle w:val="HTMLCode"/>
+          <w:color w:val="1A1A1A"/>
+        </w:rPr>
+        <w:t>Services/AttendanceRules</w:t>
+      </w:r>
+      <w:r>
+        <w:rPr>
+          <w:rFonts w:ascii="Calibri" w:eastAsia="Times New Roman" w:hAnsi="Calibri" w:cs="Calibri"/>
+          <w:color w:val="1A1A1A"/>
+          <w:sz w:val="22"/>
+          <w:szCs w:val="22"/>
+        </w:rPr>
+        <w:t>): 8-5 Mon-Sat, on time until 8:15, late = minutes from 8:00 + minutes back from lunch after 1:00, early = minutes before 5:00, overtime = minutes after 5:00 from 30 minutes on, waiting for approval. Scans within 3 minutes count once. 4 scans fill in / break out / break in / out; fewer go to the nearest usual time (Missing Scan); Sunday scans = Rest Day Work (all of it waiting as overtime).</w:t>
       </w:r>
     </w:p>
     <w:p>
@@ -8529,20 +8623,124 @@
           <w:sz w:val="22"/>
           <w:szCs w:val="22"/>
         </w:rPr>
-        <w:t>Equipment:</w:t>
-      </w:r>
-      <w:r>
-        <w:rPr>
-          <w:rFonts w:ascii="Calibri" w:eastAsia="Times New Roman" w:hAnsi="Calibri" w:cs="Calibri"/>
-          <w:color w:val="1A1A1A"/>
-          <w:sz w:val="22"/>
-          <w:szCs w:val="22"/>
-        </w:rPr>
-        <w:t xml:space="preserve"> owned or rented, with a maintenance log and a next-maintenance reminder. Repair costs are overhead.</w:t>
+        <w:t>Days</w:t>
+      </w:r>
+      <w:r>
+        <w:rPr>
+          <w:rFonts w:ascii="Calibri" w:eastAsia="Times New Roman" w:hAnsi="Calibri" w:cs="Calibri"/>
+          <w:color w:val="1A1A1A"/>
+          <w:sz w:val="22"/>
+          <w:szCs w:val="22"/>
+        </w:rPr>
+        <w:t xml:space="preserve"> (</w:t>
+      </w:r>
+      <w:r>
+        <w:rPr>
+          <w:rStyle w:val="HTMLCode"/>
+          <w:color w:val="1A1A1A"/>
+        </w:rPr>
+        <w:t>Services/AttendanceService</w:t>
+      </w:r>
+      <w:r>
+        <w:rPr>
+          <w:rFonts w:ascii="Calibri" w:eastAsia="Times New Roman" w:hAnsi="Calibri" w:cs="Calibri"/>
+          <w:color w:val="1A1A1A"/>
+          <w:sz w:val="22"/>
+          <w:szCs w:val="22"/>
+        </w:rPr>
+        <w:t>): after each upload every active employee with a Biometric ID gets a row per day in the file's range: from the scans, or Absent on a work day with none (only up to yesterday and from their first rate date). HR's fixes are never overwritten; approvals stay unless the overtime minutes change.</w:t>
       </w:r>
     </w:p>
     <w:p>
       <w:pPr>
+        <w:numPr>
+          <w:ilvl w:val="0"/>
+          <w:numId w:val="5"/>
+        </w:numPr>
+        <w:spacing w:before="100" w:beforeAutospacing="1" w:after="100" w:afterAutospacing="1"/>
+        <w:rPr>
+          <w:rFonts w:ascii="Calibri" w:eastAsia="Times New Roman" w:hAnsi="Calibri" w:cs="Calibri"/>
+          <w:color w:val="1A1A1A"/>
+          <w:sz w:val="22"/>
+          <w:szCs w:val="22"/>
+        </w:rPr>
+      </w:pPr>
+      <w:r>
+        <w:rPr>
+          <w:rStyle w:val="Strong"/>
+          <w:rFonts w:ascii="Calibri" w:eastAsia="Times New Roman" w:hAnsi="Calibri" w:cs="Calibri"/>
+          <w:color w:val="1A1A1A"/>
+          <w:sz w:val="22"/>
+          <w:szCs w:val="22"/>
+        </w:rPr>
+        <w:t>Fix Scan:</w:t>
+      </w:r>
+      <w:r>
+        <w:rPr>
+          <w:rFonts w:ascii="Calibri" w:eastAsia="Times New Roman" w:hAnsi="Calibri" w:cs="Calibri"/>
+          <w:color w:val="1A1A1A"/>
+          <w:sz w:val="22"/>
+          <w:szCs w:val="22"/>
+        </w:rPr>
+        <w:t xml:space="preserve"> HR sets the times with a required reason (Yes/No list of changes, Edit History). Overtime is approved by the HR Supervisor or an Admin.</w:t>
+      </w:r>
+    </w:p>
+    <w:p>
+      <w:pPr>
+        <w:numPr>
+          <w:ilvl w:val="0"/>
+          <w:numId w:val="5"/>
+        </w:numPr>
+        <w:spacing w:before="100" w:beforeAutospacing="1" w:after="100" w:afterAutospacing="1"/>
+        <w:rPr>
+          <w:rFonts w:ascii="Calibri" w:eastAsia="Times New Roman" w:hAnsi="Calibri" w:cs="Calibri"/>
+          <w:color w:val="1A1A1A"/>
+          <w:sz w:val="22"/>
+          <w:szCs w:val="22"/>
+        </w:rPr>
+      </w:pPr>
+      <w:r>
+        <w:rPr>
+          <w:rFonts w:ascii="Calibri" w:eastAsia="Times New Roman" w:hAnsi="Calibri" w:cs="Calibri"/>
+          <w:color w:val="1A1A1A"/>
+          <w:sz w:val="22"/>
+          <w:szCs w:val="22"/>
+        </w:rPr>
+        <w:t>Not yet: holidays (Settings tab) count as work days for now.</w:t>
+      </w:r>
+    </w:p>
+    <w:p>
+      <w:pPr>
+        <w:pStyle w:val="NormalWeb"/>
+        <w:rPr>
+          <w:rFonts w:ascii="Calibri" w:hAnsi="Calibri" w:cs="Calibri"/>
+          <w:color w:val="1A1A1A"/>
+          <w:sz w:val="22"/>
+          <w:szCs w:val="22"/>
+        </w:rPr>
+      </w:pPr>
+      <w:r>
+        <w:rPr>
+          <w:rStyle w:val="Strong"/>
+          <w:rFonts w:ascii="Calibri" w:hAnsi="Calibri" w:cs="Calibri"/>
+          <w:color w:val="1A1A1A"/>
+          <w:sz w:val="22"/>
+          <w:szCs w:val="22"/>
+        </w:rPr>
+        <w:t>Still to build:</w:t>
+      </w:r>
+      <w:r>
+        <w:rPr>
+          <w:rFonts w:ascii="Calibri" w:hAnsi="Calibri" w:cs="Calibri"/>
+          <w:color w:val="1A1A1A"/>
+          <w:sz w:val="22"/>
+          <w:szCs w:val="22"/>
+        </w:rPr>
+        <w:t xml:space="preserve"> Payroll, Cash Advances, Payslips, Settings (holidays).</w:t>
+      </w:r>
+    </w:p>
+    <w:p>
+      <w:pPr>
         <w:pStyle w:val="Heading1"/>
         <w:rPr>
           <w:rFonts w:ascii="Calibri" w:eastAsia="Times New Roman" w:hAnsi="Calibri" w:cs="Calibri"/>
@@ -8552,7 +8750,7 @@
         <w:rPr>
           <w:rFonts w:ascii="Calibri" w:eastAsia="Times New Roman" w:hAnsi="Calibri" w:cs="Calibri"/>
         </w:rPr>
-        <w:t>Chapter 8: Subcontractors (Part 4)</w:t>
+        <w:t>Chapter 7: Inventory &amp; Vendors (Part 3)</w:t>
       </w:r>
     </w:p>
     <w:p>
@@ -8571,31 +8769,22 @@
       </w:pPr>
       <w:r>
         <w:rPr>
-          <w:rFonts w:ascii="Calibri" w:eastAsia="Times New Roman" w:hAnsi="Calibri" w:cs="Calibri"/>
-          <w:color w:val="1A1A1A"/>
-          <w:sz w:val="22"/>
-          <w:szCs w:val="22"/>
-        </w:rPr>
-        <w:t xml:space="preserve">A </w:t>
-      </w:r>
-      <w:r>
-        <w:rPr>
           <w:rStyle w:val="Strong"/>
           <w:rFonts w:ascii="Calibri" w:eastAsia="Times New Roman" w:hAnsi="Calibri" w:cs="Calibri"/>
           <w:color w:val="1A1A1A"/>
           <w:sz w:val="22"/>
           <w:szCs w:val="22"/>
         </w:rPr>
-        <w:t>job</w:t>
-      </w:r>
-      <w:r>
-        <w:rPr>
-          <w:rFonts w:ascii="Calibri" w:eastAsia="Times New Roman" w:hAnsi="Calibri" w:cs="Calibri"/>
-          <w:color w:val="1A1A1A"/>
-          <w:sz w:val="22"/>
-          <w:szCs w:val="22"/>
-        </w:rPr>
-        <w:t xml:space="preserve"> = subcontractor + project + scope + amount + dates + retention % (default 10%).</w:t>
+        <w:t>Stock is never typed in</w:t>
+      </w:r>
+      <w:r>
+        <w:rPr>
+          <w:rFonts w:ascii="Calibri" w:eastAsia="Times New Roman" w:hAnsi="Calibri" w:cs="Calibri"/>
+          <w:color w:val="1A1A1A"/>
+          <w:sz w:val="22"/>
+          <w:szCs w:val="22"/>
+        </w:rPr>
+        <w:t xml:space="preserve"> after a material is added. It goes down only through approved usage and up only through deliveries.</w:t>
       </w:r>
     </w:p>
     <w:p>
@@ -8620,16 +8809,16 @@
           <w:sz w:val="22"/>
           <w:szCs w:val="22"/>
         </w:rPr>
-        <w:t>Payment stages</w:t>
-      </w:r>
-      <w:r>
-        <w:rPr>
-          <w:rFonts w:ascii="Calibri" w:eastAsia="Times New Roman" w:hAnsi="Calibri" w:cs="Calibri"/>
-          <w:color w:val="1A1A1A"/>
-          <w:sz w:val="22"/>
-          <w:szCs w:val="22"/>
-        </w:rPr>
-        <w:t xml:space="preserve"> must total 100%. The last stage takes any rounding centavos, so the stages always add up to the contract exactly.</w:t>
+        <w:t>Usage:</w:t>
+      </w:r>
+      <w:r>
+        <w:rPr>
+          <w:rFonts w:ascii="Calibri" w:eastAsia="Times New Roman" w:hAnsi="Calibri" w:cs="Calibri"/>
+          <w:color w:val="1A1A1A"/>
+          <w:sz w:val="22"/>
+          <w:szCs w:val="22"/>
+        </w:rPr>
+        <w:t xml:space="preserve"> the Employee records, the Supervisor approves. Then the stock drops and the cost goes to the project.</w:t>
       </w:r>
     </w:p>
     <w:p>
@@ -8654,16 +8843,16 @@
           <w:sz w:val="22"/>
           <w:szCs w:val="22"/>
         </w:rPr>
-        <w:t>Billing order:</w:t>
-      </w:r>
-      <w:r>
-        <w:rPr>
-          <w:rFonts w:ascii="Calibri" w:eastAsia="Times New Roman" w:hAnsi="Calibri" w:cs="Calibri"/>
-          <w:color w:val="1A1A1A"/>
-          <w:sz w:val="22"/>
-          <w:szCs w:val="22"/>
-        </w:rPr>
-        <w:t xml:space="preserve"> the Employee marks a stage reached and prepares the voucher (SV-0001...), the Supervisor approves, then the payout is recorded. Once billing starts, the amount and stages are locked.</w:t>
+        <w:t>Price comparison:</w:t>
+      </w:r>
+      <w:r>
+        <w:rPr>
+          <w:rFonts w:ascii="Calibri" w:eastAsia="Times New Roman" w:hAnsi="Calibri" w:cs="Calibri"/>
+          <w:color w:val="1A1A1A"/>
+          <w:sz w:val="22"/>
+          <w:szCs w:val="22"/>
+        </w:rPr>
+        <w:t xml:space="preserve"> the Supervisor approves one quote as the purchase; the other open quotes close.</w:t>
       </w:r>
     </w:p>
     <w:p>
@@ -8688,25 +8877,25 @@
           <w:sz w:val="22"/>
           <w:szCs w:val="22"/>
         </w:rPr>
-        <w:t>Retention</w:t>
-      </w:r>
-      <w:r>
-        <w:rPr>
-          <w:rFonts w:ascii="Calibri" w:eastAsia="Times New Roman" w:hAnsi="Calibri" w:cs="Calibri"/>
-          <w:color w:val="1A1A1A"/>
-          <w:sz w:val="22"/>
-          <w:szCs w:val="22"/>
-        </w:rPr>
-        <w:t xml:space="preserve"> </w:t>
-      </w:r>
-      <w:r>
-        <w:rPr>
-          <w:rFonts w:ascii="Calibri" w:eastAsia="Times New Roman" w:hAnsi="Calibri" w:cs="Calibri"/>
-          <w:color w:val="1A1A1A"/>
-          <w:sz w:val="22"/>
-          <w:szCs w:val="22"/>
-        </w:rPr>
-        <w:t>is released only when the job is 100% done and every stage is paid.</w:t>
+        <w:t>Deliveries:</w:t>
+      </w:r>
+      <w:r>
+        <w:rPr>
+          <w:rFonts w:ascii="Calibri" w:eastAsia="Times New Roman" w:hAnsi="Calibri" w:cs="Calibri"/>
+          <w:color w:val="1A1A1A"/>
+          <w:sz w:val="22"/>
+          <w:szCs w:val="22"/>
+        </w:rPr>
+        <w:t xml:space="preserve"> no approval needed. Each needs a scan, or "</w:t>
+      </w:r>
+      <w:r>
+        <w:rPr>
+          <w:rFonts w:ascii="Calibri" w:eastAsia="Times New Roman" w:hAnsi="Calibri" w:cs="Calibri"/>
+          <w:color w:val="1A1A1A"/>
+          <w:sz w:val="22"/>
+          <w:szCs w:val="22"/>
+        </w:rPr>
+        <w:t>physical copy only" with where the paper is filed. Receipts shows them as "Stock purchase" without copying them, so they are never counted twice.</w:t>
       </w:r>
     </w:p>
     <w:p>
@@ -8725,12 +8914,22 @@
       </w:pPr>
       <w:r>
         <w:rPr>
-          <w:rFonts w:ascii="Calibri" w:eastAsia="Times New Roman" w:hAnsi="Calibri" w:cs="Calibri"/>
-          <w:color w:val="1A1A1A"/>
-          <w:sz w:val="22"/>
-          <w:szCs w:val="22"/>
-        </w:rPr>
-        <w:t>Payouts are project expenses. PCAB licenses expiring within 30 days are flagged.</w:t>
+          <w:rStyle w:val="Strong"/>
+          <w:rFonts w:ascii="Calibri" w:eastAsia="Times New Roman" w:hAnsi="Calibri" w:cs="Calibri"/>
+          <w:color w:val="1A1A1A"/>
+          <w:sz w:val="22"/>
+          <w:szCs w:val="22"/>
+        </w:rPr>
+        <w:t>Equipment:</w:t>
+      </w:r>
+      <w:r>
+        <w:rPr>
+          <w:rFonts w:ascii="Calibri" w:eastAsia="Times New Roman" w:hAnsi="Calibri" w:cs="Calibri"/>
+          <w:color w:val="1A1A1A"/>
+          <w:sz w:val="22"/>
+          <w:szCs w:val="22"/>
+        </w:rPr>
+        <w:t xml:space="preserve"> owned or rented, with a maintenance log and a next-maintenance reminder. Repair costs are overhead.</w:t>
       </w:r>
     </w:p>
     <w:p>
@@ -8744,7 +8943,7 @@
         <w:rPr>
           <w:rFonts w:ascii="Calibri" w:eastAsia="Times New Roman" w:hAnsi="Calibri" w:cs="Calibri"/>
         </w:rPr>
-        <w:t>Chapter 9: Receipts &amp; change orders (Part 5)</w:t>
+        <w:t>Chapter 8: Subcontractors (Part 4)</w:t>
       </w:r>
     </w:p>
     <w:p>
@@ -8768,7 +8967,7 @@
           <w:sz w:val="22"/>
           <w:szCs w:val="22"/>
         </w:rPr>
-        <w:t xml:space="preserve">Each receipt is either for a </w:t>
+        <w:t xml:space="preserve">A </w:t>
       </w:r>
       <w:r>
         <w:rPr>
@@ -8778,35 +8977,16 @@
           <w:sz w:val="22"/>
           <w:szCs w:val="22"/>
         </w:rPr>
-        <w:t>Project</w:t>
-      </w:r>
-      <w:r>
-        <w:rPr>
-          <w:rFonts w:ascii="Calibri" w:eastAsia="Times New Roman" w:hAnsi="Calibri" w:cs="Calibri"/>
-          <w:color w:val="1A1A1A"/>
-          <w:sz w:val="22"/>
-          <w:szCs w:val="22"/>
-        </w:rPr>
-        <w:t xml:space="preserve"> or </w:t>
-      </w:r>
-      <w:r>
-        <w:rPr>
-          <w:rStyle w:val="Strong"/>
-          <w:rFonts w:ascii="Calibri" w:eastAsia="Times New Roman" w:hAnsi="Calibri" w:cs="Calibri"/>
-          <w:color w:val="1A1A1A"/>
-          <w:sz w:val="22"/>
-          <w:szCs w:val="22"/>
-        </w:rPr>
-        <w:t>Company overhead</w:t>
-      </w:r>
-      <w:r>
-        <w:rPr>
-          <w:rFonts w:ascii="Calibri" w:eastAsia="Times New Roman" w:hAnsi="Calibri" w:cs="Calibri"/>
-          <w:color w:val="1A1A1A"/>
-          <w:sz w:val="22"/>
-          <w:szCs w:val="22"/>
-        </w:rPr>
-        <w:t>. The Employee adds, the Supervisor approves, and only approved receipts count.</w:t>
+        <w:t>job</w:t>
+      </w:r>
+      <w:r>
+        <w:rPr>
+          <w:rFonts w:ascii="Calibri" w:eastAsia="Times New Roman" w:hAnsi="Calibri" w:cs="Calibri"/>
+          <w:color w:val="1A1A1A"/>
+          <w:sz w:val="22"/>
+          <w:szCs w:val="22"/>
+        </w:rPr>
+        <w:t xml:space="preserve"> = subcontractor + project + scope + amount + dates + retention % (default 10%).</w:t>
       </w:r>
     </w:p>
     <w:p>
@@ -8831,35 +9011,16 @@
           <w:sz w:val="22"/>
           <w:szCs w:val="22"/>
         </w:rPr>
-        <w:t>No receipt:</w:t>
-      </w:r>
-      <w:r>
-        <w:rPr>
-          <w:rFonts w:ascii="Calibri" w:eastAsia="Times New Roman" w:hAnsi="Calibri" w:cs="Calibri"/>
-          <w:color w:val="1A1A1A"/>
-          <w:sz w:val="22"/>
-          <w:szCs w:val="22"/>
-        </w:rPr>
-        <w:t xml:space="preserve"> needs a reason and waits in </w:t>
-      </w:r>
-      <w:r>
-        <w:rPr>
-          <w:rStyle w:val="Strong"/>
-          <w:rFonts w:ascii="Calibri" w:eastAsia="Times New Roman" w:hAnsi="Calibri" w:cs="Calibri"/>
-          <w:color w:val="1A1A1A"/>
-          <w:sz w:val="22"/>
-          <w:szCs w:val="22"/>
-        </w:rPr>
-        <w:t>Needs Review</w:t>
-      </w:r>
-      <w:r>
-        <w:rPr>
-          <w:rFonts w:ascii="Calibri" w:eastAsia="Times New Roman" w:hAnsi="Calibri" w:cs="Calibri"/>
-          <w:color w:val="1A1A1A"/>
-          <w:sz w:val="22"/>
-          <w:szCs w:val="22"/>
-        </w:rPr>
-        <w:t xml:space="preserve"> for the Supervisor.</w:t>
+        <w:t>Payment stages</w:t>
+      </w:r>
+      <w:r>
+        <w:rPr>
+          <w:rFonts w:ascii="Calibri" w:eastAsia="Times New Roman" w:hAnsi="Calibri" w:cs="Calibri"/>
+          <w:color w:val="1A1A1A"/>
+          <w:sz w:val="22"/>
+          <w:szCs w:val="22"/>
+        </w:rPr>
+        <w:t xml:space="preserve"> must total 100%. The last stage takes any rounding centavos, so the stages always add up to the contract exactly.</w:t>
       </w:r>
     </w:p>
     <w:p>
@@ -8884,35 +9045,16 @@
           <w:sz w:val="22"/>
           <w:szCs w:val="22"/>
         </w:rPr>
-        <w:t>Change orders</w:t>
-      </w:r>
-      <w:r>
-        <w:rPr>
-          <w:rFonts w:ascii="Calibri" w:eastAsia="Times New Roman" w:hAnsi="Calibri" w:cs="Calibri"/>
-          <w:color w:val="1A1A1A"/>
-          <w:sz w:val="22"/>
-          <w:szCs w:val="22"/>
-        </w:rPr>
-        <w:t xml:space="preserve"> (CO-001...): logged by Receipts staff, approved by an </w:t>
-      </w:r>
-      <w:r>
-        <w:rPr>
-          <w:rStyle w:val="Strong"/>
-          <w:rFonts w:ascii="Calibri" w:eastAsia="Times New Roman" w:hAnsi="Calibri" w:cs="Calibri"/>
-          <w:color w:val="1A1A1A"/>
-          <w:sz w:val="22"/>
-          <w:szCs w:val="22"/>
-        </w:rPr>
-        <w:t>Admin only</w:t>
-      </w:r>
-      <w:r>
-        <w:rPr>
-          <w:rFonts w:ascii="Calibri" w:eastAsia="Times New Roman" w:hAnsi="Calibri" w:cs="Calibri"/>
-          <w:color w:val="1A1A1A"/>
-          <w:sz w:val="22"/>
-          <w:szCs w:val="22"/>
-        </w:rPr>
-        <w:t>. On approval the cost change is added to the project's revenue and the days move its target end date.</w:t>
+        <w:t>Billing order:</w:t>
+      </w:r>
+      <w:r>
+        <w:rPr>
+          <w:rFonts w:ascii="Calibri" w:eastAsia="Times New Roman" w:hAnsi="Calibri" w:cs="Calibri"/>
+          <w:color w:val="1A1A1A"/>
+          <w:sz w:val="22"/>
+          <w:szCs w:val="22"/>
+        </w:rPr>
+        <w:t xml:space="preserve"> the Employee marks a stage reached and prepares the voucher (SV-0001...), the Supervisor approves, then the payout is recorded. Once billing starts, the amount and stages are locked.</w:t>
       </w:r>
     </w:p>
     <w:p>
@@ -8931,6 +9073,246 @@
       </w:pPr>
       <w:r>
         <w:rPr>
+          <w:rStyle w:val="Strong"/>
+          <w:rFonts w:ascii="Calibri" w:eastAsia="Times New Roman" w:hAnsi="Calibri" w:cs="Calibri"/>
+          <w:color w:val="1A1A1A"/>
+          <w:sz w:val="22"/>
+          <w:szCs w:val="22"/>
+        </w:rPr>
+        <w:t>Retention</w:t>
+      </w:r>
+      <w:r>
+        <w:rPr>
+          <w:rFonts w:ascii="Calibri" w:eastAsia="Times New Roman" w:hAnsi="Calibri" w:cs="Calibri"/>
+          <w:color w:val="1A1A1A"/>
+          <w:sz w:val="22"/>
+          <w:szCs w:val="22"/>
+        </w:rPr>
+        <w:t xml:space="preserve"> is released only when the job is 100% done and every stage is paid.</w:t>
+      </w:r>
+    </w:p>
+    <w:p>
+      <w:pPr>
+        <w:numPr>
+          <w:ilvl w:val="0"/>
+          <w:numId w:val="7"/>
+        </w:numPr>
+        <w:spacing w:before="100" w:beforeAutospacing="1" w:after="100" w:afterAutospacing="1"/>
+        <w:rPr>
+          <w:rFonts w:ascii="Calibri" w:eastAsia="Times New Roman" w:hAnsi="Calibri" w:cs="Calibri"/>
+          <w:color w:val="1A1A1A"/>
+          <w:sz w:val="22"/>
+          <w:szCs w:val="22"/>
+        </w:rPr>
+      </w:pPr>
+      <w:r>
+        <w:rPr>
+          <w:rFonts w:ascii="Calibri" w:eastAsia="Times New Roman" w:hAnsi="Calibri" w:cs="Calibri"/>
+          <w:color w:val="1A1A1A"/>
+          <w:sz w:val="22"/>
+          <w:szCs w:val="22"/>
+        </w:rPr>
+        <w:t>Payouts are project expenses. PCAB licenses expiring within 30 days are flagged.</w:t>
+      </w:r>
+    </w:p>
+    <w:p>
+      <w:pPr>
+        <w:pStyle w:val="Heading1"/>
+        <w:rPr>
+          <w:rFonts w:ascii="Calibri" w:eastAsia="Times New Roman" w:hAnsi="Calibri" w:cs="Calibri"/>
+        </w:rPr>
+      </w:pPr>
+      <w:r>
+        <w:rPr>
+          <w:rFonts w:ascii="Calibri" w:eastAsia="Times New Roman" w:hAnsi="Calibri" w:cs="Calibri"/>
+        </w:rPr>
+        <w:t>Chapter 9: Receipts &amp; change orders (Part 5)</w:t>
+      </w:r>
+    </w:p>
+    <w:p>
+      <w:pPr>
+        <w:numPr>
+          <w:ilvl w:val="0"/>
+          <w:numId w:val="8"/>
+        </w:numPr>
+        <w:spacing w:before="100" w:beforeAutospacing="1" w:after="100" w:afterAutospacing="1"/>
+        <w:rPr>
+          <w:rFonts w:ascii="Calibri" w:eastAsia="Times New Roman" w:hAnsi="Calibri" w:cs="Calibri"/>
+          <w:color w:val="1A1A1A"/>
+          <w:sz w:val="22"/>
+          <w:szCs w:val="22"/>
+        </w:rPr>
+      </w:pPr>
+      <w:r>
+        <w:rPr>
+          <w:rFonts w:ascii="Calibri" w:eastAsia="Times New Roman" w:hAnsi="Calibri" w:cs="Calibri"/>
+          <w:color w:val="1A1A1A"/>
+          <w:sz w:val="22"/>
+          <w:szCs w:val="22"/>
+        </w:rPr>
+        <w:t xml:space="preserve">Each receipt is either for a </w:t>
+      </w:r>
+      <w:r>
+        <w:rPr>
+          <w:rStyle w:val="Strong"/>
+          <w:rFonts w:ascii="Calibri" w:eastAsia="Times New Roman" w:hAnsi="Calibri" w:cs="Calibri"/>
+          <w:color w:val="1A1A1A"/>
+          <w:sz w:val="22"/>
+          <w:szCs w:val="22"/>
+        </w:rPr>
+        <w:t>Project</w:t>
+      </w:r>
+      <w:r>
+        <w:rPr>
+          <w:rFonts w:ascii="Calibri" w:eastAsia="Times New Roman" w:hAnsi="Calibri" w:cs="Calibri"/>
+          <w:color w:val="1A1A1A"/>
+          <w:sz w:val="22"/>
+          <w:szCs w:val="22"/>
+        </w:rPr>
+        <w:t xml:space="preserve"> or </w:t>
+      </w:r>
+      <w:r>
+        <w:rPr>
+          <w:rStyle w:val="Strong"/>
+          <w:rFonts w:ascii="Calibri" w:eastAsia="Times New Roman" w:hAnsi="Calibri" w:cs="Calibri"/>
+          <w:color w:val="1A1A1A"/>
+          <w:sz w:val="22"/>
+          <w:szCs w:val="22"/>
+        </w:rPr>
+        <w:t>Company overhead</w:t>
+      </w:r>
+      <w:r>
+        <w:rPr>
+          <w:rFonts w:ascii="Calibri" w:eastAsia="Times New Roman" w:hAnsi="Calibri" w:cs="Calibri"/>
+          <w:color w:val="1A1A1A"/>
+          <w:sz w:val="22"/>
+          <w:szCs w:val="22"/>
+        </w:rPr>
+        <w:t>. The Employee adds, the Supervisor approves, and only approved receipts count.</w:t>
+      </w:r>
+    </w:p>
+    <w:p>
+      <w:pPr>
+        <w:numPr>
+          <w:ilvl w:val="0"/>
+          <w:numId w:val="8"/>
+        </w:numPr>
+        <w:spacing w:before="100" w:beforeAutospacing="1" w:after="100" w:afterAutospacing="1"/>
+        <w:rPr>
+          <w:rFonts w:ascii="Calibri" w:eastAsia="Times New Roman" w:hAnsi="Calibri" w:cs="Calibri"/>
+          <w:color w:val="1A1A1A"/>
+          <w:sz w:val="22"/>
+          <w:szCs w:val="22"/>
+        </w:rPr>
+      </w:pPr>
+      <w:r>
+        <w:rPr>
+          <w:rStyle w:val="Strong"/>
+          <w:rFonts w:ascii="Calibri" w:eastAsia="Times New Roman" w:hAnsi="Calibri" w:cs="Calibri"/>
+          <w:color w:val="1A1A1A"/>
+          <w:sz w:val="22"/>
+          <w:szCs w:val="22"/>
+        </w:rPr>
+        <w:t>No receipt:</w:t>
+      </w:r>
+      <w:r>
+        <w:rPr>
+          <w:rFonts w:ascii="Calibri" w:eastAsia="Times New Roman" w:hAnsi="Calibri" w:cs="Calibri"/>
+          <w:color w:val="1A1A1A"/>
+          <w:sz w:val="22"/>
+          <w:szCs w:val="22"/>
+        </w:rPr>
+        <w:t xml:space="preserve"> needs a reason and waits in </w:t>
+      </w:r>
+      <w:r>
+        <w:rPr>
+          <w:rStyle w:val="Strong"/>
+          <w:rFonts w:ascii="Calibri" w:eastAsia="Times New Roman" w:hAnsi="Calibri" w:cs="Calibri"/>
+          <w:color w:val="1A1A1A"/>
+          <w:sz w:val="22"/>
+          <w:szCs w:val="22"/>
+        </w:rPr>
+        <w:t>Needs Review</w:t>
+      </w:r>
+      <w:r>
+        <w:rPr>
+          <w:rFonts w:ascii="Calibri" w:eastAsia="Times New Roman" w:hAnsi="Calibri" w:cs="Calibri"/>
+          <w:color w:val="1A1A1A"/>
+          <w:sz w:val="22"/>
+          <w:szCs w:val="22"/>
+        </w:rPr>
+        <w:t xml:space="preserve"> for the Supervisor.</w:t>
+      </w:r>
+    </w:p>
+    <w:p>
+      <w:pPr>
+        <w:numPr>
+          <w:ilvl w:val="0"/>
+          <w:numId w:val="8"/>
+        </w:numPr>
+        <w:spacing w:before="100" w:beforeAutospacing="1" w:after="100" w:afterAutospacing="1"/>
+        <w:rPr>
+          <w:rFonts w:ascii="Calibri" w:eastAsia="Times New Roman" w:hAnsi="Calibri" w:cs="Calibri"/>
+          <w:color w:val="1A1A1A"/>
+          <w:sz w:val="22"/>
+          <w:szCs w:val="22"/>
+        </w:rPr>
+      </w:pPr>
+      <w:r>
+        <w:rPr>
+          <w:rStyle w:val="Strong"/>
+          <w:rFonts w:ascii="Calibri" w:eastAsia="Times New Roman" w:hAnsi="Calibri" w:cs="Calibri"/>
+          <w:color w:val="1A1A1A"/>
+          <w:sz w:val="22"/>
+          <w:szCs w:val="22"/>
+        </w:rPr>
+        <w:t>Change orders</w:t>
+      </w:r>
+      <w:r>
+        <w:rPr>
+          <w:rFonts w:ascii="Calibri" w:eastAsia="Times New Roman" w:hAnsi="Calibri" w:cs="Calibri"/>
+          <w:color w:val="1A1A1A"/>
+          <w:sz w:val="22"/>
+          <w:szCs w:val="22"/>
+        </w:rPr>
+        <w:t xml:space="preserve"> (CO-001...): logged by Receipts staff, approved by an </w:t>
+      </w:r>
+      <w:r>
+        <w:rPr>
+          <w:rStyle w:val="Strong"/>
+          <w:rFonts w:ascii="Calibri" w:eastAsia="Times New Roman" w:hAnsi="Calibri" w:cs="Calibri"/>
+          <w:color w:val="1A1A1A"/>
+          <w:sz w:val="22"/>
+          <w:szCs w:val="22"/>
+        </w:rPr>
+        <w:t>Admin only</w:t>
+      </w:r>
+      <w:r>
+        <w:rPr>
+          <w:rFonts w:ascii="Calibri" w:eastAsia="Times New Roman" w:hAnsi="Calibri" w:cs="Calibri"/>
+          <w:color w:val="1A1A1A"/>
+          <w:sz w:val="22"/>
+          <w:szCs w:val="22"/>
+        </w:rPr>
+        <w:t>. On approval the cost change is added to the project's revenue and the days move its target end date.</w:t>
+      </w:r>
+    </w:p>
+    <w:p>
+      <w:pPr>
+        <w:numPr>
+          <w:ilvl w:val="0"/>
+          <w:numId w:val="8"/>
+        </w:numPr>
+        <w:spacing w:before="100" w:beforeAutospacing="1" w:after="100" w:afterAutospacing="1"/>
+        <w:rPr>
+          <w:rFonts w:ascii="Calibri" w:eastAsia="Times New Roman" w:hAnsi="Calibri" w:cs="Calibri"/>
+          <w:color w:val="1A1A1A"/>
+          <w:sz w:val="22"/>
+          <w:szCs w:val="22"/>
+        </w:rPr>
+      </w:pPr>
+      <w:r>
+        <w:rPr>
           <w:rFonts w:ascii="Calibri" w:eastAsia="Times New Roman" w:hAnsi="Calibri" w:cs="Calibri"/>
           <w:color w:val="1A1A1A"/>
           <w:sz w:val="22"/>
@@ -9065,7 +9447,7 @@
         <w:pStyle w:val="NormalWeb"/>
         <w:numPr>
           <w:ilvl w:val="0"/>
-          <w:numId w:val="8"/>
+          <w:numId w:val="9"/>
         </w:numPr>
         <w:rPr>
           <w:rFonts w:ascii="Calibri" w:hAnsi="Calibri" w:cs="Calibri"/>
@@ -9491,7 +9873,7 @@
         <w:pStyle w:val="NormalWeb"/>
         <w:numPr>
           <w:ilvl w:val="0"/>
-          <w:numId w:val="8"/>
+          <w:numId w:val="9"/>
         </w:numPr>
         <w:rPr>
           <w:rFonts w:ascii="Calibri" w:hAnsi="Calibri" w:cs="Calibri"/>
@@ -9515,7 +9897,7 @@
         <w:pStyle w:val="NormalWeb"/>
         <w:numPr>
           <w:ilvl w:val="0"/>
-          <w:numId w:val="8"/>
+          <w:numId w:val="9"/>
         </w:numPr>
         <w:rPr>
           <w:rFonts w:ascii="Calibri" w:hAnsi="Calibri" w:cs="Calibri"/>
@@ -9557,16 +9939,7 @@
           <w:sz w:val="22"/>
           <w:szCs w:val="22"/>
         </w:rPr>
-        <w:t xml:space="preserve"> </w:t>
-      </w:r>
-      <w:r>
-        <w:rPr>
-          <w:rFonts w:ascii="Calibri" w:hAnsi="Calibri" w:cs="Calibri"/>
-          <w:color w:val="1A1A1A"/>
-          <w:sz w:val="22"/>
-          <w:szCs w:val="22"/>
-        </w:rPr>
-        <w:t>with the Website Admin screens. It references the office app, so it uses the same sign-in, session, database settings and screen helpers.</w:t>
+        <w:t xml:space="preserve"> with the Website Admin screens. It references the office app, so it uses the same sign-in, session, database settings and screen helpers.</w:t>
       </w:r>
     </w:p>
     <w:p>
@@ -9574,7 +9947,7 @@
         <w:pStyle w:val="NormalWeb"/>
         <w:numPr>
           <w:ilvl w:val="0"/>
-          <w:numId w:val="8"/>
+          <w:numId w:val="9"/>
         </w:numPr>
         <w:rPr>
           <w:rFonts w:ascii="Calibri" w:hAnsi="Calibri" w:cs="Calibri"/>
@@ -9598,7 +9971,7 @@
         <w:pStyle w:val="NormalWeb"/>
         <w:numPr>
           <w:ilvl w:val="0"/>
-          <w:numId w:val="8"/>
+          <w:numId w:val="9"/>
         </w:numPr>
         <w:rPr>
           <w:rFonts w:ascii="Calibri" w:hAnsi="Calibri" w:cs="Calibri"/>
@@ -11575,7 +11948,7 @@
       <w:pPr>
         <w:numPr>
           <w:ilvl w:val="0"/>
-          <w:numId w:val="9"/>
+          <w:numId w:val="10"/>
         </w:numPr>
         <w:spacing w:before="100" w:beforeAutospacing="1" w:after="100" w:afterAutospacing="1"/>
         <w:rPr>
@@ -11599,7 +11972,7 @@
       <w:pPr>
         <w:numPr>
           <w:ilvl w:val="0"/>
-          <w:numId w:val="9"/>
+          <w:numId w:val="10"/>
         </w:numPr>
         <w:spacing w:before="100" w:beforeAutospacing="1" w:after="100" w:afterAutospacing="1"/>
         <w:rPr>
@@ -11623,7 +11996,7 @@
       <w:pPr>
         <w:numPr>
           <w:ilvl w:val="0"/>
-          <w:numId w:val="9"/>
+          <w:numId w:val="10"/>
         </w:numPr>
         <w:spacing w:before="100" w:beforeAutospacing="1" w:after="100" w:afterAutospacing="1"/>
         <w:rPr>
@@ -11656,9 +12029,122 @@
 <file path=word/numbering.xml><?xml version="1.0" encoding="utf-8"?>
 <w:numbering xmlns:wpc="http://schemas.microsoft.com/office/word/2010/wordprocessingCanvas" xmlns:cx="http://schemas.microsoft.com/office/drawing/2014/chartex" xmlns:cx1="http://schemas.microsoft.com/office/drawing/2015/9/8/chartex" xmlns:cx2="http://schemas.microsoft.com/office/drawing/2015/10/21/chartex" xmlns:cx3="http://schemas.microsoft.com/office/drawing/2016/5/9/chartex" xmlns:cx4="http://schemas.microsoft.com/office/drawing/2016/5/10/chartex" xmlns:cx5="http://schemas.microsoft.com/office/drawing/2016/5/11/chartex" xmlns:cx6="http://schemas.microsoft.com/office/drawing/2016/5/12/chartex" xmlns:cx7="http://schemas.microsoft.com/office/drawing/2016/5/13/chartex" xmlns:cx8="http://schemas.microsoft.com/office/drawing/2016/5/14/chartex" xmlns:mc="http://schemas.openxmlformats.org/markup-compatibility/2006" xmlns:aink="http://schemas.microsoft.com/office/drawing/2016/ink" xmlns:am3d="http://schemas.microsoft.com/office/drawing/2017/model3d" xmlns:o="urn:schemas-microsoft-com:office:office" xmlns:oel="http://schemas.microsoft.com/office/2019/extlst" xmlns:r="http://schemas.openxmlformats.org/officeDocument/2006/relationships" xmlns:m="http://schemas.openxmlformats.org/officeDocument/2006/math" xmlns:v="urn:schemas-microsoft-com:vml" xmlns:wp14="http://schemas.microsoft.com/office/word/2010/wordprocessingDrawing" xmlns:wp="http://schemas.openxmlformats.org/drawingml/2006/wordprocessingDrawing" xmlns:w10="urn:schemas-microsoft-com:office:word" xmlns:w="http://schemas.openxmlformats.org/wordprocessingml/2006/main" xmlns:w14="http://schemas.microsoft.com/office/word/2010/wordml" xmlns:w15="http://schemas.microsoft.com/office/word/2012/wordml" xmlns:w16cex="http://schemas.microsoft.com/office/word/2018/wordml/cex" xmlns:w16cid="http://schemas.microsoft.com/office/word/2016/wordml/cid" xmlns:w16="http://schemas.microsoft.com/office/word/2018/wordml" xmlns:w16du="http://schemas.microsoft.com/office/word/2023/wordml/word16du" xmlns:w16sdtdh="http://schemas.microsoft.com/office/word/2020/wordml/sdtdatahash" xmlns:w16sdtfl="http://schemas.microsoft.com/office/word/2024/wordml/sdtformatlock" xmlns:w16se="http://schemas.microsoft.com/office/word/2015/wordml/symex" xmlns:wpg="http://schemas.microsoft.com/office/word/2010/wordprocessingGroup" xmlns:wpi="http://schemas.microsoft.com/office/word/2010/wordprocessingInk" xmlns:wne="http://schemas.microsoft.com/office/word/2006/wordml" xmlns:wps="http://schemas.microsoft.com/office/word/2010/wordprocessingShape" mc:Ignorable="w14 w15 w16se w16cid w16 w16cex w16sdtdh w16sdtfl w16du wp14">
   <w:abstractNum w:abstractNumId="0" w15:restartNumberingAfterBreak="0">
-    <w:nsid w:val="0B514C6A"/>
+    <w:nsid w:val="260B350B"/>
     <w:multiLevelType w:val="multilevel"/>
-    <w:tmpl w:val="668EEB8C"/>
+    <w:tmpl w:val="694E37E6"/>
+    <w:lvl w:ilvl="0">
+      <w:start w:val="1"/>
+      <w:numFmt w:val="decimal"/>
+      <w:lvlText w:val="%1."/>
+      <w:lvlJc w:val="left"/>
+      <w:pPr>
+        <w:tabs>
+          <w:tab w:val="num" w:pos="720"/>
+        </w:tabs>
+        <w:ind w:left="720" w:hanging="360"/>
+      </w:pPr>
+    </w:lvl>
+    <w:lvl w:ilvl="1" w:tentative="1">
+      <w:start w:val="1"/>
+      <w:numFmt w:val="decimal"/>
+      <w:lvlText w:val="%2."/>
+      <w:lvlJc w:val="left"/>
+      <w:pPr>
+        <w:tabs>
+          <w:tab w:val="num" w:pos="1440"/>
+        </w:tabs>
+        <w:ind w:left="1440" w:hanging="360"/>
+      </w:pPr>
+    </w:lvl>
+    <w:lvl w:ilvl="2" w:tentative="1">
+      <w:start w:val="1"/>
+      <w:numFmt w:val="decimal"/>
+      <w:lvlText w:val="%3."/>
+      <w:lvlJc w:val="left"/>
+      <w:pPr>
+        <w:tabs>
+          <w:tab w:val="num" w:pos="2160"/>
+        </w:tabs>
+        <w:ind w:left="2160" w:hanging="360"/>
+      </w:pPr>
+    </w:lvl>
+    <w:lvl w:ilvl="3" w:tentative="1">
+      <w:start w:val="1"/>
+      <w:numFmt w:val="decimal"/>
+      <w:lvlText w:val="%4."/>
+      <w:lvlJc w:val="left"/>
+      <w:pPr>
+        <w:tabs>
+          <w:tab w:val="num" w:pos="2880"/>
+        </w:tabs>
+        <w:ind w:left="2880" w:hanging="360"/>
+      </w:pPr>
+    </w:lvl>
+    <w:lvl w:ilvl="4" w:tentative="1">
+      <w:start w:val="1"/>
+      <w:numFmt w:val="decimal"/>
+      <w:lvlText w:val="%5."/>
+      <w:lvlJc w:val="left"/>
+      <w:pPr>
+        <w:tabs>
+          <w:tab w:val="num" w:pos="3600"/>
+        </w:tabs>
+        <w:ind w:left="3600" w:hanging="360"/>
+      </w:pPr>
+    </w:lvl>
+    <w:lvl w:ilvl="5" w:tentative="1">
+      <w:start w:val="1"/>
+      <w:numFmt w:val="decimal"/>
+      <w:lvlText w:val="%6."/>
+      <w:lvlJc w:val="left"/>
+      <w:pPr>
+        <w:tabs>
+          <w:tab w:val="num" w:pos="4320"/>
+        </w:tabs>
+        <w:ind w:left="4320" w:hanging="360"/>
+      </w:pPr>
+    </w:lvl>
+    <w:lvl w:ilvl="6" w:tentative="1">
+      <w:start w:val="1"/>
+      <w:numFmt w:val="decimal"/>
+      <w:lvlText w:val="%7."/>
+      <w:lvlJc w:val="left"/>
+      <w:pPr>
+        <w:tabs>
+          <w:tab w:val="num" w:pos="5040"/>
+        </w:tabs>
+        <w:ind w:left="5040" w:hanging="360"/>
+      </w:pPr>
+    </w:lvl>
+    <w:lvl w:ilvl="7" w:tentative="1">
+      <w:start w:val="1"/>
+      <w:numFmt w:val="decimal"/>
+      <w:lvlText w:val="%8."/>
+      <w:lvlJc w:val="left"/>
+      <w:pPr>
+        <w:tabs>
+          <w:tab w:val="num" w:pos="5760"/>
+        </w:tabs>
+        <w:ind w:left="5760" w:hanging="360"/>
+      </w:pPr>
+    </w:lvl>
+    <w:lvl w:ilvl="8" w:tentative="1">
+      <w:start w:val="1"/>
+      <w:numFmt w:val="decimal"/>
+      <w:lvlText w:val="%9."/>
+      <w:lvlJc w:val="left"/>
+      <w:pPr>
+        <w:tabs>
+          <w:tab w:val="num" w:pos="6480"/>
+        </w:tabs>
+        <w:ind w:left="6480" w:hanging="360"/>
+      </w:pPr>
+    </w:lvl>
+  </w:abstractNum>
+  <w:abstractNum w:abstractNumId="1" w15:restartNumberingAfterBreak="0">
+    <w:nsid w:val="308D59D2"/>
+    <w:multiLevelType w:val="multilevel"/>
+    <w:tmpl w:val="4D760086"/>
     <w:lvl w:ilvl="0">
       <w:start w:val="1"/>
       <w:numFmt w:val="bullet"/>
@@ -11804,14 +12290,14 @@
       </w:rPr>
     </w:lvl>
   </w:abstractNum>
-  <w:abstractNum w:abstractNumId="1" w15:restartNumberingAfterBreak="0">
-    <w:nsid w:val="14D5543A"/>
+  <w:abstractNum w:abstractNumId="2" w15:restartNumberingAfterBreak="0">
+    <w:nsid w:val="319C6398"/>
     <w:multiLevelType w:val="multilevel"/>
-    <w:tmpl w:val="219EEC98"/>
+    <w:tmpl w:val="1536F9F2"/>
     <w:lvl w:ilvl="0">
       <w:start w:val="1"/>
-      <w:numFmt w:val="decimal"/>
-      <w:lvlText w:val="%1."/>
+      <w:numFmt w:val="bullet"/>
+      <w:lvlText w:val=""/>
       <w:lvlJc w:val="left"/>
       <w:pPr>
         <w:tabs>
@@ -11819,11 +12305,15 @@
         </w:tabs>
         <w:ind w:left="720" w:hanging="360"/>
       </w:pPr>
+      <w:rPr>
+        <w:rFonts w:ascii="Symbol" w:hAnsi="Symbol" w:hint="default"/>
+        <w:sz w:val="20"/>
+      </w:rPr>
     </w:lvl>
-    <w:lvl w:ilvl="1" w:tentative="1">
+    <w:lvl w:ilvl="1">
       <w:start w:val="1"/>
-      <w:numFmt w:val="decimal"/>
-      <w:lvlText w:val="%2."/>
+      <w:numFmt w:val="bullet"/>
+      <w:lvlText w:val="o"/>
       <w:lvlJc w:val="left"/>
       <w:pPr>
         <w:tabs>
@@ -11831,11 +12321,15 @@
         </w:tabs>
         <w:ind w:left="1440" w:hanging="360"/>
       </w:pPr>
+      <w:rPr>
+        <w:rFonts w:ascii="Courier New" w:hAnsi="Courier New" w:hint="default"/>
+        <w:sz w:val="20"/>
+      </w:rPr>
     </w:lvl>
     <w:lvl w:ilvl="2" w:tentative="1">
       <w:start w:val="1"/>
-      <w:numFmt w:val="decimal"/>
-      <w:lvlText w:val="%3."/>
+      <w:numFmt w:val="bullet"/>
+      <w:lvlText w:val=""/>
       <w:lvlJc w:val="left"/>
       <w:pPr>
         <w:tabs>
@@ -11843,11 +12337,15 @@
         </w:tabs>
         <w:ind w:left="2160" w:hanging="360"/>
       </w:pPr>
+      <w:rPr>
+        <w:rFonts w:ascii="Wingdings" w:hAnsi="Wingdings" w:hint="default"/>
+        <w:sz w:val="20"/>
+      </w:rPr>
     </w:lvl>
     <w:lvl w:ilvl="3" w:tentative="1">
       <w:start w:val="1"/>
-      <w:numFmt w:val="decimal"/>
-      <w:lvlText w:val="%4."/>
+      <w:numFmt w:val="bullet"/>
+      <w:lvlText w:val=""/>
       <w:lvlJc w:val="left"/>
       <w:pPr>
         <w:tabs>
@@ -11855,11 +12353,15 @@
         </w:tabs>
         <w:ind w:left="2880" w:hanging="360"/>
       </w:pPr>
+      <w:rPr>
+        <w:rFonts w:ascii="Wingdings" w:hAnsi="Wingdings" w:hint="default"/>
+        <w:sz w:val="20"/>
+      </w:rPr>
     </w:lvl>
     <w:lvl w:ilvl="4" w:tentative="1">
       <w:start w:val="1"/>
-      <w:numFmt w:val="decimal"/>
-      <w:lvlText w:val="%5."/>
+      <w:numFmt w:val="bullet"/>
+      <w:lvlText w:val=""/>
       <w:lvlJc w:val="left"/>
       <w:pPr>
         <w:tabs>
@@ -11867,11 +12369,15 @@
         </w:tabs>
         <w:ind w:left="3600" w:hanging="360"/>
       </w:pPr>
+      <w:rPr>
+        <w:rFonts w:ascii="Wingdings" w:hAnsi="Wingdings" w:hint="default"/>
+        <w:sz w:val="20"/>
+      </w:rPr>
     </w:lvl>
     <w:lvl w:ilvl="5" w:tentative="1">
       <w:start w:val="1"/>
-      <w:numFmt w:val="decimal"/>
-      <w:lvlText w:val="%6."/>
+      <w:numFmt w:val="bullet"/>
+      <w:lvlText w:val=""/>
       <w:lvlJc w:val="left"/>
       <w:pPr>
         <w:tabs>
@@ -11879,11 +12385,15 @@
         </w:tabs>
         <w:ind w:left="4320" w:hanging="360"/>
       </w:pPr>
+      <w:rPr>
+        <w:rFonts w:ascii="Wingdings" w:hAnsi="Wingdings" w:hint="default"/>
+        <w:sz w:val="20"/>
+      </w:rPr>
     </w:lvl>
     <w:lvl w:ilvl="6" w:tentative="1">
       <w:start w:val="1"/>
-      <w:numFmt w:val="decimal"/>
-      <w:lvlText w:val="%7."/>
+      <w:numFmt w:val="bullet"/>
+      <w:lvlText w:val=""/>
       <w:lvlJc w:val="left"/>
       <w:pPr>
         <w:tabs>
@@ -11891,11 +12401,15 @@
         </w:tabs>
         <w:ind w:left="5040" w:hanging="360"/>
       </w:pPr>
+      <w:rPr>
+        <w:rFonts w:ascii="Wingdings" w:hAnsi="Wingdings" w:hint="default"/>
+        <w:sz w:val="20"/>
+      </w:rPr>
     </w:lvl>
     <w:lvl w:ilvl="7" w:tentative="1">
       <w:start w:val="1"/>
-      <w:numFmt w:val="decimal"/>
-      <w:lvlText w:val="%8."/>
+      <w:numFmt w:val="bullet"/>
+      <w:lvlText w:val=""/>
       <w:lvlJc w:val="left"/>
       <w:pPr>
         <w:tabs>
@@ -11903,11 +12417,15 @@
         </w:tabs>
         <w:ind w:left="5760" w:hanging="360"/>
       </w:pPr>
+      <w:rPr>
+        <w:rFonts w:ascii="Wingdings" w:hAnsi="Wingdings" w:hint="default"/>
+        <w:sz w:val="20"/>
+      </w:rPr>
     </w:lvl>
     <w:lvl w:ilvl="8" w:tentative="1">
       <w:start w:val="1"/>
-      <w:numFmt w:val="decimal"/>
-      <w:lvlText w:val="%9."/>
+      <w:numFmt w:val="bullet"/>
+      <w:lvlText w:val=""/>
       <w:lvlJc w:val="left"/>
       <w:pPr>
         <w:tabs>
@@ -11915,12 +12433,16 @@
         </w:tabs>
         <w:ind w:left="6480" w:hanging="360"/>
       </w:pPr>
+      <w:rPr>
+        <w:rFonts w:ascii="Wingdings" w:hAnsi="Wingdings" w:hint="default"/>
+        <w:sz w:val="20"/>
+      </w:rPr>
     </w:lvl>
   </w:abstractNum>
-  <w:abstractNum w:abstractNumId="2" w15:restartNumberingAfterBreak="0">
-    <w:nsid w:val="14DB5227"/>
+  <w:abstractNum w:abstractNumId="3" w15:restartNumberingAfterBreak="0">
+    <w:nsid w:val="41F6356F"/>
     <w:multiLevelType w:val="multilevel"/>
-    <w:tmpl w:val="E1C8752C"/>
+    <w:tmpl w:val="24C4F290"/>
     <w:lvl w:ilvl="0">
       <w:start w:val="1"/>
       <w:numFmt w:val="bullet"/>
@@ -12066,10 +12588,10 @@
       </w:rPr>
     </w:lvl>
   </w:abstractNum>
-  <w:abstractNum w:abstractNumId="3" w15:restartNumberingAfterBreak="0">
-    <w:nsid w:val="26E1528A"/>
+  <w:abstractNum w:abstractNumId="4" w15:restartNumberingAfterBreak="0">
+    <w:nsid w:val="43960211"/>
     <w:multiLevelType w:val="multilevel"/>
-    <w:tmpl w:val="7A6879A0"/>
+    <w:tmpl w:val="D1D8DA5A"/>
     <w:lvl w:ilvl="0">
       <w:start w:val="1"/>
       <w:numFmt w:val="bullet"/>
@@ -12215,10 +12737,10 @@
       </w:rPr>
     </w:lvl>
   </w:abstractNum>
-  <w:abstractNum w:abstractNumId="4" w15:restartNumberingAfterBreak="0">
-    <w:nsid w:val="31647963"/>
+  <w:abstractNum w:abstractNumId="5" w15:restartNumberingAfterBreak="0">
+    <w:nsid w:val="49C13BF5"/>
     <w:multiLevelType w:val="multilevel"/>
-    <w:tmpl w:val="593CC502"/>
+    <w:tmpl w:val="B4082814"/>
     <w:lvl w:ilvl="0">
       <w:start w:val="1"/>
       <w:numFmt w:val="bullet"/>
@@ -12235,7 +12757,7 @@
         <w:sz w:val="20"/>
       </w:rPr>
     </w:lvl>
-    <w:lvl w:ilvl="1">
+    <w:lvl w:ilvl="1" w:tentative="1">
       <w:start w:val="1"/>
       <w:numFmt w:val="bullet"/>
       <w:lvlText w:val="o"/>
@@ -12364,10 +12886,10 @@
       </w:rPr>
     </w:lvl>
   </w:abstractNum>
-  <w:abstractNum w:abstractNumId="5" w15:restartNumberingAfterBreak="0">
-    <w:nsid w:val="3BD06191"/>
+  <w:abstractNum w:abstractNumId="6" w15:restartNumberingAfterBreak="0">
+    <w:nsid w:val="5322191C"/>
     <w:multiLevelType w:val="multilevel"/>
-    <w:tmpl w:val="7DC8E2AA"/>
+    <w:tmpl w:val="EA88E48C"/>
     <w:lvl w:ilvl="0">
       <w:start w:val="1"/>
       <w:numFmt w:val="bullet"/>
@@ -12513,10 +13035,10 @@
       </w:rPr>
     </w:lvl>
   </w:abstractNum>
-  <w:abstractNum w:abstractNumId="6" w15:restartNumberingAfterBreak="0">
-    <w:nsid w:val="3CA374B6"/>
+  <w:abstractNum w:abstractNumId="7" w15:restartNumberingAfterBreak="0">
+    <w:nsid w:val="5C87770C"/>
     <w:multiLevelType w:val="multilevel"/>
-    <w:tmpl w:val="944E153A"/>
+    <w:tmpl w:val="BFC0ABF2"/>
     <w:lvl w:ilvl="0">
       <w:start w:val="1"/>
       <w:numFmt w:val="bullet"/>
@@ -12662,10 +13184,10 @@
       </w:rPr>
     </w:lvl>
   </w:abstractNum>
-  <w:abstractNum w:abstractNumId="7" w15:restartNumberingAfterBreak="0">
-    <w:nsid w:val="5EBC24E4"/>
+  <w:abstractNum w:abstractNumId="8" w15:restartNumberingAfterBreak="0">
+    <w:nsid w:val="6AE76947"/>
     <w:multiLevelType w:val="multilevel"/>
-    <w:tmpl w:val="DFD6C332"/>
+    <w:tmpl w:val="392CA0AE"/>
     <w:lvl w:ilvl="0">
       <w:start w:val="1"/>
       <w:numFmt w:val="bullet"/>
@@ -12811,10 +13333,10 @@
       </w:rPr>
     </w:lvl>
   </w:abstractNum>
-  <w:abstractNum w:abstractNumId="8" w15:restartNumberingAfterBreak="0">
-    <w:nsid w:val="64431BCB"/>
+  <w:abstractNum w:abstractNumId="9" w15:restartNumberingAfterBreak="0">
+    <w:nsid w:val="7CAC170D"/>
     <w:multiLevelType w:val="multilevel"/>
-    <w:tmpl w:val="D69E2252"/>
+    <w:tmpl w:val="1BE0E802"/>
     <w:lvl w:ilvl="0">
       <w:start w:val="1"/>
       <w:numFmt w:val="bullet"/>
@@ -12960,31 +13482,34 @@
       </w:rPr>
     </w:lvl>
   </w:abstractNum>
-  <w:num w:numId="1" w16cid:durableId="225650166">
+  <w:num w:numId="1" w16cid:durableId="2037920772">
+    <w:abstractNumId w:val="0"/>
+  </w:num>
+  <w:num w:numId="2" w16cid:durableId="836766983">
+    <w:abstractNumId w:val="4"/>
+  </w:num>
+  <w:num w:numId="3" w16cid:durableId="526413446">
+    <w:abstractNumId w:val="2"/>
+  </w:num>
+  <w:num w:numId="4" w16cid:durableId="1294680497">
+    <w:abstractNumId w:val="8"/>
+  </w:num>
+  <w:num w:numId="5" w16cid:durableId="973145462">
+    <w:abstractNumId w:val="6"/>
+  </w:num>
+  <w:num w:numId="6" w16cid:durableId="1021975946">
     <w:abstractNumId w:val="1"/>
   </w:num>
-  <w:num w:numId="2" w16cid:durableId="1208301193">
+  <w:num w:numId="7" w16cid:durableId="300036030">
+    <w:abstractNumId w:val="9"/>
+  </w:num>
+  <w:num w:numId="8" w16cid:durableId="358164287">
     <w:abstractNumId w:val="3"/>
   </w:num>
-  <w:num w:numId="3" w16cid:durableId="807474048">
-    <w:abstractNumId w:val="4"/>
-  </w:num>
-  <w:num w:numId="4" w16cid:durableId="1630624987">
-    <w:abstractNumId w:val="6"/>
-  </w:num>
-  <w:num w:numId="5" w16cid:durableId="1933662057">
-    <w:abstractNumId w:val="0"/>
-  </w:num>
-  <w:num w:numId="6" w16cid:durableId="1181819134">
-    <w:abstractNumId w:val="2"/>
-  </w:num>
-  <w:num w:numId="7" w16cid:durableId="104271194">
-    <w:abstractNumId w:val="8"/>
-  </w:num>
-  <w:num w:numId="8" w16cid:durableId="1708748995">
+  <w:num w:numId="9" w16cid:durableId="1745108930">
     <w:abstractNumId w:val="7"/>
   </w:num>
-  <w:num w:numId="9" w16cid:durableId="639653059">
+  <w:num w:numId="10" w16cid:durableId="1800295744">
     <w:abstractNumId w:val="5"/>
   </w:num>
 </w:numbering>
@@ -13493,7 +14018,7 @@
     <w:uiPriority w:val="9"/>
     <w:rPr>
       <w:rFonts w:asciiTheme="majorHAnsi" w:eastAsiaTheme="majorEastAsia" w:hAnsiTheme="majorHAnsi" w:cstheme="majorBidi"/>
-      <w:color w:val="0F4761" w:themeColor="accent1" w:themeShade="BF"/>
+      <w:color w:val="2F5496" w:themeColor="accent1" w:themeShade="BF"/>
       <w:sz w:val="40"/>
       <w:szCs w:val="40"/>
     </w:rPr>
@@ -13506,7 +14031,7 @@
     <w:semiHidden/>
     <w:rPr>
       <w:rFonts w:asciiTheme="majorHAnsi" w:eastAsiaTheme="majorEastAsia" w:hAnsiTheme="majorHAnsi" w:cstheme="majorBidi"/>
-      <w:color w:val="0F4761" w:themeColor="accent1" w:themeShade="BF"/>
+      <w:color w:val="2F5496" w:themeColor="accent1" w:themeShade="BF"/>
       <w:sz w:val="32"/>
       <w:szCs w:val="32"/>
     </w:rPr>
@@ -13519,7 +14044,7 @@
     <w:semiHidden/>
     <w:rPr>
       <w:rFonts w:asciiTheme="minorHAnsi" w:eastAsiaTheme="majorEastAsia" w:hAnsiTheme="minorHAnsi" w:cstheme="majorBidi"/>
-      <w:color w:val="0F4761" w:themeColor="accent1" w:themeShade="BF"/>
+      <w:color w:val="2F5496" w:themeColor="accent1" w:themeShade="BF"/>
       <w:sz w:val="28"/>
       <w:szCs w:val="28"/>
     </w:rPr>
@@ -13615,39 +14140,39 @@
         <a:sysClr val="window" lastClr="FFFFFF"/>
       </a:lt1>
       <a:dk2>
-        <a:srgbClr val="0E2841"/>
+        <a:srgbClr val="44546A"/>
       </a:dk2>
       <a:lt2>
-        <a:srgbClr val="E8E8E8"/>
+        <a:srgbClr val="E7E6E6"/>
       </a:lt2>
       <a:accent1>
-        <a:srgbClr val="156082"/>
+        <a:srgbClr val="4472C4"/>
       </a:accent1>
       <a:accent2>
-        <a:srgbClr val="E97132"/>
+        <a:srgbClr val="ED7D31"/>
       </a:accent2>
       <a:accent3>
-        <a:srgbClr val="196B24"/>
+        <a:srgbClr val="A5A5A5"/>
       </a:accent3>
       <a:accent4>
-        <a:srgbClr val="0F9ED5"/>
+        <a:srgbClr val="FFC000"/>
       </a:accent4>
       <a:accent5>
-        <a:srgbClr val="A02B93"/>
+        <a:srgbClr val="5B9BD5"/>
       </a:accent5>
       <a:accent6>
-        <a:srgbClr val="4EA72E"/>
+        <a:srgbClr val="70AD47"/>
       </a:accent6>
       <a:hlink>
-        <a:srgbClr val="467886"/>
+        <a:srgbClr val="0563C1"/>
       </a:hlink>
       <a:folHlink>
-        <a:srgbClr val="96607D"/>
+        <a:srgbClr val="954F72"/>
       </a:folHlink>
     </a:clrScheme>
     <a:fontScheme name="Office">
       <a:majorFont>
-        <a:latin typeface="Aptos Display" panose="02110004020202020204"/>
+        <a:latin typeface="Calibri Light" panose="020F0302020204030204"/>
         <a:ea typeface=""/>
         <a:cs typeface=""/>
         <a:font script="Jpan" typeface="游ゴシック Light"/>
@@ -13699,7 +14224,7 @@
         <a:font script="Tfng" typeface="Ebrima"/>
       </a:majorFont>
       <a:minorFont>
-        <a:latin typeface="Aptos" panose="02110004020202020204"/>
+        <a:latin typeface="Calibri" panose="020F0502020204030204"/>
         <a:ea typeface=""/>
         <a:cs typeface=""/>
         <a:font script="Jpan" typeface="游明朝"/>
@@ -13810,6 +14335,13 @@
         </a:gradFill>
       </a:fillStyleLst>
       <a:lnStyleLst>
+        <a:ln w="6350" cap="flat" cmpd="sng" algn="ctr">
+          <a:solidFill>
+            <a:schemeClr val="phClr"/>
+          </a:solidFill>
+          <a:prstDash val="solid"/>
+          <a:miter lim="800000"/>
+        </a:ln>
         <a:ln w="12700" cap="flat" cmpd="sng" algn="ctr">
           <a:solidFill>
             <a:schemeClr val="phClr"/>
@@ -13818,13 +14350,6 @@
           <a:miter lim="800000"/>
         </a:ln>
         <a:ln w="19050" cap="flat" cmpd="sng" algn="ctr">
-          <a:solidFill>
-            <a:schemeClr val="phClr"/>
-          </a:solidFill>
-          <a:prstDash val="solid"/>
-          <a:miter lim="800000"/>
-        </a:ln>
-        <a:ln w="25400" cap="flat" cmpd="sng" algn="ctr">
           <a:solidFill>
             <a:schemeClr val="phClr"/>
           </a:solidFill>
@@ -13889,31 +14414,11 @@
       </a:bgFillStyleLst>
     </a:fmtScheme>
   </a:themeElements>
-  <a:objectDefaults>
-    <a:lnDef>
-      <a:spPr/>
-      <a:bodyPr/>
-      <a:lstStyle/>
-      <a:style>
-        <a:lnRef idx="2">
-          <a:schemeClr val="accent1"/>
-        </a:lnRef>
-        <a:fillRef idx="0">
-          <a:schemeClr val="accent1"/>
-        </a:fillRef>
-        <a:effectRef idx="1">
-          <a:schemeClr val="accent1"/>
-        </a:effectRef>
-        <a:fontRef idx="minor">
-          <a:schemeClr val="tx1"/>
-        </a:fontRef>
-      </a:style>
-    </a:lnDef>
-  </a:objectDefaults>
+  <a:objectDefaults/>
   <a:extraClrSchemeLst/>
   <a:extLst>
     <a:ext uri="{05A4C25C-085E-4340-85A3-A5531E510DB2}">
-      <thm15:themeFamily xmlns:thm15="http://schemas.microsoft.com/office/thememl/2012/main" name="Office Theme" id="{2E142A2C-CD16-42D6-873A-C26D2A0506FA}" vid="{1BDDFF52-6CD6-40A5-AB3C-68EB2F1E4D0A}"/>
+      <thm15:themeFamily xmlns:thm15="http://schemas.microsoft.com/office/thememl/2012/main" name="Office Theme" id="{62F939B6-93AF-4DB8-9C6B-D6C7DFDC589F}" vid="{4A3C46E8-61CC-4603-A589-7422A47A8E4A}"/>
     </a:ext>
   </a:extLst>
 </a:theme>

--- a/docs/Developer Guide.docx
+++ b/docs/Developer Guide.docx
@@ -72,7 +72,7 @@
       <w:pPr>
         <w:pStyle w:val="NormalWeb"/>
         <w:shd w:val="clear" w:color="auto" w:fill="EEF2F8"/>
-        <w:divId w:val="1678193787"/>
+        <w:divId w:val="2119793227"/>
         <w:rPr>
           <w:rFonts w:ascii="Calibri" w:hAnsi="Calibri" w:cs="Calibri"/>
           <w:color w:val="404040"/>
@@ -8701,6 +8701,81 @@
       </w:pPr>
       <w:r>
         <w:rPr>
+          <w:rStyle w:val="Strong"/>
+          <w:rFonts w:ascii="Calibri" w:eastAsia="Times New Roman" w:hAnsi="Calibri" w:cs="Calibri"/>
+          <w:color w:val="1A1A1A"/>
+          <w:sz w:val="22"/>
+          <w:szCs w:val="22"/>
+        </w:rPr>
+        <w:t>Make Scanner Employee File</w:t>
+      </w:r>
+      <w:r>
+        <w:rPr>
+          <w:rFonts w:ascii="Calibri" w:eastAsia="Times New Roman" w:hAnsi="Calibri" w:cs="Calibri"/>
+          <w:color w:val="1A1A1A"/>
+          <w:sz w:val="22"/>
+          <w:szCs w:val="22"/>
+        </w:rPr>
+        <w:t xml:space="preserve"> (</w:t>
+      </w:r>
+      <w:r>
+        <w:rPr>
+          <w:rStyle w:val="HTMLCode"/>
+          <w:color w:val="1A1A1A"/>
+        </w:rPr>
+        <w:t>Services/ScannerEmployeeFile</w:t>
+      </w:r>
+      <w:r>
+        <w:rPr>
+          <w:rFonts w:ascii="Calibri" w:eastAsia="Times New Roman" w:hAnsi="Calibri" w:cs="Calibri"/>
+          <w:color w:val="1A1A1A"/>
+          <w:sz w:val="22"/>
+          <w:szCs w:val="22"/>
+        </w:rPr>
+        <w:t xml:space="preserve">): fills the scanner's own "Employee Form" (blank copy embedded as </w:t>
+      </w:r>
+      <w:r>
+        <w:rPr>
+          <w:rStyle w:val="HTMLCode"/>
+          <w:color w:val="1A1A1A"/>
+        </w:rPr>
+        <w:t>Resources/ScannerEmployeeForm.xls</w:t>
+      </w:r>
+      <w:r>
+        <w:rPr>
+          <w:rFonts w:ascii="Calibri" w:eastAsia="Times New Roman" w:hAnsi="Calibri" w:cs="Calibri"/>
+          <w:color w:val="1A1A1A"/>
+          <w:sz w:val="22"/>
+          <w:szCs w:val="22"/>
+        </w:rPr>
+        <w:t>) with active employees who have a numeric Biometric ID: ID, name, department number (Site = 1, Administration = 3, HR &amp; Payroll = 4, Inventory = 5, Subcontractors = 6, Receipts = 7), authority 0. The scanner writes its .xls in a way NPOI can'</w:t>
+      </w:r>
+      <w:r>
+        <w:rPr>
+          <w:rFonts w:ascii="Calibri" w:eastAsia="Times New Roman" w:hAnsi="Calibri" w:cs="Calibri"/>
+          <w:color w:val="1A1A1A"/>
+          <w:sz w:val="22"/>
+          <w:szCs w:val="22"/>
+        </w:rPr>
+        <w:t>t open, so the template is read with ExcelDataReader and written again as a normal .xls with NPOI (values and merged cells of both sheets; day/weekday headings filled for today). The scanner's instructions expect the file to be edited and re-saved in Excel, so a normal .xls is what it reads.</w:t>
+      </w:r>
+    </w:p>
+    <w:p>
+      <w:pPr>
+        <w:numPr>
+          <w:ilvl w:val="0"/>
+          <w:numId w:val="5"/>
+        </w:numPr>
+        <w:spacing w:before="100" w:beforeAutospacing="1" w:after="100" w:afterAutospacing="1"/>
+        <w:rPr>
+          <w:rFonts w:ascii="Calibri" w:eastAsia="Times New Roman" w:hAnsi="Calibri" w:cs="Calibri"/>
+          <w:color w:val="1A1A1A"/>
+          <w:sz w:val="22"/>
+          <w:szCs w:val="22"/>
+        </w:rPr>
+      </w:pPr>
+      <w:r>
+        <w:rPr>
           <w:rFonts w:ascii="Calibri" w:eastAsia="Times New Roman" w:hAnsi="Calibri" w:cs="Calibri"/>
           <w:color w:val="1A1A1A"/>
           <w:sz w:val="22"/>
@@ -8784,7 +8859,16 @@
           <w:sz w:val="22"/>
           <w:szCs w:val="22"/>
         </w:rPr>
-        <w:t xml:space="preserve"> after a material is added. It goes down only through approved usage and up only through deliveries.</w:t>
+        <w:t xml:space="preserve"> </w:t>
+      </w:r>
+      <w:r>
+        <w:rPr>
+          <w:rFonts w:ascii="Calibri" w:eastAsia="Times New Roman" w:hAnsi="Calibri" w:cs="Calibri"/>
+          <w:color w:val="1A1A1A"/>
+          <w:sz w:val="22"/>
+          <w:szCs w:val="22"/>
+        </w:rPr>
+        <w:t>after a material is added. It goes down only through approved usage and up only through deliveries.</w:t>
       </w:r>
     </w:p>
     <w:p>
@@ -8886,16 +8970,7 @@
           <w:sz w:val="22"/>
           <w:szCs w:val="22"/>
         </w:rPr>
-        <w:t xml:space="preserve"> no approval needed. Each needs a scan, or "</w:t>
-      </w:r>
-      <w:r>
-        <w:rPr>
-          <w:rFonts w:ascii="Calibri" w:eastAsia="Times New Roman" w:hAnsi="Calibri" w:cs="Calibri"/>
-          <w:color w:val="1A1A1A"/>
-          <w:sz w:val="22"/>
-          <w:szCs w:val="22"/>
-        </w:rPr>
-        <w:t>physical copy only" with where the paper is filed. Receipts shows them as "Stock purchase" without copying them, so they are never counted twice.</w:t>
+        <w:t xml:space="preserve"> no approval needed. Each needs a scan, or "physical copy only" with where the paper is filed. Receipts shows them as "Stock purchase" without copying them, so they are never counted twice.</w:t>
       </w:r>
     </w:p>
     <w:p>
@@ -9054,7 +9129,16 @@
           <w:sz w:val="22"/>
           <w:szCs w:val="22"/>
         </w:rPr>
-        <w:t xml:space="preserve"> the Employee marks a stage reached and prepares the voucher (SV-0001...), the Supervisor approves, then the payout is recorded. Once billing starts, the amount and stages are locked.</w:t>
+        <w:t xml:space="preserve"> </w:t>
+      </w:r>
+      <w:r>
+        <w:rPr>
+          <w:rFonts w:ascii="Calibri" w:eastAsia="Times New Roman" w:hAnsi="Calibri" w:cs="Calibri"/>
+          <w:color w:val="1A1A1A"/>
+          <w:sz w:val="22"/>
+          <w:szCs w:val="22"/>
+        </w:rPr>
+        <w:t>the Employee marks a stage reached and prepares the voucher (SV-0001...), the Supervisor approves, then the payout is recorded. Once billing starts, the amount and stages are locked.</w:t>
       </w:r>
     </w:p>
     <w:p>
@@ -12029,122 +12113,9 @@
 <file path=word/numbering.xml><?xml version="1.0" encoding="utf-8"?>
 <w:numbering xmlns:wpc="http://schemas.microsoft.com/office/word/2010/wordprocessingCanvas" xmlns:cx="http://schemas.microsoft.com/office/drawing/2014/chartex" xmlns:cx1="http://schemas.microsoft.com/office/drawing/2015/9/8/chartex" xmlns:cx2="http://schemas.microsoft.com/office/drawing/2015/10/21/chartex" xmlns:cx3="http://schemas.microsoft.com/office/drawing/2016/5/9/chartex" xmlns:cx4="http://schemas.microsoft.com/office/drawing/2016/5/10/chartex" xmlns:cx5="http://schemas.microsoft.com/office/drawing/2016/5/11/chartex" xmlns:cx6="http://schemas.microsoft.com/office/drawing/2016/5/12/chartex" xmlns:cx7="http://schemas.microsoft.com/office/drawing/2016/5/13/chartex" xmlns:cx8="http://schemas.microsoft.com/office/drawing/2016/5/14/chartex" xmlns:mc="http://schemas.openxmlformats.org/markup-compatibility/2006" xmlns:aink="http://schemas.microsoft.com/office/drawing/2016/ink" xmlns:am3d="http://schemas.microsoft.com/office/drawing/2017/model3d" xmlns:o="urn:schemas-microsoft-com:office:office" xmlns:oel="http://schemas.microsoft.com/office/2019/extlst" xmlns:r="http://schemas.openxmlformats.org/officeDocument/2006/relationships" xmlns:m="http://schemas.openxmlformats.org/officeDocument/2006/math" xmlns:v="urn:schemas-microsoft-com:vml" xmlns:wp14="http://schemas.microsoft.com/office/word/2010/wordprocessingDrawing" xmlns:wp="http://schemas.openxmlformats.org/drawingml/2006/wordprocessingDrawing" xmlns:w10="urn:schemas-microsoft-com:office:word" xmlns:w="http://schemas.openxmlformats.org/wordprocessingml/2006/main" xmlns:w14="http://schemas.microsoft.com/office/word/2010/wordml" xmlns:w15="http://schemas.microsoft.com/office/word/2012/wordml" xmlns:w16cex="http://schemas.microsoft.com/office/word/2018/wordml/cex" xmlns:w16cid="http://schemas.microsoft.com/office/word/2016/wordml/cid" xmlns:w16="http://schemas.microsoft.com/office/word/2018/wordml" xmlns:w16du="http://schemas.microsoft.com/office/word/2023/wordml/word16du" xmlns:w16sdtdh="http://schemas.microsoft.com/office/word/2020/wordml/sdtdatahash" xmlns:w16sdtfl="http://schemas.microsoft.com/office/word/2024/wordml/sdtformatlock" xmlns:w16se="http://schemas.microsoft.com/office/word/2015/wordml/symex" xmlns:wpg="http://schemas.microsoft.com/office/word/2010/wordprocessingGroup" xmlns:wpi="http://schemas.microsoft.com/office/word/2010/wordprocessingInk" xmlns:wne="http://schemas.microsoft.com/office/word/2006/wordml" xmlns:wps="http://schemas.microsoft.com/office/word/2010/wordprocessingShape" mc:Ignorable="w14 w15 w16se w16cid w16 w16cex w16sdtdh w16sdtfl w16du wp14">
   <w:abstractNum w:abstractNumId="0" w15:restartNumberingAfterBreak="0">
-    <w:nsid w:val="260B350B"/>
+    <w:nsid w:val="1C3C600A"/>
     <w:multiLevelType w:val="multilevel"/>
-    <w:tmpl w:val="694E37E6"/>
-    <w:lvl w:ilvl="0">
-      <w:start w:val="1"/>
-      <w:numFmt w:val="decimal"/>
-      <w:lvlText w:val="%1."/>
-      <w:lvlJc w:val="left"/>
-      <w:pPr>
-        <w:tabs>
-          <w:tab w:val="num" w:pos="720"/>
-        </w:tabs>
-        <w:ind w:left="720" w:hanging="360"/>
-      </w:pPr>
-    </w:lvl>
-    <w:lvl w:ilvl="1" w:tentative="1">
-      <w:start w:val="1"/>
-      <w:numFmt w:val="decimal"/>
-      <w:lvlText w:val="%2."/>
-      <w:lvlJc w:val="left"/>
-      <w:pPr>
-        <w:tabs>
-          <w:tab w:val="num" w:pos="1440"/>
-        </w:tabs>
-        <w:ind w:left="1440" w:hanging="360"/>
-      </w:pPr>
-    </w:lvl>
-    <w:lvl w:ilvl="2" w:tentative="1">
-      <w:start w:val="1"/>
-      <w:numFmt w:val="decimal"/>
-      <w:lvlText w:val="%3."/>
-      <w:lvlJc w:val="left"/>
-      <w:pPr>
-        <w:tabs>
-          <w:tab w:val="num" w:pos="2160"/>
-        </w:tabs>
-        <w:ind w:left="2160" w:hanging="360"/>
-      </w:pPr>
-    </w:lvl>
-    <w:lvl w:ilvl="3" w:tentative="1">
-      <w:start w:val="1"/>
-      <w:numFmt w:val="decimal"/>
-      <w:lvlText w:val="%4."/>
-      <w:lvlJc w:val="left"/>
-      <w:pPr>
-        <w:tabs>
-          <w:tab w:val="num" w:pos="2880"/>
-        </w:tabs>
-        <w:ind w:left="2880" w:hanging="360"/>
-      </w:pPr>
-    </w:lvl>
-    <w:lvl w:ilvl="4" w:tentative="1">
-      <w:start w:val="1"/>
-      <w:numFmt w:val="decimal"/>
-      <w:lvlText w:val="%5."/>
-      <w:lvlJc w:val="left"/>
-      <w:pPr>
-        <w:tabs>
-          <w:tab w:val="num" w:pos="3600"/>
-        </w:tabs>
-        <w:ind w:left="3600" w:hanging="360"/>
-      </w:pPr>
-    </w:lvl>
-    <w:lvl w:ilvl="5" w:tentative="1">
-      <w:start w:val="1"/>
-      <w:numFmt w:val="decimal"/>
-      <w:lvlText w:val="%6."/>
-      <w:lvlJc w:val="left"/>
-      <w:pPr>
-        <w:tabs>
-          <w:tab w:val="num" w:pos="4320"/>
-        </w:tabs>
-        <w:ind w:left="4320" w:hanging="360"/>
-      </w:pPr>
-    </w:lvl>
-    <w:lvl w:ilvl="6" w:tentative="1">
-      <w:start w:val="1"/>
-      <w:numFmt w:val="decimal"/>
-      <w:lvlText w:val="%7."/>
-      <w:lvlJc w:val="left"/>
-      <w:pPr>
-        <w:tabs>
-          <w:tab w:val="num" w:pos="5040"/>
-        </w:tabs>
-        <w:ind w:left="5040" w:hanging="360"/>
-      </w:pPr>
-    </w:lvl>
-    <w:lvl w:ilvl="7" w:tentative="1">
-      <w:start w:val="1"/>
-      <w:numFmt w:val="decimal"/>
-      <w:lvlText w:val="%8."/>
-      <w:lvlJc w:val="left"/>
-      <w:pPr>
-        <w:tabs>
-          <w:tab w:val="num" w:pos="5760"/>
-        </w:tabs>
-        <w:ind w:left="5760" w:hanging="360"/>
-      </w:pPr>
-    </w:lvl>
-    <w:lvl w:ilvl="8" w:tentative="1">
-      <w:start w:val="1"/>
-      <w:numFmt w:val="decimal"/>
-      <w:lvlText w:val="%9."/>
-      <w:lvlJc w:val="left"/>
-      <w:pPr>
-        <w:tabs>
-          <w:tab w:val="num" w:pos="6480"/>
-        </w:tabs>
-        <w:ind w:left="6480" w:hanging="360"/>
-      </w:pPr>
-    </w:lvl>
-  </w:abstractNum>
-  <w:abstractNum w:abstractNumId="1" w15:restartNumberingAfterBreak="0">
-    <w:nsid w:val="308D59D2"/>
-    <w:multiLevelType w:val="multilevel"/>
-    <w:tmpl w:val="4D760086"/>
+    <w:tmpl w:val="5356779E"/>
     <w:lvl w:ilvl="0">
       <w:start w:val="1"/>
       <w:numFmt w:val="bullet"/>
@@ -12290,10 +12261,10 @@
       </w:rPr>
     </w:lvl>
   </w:abstractNum>
-  <w:abstractNum w:abstractNumId="2" w15:restartNumberingAfterBreak="0">
-    <w:nsid w:val="319C6398"/>
+  <w:abstractNum w:abstractNumId="1" w15:restartNumberingAfterBreak="0">
+    <w:nsid w:val="242A0721"/>
     <w:multiLevelType w:val="multilevel"/>
-    <w:tmpl w:val="1536F9F2"/>
+    <w:tmpl w:val="496E9330"/>
     <w:lvl w:ilvl="0">
       <w:start w:val="1"/>
       <w:numFmt w:val="bullet"/>
@@ -12439,10 +12410,10 @@
       </w:rPr>
     </w:lvl>
   </w:abstractNum>
-  <w:abstractNum w:abstractNumId="3" w15:restartNumberingAfterBreak="0">
-    <w:nsid w:val="41F6356F"/>
+  <w:abstractNum w:abstractNumId="2" w15:restartNumberingAfterBreak="0">
+    <w:nsid w:val="2CE9173B"/>
     <w:multiLevelType w:val="multilevel"/>
-    <w:tmpl w:val="24C4F290"/>
+    <w:tmpl w:val="C75A8060"/>
     <w:lvl w:ilvl="0">
       <w:start w:val="1"/>
       <w:numFmt w:val="bullet"/>
@@ -12588,10 +12559,10 @@
       </w:rPr>
     </w:lvl>
   </w:abstractNum>
-  <w:abstractNum w:abstractNumId="4" w15:restartNumberingAfterBreak="0">
-    <w:nsid w:val="43960211"/>
+  <w:abstractNum w:abstractNumId="3" w15:restartNumberingAfterBreak="0">
+    <w:nsid w:val="31083D98"/>
     <w:multiLevelType w:val="multilevel"/>
-    <w:tmpl w:val="D1D8DA5A"/>
+    <w:tmpl w:val="599E94D0"/>
     <w:lvl w:ilvl="0">
       <w:start w:val="1"/>
       <w:numFmt w:val="bullet"/>
@@ -12737,10 +12708,10 @@
       </w:rPr>
     </w:lvl>
   </w:abstractNum>
-  <w:abstractNum w:abstractNumId="5" w15:restartNumberingAfterBreak="0">
-    <w:nsid w:val="49C13BF5"/>
+  <w:abstractNum w:abstractNumId="4" w15:restartNumberingAfterBreak="0">
+    <w:nsid w:val="3CB52F5F"/>
     <w:multiLevelType w:val="multilevel"/>
-    <w:tmpl w:val="B4082814"/>
+    <w:tmpl w:val="21D66582"/>
     <w:lvl w:ilvl="0">
       <w:start w:val="1"/>
       <w:numFmt w:val="bullet"/>
@@ -12886,10 +12857,10 @@
       </w:rPr>
     </w:lvl>
   </w:abstractNum>
-  <w:abstractNum w:abstractNumId="6" w15:restartNumberingAfterBreak="0">
-    <w:nsid w:val="5322191C"/>
+  <w:abstractNum w:abstractNumId="5" w15:restartNumberingAfterBreak="0">
+    <w:nsid w:val="45FD3A90"/>
     <w:multiLevelType w:val="multilevel"/>
-    <w:tmpl w:val="EA88E48C"/>
+    <w:tmpl w:val="E58E39D0"/>
     <w:lvl w:ilvl="0">
       <w:start w:val="1"/>
       <w:numFmt w:val="bullet"/>
@@ -13035,10 +13006,10 @@
       </w:rPr>
     </w:lvl>
   </w:abstractNum>
-  <w:abstractNum w:abstractNumId="7" w15:restartNumberingAfterBreak="0">
-    <w:nsid w:val="5C87770C"/>
+  <w:abstractNum w:abstractNumId="6" w15:restartNumberingAfterBreak="0">
+    <w:nsid w:val="4D1857FB"/>
     <w:multiLevelType w:val="multilevel"/>
-    <w:tmpl w:val="BFC0ABF2"/>
+    <w:tmpl w:val="1E5AD886"/>
     <w:lvl w:ilvl="0">
       <w:start w:val="1"/>
       <w:numFmt w:val="bullet"/>
@@ -13184,10 +13155,123 @@
       </w:rPr>
     </w:lvl>
   </w:abstractNum>
+  <w:abstractNum w:abstractNumId="7" w15:restartNumberingAfterBreak="0">
+    <w:nsid w:val="550F6D23"/>
+    <w:multiLevelType w:val="multilevel"/>
+    <w:tmpl w:val="3F783A74"/>
+    <w:lvl w:ilvl="0">
+      <w:start w:val="1"/>
+      <w:numFmt w:val="decimal"/>
+      <w:lvlText w:val="%1."/>
+      <w:lvlJc w:val="left"/>
+      <w:pPr>
+        <w:tabs>
+          <w:tab w:val="num" w:pos="720"/>
+        </w:tabs>
+        <w:ind w:left="720" w:hanging="360"/>
+      </w:pPr>
+    </w:lvl>
+    <w:lvl w:ilvl="1" w:tentative="1">
+      <w:start w:val="1"/>
+      <w:numFmt w:val="decimal"/>
+      <w:lvlText w:val="%2."/>
+      <w:lvlJc w:val="left"/>
+      <w:pPr>
+        <w:tabs>
+          <w:tab w:val="num" w:pos="1440"/>
+        </w:tabs>
+        <w:ind w:left="1440" w:hanging="360"/>
+      </w:pPr>
+    </w:lvl>
+    <w:lvl w:ilvl="2" w:tentative="1">
+      <w:start w:val="1"/>
+      <w:numFmt w:val="decimal"/>
+      <w:lvlText w:val="%3."/>
+      <w:lvlJc w:val="left"/>
+      <w:pPr>
+        <w:tabs>
+          <w:tab w:val="num" w:pos="2160"/>
+        </w:tabs>
+        <w:ind w:left="2160" w:hanging="360"/>
+      </w:pPr>
+    </w:lvl>
+    <w:lvl w:ilvl="3" w:tentative="1">
+      <w:start w:val="1"/>
+      <w:numFmt w:val="decimal"/>
+      <w:lvlText w:val="%4."/>
+      <w:lvlJc w:val="left"/>
+      <w:pPr>
+        <w:tabs>
+          <w:tab w:val="num" w:pos="2880"/>
+        </w:tabs>
+        <w:ind w:left="2880" w:hanging="360"/>
+      </w:pPr>
+    </w:lvl>
+    <w:lvl w:ilvl="4" w:tentative="1">
+      <w:start w:val="1"/>
+      <w:numFmt w:val="decimal"/>
+      <w:lvlText w:val="%5."/>
+      <w:lvlJc w:val="left"/>
+      <w:pPr>
+        <w:tabs>
+          <w:tab w:val="num" w:pos="3600"/>
+        </w:tabs>
+        <w:ind w:left="3600" w:hanging="360"/>
+      </w:pPr>
+    </w:lvl>
+    <w:lvl w:ilvl="5" w:tentative="1">
+      <w:start w:val="1"/>
+      <w:numFmt w:val="decimal"/>
+      <w:lvlText w:val="%6."/>
+      <w:lvlJc w:val="left"/>
+      <w:pPr>
+        <w:tabs>
+          <w:tab w:val="num" w:pos="4320"/>
+        </w:tabs>
+        <w:ind w:left="4320" w:hanging="360"/>
+      </w:pPr>
+    </w:lvl>
+    <w:lvl w:ilvl="6" w:tentative="1">
+      <w:start w:val="1"/>
+      <w:numFmt w:val="decimal"/>
+      <w:lvlText w:val="%7."/>
+      <w:lvlJc w:val="left"/>
+      <w:pPr>
+        <w:tabs>
+          <w:tab w:val="num" w:pos="5040"/>
+        </w:tabs>
+        <w:ind w:left="5040" w:hanging="360"/>
+      </w:pPr>
+    </w:lvl>
+    <w:lvl w:ilvl="7" w:tentative="1">
+      <w:start w:val="1"/>
+      <w:numFmt w:val="decimal"/>
+      <w:lvlText w:val="%8."/>
+      <w:lvlJc w:val="left"/>
+      <w:pPr>
+        <w:tabs>
+          <w:tab w:val="num" w:pos="5760"/>
+        </w:tabs>
+        <w:ind w:left="5760" w:hanging="360"/>
+      </w:pPr>
+    </w:lvl>
+    <w:lvl w:ilvl="8" w:tentative="1">
+      <w:start w:val="1"/>
+      <w:numFmt w:val="decimal"/>
+      <w:lvlText w:val="%9."/>
+      <w:lvlJc w:val="left"/>
+      <w:pPr>
+        <w:tabs>
+          <w:tab w:val="num" w:pos="6480"/>
+        </w:tabs>
+        <w:ind w:left="6480" w:hanging="360"/>
+      </w:pPr>
+    </w:lvl>
+  </w:abstractNum>
   <w:abstractNum w:abstractNumId="8" w15:restartNumberingAfterBreak="0">
-    <w:nsid w:val="6AE76947"/>
+    <w:nsid w:val="69286505"/>
     <w:multiLevelType w:val="multilevel"/>
-    <w:tmpl w:val="392CA0AE"/>
+    <w:tmpl w:val="63646BF0"/>
     <w:lvl w:ilvl="0">
       <w:start w:val="1"/>
       <w:numFmt w:val="bullet"/>
@@ -13334,9 +13418,9 @@
     </w:lvl>
   </w:abstractNum>
   <w:abstractNum w:abstractNumId="9" w15:restartNumberingAfterBreak="0">
-    <w:nsid w:val="7CAC170D"/>
+    <w:nsid w:val="7A961EC6"/>
     <w:multiLevelType w:val="multilevel"/>
-    <w:tmpl w:val="1BE0E802"/>
+    <w:tmpl w:val="A5F41BEC"/>
     <w:lvl w:ilvl="0">
       <w:start w:val="1"/>
       <w:numFmt w:val="bullet"/>
@@ -13482,35 +13566,35 @@
       </w:rPr>
     </w:lvl>
   </w:abstractNum>
-  <w:num w:numId="1" w16cid:durableId="2037920772">
+  <w:num w:numId="1" w16cid:durableId="1656952006">
+    <w:abstractNumId w:val="7"/>
+  </w:num>
+  <w:num w:numId="2" w16cid:durableId="1130248902">
+    <w:abstractNumId w:val="3"/>
+  </w:num>
+  <w:num w:numId="3" w16cid:durableId="26369435">
+    <w:abstractNumId w:val="1"/>
+  </w:num>
+  <w:num w:numId="4" w16cid:durableId="362244957">
+    <w:abstractNumId w:val="5"/>
+  </w:num>
+  <w:num w:numId="5" w16cid:durableId="1123963001">
+    <w:abstractNumId w:val="2"/>
+  </w:num>
+  <w:num w:numId="6" w16cid:durableId="716396831">
+    <w:abstractNumId w:val="8"/>
+  </w:num>
+  <w:num w:numId="7" w16cid:durableId="1439374016">
+    <w:abstractNumId w:val="4"/>
+  </w:num>
+  <w:num w:numId="8" w16cid:durableId="1056124781">
+    <w:abstractNumId w:val="9"/>
+  </w:num>
+  <w:num w:numId="9" w16cid:durableId="962270887">
     <w:abstractNumId w:val="0"/>
   </w:num>
-  <w:num w:numId="2" w16cid:durableId="836766983">
-    <w:abstractNumId w:val="4"/>
-  </w:num>
-  <w:num w:numId="3" w16cid:durableId="526413446">
-    <w:abstractNumId w:val="2"/>
-  </w:num>
-  <w:num w:numId="4" w16cid:durableId="1294680497">
-    <w:abstractNumId w:val="8"/>
-  </w:num>
-  <w:num w:numId="5" w16cid:durableId="973145462">
+  <w:num w:numId="10" w16cid:durableId="632642205">
     <w:abstractNumId w:val="6"/>
-  </w:num>
-  <w:num w:numId="6" w16cid:durableId="1021975946">
-    <w:abstractNumId w:val="1"/>
-  </w:num>
-  <w:num w:numId="7" w16cid:durableId="300036030">
-    <w:abstractNumId w:val="9"/>
-  </w:num>
-  <w:num w:numId="8" w16cid:durableId="358164287">
-    <w:abstractNumId w:val="3"/>
-  </w:num>
-  <w:num w:numId="9" w16cid:durableId="1745108930">
-    <w:abstractNumId w:val="7"/>
-  </w:num>
-  <w:num w:numId="10" w16cid:durableId="1800295744">
-    <w:abstractNumId w:val="5"/>
   </w:num>
 </w:numbering>
 </file>

--- a/docs/Developer Guide.docx
+++ b/docs/Developer Guide.docx
@@ -72,7 +72,7 @@
       <w:pPr>
         <w:pStyle w:val="NormalWeb"/>
         <w:shd w:val="clear" w:color="auto" w:fill="EEF2F8"/>
-        <w:divId w:val="2119793227"/>
+        <w:divId w:val="288439368"/>
         <w:rPr>
           <w:rFonts w:ascii="Calibri" w:hAnsi="Calibri" w:cs="Calibri"/>
           <w:color w:val="404040"/>
@@ -8802,30 +8802,112 @@
           <w:sz w:val="22"/>
           <w:szCs w:val="22"/>
         </w:rPr>
-        <w:t>Still to build:</w:t>
-      </w:r>
-      <w:r>
-        <w:rPr>
-          <w:rFonts w:ascii="Calibri" w:hAnsi="Calibri" w:cs="Calibri"/>
-          <w:color w:val="1A1A1A"/>
-          <w:sz w:val="22"/>
-          <w:szCs w:val="22"/>
-        </w:rPr>
-        <w:t xml:space="preserve"> Payroll, Cash Advances, Payslips, Settings (holidays).</w:t>
-      </w:r>
-    </w:p>
-    <w:p>
-      <w:pPr>
-        <w:pStyle w:val="Heading1"/>
-        <w:rPr>
-          <w:rFonts w:ascii="Calibri" w:eastAsia="Times New Roman" w:hAnsi="Calibri" w:cs="Calibri"/>
-        </w:rPr>
-      </w:pPr>
-      <w:r>
-        <w:rPr>
-          <w:rFonts w:ascii="Calibri" w:eastAsia="Times New Roman" w:hAnsi="Calibri" w:cs="Calibri"/>
-        </w:rPr>
-        <w:t>Chapter 7: Inventory &amp; Vendors (Part 3)</w:t>
+        <w:t>Built: Settings, Cash Advances, Payroll, Payslip History</w:t>
+      </w:r>
+      <w:r>
+        <w:rPr>
+          <w:rFonts w:ascii="Calibri" w:hAnsi="Calibri" w:cs="Calibri"/>
+          <w:color w:val="1A1A1A"/>
+          <w:sz w:val="22"/>
+          <w:szCs w:val="22"/>
+        </w:rPr>
+        <w:t xml:space="preserve"> (script 013: </w:t>
+      </w:r>
+      <w:r>
+        <w:rPr>
+          <w:rStyle w:val="HTMLCode"/>
+          <w:color w:val="1A1A1A"/>
+        </w:rPr>
+        <w:t>holidays</w:t>
+      </w:r>
+      <w:r>
+        <w:rPr>
+          <w:rFonts w:ascii="Calibri" w:hAnsi="Calibri" w:cs="Calibri"/>
+          <w:color w:val="1A1A1A"/>
+          <w:sz w:val="22"/>
+          <w:szCs w:val="22"/>
+        </w:rPr>
+        <w:t xml:space="preserve">, </w:t>
+      </w:r>
+      <w:r>
+        <w:rPr>
+          <w:rStyle w:val="HTMLCode"/>
+          <w:color w:val="1A1A1A"/>
+        </w:rPr>
+        <w:t>cash_advances</w:t>
+      </w:r>
+      <w:r>
+        <w:rPr>
+          <w:rFonts w:ascii="Calibri" w:hAnsi="Calibri" w:cs="Calibri"/>
+          <w:color w:val="1A1A1A"/>
+          <w:sz w:val="22"/>
+          <w:szCs w:val="22"/>
+        </w:rPr>
+        <w:t xml:space="preserve">, </w:t>
+      </w:r>
+      <w:r>
+        <w:rPr>
+          <w:rStyle w:val="HTMLCode"/>
+          <w:color w:val="1A1A1A"/>
+        </w:rPr>
+        <w:t>payroll_runs</w:t>
+      </w:r>
+      <w:r>
+        <w:rPr>
+          <w:rFonts w:ascii="Calibri" w:hAnsi="Calibri" w:cs="Calibri"/>
+          <w:color w:val="1A1A1A"/>
+          <w:sz w:val="22"/>
+          <w:szCs w:val="22"/>
+        </w:rPr>
+        <w:t xml:space="preserve">, </w:t>
+      </w:r>
+      <w:r>
+        <w:rPr>
+          <w:rStyle w:val="HTMLCode"/>
+          <w:color w:val="1A1A1A"/>
+        </w:rPr>
+        <w:t>payslips</w:t>
+      </w:r>
+      <w:r>
+        <w:rPr>
+          <w:rFonts w:ascii="Calibri" w:hAnsi="Calibri" w:cs="Calibri"/>
+          <w:color w:val="1A1A1A"/>
+          <w:sz w:val="22"/>
+          <w:szCs w:val="22"/>
+        </w:rPr>
+        <w:t xml:space="preserve">, </w:t>
+      </w:r>
+      <w:r>
+        <w:rPr>
+          <w:rStyle w:val="HTMLCode"/>
+          <w:color w:val="1A1A1A"/>
+        </w:rPr>
+        <w:t>cash_advance_deductions</w:t>
+      </w:r>
+      <w:r>
+        <w:rPr>
+          <w:rFonts w:ascii="Calibri" w:hAnsi="Calibri" w:cs="Calibri"/>
+          <w:color w:val="1A1A1A"/>
+          <w:sz w:val="22"/>
+          <w:szCs w:val="22"/>
+        </w:rPr>
+        <w:t xml:space="preserve">; settings in </w:t>
+      </w:r>
+      <w:r>
+        <w:rPr>
+          <w:rStyle w:val="HTMLCode"/>
+          <w:color w:val="1A1A1A"/>
+        </w:rPr>
+        <w:t>app_settings</w:t>
+      </w:r>
+      <w:r>
+        <w:rPr>
+          <w:rFonts w:ascii="Calibri" w:hAnsi="Calibri" w:cs="Calibri"/>
+          <w:color w:val="1A1A1A"/>
+          <w:sz w:val="22"/>
+          <w:szCs w:val="22"/>
+        </w:rPr>
+        <w:t xml:space="preserve"> "hr.*").</w:t>
       </w:r>
     </w:p>
     <w:p>
@@ -8850,25 +8932,48 @@
           <w:sz w:val="22"/>
           <w:szCs w:val="22"/>
         </w:rPr>
-        <w:t>Stock is never typed in</w:t>
-      </w:r>
-      <w:r>
-        <w:rPr>
-          <w:rFonts w:ascii="Calibri" w:eastAsia="Times New Roman" w:hAnsi="Calibri" w:cs="Calibri"/>
-          <w:color w:val="1A1A1A"/>
-          <w:sz w:val="22"/>
-          <w:szCs w:val="22"/>
-        </w:rPr>
-        <w:t xml:space="preserve"> </w:t>
-      </w:r>
-      <w:r>
-        <w:rPr>
-          <w:rFonts w:ascii="Calibri" w:eastAsia="Times New Roman" w:hAnsi="Calibri" w:cs="Calibri"/>
-          <w:color w:val="1A1A1A"/>
-          <w:sz w:val="22"/>
-          <w:szCs w:val="22"/>
-        </w:rPr>
-        <w:t>after a material is added. It goes down only through approved usage and up only through deliveries.</w:t>
+        <w:t>Settings</w:t>
+      </w:r>
+      <w:r>
+        <w:rPr>
+          <w:rFonts w:ascii="Calibri" w:eastAsia="Times New Roman" w:hAnsi="Calibri" w:cs="Calibri"/>
+          <w:color w:val="1A1A1A"/>
+          <w:sz w:val="22"/>
+          <w:szCs w:val="22"/>
+        </w:rPr>
+        <w:t xml:space="preserve"> (</w:t>
+      </w:r>
+      <w:r>
+        <w:rPr>
+          <w:rStyle w:val="HTMLCode"/>
+          <w:color w:val="1A1A1A"/>
+        </w:rPr>
+        <w:t>Services/HrSettings</w:t>
+      </w:r>
+      <w:r>
+        <w:rPr>
+          <w:rFonts w:ascii="Calibri" w:eastAsia="Times New Roman" w:hAnsi="Calibri" w:cs="Calibri"/>
+          <w:color w:val="1A1A1A"/>
+          <w:sz w:val="22"/>
+          <w:szCs w:val="22"/>
+        </w:rPr>
+        <w:t xml:space="preserve">): work hours, grace, work days, overtime rate and minimum, and the government rates. </w:t>
+      </w:r>
+      <w:r>
+        <w:rPr>
+          <w:rStyle w:val="HTMLCode"/>
+          <w:color w:val="1A1A1A"/>
+        </w:rPr>
+        <w:t>AttendanceRules.Current</w:t>
+      </w:r>
+      <w:r>
+        <w:rPr>
+          <w:rFonts w:ascii="Calibri" w:eastAsia="Times New Roman" w:hAnsi="Calibri" w:cs="Calibri"/>
+          <w:color w:val="1A1A1A"/>
+          <w:sz w:val="22"/>
+          <w:szCs w:val="22"/>
+        </w:rPr>
+        <w:t xml:space="preserve"> holds them; saving (or adding/deleting a holiday) works the last 120 days out again. A holiday with no scans isn't Absent.</w:t>
       </w:r>
     </w:p>
     <w:p>
@@ -8893,16 +8998,32 @@
           <w:sz w:val="22"/>
           <w:szCs w:val="22"/>
         </w:rPr>
-        <w:t>Usage:</w:t>
-      </w:r>
-      <w:r>
-        <w:rPr>
-          <w:rFonts w:ascii="Calibri" w:eastAsia="Times New Roman" w:hAnsi="Calibri" w:cs="Calibri"/>
-          <w:color w:val="1A1A1A"/>
-          <w:sz w:val="22"/>
-          <w:szCs w:val="22"/>
-        </w:rPr>
-        <w:t xml:space="preserve"> the Employee records, the Supervisor approves. Then the stock drops and the cost goes to the project.</w:t>
+        <w:t>Pay calendar</w:t>
+      </w:r>
+      <w:r>
+        <w:rPr>
+          <w:rFonts w:ascii="Calibri" w:eastAsia="Times New Roman" w:hAnsi="Calibri" w:cs="Calibri"/>
+          <w:color w:val="1A1A1A"/>
+          <w:sz w:val="22"/>
+          <w:szCs w:val="22"/>
+        </w:rPr>
+        <w:t xml:space="preserve"> (</w:t>
+      </w:r>
+      <w:r>
+        <w:rPr>
+          <w:rStyle w:val="HTMLCode"/>
+          <w:color w:val="1A1A1A"/>
+        </w:rPr>
+        <w:t>Services/PayPeriods</w:t>
+      </w:r>
+      <w:r>
+        <w:rPr>
+          <w:rFonts w:ascii="Calibri" w:eastAsia="Times New Roman" w:hAnsi="Calibri" w:cs="Calibri"/>
+          <w:color w:val="1A1A1A"/>
+          <w:sz w:val="22"/>
+          <w:szCs w:val="22"/>
+        </w:rPr>
+        <w:t>): office 26th-10th paid the 15th, 11th-25th paid the 30th (February: last day); site Saturday-Friday paid Saturday; a payday on a Sunday or holiday moves to the day before.</w:t>
       </w:r>
     </w:p>
     <w:p>
@@ -8927,16 +9048,41 @@
           <w:sz w:val="22"/>
           <w:szCs w:val="22"/>
         </w:rPr>
-        <w:t>Price comparison:</w:t>
-      </w:r>
-      <w:r>
-        <w:rPr>
-          <w:rFonts w:ascii="Calibri" w:eastAsia="Times New Roman" w:hAnsi="Calibri" w:cs="Calibri"/>
-          <w:color w:val="1A1A1A"/>
-          <w:sz w:val="22"/>
-          <w:szCs w:val="22"/>
-        </w:rPr>
-        <w:t xml:space="preserve"> the Supervisor approves one quote as the purchase; the other open quotes close.</w:t>
+        <w:t>Pay</w:t>
+      </w:r>
+      <w:r>
+        <w:rPr>
+          <w:rFonts w:ascii="Calibri" w:eastAsia="Times New Roman" w:hAnsi="Calibri" w:cs="Calibri"/>
+          <w:color w:val="1A1A1A"/>
+          <w:sz w:val="22"/>
+          <w:szCs w:val="22"/>
+        </w:rPr>
+        <w:t xml:space="preserve"> (</w:t>
+      </w:r>
+      <w:r>
+        <w:rPr>
+          <w:rStyle w:val="HTMLCode"/>
+          <w:color w:val="1A1A1A"/>
+        </w:rPr>
+        <w:t>Services/PayrollService</w:t>
+      </w:r>
+      <w:r>
+        <w:rPr>
+          <w:rFonts w:ascii="Calibri" w:eastAsia="Times New Roman" w:hAnsi="Calibri" w:cs="Calibri"/>
+          <w:color w:val="1A1A1A"/>
+          <w:sz w:val="22"/>
+          <w:szCs w:val="22"/>
+        </w:rPr>
+        <w:t>): paid days = Present / Late, or fixed by HR (Missing Scan unpaid until fixed); each day at that day's rate; Regular holidays not worked are paid, Special aren't; late + early minutes x daily rate / 480; approved overtime x rate / hour; government deductions only with the employee'</w:t>
+      </w:r>
+      <w:r>
+        <w:rPr>
+          <w:rFonts w:ascii="Calibri" w:eastAsia="Times New Roman" w:hAnsi="Calibri" w:cs="Calibri"/>
+          <w:color w:val="1A1A1A"/>
+          <w:sz w:val="22"/>
+          <w:szCs w:val="22"/>
+        </w:rPr>
+        <w:t>s switch on (monthly basis = daily rate x 26: SSS on the salary credit, PhilHealth between floor and ceiling, Pag-IBIG up to the cap; office half per payday, site 12/52; tax from the TRAIN yearly table spread over 24 or 52 paydays); cash advances last, never more than what's left.</w:t>
       </w:r>
     </w:p>
     <w:p>
@@ -8961,16 +9107,25 @@
           <w:sz w:val="22"/>
           <w:szCs w:val="22"/>
         </w:rPr>
-        <w:t>Deliveries:</w:t>
-      </w:r>
-      <w:r>
-        <w:rPr>
-          <w:rFonts w:ascii="Calibri" w:eastAsia="Times New Roman" w:hAnsi="Calibri" w:cs="Calibri"/>
-          <w:color w:val="1A1A1A"/>
-          <w:sz w:val="22"/>
-          <w:szCs w:val="22"/>
-        </w:rPr>
-        <w:t xml:space="preserve"> no approval needed. Each needs a scan, or "physical copy only" with where the paper is filed. Receipts shows them as "Stock purchase" without copying them, so they are never counted twice.</w:t>
+        <w:t>Draft / Final:</w:t>
+      </w:r>
+      <w:r>
+        <w:rPr>
+          <w:rFonts w:ascii="Calibri" w:eastAsia="Times New Roman" w:hAnsi="Calibri" w:cs="Calibri"/>
+          <w:color w:val="1A1A1A"/>
+          <w:sz w:val="22"/>
+          <w:szCs w:val="22"/>
+        </w:rPr>
+        <w:t xml:space="preserve"> </w:t>
+      </w:r>
+      <w:r>
+        <w:rPr>
+          <w:rFonts w:ascii="Calibri" w:eastAsia="Times New Roman" w:hAnsi="Calibri" w:cs="Calibri"/>
+          <w:color w:val="1A1A1A"/>
+          <w:sz w:val="22"/>
+          <w:szCs w:val="22"/>
+        </w:rPr>
+        <w:t>Compute can run again; Finalize (HR Supervisor / Admin) is refused while there are unfixed missing scans or overtime waiting, then takes the cash advances and locks the run. Attendance never changes a day inside a finalized period (upload, recompute, fix, overtime).</w:t>
       </w:r>
     </w:p>
     <w:p>
@@ -8995,20 +9150,66 @@
           <w:sz w:val="22"/>
           <w:szCs w:val="22"/>
         </w:rPr>
-        <w:t>Equipment:</w:t>
-      </w:r>
-      <w:r>
-        <w:rPr>
-          <w:rFonts w:ascii="Calibri" w:eastAsia="Times New Roman" w:hAnsi="Calibri" w:cs="Calibri"/>
-          <w:color w:val="1A1A1A"/>
-          <w:sz w:val="22"/>
-          <w:szCs w:val="22"/>
-        </w:rPr>
-        <w:t xml:space="preserve"> owned or rented, with a maintenance log and a next-maintenance reminder. Repair costs are overhead.</w:t>
+        <w:t>Payslips:</w:t>
+      </w:r>
+      <w:r>
+        <w:rPr>
+          <w:rFonts w:ascii="Calibri" w:eastAsia="Times New Roman" w:hAnsi="Calibri" w:cs="Calibri"/>
+          <w:color w:val="1A1A1A"/>
+          <w:sz w:val="22"/>
+          <w:szCs w:val="22"/>
+        </w:rPr>
+        <w:t xml:space="preserve"> </w:t>
+      </w:r>
+      <w:r>
+        <w:rPr>
+          <w:rStyle w:val="HTMLCode"/>
+          <w:color w:val="1A1A1A"/>
+        </w:rPr>
+        <w:t>PayslipPrint</w:t>
+      </w:r>
+      <w:r>
+        <w:rPr>
+          <w:rFonts w:ascii="Calibri" w:eastAsia="Times New Roman" w:hAnsi="Calibri" w:cs="Calibri"/>
+          <w:color w:val="1A1A1A"/>
+          <w:sz w:val="22"/>
+          <w:szCs w:val="22"/>
+        </w:rPr>
+        <w:t>, one page each, straight to PDF with "Microsoft Print to PDF".</w:t>
       </w:r>
     </w:p>
     <w:p>
       <w:pPr>
+        <w:pStyle w:val="NormalWeb"/>
+        <w:rPr>
+          <w:rFonts w:ascii="Calibri" w:hAnsi="Calibri" w:cs="Calibri"/>
+          <w:color w:val="1A1A1A"/>
+          <w:sz w:val="22"/>
+          <w:szCs w:val="22"/>
+        </w:rPr>
+      </w:pPr>
+      <w:r>
+        <w:rPr>
+          <w:rStyle w:val="Strong"/>
+          <w:rFonts w:ascii="Calibri" w:hAnsi="Calibri" w:cs="Calibri"/>
+          <w:color w:val="1A1A1A"/>
+          <w:sz w:val="22"/>
+          <w:szCs w:val="22"/>
+        </w:rPr>
+        <w:t>Still to build:</w:t>
+      </w:r>
+      <w:r>
+        <w:rPr>
+          <w:rFonts w:ascii="Calibri" w:hAnsi="Calibri" w:cs="Calibri"/>
+          <w:color w:val="1A1A1A"/>
+          <w:sz w:val="22"/>
+          <w:szCs w:val="22"/>
+        </w:rPr>
+        <w:t xml:space="preserve"> nothing in the office app; the Website Admin pages, the API and installers are next.</w:t>
+      </w:r>
+    </w:p>
+    <w:p>
+      <w:pPr>
         <w:pStyle w:val="Heading1"/>
         <w:rPr>
           <w:rFonts w:ascii="Calibri" w:eastAsia="Times New Roman" w:hAnsi="Calibri" w:cs="Calibri"/>
@@ -9018,7 +9219,7 @@
         <w:rPr>
           <w:rFonts w:ascii="Calibri" w:eastAsia="Times New Roman" w:hAnsi="Calibri" w:cs="Calibri"/>
         </w:rPr>
-        <w:t>Chapter 8: Subcontractors (Part 4)</w:t>
+        <w:t>Chapter 7: Inventory &amp; Vendors (Part 3)</w:t>
       </w:r>
     </w:p>
     <w:p>
@@ -9037,31 +9238,22 @@
       </w:pPr>
       <w:r>
         <w:rPr>
-          <w:rFonts w:ascii="Calibri" w:eastAsia="Times New Roman" w:hAnsi="Calibri" w:cs="Calibri"/>
-          <w:color w:val="1A1A1A"/>
-          <w:sz w:val="22"/>
-          <w:szCs w:val="22"/>
-        </w:rPr>
-        <w:t xml:space="preserve">A </w:t>
-      </w:r>
-      <w:r>
-        <w:rPr>
           <w:rStyle w:val="Strong"/>
           <w:rFonts w:ascii="Calibri" w:eastAsia="Times New Roman" w:hAnsi="Calibri" w:cs="Calibri"/>
           <w:color w:val="1A1A1A"/>
           <w:sz w:val="22"/>
           <w:szCs w:val="22"/>
         </w:rPr>
-        <w:t>job</w:t>
-      </w:r>
-      <w:r>
-        <w:rPr>
-          <w:rFonts w:ascii="Calibri" w:eastAsia="Times New Roman" w:hAnsi="Calibri" w:cs="Calibri"/>
-          <w:color w:val="1A1A1A"/>
-          <w:sz w:val="22"/>
-          <w:szCs w:val="22"/>
-        </w:rPr>
-        <w:t xml:space="preserve"> = subcontractor + project + scope + amount + dates + retention % (default 10%).</w:t>
+        <w:t>Stock is never typed in</w:t>
+      </w:r>
+      <w:r>
+        <w:rPr>
+          <w:rFonts w:ascii="Calibri" w:eastAsia="Times New Roman" w:hAnsi="Calibri" w:cs="Calibri"/>
+          <w:color w:val="1A1A1A"/>
+          <w:sz w:val="22"/>
+          <w:szCs w:val="22"/>
+        </w:rPr>
+        <w:t xml:space="preserve"> after a material is added. It goes down only through approved usage and up only through deliveries.</w:t>
       </w:r>
     </w:p>
     <w:p>
@@ -9086,16 +9278,16 @@
           <w:sz w:val="22"/>
           <w:szCs w:val="22"/>
         </w:rPr>
-        <w:t>Payment stages</w:t>
-      </w:r>
-      <w:r>
-        <w:rPr>
-          <w:rFonts w:ascii="Calibri" w:eastAsia="Times New Roman" w:hAnsi="Calibri" w:cs="Calibri"/>
-          <w:color w:val="1A1A1A"/>
-          <w:sz w:val="22"/>
-          <w:szCs w:val="22"/>
-        </w:rPr>
-        <w:t xml:space="preserve"> must total 100%. The last stage takes any rounding centavos, so the stages always add up to the contract exactly.</w:t>
+        <w:t>Usage:</w:t>
+      </w:r>
+      <w:r>
+        <w:rPr>
+          <w:rFonts w:ascii="Calibri" w:eastAsia="Times New Roman" w:hAnsi="Calibri" w:cs="Calibri"/>
+          <w:color w:val="1A1A1A"/>
+          <w:sz w:val="22"/>
+          <w:szCs w:val="22"/>
+        </w:rPr>
+        <w:t xml:space="preserve"> the Employee records, the Supervisor approves. Then the stock drops and the cost goes to the project.</w:t>
       </w:r>
     </w:p>
     <w:p>
@@ -9120,25 +9312,16 @@
           <w:sz w:val="22"/>
           <w:szCs w:val="22"/>
         </w:rPr>
-        <w:t>Billing order:</w:t>
-      </w:r>
-      <w:r>
-        <w:rPr>
-          <w:rFonts w:ascii="Calibri" w:eastAsia="Times New Roman" w:hAnsi="Calibri" w:cs="Calibri"/>
-          <w:color w:val="1A1A1A"/>
-          <w:sz w:val="22"/>
-          <w:szCs w:val="22"/>
-        </w:rPr>
-        <w:t xml:space="preserve"> </w:t>
-      </w:r>
-      <w:r>
-        <w:rPr>
-          <w:rFonts w:ascii="Calibri" w:eastAsia="Times New Roman" w:hAnsi="Calibri" w:cs="Calibri"/>
-          <w:color w:val="1A1A1A"/>
-          <w:sz w:val="22"/>
-          <w:szCs w:val="22"/>
-        </w:rPr>
-        <w:t>the Employee marks a stage reached and prepares the voucher (SV-0001...), the Supervisor approves, then the payout is recorded. Once billing starts, the amount and stages are locked.</w:t>
+        <w:t>Price comparison:</w:t>
+      </w:r>
+      <w:r>
+        <w:rPr>
+          <w:rFonts w:ascii="Calibri" w:eastAsia="Times New Roman" w:hAnsi="Calibri" w:cs="Calibri"/>
+          <w:color w:val="1A1A1A"/>
+          <w:sz w:val="22"/>
+          <w:szCs w:val="22"/>
+        </w:rPr>
+        <w:t xml:space="preserve"> the Supervisor approves one quote as the purchase; the other open quotes close.</w:t>
       </w:r>
     </w:p>
     <w:p>
@@ -9163,16 +9346,25 @@
           <w:sz w:val="22"/>
           <w:szCs w:val="22"/>
         </w:rPr>
-        <w:t>Retention</w:t>
-      </w:r>
-      <w:r>
-        <w:rPr>
-          <w:rFonts w:ascii="Calibri" w:eastAsia="Times New Roman" w:hAnsi="Calibri" w:cs="Calibri"/>
-          <w:color w:val="1A1A1A"/>
-          <w:sz w:val="22"/>
-          <w:szCs w:val="22"/>
-        </w:rPr>
-        <w:t xml:space="preserve"> is released only when the job is 100% done and every stage is paid.</w:t>
+        <w:t>Deliveries:</w:t>
+      </w:r>
+      <w:r>
+        <w:rPr>
+          <w:rFonts w:ascii="Calibri" w:eastAsia="Times New Roman" w:hAnsi="Calibri" w:cs="Calibri"/>
+          <w:color w:val="1A1A1A"/>
+          <w:sz w:val="22"/>
+          <w:szCs w:val="22"/>
+        </w:rPr>
+        <w:t xml:space="preserve"> no approval needed. Each needs a scan, or "physical copy only" with where the paper is filed. Receipts shows them as "Stock purchase" </w:t>
+      </w:r>
+      <w:r>
+        <w:rPr>
+          <w:rFonts w:ascii="Calibri" w:eastAsia="Times New Roman" w:hAnsi="Calibri" w:cs="Calibri"/>
+          <w:color w:val="1A1A1A"/>
+          <w:sz w:val="22"/>
+          <w:szCs w:val="22"/>
+        </w:rPr>
+        <w:t>without copying them, so they are never counted twice.</w:t>
       </w:r>
     </w:p>
     <w:p>
@@ -9191,12 +9383,22 @@
       </w:pPr>
       <w:r>
         <w:rPr>
-          <w:rFonts w:ascii="Calibri" w:eastAsia="Times New Roman" w:hAnsi="Calibri" w:cs="Calibri"/>
-          <w:color w:val="1A1A1A"/>
-          <w:sz w:val="22"/>
-          <w:szCs w:val="22"/>
-        </w:rPr>
-        <w:t>Payouts are project expenses. PCAB licenses expiring within 30 days are flagged.</w:t>
+          <w:rStyle w:val="Strong"/>
+          <w:rFonts w:ascii="Calibri" w:eastAsia="Times New Roman" w:hAnsi="Calibri" w:cs="Calibri"/>
+          <w:color w:val="1A1A1A"/>
+          <w:sz w:val="22"/>
+          <w:szCs w:val="22"/>
+        </w:rPr>
+        <w:t>Equipment:</w:t>
+      </w:r>
+      <w:r>
+        <w:rPr>
+          <w:rFonts w:ascii="Calibri" w:eastAsia="Times New Roman" w:hAnsi="Calibri" w:cs="Calibri"/>
+          <w:color w:val="1A1A1A"/>
+          <w:sz w:val="22"/>
+          <w:szCs w:val="22"/>
+        </w:rPr>
+        <w:t xml:space="preserve"> owned or rented, with a maintenance log and a next-maintenance reminder. Repair costs are overhead.</w:t>
       </w:r>
     </w:p>
     <w:p>
@@ -9210,7 +9412,7 @@
         <w:rPr>
           <w:rFonts w:ascii="Calibri" w:eastAsia="Times New Roman" w:hAnsi="Calibri" w:cs="Calibri"/>
         </w:rPr>
-        <w:t>Chapter 9: Receipts &amp; change orders (Part 5)</w:t>
+        <w:t>Chapter 8: Subcontractors (Part 4)</w:t>
       </w:r>
     </w:p>
     <w:p>
@@ -9234,7 +9436,7 @@
           <w:sz w:val="22"/>
           <w:szCs w:val="22"/>
         </w:rPr>
-        <w:t xml:space="preserve">Each receipt is either for a </w:t>
+        <w:t xml:space="preserve">A </w:t>
       </w:r>
       <w:r>
         <w:rPr>
@@ -9244,35 +9446,16 @@
           <w:sz w:val="22"/>
           <w:szCs w:val="22"/>
         </w:rPr>
-        <w:t>Project</w:t>
-      </w:r>
-      <w:r>
-        <w:rPr>
-          <w:rFonts w:ascii="Calibri" w:eastAsia="Times New Roman" w:hAnsi="Calibri" w:cs="Calibri"/>
-          <w:color w:val="1A1A1A"/>
-          <w:sz w:val="22"/>
-          <w:szCs w:val="22"/>
-        </w:rPr>
-        <w:t xml:space="preserve"> or </w:t>
-      </w:r>
-      <w:r>
-        <w:rPr>
-          <w:rStyle w:val="Strong"/>
-          <w:rFonts w:ascii="Calibri" w:eastAsia="Times New Roman" w:hAnsi="Calibri" w:cs="Calibri"/>
-          <w:color w:val="1A1A1A"/>
-          <w:sz w:val="22"/>
-          <w:szCs w:val="22"/>
-        </w:rPr>
-        <w:t>Company overhead</w:t>
-      </w:r>
-      <w:r>
-        <w:rPr>
-          <w:rFonts w:ascii="Calibri" w:eastAsia="Times New Roman" w:hAnsi="Calibri" w:cs="Calibri"/>
-          <w:color w:val="1A1A1A"/>
-          <w:sz w:val="22"/>
-          <w:szCs w:val="22"/>
-        </w:rPr>
-        <w:t>. The Employee adds, the Supervisor approves, and only approved receipts count.</w:t>
+        <w:t>job</w:t>
+      </w:r>
+      <w:r>
+        <w:rPr>
+          <w:rFonts w:ascii="Calibri" w:eastAsia="Times New Roman" w:hAnsi="Calibri" w:cs="Calibri"/>
+          <w:color w:val="1A1A1A"/>
+          <w:sz w:val="22"/>
+          <w:szCs w:val="22"/>
+        </w:rPr>
+        <w:t xml:space="preserve"> = subcontractor + project + scope + amount + dates + retention % (default 10%).</w:t>
       </w:r>
     </w:p>
     <w:p>
@@ -9297,35 +9480,16 @@
           <w:sz w:val="22"/>
           <w:szCs w:val="22"/>
         </w:rPr>
-        <w:t>No receipt:</w:t>
-      </w:r>
-      <w:r>
-        <w:rPr>
-          <w:rFonts w:ascii="Calibri" w:eastAsia="Times New Roman" w:hAnsi="Calibri" w:cs="Calibri"/>
-          <w:color w:val="1A1A1A"/>
-          <w:sz w:val="22"/>
-          <w:szCs w:val="22"/>
-        </w:rPr>
-        <w:t xml:space="preserve"> needs a reason and waits in </w:t>
-      </w:r>
-      <w:r>
-        <w:rPr>
-          <w:rStyle w:val="Strong"/>
-          <w:rFonts w:ascii="Calibri" w:eastAsia="Times New Roman" w:hAnsi="Calibri" w:cs="Calibri"/>
-          <w:color w:val="1A1A1A"/>
-          <w:sz w:val="22"/>
-          <w:szCs w:val="22"/>
-        </w:rPr>
-        <w:t>Needs Review</w:t>
-      </w:r>
-      <w:r>
-        <w:rPr>
-          <w:rFonts w:ascii="Calibri" w:eastAsia="Times New Roman" w:hAnsi="Calibri" w:cs="Calibri"/>
-          <w:color w:val="1A1A1A"/>
-          <w:sz w:val="22"/>
-          <w:szCs w:val="22"/>
-        </w:rPr>
-        <w:t xml:space="preserve"> for the Supervisor.</w:t>
+        <w:t>Payment stages</w:t>
+      </w:r>
+      <w:r>
+        <w:rPr>
+          <w:rFonts w:ascii="Calibri" w:eastAsia="Times New Roman" w:hAnsi="Calibri" w:cs="Calibri"/>
+          <w:color w:val="1A1A1A"/>
+          <w:sz w:val="22"/>
+          <w:szCs w:val="22"/>
+        </w:rPr>
+        <w:t xml:space="preserve"> must total 100%. The last stage takes any rounding centavos, so the stages always add up to the contract exactly.</w:t>
       </w:r>
     </w:p>
     <w:p>
@@ -9350,35 +9514,25 @@
           <w:sz w:val="22"/>
           <w:szCs w:val="22"/>
         </w:rPr>
-        <w:t>Change orders</w:t>
-      </w:r>
-      <w:r>
-        <w:rPr>
-          <w:rFonts w:ascii="Calibri" w:eastAsia="Times New Roman" w:hAnsi="Calibri" w:cs="Calibri"/>
-          <w:color w:val="1A1A1A"/>
-          <w:sz w:val="22"/>
-          <w:szCs w:val="22"/>
-        </w:rPr>
-        <w:t xml:space="preserve"> (CO-001...): logged by Receipts staff, approved by an </w:t>
-      </w:r>
-      <w:r>
-        <w:rPr>
-          <w:rStyle w:val="Strong"/>
-          <w:rFonts w:ascii="Calibri" w:eastAsia="Times New Roman" w:hAnsi="Calibri" w:cs="Calibri"/>
-          <w:color w:val="1A1A1A"/>
-          <w:sz w:val="22"/>
-          <w:szCs w:val="22"/>
-        </w:rPr>
-        <w:t>Admin only</w:t>
-      </w:r>
-      <w:r>
-        <w:rPr>
-          <w:rFonts w:ascii="Calibri" w:eastAsia="Times New Roman" w:hAnsi="Calibri" w:cs="Calibri"/>
-          <w:color w:val="1A1A1A"/>
-          <w:sz w:val="22"/>
-          <w:szCs w:val="22"/>
-        </w:rPr>
-        <w:t>. On approval the cost change is added to the project's revenue and the days move its target end date.</w:t>
+        <w:t>Billing order:</w:t>
+      </w:r>
+      <w:r>
+        <w:rPr>
+          <w:rFonts w:ascii="Calibri" w:eastAsia="Times New Roman" w:hAnsi="Calibri" w:cs="Calibri"/>
+          <w:color w:val="1A1A1A"/>
+          <w:sz w:val="22"/>
+          <w:szCs w:val="22"/>
+        </w:rPr>
+        <w:t xml:space="preserve"> </w:t>
+      </w:r>
+      <w:r>
+        <w:rPr>
+          <w:rFonts w:ascii="Calibri" w:eastAsia="Times New Roman" w:hAnsi="Calibri" w:cs="Calibri"/>
+          <w:color w:val="1A1A1A"/>
+          <w:sz w:val="22"/>
+          <w:szCs w:val="22"/>
+        </w:rPr>
+        <w:t>the Employee marks a stage reached and prepares the voucher (SV-0001...), the Supervisor approves, then the payout is recorded. Once billing starts, the amount and stages are locked.</w:t>
       </w:r>
     </w:p>
     <w:p>
@@ -9397,6 +9551,246 @@
       </w:pPr>
       <w:r>
         <w:rPr>
+          <w:rStyle w:val="Strong"/>
+          <w:rFonts w:ascii="Calibri" w:eastAsia="Times New Roman" w:hAnsi="Calibri" w:cs="Calibri"/>
+          <w:color w:val="1A1A1A"/>
+          <w:sz w:val="22"/>
+          <w:szCs w:val="22"/>
+        </w:rPr>
+        <w:t>Retention</w:t>
+      </w:r>
+      <w:r>
+        <w:rPr>
+          <w:rFonts w:ascii="Calibri" w:eastAsia="Times New Roman" w:hAnsi="Calibri" w:cs="Calibri"/>
+          <w:color w:val="1A1A1A"/>
+          <w:sz w:val="22"/>
+          <w:szCs w:val="22"/>
+        </w:rPr>
+        <w:t xml:space="preserve"> is released only when the job is 100% done and every stage is paid.</w:t>
+      </w:r>
+    </w:p>
+    <w:p>
+      <w:pPr>
+        <w:numPr>
+          <w:ilvl w:val="0"/>
+          <w:numId w:val="8"/>
+        </w:numPr>
+        <w:spacing w:before="100" w:beforeAutospacing="1" w:after="100" w:afterAutospacing="1"/>
+        <w:rPr>
+          <w:rFonts w:ascii="Calibri" w:eastAsia="Times New Roman" w:hAnsi="Calibri" w:cs="Calibri"/>
+          <w:color w:val="1A1A1A"/>
+          <w:sz w:val="22"/>
+          <w:szCs w:val="22"/>
+        </w:rPr>
+      </w:pPr>
+      <w:r>
+        <w:rPr>
+          <w:rFonts w:ascii="Calibri" w:eastAsia="Times New Roman" w:hAnsi="Calibri" w:cs="Calibri"/>
+          <w:color w:val="1A1A1A"/>
+          <w:sz w:val="22"/>
+          <w:szCs w:val="22"/>
+        </w:rPr>
+        <w:t>Payouts are project expenses. PCAB licenses expiring within 30 days are flagged.</w:t>
+      </w:r>
+    </w:p>
+    <w:p>
+      <w:pPr>
+        <w:pStyle w:val="Heading1"/>
+        <w:rPr>
+          <w:rFonts w:ascii="Calibri" w:eastAsia="Times New Roman" w:hAnsi="Calibri" w:cs="Calibri"/>
+        </w:rPr>
+      </w:pPr>
+      <w:r>
+        <w:rPr>
+          <w:rFonts w:ascii="Calibri" w:eastAsia="Times New Roman" w:hAnsi="Calibri" w:cs="Calibri"/>
+        </w:rPr>
+        <w:t>Chapter 9: Receipts &amp; change orders (Part 5)</w:t>
+      </w:r>
+    </w:p>
+    <w:p>
+      <w:pPr>
+        <w:numPr>
+          <w:ilvl w:val="0"/>
+          <w:numId w:val="9"/>
+        </w:numPr>
+        <w:spacing w:before="100" w:beforeAutospacing="1" w:after="100" w:afterAutospacing="1"/>
+        <w:rPr>
+          <w:rFonts w:ascii="Calibri" w:eastAsia="Times New Roman" w:hAnsi="Calibri" w:cs="Calibri"/>
+          <w:color w:val="1A1A1A"/>
+          <w:sz w:val="22"/>
+          <w:szCs w:val="22"/>
+        </w:rPr>
+      </w:pPr>
+      <w:r>
+        <w:rPr>
+          <w:rFonts w:ascii="Calibri" w:eastAsia="Times New Roman" w:hAnsi="Calibri" w:cs="Calibri"/>
+          <w:color w:val="1A1A1A"/>
+          <w:sz w:val="22"/>
+          <w:szCs w:val="22"/>
+        </w:rPr>
+        <w:t xml:space="preserve">Each receipt is either for a </w:t>
+      </w:r>
+      <w:r>
+        <w:rPr>
+          <w:rStyle w:val="Strong"/>
+          <w:rFonts w:ascii="Calibri" w:eastAsia="Times New Roman" w:hAnsi="Calibri" w:cs="Calibri"/>
+          <w:color w:val="1A1A1A"/>
+          <w:sz w:val="22"/>
+          <w:szCs w:val="22"/>
+        </w:rPr>
+        <w:t>Project</w:t>
+      </w:r>
+      <w:r>
+        <w:rPr>
+          <w:rFonts w:ascii="Calibri" w:eastAsia="Times New Roman" w:hAnsi="Calibri" w:cs="Calibri"/>
+          <w:color w:val="1A1A1A"/>
+          <w:sz w:val="22"/>
+          <w:szCs w:val="22"/>
+        </w:rPr>
+        <w:t xml:space="preserve"> or </w:t>
+      </w:r>
+      <w:r>
+        <w:rPr>
+          <w:rStyle w:val="Strong"/>
+          <w:rFonts w:ascii="Calibri" w:eastAsia="Times New Roman" w:hAnsi="Calibri" w:cs="Calibri"/>
+          <w:color w:val="1A1A1A"/>
+          <w:sz w:val="22"/>
+          <w:szCs w:val="22"/>
+        </w:rPr>
+        <w:t>Company overhead</w:t>
+      </w:r>
+      <w:r>
+        <w:rPr>
+          <w:rFonts w:ascii="Calibri" w:eastAsia="Times New Roman" w:hAnsi="Calibri" w:cs="Calibri"/>
+          <w:color w:val="1A1A1A"/>
+          <w:sz w:val="22"/>
+          <w:szCs w:val="22"/>
+        </w:rPr>
+        <w:t>. The Employee adds, the Supervisor approves, and only approved receipts count.</w:t>
+      </w:r>
+    </w:p>
+    <w:p>
+      <w:pPr>
+        <w:numPr>
+          <w:ilvl w:val="0"/>
+          <w:numId w:val="9"/>
+        </w:numPr>
+        <w:spacing w:before="100" w:beforeAutospacing="1" w:after="100" w:afterAutospacing="1"/>
+        <w:rPr>
+          <w:rFonts w:ascii="Calibri" w:eastAsia="Times New Roman" w:hAnsi="Calibri" w:cs="Calibri"/>
+          <w:color w:val="1A1A1A"/>
+          <w:sz w:val="22"/>
+          <w:szCs w:val="22"/>
+        </w:rPr>
+      </w:pPr>
+      <w:r>
+        <w:rPr>
+          <w:rStyle w:val="Strong"/>
+          <w:rFonts w:ascii="Calibri" w:eastAsia="Times New Roman" w:hAnsi="Calibri" w:cs="Calibri"/>
+          <w:color w:val="1A1A1A"/>
+          <w:sz w:val="22"/>
+          <w:szCs w:val="22"/>
+        </w:rPr>
+        <w:t>No receipt:</w:t>
+      </w:r>
+      <w:r>
+        <w:rPr>
+          <w:rFonts w:ascii="Calibri" w:eastAsia="Times New Roman" w:hAnsi="Calibri" w:cs="Calibri"/>
+          <w:color w:val="1A1A1A"/>
+          <w:sz w:val="22"/>
+          <w:szCs w:val="22"/>
+        </w:rPr>
+        <w:t xml:space="preserve"> needs a reason and waits in </w:t>
+      </w:r>
+      <w:r>
+        <w:rPr>
+          <w:rStyle w:val="Strong"/>
+          <w:rFonts w:ascii="Calibri" w:eastAsia="Times New Roman" w:hAnsi="Calibri" w:cs="Calibri"/>
+          <w:color w:val="1A1A1A"/>
+          <w:sz w:val="22"/>
+          <w:szCs w:val="22"/>
+        </w:rPr>
+        <w:t>Needs Review</w:t>
+      </w:r>
+      <w:r>
+        <w:rPr>
+          <w:rFonts w:ascii="Calibri" w:eastAsia="Times New Roman" w:hAnsi="Calibri" w:cs="Calibri"/>
+          <w:color w:val="1A1A1A"/>
+          <w:sz w:val="22"/>
+          <w:szCs w:val="22"/>
+        </w:rPr>
+        <w:t xml:space="preserve"> for the Supervisor.</w:t>
+      </w:r>
+    </w:p>
+    <w:p>
+      <w:pPr>
+        <w:numPr>
+          <w:ilvl w:val="0"/>
+          <w:numId w:val="9"/>
+        </w:numPr>
+        <w:spacing w:before="100" w:beforeAutospacing="1" w:after="100" w:afterAutospacing="1"/>
+        <w:rPr>
+          <w:rFonts w:ascii="Calibri" w:eastAsia="Times New Roman" w:hAnsi="Calibri" w:cs="Calibri"/>
+          <w:color w:val="1A1A1A"/>
+          <w:sz w:val="22"/>
+          <w:szCs w:val="22"/>
+        </w:rPr>
+      </w:pPr>
+      <w:r>
+        <w:rPr>
+          <w:rStyle w:val="Strong"/>
+          <w:rFonts w:ascii="Calibri" w:eastAsia="Times New Roman" w:hAnsi="Calibri" w:cs="Calibri"/>
+          <w:color w:val="1A1A1A"/>
+          <w:sz w:val="22"/>
+          <w:szCs w:val="22"/>
+        </w:rPr>
+        <w:t>Change orders</w:t>
+      </w:r>
+      <w:r>
+        <w:rPr>
+          <w:rFonts w:ascii="Calibri" w:eastAsia="Times New Roman" w:hAnsi="Calibri" w:cs="Calibri"/>
+          <w:color w:val="1A1A1A"/>
+          <w:sz w:val="22"/>
+          <w:szCs w:val="22"/>
+        </w:rPr>
+        <w:t xml:space="preserve"> (CO-001...): logged by Receipts staff, approved by an </w:t>
+      </w:r>
+      <w:r>
+        <w:rPr>
+          <w:rStyle w:val="Strong"/>
+          <w:rFonts w:ascii="Calibri" w:eastAsia="Times New Roman" w:hAnsi="Calibri" w:cs="Calibri"/>
+          <w:color w:val="1A1A1A"/>
+          <w:sz w:val="22"/>
+          <w:szCs w:val="22"/>
+        </w:rPr>
+        <w:t>Admin only</w:t>
+      </w:r>
+      <w:r>
+        <w:rPr>
+          <w:rFonts w:ascii="Calibri" w:eastAsia="Times New Roman" w:hAnsi="Calibri" w:cs="Calibri"/>
+          <w:color w:val="1A1A1A"/>
+          <w:sz w:val="22"/>
+          <w:szCs w:val="22"/>
+        </w:rPr>
+        <w:t>. On approval the cost change is added to the project's revenue and the days move its target end date.</w:t>
+      </w:r>
+    </w:p>
+    <w:p>
+      <w:pPr>
+        <w:numPr>
+          <w:ilvl w:val="0"/>
+          <w:numId w:val="9"/>
+        </w:numPr>
+        <w:spacing w:before="100" w:beforeAutospacing="1" w:after="100" w:afterAutospacing="1"/>
+        <w:rPr>
+          <w:rFonts w:ascii="Calibri" w:eastAsia="Times New Roman" w:hAnsi="Calibri" w:cs="Calibri"/>
+          <w:color w:val="1A1A1A"/>
+          <w:sz w:val="22"/>
+          <w:szCs w:val="22"/>
+        </w:rPr>
+      </w:pPr>
+      <w:r>
+        <w:rPr>
           <w:rFonts w:ascii="Calibri" w:eastAsia="Times New Roman" w:hAnsi="Calibri" w:cs="Calibri"/>
           <w:color w:val="1A1A1A"/>
           <w:sz w:val="22"/>
@@ -9531,7 +9925,7 @@
         <w:pStyle w:val="NormalWeb"/>
         <w:numPr>
           <w:ilvl w:val="0"/>
-          <w:numId w:val="9"/>
+          <w:numId w:val="10"/>
         </w:numPr>
         <w:rPr>
           <w:rFonts w:ascii="Calibri" w:hAnsi="Calibri" w:cs="Calibri"/>
@@ -9957,7 +10351,7 @@
         <w:pStyle w:val="NormalWeb"/>
         <w:numPr>
           <w:ilvl w:val="0"/>
-          <w:numId w:val="9"/>
+          <w:numId w:val="10"/>
         </w:numPr>
         <w:rPr>
           <w:rFonts w:ascii="Calibri" w:hAnsi="Calibri" w:cs="Calibri"/>
@@ -9981,7 +10375,7 @@
         <w:pStyle w:val="NormalWeb"/>
         <w:numPr>
           <w:ilvl w:val="0"/>
-          <w:numId w:val="9"/>
+          <w:numId w:val="10"/>
         </w:numPr>
         <w:rPr>
           <w:rFonts w:ascii="Calibri" w:hAnsi="Calibri" w:cs="Calibri"/>
@@ -10031,7 +10425,7 @@
         <w:pStyle w:val="NormalWeb"/>
         <w:numPr>
           <w:ilvl w:val="0"/>
-          <w:numId w:val="9"/>
+          <w:numId w:val="10"/>
         </w:numPr>
         <w:rPr>
           <w:rFonts w:ascii="Calibri" w:hAnsi="Calibri" w:cs="Calibri"/>
@@ -10055,7 +10449,7 @@
         <w:pStyle w:val="NormalWeb"/>
         <w:numPr>
           <w:ilvl w:val="0"/>
-          <w:numId w:val="9"/>
+          <w:numId w:val="10"/>
         </w:numPr>
         <w:rPr>
           <w:rFonts w:ascii="Calibri" w:hAnsi="Calibri" w:cs="Calibri"/>
@@ -12032,7 +12426,7 @@
       <w:pPr>
         <w:numPr>
           <w:ilvl w:val="0"/>
-          <w:numId w:val="10"/>
+          <w:numId w:val="11"/>
         </w:numPr>
         <w:spacing w:before="100" w:beforeAutospacing="1" w:after="100" w:afterAutospacing="1"/>
         <w:rPr>
@@ -12056,7 +12450,7 @@
       <w:pPr>
         <w:numPr>
           <w:ilvl w:val="0"/>
-          <w:numId w:val="10"/>
+          <w:numId w:val="11"/>
         </w:numPr>
         <w:spacing w:before="100" w:beforeAutospacing="1" w:after="100" w:afterAutospacing="1"/>
         <w:rPr>
@@ -12080,7 +12474,7 @@
       <w:pPr>
         <w:numPr>
           <w:ilvl w:val="0"/>
-          <w:numId w:val="10"/>
+          <w:numId w:val="11"/>
         </w:numPr>
         <w:spacing w:before="100" w:beforeAutospacing="1" w:after="100" w:afterAutospacing="1"/>
         <w:rPr>
@@ -12113,9 +12507,9 @@
 <file path=word/numbering.xml><?xml version="1.0" encoding="utf-8"?>
 <w:numbering xmlns:wpc="http://schemas.microsoft.com/office/word/2010/wordprocessingCanvas" xmlns:cx="http://schemas.microsoft.com/office/drawing/2014/chartex" xmlns:cx1="http://schemas.microsoft.com/office/drawing/2015/9/8/chartex" xmlns:cx2="http://schemas.microsoft.com/office/drawing/2015/10/21/chartex" xmlns:cx3="http://schemas.microsoft.com/office/drawing/2016/5/9/chartex" xmlns:cx4="http://schemas.microsoft.com/office/drawing/2016/5/10/chartex" xmlns:cx5="http://schemas.microsoft.com/office/drawing/2016/5/11/chartex" xmlns:cx6="http://schemas.microsoft.com/office/drawing/2016/5/12/chartex" xmlns:cx7="http://schemas.microsoft.com/office/drawing/2016/5/13/chartex" xmlns:cx8="http://schemas.microsoft.com/office/drawing/2016/5/14/chartex" xmlns:mc="http://schemas.openxmlformats.org/markup-compatibility/2006" xmlns:aink="http://schemas.microsoft.com/office/drawing/2016/ink" xmlns:am3d="http://schemas.microsoft.com/office/drawing/2017/model3d" xmlns:o="urn:schemas-microsoft-com:office:office" xmlns:oel="http://schemas.microsoft.com/office/2019/extlst" xmlns:r="http://schemas.openxmlformats.org/officeDocument/2006/relationships" xmlns:m="http://schemas.openxmlformats.org/officeDocument/2006/math" xmlns:v="urn:schemas-microsoft-com:vml" xmlns:wp14="http://schemas.microsoft.com/office/word/2010/wordprocessingDrawing" xmlns:wp="http://schemas.openxmlformats.org/drawingml/2006/wordprocessingDrawing" xmlns:w10="urn:schemas-microsoft-com:office:word" xmlns:w="http://schemas.openxmlformats.org/wordprocessingml/2006/main" xmlns:w14="http://schemas.microsoft.com/office/word/2010/wordml" xmlns:w15="http://schemas.microsoft.com/office/word/2012/wordml" xmlns:w16cex="http://schemas.microsoft.com/office/word/2018/wordml/cex" xmlns:w16cid="http://schemas.microsoft.com/office/word/2016/wordml/cid" xmlns:w16="http://schemas.microsoft.com/office/word/2018/wordml" xmlns:w16du="http://schemas.microsoft.com/office/word/2023/wordml/word16du" xmlns:w16sdtdh="http://schemas.microsoft.com/office/word/2020/wordml/sdtdatahash" xmlns:w16sdtfl="http://schemas.microsoft.com/office/word/2024/wordml/sdtformatlock" xmlns:w16se="http://schemas.microsoft.com/office/word/2015/wordml/symex" xmlns:wpg="http://schemas.microsoft.com/office/word/2010/wordprocessingGroup" xmlns:wpi="http://schemas.microsoft.com/office/word/2010/wordprocessingInk" xmlns:wne="http://schemas.microsoft.com/office/word/2006/wordml" xmlns:wps="http://schemas.microsoft.com/office/word/2010/wordprocessingShape" mc:Ignorable="w14 w15 w16se w16cid w16 w16cex w16sdtdh w16sdtfl w16du wp14">
   <w:abstractNum w:abstractNumId="0" w15:restartNumberingAfterBreak="0">
-    <w:nsid w:val="1C3C600A"/>
+    <w:nsid w:val="053024B4"/>
     <w:multiLevelType w:val="multilevel"/>
-    <w:tmpl w:val="5356779E"/>
+    <w:tmpl w:val="9DF2B9EE"/>
     <w:lvl w:ilvl="0">
       <w:start w:val="1"/>
       <w:numFmt w:val="bullet"/>
@@ -12262,9 +12656,1016 @@
     </w:lvl>
   </w:abstractNum>
   <w:abstractNum w:abstractNumId="1" w15:restartNumberingAfterBreak="0">
-    <w:nsid w:val="242A0721"/>
+    <w:nsid w:val="07F206F5"/>
     <w:multiLevelType w:val="multilevel"/>
-    <w:tmpl w:val="496E9330"/>
+    <w:tmpl w:val="2EA83DD6"/>
+    <w:lvl w:ilvl="0">
+      <w:start w:val="1"/>
+      <w:numFmt w:val="bullet"/>
+      <w:lvlText w:val=""/>
+      <w:lvlJc w:val="left"/>
+      <w:pPr>
+        <w:tabs>
+          <w:tab w:val="num" w:pos="720"/>
+        </w:tabs>
+        <w:ind w:left="720" w:hanging="360"/>
+      </w:pPr>
+      <w:rPr>
+        <w:rFonts w:ascii="Symbol" w:hAnsi="Symbol" w:hint="default"/>
+        <w:sz w:val="20"/>
+      </w:rPr>
+    </w:lvl>
+    <w:lvl w:ilvl="1" w:tentative="1">
+      <w:start w:val="1"/>
+      <w:numFmt w:val="bullet"/>
+      <w:lvlText w:val="o"/>
+      <w:lvlJc w:val="left"/>
+      <w:pPr>
+        <w:tabs>
+          <w:tab w:val="num" w:pos="1440"/>
+        </w:tabs>
+        <w:ind w:left="1440" w:hanging="360"/>
+      </w:pPr>
+      <w:rPr>
+        <w:rFonts w:ascii="Courier New" w:hAnsi="Courier New" w:hint="default"/>
+        <w:sz w:val="20"/>
+      </w:rPr>
+    </w:lvl>
+    <w:lvl w:ilvl="2" w:tentative="1">
+      <w:start w:val="1"/>
+      <w:numFmt w:val="bullet"/>
+      <w:lvlText w:val=""/>
+      <w:lvlJc w:val="left"/>
+      <w:pPr>
+        <w:tabs>
+          <w:tab w:val="num" w:pos="2160"/>
+        </w:tabs>
+        <w:ind w:left="2160" w:hanging="360"/>
+      </w:pPr>
+      <w:rPr>
+        <w:rFonts w:ascii="Wingdings" w:hAnsi="Wingdings" w:hint="default"/>
+        <w:sz w:val="20"/>
+      </w:rPr>
+    </w:lvl>
+    <w:lvl w:ilvl="3" w:tentative="1">
+      <w:start w:val="1"/>
+      <w:numFmt w:val="bullet"/>
+      <w:lvlText w:val=""/>
+      <w:lvlJc w:val="left"/>
+      <w:pPr>
+        <w:tabs>
+          <w:tab w:val="num" w:pos="2880"/>
+        </w:tabs>
+        <w:ind w:left="2880" w:hanging="360"/>
+      </w:pPr>
+      <w:rPr>
+        <w:rFonts w:ascii="Wingdings" w:hAnsi="Wingdings" w:hint="default"/>
+        <w:sz w:val="20"/>
+      </w:rPr>
+    </w:lvl>
+    <w:lvl w:ilvl="4" w:tentative="1">
+      <w:start w:val="1"/>
+      <w:numFmt w:val="bullet"/>
+      <w:lvlText w:val=""/>
+      <w:lvlJc w:val="left"/>
+      <w:pPr>
+        <w:tabs>
+          <w:tab w:val="num" w:pos="3600"/>
+        </w:tabs>
+        <w:ind w:left="3600" w:hanging="360"/>
+      </w:pPr>
+      <w:rPr>
+        <w:rFonts w:ascii="Wingdings" w:hAnsi="Wingdings" w:hint="default"/>
+        <w:sz w:val="20"/>
+      </w:rPr>
+    </w:lvl>
+    <w:lvl w:ilvl="5" w:tentative="1">
+      <w:start w:val="1"/>
+      <w:numFmt w:val="bullet"/>
+      <w:lvlText w:val=""/>
+      <w:lvlJc w:val="left"/>
+      <w:pPr>
+        <w:tabs>
+          <w:tab w:val="num" w:pos="4320"/>
+        </w:tabs>
+        <w:ind w:left="4320" w:hanging="360"/>
+      </w:pPr>
+      <w:rPr>
+        <w:rFonts w:ascii="Wingdings" w:hAnsi="Wingdings" w:hint="default"/>
+        <w:sz w:val="20"/>
+      </w:rPr>
+    </w:lvl>
+    <w:lvl w:ilvl="6" w:tentative="1">
+      <w:start w:val="1"/>
+      <w:numFmt w:val="bullet"/>
+      <w:lvlText w:val=""/>
+      <w:lvlJc w:val="left"/>
+      <w:pPr>
+        <w:tabs>
+          <w:tab w:val="num" w:pos="5040"/>
+        </w:tabs>
+        <w:ind w:left="5040" w:hanging="360"/>
+      </w:pPr>
+      <w:rPr>
+        <w:rFonts w:ascii="Wingdings" w:hAnsi="Wingdings" w:hint="default"/>
+        <w:sz w:val="20"/>
+      </w:rPr>
+    </w:lvl>
+    <w:lvl w:ilvl="7" w:tentative="1">
+      <w:start w:val="1"/>
+      <w:numFmt w:val="bullet"/>
+      <w:lvlText w:val=""/>
+      <w:lvlJc w:val="left"/>
+      <w:pPr>
+        <w:tabs>
+          <w:tab w:val="num" w:pos="5760"/>
+        </w:tabs>
+        <w:ind w:left="5760" w:hanging="360"/>
+      </w:pPr>
+      <w:rPr>
+        <w:rFonts w:ascii="Wingdings" w:hAnsi="Wingdings" w:hint="default"/>
+        <w:sz w:val="20"/>
+      </w:rPr>
+    </w:lvl>
+    <w:lvl w:ilvl="8" w:tentative="1">
+      <w:start w:val="1"/>
+      <w:numFmt w:val="bullet"/>
+      <w:lvlText w:val=""/>
+      <w:lvlJc w:val="left"/>
+      <w:pPr>
+        <w:tabs>
+          <w:tab w:val="num" w:pos="6480"/>
+        </w:tabs>
+        <w:ind w:left="6480" w:hanging="360"/>
+      </w:pPr>
+      <w:rPr>
+        <w:rFonts w:ascii="Wingdings" w:hAnsi="Wingdings" w:hint="default"/>
+        <w:sz w:val="20"/>
+      </w:rPr>
+    </w:lvl>
+  </w:abstractNum>
+  <w:abstractNum w:abstractNumId="2" w15:restartNumberingAfterBreak="0">
+    <w:nsid w:val="19F20C4B"/>
+    <w:multiLevelType w:val="multilevel"/>
+    <w:tmpl w:val="A01254AA"/>
+    <w:lvl w:ilvl="0">
+      <w:start w:val="1"/>
+      <w:numFmt w:val="bullet"/>
+      <w:lvlText w:val=""/>
+      <w:lvlJc w:val="left"/>
+      <w:pPr>
+        <w:tabs>
+          <w:tab w:val="num" w:pos="720"/>
+        </w:tabs>
+        <w:ind w:left="720" w:hanging="360"/>
+      </w:pPr>
+      <w:rPr>
+        <w:rFonts w:ascii="Symbol" w:hAnsi="Symbol" w:hint="default"/>
+        <w:sz w:val="20"/>
+      </w:rPr>
+    </w:lvl>
+    <w:lvl w:ilvl="1" w:tentative="1">
+      <w:start w:val="1"/>
+      <w:numFmt w:val="bullet"/>
+      <w:lvlText w:val="o"/>
+      <w:lvlJc w:val="left"/>
+      <w:pPr>
+        <w:tabs>
+          <w:tab w:val="num" w:pos="1440"/>
+        </w:tabs>
+        <w:ind w:left="1440" w:hanging="360"/>
+      </w:pPr>
+      <w:rPr>
+        <w:rFonts w:ascii="Courier New" w:hAnsi="Courier New" w:hint="default"/>
+        <w:sz w:val="20"/>
+      </w:rPr>
+    </w:lvl>
+    <w:lvl w:ilvl="2" w:tentative="1">
+      <w:start w:val="1"/>
+      <w:numFmt w:val="bullet"/>
+      <w:lvlText w:val=""/>
+      <w:lvlJc w:val="left"/>
+      <w:pPr>
+        <w:tabs>
+          <w:tab w:val="num" w:pos="2160"/>
+        </w:tabs>
+        <w:ind w:left="2160" w:hanging="360"/>
+      </w:pPr>
+      <w:rPr>
+        <w:rFonts w:ascii="Wingdings" w:hAnsi="Wingdings" w:hint="default"/>
+        <w:sz w:val="20"/>
+      </w:rPr>
+    </w:lvl>
+    <w:lvl w:ilvl="3" w:tentative="1">
+      <w:start w:val="1"/>
+      <w:numFmt w:val="bullet"/>
+      <w:lvlText w:val=""/>
+      <w:lvlJc w:val="left"/>
+      <w:pPr>
+        <w:tabs>
+          <w:tab w:val="num" w:pos="2880"/>
+        </w:tabs>
+        <w:ind w:left="2880" w:hanging="360"/>
+      </w:pPr>
+      <w:rPr>
+        <w:rFonts w:ascii="Wingdings" w:hAnsi="Wingdings" w:hint="default"/>
+        <w:sz w:val="20"/>
+      </w:rPr>
+    </w:lvl>
+    <w:lvl w:ilvl="4" w:tentative="1">
+      <w:start w:val="1"/>
+      <w:numFmt w:val="bullet"/>
+      <w:lvlText w:val=""/>
+      <w:lvlJc w:val="left"/>
+      <w:pPr>
+        <w:tabs>
+          <w:tab w:val="num" w:pos="3600"/>
+        </w:tabs>
+        <w:ind w:left="3600" w:hanging="360"/>
+      </w:pPr>
+      <w:rPr>
+        <w:rFonts w:ascii="Wingdings" w:hAnsi="Wingdings" w:hint="default"/>
+        <w:sz w:val="20"/>
+      </w:rPr>
+    </w:lvl>
+    <w:lvl w:ilvl="5" w:tentative="1">
+      <w:start w:val="1"/>
+      <w:numFmt w:val="bullet"/>
+      <w:lvlText w:val=""/>
+      <w:lvlJc w:val="left"/>
+      <w:pPr>
+        <w:tabs>
+          <w:tab w:val="num" w:pos="4320"/>
+        </w:tabs>
+        <w:ind w:left="4320" w:hanging="360"/>
+      </w:pPr>
+      <w:rPr>
+        <w:rFonts w:ascii="Wingdings" w:hAnsi="Wingdings" w:hint="default"/>
+        <w:sz w:val="20"/>
+      </w:rPr>
+    </w:lvl>
+    <w:lvl w:ilvl="6" w:tentative="1">
+      <w:start w:val="1"/>
+      <w:numFmt w:val="bullet"/>
+      <w:lvlText w:val=""/>
+      <w:lvlJc w:val="left"/>
+      <w:pPr>
+        <w:tabs>
+          <w:tab w:val="num" w:pos="5040"/>
+        </w:tabs>
+        <w:ind w:left="5040" w:hanging="360"/>
+      </w:pPr>
+      <w:rPr>
+        <w:rFonts w:ascii="Wingdings" w:hAnsi="Wingdings" w:hint="default"/>
+        <w:sz w:val="20"/>
+      </w:rPr>
+    </w:lvl>
+    <w:lvl w:ilvl="7" w:tentative="1">
+      <w:start w:val="1"/>
+      <w:numFmt w:val="bullet"/>
+      <w:lvlText w:val=""/>
+      <w:lvlJc w:val="left"/>
+      <w:pPr>
+        <w:tabs>
+          <w:tab w:val="num" w:pos="5760"/>
+        </w:tabs>
+        <w:ind w:left="5760" w:hanging="360"/>
+      </w:pPr>
+      <w:rPr>
+        <w:rFonts w:ascii="Wingdings" w:hAnsi="Wingdings" w:hint="default"/>
+        <w:sz w:val="20"/>
+      </w:rPr>
+    </w:lvl>
+    <w:lvl w:ilvl="8" w:tentative="1">
+      <w:start w:val="1"/>
+      <w:numFmt w:val="bullet"/>
+      <w:lvlText w:val=""/>
+      <w:lvlJc w:val="left"/>
+      <w:pPr>
+        <w:tabs>
+          <w:tab w:val="num" w:pos="6480"/>
+        </w:tabs>
+        <w:ind w:left="6480" w:hanging="360"/>
+      </w:pPr>
+      <w:rPr>
+        <w:rFonts w:ascii="Wingdings" w:hAnsi="Wingdings" w:hint="default"/>
+        <w:sz w:val="20"/>
+      </w:rPr>
+    </w:lvl>
+  </w:abstractNum>
+  <w:abstractNum w:abstractNumId="3" w15:restartNumberingAfterBreak="0">
+    <w:nsid w:val="1AFC7716"/>
+    <w:multiLevelType w:val="multilevel"/>
+    <w:tmpl w:val="CAB86C54"/>
+    <w:lvl w:ilvl="0">
+      <w:start w:val="1"/>
+      <w:numFmt w:val="bullet"/>
+      <w:lvlText w:val=""/>
+      <w:lvlJc w:val="left"/>
+      <w:pPr>
+        <w:tabs>
+          <w:tab w:val="num" w:pos="720"/>
+        </w:tabs>
+        <w:ind w:left="720" w:hanging="360"/>
+      </w:pPr>
+      <w:rPr>
+        <w:rFonts w:ascii="Symbol" w:hAnsi="Symbol" w:hint="default"/>
+        <w:sz w:val="20"/>
+      </w:rPr>
+    </w:lvl>
+    <w:lvl w:ilvl="1" w:tentative="1">
+      <w:start w:val="1"/>
+      <w:numFmt w:val="bullet"/>
+      <w:lvlText w:val="o"/>
+      <w:lvlJc w:val="left"/>
+      <w:pPr>
+        <w:tabs>
+          <w:tab w:val="num" w:pos="1440"/>
+        </w:tabs>
+        <w:ind w:left="1440" w:hanging="360"/>
+      </w:pPr>
+      <w:rPr>
+        <w:rFonts w:ascii="Courier New" w:hAnsi="Courier New" w:hint="default"/>
+        <w:sz w:val="20"/>
+      </w:rPr>
+    </w:lvl>
+    <w:lvl w:ilvl="2" w:tentative="1">
+      <w:start w:val="1"/>
+      <w:numFmt w:val="bullet"/>
+      <w:lvlText w:val=""/>
+      <w:lvlJc w:val="left"/>
+      <w:pPr>
+        <w:tabs>
+          <w:tab w:val="num" w:pos="2160"/>
+        </w:tabs>
+        <w:ind w:left="2160" w:hanging="360"/>
+      </w:pPr>
+      <w:rPr>
+        <w:rFonts w:ascii="Wingdings" w:hAnsi="Wingdings" w:hint="default"/>
+        <w:sz w:val="20"/>
+      </w:rPr>
+    </w:lvl>
+    <w:lvl w:ilvl="3" w:tentative="1">
+      <w:start w:val="1"/>
+      <w:numFmt w:val="bullet"/>
+      <w:lvlText w:val=""/>
+      <w:lvlJc w:val="left"/>
+      <w:pPr>
+        <w:tabs>
+          <w:tab w:val="num" w:pos="2880"/>
+        </w:tabs>
+        <w:ind w:left="2880" w:hanging="360"/>
+      </w:pPr>
+      <w:rPr>
+        <w:rFonts w:ascii="Wingdings" w:hAnsi="Wingdings" w:hint="default"/>
+        <w:sz w:val="20"/>
+      </w:rPr>
+    </w:lvl>
+    <w:lvl w:ilvl="4" w:tentative="1">
+      <w:start w:val="1"/>
+      <w:numFmt w:val="bullet"/>
+      <w:lvlText w:val=""/>
+      <w:lvlJc w:val="left"/>
+      <w:pPr>
+        <w:tabs>
+          <w:tab w:val="num" w:pos="3600"/>
+        </w:tabs>
+        <w:ind w:left="3600" w:hanging="360"/>
+      </w:pPr>
+      <w:rPr>
+        <w:rFonts w:ascii="Wingdings" w:hAnsi="Wingdings" w:hint="default"/>
+        <w:sz w:val="20"/>
+      </w:rPr>
+    </w:lvl>
+    <w:lvl w:ilvl="5" w:tentative="1">
+      <w:start w:val="1"/>
+      <w:numFmt w:val="bullet"/>
+      <w:lvlText w:val=""/>
+      <w:lvlJc w:val="left"/>
+      <w:pPr>
+        <w:tabs>
+          <w:tab w:val="num" w:pos="4320"/>
+        </w:tabs>
+        <w:ind w:left="4320" w:hanging="360"/>
+      </w:pPr>
+      <w:rPr>
+        <w:rFonts w:ascii="Wingdings" w:hAnsi="Wingdings" w:hint="default"/>
+        <w:sz w:val="20"/>
+      </w:rPr>
+    </w:lvl>
+    <w:lvl w:ilvl="6" w:tentative="1">
+      <w:start w:val="1"/>
+      <w:numFmt w:val="bullet"/>
+      <w:lvlText w:val=""/>
+      <w:lvlJc w:val="left"/>
+      <w:pPr>
+        <w:tabs>
+          <w:tab w:val="num" w:pos="5040"/>
+        </w:tabs>
+        <w:ind w:left="5040" w:hanging="360"/>
+      </w:pPr>
+      <w:rPr>
+        <w:rFonts w:ascii="Wingdings" w:hAnsi="Wingdings" w:hint="default"/>
+        <w:sz w:val="20"/>
+      </w:rPr>
+    </w:lvl>
+    <w:lvl w:ilvl="7" w:tentative="1">
+      <w:start w:val="1"/>
+      <w:numFmt w:val="bullet"/>
+      <w:lvlText w:val=""/>
+      <w:lvlJc w:val="left"/>
+      <w:pPr>
+        <w:tabs>
+          <w:tab w:val="num" w:pos="5760"/>
+        </w:tabs>
+        <w:ind w:left="5760" w:hanging="360"/>
+      </w:pPr>
+      <w:rPr>
+        <w:rFonts w:ascii="Wingdings" w:hAnsi="Wingdings" w:hint="default"/>
+        <w:sz w:val="20"/>
+      </w:rPr>
+    </w:lvl>
+    <w:lvl w:ilvl="8" w:tentative="1">
+      <w:start w:val="1"/>
+      <w:numFmt w:val="bullet"/>
+      <w:lvlText w:val=""/>
+      <w:lvlJc w:val="left"/>
+      <w:pPr>
+        <w:tabs>
+          <w:tab w:val="num" w:pos="6480"/>
+        </w:tabs>
+        <w:ind w:left="6480" w:hanging="360"/>
+      </w:pPr>
+      <w:rPr>
+        <w:rFonts w:ascii="Wingdings" w:hAnsi="Wingdings" w:hint="default"/>
+        <w:sz w:val="20"/>
+      </w:rPr>
+    </w:lvl>
+  </w:abstractNum>
+  <w:abstractNum w:abstractNumId="4" w15:restartNumberingAfterBreak="0">
+    <w:nsid w:val="23AF330F"/>
+    <w:multiLevelType w:val="multilevel"/>
+    <w:tmpl w:val="F04AE06C"/>
+    <w:lvl w:ilvl="0">
+      <w:start w:val="1"/>
+      <w:numFmt w:val="bullet"/>
+      <w:lvlText w:val=""/>
+      <w:lvlJc w:val="left"/>
+      <w:pPr>
+        <w:tabs>
+          <w:tab w:val="num" w:pos="720"/>
+        </w:tabs>
+        <w:ind w:left="720" w:hanging="360"/>
+      </w:pPr>
+      <w:rPr>
+        <w:rFonts w:ascii="Symbol" w:hAnsi="Symbol" w:hint="default"/>
+        <w:sz w:val="20"/>
+      </w:rPr>
+    </w:lvl>
+    <w:lvl w:ilvl="1" w:tentative="1">
+      <w:start w:val="1"/>
+      <w:numFmt w:val="bullet"/>
+      <w:lvlText w:val="o"/>
+      <w:lvlJc w:val="left"/>
+      <w:pPr>
+        <w:tabs>
+          <w:tab w:val="num" w:pos="1440"/>
+        </w:tabs>
+        <w:ind w:left="1440" w:hanging="360"/>
+      </w:pPr>
+      <w:rPr>
+        <w:rFonts w:ascii="Courier New" w:hAnsi="Courier New" w:hint="default"/>
+        <w:sz w:val="20"/>
+      </w:rPr>
+    </w:lvl>
+    <w:lvl w:ilvl="2" w:tentative="1">
+      <w:start w:val="1"/>
+      <w:numFmt w:val="bullet"/>
+      <w:lvlText w:val=""/>
+      <w:lvlJc w:val="left"/>
+      <w:pPr>
+        <w:tabs>
+          <w:tab w:val="num" w:pos="2160"/>
+        </w:tabs>
+        <w:ind w:left="2160" w:hanging="360"/>
+      </w:pPr>
+      <w:rPr>
+        <w:rFonts w:ascii="Wingdings" w:hAnsi="Wingdings" w:hint="default"/>
+        <w:sz w:val="20"/>
+      </w:rPr>
+    </w:lvl>
+    <w:lvl w:ilvl="3" w:tentative="1">
+      <w:start w:val="1"/>
+      <w:numFmt w:val="bullet"/>
+      <w:lvlText w:val=""/>
+      <w:lvlJc w:val="left"/>
+      <w:pPr>
+        <w:tabs>
+          <w:tab w:val="num" w:pos="2880"/>
+        </w:tabs>
+        <w:ind w:left="2880" w:hanging="360"/>
+      </w:pPr>
+      <w:rPr>
+        <w:rFonts w:ascii="Wingdings" w:hAnsi="Wingdings" w:hint="default"/>
+        <w:sz w:val="20"/>
+      </w:rPr>
+    </w:lvl>
+    <w:lvl w:ilvl="4" w:tentative="1">
+      <w:start w:val="1"/>
+      <w:numFmt w:val="bullet"/>
+      <w:lvlText w:val=""/>
+      <w:lvlJc w:val="left"/>
+      <w:pPr>
+        <w:tabs>
+          <w:tab w:val="num" w:pos="3600"/>
+        </w:tabs>
+        <w:ind w:left="3600" w:hanging="360"/>
+      </w:pPr>
+      <w:rPr>
+        <w:rFonts w:ascii="Wingdings" w:hAnsi="Wingdings" w:hint="default"/>
+        <w:sz w:val="20"/>
+      </w:rPr>
+    </w:lvl>
+    <w:lvl w:ilvl="5" w:tentative="1">
+      <w:start w:val="1"/>
+      <w:numFmt w:val="bullet"/>
+      <w:lvlText w:val=""/>
+      <w:lvlJc w:val="left"/>
+      <w:pPr>
+        <w:tabs>
+          <w:tab w:val="num" w:pos="4320"/>
+        </w:tabs>
+        <w:ind w:left="4320" w:hanging="360"/>
+      </w:pPr>
+      <w:rPr>
+        <w:rFonts w:ascii="Wingdings" w:hAnsi="Wingdings" w:hint="default"/>
+        <w:sz w:val="20"/>
+      </w:rPr>
+    </w:lvl>
+    <w:lvl w:ilvl="6" w:tentative="1">
+      <w:start w:val="1"/>
+      <w:numFmt w:val="bullet"/>
+      <w:lvlText w:val=""/>
+      <w:lvlJc w:val="left"/>
+      <w:pPr>
+        <w:tabs>
+          <w:tab w:val="num" w:pos="5040"/>
+        </w:tabs>
+        <w:ind w:left="5040" w:hanging="360"/>
+      </w:pPr>
+      <w:rPr>
+        <w:rFonts w:ascii="Wingdings" w:hAnsi="Wingdings" w:hint="default"/>
+        <w:sz w:val="20"/>
+      </w:rPr>
+    </w:lvl>
+    <w:lvl w:ilvl="7" w:tentative="1">
+      <w:start w:val="1"/>
+      <w:numFmt w:val="bullet"/>
+      <w:lvlText w:val=""/>
+      <w:lvlJc w:val="left"/>
+      <w:pPr>
+        <w:tabs>
+          <w:tab w:val="num" w:pos="5760"/>
+        </w:tabs>
+        <w:ind w:left="5760" w:hanging="360"/>
+      </w:pPr>
+      <w:rPr>
+        <w:rFonts w:ascii="Wingdings" w:hAnsi="Wingdings" w:hint="default"/>
+        <w:sz w:val="20"/>
+      </w:rPr>
+    </w:lvl>
+    <w:lvl w:ilvl="8" w:tentative="1">
+      <w:start w:val="1"/>
+      <w:numFmt w:val="bullet"/>
+      <w:lvlText w:val=""/>
+      <w:lvlJc w:val="left"/>
+      <w:pPr>
+        <w:tabs>
+          <w:tab w:val="num" w:pos="6480"/>
+        </w:tabs>
+        <w:ind w:left="6480" w:hanging="360"/>
+      </w:pPr>
+      <w:rPr>
+        <w:rFonts w:ascii="Wingdings" w:hAnsi="Wingdings" w:hint="default"/>
+        <w:sz w:val="20"/>
+      </w:rPr>
+    </w:lvl>
+  </w:abstractNum>
+  <w:abstractNum w:abstractNumId="5" w15:restartNumberingAfterBreak="0">
+    <w:nsid w:val="45923361"/>
+    <w:multiLevelType w:val="multilevel"/>
+    <w:tmpl w:val="8F74EB4E"/>
+    <w:lvl w:ilvl="0">
+      <w:start w:val="1"/>
+      <w:numFmt w:val="bullet"/>
+      <w:lvlText w:val=""/>
+      <w:lvlJc w:val="left"/>
+      <w:pPr>
+        <w:tabs>
+          <w:tab w:val="num" w:pos="720"/>
+        </w:tabs>
+        <w:ind w:left="720" w:hanging="360"/>
+      </w:pPr>
+      <w:rPr>
+        <w:rFonts w:ascii="Symbol" w:hAnsi="Symbol" w:hint="default"/>
+        <w:sz w:val="20"/>
+      </w:rPr>
+    </w:lvl>
+    <w:lvl w:ilvl="1" w:tentative="1">
+      <w:start w:val="1"/>
+      <w:numFmt w:val="bullet"/>
+      <w:lvlText w:val="o"/>
+      <w:lvlJc w:val="left"/>
+      <w:pPr>
+        <w:tabs>
+          <w:tab w:val="num" w:pos="1440"/>
+        </w:tabs>
+        <w:ind w:left="1440" w:hanging="360"/>
+      </w:pPr>
+      <w:rPr>
+        <w:rFonts w:ascii="Courier New" w:hAnsi="Courier New" w:hint="default"/>
+        <w:sz w:val="20"/>
+      </w:rPr>
+    </w:lvl>
+    <w:lvl w:ilvl="2" w:tentative="1">
+      <w:start w:val="1"/>
+      <w:numFmt w:val="bullet"/>
+      <w:lvlText w:val=""/>
+      <w:lvlJc w:val="left"/>
+      <w:pPr>
+        <w:tabs>
+          <w:tab w:val="num" w:pos="2160"/>
+        </w:tabs>
+        <w:ind w:left="2160" w:hanging="360"/>
+      </w:pPr>
+      <w:rPr>
+        <w:rFonts w:ascii="Wingdings" w:hAnsi="Wingdings" w:hint="default"/>
+        <w:sz w:val="20"/>
+      </w:rPr>
+    </w:lvl>
+    <w:lvl w:ilvl="3" w:tentative="1">
+      <w:start w:val="1"/>
+      <w:numFmt w:val="bullet"/>
+      <w:lvlText w:val=""/>
+      <w:lvlJc w:val="left"/>
+      <w:pPr>
+        <w:tabs>
+          <w:tab w:val="num" w:pos="2880"/>
+        </w:tabs>
+        <w:ind w:left="2880" w:hanging="360"/>
+      </w:pPr>
+      <w:rPr>
+        <w:rFonts w:ascii="Wingdings" w:hAnsi="Wingdings" w:hint="default"/>
+        <w:sz w:val="20"/>
+      </w:rPr>
+    </w:lvl>
+    <w:lvl w:ilvl="4" w:tentative="1">
+      <w:start w:val="1"/>
+      <w:numFmt w:val="bullet"/>
+      <w:lvlText w:val=""/>
+      <w:lvlJc w:val="left"/>
+      <w:pPr>
+        <w:tabs>
+          <w:tab w:val="num" w:pos="3600"/>
+        </w:tabs>
+        <w:ind w:left="3600" w:hanging="360"/>
+      </w:pPr>
+      <w:rPr>
+        <w:rFonts w:ascii="Wingdings" w:hAnsi="Wingdings" w:hint="default"/>
+        <w:sz w:val="20"/>
+      </w:rPr>
+    </w:lvl>
+    <w:lvl w:ilvl="5" w:tentative="1">
+      <w:start w:val="1"/>
+      <w:numFmt w:val="bullet"/>
+      <w:lvlText w:val=""/>
+      <w:lvlJc w:val="left"/>
+      <w:pPr>
+        <w:tabs>
+          <w:tab w:val="num" w:pos="4320"/>
+        </w:tabs>
+        <w:ind w:left="4320" w:hanging="360"/>
+      </w:pPr>
+      <w:rPr>
+        <w:rFonts w:ascii="Wingdings" w:hAnsi="Wingdings" w:hint="default"/>
+        <w:sz w:val="20"/>
+      </w:rPr>
+    </w:lvl>
+    <w:lvl w:ilvl="6" w:tentative="1">
+      <w:start w:val="1"/>
+      <w:numFmt w:val="bullet"/>
+      <w:lvlText w:val=""/>
+      <w:lvlJc w:val="left"/>
+      <w:pPr>
+        <w:tabs>
+          <w:tab w:val="num" w:pos="5040"/>
+        </w:tabs>
+        <w:ind w:left="5040" w:hanging="360"/>
+      </w:pPr>
+      <w:rPr>
+        <w:rFonts w:ascii="Wingdings" w:hAnsi="Wingdings" w:hint="default"/>
+        <w:sz w:val="20"/>
+      </w:rPr>
+    </w:lvl>
+    <w:lvl w:ilvl="7" w:tentative="1">
+      <w:start w:val="1"/>
+      <w:numFmt w:val="bullet"/>
+      <w:lvlText w:val=""/>
+      <w:lvlJc w:val="left"/>
+      <w:pPr>
+        <w:tabs>
+          <w:tab w:val="num" w:pos="5760"/>
+        </w:tabs>
+        <w:ind w:left="5760" w:hanging="360"/>
+      </w:pPr>
+      <w:rPr>
+        <w:rFonts w:ascii="Wingdings" w:hAnsi="Wingdings" w:hint="default"/>
+        <w:sz w:val="20"/>
+      </w:rPr>
+    </w:lvl>
+    <w:lvl w:ilvl="8" w:tentative="1">
+      <w:start w:val="1"/>
+      <w:numFmt w:val="bullet"/>
+      <w:lvlText w:val=""/>
+      <w:lvlJc w:val="left"/>
+      <w:pPr>
+        <w:tabs>
+          <w:tab w:val="num" w:pos="6480"/>
+        </w:tabs>
+        <w:ind w:left="6480" w:hanging="360"/>
+      </w:pPr>
+      <w:rPr>
+        <w:rFonts w:ascii="Wingdings" w:hAnsi="Wingdings" w:hint="default"/>
+        <w:sz w:val="20"/>
+      </w:rPr>
+    </w:lvl>
+  </w:abstractNum>
+  <w:abstractNum w:abstractNumId="6" w15:restartNumberingAfterBreak="0">
+    <w:nsid w:val="49AF0950"/>
+    <w:multiLevelType w:val="multilevel"/>
+    <w:tmpl w:val="CB1EDFEE"/>
+    <w:lvl w:ilvl="0">
+      <w:start w:val="1"/>
+      <w:numFmt w:val="decimal"/>
+      <w:lvlText w:val="%1."/>
+      <w:lvlJc w:val="left"/>
+      <w:pPr>
+        <w:tabs>
+          <w:tab w:val="num" w:pos="720"/>
+        </w:tabs>
+        <w:ind w:left="720" w:hanging="360"/>
+      </w:pPr>
+    </w:lvl>
+    <w:lvl w:ilvl="1" w:tentative="1">
+      <w:start w:val="1"/>
+      <w:numFmt w:val="decimal"/>
+      <w:lvlText w:val="%2."/>
+      <w:lvlJc w:val="left"/>
+      <w:pPr>
+        <w:tabs>
+          <w:tab w:val="num" w:pos="1440"/>
+        </w:tabs>
+        <w:ind w:left="1440" w:hanging="360"/>
+      </w:pPr>
+    </w:lvl>
+    <w:lvl w:ilvl="2" w:tentative="1">
+      <w:start w:val="1"/>
+      <w:numFmt w:val="decimal"/>
+      <w:lvlText w:val="%3."/>
+      <w:lvlJc w:val="left"/>
+      <w:pPr>
+        <w:tabs>
+          <w:tab w:val="num" w:pos="2160"/>
+        </w:tabs>
+        <w:ind w:left="2160" w:hanging="360"/>
+      </w:pPr>
+    </w:lvl>
+    <w:lvl w:ilvl="3" w:tentative="1">
+      <w:start w:val="1"/>
+      <w:numFmt w:val="decimal"/>
+      <w:lvlText w:val="%4."/>
+      <w:lvlJc w:val="left"/>
+      <w:pPr>
+        <w:tabs>
+          <w:tab w:val="num" w:pos="2880"/>
+        </w:tabs>
+        <w:ind w:left="2880" w:hanging="360"/>
+      </w:pPr>
+    </w:lvl>
+    <w:lvl w:ilvl="4" w:tentative="1">
+      <w:start w:val="1"/>
+      <w:numFmt w:val="decimal"/>
+      <w:lvlText w:val="%5."/>
+      <w:lvlJc w:val="left"/>
+      <w:pPr>
+        <w:tabs>
+          <w:tab w:val="num" w:pos="3600"/>
+        </w:tabs>
+        <w:ind w:left="3600" w:hanging="360"/>
+      </w:pPr>
+    </w:lvl>
+    <w:lvl w:ilvl="5" w:tentative="1">
+      <w:start w:val="1"/>
+      <w:numFmt w:val="decimal"/>
+      <w:lvlText w:val="%6."/>
+      <w:lvlJc w:val="left"/>
+      <w:pPr>
+        <w:tabs>
+          <w:tab w:val="num" w:pos="4320"/>
+        </w:tabs>
+        <w:ind w:left="4320" w:hanging="360"/>
+      </w:pPr>
+    </w:lvl>
+    <w:lvl w:ilvl="6" w:tentative="1">
+      <w:start w:val="1"/>
+      <w:numFmt w:val="decimal"/>
+      <w:lvlText w:val="%7."/>
+      <w:lvlJc w:val="left"/>
+      <w:pPr>
+        <w:tabs>
+          <w:tab w:val="num" w:pos="5040"/>
+        </w:tabs>
+        <w:ind w:left="5040" w:hanging="360"/>
+      </w:pPr>
+    </w:lvl>
+    <w:lvl w:ilvl="7" w:tentative="1">
+      <w:start w:val="1"/>
+      <w:numFmt w:val="decimal"/>
+      <w:lvlText w:val="%8."/>
+      <w:lvlJc w:val="left"/>
+      <w:pPr>
+        <w:tabs>
+          <w:tab w:val="num" w:pos="5760"/>
+        </w:tabs>
+        <w:ind w:left="5760" w:hanging="360"/>
+      </w:pPr>
+    </w:lvl>
+    <w:lvl w:ilvl="8" w:tentative="1">
+      <w:start w:val="1"/>
+      <w:numFmt w:val="decimal"/>
+      <w:lvlText w:val="%9."/>
+      <w:lvlJc w:val="left"/>
+      <w:pPr>
+        <w:tabs>
+          <w:tab w:val="num" w:pos="6480"/>
+        </w:tabs>
+        <w:ind w:left="6480" w:hanging="360"/>
+      </w:pPr>
+    </w:lvl>
+  </w:abstractNum>
+  <w:abstractNum w:abstractNumId="7" w15:restartNumberingAfterBreak="0">
+    <w:nsid w:val="58545A1A"/>
+    <w:multiLevelType w:val="multilevel"/>
+    <w:tmpl w:val="DD127834"/>
+    <w:lvl w:ilvl="0">
+      <w:start w:val="1"/>
+      <w:numFmt w:val="bullet"/>
+      <w:lvlText w:val=""/>
+      <w:lvlJc w:val="left"/>
+      <w:pPr>
+        <w:tabs>
+          <w:tab w:val="num" w:pos="720"/>
+        </w:tabs>
+        <w:ind w:left="720" w:hanging="360"/>
+      </w:pPr>
+      <w:rPr>
+        <w:rFonts w:ascii="Symbol" w:hAnsi="Symbol" w:hint="default"/>
+        <w:sz w:val="20"/>
+      </w:rPr>
+    </w:lvl>
+    <w:lvl w:ilvl="1" w:tentative="1">
+      <w:start w:val="1"/>
+      <w:numFmt w:val="bullet"/>
+      <w:lvlText w:val="o"/>
+      <w:lvlJc w:val="left"/>
+      <w:pPr>
+        <w:tabs>
+          <w:tab w:val="num" w:pos="1440"/>
+        </w:tabs>
+        <w:ind w:left="1440" w:hanging="360"/>
+      </w:pPr>
+      <w:rPr>
+        <w:rFonts w:ascii="Courier New" w:hAnsi="Courier New" w:hint="default"/>
+        <w:sz w:val="20"/>
+      </w:rPr>
+    </w:lvl>
+    <w:lvl w:ilvl="2" w:tentative="1">
+      <w:start w:val="1"/>
+      <w:numFmt w:val="bullet"/>
+      <w:lvlText w:val=""/>
+      <w:lvlJc w:val="left"/>
+      <w:pPr>
+        <w:tabs>
+          <w:tab w:val="num" w:pos="2160"/>
+        </w:tabs>
+        <w:ind w:left="2160" w:hanging="360"/>
+      </w:pPr>
+      <w:rPr>
+        <w:rFonts w:ascii="Wingdings" w:hAnsi="Wingdings" w:hint="default"/>
+        <w:sz w:val="20"/>
+      </w:rPr>
+    </w:lvl>
+    <w:lvl w:ilvl="3" w:tentative="1">
+      <w:start w:val="1"/>
+      <w:numFmt w:val="bullet"/>
+      <w:lvlText w:val=""/>
+      <w:lvlJc w:val="left"/>
+      <w:pPr>
+        <w:tabs>
+          <w:tab w:val="num" w:pos="2880"/>
+        </w:tabs>
+        <w:ind w:left="2880" w:hanging="360"/>
+      </w:pPr>
+      <w:rPr>
+        <w:rFonts w:ascii="Wingdings" w:hAnsi="Wingdings" w:hint="default"/>
+        <w:sz w:val="20"/>
+      </w:rPr>
+    </w:lvl>
+    <w:lvl w:ilvl="4" w:tentative="1">
+      <w:start w:val="1"/>
+      <w:numFmt w:val="bullet"/>
+      <w:lvlText w:val=""/>
+      <w:lvlJc w:val="left"/>
+      <w:pPr>
+        <w:tabs>
+          <w:tab w:val="num" w:pos="3600"/>
+        </w:tabs>
+        <w:ind w:left="3600" w:hanging="360"/>
+      </w:pPr>
+      <w:rPr>
+        <w:rFonts w:ascii="Wingdings" w:hAnsi="Wingdings" w:hint="default"/>
+        <w:sz w:val="20"/>
+      </w:rPr>
+    </w:lvl>
+    <w:lvl w:ilvl="5" w:tentative="1">
+      <w:start w:val="1"/>
+      <w:numFmt w:val="bullet"/>
+      <w:lvlText w:val=""/>
+      <w:lvlJc w:val="left"/>
+      <w:pPr>
+        <w:tabs>
+          <w:tab w:val="num" w:pos="4320"/>
+        </w:tabs>
+        <w:ind w:left="4320" w:hanging="360"/>
+      </w:pPr>
+      <w:rPr>
+        <w:rFonts w:ascii="Wingdings" w:hAnsi="Wingdings" w:hint="default"/>
+        <w:sz w:val="20"/>
+      </w:rPr>
+    </w:lvl>
+    <w:lvl w:ilvl="6" w:tentative="1">
+      <w:start w:val="1"/>
+      <w:numFmt w:val="bullet"/>
+      <w:lvlText w:val=""/>
+      <w:lvlJc w:val="left"/>
+      <w:pPr>
+        <w:tabs>
+          <w:tab w:val="num" w:pos="5040"/>
+        </w:tabs>
+        <w:ind w:left="5040" w:hanging="360"/>
+      </w:pPr>
+      <w:rPr>
+        <w:rFonts w:ascii="Wingdings" w:hAnsi="Wingdings" w:hint="default"/>
+        <w:sz w:val="20"/>
+      </w:rPr>
+    </w:lvl>
+    <w:lvl w:ilvl="7" w:tentative="1">
+      <w:start w:val="1"/>
+      <w:numFmt w:val="bullet"/>
+      <w:lvlText w:val=""/>
+      <w:lvlJc w:val="left"/>
+      <w:pPr>
+        <w:tabs>
+          <w:tab w:val="num" w:pos="5760"/>
+        </w:tabs>
+        <w:ind w:left="5760" w:hanging="360"/>
+      </w:pPr>
+      <w:rPr>
+        <w:rFonts w:ascii="Wingdings" w:hAnsi="Wingdings" w:hint="default"/>
+        <w:sz w:val="20"/>
+      </w:rPr>
+    </w:lvl>
+    <w:lvl w:ilvl="8" w:tentative="1">
+      <w:start w:val="1"/>
+      <w:numFmt w:val="bullet"/>
+      <w:lvlText w:val=""/>
+      <w:lvlJc w:val="left"/>
+      <w:pPr>
+        <w:tabs>
+          <w:tab w:val="num" w:pos="6480"/>
+        </w:tabs>
+        <w:ind w:left="6480" w:hanging="360"/>
+      </w:pPr>
+      <w:rPr>
+        <w:rFonts w:ascii="Wingdings" w:hAnsi="Wingdings" w:hint="default"/>
+        <w:sz w:val="20"/>
+      </w:rPr>
+    </w:lvl>
+  </w:abstractNum>
+  <w:abstractNum w:abstractNumId="8" w15:restartNumberingAfterBreak="0">
+    <w:nsid w:val="62BD49DB"/>
+    <w:multiLevelType w:val="multilevel"/>
+    <w:tmpl w:val="242E71C4"/>
     <w:lvl w:ilvl="0">
       <w:start w:val="1"/>
       <w:numFmt w:val="bullet"/>
@@ -12410,10 +13811,10 @@
       </w:rPr>
     </w:lvl>
   </w:abstractNum>
-  <w:abstractNum w:abstractNumId="2" w15:restartNumberingAfterBreak="0">
-    <w:nsid w:val="2CE9173B"/>
+  <w:abstractNum w:abstractNumId="9" w15:restartNumberingAfterBreak="0">
+    <w:nsid w:val="672E2BC6"/>
     <w:multiLevelType w:val="multilevel"/>
-    <w:tmpl w:val="C75A8060"/>
+    <w:tmpl w:val="E65C0C68"/>
     <w:lvl w:ilvl="0">
       <w:start w:val="1"/>
       <w:numFmt w:val="bullet"/>
@@ -12559,10 +13960,10 @@
       </w:rPr>
     </w:lvl>
   </w:abstractNum>
-  <w:abstractNum w:abstractNumId="3" w15:restartNumberingAfterBreak="0">
-    <w:nsid w:val="31083D98"/>
+  <w:abstractNum w:abstractNumId="10" w15:restartNumberingAfterBreak="0">
+    <w:nsid w:val="760A2778"/>
     <w:multiLevelType w:val="multilevel"/>
-    <w:tmpl w:val="599E94D0"/>
+    <w:tmpl w:val="E51CF2C4"/>
     <w:lvl w:ilvl="0">
       <w:start w:val="1"/>
       <w:numFmt w:val="bullet"/>
@@ -12708,893 +14109,38 @@
       </w:rPr>
     </w:lvl>
   </w:abstractNum>
-  <w:abstractNum w:abstractNumId="4" w15:restartNumberingAfterBreak="0">
-    <w:nsid w:val="3CB52F5F"/>
-    <w:multiLevelType w:val="multilevel"/>
-    <w:tmpl w:val="21D66582"/>
-    <w:lvl w:ilvl="0">
-      <w:start w:val="1"/>
-      <w:numFmt w:val="bullet"/>
-      <w:lvlText w:val=""/>
-      <w:lvlJc w:val="left"/>
-      <w:pPr>
-        <w:tabs>
-          <w:tab w:val="num" w:pos="720"/>
-        </w:tabs>
-        <w:ind w:left="720" w:hanging="360"/>
-      </w:pPr>
-      <w:rPr>
-        <w:rFonts w:ascii="Symbol" w:hAnsi="Symbol" w:hint="default"/>
-        <w:sz w:val="20"/>
-      </w:rPr>
-    </w:lvl>
-    <w:lvl w:ilvl="1" w:tentative="1">
-      <w:start w:val="1"/>
-      <w:numFmt w:val="bullet"/>
-      <w:lvlText w:val="o"/>
-      <w:lvlJc w:val="left"/>
-      <w:pPr>
-        <w:tabs>
-          <w:tab w:val="num" w:pos="1440"/>
-        </w:tabs>
-        <w:ind w:left="1440" w:hanging="360"/>
-      </w:pPr>
-      <w:rPr>
-        <w:rFonts w:ascii="Courier New" w:hAnsi="Courier New" w:hint="default"/>
-        <w:sz w:val="20"/>
-      </w:rPr>
-    </w:lvl>
-    <w:lvl w:ilvl="2" w:tentative="1">
-      <w:start w:val="1"/>
-      <w:numFmt w:val="bullet"/>
-      <w:lvlText w:val=""/>
-      <w:lvlJc w:val="left"/>
-      <w:pPr>
-        <w:tabs>
-          <w:tab w:val="num" w:pos="2160"/>
-        </w:tabs>
-        <w:ind w:left="2160" w:hanging="360"/>
-      </w:pPr>
-      <w:rPr>
-        <w:rFonts w:ascii="Wingdings" w:hAnsi="Wingdings" w:hint="default"/>
-        <w:sz w:val="20"/>
-      </w:rPr>
-    </w:lvl>
-    <w:lvl w:ilvl="3" w:tentative="1">
-      <w:start w:val="1"/>
-      <w:numFmt w:val="bullet"/>
-      <w:lvlText w:val=""/>
-      <w:lvlJc w:val="left"/>
-      <w:pPr>
-        <w:tabs>
-          <w:tab w:val="num" w:pos="2880"/>
-        </w:tabs>
-        <w:ind w:left="2880" w:hanging="360"/>
-      </w:pPr>
-      <w:rPr>
-        <w:rFonts w:ascii="Wingdings" w:hAnsi="Wingdings" w:hint="default"/>
-        <w:sz w:val="20"/>
-      </w:rPr>
-    </w:lvl>
-    <w:lvl w:ilvl="4" w:tentative="1">
-      <w:start w:val="1"/>
-      <w:numFmt w:val="bullet"/>
-      <w:lvlText w:val=""/>
-      <w:lvlJc w:val="left"/>
-      <w:pPr>
-        <w:tabs>
-          <w:tab w:val="num" w:pos="3600"/>
-        </w:tabs>
-        <w:ind w:left="3600" w:hanging="360"/>
-      </w:pPr>
-      <w:rPr>
-        <w:rFonts w:ascii="Wingdings" w:hAnsi="Wingdings" w:hint="default"/>
-        <w:sz w:val="20"/>
-      </w:rPr>
-    </w:lvl>
-    <w:lvl w:ilvl="5" w:tentative="1">
-      <w:start w:val="1"/>
-      <w:numFmt w:val="bullet"/>
-      <w:lvlText w:val=""/>
-      <w:lvlJc w:val="left"/>
-      <w:pPr>
-        <w:tabs>
-          <w:tab w:val="num" w:pos="4320"/>
-        </w:tabs>
-        <w:ind w:left="4320" w:hanging="360"/>
-      </w:pPr>
-      <w:rPr>
-        <w:rFonts w:ascii="Wingdings" w:hAnsi="Wingdings" w:hint="default"/>
-        <w:sz w:val="20"/>
-      </w:rPr>
-    </w:lvl>
-    <w:lvl w:ilvl="6" w:tentative="1">
-      <w:start w:val="1"/>
-      <w:numFmt w:val="bullet"/>
-      <w:lvlText w:val=""/>
-      <w:lvlJc w:val="left"/>
-      <w:pPr>
-        <w:tabs>
-          <w:tab w:val="num" w:pos="5040"/>
-        </w:tabs>
-        <w:ind w:left="5040" w:hanging="360"/>
-      </w:pPr>
-      <w:rPr>
-        <w:rFonts w:ascii="Wingdings" w:hAnsi="Wingdings" w:hint="default"/>
-        <w:sz w:val="20"/>
-      </w:rPr>
-    </w:lvl>
-    <w:lvl w:ilvl="7" w:tentative="1">
-      <w:start w:val="1"/>
-      <w:numFmt w:val="bullet"/>
-      <w:lvlText w:val=""/>
-      <w:lvlJc w:val="left"/>
-      <w:pPr>
-        <w:tabs>
-          <w:tab w:val="num" w:pos="5760"/>
-        </w:tabs>
-        <w:ind w:left="5760" w:hanging="360"/>
-      </w:pPr>
-      <w:rPr>
-        <w:rFonts w:ascii="Wingdings" w:hAnsi="Wingdings" w:hint="default"/>
-        <w:sz w:val="20"/>
-      </w:rPr>
-    </w:lvl>
-    <w:lvl w:ilvl="8" w:tentative="1">
-      <w:start w:val="1"/>
-      <w:numFmt w:val="bullet"/>
-      <w:lvlText w:val=""/>
-      <w:lvlJc w:val="left"/>
-      <w:pPr>
-        <w:tabs>
-          <w:tab w:val="num" w:pos="6480"/>
-        </w:tabs>
-        <w:ind w:left="6480" w:hanging="360"/>
-      </w:pPr>
-      <w:rPr>
-        <w:rFonts w:ascii="Wingdings" w:hAnsi="Wingdings" w:hint="default"/>
-        <w:sz w:val="20"/>
-      </w:rPr>
-    </w:lvl>
-  </w:abstractNum>
-  <w:abstractNum w:abstractNumId="5" w15:restartNumberingAfterBreak="0">
-    <w:nsid w:val="45FD3A90"/>
-    <w:multiLevelType w:val="multilevel"/>
-    <w:tmpl w:val="E58E39D0"/>
-    <w:lvl w:ilvl="0">
-      <w:start w:val="1"/>
-      <w:numFmt w:val="bullet"/>
-      <w:lvlText w:val=""/>
-      <w:lvlJc w:val="left"/>
-      <w:pPr>
-        <w:tabs>
-          <w:tab w:val="num" w:pos="720"/>
-        </w:tabs>
-        <w:ind w:left="720" w:hanging="360"/>
-      </w:pPr>
-      <w:rPr>
-        <w:rFonts w:ascii="Symbol" w:hAnsi="Symbol" w:hint="default"/>
-        <w:sz w:val="20"/>
-      </w:rPr>
-    </w:lvl>
-    <w:lvl w:ilvl="1" w:tentative="1">
-      <w:start w:val="1"/>
-      <w:numFmt w:val="bullet"/>
-      <w:lvlText w:val="o"/>
-      <w:lvlJc w:val="left"/>
-      <w:pPr>
-        <w:tabs>
-          <w:tab w:val="num" w:pos="1440"/>
-        </w:tabs>
-        <w:ind w:left="1440" w:hanging="360"/>
-      </w:pPr>
-      <w:rPr>
-        <w:rFonts w:ascii="Courier New" w:hAnsi="Courier New" w:hint="default"/>
-        <w:sz w:val="20"/>
-      </w:rPr>
-    </w:lvl>
-    <w:lvl w:ilvl="2" w:tentative="1">
-      <w:start w:val="1"/>
-      <w:numFmt w:val="bullet"/>
-      <w:lvlText w:val=""/>
-      <w:lvlJc w:val="left"/>
-      <w:pPr>
-        <w:tabs>
-          <w:tab w:val="num" w:pos="2160"/>
-        </w:tabs>
-        <w:ind w:left="2160" w:hanging="360"/>
-      </w:pPr>
-      <w:rPr>
-        <w:rFonts w:ascii="Wingdings" w:hAnsi="Wingdings" w:hint="default"/>
-        <w:sz w:val="20"/>
-      </w:rPr>
-    </w:lvl>
-    <w:lvl w:ilvl="3" w:tentative="1">
-      <w:start w:val="1"/>
-      <w:numFmt w:val="bullet"/>
-      <w:lvlText w:val=""/>
-      <w:lvlJc w:val="left"/>
-      <w:pPr>
-        <w:tabs>
-          <w:tab w:val="num" w:pos="2880"/>
-        </w:tabs>
-        <w:ind w:left="2880" w:hanging="360"/>
-      </w:pPr>
-      <w:rPr>
-        <w:rFonts w:ascii="Wingdings" w:hAnsi="Wingdings" w:hint="default"/>
-        <w:sz w:val="20"/>
-      </w:rPr>
-    </w:lvl>
-    <w:lvl w:ilvl="4" w:tentative="1">
-      <w:start w:val="1"/>
-      <w:numFmt w:val="bullet"/>
-      <w:lvlText w:val=""/>
-      <w:lvlJc w:val="left"/>
-      <w:pPr>
-        <w:tabs>
-          <w:tab w:val="num" w:pos="3600"/>
-        </w:tabs>
-        <w:ind w:left="3600" w:hanging="360"/>
-      </w:pPr>
-      <w:rPr>
-        <w:rFonts w:ascii="Wingdings" w:hAnsi="Wingdings" w:hint="default"/>
-        <w:sz w:val="20"/>
-      </w:rPr>
-    </w:lvl>
-    <w:lvl w:ilvl="5" w:tentative="1">
-      <w:start w:val="1"/>
-      <w:numFmt w:val="bullet"/>
-      <w:lvlText w:val=""/>
-      <w:lvlJc w:val="left"/>
-      <w:pPr>
-        <w:tabs>
-          <w:tab w:val="num" w:pos="4320"/>
-        </w:tabs>
-        <w:ind w:left="4320" w:hanging="360"/>
-      </w:pPr>
-      <w:rPr>
-        <w:rFonts w:ascii="Wingdings" w:hAnsi="Wingdings" w:hint="default"/>
-        <w:sz w:val="20"/>
-      </w:rPr>
-    </w:lvl>
-    <w:lvl w:ilvl="6" w:tentative="1">
-      <w:start w:val="1"/>
-      <w:numFmt w:val="bullet"/>
-      <w:lvlText w:val=""/>
-      <w:lvlJc w:val="left"/>
-      <w:pPr>
-        <w:tabs>
-          <w:tab w:val="num" w:pos="5040"/>
-        </w:tabs>
-        <w:ind w:left="5040" w:hanging="360"/>
-      </w:pPr>
-      <w:rPr>
-        <w:rFonts w:ascii="Wingdings" w:hAnsi="Wingdings" w:hint="default"/>
-        <w:sz w:val="20"/>
-      </w:rPr>
-    </w:lvl>
-    <w:lvl w:ilvl="7" w:tentative="1">
-      <w:start w:val="1"/>
-      <w:numFmt w:val="bullet"/>
-      <w:lvlText w:val=""/>
-      <w:lvlJc w:val="left"/>
-      <w:pPr>
-        <w:tabs>
-          <w:tab w:val="num" w:pos="5760"/>
-        </w:tabs>
-        <w:ind w:left="5760" w:hanging="360"/>
-      </w:pPr>
-      <w:rPr>
-        <w:rFonts w:ascii="Wingdings" w:hAnsi="Wingdings" w:hint="default"/>
-        <w:sz w:val="20"/>
-      </w:rPr>
-    </w:lvl>
-    <w:lvl w:ilvl="8" w:tentative="1">
-      <w:start w:val="1"/>
-      <w:numFmt w:val="bullet"/>
-      <w:lvlText w:val=""/>
-      <w:lvlJc w:val="left"/>
-      <w:pPr>
-        <w:tabs>
-          <w:tab w:val="num" w:pos="6480"/>
-        </w:tabs>
-        <w:ind w:left="6480" w:hanging="360"/>
-      </w:pPr>
-      <w:rPr>
-        <w:rFonts w:ascii="Wingdings" w:hAnsi="Wingdings" w:hint="default"/>
-        <w:sz w:val="20"/>
-      </w:rPr>
-    </w:lvl>
-  </w:abstractNum>
-  <w:abstractNum w:abstractNumId="6" w15:restartNumberingAfterBreak="0">
-    <w:nsid w:val="4D1857FB"/>
-    <w:multiLevelType w:val="multilevel"/>
-    <w:tmpl w:val="1E5AD886"/>
-    <w:lvl w:ilvl="0">
-      <w:start w:val="1"/>
-      <w:numFmt w:val="bullet"/>
-      <w:lvlText w:val=""/>
-      <w:lvlJc w:val="left"/>
-      <w:pPr>
-        <w:tabs>
-          <w:tab w:val="num" w:pos="720"/>
-        </w:tabs>
-        <w:ind w:left="720" w:hanging="360"/>
-      </w:pPr>
-      <w:rPr>
-        <w:rFonts w:ascii="Symbol" w:hAnsi="Symbol" w:hint="default"/>
-        <w:sz w:val="20"/>
-      </w:rPr>
-    </w:lvl>
-    <w:lvl w:ilvl="1" w:tentative="1">
-      <w:start w:val="1"/>
-      <w:numFmt w:val="bullet"/>
-      <w:lvlText w:val="o"/>
-      <w:lvlJc w:val="left"/>
-      <w:pPr>
-        <w:tabs>
-          <w:tab w:val="num" w:pos="1440"/>
-        </w:tabs>
-        <w:ind w:left="1440" w:hanging="360"/>
-      </w:pPr>
-      <w:rPr>
-        <w:rFonts w:ascii="Courier New" w:hAnsi="Courier New" w:hint="default"/>
-        <w:sz w:val="20"/>
-      </w:rPr>
-    </w:lvl>
-    <w:lvl w:ilvl="2" w:tentative="1">
-      <w:start w:val="1"/>
-      <w:numFmt w:val="bullet"/>
-      <w:lvlText w:val=""/>
-      <w:lvlJc w:val="left"/>
-      <w:pPr>
-        <w:tabs>
-          <w:tab w:val="num" w:pos="2160"/>
-        </w:tabs>
-        <w:ind w:left="2160" w:hanging="360"/>
-      </w:pPr>
-      <w:rPr>
-        <w:rFonts w:ascii="Wingdings" w:hAnsi="Wingdings" w:hint="default"/>
-        <w:sz w:val="20"/>
-      </w:rPr>
-    </w:lvl>
-    <w:lvl w:ilvl="3" w:tentative="1">
-      <w:start w:val="1"/>
-      <w:numFmt w:val="bullet"/>
-      <w:lvlText w:val=""/>
-      <w:lvlJc w:val="left"/>
-      <w:pPr>
-        <w:tabs>
-          <w:tab w:val="num" w:pos="2880"/>
-        </w:tabs>
-        <w:ind w:left="2880" w:hanging="360"/>
-      </w:pPr>
-      <w:rPr>
-        <w:rFonts w:ascii="Wingdings" w:hAnsi="Wingdings" w:hint="default"/>
-        <w:sz w:val="20"/>
-      </w:rPr>
-    </w:lvl>
-    <w:lvl w:ilvl="4" w:tentative="1">
-      <w:start w:val="1"/>
-      <w:numFmt w:val="bullet"/>
-      <w:lvlText w:val=""/>
-      <w:lvlJc w:val="left"/>
-      <w:pPr>
-        <w:tabs>
-          <w:tab w:val="num" w:pos="3600"/>
-        </w:tabs>
-        <w:ind w:left="3600" w:hanging="360"/>
-      </w:pPr>
-      <w:rPr>
-        <w:rFonts w:ascii="Wingdings" w:hAnsi="Wingdings" w:hint="default"/>
-        <w:sz w:val="20"/>
-      </w:rPr>
-    </w:lvl>
-    <w:lvl w:ilvl="5" w:tentative="1">
-      <w:start w:val="1"/>
-      <w:numFmt w:val="bullet"/>
-      <w:lvlText w:val=""/>
-      <w:lvlJc w:val="left"/>
-      <w:pPr>
-        <w:tabs>
-          <w:tab w:val="num" w:pos="4320"/>
-        </w:tabs>
-        <w:ind w:left="4320" w:hanging="360"/>
-      </w:pPr>
-      <w:rPr>
-        <w:rFonts w:ascii="Wingdings" w:hAnsi="Wingdings" w:hint="default"/>
-        <w:sz w:val="20"/>
-      </w:rPr>
-    </w:lvl>
-    <w:lvl w:ilvl="6" w:tentative="1">
-      <w:start w:val="1"/>
-      <w:numFmt w:val="bullet"/>
-      <w:lvlText w:val=""/>
-      <w:lvlJc w:val="left"/>
-      <w:pPr>
-        <w:tabs>
-          <w:tab w:val="num" w:pos="5040"/>
-        </w:tabs>
-        <w:ind w:left="5040" w:hanging="360"/>
-      </w:pPr>
-      <w:rPr>
-        <w:rFonts w:ascii="Wingdings" w:hAnsi="Wingdings" w:hint="default"/>
-        <w:sz w:val="20"/>
-      </w:rPr>
-    </w:lvl>
-    <w:lvl w:ilvl="7" w:tentative="1">
-      <w:start w:val="1"/>
-      <w:numFmt w:val="bullet"/>
-      <w:lvlText w:val=""/>
-      <w:lvlJc w:val="left"/>
-      <w:pPr>
-        <w:tabs>
-          <w:tab w:val="num" w:pos="5760"/>
-        </w:tabs>
-        <w:ind w:left="5760" w:hanging="360"/>
-      </w:pPr>
-      <w:rPr>
-        <w:rFonts w:ascii="Wingdings" w:hAnsi="Wingdings" w:hint="default"/>
-        <w:sz w:val="20"/>
-      </w:rPr>
-    </w:lvl>
-    <w:lvl w:ilvl="8" w:tentative="1">
-      <w:start w:val="1"/>
-      <w:numFmt w:val="bullet"/>
-      <w:lvlText w:val=""/>
-      <w:lvlJc w:val="left"/>
-      <w:pPr>
-        <w:tabs>
-          <w:tab w:val="num" w:pos="6480"/>
-        </w:tabs>
-        <w:ind w:left="6480" w:hanging="360"/>
-      </w:pPr>
-      <w:rPr>
-        <w:rFonts w:ascii="Wingdings" w:hAnsi="Wingdings" w:hint="default"/>
-        <w:sz w:val="20"/>
-      </w:rPr>
-    </w:lvl>
-  </w:abstractNum>
-  <w:abstractNum w:abstractNumId="7" w15:restartNumberingAfterBreak="0">
-    <w:nsid w:val="550F6D23"/>
-    <w:multiLevelType w:val="multilevel"/>
-    <w:tmpl w:val="3F783A74"/>
-    <w:lvl w:ilvl="0">
-      <w:start w:val="1"/>
-      <w:numFmt w:val="decimal"/>
-      <w:lvlText w:val="%1."/>
-      <w:lvlJc w:val="left"/>
-      <w:pPr>
-        <w:tabs>
-          <w:tab w:val="num" w:pos="720"/>
-        </w:tabs>
-        <w:ind w:left="720" w:hanging="360"/>
-      </w:pPr>
-    </w:lvl>
-    <w:lvl w:ilvl="1" w:tentative="1">
-      <w:start w:val="1"/>
-      <w:numFmt w:val="decimal"/>
-      <w:lvlText w:val="%2."/>
-      <w:lvlJc w:val="left"/>
-      <w:pPr>
-        <w:tabs>
-          <w:tab w:val="num" w:pos="1440"/>
-        </w:tabs>
-        <w:ind w:left="1440" w:hanging="360"/>
-      </w:pPr>
-    </w:lvl>
-    <w:lvl w:ilvl="2" w:tentative="1">
-      <w:start w:val="1"/>
-      <w:numFmt w:val="decimal"/>
-      <w:lvlText w:val="%3."/>
-      <w:lvlJc w:val="left"/>
-      <w:pPr>
-        <w:tabs>
-          <w:tab w:val="num" w:pos="2160"/>
-        </w:tabs>
-        <w:ind w:left="2160" w:hanging="360"/>
-      </w:pPr>
-    </w:lvl>
-    <w:lvl w:ilvl="3" w:tentative="1">
-      <w:start w:val="1"/>
-      <w:numFmt w:val="decimal"/>
-      <w:lvlText w:val="%4."/>
-      <w:lvlJc w:val="left"/>
-      <w:pPr>
-        <w:tabs>
-          <w:tab w:val="num" w:pos="2880"/>
-        </w:tabs>
-        <w:ind w:left="2880" w:hanging="360"/>
-      </w:pPr>
-    </w:lvl>
-    <w:lvl w:ilvl="4" w:tentative="1">
-      <w:start w:val="1"/>
-      <w:numFmt w:val="decimal"/>
-      <w:lvlText w:val="%5."/>
-      <w:lvlJc w:val="left"/>
-      <w:pPr>
-        <w:tabs>
-          <w:tab w:val="num" w:pos="3600"/>
-        </w:tabs>
-        <w:ind w:left="3600" w:hanging="360"/>
-      </w:pPr>
-    </w:lvl>
-    <w:lvl w:ilvl="5" w:tentative="1">
-      <w:start w:val="1"/>
-      <w:numFmt w:val="decimal"/>
-      <w:lvlText w:val="%6."/>
-      <w:lvlJc w:val="left"/>
-      <w:pPr>
-        <w:tabs>
-          <w:tab w:val="num" w:pos="4320"/>
-        </w:tabs>
-        <w:ind w:left="4320" w:hanging="360"/>
-      </w:pPr>
-    </w:lvl>
-    <w:lvl w:ilvl="6" w:tentative="1">
-      <w:start w:val="1"/>
-      <w:numFmt w:val="decimal"/>
-      <w:lvlText w:val="%7."/>
-      <w:lvlJc w:val="left"/>
-      <w:pPr>
-        <w:tabs>
-          <w:tab w:val="num" w:pos="5040"/>
-        </w:tabs>
-        <w:ind w:left="5040" w:hanging="360"/>
-      </w:pPr>
-    </w:lvl>
-    <w:lvl w:ilvl="7" w:tentative="1">
-      <w:start w:val="1"/>
-      <w:numFmt w:val="decimal"/>
-      <w:lvlText w:val="%8."/>
-      <w:lvlJc w:val="left"/>
-      <w:pPr>
-        <w:tabs>
-          <w:tab w:val="num" w:pos="5760"/>
-        </w:tabs>
-        <w:ind w:left="5760" w:hanging="360"/>
-      </w:pPr>
-    </w:lvl>
-    <w:lvl w:ilvl="8" w:tentative="1">
-      <w:start w:val="1"/>
-      <w:numFmt w:val="decimal"/>
-      <w:lvlText w:val="%9."/>
-      <w:lvlJc w:val="left"/>
-      <w:pPr>
-        <w:tabs>
-          <w:tab w:val="num" w:pos="6480"/>
-        </w:tabs>
-        <w:ind w:left="6480" w:hanging="360"/>
-      </w:pPr>
-    </w:lvl>
-  </w:abstractNum>
-  <w:abstractNum w:abstractNumId="8" w15:restartNumberingAfterBreak="0">
-    <w:nsid w:val="69286505"/>
-    <w:multiLevelType w:val="multilevel"/>
-    <w:tmpl w:val="63646BF0"/>
-    <w:lvl w:ilvl="0">
-      <w:start w:val="1"/>
-      <w:numFmt w:val="bullet"/>
-      <w:lvlText w:val=""/>
-      <w:lvlJc w:val="left"/>
-      <w:pPr>
-        <w:tabs>
-          <w:tab w:val="num" w:pos="720"/>
-        </w:tabs>
-        <w:ind w:left="720" w:hanging="360"/>
-      </w:pPr>
-      <w:rPr>
-        <w:rFonts w:ascii="Symbol" w:hAnsi="Symbol" w:hint="default"/>
-        <w:sz w:val="20"/>
-      </w:rPr>
-    </w:lvl>
-    <w:lvl w:ilvl="1" w:tentative="1">
-      <w:start w:val="1"/>
-      <w:numFmt w:val="bullet"/>
-      <w:lvlText w:val="o"/>
-      <w:lvlJc w:val="left"/>
-      <w:pPr>
-        <w:tabs>
-          <w:tab w:val="num" w:pos="1440"/>
-        </w:tabs>
-        <w:ind w:left="1440" w:hanging="360"/>
-      </w:pPr>
-      <w:rPr>
-        <w:rFonts w:ascii="Courier New" w:hAnsi="Courier New" w:hint="default"/>
-        <w:sz w:val="20"/>
-      </w:rPr>
-    </w:lvl>
-    <w:lvl w:ilvl="2" w:tentative="1">
-      <w:start w:val="1"/>
-      <w:numFmt w:val="bullet"/>
-      <w:lvlText w:val=""/>
-      <w:lvlJc w:val="left"/>
-      <w:pPr>
-        <w:tabs>
-          <w:tab w:val="num" w:pos="2160"/>
-        </w:tabs>
-        <w:ind w:left="2160" w:hanging="360"/>
-      </w:pPr>
-      <w:rPr>
-        <w:rFonts w:ascii="Wingdings" w:hAnsi="Wingdings" w:hint="default"/>
-        <w:sz w:val="20"/>
-      </w:rPr>
-    </w:lvl>
-    <w:lvl w:ilvl="3" w:tentative="1">
-      <w:start w:val="1"/>
-      <w:numFmt w:val="bullet"/>
-      <w:lvlText w:val=""/>
-      <w:lvlJc w:val="left"/>
-      <w:pPr>
-        <w:tabs>
-          <w:tab w:val="num" w:pos="2880"/>
-        </w:tabs>
-        <w:ind w:left="2880" w:hanging="360"/>
-      </w:pPr>
-      <w:rPr>
-        <w:rFonts w:ascii="Wingdings" w:hAnsi="Wingdings" w:hint="default"/>
-        <w:sz w:val="20"/>
-      </w:rPr>
-    </w:lvl>
-    <w:lvl w:ilvl="4" w:tentative="1">
-      <w:start w:val="1"/>
-      <w:numFmt w:val="bullet"/>
-      <w:lvlText w:val=""/>
-      <w:lvlJc w:val="left"/>
-      <w:pPr>
-        <w:tabs>
-          <w:tab w:val="num" w:pos="3600"/>
-        </w:tabs>
-        <w:ind w:left="3600" w:hanging="360"/>
-      </w:pPr>
-      <w:rPr>
-        <w:rFonts w:ascii="Wingdings" w:hAnsi="Wingdings" w:hint="default"/>
-        <w:sz w:val="20"/>
-      </w:rPr>
-    </w:lvl>
-    <w:lvl w:ilvl="5" w:tentative="1">
-      <w:start w:val="1"/>
-      <w:numFmt w:val="bullet"/>
-      <w:lvlText w:val=""/>
-      <w:lvlJc w:val="left"/>
-      <w:pPr>
-        <w:tabs>
-          <w:tab w:val="num" w:pos="4320"/>
-        </w:tabs>
-        <w:ind w:left="4320" w:hanging="360"/>
-      </w:pPr>
-      <w:rPr>
-        <w:rFonts w:ascii="Wingdings" w:hAnsi="Wingdings" w:hint="default"/>
-        <w:sz w:val="20"/>
-      </w:rPr>
-    </w:lvl>
-    <w:lvl w:ilvl="6" w:tentative="1">
-      <w:start w:val="1"/>
-      <w:numFmt w:val="bullet"/>
-      <w:lvlText w:val=""/>
-      <w:lvlJc w:val="left"/>
-      <w:pPr>
-        <w:tabs>
-          <w:tab w:val="num" w:pos="5040"/>
-        </w:tabs>
-        <w:ind w:left="5040" w:hanging="360"/>
-      </w:pPr>
-      <w:rPr>
-        <w:rFonts w:ascii="Wingdings" w:hAnsi="Wingdings" w:hint="default"/>
-        <w:sz w:val="20"/>
-      </w:rPr>
-    </w:lvl>
-    <w:lvl w:ilvl="7" w:tentative="1">
-      <w:start w:val="1"/>
-      <w:numFmt w:val="bullet"/>
-      <w:lvlText w:val=""/>
-      <w:lvlJc w:val="left"/>
-      <w:pPr>
-        <w:tabs>
-          <w:tab w:val="num" w:pos="5760"/>
-        </w:tabs>
-        <w:ind w:left="5760" w:hanging="360"/>
-      </w:pPr>
-      <w:rPr>
-        <w:rFonts w:ascii="Wingdings" w:hAnsi="Wingdings" w:hint="default"/>
-        <w:sz w:val="20"/>
-      </w:rPr>
-    </w:lvl>
-    <w:lvl w:ilvl="8" w:tentative="1">
-      <w:start w:val="1"/>
-      <w:numFmt w:val="bullet"/>
-      <w:lvlText w:val=""/>
-      <w:lvlJc w:val="left"/>
-      <w:pPr>
-        <w:tabs>
-          <w:tab w:val="num" w:pos="6480"/>
-        </w:tabs>
-        <w:ind w:left="6480" w:hanging="360"/>
-      </w:pPr>
-      <w:rPr>
-        <w:rFonts w:ascii="Wingdings" w:hAnsi="Wingdings" w:hint="default"/>
-        <w:sz w:val="20"/>
-      </w:rPr>
-    </w:lvl>
-  </w:abstractNum>
-  <w:abstractNum w:abstractNumId="9" w15:restartNumberingAfterBreak="0">
-    <w:nsid w:val="7A961EC6"/>
-    <w:multiLevelType w:val="multilevel"/>
-    <w:tmpl w:val="A5F41BEC"/>
-    <w:lvl w:ilvl="0">
-      <w:start w:val="1"/>
-      <w:numFmt w:val="bullet"/>
-      <w:lvlText w:val=""/>
-      <w:lvlJc w:val="left"/>
-      <w:pPr>
-        <w:tabs>
-          <w:tab w:val="num" w:pos="720"/>
-        </w:tabs>
-        <w:ind w:left="720" w:hanging="360"/>
-      </w:pPr>
-      <w:rPr>
-        <w:rFonts w:ascii="Symbol" w:hAnsi="Symbol" w:hint="default"/>
-        <w:sz w:val="20"/>
-      </w:rPr>
-    </w:lvl>
-    <w:lvl w:ilvl="1" w:tentative="1">
-      <w:start w:val="1"/>
-      <w:numFmt w:val="bullet"/>
-      <w:lvlText w:val="o"/>
-      <w:lvlJc w:val="left"/>
-      <w:pPr>
-        <w:tabs>
-          <w:tab w:val="num" w:pos="1440"/>
-        </w:tabs>
-        <w:ind w:left="1440" w:hanging="360"/>
-      </w:pPr>
-      <w:rPr>
-        <w:rFonts w:ascii="Courier New" w:hAnsi="Courier New" w:hint="default"/>
-        <w:sz w:val="20"/>
-      </w:rPr>
-    </w:lvl>
-    <w:lvl w:ilvl="2" w:tentative="1">
-      <w:start w:val="1"/>
-      <w:numFmt w:val="bullet"/>
-      <w:lvlText w:val=""/>
-      <w:lvlJc w:val="left"/>
-      <w:pPr>
-        <w:tabs>
-          <w:tab w:val="num" w:pos="2160"/>
-        </w:tabs>
-        <w:ind w:left="2160" w:hanging="360"/>
-      </w:pPr>
-      <w:rPr>
-        <w:rFonts w:ascii="Wingdings" w:hAnsi="Wingdings" w:hint="default"/>
-        <w:sz w:val="20"/>
-      </w:rPr>
-    </w:lvl>
-    <w:lvl w:ilvl="3" w:tentative="1">
-      <w:start w:val="1"/>
-      <w:numFmt w:val="bullet"/>
-      <w:lvlText w:val=""/>
-      <w:lvlJc w:val="left"/>
-      <w:pPr>
-        <w:tabs>
-          <w:tab w:val="num" w:pos="2880"/>
-        </w:tabs>
-        <w:ind w:left="2880" w:hanging="360"/>
-      </w:pPr>
-      <w:rPr>
-        <w:rFonts w:ascii="Wingdings" w:hAnsi="Wingdings" w:hint="default"/>
-        <w:sz w:val="20"/>
-      </w:rPr>
-    </w:lvl>
-    <w:lvl w:ilvl="4" w:tentative="1">
-      <w:start w:val="1"/>
-      <w:numFmt w:val="bullet"/>
-      <w:lvlText w:val=""/>
-      <w:lvlJc w:val="left"/>
-      <w:pPr>
-        <w:tabs>
-          <w:tab w:val="num" w:pos="3600"/>
-        </w:tabs>
-        <w:ind w:left="3600" w:hanging="360"/>
-      </w:pPr>
-      <w:rPr>
-        <w:rFonts w:ascii="Wingdings" w:hAnsi="Wingdings" w:hint="default"/>
-        <w:sz w:val="20"/>
-      </w:rPr>
-    </w:lvl>
-    <w:lvl w:ilvl="5" w:tentative="1">
-      <w:start w:val="1"/>
-      <w:numFmt w:val="bullet"/>
-      <w:lvlText w:val=""/>
-      <w:lvlJc w:val="left"/>
-      <w:pPr>
-        <w:tabs>
-          <w:tab w:val="num" w:pos="4320"/>
-        </w:tabs>
-        <w:ind w:left="4320" w:hanging="360"/>
-      </w:pPr>
-      <w:rPr>
-        <w:rFonts w:ascii="Wingdings" w:hAnsi="Wingdings" w:hint="default"/>
-        <w:sz w:val="20"/>
-      </w:rPr>
-    </w:lvl>
-    <w:lvl w:ilvl="6" w:tentative="1">
-      <w:start w:val="1"/>
-      <w:numFmt w:val="bullet"/>
-      <w:lvlText w:val=""/>
-      <w:lvlJc w:val="left"/>
-      <w:pPr>
-        <w:tabs>
-          <w:tab w:val="num" w:pos="5040"/>
-        </w:tabs>
-        <w:ind w:left="5040" w:hanging="360"/>
-      </w:pPr>
-      <w:rPr>
-        <w:rFonts w:ascii="Wingdings" w:hAnsi="Wingdings" w:hint="default"/>
-        <w:sz w:val="20"/>
-      </w:rPr>
-    </w:lvl>
-    <w:lvl w:ilvl="7" w:tentative="1">
-      <w:start w:val="1"/>
-      <w:numFmt w:val="bullet"/>
-      <w:lvlText w:val=""/>
-      <w:lvlJc w:val="left"/>
-      <w:pPr>
-        <w:tabs>
-          <w:tab w:val="num" w:pos="5760"/>
-        </w:tabs>
-        <w:ind w:left="5760" w:hanging="360"/>
-      </w:pPr>
-      <w:rPr>
-        <w:rFonts w:ascii="Wingdings" w:hAnsi="Wingdings" w:hint="default"/>
-        <w:sz w:val="20"/>
-      </w:rPr>
-    </w:lvl>
-    <w:lvl w:ilvl="8" w:tentative="1">
-      <w:start w:val="1"/>
-      <w:numFmt w:val="bullet"/>
-      <w:lvlText w:val=""/>
-      <w:lvlJc w:val="left"/>
-      <w:pPr>
-        <w:tabs>
-          <w:tab w:val="num" w:pos="6480"/>
-        </w:tabs>
-        <w:ind w:left="6480" w:hanging="360"/>
-      </w:pPr>
-      <w:rPr>
-        <w:rFonts w:ascii="Wingdings" w:hAnsi="Wingdings" w:hint="default"/>
-        <w:sz w:val="20"/>
-      </w:rPr>
-    </w:lvl>
-  </w:abstractNum>
-  <w:num w:numId="1" w16cid:durableId="1656952006">
+  <w:num w:numId="1" w16cid:durableId="941031483">
+    <w:abstractNumId w:val="6"/>
+  </w:num>
+  <w:num w:numId="2" w16cid:durableId="412047763">
+    <w:abstractNumId w:val="9"/>
+  </w:num>
+  <w:num w:numId="3" w16cid:durableId="2056854666">
+    <w:abstractNumId w:val="8"/>
+  </w:num>
+  <w:num w:numId="4" w16cid:durableId="493185124">
+    <w:abstractNumId w:val="4"/>
+  </w:num>
+  <w:num w:numId="5" w16cid:durableId="1168448859">
+    <w:abstractNumId w:val="0"/>
+  </w:num>
+  <w:num w:numId="6" w16cid:durableId="151063712">
+    <w:abstractNumId w:val="10"/>
+  </w:num>
+  <w:num w:numId="7" w16cid:durableId="1707287904">
+    <w:abstractNumId w:val="1"/>
+  </w:num>
+  <w:num w:numId="8" w16cid:durableId="838272712">
+    <w:abstractNumId w:val="3"/>
+  </w:num>
+  <w:num w:numId="9" w16cid:durableId="1671062698">
     <w:abstractNumId w:val="7"/>
   </w:num>
-  <w:num w:numId="2" w16cid:durableId="1130248902">
-    <w:abstractNumId w:val="3"/>
-  </w:num>
-  <w:num w:numId="3" w16cid:durableId="26369435">
-    <w:abstractNumId w:val="1"/>
-  </w:num>
-  <w:num w:numId="4" w16cid:durableId="362244957">
-    <w:abstractNumId w:val="5"/>
-  </w:num>
-  <w:num w:numId="5" w16cid:durableId="1123963001">
+  <w:num w:numId="10" w16cid:durableId="988367675">
     <w:abstractNumId w:val="2"/>
   </w:num>
-  <w:num w:numId="6" w16cid:durableId="716396831">
-    <w:abstractNumId w:val="8"/>
-  </w:num>
-  <w:num w:numId="7" w16cid:durableId="1439374016">
-    <w:abstractNumId w:val="4"/>
-  </w:num>
-  <w:num w:numId="8" w16cid:durableId="1056124781">
-    <w:abstractNumId w:val="9"/>
-  </w:num>
-  <w:num w:numId="9" w16cid:durableId="962270887">
-    <w:abstractNumId w:val="0"/>
-  </w:num>
-  <w:num w:numId="10" w16cid:durableId="632642205">
-    <w:abstractNumId w:val="6"/>
+  <w:num w:numId="11" w16cid:durableId="1519389945">
+    <w:abstractNumId w:val="5"/>
   </w:num>
 </w:numbering>
 </file>

--- a/docs/Developer Guide.docx
+++ b/docs/Developer Guide.docx
@@ -75,7 +75,7 @@
       <w:pPr>
         <w:pStyle w:val="NormalWeb"/>
         <w:shd w:val="clear" w:color="auto" w:fill="EEF2F8"/>
-        <w:divId w:val="1923100333"/>
+        <w:divId w:val="1287277677"/>
         <w:rPr>
           <w:rFonts w:ascii="Calibri" w:hAnsi="Calibri" w:cs="Calibri"/>
           <w:color w:val="404040"/>
@@ -18217,9 +18217,9 @@
 <file path=word/numbering.xml><?xml version="1.0" encoding="utf-8"?>
 <w:numbering xmlns:wpc="http://schemas.microsoft.com/office/word/2010/wordprocessingCanvas" xmlns:cx="http://schemas.microsoft.com/office/drawing/2014/chartex" xmlns:cx1="http://schemas.microsoft.com/office/drawing/2015/9/8/chartex" xmlns:cx2="http://schemas.microsoft.com/office/drawing/2015/10/21/chartex" xmlns:cx3="http://schemas.microsoft.com/office/drawing/2016/5/9/chartex" xmlns:cx4="http://schemas.microsoft.com/office/drawing/2016/5/10/chartex" xmlns:cx5="http://schemas.microsoft.com/office/drawing/2016/5/11/chartex" xmlns:cx6="http://schemas.microsoft.com/office/drawing/2016/5/12/chartex" xmlns:cx7="http://schemas.microsoft.com/office/drawing/2016/5/13/chartex" xmlns:cx8="http://schemas.microsoft.com/office/drawing/2016/5/14/chartex" xmlns:mc="http://schemas.openxmlformats.org/markup-compatibility/2006" xmlns:aink="http://schemas.microsoft.com/office/drawing/2016/ink" xmlns:am3d="http://schemas.microsoft.com/office/drawing/2017/model3d" xmlns:o="urn:schemas-microsoft-com:office:office" xmlns:oel="http://schemas.microsoft.com/office/2019/extlst" xmlns:r="http://schemas.openxmlformats.org/officeDocument/2006/relationships" xmlns:m="http://schemas.openxmlformats.org/officeDocument/2006/math" xmlns:v="urn:schemas-microsoft-com:vml" xmlns:wp14="http://schemas.microsoft.com/office/word/2010/wordprocessingDrawing" xmlns:wp="http://schemas.openxmlformats.org/drawingml/2006/wordprocessingDrawing" xmlns:w10="urn:schemas-microsoft-com:office:word" xmlns:w="http://schemas.openxmlformats.org/wordprocessingml/2006/main" xmlns:w14="http://schemas.microsoft.com/office/word/2010/wordml" xmlns:w15="http://schemas.microsoft.com/office/word/2012/wordml" xmlns:w16cex="http://schemas.microsoft.com/office/word/2018/wordml/cex" xmlns:w16cid="http://schemas.microsoft.com/office/word/2016/wordml/cid" xmlns:w16="http://schemas.microsoft.com/office/word/2018/wordml" xmlns:w16du="http://schemas.microsoft.com/office/word/2023/wordml/word16du" xmlns:w16sdtdh="http://schemas.microsoft.com/office/word/2020/wordml/sdtdatahash" xmlns:w16sdtfl="http://schemas.microsoft.com/office/word/2024/wordml/sdtformatlock" xmlns:w16se="http://schemas.microsoft.com/office/word/2015/wordml/symex" xmlns:wpg="http://schemas.microsoft.com/office/word/2010/wordprocessingGroup" xmlns:wpi="http://schemas.microsoft.com/office/word/2010/wordprocessingInk" xmlns:wne="http://schemas.microsoft.com/office/word/2006/wordml" xmlns:wps="http://schemas.microsoft.com/office/word/2010/wordprocessingShape" mc:Ignorable="w14 w15 w16se w16cid w16 w16cex w16sdtdh w16sdtfl w16du wp14">
   <w:abstractNum w:abstractNumId="0" w15:restartNumberingAfterBreak="0">
-    <w:nsid w:val="08D21637"/>
+    <w:nsid w:val="00254A94"/>
     <w:multiLevelType w:val="multilevel"/>
-    <w:tmpl w:val="C8C266AE"/>
+    <w:tmpl w:val="CE6A33BC"/>
     <w:lvl w:ilvl="0">
       <w:start w:val="1"/>
       <w:numFmt w:val="bullet"/>
@@ -18366,9 +18366,1016 @@
     </w:lvl>
   </w:abstractNum>
   <w:abstractNum w:abstractNumId="1" w15:restartNumberingAfterBreak="0">
-    <w:nsid w:val="0DB802E6"/>
+    <w:nsid w:val="0B6B2E1B"/>
     <w:multiLevelType w:val="multilevel"/>
-    <w:tmpl w:val="CFEC37BC"/>
+    <w:tmpl w:val="0A26D8D6"/>
+    <w:lvl w:ilvl="0">
+      <w:start w:val="1"/>
+      <w:numFmt w:val="bullet"/>
+      <w:lvlText w:val=""/>
+      <w:lvlJc w:val="left"/>
+      <w:pPr>
+        <w:tabs>
+          <w:tab w:val="num" w:pos="720"/>
+        </w:tabs>
+        <w:ind w:left="720" w:hanging="360"/>
+      </w:pPr>
+      <w:rPr>
+        <w:rFonts w:ascii="Symbol" w:hAnsi="Symbol" w:hint="default"/>
+        <w:sz w:val="20"/>
+      </w:rPr>
+    </w:lvl>
+    <w:lvl w:ilvl="1" w:tentative="1">
+      <w:start w:val="1"/>
+      <w:numFmt w:val="bullet"/>
+      <w:lvlText w:val="o"/>
+      <w:lvlJc w:val="left"/>
+      <w:pPr>
+        <w:tabs>
+          <w:tab w:val="num" w:pos="1440"/>
+        </w:tabs>
+        <w:ind w:left="1440" w:hanging="360"/>
+      </w:pPr>
+      <w:rPr>
+        <w:rFonts w:ascii="Courier New" w:hAnsi="Courier New" w:hint="default"/>
+        <w:sz w:val="20"/>
+      </w:rPr>
+    </w:lvl>
+    <w:lvl w:ilvl="2" w:tentative="1">
+      <w:start w:val="1"/>
+      <w:numFmt w:val="bullet"/>
+      <w:lvlText w:val=""/>
+      <w:lvlJc w:val="left"/>
+      <w:pPr>
+        <w:tabs>
+          <w:tab w:val="num" w:pos="2160"/>
+        </w:tabs>
+        <w:ind w:left="2160" w:hanging="360"/>
+      </w:pPr>
+      <w:rPr>
+        <w:rFonts w:ascii="Wingdings" w:hAnsi="Wingdings" w:hint="default"/>
+        <w:sz w:val="20"/>
+      </w:rPr>
+    </w:lvl>
+    <w:lvl w:ilvl="3" w:tentative="1">
+      <w:start w:val="1"/>
+      <w:numFmt w:val="bullet"/>
+      <w:lvlText w:val=""/>
+      <w:lvlJc w:val="left"/>
+      <w:pPr>
+        <w:tabs>
+          <w:tab w:val="num" w:pos="2880"/>
+        </w:tabs>
+        <w:ind w:left="2880" w:hanging="360"/>
+      </w:pPr>
+      <w:rPr>
+        <w:rFonts w:ascii="Wingdings" w:hAnsi="Wingdings" w:hint="default"/>
+        <w:sz w:val="20"/>
+      </w:rPr>
+    </w:lvl>
+    <w:lvl w:ilvl="4" w:tentative="1">
+      <w:start w:val="1"/>
+      <w:numFmt w:val="bullet"/>
+      <w:lvlText w:val=""/>
+      <w:lvlJc w:val="left"/>
+      <w:pPr>
+        <w:tabs>
+          <w:tab w:val="num" w:pos="3600"/>
+        </w:tabs>
+        <w:ind w:left="3600" w:hanging="360"/>
+      </w:pPr>
+      <w:rPr>
+        <w:rFonts w:ascii="Wingdings" w:hAnsi="Wingdings" w:hint="default"/>
+        <w:sz w:val="20"/>
+      </w:rPr>
+    </w:lvl>
+    <w:lvl w:ilvl="5" w:tentative="1">
+      <w:start w:val="1"/>
+      <w:numFmt w:val="bullet"/>
+      <w:lvlText w:val=""/>
+      <w:lvlJc w:val="left"/>
+      <w:pPr>
+        <w:tabs>
+          <w:tab w:val="num" w:pos="4320"/>
+        </w:tabs>
+        <w:ind w:left="4320" w:hanging="360"/>
+      </w:pPr>
+      <w:rPr>
+        <w:rFonts w:ascii="Wingdings" w:hAnsi="Wingdings" w:hint="default"/>
+        <w:sz w:val="20"/>
+      </w:rPr>
+    </w:lvl>
+    <w:lvl w:ilvl="6" w:tentative="1">
+      <w:start w:val="1"/>
+      <w:numFmt w:val="bullet"/>
+      <w:lvlText w:val=""/>
+      <w:lvlJc w:val="left"/>
+      <w:pPr>
+        <w:tabs>
+          <w:tab w:val="num" w:pos="5040"/>
+        </w:tabs>
+        <w:ind w:left="5040" w:hanging="360"/>
+      </w:pPr>
+      <w:rPr>
+        <w:rFonts w:ascii="Wingdings" w:hAnsi="Wingdings" w:hint="default"/>
+        <w:sz w:val="20"/>
+      </w:rPr>
+    </w:lvl>
+    <w:lvl w:ilvl="7" w:tentative="1">
+      <w:start w:val="1"/>
+      <w:numFmt w:val="bullet"/>
+      <w:lvlText w:val=""/>
+      <w:lvlJc w:val="left"/>
+      <w:pPr>
+        <w:tabs>
+          <w:tab w:val="num" w:pos="5760"/>
+        </w:tabs>
+        <w:ind w:left="5760" w:hanging="360"/>
+      </w:pPr>
+      <w:rPr>
+        <w:rFonts w:ascii="Wingdings" w:hAnsi="Wingdings" w:hint="default"/>
+        <w:sz w:val="20"/>
+      </w:rPr>
+    </w:lvl>
+    <w:lvl w:ilvl="8" w:tentative="1">
+      <w:start w:val="1"/>
+      <w:numFmt w:val="bullet"/>
+      <w:lvlText w:val=""/>
+      <w:lvlJc w:val="left"/>
+      <w:pPr>
+        <w:tabs>
+          <w:tab w:val="num" w:pos="6480"/>
+        </w:tabs>
+        <w:ind w:left="6480" w:hanging="360"/>
+      </w:pPr>
+      <w:rPr>
+        <w:rFonts w:ascii="Wingdings" w:hAnsi="Wingdings" w:hint="default"/>
+        <w:sz w:val="20"/>
+      </w:rPr>
+    </w:lvl>
+  </w:abstractNum>
+  <w:abstractNum w:abstractNumId="2" w15:restartNumberingAfterBreak="0">
+    <w:nsid w:val="0BDE76B0"/>
+    <w:multiLevelType w:val="multilevel"/>
+    <w:tmpl w:val="017E90A2"/>
+    <w:lvl w:ilvl="0">
+      <w:start w:val="1"/>
+      <w:numFmt w:val="bullet"/>
+      <w:lvlText w:val=""/>
+      <w:lvlJc w:val="left"/>
+      <w:pPr>
+        <w:tabs>
+          <w:tab w:val="num" w:pos="720"/>
+        </w:tabs>
+        <w:ind w:left="720" w:hanging="360"/>
+      </w:pPr>
+      <w:rPr>
+        <w:rFonts w:ascii="Symbol" w:hAnsi="Symbol" w:hint="default"/>
+        <w:sz w:val="20"/>
+      </w:rPr>
+    </w:lvl>
+    <w:lvl w:ilvl="1" w:tentative="1">
+      <w:start w:val="1"/>
+      <w:numFmt w:val="bullet"/>
+      <w:lvlText w:val="o"/>
+      <w:lvlJc w:val="left"/>
+      <w:pPr>
+        <w:tabs>
+          <w:tab w:val="num" w:pos="1440"/>
+        </w:tabs>
+        <w:ind w:left="1440" w:hanging="360"/>
+      </w:pPr>
+      <w:rPr>
+        <w:rFonts w:ascii="Courier New" w:hAnsi="Courier New" w:hint="default"/>
+        <w:sz w:val="20"/>
+      </w:rPr>
+    </w:lvl>
+    <w:lvl w:ilvl="2" w:tentative="1">
+      <w:start w:val="1"/>
+      <w:numFmt w:val="bullet"/>
+      <w:lvlText w:val=""/>
+      <w:lvlJc w:val="left"/>
+      <w:pPr>
+        <w:tabs>
+          <w:tab w:val="num" w:pos="2160"/>
+        </w:tabs>
+        <w:ind w:left="2160" w:hanging="360"/>
+      </w:pPr>
+      <w:rPr>
+        <w:rFonts w:ascii="Wingdings" w:hAnsi="Wingdings" w:hint="default"/>
+        <w:sz w:val="20"/>
+      </w:rPr>
+    </w:lvl>
+    <w:lvl w:ilvl="3" w:tentative="1">
+      <w:start w:val="1"/>
+      <w:numFmt w:val="bullet"/>
+      <w:lvlText w:val=""/>
+      <w:lvlJc w:val="left"/>
+      <w:pPr>
+        <w:tabs>
+          <w:tab w:val="num" w:pos="2880"/>
+        </w:tabs>
+        <w:ind w:left="2880" w:hanging="360"/>
+      </w:pPr>
+      <w:rPr>
+        <w:rFonts w:ascii="Wingdings" w:hAnsi="Wingdings" w:hint="default"/>
+        <w:sz w:val="20"/>
+      </w:rPr>
+    </w:lvl>
+    <w:lvl w:ilvl="4" w:tentative="1">
+      <w:start w:val="1"/>
+      <w:numFmt w:val="bullet"/>
+      <w:lvlText w:val=""/>
+      <w:lvlJc w:val="left"/>
+      <w:pPr>
+        <w:tabs>
+          <w:tab w:val="num" w:pos="3600"/>
+        </w:tabs>
+        <w:ind w:left="3600" w:hanging="360"/>
+      </w:pPr>
+      <w:rPr>
+        <w:rFonts w:ascii="Wingdings" w:hAnsi="Wingdings" w:hint="default"/>
+        <w:sz w:val="20"/>
+      </w:rPr>
+    </w:lvl>
+    <w:lvl w:ilvl="5" w:tentative="1">
+      <w:start w:val="1"/>
+      <w:numFmt w:val="bullet"/>
+      <w:lvlText w:val=""/>
+      <w:lvlJc w:val="left"/>
+      <w:pPr>
+        <w:tabs>
+          <w:tab w:val="num" w:pos="4320"/>
+        </w:tabs>
+        <w:ind w:left="4320" w:hanging="360"/>
+      </w:pPr>
+      <w:rPr>
+        <w:rFonts w:ascii="Wingdings" w:hAnsi="Wingdings" w:hint="default"/>
+        <w:sz w:val="20"/>
+      </w:rPr>
+    </w:lvl>
+    <w:lvl w:ilvl="6" w:tentative="1">
+      <w:start w:val="1"/>
+      <w:numFmt w:val="bullet"/>
+      <w:lvlText w:val=""/>
+      <w:lvlJc w:val="left"/>
+      <w:pPr>
+        <w:tabs>
+          <w:tab w:val="num" w:pos="5040"/>
+        </w:tabs>
+        <w:ind w:left="5040" w:hanging="360"/>
+      </w:pPr>
+      <w:rPr>
+        <w:rFonts w:ascii="Wingdings" w:hAnsi="Wingdings" w:hint="default"/>
+        <w:sz w:val="20"/>
+      </w:rPr>
+    </w:lvl>
+    <w:lvl w:ilvl="7" w:tentative="1">
+      <w:start w:val="1"/>
+      <w:numFmt w:val="bullet"/>
+      <w:lvlText w:val=""/>
+      <w:lvlJc w:val="left"/>
+      <w:pPr>
+        <w:tabs>
+          <w:tab w:val="num" w:pos="5760"/>
+        </w:tabs>
+        <w:ind w:left="5760" w:hanging="360"/>
+      </w:pPr>
+      <w:rPr>
+        <w:rFonts w:ascii="Wingdings" w:hAnsi="Wingdings" w:hint="default"/>
+        <w:sz w:val="20"/>
+      </w:rPr>
+    </w:lvl>
+    <w:lvl w:ilvl="8" w:tentative="1">
+      <w:start w:val="1"/>
+      <w:numFmt w:val="bullet"/>
+      <w:lvlText w:val=""/>
+      <w:lvlJc w:val="left"/>
+      <w:pPr>
+        <w:tabs>
+          <w:tab w:val="num" w:pos="6480"/>
+        </w:tabs>
+        <w:ind w:left="6480" w:hanging="360"/>
+      </w:pPr>
+      <w:rPr>
+        <w:rFonts w:ascii="Wingdings" w:hAnsi="Wingdings" w:hint="default"/>
+        <w:sz w:val="20"/>
+      </w:rPr>
+    </w:lvl>
+  </w:abstractNum>
+  <w:abstractNum w:abstractNumId="3" w15:restartNumberingAfterBreak="0">
+    <w:nsid w:val="12306B8D"/>
+    <w:multiLevelType w:val="multilevel"/>
+    <w:tmpl w:val="B8E497F8"/>
+    <w:lvl w:ilvl="0">
+      <w:start w:val="1"/>
+      <w:numFmt w:val="bullet"/>
+      <w:lvlText w:val=""/>
+      <w:lvlJc w:val="left"/>
+      <w:pPr>
+        <w:tabs>
+          <w:tab w:val="num" w:pos="720"/>
+        </w:tabs>
+        <w:ind w:left="720" w:hanging="360"/>
+      </w:pPr>
+      <w:rPr>
+        <w:rFonts w:ascii="Symbol" w:hAnsi="Symbol" w:hint="default"/>
+        <w:sz w:val="20"/>
+      </w:rPr>
+    </w:lvl>
+    <w:lvl w:ilvl="1" w:tentative="1">
+      <w:start w:val="1"/>
+      <w:numFmt w:val="bullet"/>
+      <w:lvlText w:val="o"/>
+      <w:lvlJc w:val="left"/>
+      <w:pPr>
+        <w:tabs>
+          <w:tab w:val="num" w:pos="1440"/>
+        </w:tabs>
+        <w:ind w:left="1440" w:hanging="360"/>
+      </w:pPr>
+      <w:rPr>
+        <w:rFonts w:ascii="Courier New" w:hAnsi="Courier New" w:hint="default"/>
+        <w:sz w:val="20"/>
+      </w:rPr>
+    </w:lvl>
+    <w:lvl w:ilvl="2" w:tentative="1">
+      <w:start w:val="1"/>
+      <w:numFmt w:val="bullet"/>
+      <w:lvlText w:val=""/>
+      <w:lvlJc w:val="left"/>
+      <w:pPr>
+        <w:tabs>
+          <w:tab w:val="num" w:pos="2160"/>
+        </w:tabs>
+        <w:ind w:left="2160" w:hanging="360"/>
+      </w:pPr>
+      <w:rPr>
+        <w:rFonts w:ascii="Wingdings" w:hAnsi="Wingdings" w:hint="default"/>
+        <w:sz w:val="20"/>
+      </w:rPr>
+    </w:lvl>
+    <w:lvl w:ilvl="3" w:tentative="1">
+      <w:start w:val="1"/>
+      <w:numFmt w:val="bullet"/>
+      <w:lvlText w:val=""/>
+      <w:lvlJc w:val="left"/>
+      <w:pPr>
+        <w:tabs>
+          <w:tab w:val="num" w:pos="2880"/>
+        </w:tabs>
+        <w:ind w:left="2880" w:hanging="360"/>
+      </w:pPr>
+      <w:rPr>
+        <w:rFonts w:ascii="Wingdings" w:hAnsi="Wingdings" w:hint="default"/>
+        <w:sz w:val="20"/>
+      </w:rPr>
+    </w:lvl>
+    <w:lvl w:ilvl="4" w:tentative="1">
+      <w:start w:val="1"/>
+      <w:numFmt w:val="bullet"/>
+      <w:lvlText w:val=""/>
+      <w:lvlJc w:val="left"/>
+      <w:pPr>
+        <w:tabs>
+          <w:tab w:val="num" w:pos="3600"/>
+        </w:tabs>
+        <w:ind w:left="3600" w:hanging="360"/>
+      </w:pPr>
+      <w:rPr>
+        <w:rFonts w:ascii="Wingdings" w:hAnsi="Wingdings" w:hint="default"/>
+        <w:sz w:val="20"/>
+      </w:rPr>
+    </w:lvl>
+    <w:lvl w:ilvl="5" w:tentative="1">
+      <w:start w:val="1"/>
+      <w:numFmt w:val="bullet"/>
+      <w:lvlText w:val=""/>
+      <w:lvlJc w:val="left"/>
+      <w:pPr>
+        <w:tabs>
+          <w:tab w:val="num" w:pos="4320"/>
+        </w:tabs>
+        <w:ind w:left="4320" w:hanging="360"/>
+      </w:pPr>
+      <w:rPr>
+        <w:rFonts w:ascii="Wingdings" w:hAnsi="Wingdings" w:hint="default"/>
+        <w:sz w:val="20"/>
+      </w:rPr>
+    </w:lvl>
+    <w:lvl w:ilvl="6" w:tentative="1">
+      <w:start w:val="1"/>
+      <w:numFmt w:val="bullet"/>
+      <w:lvlText w:val=""/>
+      <w:lvlJc w:val="left"/>
+      <w:pPr>
+        <w:tabs>
+          <w:tab w:val="num" w:pos="5040"/>
+        </w:tabs>
+        <w:ind w:left="5040" w:hanging="360"/>
+      </w:pPr>
+      <w:rPr>
+        <w:rFonts w:ascii="Wingdings" w:hAnsi="Wingdings" w:hint="default"/>
+        <w:sz w:val="20"/>
+      </w:rPr>
+    </w:lvl>
+    <w:lvl w:ilvl="7" w:tentative="1">
+      <w:start w:val="1"/>
+      <w:numFmt w:val="bullet"/>
+      <w:lvlText w:val=""/>
+      <w:lvlJc w:val="left"/>
+      <w:pPr>
+        <w:tabs>
+          <w:tab w:val="num" w:pos="5760"/>
+        </w:tabs>
+        <w:ind w:left="5760" w:hanging="360"/>
+      </w:pPr>
+      <w:rPr>
+        <w:rFonts w:ascii="Wingdings" w:hAnsi="Wingdings" w:hint="default"/>
+        <w:sz w:val="20"/>
+      </w:rPr>
+    </w:lvl>
+    <w:lvl w:ilvl="8" w:tentative="1">
+      <w:start w:val="1"/>
+      <w:numFmt w:val="bullet"/>
+      <w:lvlText w:val=""/>
+      <w:lvlJc w:val="left"/>
+      <w:pPr>
+        <w:tabs>
+          <w:tab w:val="num" w:pos="6480"/>
+        </w:tabs>
+        <w:ind w:left="6480" w:hanging="360"/>
+      </w:pPr>
+      <w:rPr>
+        <w:rFonts w:ascii="Wingdings" w:hAnsi="Wingdings" w:hint="default"/>
+        <w:sz w:val="20"/>
+      </w:rPr>
+    </w:lvl>
+  </w:abstractNum>
+  <w:abstractNum w:abstractNumId="4" w15:restartNumberingAfterBreak="0">
+    <w:nsid w:val="1AEE4D24"/>
+    <w:multiLevelType w:val="multilevel"/>
+    <w:tmpl w:val="2FD2E90A"/>
+    <w:lvl w:ilvl="0">
+      <w:start w:val="1"/>
+      <w:numFmt w:val="bullet"/>
+      <w:lvlText w:val=""/>
+      <w:lvlJc w:val="left"/>
+      <w:pPr>
+        <w:tabs>
+          <w:tab w:val="num" w:pos="720"/>
+        </w:tabs>
+        <w:ind w:left="720" w:hanging="360"/>
+      </w:pPr>
+      <w:rPr>
+        <w:rFonts w:ascii="Symbol" w:hAnsi="Symbol" w:hint="default"/>
+        <w:sz w:val="20"/>
+      </w:rPr>
+    </w:lvl>
+    <w:lvl w:ilvl="1" w:tentative="1">
+      <w:start w:val="1"/>
+      <w:numFmt w:val="bullet"/>
+      <w:lvlText w:val="o"/>
+      <w:lvlJc w:val="left"/>
+      <w:pPr>
+        <w:tabs>
+          <w:tab w:val="num" w:pos="1440"/>
+        </w:tabs>
+        <w:ind w:left="1440" w:hanging="360"/>
+      </w:pPr>
+      <w:rPr>
+        <w:rFonts w:ascii="Courier New" w:hAnsi="Courier New" w:hint="default"/>
+        <w:sz w:val="20"/>
+      </w:rPr>
+    </w:lvl>
+    <w:lvl w:ilvl="2" w:tentative="1">
+      <w:start w:val="1"/>
+      <w:numFmt w:val="bullet"/>
+      <w:lvlText w:val=""/>
+      <w:lvlJc w:val="left"/>
+      <w:pPr>
+        <w:tabs>
+          <w:tab w:val="num" w:pos="2160"/>
+        </w:tabs>
+        <w:ind w:left="2160" w:hanging="360"/>
+      </w:pPr>
+      <w:rPr>
+        <w:rFonts w:ascii="Wingdings" w:hAnsi="Wingdings" w:hint="default"/>
+        <w:sz w:val="20"/>
+      </w:rPr>
+    </w:lvl>
+    <w:lvl w:ilvl="3" w:tentative="1">
+      <w:start w:val="1"/>
+      <w:numFmt w:val="bullet"/>
+      <w:lvlText w:val=""/>
+      <w:lvlJc w:val="left"/>
+      <w:pPr>
+        <w:tabs>
+          <w:tab w:val="num" w:pos="2880"/>
+        </w:tabs>
+        <w:ind w:left="2880" w:hanging="360"/>
+      </w:pPr>
+      <w:rPr>
+        <w:rFonts w:ascii="Wingdings" w:hAnsi="Wingdings" w:hint="default"/>
+        <w:sz w:val="20"/>
+      </w:rPr>
+    </w:lvl>
+    <w:lvl w:ilvl="4" w:tentative="1">
+      <w:start w:val="1"/>
+      <w:numFmt w:val="bullet"/>
+      <w:lvlText w:val=""/>
+      <w:lvlJc w:val="left"/>
+      <w:pPr>
+        <w:tabs>
+          <w:tab w:val="num" w:pos="3600"/>
+        </w:tabs>
+        <w:ind w:left="3600" w:hanging="360"/>
+      </w:pPr>
+      <w:rPr>
+        <w:rFonts w:ascii="Wingdings" w:hAnsi="Wingdings" w:hint="default"/>
+        <w:sz w:val="20"/>
+      </w:rPr>
+    </w:lvl>
+    <w:lvl w:ilvl="5" w:tentative="1">
+      <w:start w:val="1"/>
+      <w:numFmt w:val="bullet"/>
+      <w:lvlText w:val=""/>
+      <w:lvlJc w:val="left"/>
+      <w:pPr>
+        <w:tabs>
+          <w:tab w:val="num" w:pos="4320"/>
+        </w:tabs>
+        <w:ind w:left="4320" w:hanging="360"/>
+      </w:pPr>
+      <w:rPr>
+        <w:rFonts w:ascii="Wingdings" w:hAnsi="Wingdings" w:hint="default"/>
+        <w:sz w:val="20"/>
+      </w:rPr>
+    </w:lvl>
+    <w:lvl w:ilvl="6" w:tentative="1">
+      <w:start w:val="1"/>
+      <w:numFmt w:val="bullet"/>
+      <w:lvlText w:val=""/>
+      <w:lvlJc w:val="left"/>
+      <w:pPr>
+        <w:tabs>
+          <w:tab w:val="num" w:pos="5040"/>
+        </w:tabs>
+        <w:ind w:left="5040" w:hanging="360"/>
+      </w:pPr>
+      <w:rPr>
+        <w:rFonts w:ascii="Wingdings" w:hAnsi="Wingdings" w:hint="default"/>
+        <w:sz w:val="20"/>
+      </w:rPr>
+    </w:lvl>
+    <w:lvl w:ilvl="7" w:tentative="1">
+      <w:start w:val="1"/>
+      <w:numFmt w:val="bullet"/>
+      <w:lvlText w:val=""/>
+      <w:lvlJc w:val="left"/>
+      <w:pPr>
+        <w:tabs>
+          <w:tab w:val="num" w:pos="5760"/>
+        </w:tabs>
+        <w:ind w:left="5760" w:hanging="360"/>
+      </w:pPr>
+      <w:rPr>
+        <w:rFonts w:ascii="Wingdings" w:hAnsi="Wingdings" w:hint="default"/>
+        <w:sz w:val="20"/>
+      </w:rPr>
+    </w:lvl>
+    <w:lvl w:ilvl="8" w:tentative="1">
+      <w:start w:val="1"/>
+      <w:numFmt w:val="bullet"/>
+      <w:lvlText w:val=""/>
+      <w:lvlJc w:val="left"/>
+      <w:pPr>
+        <w:tabs>
+          <w:tab w:val="num" w:pos="6480"/>
+        </w:tabs>
+        <w:ind w:left="6480" w:hanging="360"/>
+      </w:pPr>
+      <w:rPr>
+        <w:rFonts w:ascii="Wingdings" w:hAnsi="Wingdings" w:hint="default"/>
+        <w:sz w:val="20"/>
+      </w:rPr>
+    </w:lvl>
+  </w:abstractNum>
+  <w:abstractNum w:abstractNumId="5" w15:restartNumberingAfterBreak="0">
+    <w:nsid w:val="1B246C53"/>
+    <w:multiLevelType w:val="multilevel"/>
+    <w:tmpl w:val="DA405142"/>
+    <w:lvl w:ilvl="0">
+      <w:start w:val="1"/>
+      <w:numFmt w:val="bullet"/>
+      <w:lvlText w:val=""/>
+      <w:lvlJc w:val="left"/>
+      <w:pPr>
+        <w:tabs>
+          <w:tab w:val="num" w:pos="720"/>
+        </w:tabs>
+        <w:ind w:left="720" w:hanging="360"/>
+      </w:pPr>
+      <w:rPr>
+        <w:rFonts w:ascii="Symbol" w:hAnsi="Symbol" w:hint="default"/>
+        <w:sz w:val="20"/>
+      </w:rPr>
+    </w:lvl>
+    <w:lvl w:ilvl="1" w:tentative="1">
+      <w:start w:val="1"/>
+      <w:numFmt w:val="bullet"/>
+      <w:lvlText w:val="o"/>
+      <w:lvlJc w:val="left"/>
+      <w:pPr>
+        <w:tabs>
+          <w:tab w:val="num" w:pos="1440"/>
+        </w:tabs>
+        <w:ind w:left="1440" w:hanging="360"/>
+      </w:pPr>
+      <w:rPr>
+        <w:rFonts w:ascii="Courier New" w:hAnsi="Courier New" w:hint="default"/>
+        <w:sz w:val="20"/>
+      </w:rPr>
+    </w:lvl>
+    <w:lvl w:ilvl="2" w:tentative="1">
+      <w:start w:val="1"/>
+      <w:numFmt w:val="bullet"/>
+      <w:lvlText w:val=""/>
+      <w:lvlJc w:val="left"/>
+      <w:pPr>
+        <w:tabs>
+          <w:tab w:val="num" w:pos="2160"/>
+        </w:tabs>
+        <w:ind w:left="2160" w:hanging="360"/>
+      </w:pPr>
+      <w:rPr>
+        <w:rFonts w:ascii="Wingdings" w:hAnsi="Wingdings" w:hint="default"/>
+        <w:sz w:val="20"/>
+      </w:rPr>
+    </w:lvl>
+    <w:lvl w:ilvl="3" w:tentative="1">
+      <w:start w:val="1"/>
+      <w:numFmt w:val="bullet"/>
+      <w:lvlText w:val=""/>
+      <w:lvlJc w:val="left"/>
+      <w:pPr>
+        <w:tabs>
+          <w:tab w:val="num" w:pos="2880"/>
+        </w:tabs>
+        <w:ind w:left="2880" w:hanging="360"/>
+      </w:pPr>
+      <w:rPr>
+        <w:rFonts w:ascii="Wingdings" w:hAnsi="Wingdings" w:hint="default"/>
+        <w:sz w:val="20"/>
+      </w:rPr>
+    </w:lvl>
+    <w:lvl w:ilvl="4" w:tentative="1">
+      <w:start w:val="1"/>
+      <w:numFmt w:val="bullet"/>
+      <w:lvlText w:val=""/>
+      <w:lvlJc w:val="left"/>
+      <w:pPr>
+        <w:tabs>
+          <w:tab w:val="num" w:pos="3600"/>
+        </w:tabs>
+        <w:ind w:left="3600" w:hanging="360"/>
+      </w:pPr>
+      <w:rPr>
+        <w:rFonts w:ascii="Wingdings" w:hAnsi="Wingdings" w:hint="default"/>
+        <w:sz w:val="20"/>
+      </w:rPr>
+    </w:lvl>
+    <w:lvl w:ilvl="5" w:tentative="1">
+      <w:start w:val="1"/>
+      <w:numFmt w:val="bullet"/>
+      <w:lvlText w:val=""/>
+      <w:lvlJc w:val="left"/>
+      <w:pPr>
+        <w:tabs>
+          <w:tab w:val="num" w:pos="4320"/>
+        </w:tabs>
+        <w:ind w:left="4320" w:hanging="360"/>
+      </w:pPr>
+      <w:rPr>
+        <w:rFonts w:ascii="Wingdings" w:hAnsi="Wingdings" w:hint="default"/>
+        <w:sz w:val="20"/>
+      </w:rPr>
+    </w:lvl>
+    <w:lvl w:ilvl="6" w:tentative="1">
+      <w:start w:val="1"/>
+      <w:numFmt w:val="bullet"/>
+      <w:lvlText w:val=""/>
+      <w:lvlJc w:val="left"/>
+      <w:pPr>
+        <w:tabs>
+          <w:tab w:val="num" w:pos="5040"/>
+        </w:tabs>
+        <w:ind w:left="5040" w:hanging="360"/>
+      </w:pPr>
+      <w:rPr>
+        <w:rFonts w:ascii="Wingdings" w:hAnsi="Wingdings" w:hint="default"/>
+        <w:sz w:val="20"/>
+      </w:rPr>
+    </w:lvl>
+    <w:lvl w:ilvl="7" w:tentative="1">
+      <w:start w:val="1"/>
+      <w:numFmt w:val="bullet"/>
+      <w:lvlText w:val=""/>
+      <w:lvlJc w:val="left"/>
+      <w:pPr>
+        <w:tabs>
+          <w:tab w:val="num" w:pos="5760"/>
+        </w:tabs>
+        <w:ind w:left="5760" w:hanging="360"/>
+      </w:pPr>
+      <w:rPr>
+        <w:rFonts w:ascii="Wingdings" w:hAnsi="Wingdings" w:hint="default"/>
+        <w:sz w:val="20"/>
+      </w:rPr>
+    </w:lvl>
+    <w:lvl w:ilvl="8" w:tentative="1">
+      <w:start w:val="1"/>
+      <w:numFmt w:val="bullet"/>
+      <w:lvlText w:val=""/>
+      <w:lvlJc w:val="left"/>
+      <w:pPr>
+        <w:tabs>
+          <w:tab w:val="num" w:pos="6480"/>
+        </w:tabs>
+        <w:ind w:left="6480" w:hanging="360"/>
+      </w:pPr>
+      <w:rPr>
+        <w:rFonts w:ascii="Wingdings" w:hAnsi="Wingdings" w:hint="default"/>
+        <w:sz w:val="20"/>
+      </w:rPr>
+    </w:lvl>
+  </w:abstractNum>
+  <w:abstractNum w:abstractNumId="6" w15:restartNumberingAfterBreak="0">
+    <w:nsid w:val="1CCE4C9F"/>
+    <w:multiLevelType w:val="multilevel"/>
+    <w:tmpl w:val="7E6A37AC"/>
+    <w:lvl w:ilvl="0">
+      <w:start w:val="1"/>
+      <w:numFmt w:val="bullet"/>
+      <w:lvlText w:val=""/>
+      <w:lvlJc w:val="left"/>
+      <w:pPr>
+        <w:tabs>
+          <w:tab w:val="num" w:pos="720"/>
+        </w:tabs>
+        <w:ind w:left="720" w:hanging="360"/>
+      </w:pPr>
+      <w:rPr>
+        <w:rFonts w:ascii="Symbol" w:hAnsi="Symbol" w:hint="default"/>
+        <w:sz w:val="20"/>
+      </w:rPr>
+    </w:lvl>
+    <w:lvl w:ilvl="1" w:tentative="1">
+      <w:start w:val="1"/>
+      <w:numFmt w:val="bullet"/>
+      <w:lvlText w:val="o"/>
+      <w:lvlJc w:val="left"/>
+      <w:pPr>
+        <w:tabs>
+          <w:tab w:val="num" w:pos="1440"/>
+        </w:tabs>
+        <w:ind w:left="1440" w:hanging="360"/>
+      </w:pPr>
+      <w:rPr>
+        <w:rFonts w:ascii="Courier New" w:hAnsi="Courier New" w:hint="default"/>
+        <w:sz w:val="20"/>
+      </w:rPr>
+    </w:lvl>
+    <w:lvl w:ilvl="2" w:tentative="1">
+      <w:start w:val="1"/>
+      <w:numFmt w:val="bullet"/>
+      <w:lvlText w:val=""/>
+      <w:lvlJc w:val="left"/>
+      <w:pPr>
+        <w:tabs>
+          <w:tab w:val="num" w:pos="2160"/>
+        </w:tabs>
+        <w:ind w:left="2160" w:hanging="360"/>
+      </w:pPr>
+      <w:rPr>
+        <w:rFonts w:ascii="Wingdings" w:hAnsi="Wingdings" w:hint="default"/>
+        <w:sz w:val="20"/>
+      </w:rPr>
+    </w:lvl>
+    <w:lvl w:ilvl="3" w:tentative="1">
+      <w:start w:val="1"/>
+      <w:numFmt w:val="bullet"/>
+      <w:lvlText w:val=""/>
+      <w:lvlJc w:val="left"/>
+      <w:pPr>
+        <w:tabs>
+          <w:tab w:val="num" w:pos="2880"/>
+        </w:tabs>
+        <w:ind w:left="2880" w:hanging="360"/>
+      </w:pPr>
+      <w:rPr>
+        <w:rFonts w:ascii="Wingdings" w:hAnsi="Wingdings" w:hint="default"/>
+        <w:sz w:val="20"/>
+      </w:rPr>
+    </w:lvl>
+    <w:lvl w:ilvl="4" w:tentative="1">
+      <w:start w:val="1"/>
+      <w:numFmt w:val="bullet"/>
+      <w:lvlText w:val=""/>
+      <w:lvlJc w:val="left"/>
+      <w:pPr>
+        <w:tabs>
+          <w:tab w:val="num" w:pos="3600"/>
+        </w:tabs>
+        <w:ind w:left="3600" w:hanging="360"/>
+      </w:pPr>
+      <w:rPr>
+        <w:rFonts w:ascii="Wingdings" w:hAnsi="Wingdings" w:hint="default"/>
+        <w:sz w:val="20"/>
+      </w:rPr>
+    </w:lvl>
+    <w:lvl w:ilvl="5" w:tentative="1">
+      <w:start w:val="1"/>
+      <w:numFmt w:val="bullet"/>
+      <w:lvlText w:val=""/>
+      <w:lvlJc w:val="left"/>
+      <w:pPr>
+        <w:tabs>
+          <w:tab w:val="num" w:pos="4320"/>
+        </w:tabs>
+        <w:ind w:left="4320" w:hanging="360"/>
+      </w:pPr>
+      <w:rPr>
+        <w:rFonts w:ascii="Wingdings" w:hAnsi="Wingdings" w:hint="default"/>
+        <w:sz w:val="20"/>
+      </w:rPr>
+    </w:lvl>
+    <w:lvl w:ilvl="6" w:tentative="1">
+      <w:start w:val="1"/>
+      <w:numFmt w:val="bullet"/>
+      <w:lvlText w:val=""/>
+      <w:lvlJc w:val="left"/>
+      <w:pPr>
+        <w:tabs>
+          <w:tab w:val="num" w:pos="5040"/>
+        </w:tabs>
+        <w:ind w:left="5040" w:hanging="360"/>
+      </w:pPr>
+      <w:rPr>
+        <w:rFonts w:ascii="Wingdings" w:hAnsi="Wingdings" w:hint="default"/>
+        <w:sz w:val="20"/>
+      </w:rPr>
+    </w:lvl>
+    <w:lvl w:ilvl="7" w:tentative="1">
+      <w:start w:val="1"/>
+      <w:numFmt w:val="bullet"/>
+      <w:lvlText w:val=""/>
+      <w:lvlJc w:val="left"/>
+      <w:pPr>
+        <w:tabs>
+          <w:tab w:val="num" w:pos="5760"/>
+        </w:tabs>
+        <w:ind w:left="5760" w:hanging="360"/>
+      </w:pPr>
+      <w:rPr>
+        <w:rFonts w:ascii="Wingdings" w:hAnsi="Wingdings" w:hint="default"/>
+        <w:sz w:val="20"/>
+      </w:rPr>
+    </w:lvl>
+    <w:lvl w:ilvl="8" w:tentative="1">
+      <w:start w:val="1"/>
+      <w:numFmt w:val="bullet"/>
+      <w:lvlText w:val=""/>
+      <w:lvlJc w:val="left"/>
+      <w:pPr>
+        <w:tabs>
+          <w:tab w:val="num" w:pos="6480"/>
+        </w:tabs>
+        <w:ind w:left="6480" w:hanging="360"/>
+      </w:pPr>
+      <w:rPr>
+        <w:rFonts w:ascii="Wingdings" w:hAnsi="Wingdings" w:hint="default"/>
+        <w:sz w:val="20"/>
+      </w:rPr>
+    </w:lvl>
+  </w:abstractNum>
+  <w:abstractNum w:abstractNumId="7" w15:restartNumberingAfterBreak="0">
+    <w:nsid w:val="2E9A76E5"/>
+    <w:multiLevelType w:val="multilevel"/>
+    <w:tmpl w:val="F592AB4C"/>
+    <w:lvl w:ilvl="0">
+      <w:start w:val="1"/>
+      <w:numFmt w:val="decimal"/>
+      <w:lvlText w:val="%1."/>
+      <w:lvlJc w:val="left"/>
+      <w:pPr>
+        <w:tabs>
+          <w:tab w:val="num" w:pos="720"/>
+        </w:tabs>
+        <w:ind w:left="720" w:hanging="360"/>
+      </w:pPr>
+    </w:lvl>
+    <w:lvl w:ilvl="1" w:tentative="1">
+      <w:start w:val="1"/>
+      <w:numFmt w:val="decimal"/>
+      <w:lvlText w:val="%2."/>
+      <w:lvlJc w:val="left"/>
+      <w:pPr>
+        <w:tabs>
+          <w:tab w:val="num" w:pos="1440"/>
+        </w:tabs>
+        <w:ind w:left="1440" w:hanging="360"/>
+      </w:pPr>
+    </w:lvl>
+    <w:lvl w:ilvl="2" w:tentative="1">
+      <w:start w:val="1"/>
+      <w:numFmt w:val="decimal"/>
+      <w:lvlText w:val="%3."/>
+      <w:lvlJc w:val="left"/>
+      <w:pPr>
+        <w:tabs>
+          <w:tab w:val="num" w:pos="2160"/>
+        </w:tabs>
+        <w:ind w:left="2160" w:hanging="360"/>
+      </w:pPr>
+    </w:lvl>
+    <w:lvl w:ilvl="3" w:tentative="1">
+      <w:start w:val="1"/>
+      <w:numFmt w:val="decimal"/>
+      <w:lvlText w:val="%4."/>
+      <w:lvlJc w:val="left"/>
+      <w:pPr>
+        <w:tabs>
+          <w:tab w:val="num" w:pos="2880"/>
+        </w:tabs>
+        <w:ind w:left="2880" w:hanging="360"/>
+      </w:pPr>
+    </w:lvl>
+    <w:lvl w:ilvl="4" w:tentative="1">
+      <w:start w:val="1"/>
+      <w:numFmt w:val="decimal"/>
+      <w:lvlText w:val="%5."/>
+      <w:lvlJc w:val="left"/>
+      <w:pPr>
+        <w:tabs>
+          <w:tab w:val="num" w:pos="3600"/>
+        </w:tabs>
+        <w:ind w:left="3600" w:hanging="360"/>
+      </w:pPr>
+    </w:lvl>
+    <w:lvl w:ilvl="5" w:tentative="1">
+      <w:start w:val="1"/>
+      <w:numFmt w:val="decimal"/>
+      <w:lvlText w:val="%6."/>
+      <w:lvlJc w:val="left"/>
+      <w:pPr>
+        <w:tabs>
+          <w:tab w:val="num" w:pos="4320"/>
+        </w:tabs>
+        <w:ind w:left="4320" w:hanging="360"/>
+      </w:pPr>
+    </w:lvl>
+    <w:lvl w:ilvl="6" w:tentative="1">
+      <w:start w:val="1"/>
+      <w:numFmt w:val="decimal"/>
+      <w:lvlText w:val="%7."/>
+      <w:lvlJc w:val="left"/>
+      <w:pPr>
+        <w:tabs>
+          <w:tab w:val="num" w:pos="5040"/>
+        </w:tabs>
+        <w:ind w:left="5040" w:hanging="360"/>
+      </w:pPr>
+    </w:lvl>
+    <w:lvl w:ilvl="7" w:tentative="1">
+      <w:start w:val="1"/>
+      <w:numFmt w:val="decimal"/>
+      <w:lvlText w:val="%8."/>
+      <w:lvlJc w:val="left"/>
+      <w:pPr>
+        <w:tabs>
+          <w:tab w:val="num" w:pos="5760"/>
+        </w:tabs>
+        <w:ind w:left="5760" w:hanging="360"/>
+      </w:pPr>
+    </w:lvl>
+    <w:lvl w:ilvl="8" w:tentative="1">
+      <w:start w:val="1"/>
+      <w:numFmt w:val="decimal"/>
+      <w:lvlText w:val="%9."/>
+      <w:lvlJc w:val="left"/>
+      <w:pPr>
+        <w:tabs>
+          <w:tab w:val="num" w:pos="6480"/>
+        </w:tabs>
+        <w:ind w:left="6480" w:hanging="360"/>
+      </w:pPr>
+    </w:lvl>
+  </w:abstractNum>
+  <w:abstractNum w:abstractNumId="8" w15:restartNumberingAfterBreak="0">
+    <w:nsid w:val="3DD0150C"/>
+    <w:multiLevelType w:val="multilevel"/>
+    <w:tmpl w:val="5A48FEC0"/>
     <w:lvl w:ilvl="0">
       <w:start w:val="1"/>
       <w:numFmt w:val="bullet"/>
@@ -18514,10 +19521,10 @@
       </w:rPr>
     </w:lvl>
   </w:abstractNum>
-  <w:abstractNum w:abstractNumId="2" w15:restartNumberingAfterBreak="0">
-    <w:nsid w:val="1099612B"/>
+  <w:abstractNum w:abstractNumId="9" w15:restartNumberingAfterBreak="0">
+    <w:nsid w:val="43846C97"/>
     <w:multiLevelType w:val="multilevel"/>
-    <w:tmpl w:val="D3F04FCC"/>
+    <w:tmpl w:val="3B8E447E"/>
     <w:lvl w:ilvl="0">
       <w:start w:val="1"/>
       <w:numFmt w:val="bullet"/>
@@ -18663,10 +19670,272 @@
       </w:rPr>
     </w:lvl>
   </w:abstractNum>
-  <w:abstractNum w:abstractNumId="3" w15:restartNumberingAfterBreak="0">
-    <w:nsid w:val="12B900DB"/>
+  <w:abstractNum w:abstractNumId="10" w15:restartNumberingAfterBreak="0">
+    <w:nsid w:val="61E141AE"/>
     <w:multiLevelType w:val="multilevel"/>
-    <w:tmpl w:val="F1EC70BE"/>
+    <w:tmpl w:val="E0F6C22E"/>
+    <w:lvl w:ilvl="0">
+      <w:start w:val="1"/>
+      <w:numFmt w:val="decimal"/>
+      <w:lvlText w:val="%1."/>
+      <w:lvlJc w:val="left"/>
+      <w:pPr>
+        <w:tabs>
+          <w:tab w:val="num" w:pos="720"/>
+        </w:tabs>
+        <w:ind w:left="720" w:hanging="360"/>
+      </w:pPr>
+    </w:lvl>
+    <w:lvl w:ilvl="1" w:tentative="1">
+      <w:start w:val="1"/>
+      <w:numFmt w:val="decimal"/>
+      <w:lvlText w:val="%2."/>
+      <w:lvlJc w:val="left"/>
+      <w:pPr>
+        <w:tabs>
+          <w:tab w:val="num" w:pos="1440"/>
+        </w:tabs>
+        <w:ind w:left="1440" w:hanging="360"/>
+      </w:pPr>
+    </w:lvl>
+    <w:lvl w:ilvl="2" w:tentative="1">
+      <w:start w:val="1"/>
+      <w:numFmt w:val="decimal"/>
+      <w:lvlText w:val="%3."/>
+      <w:lvlJc w:val="left"/>
+      <w:pPr>
+        <w:tabs>
+          <w:tab w:val="num" w:pos="2160"/>
+        </w:tabs>
+        <w:ind w:left="2160" w:hanging="360"/>
+      </w:pPr>
+    </w:lvl>
+    <w:lvl w:ilvl="3" w:tentative="1">
+      <w:start w:val="1"/>
+      <w:numFmt w:val="decimal"/>
+      <w:lvlText w:val="%4."/>
+      <w:lvlJc w:val="left"/>
+      <w:pPr>
+        <w:tabs>
+          <w:tab w:val="num" w:pos="2880"/>
+        </w:tabs>
+        <w:ind w:left="2880" w:hanging="360"/>
+      </w:pPr>
+    </w:lvl>
+    <w:lvl w:ilvl="4" w:tentative="1">
+      <w:start w:val="1"/>
+      <w:numFmt w:val="decimal"/>
+      <w:lvlText w:val="%5."/>
+      <w:lvlJc w:val="left"/>
+      <w:pPr>
+        <w:tabs>
+          <w:tab w:val="num" w:pos="3600"/>
+        </w:tabs>
+        <w:ind w:left="3600" w:hanging="360"/>
+      </w:pPr>
+    </w:lvl>
+    <w:lvl w:ilvl="5" w:tentative="1">
+      <w:start w:val="1"/>
+      <w:numFmt w:val="decimal"/>
+      <w:lvlText w:val="%6."/>
+      <w:lvlJc w:val="left"/>
+      <w:pPr>
+        <w:tabs>
+          <w:tab w:val="num" w:pos="4320"/>
+        </w:tabs>
+        <w:ind w:left="4320" w:hanging="360"/>
+      </w:pPr>
+    </w:lvl>
+    <w:lvl w:ilvl="6" w:tentative="1">
+      <w:start w:val="1"/>
+      <w:numFmt w:val="decimal"/>
+      <w:lvlText w:val="%7."/>
+      <w:lvlJc w:val="left"/>
+      <w:pPr>
+        <w:tabs>
+          <w:tab w:val="num" w:pos="5040"/>
+        </w:tabs>
+        <w:ind w:left="5040" w:hanging="360"/>
+      </w:pPr>
+    </w:lvl>
+    <w:lvl w:ilvl="7" w:tentative="1">
+      <w:start w:val="1"/>
+      <w:numFmt w:val="decimal"/>
+      <w:lvlText w:val="%8."/>
+      <w:lvlJc w:val="left"/>
+      <w:pPr>
+        <w:tabs>
+          <w:tab w:val="num" w:pos="5760"/>
+        </w:tabs>
+        <w:ind w:left="5760" w:hanging="360"/>
+      </w:pPr>
+    </w:lvl>
+    <w:lvl w:ilvl="8" w:tentative="1">
+      <w:start w:val="1"/>
+      <w:numFmt w:val="decimal"/>
+      <w:lvlText w:val="%9."/>
+      <w:lvlJc w:val="left"/>
+      <w:pPr>
+        <w:tabs>
+          <w:tab w:val="num" w:pos="6480"/>
+        </w:tabs>
+        <w:ind w:left="6480" w:hanging="360"/>
+      </w:pPr>
+    </w:lvl>
+  </w:abstractNum>
+  <w:abstractNum w:abstractNumId="11" w15:restartNumberingAfterBreak="0">
+    <w:nsid w:val="637A158D"/>
+    <w:multiLevelType w:val="multilevel"/>
+    <w:tmpl w:val="D69E037E"/>
+    <w:lvl w:ilvl="0">
+      <w:start w:val="1"/>
+      <w:numFmt w:val="bullet"/>
+      <w:lvlText w:val=""/>
+      <w:lvlJc w:val="left"/>
+      <w:pPr>
+        <w:tabs>
+          <w:tab w:val="num" w:pos="720"/>
+        </w:tabs>
+        <w:ind w:left="720" w:hanging="360"/>
+      </w:pPr>
+      <w:rPr>
+        <w:rFonts w:ascii="Symbol" w:hAnsi="Symbol" w:hint="default"/>
+        <w:sz w:val="20"/>
+      </w:rPr>
+    </w:lvl>
+    <w:lvl w:ilvl="1">
+      <w:start w:val="1"/>
+      <w:numFmt w:val="bullet"/>
+      <w:lvlText w:val="o"/>
+      <w:lvlJc w:val="left"/>
+      <w:pPr>
+        <w:tabs>
+          <w:tab w:val="num" w:pos="1440"/>
+        </w:tabs>
+        <w:ind w:left="1440" w:hanging="360"/>
+      </w:pPr>
+      <w:rPr>
+        <w:rFonts w:ascii="Courier New" w:hAnsi="Courier New" w:hint="default"/>
+        <w:sz w:val="20"/>
+      </w:rPr>
+    </w:lvl>
+    <w:lvl w:ilvl="2" w:tentative="1">
+      <w:start w:val="1"/>
+      <w:numFmt w:val="bullet"/>
+      <w:lvlText w:val=""/>
+      <w:lvlJc w:val="left"/>
+      <w:pPr>
+        <w:tabs>
+          <w:tab w:val="num" w:pos="2160"/>
+        </w:tabs>
+        <w:ind w:left="2160" w:hanging="360"/>
+      </w:pPr>
+      <w:rPr>
+        <w:rFonts w:ascii="Wingdings" w:hAnsi="Wingdings" w:hint="default"/>
+        <w:sz w:val="20"/>
+      </w:rPr>
+    </w:lvl>
+    <w:lvl w:ilvl="3" w:tentative="1">
+      <w:start w:val="1"/>
+      <w:numFmt w:val="bullet"/>
+      <w:lvlText w:val=""/>
+      <w:lvlJc w:val="left"/>
+      <w:pPr>
+        <w:tabs>
+          <w:tab w:val="num" w:pos="2880"/>
+        </w:tabs>
+        <w:ind w:left="2880" w:hanging="360"/>
+      </w:pPr>
+      <w:rPr>
+        <w:rFonts w:ascii="Wingdings" w:hAnsi="Wingdings" w:hint="default"/>
+        <w:sz w:val="20"/>
+      </w:rPr>
+    </w:lvl>
+    <w:lvl w:ilvl="4" w:tentative="1">
+      <w:start w:val="1"/>
+      <w:numFmt w:val="bullet"/>
+      <w:lvlText w:val=""/>
+      <w:lvlJc w:val="left"/>
+      <w:pPr>
+        <w:tabs>
+          <w:tab w:val="num" w:pos="3600"/>
+        </w:tabs>
+        <w:ind w:left="3600" w:hanging="360"/>
+      </w:pPr>
+      <w:rPr>
+        <w:rFonts w:ascii="Wingdings" w:hAnsi="Wingdings" w:hint="default"/>
+        <w:sz w:val="20"/>
+      </w:rPr>
+    </w:lvl>
+    <w:lvl w:ilvl="5" w:tentative="1">
+      <w:start w:val="1"/>
+      <w:numFmt w:val="bullet"/>
+      <w:lvlText w:val=""/>
+      <w:lvlJc w:val="left"/>
+      <w:pPr>
+        <w:tabs>
+          <w:tab w:val="num" w:pos="4320"/>
+        </w:tabs>
+        <w:ind w:left="4320" w:hanging="360"/>
+      </w:pPr>
+      <w:rPr>
+        <w:rFonts w:ascii="Wingdings" w:hAnsi="Wingdings" w:hint="default"/>
+        <w:sz w:val="20"/>
+      </w:rPr>
+    </w:lvl>
+    <w:lvl w:ilvl="6" w:tentative="1">
+      <w:start w:val="1"/>
+      <w:numFmt w:val="bullet"/>
+      <w:lvlText w:val=""/>
+      <w:lvlJc w:val="left"/>
+      <w:pPr>
+        <w:tabs>
+          <w:tab w:val="num" w:pos="5040"/>
+        </w:tabs>
+        <w:ind w:left="5040" w:hanging="360"/>
+      </w:pPr>
+      <w:rPr>
+        <w:rFonts w:ascii="Wingdings" w:hAnsi="Wingdings" w:hint="default"/>
+        <w:sz w:val="20"/>
+      </w:rPr>
+    </w:lvl>
+    <w:lvl w:ilvl="7" w:tentative="1">
+      <w:start w:val="1"/>
+      <w:numFmt w:val="bullet"/>
+      <w:lvlText w:val=""/>
+      <w:lvlJc w:val="left"/>
+      <w:pPr>
+        <w:tabs>
+          <w:tab w:val="num" w:pos="5760"/>
+        </w:tabs>
+        <w:ind w:left="5760" w:hanging="360"/>
+      </w:pPr>
+      <w:rPr>
+        <w:rFonts w:ascii="Wingdings" w:hAnsi="Wingdings" w:hint="default"/>
+        <w:sz w:val="20"/>
+      </w:rPr>
+    </w:lvl>
+    <w:lvl w:ilvl="8" w:tentative="1">
+      <w:start w:val="1"/>
+      <w:numFmt w:val="bullet"/>
+      <w:lvlText w:val=""/>
+      <w:lvlJc w:val="left"/>
+      <w:pPr>
+        <w:tabs>
+          <w:tab w:val="num" w:pos="6480"/>
+        </w:tabs>
+        <w:ind w:left="6480" w:hanging="360"/>
+      </w:pPr>
+      <w:rPr>
+        <w:rFonts w:ascii="Wingdings" w:hAnsi="Wingdings" w:hint="default"/>
+        <w:sz w:val="20"/>
+      </w:rPr>
+    </w:lvl>
+  </w:abstractNum>
+  <w:abstractNum w:abstractNumId="12" w15:restartNumberingAfterBreak="0">
+    <w:nsid w:val="67C65D96"/>
+    <w:multiLevelType w:val="multilevel"/>
+    <w:tmpl w:val="F9086C34"/>
     <w:lvl w:ilvl="0">
       <w:start w:val="1"/>
       <w:numFmt w:val="bullet"/>
@@ -18812,10 +20081,10 @@
       </w:rPr>
     </w:lvl>
   </w:abstractNum>
-  <w:abstractNum w:abstractNumId="4" w15:restartNumberingAfterBreak="0">
-    <w:nsid w:val="1F92558F"/>
+  <w:abstractNum w:abstractNumId="13" w15:restartNumberingAfterBreak="0">
+    <w:nsid w:val="7408223B"/>
     <w:multiLevelType w:val="multilevel"/>
-    <w:tmpl w:val="43A44164"/>
+    <w:tmpl w:val="C5D28C6A"/>
     <w:lvl w:ilvl="0">
       <w:start w:val="1"/>
       <w:numFmt w:val="bullet"/>
@@ -18961,1316 +20230,47 @@
       </w:rPr>
     </w:lvl>
   </w:abstractNum>
-  <w:abstractNum w:abstractNumId="5" w15:restartNumberingAfterBreak="0">
-    <w:nsid w:val="20C732B9"/>
-    <w:multiLevelType w:val="multilevel"/>
-    <w:tmpl w:val="674A0784"/>
-    <w:lvl w:ilvl="0">
-      <w:start w:val="1"/>
-      <w:numFmt w:val="decimal"/>
-      <w:lvlText w:val="%1."/>
-      <w:lvlJc w:val="left"/>
-      <w:pPr>
-        <w:tabs>
-          <w:tab w:val="num" w:pos="720"/>
-        </w:tabs>
-        <w:ind w:left="720" w:hanging="360"/>
-      </w:pPr>
-    </w:lvl>
-    <w:lvl w:ilvl="1" w:tentative="1">
-      <w:start w:val="1"/>
-      <w:numFmt w:val="decimal"/>
-      <w:lvlText w:val="%2."/>
-      <w:lvlJc w:val="left"/>
-      <w:pPr>
-        <w:tabs>
-          <w:tab w:val="num" w:pos="1440"/>
-        </w:tabs>
-        <w:ind w:left="1440" w:hanging="360"/>
-      </w:pPr>
-    </w:lvl>
-    <w:lvl w:ilvl="2" w:tentative="1">
-      <w:start w:val="1"/>
-      <w:numFmt w:val="decimal"/>
-      <w:lvlText w:val="%3."/>
-      <w:lvlJc w:val="left"/>
-      <w:pPr>
-        <w:tabs>
-          <w:tab w:val="num" w:pos="2160"/>
-        </w:tabs>
-        <w:ind w:left="2160" w:hanging="360"/>
-      </w:pPr>
-    </w:lvl>
-    <w:lvl w:ilvl="3" w:tentative="1">
-      <w:start w:val="1"/>
-      <w:numFmt w:val="decimal"/>
-      <w:lvlText w:val="%4."/>
-      <w:lvlJc w:val="left"/>
-      <w:pPr>
-        <w:tabs>
-          <w:tab w:val="num" w:pos="2880"/>
-        </w:tabs>
-        <w:ind w:left="2880" w:hanging="360"/>
-      </w:pPr>
-    </w:lvl>
-    <w:lvl w:ilvl="4" w:tentative="1">
-      <w:start w:val="1"/>
-      <w:numFmt w:val="decimal"/>
-      <w:lvlText w:val="%5."/>
-      <w:lvlJc w:val="left"/>
-      <w:pPr>
-        <w:tabs>
-          <w:tab w:val="num" w:pos="3600"/>
-        </w:tabs>
-        <w:ind w:left="3600" w:hanging="360"/>
-      </w:pPr>
-    </w:lvl>
-    <w:lvl w:ilvl="5" w:tentative="1">
-      <w:start w:val="1"/>
-      <w:numFmt w:val="decimal"/>
-      <w:lvlText w:val="%6."/>
-      <w:lvlJc w:val="left"/>
-      <w:pPr>
-        <w:tabs>
-          <w:tab w:val="num" w:pos="4320"/>
-        </w:tabs>
-        <w:ind w:left="4320" w:hanging="360"/>
-      </w:pPr>
-    </w:lvl>
-    <w:lvl w:ilvl="6" w:tentative="1">
-      <w:start w:val="1"/>
-      <w:numFmt w:val="decimal"/>
-      <w:lvlText w:val="%7."/>
-      <w:lvlJc w:val="left"/>
-      <w:pPr>
-        <w:tabs>
-          <w:tab w:val="num" w:pos="5040"/>
-        </w:tabs>
-        <w:ind w:left="5040" w:hanging="360"/>
-      </w:pPr>
-    </w:lvl>
-    <w:lvl w:ilvl="7" w:tentative="1">
-      <w:start w:val="1"/>
-      <w:numFmt w:val="decimal"/>
-      <w:lvlText w:val="%8."/>
-      <w:lvlJc w:val="left"/>
-      <w:pPr>
-        <w:tabs>
-          <w:tab w:val="num" w:pos="5760"/>
-        </w:tabs>
-        <w:ind w:left="5760" w:hanging="360"/>
-      </w:pPr>
-    </w:lvl>
-    <w:lvl w:ilvl="8" w:tentative="1">
-      <w:start w:val="1"/>
-      <w:numFmt w:val="decimal"/>
-      <w:lvlText w:val="%9."/>
-      <w:lvlJc w:val="left"/>
-      <w:pPr>
-        <w:tabs>
-          <w:tab w:val="num" w:pos="6480"/>
-        </w:tabs>
-        <w:ind w:left="6480" w:hanging="360"/>
-      </w:pPr>
-    </w:lvl>
-  </w:abstractNum>
-  <w:abstractNum w:abstractNumId="6" w15:restartNumberingAfterBreak="0">
-    <w:nsid w:val="224019BB"/>
-    <w:multiLevelType w:val="multilevel"/>
-    <w:tmpl w:val="A6C4486E"/>
-    <w:lvl w:ilvl="0">
-      <w:start w:val="1"/>
-      <w:numFmt w:val="bullet"/>
-      <w:lvlText w:val=""/>
-      <w:lvlJc w:val="left"/>
-      <w:pPr>
-        <w:tabs>
-          <w:tab w:val="num" w:pos="720"/>
-        </w:tabs>
-        <w:ind w:left="720" w:hanging="360"/>
-      </w:pPr>
-      <w:rPr>
-        <w:rFonts w:ascii="Symbol" w:hAnsi="Symbol" w:hint="default"/>
-        <w:sz w:val="20"/>
-      </w:rPr>
-    </w:lvl>
-    <w:lvl w:ilvl="1" w:tentative="1">
-      <w:start w:val="1"/>
-      <w:numFmt w:val="bullet"/>
-      <w:lvlText w:val="o"/>
-      <w:lvlJc w:val="left"/>
-      <w:pPr>
-        <w:tabs>
-          <w:tab w:val="num" w:pos="1440"/>
-        </w:tabs>
-        <w:ind w:left="1440" w:hanging="360"/>
-      </w:pPr>
-      <w:rPr>
-        <w:rFonts w:ascii="Courier New" w:hAnsi="Courier New" w:hint="default"/>
-        <w:sz w:val="20"/>
-      </w:rPr>
-    </w:lvl>
-    <w:lvl w:ilvl="2" w:tentative="1">
-      <w:start w:val="1"/>
-      <w:numFmt w:val="bullet"/>
-      <w:lvlText w:val=""/>
-      <w:lvlJc w:val="left"/>
-      <w:pPr>
-        <w:tabs>
-          <w:tab w:val="num" w:pos="2160"/>
-        </w:tabs>
-        <w:ind w:left="2160" w:hanging="360"/>
-      </w:pPr>
-      <w:rPr>
-        <w:rFonts w:ascii="Wingdings" w:hAnsi="Wingdings" w:hint="default"/>
-        <w:sz w:val="20"/>
-      </w:rPr>
-    </w:lvl>
-    <w:lvl w:ilvl="3" w:tentative="1">
-      <w:start w:val="1"/>
-      <w:numFmt w:val="bullet"/>
-      <w:lvlText w:val=""/>
-      <w:lvlJc w:val="left"/>
-      <w:pPr>
-        <w:tabs>
-          <w:tab w:val="num" w:pos="2880"/>
-        </w:tabs>
-        <w:ind w:left="2880" w:hanging="360"/>
-      </w:pPr>
-      <w:rPr>
-        <w:rFonts w:ascii="Wingdings" w:hAnsi="Wingdings" w:hint="default"/>
-        <w:sz w:val="20"/>
-      </w:rPr>
-    </w:lvl>
-    <w:lvl w:ilvl="4" w:tentative="1">
-      <w:start w:val="1"/>
-      <w:numFmt w:val="bullet"/>
-      <w:lvlText w:val=""/>
-      <w:lvlJc w:val="left"/>
-      <w:pPr>
-        <w:tabs>
-          <w:tab w:val="num" w:pos="3600"/>
-        </w:tabs>
-        <w:ind w:left="3600" w:hanging="360"/>
-      </w:pPr>
-      <w:rPr>
-        <w:rFonts w:ascii="Wingdings" w:hAnsi="Wingdings" w:hint="default"/>
-        <w:sz w:val="20"/>
-      </w:rPr>
-    </w:lvl>
-    <w:lvl w:ilvl="5" w:tentative="1">
-      <w:start w:val="1"/>
-      <w:numFmt w:val="bullet"/>
-      <w:lvlText w:val=""/>
-      <w:lvlJc w:val="left"/>
-      <w:pPr>
-        <w:tabs>
-          <w:tab w:val="num" w:pos="4320"/>
-        </w:tabs>
-        <w:ind w:left="4320" w:hanging="360"/>
-      </w:pPr>
-      <w:rPr>
-        <w:rFonts w:ascii="Wingdings" w:hAnsi="Wingdings" w:hint="default"/>
-        <w:sz w:val="20"/>
-      </w:rPr>
-    </w:lvl>
-    <w:lvl w:ilvl="6" w:tentative="1">
-      <w:start w:val="1"/>
-      <w:numFmt w:val="bullet"/>
-      <w:lvlText w:val=""/>
-      <w:lvlJc w:val="left"/>
-      <w:pPr>
-        <w:tabs>
-          <w:tab w:val="num" w:pos="5040"/>
-        </w:tabs>
-        <w:ind w:left="5040" w:hanging="360"/>
-      </w:pPr>
-      <w:rPr>
-        <w:rFonts w:ascii="Wingdings" w:hAnsi="Wingdings" w:hint="default"/>
-        <w:sz w:val="20"/>
-      </w:rPr>
-    </w:lvl>
-    <w:lvl w:ilvl="7" w:tentative="1">
-      <w:start w:val="1"/>
-      <w:numFmt w:val="bullet"/>
-      <w:lvlText w:val=""/>
-      <w:lvlJc w:val="left"/>
-      <w:pPr>
-        <w:tabs>
-          <w:tab w:val="num" w:pos="5760"/>
-        </w:tabs>
-        <w:ind w:left="5760" w:hanging="360"/>
-      </w:pPr>
-      <w:rPr>
-        <w:rFonts w:ascii="Wingdings" w:hAnsi="Wingdings" w:hint="default"/>
-        <w:sz w:val="20"/>
-      </w:rPr>
-    </w:lvl>
-    <w:lvl w:ilvl="8" w:tentative="1">
-      <w:start w:val="1"/>
-      <w:numFmt w:val="bullet"/>
-      <w:lvlText w:val=""/>
-      <w:lvlJc w:val="left"/>
-      <w:pPr>
-        <w:tabs>
-          <w:tab w:val="num" w:pos="6480"/>
-        </w:tabs>
-        <w:ind w:left="6480" w:hanging="360"/>
-      </w:pPr>
-      <w:rPr>
-        <w:rFonts w:ascii="Wingdings" w:hAnsi="Wingdings" w:hint="default"/>
-        <w:sz w:val="20"/>
-      </w:rPr>
-    </w:lvl>
-  </w:abstractNum>
-  <w:abstractNum w:abstractNumId="7" w15:restartNumberingAfterBreak="0">
-    <w:nsid w:val="304A4351"/>
-    <w:multiLevelType w:val="multilevel"/>
-    <w:tmpl w:val="607CFBE4"/>
-    <w:lvl w:ilvl="0">
-      <w:start w:val="1"/>
-      <w:numFmt w:val="bullet"/>
-      <w:lvlText w:val=""/>
-      <w:lvlJc w:val="left"/>
-      <w:pPr>
-        <w:tabs>
-          <w:tab w:val="num" w:pos="720"/>
-        </w:tabs>
-        <w:ind w:left="720" w:hanging="360"/>
-      </w:pPr>
-      <w:rPr>
-        <w:rFonts w:ascii="Symbol" w:hAnsi="Symbol" w:hint="default"/>
-        <w:sz w:val="20"/>
-      </w:rPr>
-    </w:lvl>
-    <w:lvl w:ilvl="1" w:tentative="1">
-      <w:start w:val="1"/>
-      <w:numFmt w:val="bullet"/>
-      <w:lvlText w:val="o"/>
-      <w:lvlJc w:val="left"/>
-      <w:pPr>
-        <w:tabs>
-          <w:tab w:val="num" w:pos="1440"/>
-        </w:tabs>
-        <w:ind w:left="1440" w:hanging="360"/>
-      </w:pPr>
-      <w:rPr>
-        <w:rFonts w:ascii="Courier New" w:hAnsi="Courier New" w:hint="default"/>
-        <w:sz w:val="20"/>
-      </w:rPr>
-    </w:lvl>
-    <w:lvl w:ilvl="2" w:tentative="1">
-      <w:start w:val="1"/>
-      <w:numFmt w:val="bullet"/>
-      <w:lvlText w:val=""/>
-      <w:lvlJc w:val="left"/>
-      <w:pPr>
-        <w:tabs>
-          <w:tab w:val="num" w:pos="2160"/>
-        </w:tabs>
-        <w:ind w:left="2160" w:hanging="360"/>
-      </w:pPr>
-      <w:rPr>
-        <w:rFonts w:ascii="Wingdings" w:hAnsi="Wingdings" w:hint="default"/>
-        <w:sz w:val="20"/>
-      </w:rPr>
-    </w:lvl>
-    <w:lvl w:ilvl="3" w:tentative="1">
-      <w:start w:val="1"/>
-      <w:numFmt w:val="bullet"/>
-      <w:lvlText w:val=""/>
-      <w:lvlJc w:val="left"/>
-      <w:pPr>
-        <w:tabs>
-          <w:tab w:val="num" w:pos="2880"/>
-        </w:tabs>
-        <w:ind w:left="2880" w:hanging="360"/>
-      </w:pPr>
-      <w:rPr>
-        <w:rFonts w:ascii="Wingdings" w:hAnsi="Wingdings" w:hint="default"/>
-        <w:sz w:val="20"/>
-      </w:rPr>
-    </w:lvl>
-    <w:lvl w:ilvl="4" w:tentative="1">
-      <w:start w:val="1"/>
-      <w:numFmt w:val="bullet"/>
-      <w:lvlText w:val=""/>
-      <w:lvlJc w:val="left"/>
-      <w:pPr>
-        <w:tabs>
-          <w:tab w:val="num" w:pos="3600"/>
-        </w:tabs>
-        <w:ind w:left="3600" w:hanging="360"/>
-      </w:pPr>
-      <w:rPr>
-        <w:rFonts w:ascii="Wingdings" w:hAnsi="Wingdings" w:hint="default"/>
-        <w:sz w:val="20"/>
-      </w:rPr>
-    </w:lvl>
-    <w:lvl w:ilvl="5" w:tentative="1">
-      <w:start w:val="1"/>
-      <w:numFmt w:val="bullet"/>
-      <w:lvlText w:val=""/>
-      <w:lvlJc w:val="left"/>
-      <w:pPr>
-        <w:tabs>
-          <w:tab w:val="num" w:pos="4320"/>
-        </w:tabs>
-        <w:ind w:left="4320" w:hanging="360"/>
-      </w:pPr>
-      <w:rPr>
-        <w:rFonts w:ascii="Wingdings" w:hAnsi="Wingdings" w:hint="default"/>
-        <w:sz w:val="20"/>
-      </w:rPr>
-    </w:lvl>
-    <w:lvl w:ilvl="6" w:tentative="1">
-      <w:start w:val="1"/>
-      <w:numFmt w:val="bullet"/>
-      <w:lvlText w:val=""/>
-      <w:lvlJc w:val="left"/>
-      <w:pPr>
-        <w:tabs>
-          <w:tab w:val="num" w:pos="5040"/>
-        </w:tabs>
-        <w:ind w:left="5040" w:hanging="360"/>
-      </w:pPr>
-      <w:rPr>
-        <w:rFonts w:ascii="Wingdings" w:hAnsi="Wingdings" w:hint="default"/>
-        <w:sz w:val="20"/>
-      </w:rPr>
-    </w:lvl>
-    <w:lvl w:ilvl="7" w:tentative="1">
-      <w:start w:val="1"/>
-      <w:numFmt w:val="bullet"/>
-      <w:lvlText w:val=""/>
-      <w:lvlJc w:val="left"/>
-      <w:pPr>
-        <w:tabs>
-          <w:tab w:val="num" w:pos="5760"/>
-        </w:tabs>
-        <w:ind w:left="5760" w:hanging="360"/>
-      </w:pPr>
-      <w:rPr>
-        <w:rFonts w:ascii="Wingdings" w:hAnsi="Wingdings" w:hint="default"/>
-        <w:sz w:val="20"/>
-      </w:rPr>
-    </w:lvl>
-    <w:lvl w:ilvl="8" w:tentative="1">
-      <w:start w:val="1"/>
-      <w:numFmt w:val="bullet"/>
-      <w:lvlText w:val=""/>
-      <w:lvlJc w:val="left"/>
-      <w:pPr>
-        <w:tabs>
-          <w:tab w:val="num" w:pos="6480"/>
-        </w:tabs>
-        <w:ind w:left="6480" w:hanging="360"/>
-      </w:pPr>
-      <w:rPr>
-        <w:rFonts w:ascii="Wingdings" w:hAnsi="Wingdings" w:hint="default"/>
-        <w:sz w:val="20"/>
-      </w:rPr>
-    </w:lvl>
-  </w:abstractNum>
-  <w:abstractNum w:abstractNumId="8" w15:restartNumberingAfterBreak="0">
-    <w:nsid w:val="3D163ADE"/>
-    <w:multiLevelType w:val="multilevel"/>
-    <w:tmpl w:val="4ADA0C18"/>
-    <w:lvl w:ilvl="0">
-      <w:start w:val="1"/>
-      <w:numFmt w:val="bullet"/>
-      <w:lvlText w:val=""/>
-      <w:lvlJc w:val="left"/>
-      <w:pPr>
-        <w:tabs>
-          <w:tab w:val="num" w:pos="720"/>
-        </w:tabs>
-        <w:ind w:left="720" w:hanging="360"/>
-      </w:pPr>
-      <w:rPr>
-        <w:rFonts w:ascii="Symbol" w:hAnsi="Symbol" w:hint="default"/>
-        <w:sz w:val="20"/>
-      </w:rPr>
-    </w:lvl>
-    <w:lvl w:ilvl="1" w:tentative="1">
-      <w:start w:val="1"/>
-      <w:numFmt w:val="bullet"/>
-      <w:lvlText w:val="o"/>
-      <w:lvlJc w:val="left"/>
-      <w:pPr>
-        <w:tabs>
-          <w:tab w:val="num" w:pos="1440"/>
-        </w:tabs>
-        <w:ind w:left="1440" w:hanging="360"/>
-      </w:pPr>
-      <w:rPr>
-        <w:rFonts w:ascii="Courier New" w:hAnsi="Courier New" w:hint="default"/>
-        <w:sz w:val="20"/>
-      </w:rPr>
-    </w:lvl>
-    <w:lvl w:ilvl="2" w:tentative="1">
-      <w:start w:val="1"/>
-      <w:numFmt w:val="bullet"/>
-      <w:lvlText w:val=""/>
-      <w:lvlJc w:val="left"/>
-      <w:pPr>
-        <w:tabs>
-          <w:tab w:val="num" w:pos="2160"/>
-        </w:tabs>
-        <w:ind w:left="2160" w:hanging="360"/>
-      </w:pPr>
-      <w:rPr>
-        <w:rFonts w:ascii="Wingdings" w:hAnsi="Wingdings" w:hint="default"/>
-        <w:sz w:val="20"/>
-      </w:rPr>
-    </w:lvl>
-    <w:lvl w:ilvl="3" w:tentative="1">
-      <w:start w:val="1"/>
-      <w:numFmt w:val="bullet"/>
-      <w:lvlText w:val=""/>
-      <w:lvlJc w:val="left"/>
-      <w:pPr>
-        <w:tabs>
-          <w:tab w:val="num" w:pos="2880"/>
-        </w:tabs>
-        <w:ind w:left="2880" w:hanging="360"/>
-      </w:pPr>
-      <w:rPr>
-        <w:rFonts w:ascii="Wingdings" w:hAnsi="Wingdings" w:hint="default"/>
-        <w:sz w:val="20"/>
-      </w:rPr>
-    </w:lvl>
-    <w:lvl w:ilvl="4" w:tentative="1">
-      <w:start w:val="1"/>
-      <w:numFmt w:val="bullet"/>
-      <w:lvlText w:val=""/>
-      <w:lvlJc w:val="left"/>
-      <w:pPr>
-        <w:tabs>
-          <w:tab w:val="num" w:pos="3600"/>
-        </w:tabs>
-        <w:ind w:left="3600" w:hanging="360"/>
-      </w:pPr>
-      <w:rPr>
-        <w:rFonts w:ascii="Wingdings" w:hAnsi="Wingdings" w:hint="default"/>
-        <w:sz w:val="20"/>
-      </w:rPr>
-    </w:lvl>
-    <w:lvl w:ilvl="5" w:tentative="1">
-      <w:start w:val="1"/>
-      <w:numFmt w:val="bullet"/>
-      <w:lvlText w:val=""/>
-      <w:lvlJc w:val="left"/>
-      <w:pPr>
-        <w:tabs>
-          <w:tab w:val="num" w:pos="4320"/>
-        </w:tabs>
-        <w:ind w:left="4320" w:hanging="360"/>
-      </w:pPr>
-      <w:rPr>
-        <w:rFonts w:ascii="Wingdings" w:hAnsi="Wingdings" w:hint="default"/>
-        <w:sz w:val="20"/>
-      </w:rPr>
-    </w:lvl>
-    <w:lvl w:ilvl="6" w:tentative="1">
-      <w:start w:val="1"/>
-      <w:numFmt w:val="bullet"/>
-      <w:lvlText w:val=""/>
-      <w:lvlJc w:val="left"/>
-      <w:pPr>
-        <w:tabs>
-          <w:tab w:val="num" w:pos="5040"/>
-        </w:tabs>
-        <w:ind w:left="5040" w:hanging="360"/>
-      </w:pPr>
-      <w:rPr>
-        <w:rFonts w:ascii="Wingdings" w:hAnsi="Wingdings" w:hint="default"/>
-        <w:sz w:val="20"/>
-      </w:rPr>
-    </w:lvl>
-    <w:lvl w:ilvl="7" w:tentative="1">
-      <w:start w:val="1"/>
-      <w:numFmt w:val="bullet"/>
-      <w:lvlText w:val=""/>
-      <w:lvlJc w:val="left"/>
-      <w:pPr>
-        <w:tabs>
-          <w:tab w:val="num" w:pos="5760"/>
-        </w:tabs>
-        <w:ind w:left="5760" w:hanging="360"/>
-      </w:pPr>
-      <w:rPr>
-        <w:rFonts w:ascii="Wingdings" w:hAnsi="Wingdings" w:hint="default"/>
-        <w:sz w:val="20"/>
-      </w:rPr>
-    </w:lvl>
-    <w:lvl w:ilvl="8" w:tentative="1">
-      <w:start w:val="1"/>
-      <w:numFmt w:val="bullet"/>
-      <w:lvlText w:val=""/>
-      <w:lvlJc w:val="left"/>
-      <w:pPr>
-        <w:tabs>
-          <w:tab w:val="num" w:pos="6480"/>
-        </w:tabs>
-        <w:ind w:left="6480" w:hanging="360"/>
-      </w:pPr>
-      <w:rPr>
-        <w:rFonts w:ascii="Wingdings" w:hAnsi="Wingdings" w:hint="default"/>
-        <w:sz w:val="20"/>
-      </w:rPr>
-    </w:lvl>
-  </w:abstractNum>
-  <w:abstractNum w:abstractNumId="9" w15:restartNumberingAfterBreak="0">
-    <w:nsid w:val="44B35327"/>
-    <w:multiLevelType w:val="multilevel"/>
-    <w:tmpl w:val="7F0C4FA8"/>
-    <w:lvl w:ilvl="0">
-      <w:start w:val="1"/>
-      <w:numFmt w:val="bullet"/>
-      <w:lvlText w:val=""/>
-      <w:lvlJc w:val="left"/>
-      <w:pPr>
-        <w:tabs>
-          <w:tab w:val="num" w:pos="720"/>
-        </w:tabs>
-        <w:ind w:left="720" w:hanging="360"/>
-      </w:pPr>
-      <w:rPr>
-        <w:rFonts w:ascii="Symbol" w:hAnsi="Symbol" w:hint="default"/>
-        <w:sz w:val="20"/>
-      </w:rPr>
-    </w:lvl>
-    <w:lvl w:ilvl="1" w:tentative="1">
-      <w:start w:val="1"/>
-      <w:numFmt w:val="bullet"/>
-      <w:lvlText w:val="o"/>
-      <w:lvlJc w:val="left"/>
-      <w:pPr>
-        <w:tabs>
-          <w:tab w:val="num" w:pos="1440"/>
-        </w:tabs>
-        <w:ind w:left="1440" w:hanging="360"/>
-      </w:pPr>
-      <w:rPr>
-        <w:rFonts w:ascii="Courier New" w:hAnsi="Courier New" w:hint="default"/>
-        <w:sz w:val="20"/>
-      </w:rPr>
-    </w:lvl>
-    <w:lvl w:ilvl="2" w:tentative="1">
-      <w:start w:val="1"/>
-      <w:numFmt w:val="bullet"/>
-      <w:lvlText w:val=""/>
-      <w:lvlJc w:val="left"/>
-      <w:pPr>
-        <w:tabs>
-          <w:tab w:val="num" w:pos="2160"/>
-        </w:tabs>
-        <w:ind w:left="2160" w:hanging="360"/>
-      </w:pPr>
-      <w:rPr>
-        <w:rFonts w:ascii="Wingdings" w:hAnsi="Wingdings" w:hint="default"/>
-        <w:sz w:val="20"/>
-      </w:rPr>
-    </w:lvl>
-    <w:lvl w:ilvl="3" w:tentative="1">
-      <w:start w:val="1"/>
-      <w:numFmt w:val="bullet"/>
-      <w:lvlText w:val=""/>
-      <w:lvlJc w:val="left"/>
-      <w:pPr>
-        <w:tabs>
-          <w:tab w:val="num" w:pos="2880"/>
-        </w:tabs>
-        <w:ind w:left="2880" w:hanging="360"/>
-      </w:pPr>
-      <w:rPr>
-        <w:rFonts w:ascii="Wingdings" w:hAnsi="Wingdings" w:hint="default"/>
-        <w:sz w:val="20"/>
-      </w:rPr>
-    </w:lvl>
-    <w:lvl w:ilvl="4" w:tentative="1">
-      <w:start w:val="1"/>
-      <w:numFmt w:val="bullet"/>
-      <w:lvlText w:val=""/>
-      <w:lvlJc w:val="left"/>
-      <w:pPr>
-        <w:tabs>
-          <w:tab w:val="num" w:pos="3600"/>
-        </w:tabs>
-        <w:ind w:left="3600" w:hanging="360"/>
-      </w:pPr>
-      <w:rPr>
-        <w:rFonts w:ascii="Wingdings" w:hAnsi="Wingdings" w:hint="default"/>
-        <w:sz w:val="20"/>
-      </w:rPr>
-    </w:lvl>
-    <w:lvl w:ilvl="5" w:tentative="1">
-      <w:start w:val="1"/>
-      <w:numFmt w:val="bullet"/>
-      <w:lvlText w:val=""/>
-      <w:lvlJc w:val="left"/>
-      <w:pPr>
-        <w:tabs>
-          <w:tab w:val="num" w:pos="4320"/>
-        </w:tabs>
-        <w:ind w:left="4320" w:hanging="360"/>
-      </w:pPr>
-      <w:rPr>
-        <w:rFonts w:ascii="Wingdings" w:hAnsi="Wingdings" w:hint="default"/>
-        <w:sz w:val="20"/>
-      </w:rPr>
-    </w:lvl>
-    <w:lvl w:ilvl="6" w:tentative="1">
-      <w:start w:val="1"/>
-      <w:numFmt w:val="bullet"/>
-      <w:lvlText w:val=""/>
-      <w:lvlJc w:val="left"/>
-      <w:pPr>
-        <w:tabs>
-          <w:tab w:val="num" w:pos="5040"/>
-        </w:tabs>
-        <w:ind w:left="5040" w:hanging="360"/>
-      </w:pPr>
-      <w:rPr>
-        <w:rFonts w:ascii="Wingdings" w:hAnsi="Wingdings" w:hint="default"/>
-        <w:sz w:val="20"/>
-      </w:rPr>
-    </w:lvl>
-    <w:lvl w:ilvl="7" w:tentative="1">
-      <w:start w:val="1"/>
-      <w:numFmt w:val="bullet"/>
-      <w:lvlText w:val=""/>
-      <w:lvlJc w:val="left"/>
-      <w:pPr>
-        <w:tabs>
-          <w:tab w:val="num" w:pos="5760"/>
-        </w:tabs>
-        <w:ind w:left="5760" w:hanging="360"/>
-      </w:pPr>
-      <w:rPr>
-        <w:rFonts w:ascii="Wingdings" w:hAnsi="Wingdings" w:hint="default"/>
-        <w:sz w:val="20"/>
-      </w:rPr>
-    </w:lvl>
-    <w:lvl w:ilvl="8" w:tentative="1">
-      <w:start w:val="1"/>
-      <w:numFmt w:val="bullet"/>
-      <w:lvlText w:val=""/>
-      <w:lvlJc w:val="left"/>
-      <w:pPr>
-        <w:tabs>
-          <w:tab w:val="num" w:pos="6480"/>
-        </w:tabs>
-        <w:ind w:left="6480" w:hanging="360"/>
-      </w:pPr>
-      <w:rPr>
-        <w:rFonts w:ascii="Wingdings" w:hAnsi="Wingdings" w:hint="default"/>
-        <w:sz w:val="20"/>
-      </w:rPr>
-    </w:lvl>
-  </w:abstractNum>
-  <w:abstractNum w:abstractNumId="10" w15:restartNumberingAfterBreak="0">
-    <w:nsid w:val="45B333A3"/>
-    <w:multiLevelType w:val="multilevel"/>
-    <w:tmpl w:val="69D22BC8"/>
-    <w:lvl w:ilvl="0">
-      <w:start w:val="1"/>
-      <w:numFmt w:val="bullet"/>
-      <w:lvlText w:val=""/>
-      <w:lvlJc w:val="left"/>
-      <w:pPr>
-        <w:tabs>
-          <w:tab w:val="num" w:pos="720"/>
-        </w:tabs>
-        <w:ind w:left="720" w:hanging="360"/>
-      </w:pPr>
-      <w:rPr>
-        <w:rFonts w:ascii="Symbol" w:hAnsi="Symbol" w:hint="default"/>
-        <w:sz w:val="20"/>
-      </w:rPr>
-    </w:lvl>
-    <w:lvl w:ilvl="1">
-      <w:start w:val="1"/>
-      <w:numFmt w:val="bullet"/>
-      <w:lvlText w:val="o"/>
-      <w:lvlJc w:val="left"/>
-      <w:pPr>
-        <w:tabs>
-          <w:tab w:val="num" w:pos="1440"/>
-        </w:tabs>
-        <w:ind w:left="1440" w:hanging="360"/>
-      </w:pPr>
-      <w:rPr>
-        <w:rFonts w:ascii="Courier New" w:hAnsi="Courier New" w:hint="default"/>
-        <w:sz w:val="20"/>
-      </w:rPr>
-    </w:lvl>
-    <w:lvl w:ilvl="2" w:tentative="1">
-      <w:start w:val="1"/>
-      <w:numFmt w:val="bullet"/>
-      <w:lvlText w:val=""/>
-      <w:lvlJc w:val="left"/>
-      <w:pPr>
-        <w:tabs>
-          <w:tab w:val="num" w:pos="2160"/>
-        </w:tabs>
-        <w:ind w:left="2160" w:hanging="360"/>
-      </w:pPr>
-      <w:rPr>
-        <w:rFonts w:ascii="Wingdings" w:hAnsi="Wingdings" w:hint="default"/>
-        <w:sz w:val="20"/>
-      </w:rPr>
-    </w:lvl>
-    <w:lvl w:ilvl="3" w:tentative="1">
-      <w:start w:val="1"/>
-      <w:numFmt w:val="bullet"/>
-      <w:lvlText w:val=""/>
-      <w:lvlJc w:val="left"/>
-      <w:pPr>
-        <w:tabs>
-          <w:tab w:val="num" w:pos="2880"/>
-        </w:tabs>
-        <w:ind w:left="2880" w:hanging="360"/>
-      </w:pPr>
-      <w:rPr>
-        <w:rFonts w:ascii="Wingdings" w:hAnsi="Wingdings" w:hint="default"/>
-        <w:sz w:val="20"/>
-      </w:rPr>
-    </w:lvl>
-    <w:lvl w:ilvl="4" w:tentative="1">
-      <w:start w:val="1"/>
-      <w:numFmt w:val="bullet"/>
-      <w:lvlText w:val=""/>
-      <w:lvlJc w:val="left"/>
-      <w:pPr>
-        <w:tabs>
-          <w:tab w:val="num" w:pos="3600"/>
-        </w:tabs>
-        <w:ind w:left="3600" w:hanging="360"/>
-      </w:pPr>
-      <w:rPr>
-        <w:rFonts w:ascii="Wingdings" w:hAnsi="Wingdings" w:hint="default"/>
-        <w:sz w:val="20"/>
-      </w:rPr>
-    </w:lvl>
-    <w:lvl w:ilvl="5" w:tentative="1">
-      <w:start w:val="1"/>
-      <w:numFmt w:val="bullet"/>
-      <w:lvlText w:val=""/>
-      <w:lvlJc w:val="left"/>
-      <w:pPr>
-        <w:tabs>
-          <w:tab w:val="num" w:pos="4320"/>
-        </w:tabs>
-        <w:ind w:left="4320" w:hanging="360"/>
-      </w:pPr>
-      <w:rPr>
-        <w:rFonts w:ascii="Wingdings" w:hAnsi="Wingdings" w:hint="default"/>
-        <w:sz w:val="20"/>
-      </w:rPr>
-    </w:lvl>
-    <w:lvl w:ilvl="6" w:tentative="1">
-      <w:start w:val="1"/>
-      <w:numFmt w:val="bullet"/>
-      <w:lvlText w:val=""/>
-      <w:lvlJc w:val="left"/>
-      <w:pPr>
-        <w:tabs>
-          <w:tab w:val="num" w:pos="5040"/>
-        </w:tabs>
-        <w:ind w:left="5040" w:hanging="360"/>
-      </w:pPr>
-      <w:rPr>
-        <w:rFonts w:ascii="Wingdings" w:hAnsi="Wingdings" w:hint="default"/>
-        <w:sz w:val="20"/>
-      </w:rPr>
-    </w:lvl>
-    <w:lvl w:ilvl="7" w:tentative="1">
-      <w:start w:val="1"/>
-      <w:numFmt w:val="bullet"/>
-      <w:lvlText w:val=""/>
-      <w:lvlJc w:val="left"/>
-      <w:pPr>
-        <w:tabs>
-          <w:tab w:val="num" w:pos="5760"/>
-        </w:tabs>
-        <w:ind w:left="5760" w:hanging="360"/>
-      </w:pPr>
-      <w:rPr>
-        <w:rFonts w:ascii="Wingdings" w:hAnsi="Wingdings" w:hint="default"/>
-        <w:sz w:val="20"/>
-      </w:rPr>
-    </w:lvl>
-    <w:lvl w:ilvl="8" w:tentative="1">
-      <w:start w:val="1"/>
-      <w:numFmt w:val="bullet"/>
-      <w:lvlText w:val=""/>
-      <w:lvlJc w:val="left"/>
-      <w:pPr>
-        <w:tabs>
-          <w:tab w:val="num" w:pos="6480"/>
-        </w:tabs>
-        <w:ind w:left="6480" w:hanging="360"/>
-      </w:pPr>
-      <w:rPr>
-        <w:rFonts w:ascii="Wingdings" w:hAnsi="Wingdings" w:hint="default"/>
-        <w:sz w:val="20"/>
-      </w:rPr>
-    </w:lvl>
-  </w:abstractNum>
-  <w:abstractNum w:abstractNumId="11" w15:restartNumberingAfterBreak="0">
-    <w:nsid w:val="6F501EA5"/>
-    <w:multiLevelType w:val="multilevel"/>
-    <w:tmpl w:val="A5A08EA0"/>
-    <w:lvl w:ilvl="0">
-      <w:start w:val="1"/>
-      <w:numFmt w:val="decimal"/>
-      <w:lvlText w:val="%1."/>
-      <w:lvlJc w:val="left"/>
-      <w:pPr>
-        <w:tabs>
-          <w:tab w:val="num" w:pos="720"/>
-        </w:tabs>
-        <w:ind w:left="720" w:hanging="360"/>
-      </w:pPr>
-    </w:lvl>
-    <w:lvl w:ilvl="1" w:tentative="1">
-      <w:start w:val="1"/>
-      <w:numFmt w:val="decimal"/>
-      <w:lvlText w:val="%2."/>
-      <w:lvlJc w:val="left"/>
-      <w:pPr>
-        <w:tabs>
-          <w:tab w:val="num" w:pos="1440"/>
-        </w:tabs>
-        <w:ind w:left="1440" w:hanging="360"/>
-      </w:pPr>
-    </w:lvl>
-    <w:lvl w:ilvl="2" w:tentative="1">
-      <w:start w:val="1"/>
-      <w:numFmt w:val="decimal"/>
-      <w:lvlText w:val="%3."/>
-      <w:lvlJc w:val="left"/>
-      <w:pPr>
-        <w:tabs>
-          <w:tab w:val="num" w:pos="2160"/>
-        </w:tabs>
-        <w:ind w:left="2160" w:hanging="360"/>
-      </w:pPr>
-    </w:lvl>
-    <w:lvl w:ilvl="3" w:tentative="1">
-      <w:start w:val="1"/>
-      <w:numFmt w:val="decimal"/>
-      <w:lvlText w:val="%4."/>
-      <w:lvlJc w:val="left"/>
-      <w:pPr>
-        <w:tabs>
-          <w:tab w:val="num" w:pos="2880"/>
-        </w:tabs>
-        <w:ind w:left="2880" w:hanging="360"/>
-      </w:pPr>
-    </w:lvl>
-    <w:lvl w:ilvl="4" w:tentative="1">
-      <w:start w:val="1"/>
-      <w:numFmt w:val="decimal"/>
-      <w:lvlText w:val="%5."/>
-      <w:lvlJc w:val="left"/>
-      <w:pPr>
-        <w:tabs>
-          <w:tab w:val="num" w:pos="3600"/>
-        </w:tabs>
-        <w:ind w:left="3600" w:hanging="360"/>
-      </w:pPr>
-    </w:lvl>
-    <w:lvl w:ilvl="5" w:tentative="1">
-      <w:start w:val="1"/>
-      <w:numFmt w:val="decimal"/>
-      <w:lvlText w:val="%6."/>
-      <w:lvlJc w:val="left"/>
-      <w:pPr>
-        <w:tabs>
-          <w:tab w:val="num" w:pos="4320"/>
-        </w:tabs>
-        <w:ind w:left="4320" w:hanging="360"/>
-      </w:pPr>
-    </w:lvl>
-    <w:lvl w:ilvl="6" w:tentative="1">
-      <w:start w:val="1"/>
-      <w:numFmt w:val="decimal"/>
-      <w:lvlText w:val="%7."/>
-      <w:lvlJc w:val="left"/>
-      <w:pPr>
-        <w:tabs>
-          <w:tab w:val="num" w:pos="5040"/>
-        </w:tabs>
-        <w:ind w:left="5040" w:hanging="360"/>
-      </w:pPr>
-    </w:lvl>
-    <w:lvl w:ilvl="7" w:tentative="1">
-      <w:start w:val="1"/>
-      <w:numFmt w:val="decimal"/>
-      <w:lvlText w:val="%8."/>
-      <w:lvlJc w:val="left"/>
-      <w:pPr>
-        <w:tabs>
-          <w:tab w:val="num" w:pos="5760"/>
-        </w:tabs>
-        <w:ind w:left="5760" w:hanging="360"/>
-      </w:pPr>
-    </w:lvl>
-    <w:lvl w:ilvl="8" w:tentative="1">
-      <w:start w:val="1"/>
-      <w:numFmt w:val="decimal"/>
-      <w:lvlText w:val="%9."/>
-      <w:lvlJc w:val="left"/>
-      <w:pPr>
-        <w:tabs>
-          <w:tab w:val="num" w:pos="6480"/>
-        </w:tabs>
-        <w:ind w:left="6480" w:hanging="360"/>
-      </w:pPr>
-    </w:lvl>
-  </w:abstractNum>
-  <w:abstractNum w:abstractNumId="12" w15:restartNumberingAfterBreak="0">
-    <w:nsid w:val="788F66A9"/>
-    <w:multiLevelType w:val="multilevel"/>
-    <w:tmpl w:val="7ACA1B78"/>
-    <w:lvl w:ilvl="0">
-      <w:start w:val="1"/>
-      <w:numFmt w:val="bullet"/>
-      <w:lvlText w:val=""/>
-      <w:lvlJc w:val="left"/>
-      <w:pPr>
-        <w:tabs>
-          <w:tab w:val="num" w:pos="720"/>
-        </w:tabs>
-        <w:ind w:left="720" w:hanging="360"/>
-      </w:pPr>
-      <w:rPr>
-        <w:rFonts w:ascii="Symbol" w:hAnsi="Symbol" w:hint="default"/>
-        <w:sz w:val="20"/>
-      </w:rPr>
-    </w:lvl>
-    <w:lvl w:ilvl="1" w:tentative="1">
-      <w:start w:val="1"/>
-      <w:numFmt w:val="bullet"/>
-      <w:lvlText w:val="o"/>
-      <w:lvlJc w:val="left"/>
-      <w:pPr>
-        <w:tabs>
-          <w:tab w:val="num" w:pos="1440"/>
-        </w:tabs>
-        <w:ind w:left="1440" w:hanging="360"/>
-      </w:pPr>
-      <w:rPr>
-        <w:rFonts w:ascii="Courier New" w:hAnsi="Courier New" w:hint="default"/>
-        <w:sz w:val="20"/>
-      </w:rPr>
-    </w:lvl>
-    <w:lvl w:ilvl="2" w:tentative="1">
-      <w:start w:val="1"/>
-      <w:numFmt w:val="bullet"/>
-      <w:lvlText w:val=""/>
-      <w:lvlJc w:val="left"/>
-      <w:pPr>
-        <w:tabs>
-          <w:tab w:val="num" w:pos="2160"/>
-        </w:tabs>
-        <w:ind w:left="2160" w:hanging="360"/>
-      </w:pPr>
-      <w:rPr>
-        <w:rFonts w:ascii="Wingdings" w:hAnsi="Wingdings" w:hint="default"/>
-        <w:sz w:val="20"/>
-      </w:rPr>
-    </w:lvl>
-    <w:lvl w:ilvl="3" w:tentative="1">
-      <w:start w:val="1"/>
-      <w:numFmt w:val="bullet"/>
-      <w:lvlText w:val=""/>
-      <w:lvlJc w:val="left"/>
-      <w:pPr>
-        <w:tabs>
-          <w:tab w:val="num" w:pos="2880"/>
-        </w:tabs>
-        <w:ind w:left="2880" w:hanging="360"/>
-      </w:pPr>
-      <w:rPr>
-        <w:rFonts w:ascii="Wingdings" w:hAnsi="Wingdings" w:hint="default"/>
-        <w:sz w:val="20"/>
-      </w:rPr>
-    </w:lvl>
-    <w:lvl w:ilvl="4" w:tentative="1">
-      <w:start w:val="1"/>
-      <w:numFmt w:val="bullet"/>
-      <w:lvlText w:val=""/>
-      <w:lvlJc w:val="left"/>
-      <w:pPr>
-        <w:tabs>
-          <w:tab w:val="num" w:pos="3600"/>
-        </w:tabs>
-        <w:ind w:left="3600" w:hanging="360"/>
-      </w:pPr>
-      <w:rPr>
-        <w:rFonts w:ascii="Wingdings" w:hAnsi="Wingdings" w:hint="default"/>
-        <w:sz w:val="20"/>
-      </w:rPr>
-    </w:lvl>
-    <w:lvl w:ilvl="5" w:tentative="1">
-      <w:start w:val="1"/>
-      <w:numFmt w:val="bullet"/>
-      <w:lvlText w:val=""/>
-      <w:lvlJc w:val="left"/>
-      <w:pPr>
-        <w:tabs>
-          <w:tab w:val="num" w:pos="4320"/>
-        </w:tabs>
-        <w:ind w:left="4320" w:hanging="360"/>
-      </w:pPr>
-      <w:rPr>
-        <w:rFonts w:ascii="Wingdings" w:hAnsi="Wingdings" w:hint="default"/>
-        <w:sz w:val="20"/>
-      </w:rPr>
-    </w:lvl>
-    <w:lvl w:ilvl="6" w:tentative="1">
-      <w:start w:val="1"/>
-      <w:numFmt w:val="bullet"/>
-      <w:lvlText w:val=""/>
-      <w:lvlJc w:val="left"/>
-      <w:pPr>
-        <w:tabs>
-          <w:tab w:val="num" w:pos="5040"/>
-        </w:tabs>
-        <w:ind w:left="5040" w:hanging="360"/>
-      </w:pPr>
-      <w:rPr>
-        <w:rFonts w:ascii="Wingdings" w:hAnsi="Wingdings" w:hint="default"/>
-        <w:sz w:val="20"/>
-      </w:rPr>
-    </w:lvl>
-    <w:lvl w:ilvl="7" w:tentative="1">
-      <w:start w:val="1"/>
-      <w:numFmt w:val="bullet"/>
-      <w:lvlText w:val=""/>
-      <w:lvlJc w:val="left"/>
-      <w:pPr>
-        <w:tabs>
-          <w:tab w:val="num" w:pos="5760"/>
-        </w:tabs>
-        <w:ind w:left="5760" w:hanging="360"/>
-      </w:pPr>
-      <w:rPr>
-        <w:rFonts w:ascii="Wingdings" w:hAnsi="Wingdings" w:hint="default"/>
-        <w:sz w:val="20"/>
-      </w:rPr>
-    </w:lvl>
-    <w:lvl w:ilvl="8" w:tentative="1">
-      <w:start w:val="1"/>
-      <w:numFmt w:val="bullet"/>
-      <w:lvlText w:val=""/>
-      <w:lvlJc w:val="left"/>
-      <w:pPr>
-        <w:tabs>
-          <w:tab w:val="num" w:pos="6480"/>
-        </w:tabs>
-        <w:ind w:left="6480" w:hanging="360"/>
-      </w:pPr>
-      <w:rPr>
-        <w:rFonts w:ascii="Wingdings" w:hAnsi="Wingdings" w:hint="default"/>
-        <w:sz w:val="20"/>
-      </w:rPr>
-    </w:lvl>
-  </w:abstractNum>
-  <w:abstractNum w:abstractNumId="13" w15:restartNumberingAfterBreak="0">
-    <w:nsid w:val="7B9712B7"/>
-    <w:multiLevelType w:val="multilevel"/>
-    <w:tmpl w:val="37FAD9C2"/>
-    <w:lvl w:ilvl="0">
-      <w:start w:val="1"/>
-      <w:numFmt w:val="bullet"/>
-      <w:lvlText w:val=""/>
-      <w:lvlJc w:val="left"/>
-      <w:pPr>
-        <w:tabs>
-          <w:tab w:val="num" w:pos="720"/>
-        </w:tabs>
-        <w:ind w:left="720" w:hanging="360"/>
-      </w:pPr>
-      <w:rPr>
-        <w:rFonts w:ascii="Symbol" w:hAnsi="Symbol" w:hint="default"/>
-        <w:sz w:val="20"/>
-      </w:rPr>
-    </w:lvl>
-    <w:lvl w:ilvl="1" w:tentative="1">
-      <w:start w:val="1"/>
-      <w:numFmt w:val="bullet"/>
-      <w:lvlText w:val="o"/>
-      <w:lvlJc w:val="left"/>
-      <w:pPr>
-        <w:tabs>
-          <w:tab w:val="num" w:pos="1440"/>
-        </w:tabs>
-        <w:ind w:left="1440" w:hanging="360"/>
-      </w:pPr>
-      <w:rPr>
-        <w:rFonts w:ascii="Courier New" w:hAnsi="Courier New" w:hint="default"/>
-        <w:sz w:val="20"/>
-      </w:rPr>
-    </w:lvl>
-    <w:lvl w:ilvl="2" w:tentative="1">
-      <w:start w:val="1"/>
-      <w:numFmt w:val="bullet"/>
-      <w:lvlText w:val=""/>
-      <w:lvlJc w:val="left"/>
-      <w:pPr>
-        <w:tabs>
-          <w:tab w:val="num" w:pos="2160"/>
-        </w:tabs>
-        <w:ind w:left="2160" w:hanging="360"/>
-      </w:pPr>
-      <w:rPr>
-        <w:rFonts w:ascii="Wingdings" w:hAnsi="Wingdings" w:hint="default"/>
-        <w:sz w:val="20"/>
-      </w:rPr>
-    </w:lvl>
-    <w:lvl w:ilvl="3" w:tentative="1">
-      <w:start w:val="1"/>
-      <w:numFmt w:val="bullet"/>
-      <w:lvlText w:val=""/>
-      <w:lvlJc w:val="left"/>
-      <w:pPr>
-        <w:tabs>
-          <w:tab w:val="num" w:pos="2880"/>
-        </w:tabs>
-        <w:ind w:left="2880" w:hanging="360"/>
-      </w:pPr>
-      <w:rPr>
-        <w:rFonts w:ascii="Wingdings" w:hAnsi="Wingdings" w:hint="default"/>
-        <w:sz w:val="20"/>
-      </w:rPr>
-    </w:lvl>
-    <w:lvl w:ilvl="4" w:tentative="1">
-      <w:start w:val="1"/>
-      <w:numFmt w:val="bullet"/>
-      <w:lvlText w:val=""/>
-      <w:lvlJc w:val="left"/>
-      <w:pPr>
-        <w:tabs>
-          <w:tab w:val="num" w:pos="3600"/>
-        </w:tabs>
-        <w:ind w:left="3600" w:hanging="360"/>
-      </w:pPr>
-      <w:rPr>
-        <w:rFonts w:ascii="Wingdings" w:hAnsi="Wingdings" w:hint="default"/>
-        <w:sz w:val="20"/>
-      </w:rPr>
-    </w:lvl>
-    <w:lvl w:ilvl="5" w:tentative="1">
-      <w:start w:val="1"/>
-      <w:numFmt w:val="bullet"/>
-      <w:lvlText w:val=""/>
-      <w:lvlJc w:val="left"/>
-      <w:pPr>
-        <w:tabs>
-          <w:tab w:val="num" w:pos="4320"/>
-        </w:tabs>
-        <w:ind w:left="4320" w:hanging="360"/>
-      </w:pPr>
-      <w:rPr>
-        <w:rFonts w:ascii="Wingdings" w:hAnsi="Wingdings" w:hint="default"/>
-        <w:sz w:val="20"/>
-      </w:rPr>
-    </w:lvl>
-    <w:lvl w:ilvl="6" w:tentative="1">
-      <w:start w:val="1"/>
-      <w:numFmt w:val="bullet"/>
-      <w:lvlText w:val=""/>
-      <w:lvlJc w:val="left"/>
-      <w:pPr>
-        <w:tabs>
-          <w:tab w:val="num" w:pos="5040"/>
-        </w:tabs>
-        <w:ind w:left="5040" w:hanging="360"/>
-      </w:pPr>
-      <w:rPr>
-        <w:rFonts w:ascii="Wingdings" w:hAnsi="Wingdings" w:hint="default"/>
-        <w:sz w:val="20"/>
-      </w:rPr>
-    </w:lvl>
-    <w:lvl w:ilvl="7" w:tentative="1">
-      <w:start w:val="1"/>
-      <w:numFmt w:val="bullet"/>
-      <w:lvlText w:val=""/>
-      <w:lvlJc w:val="left"/>
-      <w:pPr>
-        <w:tabs>
-          <w:tab w:val="num" w:pos="5760"/>
-        </w:tabs>
-        <w:ind w:left="5760" w:hanging="360"/>
-      </w:pPr>
-      <w:rPr>
-        <w:rFonts w:ascii="Wingdings" w:hAnsi="Wingdings" w:hint="default"/>
-        <w:sz w:val="20"/>
-      </w:rPr>
-    </w:lvl>
-    <w:lvl w:ilvl="8" w:tentative="1">
-      <w:start w:val="1"/>
-      <w:numFmt w:val="bullet"/>
-      <w:lvlText w:val=""/>
-      <w:lvlJc w:val="left"/>
-      <w:pPr>
-        <w:tabs>
-          <w:tab w:val="num" w:pos="6480"/>
-        </w:tabs>
-        <w:ind w:left="6480" w:hanging="360"/>
-      </w:pPr>
-      <w:rPr>
-        <w:rFonts w:ascii="Wingdings" w:hAnsi="Wingdings" w:hint="default"/>
-        <w:sz w:val="20"/>
-      </w:rPr>
-    </w:lvl>
-  </w:abstractNum>
-  <w:num w:numId="1" w16cid:durableId="1565219455">
+  <w:num w:numId="1" w16cid:durableId="35396854">
+    <w:abstractNumId w:val="7"/>
+  </w:num>
+  <w:num w:numId="2" w16cid:durableId="279190179">
+    <w:abstractNumId w:val="9"/>
+  </w:num>
+  <w:num w:numId="3" w16cid:durableId="494422066">
+    <w:abstractNumId w:val="11"/>
+  </w:num>
+  <w:num w:numId="4" w16cid:durableId="184443544">
+    <w:abstractNumId w:val="10"/>
+  </w:num>
+  <w:num w:numId="5" w16cid:durableId="1486895093">
+    <w:abstractNumId w:val="4"/>
+  </w:num>
+  <w:num w:numId="6" w16cid:durableId="349180562">
+    <w:abstractNumId w:val="13"/>
+  </w:num>
+  <w:num w:numId="7" w16cid:durableId="92015343">
+    <w:abstractNumId w:val="2"/>
+  </w:num>
+  <w:num w:numId="8" w16cid:durableId="466239682">
+    <w:abstractNumId w:val="6"/>
+  </w:num>
+  <w:num w:numId="9" w16cid:durableId="1281188187">
+    <w:abstractNumId w:val="3"/>
+  </w:num>
+  <w:num w:numId="10" w16cid:durableId="1345939012">
+    <w:abstractNumId w:val="8"/>
+  </w:num>
+  <w:num w:numId="11" w16cid:durableId="1572498896">
     <w:abstractNumId w:val="5"/>
   </w:num>
-  <w:num w:numId="2" w16cid:durableId="1202278583">
+  <w:num w:numId="12" w16cid:durableId="163592445">
+    <w:abstractNumId w:val="1"/>
+  </w:num>
+  <w:num w:numId="13" w16cid:durableId="197472660">
     <w:abstractNumId w:val="0"/>
   </w:num>
-  <w:num w:numId="3" w16cid:durableId="978387756">
-    <w:abstractNumId w:val="1"/>
-  </w:num>
-  <w:num w:numId="4" w16cid:durableId="18896849">
-    <w:abstractNumId w:val="11"/>
-  </w:num>
-  <w:num w:numId="5" w16cid:durableId="822700396">
-    <w:abstractNumId w:val="8"/>
-  </w:num>
-  <w:num w:numId="6" w16cid:durableId="283585599">
-    <w:abstractNumId w:val="7"/>
-  </w:num>
-  <w:num w:numId="7" w16cid:durableId="1919514235">
-    <w:abstractNumId w:val="4"/>
-  </w:num>
-  <w:num w:numId="8" w16cid:durableId="1471249602">
-    <w:abstractNumId w:val="2"/>
-  </w:num>
-  <w:num w:numId="9" w16cid:durableId="156728022">
+  <w:num w:numId="14" w16cid:durableId="1059938296">
     <w:abstractNumId w:val="12"/>
-  </w:num>
-  <w:num w:numId="10" w16cid:durableId="1940020674">
-    <w:abstractNumId w:val="10"/>
-  </w:num>
-  <w:num w:numId="11" w16cid:durableId="1099182019">
-    <w:abstractNumId w:val="3"/>
-  </w:num>
-  <w:num w:numId="12" w16cid:durableId="893085843">
-    <w:abstractNumId w:val="13"/>
-  </w:num>
-  <w:num w:numId="13" w16cid:durableId="403920842">
-    <w:abstractNumId w:val="6"/>
-  </w:num>
-  <w:num w:numId="14" w16cid:durableId="931086401">
-    <w:abstractNumId w:val="9"/>
   </w:num>
 </w:numbering>
 </file>
